--- a/01 Documentación/01.01 Proyecto/Proyecto Final - DS1.docx
+++ b/01 Documentación/01.01 Proyecto/Proyecto Final - DS1.docx
@@ -888,7 +888,21 @@
         <w:rPr>
           <w:rFonts w:eastAsia="Times New Roman"/>
         </w:rPr>
-        <w:t>La constructora “Unión Allied”, se enfrenta a problemas para gestionar sus restos de materiales no utilizados (ladrillos, varillas, moldes, etc.), que terminan abandonado y al no existir un canal seguro para ofrecer estos residuos en muchas ocasiones son dejados en terminales no autorizados o vendidos de forma informal.</w:t>
+        <w:t xml:space="preserve">La constructora “Unión </w:t>
+      </w:r>
+      <w:proofErr w:type="spellStart"/>
+      <w:r>
+        <w:rPr>
+          <w:rFonts w:eastAsia="Times New Roman"/>
+        </w:rPr>
+        <w:t>Allied</w:t>
+      </w:r>
+      <w:proofErr w:type="spellEnd"/>
+      <w:r>
+        <w:rPr>
+          <w:rFonts w:eastAsia="Times New Roman"/>
+        </w:rPr>
+        <w:t>”, se enfrenta a problemas para gestionar sus restos de materiales no utilizados (ladrillos, varillas, moldes, etc.), que terminan abandonado y al no existir un canal seguro para ofrecer estos residuos en muchas ocasiones son dejados en terminales no autorizados o vendidos de forma informal.</w:t>
       </w:r>
     </w:p>
     <w:p>
@@ -932,7 +946,21 @@
         <w:rPr>
           <w:rFonts w:eastAsia="Times New Roman"/>
         </w:rPr>
-        <w:t>El proyecto se centrará en el diseño de una plataforma web, que permita a “Union Allied”, gestionar de forma eficiente sus residuos generados no utilizados. El software permitirá un registro empresarial y como persona natural, para garantizar la confianza de las transacciones y acuerdos dentro de la plataforma. El sistema permitirá la comunicación efectiva entre interesados, establecer precios estimados de los residuos promocionados, así como catálogo de materiales y medios de pago.</w:t>
+        <w:t xml:space="preserve">El proyecto se centrará en el diseño de una plataforma web, que permita a “Union </w:t>
+      </w:r>
+      <w:proofErr w:type="spellStart"/>
+      <w:r>
+        <w:rPr>
+          <w:rFonts w:eastAsia="Times New Roman"/>
+        </w:rPr>
+        <w:t>Allied</w:t>
+      </w:r>
+      <w:proofErr w:type="spellEnd"/>
+      <w:r>
+        <w:rPr>
+          <w:rFonts w:eastAsia="Times New Roman"/>
+        </w:rPr>
+        <w:t>”, gestionar de forma eficiente sus residuos generados no utilizados. El software permitirá un registro empresarial y como persona natural, para garantizar la confianza de las transacciones y acuerdos dentro de la plataforma. El sistema permitirá la comunicación efectiva entre interesados, establecer precios estimados de los residuos promocionados, así como catálogo de materiales y medios de pago.</w:t>
       </w:r>
     </w:p>
     <w:p>
@@ -947,7 +975,21 @@
         <w:rPr>
           <w:rFonts w:eastAsia="Times New Roman"/>
         </w:rPr>
-        <w:t>La plataforma denominada “EcoWaste”, permitirá reutilizar, comerciar y reducir materiales no utilizados de las obras de contratación. Asimismo, permitirá a la empresa generar beneficio económico resultado de la venta a bajo costo de residuos.</w:t>
+        <w:t>La plataforma denominada “</w:t>
+      </w:r>
+      <w:proofErr w:type="spellStart"/>
+      <w:r>
+        <w:rPr>
+          <w:rFonts w:eastAsia="Times New Roman"/>
+        </w:rPr>
+        <w:t>EcoWaste</w:t>
+      </w:r>
+      <w:proofErr w:type="spellEnd"/>
+      <w:r>
+        <w:rPr>
+          <w:rFonts w:eastAsia="Times New Roman"/>
+        </w:rPr>
+        <w:t>”, permitirá reutilizar, comerciar y reducir materiales no utilizados de las obras de contratación. Asimismo, permitirá a la empresa generar beneficio económico resultado de la venta a bajo costo de residuos.</w:t>
       </w:r>
     </w:p>
     <w:p>
@@ -1488,8 +1530,18 @@
                 <w:sz w:val="24"/>
                 <w:szCs w:val="24"/>
               </w:rPr>
-              <w:t>Diseño UI/UX, frontend, backend, base de datos, pasarela de pago, testing</w:t>
-            </w:r>
+              <w:t xml:space="preserve">Diseño UI/UX, frontend, backend, base de datos, pasarela de pago, </w:t>
+            </w:r>
+            <w:proofErr w:type="spellStart"/>
+            <w:r>
+              <w:rPr>
+                <w:rFonts w:ascii="Times New Roman" w:eastAsia="Times New Roman" w:hAnsi="Times New Roman" w:cs="Times New Roman"/>
+                <w:sz w:val="24"/>
+                <w:szCs w:val="24"/>
+              </w:rPr>
+              <w:t>testing</w:t>
+            </w:r>
+            <w:proofErr w:type="spellEnd"/>
           </w:p>
         </w:tc>
       </w:tr>
@@ -1621,7 +1673,25 @@
                 <w:sz w:val="24"/>
                 <w:szCs w:val="24"/>
               </w:rPr>
-              <w:t>Servidor cloud, dominio, certificado SSL, CDN</w:t>
+              <w:t xml:space="preserve">Servidor </w:t>
+            </w:r>
+            <w:proofErr w:type="spellStart"/>
+            <w:r>
+              <w:rPr>
+                <w:rFonts w:ascii="Times New Roman" w:eastAsia="Times New Roman" w:hAnsi="Times New Roman" w:cs="Times New Roman"/>
+                <w:sz w:val="24"/>
+                <w:szCs w:val="24"/>
+              </w:rPr>
+              <w:t>cloud</w:t>
+            </w:r>
+            <w:proofErr w:type="spellEnd"/>
+            <w:r>
+              <w:rPr>
+                <w:rFonts w:ascii="Times New Roman" w:eastAsia="Times New Roman" w:hAnsi="Times New Roman" w:cs="Times New Roman"/>
+                <w:sz w:val="24"/>
+                <w:szCs w:val="24"/>
+              </w:rPr>
+              <w:t>, dominio, certificado SSL, CDN</w:t>
             </w:r>
           </w:p>
         </w:tc>
@@ -3852,7 +3922,15 @@
         <w:spacing w:line="276" w:lineRule="auto"/>
       </w:pPr>
       <w:r>
-        <w:t xml:space="preserve">Definición de alcance (Scope Statement) </w:t>
+        <w:t xml:space="preserve">Definición de alcance (Scope </w:t>
+      </w:r>
+      <w:proofErr w:type="spellStart"/>
+      <w:r>
+        <w:t>Statement</w:t>
+      </w:r>
+      <w:proofErr w:type="spellEnd"/>
+      <w:r>
+        <w:t xml:space="preserve">) </w:t>
       </w:r>
     </w:p>
     <w:p>
@@ -3865,8 +3943,13 @@
         <w:spacing w:line="276" w:lineRule="auto"/>
       </w:pPr>
       <w:r>
-        <w:t>Identificación de stakeholders</w:t>
-      </w:r>
+        <w:t xml:space="preserve">Identificación de </w:t>
+      </w:r>
+      <w:proofErr w:type="spellStart"/>
+      <w:r>
+        <w:t>stakeholders</w:t>
+      </w:r>
+      <w:proofErr w:type="spellEnd"/>
     </w:p>
     <w:p>
       <w:pPr>
@@ -3885,6 +3968,7 @@
           <w:szCs w:val="24"/>
         </w:rPr>
       </w:pPr>
+      <w:proofErr w:type="spellStart"/>
       <w:r>
         <w:rPr>
           <w:rFonts w:ascii="Times New Roman" w:hAnsi="Times New Roman" w:cs="Times New Roman"/>
@@ -3896,6 +3980,7 @@
         </w:rPr>
         <w:t>Analisis</w:t>
       </w:r>
+      <w:proofErr w:type="spellEnd"/>
     </w:p>
     <w:p>
       <w:pPr>
@@ -4030,7 +4115,23 @@
         <w:ind w:left="2160"/>
       </w:pPr>
       <w:r>
-        <w:t xml:space="preserve">Historias de usuario (User Stories) </w:t>
+        <w:t>Historias de usuario (</w:t>
+      </w:r>
+      <w:proofErr w:type="spellStart"/>
+      <w:r>
+        <w:t>User</w:t>
+      </w:r>
+      <w:proofErr w:type="spellEnd"/>
+      <w:r>
+        <w:t xml:space="preserve"> </w:t>
+      </w:r>
+      <w:proofErr w:type="spellStart"/>
+      <w:r>
+        <w:t>Stories</w:t>
+      </w:r>
+      <w:proofErr w:type="spellEnd"/>
+      <w:r>
+        <w:t xml:space="preserve">) </w:t>
       </w:r>
     </w:p>
     <w:p>
@@ -4177,7 +4278,23 @@
         <w:ind w:left="2160"/>
       </w:pPr>
       <w:r>
-        <w:t xml:space="preserve">Prototipos UI/UX (wireframes y mockups en Figma) </w:t>
+        <w:t>Prototipos UI/UX (</w:t>
+      </w:r>
+      <w:proofErr w:type="spellStart"/>
+      <w:r>
+        <w:t>wireframes</w:t>
+      </w:r>
+      <w:proofErr w:type="spellEnd"/>
+      <w:r>
+        <w:t xml:space="preserve"> y mockups en </w:t>
+      </w:r>
+      <w:proofErr w:type="spellStart"/>
+      <w:r>
+        <w:t>Figma</w:t>
+      </w:r>
+      <w:proofErr w:type="spellEnd"/>
+      <w:r>
+        <w:t xml:space="preserve">) </w:t>
       </w:r>
     </w:p>
     <w:p>
@@ -5101,20 +5218,30 @@
         </w:rPr>
         <w:t>\</w:t>
       </w:r>
+      <w:proofErr w:type="spellStart"/>
       <w:r>
         <w:rPr>
           <w:rFonts w:ascii="Times New Roman" w:eastAsia="Times New Roman" w:hAnsi="Times New Roman" w:cs="Times New Roman"/>
           <w:sz w:val="24"/>
           <w:szCs w:val="24"/>
         </w:rPr>
-        <w:t xml:space="preserve">PY_Cronograma </w:t>
-      </w:r>
+        <w:t>PY_Cronograma</w:t>
+      </w:r>
+      <w:proofErr w:type="spellEnd"/>
       <w:r>
         <w:rPr>
           <w:rFonts w:ascii="Times New Roman" w:eastAsia="Times New Roman" w:hAnsi="Times New Roman" w:cs="Times New Roman"/>
           <w:sz w:val="24"/>
           <w:szCs w:val="24"/>
         </w:rPr>
+        <w:t xml:space="preserve"> </w:t>
+      </w:r>
+      <w:r>
+        <w:rPr>
+          <w:rFonts w:ascii="Times New Roman" w:eastAsia="Times New Roman" w:hAnsi="Times New Roman" w:cs="Times New Roman"/>
+          <w:sz w:val="24"/>
+          <w:szCs w:val="24"/>
+        </w:rPr>
         <w:t>–</w:t>
       </w:r>
       <w:r>
@@ -5123,16 +5250,26 @@
           <w:sz w:val="24"/>
           <w:szCs w:val="24"/>
         </w:rPr>
-        <w:t xml:space="preserve"> EcoWaste</w:t>
-      </w:r>
+        <w:t xml:space="preserve"> </w:t>
+      </w:r>
+      <w:proofErr w:type="spellStart"/>
       <w:r>
         <w:rPr>
           <w:rFonts w:ascii="Times New Roman" w:eastAsia="Times New Roman" w:hAnsi="Times New Roman" w:cs="Times New Roman"/>
           <w:sz w:val="24"/>
           <w:szCs w:val="24"/>
         </w:rPr>
+        <w:t>EcoWaste</w:t>
+      </w:r>
+      <w:r>
+        <w:rPr>
+          <w:rFonts w:ascii="Times New Roman" w:eastAsia="Times New Roman" w:hAnsi="Times New Roman" w:cs="Times New Roman"/>
+          <w:sz w:val="24"/>
+          <w:szCs w:val="24"/>
+        </w:rPr>
         <w:t>.mpp</w:t>
       </w:r>
+      <w:proofErr w:type="spellEnd"/>
     </w:p>
     <w:p>
       <w:pPr>
@@ -5264,8 +5401,18 @@
                 <w:szCs w:val="24"/>
                 <w:lang w:val="es-ES"/>
               </w:rPr>
-              <w:t>Eco-waste</w:t>
-            </w:r>
+              <w:t>Eco-</w:t>
+            </w:r>
+            <w:proofErr w:type="spellStart"/>
+            <w:r>
+              <w:rPr>
+                <w:rFonts w:eastAsia="Times New Roman" w:cs="Times New Roman"/>
+                <w:szCs w:val="24"/>
+                <w:lang w:val="es-ES"/>
+              </w:rPr>
+              <w:t>waste</w:t>
+            </w:r>
+            <w:proofErr w:type="spellEnd"/>
           </w:p>
         </w:tc>
         <w:tc>
@@ -5821,7 +5968,29 @@
                 <w:color w:val="1F1F1F"/>
                 <w:szCs w:val="24"/>
               </w:rPr>
-              <w:t>Suscripción IA (Copilot/GPT-4)</w:t>
+              <w:t>Suscripción IA (</w:t>
+            </w:r>
+            <w:proofErr w:type="spellStart"/>
+            <w:r>
+              <w:rPr>
+                <w:rFonts w:eastAsia="Times New Roman" w:cs="Times New Roman"/>
+                <w:b/>
+                <w:bCs/>
+                <w:color w:val="1F1F1F"/>
+                <w:szCs w:val="24"/>
+              </w:rPr>
+              <w:t>Copilot</w:t>
+            </w:r>
+            <w:proofErr w:type="spellEnd"/>
+            <w:r>
+              <w:rPr>
+                <w:rFonts w:eastAsia="Times New Roman" w:cs="Times New Roman"/>
+                <w:b/>
+                <w:bCs/>
+                <w:color w:val="1F1F1F"/>
+                <w:szCs w:val="24"/>
+              </w:rPr>
+              <w:t>/GPT-4)</w:t>
             </w:r>
           </w:p>
         </w:tc>
@@ -6195,7 +6364,29 @@
                 <w:color w:val="1F1F1F"/>
                 <w:szCs w:val="24"/>
               </w:rPr>
-              <w:t>Licencia Figma Starter</w:t>
+              <w:t xml:space="preserve">Licencia </w:t>
+            </w:r>
+            <w:proofErr w:type="spellStart"/>
+            <w:r>
+              <w:rPr>
+                <w:rFonts w:eastAsia="Times New Roman" w:cs="Times New Roman"/>
+                <w:b/>
+                <w:bCs/>
+                <w:color w:val="1F1F1F"/>
+                <w:szCs w:val="24"/>
+              </w:rPr>
+              <w:t>Figma</w:t>
+            </w:r>
+            <w:proofErr w:type="spellEnd"/>
+            <w:r>
+              <w:rPr>
+                <w:rFonts w:eastAsia="Times New Roman" w:cs="Times New Roman"/>
+                <w:b/>
+                <w:bCs/>
+                <w:color w:val="1F1F1F"/>
+                <w:szCs w:val="24"/>
+              </w:rPr>
+              <w:t xml:space="preserve"> Starter</w:t>
             </w:r>
           </w:p>
         </w:tc>
@@ -6393,7 +6584,29 @@
                 <w:color w:val="1F1F1F"/>
                 <w:szCs w:val="24"/>
               </w:rPr>
-              <w:t>Desarrollador Fullstack (Senior)</w:t>
+              <w:t xml:space="preserve">Desarrollador </w:t>
+            </w:r>
+            <w:proofErr w:type="spellStart"/>
+            <w:r>
+              <w:rPr>
+                <w:rFonts w:eastAsia="Times New Roman" w:cs="Times New Roman"/>
+                <w:b/>
+                <w:bCs/>
+                <w:color w:val="1F1F1F"/>
+                <w:szCs w:val="24"/>
+              </w:rPr>
+              <w:t>Fullstack</w:t>
+            </w:r>
+            <w:proofErr w:type="spellEnd"/>
+            <w:r>
+              <w:rPr>
+                <w:rFonts w:eastAsia="Times New Roman" w:cs="Times New Roman"/>
+                <w:b/>
+                <w:bCs/>
+                <w:color w:val="1F1F1F"/>
+                <w:szCs w:val="24"/>
+              </w:rPr>
+              <w:t xml:space="preserve"> (Senior)</w:t>
             </w:r>
           </w:p>
         </w:tc>
@@ -6870,63 +7083,10 @@
                 <w:color w:val="1F1F1F"/>
                 <w:szCs w:val="24"/>
               </w:rPr>
-              <w:t>P4. Testing</w:t>
-            </w:r>
-          </w:p>
-        </w:tc>
-        <w:tc>
-          <w:tcPr>
-            <w:tcW w:w="1344" w:type="dxa"/>
-          </w:tcPr>
-          <w:p>
-            <w:pPr>
-              <w:spacing w:line="276" w:lineRule="auto"/>
-              <w:rPr>
-                <w:rFonts w:eastAsia="Times New Roman" w:cs="Times New Roman"/>
-                <w:color w:val="1F1F1F"/>
-                <w:szCs w:val="24"/>
-              </w:rPr>
-            </w:pPr>
-            <w:r>
-              <w:rPr>
-                <w:rFonts w:eastAsia="Times New Roman" w:cs="Times New Roman"/>
-                <w:color w:val="1F1F1F"/>
-                <w:szCs w:val="24"/>
-              </w:rPr>
-              <w:t>Pruebas de Calidad y Despliegue</w:t>
-            </w:r>
-          </w:p>
-        </w:tc>
-        <w:tc>
-          <w:tcPr>
-            <w:tcW w:w="1134" w:type="dxa"/>
-          </w:tcPr>
-          <w:p>
-            <w:pPr>
-              <w:spacing w:line="276" w:lineRule="auto"/>
-              <w:rPr>
-                <w:rFonts w:eastAsia="Times New Roman" w:cs="Times New Roman"/>
-                <w:color w:val="1F1F1F"/>
-                <w:szCs w:val="24"/>
-              </w:rPr>
-            </w:pPr>
-            <w:r>
-              <w:rPr>
-                <w:rFonts w:eastAsia="Times New Roman" w:cs="Times New Roman"/>
-                <w:color w:val="1F1F1F"/>
-                <w:szCs w:val="24"/>
-              </w:rPr>
-              <w:t>Materiales</w:t>
-            </w:r>
-          </w:p>
-        </w:tc>
-        <w:tc>
-          <w:tcPr>
-            <w:tcW w:w="1943" w:type="dxa"/>
-          </w:tcPr>
-          <w:p>
-            <w:pPr>
-              <w:spacing w:line="276" w:lineRule="auto"/>
+              <w:t xml:space="preserve">P4. </w:t>
+            </w:r>
+            <w:proofErr w:type="spellStart"/>
+            <w:r>
               <w:rPr>
                 <w:rFonts w:eastAsia="Times New Roman" w:cs="Times New Roman"/>
                 <w:b/>
@@ -6934,8 +7094,64 @@
                 <w:color w:val="1F1F1F"/>
                 <w:szCs w:val="24"/>
               </w:rPr>
-            </w:pPr>
-            <w:r>
+              <w:t>Testing</w:t>
+            </w:r>
+            <w:proofErr w:type="spellEnd"/>
+          </w:p>
+        </w:tc>
+        <w:tc>
+          <w:tcPr>
+            <w:tcW w:w="1344" w:type="dxa"/>
+          </w:tcPr>
+          <w:p>
+            <w:pPr>
+              <w:spacing w:line="276" w:lineRule="auto"/>
+              <w:rPr>
+                <w:rFonts w:eastAsia="Times New Roman" w:cs="Times New Roman"/>
+                <w:color w:val="1F1F1F"/>
+                <w:szCs w:val="24"/>
+              </w:rPr>
+            </w:pPr>
+            <w:r>
+              <w:rPr>
+                <w:rFonts w:eastAsia="Times New Roman" w:cs="Times New Roman"/>
+                <w:color w:val="1F1F1F"/>
+                <w:szCs w:val="24"/>
+              </w:rPr>
+              <w:t>Pruebas de Calidad y Despliegue</w:t>
+            </w:r>
+          </w:p>
+        </w:tc>
+        <w:tc>
+          <w:tcPr>
+            <w:tcW w:w="1134" w:type="dxa"/>
+          </w:tcPr>
+          <w:p>
+            <w:pPr>
+              <w:spacing w:line="276" w:lineRule="auto"/>
+              <w:rPr>
+                <w:rFonts w:eastAsia="Times New Roman" w:cs="Times New Roman"/>
+                <w:color w:val="1F1F1F"/>
+                <w:szCs w:val="24"/>
+              </w:rPr>
+            </w:pPr>
+            <w:r>
+              <w:rPr>
+                <w:rFonts w:eastAsia="Times New Roman" w:cs="Times New Roman"/>
+                <w:color w:val="1F1F1F"/>
+                <w:szCs w:val="24"/>
+              </w:rPr>
+              <w:t>Materiales</w:t>
+            </w:r>
+          </w:p>
+        </w:tc>
+        <w:tc>
+          <w:tcPr>
+            <w:tcW w:w="1943" w:type="dxa"/>
+          </w:tcPr>
+          <w:p>
+            <w:pPr>
+              <w:spacing w:line="276" w:lineRule="auto"/>
               <w:rPr>
                 <w:rFonts w:eastAsia="Times New Roman" w:cs="Times New Roman"/>
                 <w:b/>
@@ -6943,7 +7159,60 @@
                 <w:color w:val="1F1F1F"/>
                 <w:szCs w:val="24"/>
               </w:rPr>
-              <w:t>Servidor de Pruebas (One-time setup)</w:t>
+            </w:pPr>
+            <w:r>
+              <w:rPr>
+                <w:rFonts w:eastAsia="Times New Roman" w:cs="Times New Roman"/>
+                <w:b/>
+                <w:bCs/>
+                <w:color w:val="1F1F1F"/>
+                <w:szCs w:val="24"/>
+              </w:rPr>
+              <w:t>Servidor de Pruebas (</w:t>
+            </w:r>
+            <w:proofErr w:type="spellStart"/>
+            <w:r>
+              <w:rPr>
+                <w:rFonts w:eastAsia="Times New Roman" w:cs="Times New Roman"/>
+                <w:b/>
+                <w:bCs/>
+                <w:color w:val="1F1F1F"/>
+                <w:szCs w:val="24"/>
+              </w:rPr>
+              <w:t>One</w:t>
+            </w:r>
+            <w:proofErr w:type="spellEnd"/>
+            <w:r>
+              <w:rPr>
+                <w:rFonts w:eastAsia="Times New Roman" w:cs="Times New Roman"/>
+                <w:b/>
+                <w:bCs/>
+                <w:color w:val="1F1F1F"/>
+                <w:szCs w:val="24"/>
+              </w:rPr>
+              <w:t xml:space="preserve">-time </w:t>
+            </w:r>
+            <w:proofErr w:type="spellStart"/>
+            <w:r>
+              <w:rPr>
+                <w:rFonts w:eastAsia="Times New Roman" w:cs="Times New Roman"/>
+                <w:b/>
+                <w:bCs/>
+                <w:color w:val="1F1F1F"/>
+                <w:szCs w:val="24"/>
+              </w:rPr>
+              <w:t>setup</w:t>
+            </w:r>
+            <w:proofErr w:type="spellEnd"/>
+            <w:r>
+              <w:rPr>
+                <w:rFonts w:eastAsia="Times New Roman" w:cs="Times New Roman"/>
+                <w:b/>
+                <w:bCs/>
+                <w:color w:val="1F1F1F"/>
+                <w:szCs w:val="24"/>
+              </w:rPr>
+              <w:t>)</w:t>
             </w:r>
           </w:p>
         </w:tc>
@@ -7894,7 +8163,15 @@
         <w:spacing w:line="276" w:lineRule="auto"/>
       </w:pPr>
       <w:r>
-        <w:t xml:space="preserve">Definición de alcance (Scope Statement) </w:t>
+        <w:t xml:space="preserve">Definición de alcance (Scope </w:t>
+      </w:r>
+      <w:proofErr w:type="spellStart"/>
+      <w:r>
+        <w:t>Statement</w:t>
+      </w:r>
+      <w:proofErr w:type="spellEnd"/>
+      <w:r>
+        <w:t xml:space="preserve">) </w:t>
       </w:r>
     </w:p>
     <w:p>
@@ -7907,8 +8184,13 @@
         <w:spacing w:line="276" w:lineRule="auto"/>
       </w:pPr>
       <w:r>
-        <w:t>Identificación de stakeholders</w:t>
-      </w:r>
+        <w:t xml:space="preserve">Identificación de </w:t>
+      </w:r>
+      <w:proofErr w:type="spellStart"/>
+      <w:r>
+        <w:t>stakeholders</w:t>
+      </w:r>
+      <w:proofErr w:type="spellEnd"/>
     </w:p>
     <w:p>
       <w:pPr>
@@ -8072,7 +8354,23 @@
         <w:ind w:left="2160"/>
       </w:pPr>
       <w:r>
-        <w:t xml:space="preserve">Historias de usuario (User Stories) </w:t>
+        <w:t>Historias de usuario (</w:t>
+      </w:r>
+      <w:proofErr w:type="spellStart"/>
+      <w:r>
+        <w:t>User</w:t>
+      </w:r>
+      <w:proofErr w:type="spellEnd"/>
+      <w:r>
+        <w:t xml:space="preserve"> </w:t>
+      </w:r>
+      <w:proofErr w:type="spellStart"/>
+      <w:r>
+        <w:t>Stories</w:t>
+      </w:r>
+      <w:proofErr w:type="spellEnd"/>
+      <w:r>
+        <w:t xml:space="preserve">) </w:t>
       </w:r>
     </w:p>
     <w:p>
@@ -8220,7 +8518,23 @@
         <w:ind w:left="2160"/>
       </w:pPr>
       <w:r>
-        <w:t xml:space="preserve">Prototipos UI/UX (wireframes y mockups en Figma) </w:t>
+        <w:t>Prototipos UI/UX (</w:t>
+      </w:r>
+      <w:proofErr w:type="spellStart"/>
+      <w:r>
+        <w:t>wireframes</w:t>
+      </w:r>
+      <w:proofErr w:type="spellEnd"/>
+      <w:r>
+        <w:t xml:space="preserve"> y mockups en </w:t>
+      </w:r>
+      <w:proofErr w:type="spellStart"/>
+      <w:r>
+        <w:t>Figma</w:t>
+      </w:r>
+      <w:proofErr w:type="spellEnd"/>
+      <w:r>
+        <w:t xml:space="preserve">) </w:t>
       </w:r>
     </w:p>
     <w:p>
@@ -8645,8 +8959,19 @@
                 <w:sz w:val="24"/>
                 <w:szCs w:val="24"/>
               </w:rPr>
-              <w:t>Falta de levantamiento adecuado con stakeholders</w:t>
-            </w:r>
+              <w:t xml:space="preserve">Falta de levantamiento adecuado con </w:t>
+            </w:r>
+            <w:proofErr w:type="spellStart"/>
+            <w:r>
+              <w:rPr>
+                <w:rFonts w:ascii="Times New Roman" w:eastAsia="Times New Roman" w:hAnsi="Times New Roman" w:cs="Times New Roman"/>
+                <w:color w:val="000000" w:themeColor="text1"/>
+                <w:sz w:val="24"/>
+                <w:szCs w:val="24"/>
+              </w:rPr>
+              <w:t>stakeholders</w:t>
+            </w:r>
+            <w:proofErr w:type="spellEnd"/>
           </w:p>
         </w:tc>
       </w:tr>
@@ -9221,6 +9546,7 @@
                 <w:szCs w:val="24"/>
               </w:rPr>
             </w:pPr>
+            <w:proofErr w:type="spellStart"/>
             <w:r>
               <w:rPr>
                 <w:rFonts w:ascii="Times New Roman" w:eastAsia="Times New Roman" w:hAnsi="Times New Roman" w:cs="Times New Roman"/>
@@ -9228,7 +9554,17 @@
                 <w:sz w:val="24"/>
                 <w:szCs w:val="24"/>
               </w:rPr>
-              <w:t>Stakeholders finales (producto inconsistente)</w:t>
+              <w:t>Stakeholders</w:t>
+            </w:r>
+            <w:proofErr w:type="spellEnd"/>
+            <w:r>
+              <w:rPr>
+                <w:rFonts w:ascii="Times New Roman" w:eastAsia="Times New Roman" w:hAnsi="Times New Roman" w:cs="Times New Roman"/>
+                <w:color w:val="000000" w:themeColor="text1"/>
+                <w:sz w:val="24"/>
+                <w:szCs w:val="24"/>
+              </w:rPr>
+              <w:t xml:space="preserve"> finales (producto inconsistente)</w:t>
             </w:r>
           </w:p>
         </w:tc>
@@ -10185,6 +10521,7 @@
                 <w:szCs w:val="24"/>
               </w:rPr>
             </w:pPr>
+            <w:proofErr w:type="spellStart"/>
             <w:r>
               <w:rPr>
                 <w:rFonts w:ascii="Times New Roman" w:eastAsia="Times New Roman" w:hAnsi="Times New Roman" w:cs="Times New Roman"/>
@@ -10194,6 +10531,7 @@
               </w:rPr>
               <w:t>Stakeholders</w:t>
             </w:r>
+            <w:proofErr w:type="spellEnd"/>
           </w:p>
         </w:tc>
       </w:tr>
@@ -10507,6 +10845,7 @@
               </w:rPr>
               <w:t xml:space="preserve"> </w:t>
             </w:r>
+            <w:proofErr w:type="spellStart"/>
             <w:r>
               <w:rPr>
                 <w:rFonts w:eastAsia="Times New Roman" w:cs="Times New Roman"/>
@@ -10515,6 +10854,7 @@
               </w:rPr>
               <w:t>EWPlan</w:t>
             </w:r>
+            <w:proofErr w:type="spellEnd"/>
             <w:r>
               <w:rPr>
                 <w:rFonts w:eastAsia="Times New Roman" w:cs="Times New Roman"/>
@@ -10867,7 +11207,25 @@
                 <w:sz w:val="24"/>
                 <w:szCs w:val="24"/>
               </w:rPr>
-              <w:t xml:space="preserve">Definir stakeholders clave (cliente, usuarios finales, negocio, TI). </w:t>
+              <w:t xml:space="preserve">Definir </w:t>
+            </w:r>
+            <w:proofErr w:type="spellStart"/>
+            <w:r>
+              <w:rPr>
+                <w:rFonts w:ascii="Times New Roman" w:eastAsia="Times New Roman" w:hAnsi="Times New Roman" w:cs="Times New Roman"/>
+                <w:sz w:val="24"/>
+                <w:szCs w:val="24"/>
+              </w:rPr>
+              <w:t>stakeholders</w:t>
+            </w:r>
+            <w:proofErr w:type="spellEnd"/>
+            <w:r>
+              <w:rPr>
+                <w:rFonts w:ascii="Times New Roman" w:eastAsia="Times New Roman" w:hAnsi="Times New Roman" w:cs="Times New Roman"/>
+                <w:sz w:val="24"/>
+                <w:szCs w:val="24"/>
+              </w:rPr>
+              <w:t xml:space="preserve"> clave (cliente, usuarios finales, negocio, TI). </w:t>
             </w:r>
           </w:p>
           <w:p>
@@ -10890,7 +11248,25 @@
                 <w:sz w:val="24"/>
                 <w:szCs w:val="24"/>
               </w:rPr>
-              <w:t xml:space="preserve">Calendarizar entrevistas, workshops y sesiones de discovery. </w:t>
+              <w:t xml:space="preserve">Calendarizar entrevistas, workshops y sesiones de </w:t>
+            </w:r>
+            <w:proofErr w:type="spellStart"/>
+            <w:r>
+              <w:rPr>
+                <w:rFonts w:ascii="Times New Roman" w:eastAsia="Times New Roman" w:hAnsi="Times New Roman" w:cs="Times New Roman"/>
+                <w:sz w:val="24"/>
+                <w:szCs w:val="24"/>
+              </w:rPr>
+              <w:t>discovery</w:t>
+            </w:r>
+            <w:proofErr w:type="spellEnd"/>
+            <w:r>
+              <w:rPr>
+                <w:rFonts w:ascii="Times New Roman" w:eastAsia="Times New Roman" w:hAnsi="Times New Roman" w:cs="Times New Roman"/>
+                <w:sz w:val="24"/>
+                <w:szCs w:val="24"/>
+              </w:rPr>
+              <w:t xml:space="preserve">. </w:t>
             </w:r>
           </w:p>
           <w:p>
@@ -10948,7 +11324,29 @@
                 <w:sz w:val="24"/>
                 <w:szCs w:val="24"/>
               </w:rPr>
-              <w:t>Documento inicial de requerimientos (baseline v1)</w:t>
+              <w:t>Documento inicial de requerimientos (</w:t>
+            </w:r>
+            <w:proofErr w:type="spellStart"/>
+            <w:r>
+              <w:rPr>
+                <w:rFonts w:ascii="Times New Roman" w:eastAsia="Times New Roman" w:hAnsi="Times New Roman" w:cs="Times New Roman"/>
+                <w:b/>
+                <w:bCs/>
+                <w:sz w:val="24"/>
+                <w:szCs w:val="24"/>
+              </w:rPr>
+              <w:t>baseline</w:t>
+            </w:r>
+            <w:proofErr w:type="spellEnd"/>
+            <w:r>
+              <w:rPr>
+                <w:rFonts w:ascii="Times New Roman" w:eastAsia="Times New Roman" w:hAnsi="Times New Roman" w:cs="Times New Roman"/>
+                <w:b/>
+                <w:bCs/>
+                <w:sz w:val="24"/>
+                <w:szCs w:val="24"/>
+              </w:rPr>
+              <w:t xml:space="preserve"> v1)</w:t>
             </w:r>
           </w:p>
         </w:tc>
@@ -11009,7 +11407,25 @@
                 <w:sz w:val="24"/>
                 <w:szCs w:val="24"/>
               </w:rPr>
-              <w:t xml:space="preserve">Registrar todos los requisitos en una herramienta (Jira, Notion, Azure DevOps). </w:t>
+              <w:t xml:space="preserve">Registrar todos los requisitos en una herramienta (Jira, </w:t>
+            </w:r>
+            <w:proofErr w:type="spellStart"/>
+            <w:r>
+              <w:rPr>
+                <w:rFonts w:ascii="Times New Roman" w:eastAsia="Times New Roman" w:hAnsi="Times New Roman" w:cs="Times New Roman"/>
+                <w:sz w:val="24"/>
+                <w:szCs w:val="24"/>
+              </w:rPr>
+              <w:t>Notion</w:t>
+            </w:r>
+            <w:proofErr w:type="spellEnd"/>
+            <w:r>
+              <w:rPr>
+                <w:rFonts w:ascii="Times New Roman" w:eastAsia="Times New Roman" w:hAnsi="Times New Roman" w:cs="Times New Roman"/>
+                <w:sz w:val="24"/>
+                <w:szCs w:val="24"/>
+              </w:rPr>
+              <w:t xml:space="preserve">, Azure DevOps). </w:t>
             </w:r>
           </w:p>
           <w:p>
@@ -11221,8 +11637,20 @@
                 <w:sz w:val="24"/>
                 <w:szCs w:val="24"/>
               </w:rPr>
-              <w:t>Procedimiento 3: Validación iterativa con stakeholders</w:t>
-            </w:r>
+              <w:t xml:space="preserve">Procedimiento 3: Validación iterativa con </w:t>
+            </w:r>
+            <w:proofErr w:type="spellStart"/>
+            <w:r>
+              <w:rPr>
+                <w:rFonts w:ascii="Times New Roman" w:eastAsia="Times New Roman" w:hAnsi="Times New Roman" w:cs="Times New Roman"/>
+                <w:b/>
+                <w:bCs/>
+                <w:sz w:val="24"/>
+                <w:szCs w:val="24"/>
+              </w:rPr>
+              <w:t>stakeholders</w:t>
+            </w:r>
+            <w:proofErr w:type="spellEnd"/>
           </w:p>
           <w:p>
             <w:pPr>
@@ -11267,7 +11695,25 @@
                 <w:sz w:val="24"/>
                 <w:szCs w:val="24"/>
               </w:rPr>
-              <w:t xml:space="preserve">Validar prototipos (Figma) y flujos antes de documentar en firme. </w:t>
+              <w:t>Validar prototipos (</w:t>
+            </w:r>
+            <w:proofErr w:type="spellStart"/>
+            <w:r>
+              <w:rPr>
+                <w:rFonts w:ascii="Times New Roman" w:eastAsia="Times New Roman" w:hAnsi="Times New Roman" w:cs="Times New Roman"/>
+                <w:sz w:val="24"/>
+                <w:szCs w:val="24"/>
+              </w:rPr>
+              <w:t>Figma</w:t>
+            </w:r>
+            <w:proofErr w:type="spellEnd"/>
+            <w:r>
+              <w:rPr>
+                <w:rFonts w:ascii="Times New Roman" w:eastAsia="Times New Roman" w:hAnsi="Times New Roman" w:cs="Times New Roman"/>
+                <w:sz w:val="24"/>
+                <w:szCs w:val="24"/>
+              </w:rPr>
+              <w:t xml:space="preserve">) y flujos antes de documentar en firme. </w:t>
             </w:r>
           </w:p>
           <w:p>
@@ -11290,7 +11736,25 @@
                 <w:sz w:val="24"/>
                 <w:szCs w:val="24"/>
               </w:rPr>
-              <w:t xml:space="preserve">Ajustar requerimientos en función del feedback. </w:t>
+              <w:t xml:space="preserve">Ajustar requerimientos en función del </w:t>
+            </w:r>
+            <w:proofErr w:type="spellStart"/>
+            <w:r>
+              <w:rPr>
+                <w:rFonts w:ascii="Times New Roman" w:eastAsia="Times New Roman" w:hAnsi="Times New Roman" w:cs="Times New Roman"/>
+                <w:sz w:val="24"/>
+                <w:szCs w:val="24"/>
+              </w:rPr>
+              <w:t>feedback</w:t>
+            </w:r>
+            <w:proofErr w:type="spellEnd"/>
+            <w:r>
+              <w:rPr>
+                <w:rFonts w:ascii="Times New Roman" w:eastAsia="Times New Roman" w:hAnsi="Times New Roman" w:cs="Times New Roman"/>
+                <w:sz w:val="24"/>
+                <w:szCs w:val="24"/>
+              </w:rPr>
+              <w:t xml:space="preserve">. </w:t>
             </w:r>
           </w:p>
           <w:p>
@@ -11588,7 +12052,25 @@
                 <w:sz w:val="24"/>
                 <w:szCs w:val="24"/>
               </w:rPr>
-              <w:t>Compartido con stakeholders y proveedor externo.</w:t>
+              <w:t xml:space="preserve">Compartido con </w:t>
+            </w:r>
+            <w:proofErr w:type="spellStart"/>
+            <w:r>
+              <w:rPr>
+                <w:rFonts w:ascii="Times New Roman" w:eastAsia="Times New Roman" w:hAnsi="Times New Roman" w:cs="Times New Roman"/>
+                <w:sz w:val="24"/>
+                <w:szCs w:val="24"/>
+              </w:rPr>
+              <w:t>stakeholders</w:t>
+            </w:r>
+            <w:proofErr w:type="spellEnd"/>
+            <w:r>
+              <w:rPr>
+                <w:rFonts w:ascii="Times New Roman" w:eastAsia="Times New Roman" w:hAnsi="Times New Roman" w:cs="Times New Roman"/>
+                <w:sz w:val="24"/>
+                <w:szCs w:val="24"/>
+              </w:rPr>
+              <w:t xml:space="preserve"> y proveedor externo.</w:t>
             </w:r>
           </w:p>
           <w:p>
@@ -11730,7 +12212,29 @@
                 <w:sz w:val="24"/>
                 <w:szCs w:val="24"/>
               </w:rPr>
-              <w:t>Procedimiento 1: Solicitud formal de cambios (Change Request - CR)</w:t>
+              <w:t xml:space="preserve">Procedimiento 1: Solicitud formal de cambios (Change </w:t>
+            </w:r>
+            <w:proofErr w:type="spellStart"/>
+            <w:r>
+              <w:rPr>
+                <w:rFonts w:ascii="Times New Roman" w:eastAsia="Times New Roman" w:hAnsi="Times New Roman" w:cs="Times New Roman"/>
+                <w:b/>
+                <w:bCs/>
+                <w:sz w:val="24"/>
+                <w:szCs w:val="24"/>
+              </w:rPr>
+              <w:t>Request</w:t>
+            </w:r>
+            <w:proofErr w:type="spellEnd"/>
+            <w:r>
+              <w:rPr>
+                <w:rFonts w:ascii="Times New Roman" w:eastAsia="Times New Roman" w:hAnsi="Times New Roman" w:cs="Times New Roman"/>
+                <w:b/>
+                <w:bCs/>
+                <w:sz w:val="24"/>
+                <w:szCs w:val="24"/>
+              </w:rPr>
+              <w:t xml:space="preserve"> - CR)</w:t>
             </w:r>
           </w:p>
           <w:p>
@@ -12393,7 +12897,25 @@
                 <w:sz w:val="24"/>
                 <w:szCs w:val="24"/>
               </w:rPr>
-              <w:t xml:space="preserve">v1.0 (baseline inicial) </w:t>
+              <w:t>v1.0 (</w:t>
+            </w:r>
+            <w:proofErr w:type="spellStart"/>
+            <w:r>
+              <w:rPr>
+                <w:rFonts w:ascii="Times New Roman" w:eastAsia="Times New Roman" w:hAnsi="Times New Roman" w:cs="Times New Roman"/>
+                <w:sz w:val="24"/>
+                <w:szCs w:val="24"/>
+              </w:rPr>
+              <w:t>baseline</w:t>
+            </w:r>
+            <w:proofErr w:type="spellEnd"/>
+            <w:r>
+              <w:rPr>
+                <w:rFonts w:ascii="Times New Roman" w:eastAsia="Times New Roman" w:hAnsi="Times New Roman" w:cs="Times New Roman"/>
+                <w:sz w:val="24"/>
+                <w:szCs w:val="24"/>
+              </w:rPr>
+              <w:t xml:space="preserve"> inicial) </w:t>
             </w:r>
           </w:p>
           <w:p>
@@ -12587,13 +13109,23 @@
                 <w:szCs w:val="24"/>
               </w:rPr>
             </w:pPr>
-            <w:r>
-              <w:rPr>
-                <w:rFonts w:ascii="Times New Roman" w:eastAsia="Times New Roman" w:hAnsi="Times New Roman" w:cs="Times New Roman"/>
-                <w:sz w:val="24"/>
-                <w:szCs w:val="24"/>
-              </w:rPr>
-              <w:t xml:space="preserve">Nº de cambios por fase </w:t>
+            <w:proofErr w:type="spellStart"/>
+            <w:r>
+              <w:rPr>
+                <w:rFonts w:ascii="Times New Roman" w:eastAsia="Times New Roman" w:hAnsi="Times New Roman" w:cs="Times New Roman"/>
+                <w:sz w:val="24"/>
+                <w:szCs w:val="24"/>
+              </w:rPr>
+              <w:t>Nº</w:t>
+            </w:r>
+            <w:proofErr w:type="spellEnd"/>
+            <w:r>
+              <w:rPr>
+                <w:rFonts w:ascii="Times New Roman" w:eastAsia="Times New Roman" w:hAnsi="Times New Roman" w:cs="Times New Roman"/>
+                <w:sz w:val="24"/>
+                <w:szCs w:val="24"/>
+              </w:rPr>
+              <w:t xml:space="preserve"> de cambios por fase </w:t>
             </w:r>
           </w:p>
           <w:p>
@@ -12813,7 +13345,25 @@
                 <w:sz w:val="24"/>
                 <w:szCs w:val="24"/>
               </w:rPr>
-              <w:t xml:space="preserve">Must have (obligatorio) </w:t>
+              <w:t xml:space="preserve">Must </w:t>
+            </w:r>
+            <w:proofErr w:type="spellStart"/>
+            <w:r>
+              <w:rPr>
+                <w:rFonts w:ascii="Times New Roman" w:eastAsia="Times New Roman" w:hAnsi="Times New Roman" w:cs="Times New Roman"/>
+                <w:sz w:val="24"/>
+                <w:szCs w:val="24"/>
+              </w:rPr>
+              <w:t>have</w:t>
+            </w:r>
+            <w:proofErr w:type="spellEnd"/>
+            <w:r>
+              <w:rPr>
+                <w:rFonts w:ascii="Times New Roman" w:eastAsia="Times New Roman" w:hAnsi="Times New Roman" w:cs="Times New Roman"/>
+                <w:sz w:val="24"/>
+                <w:szCs w:val="24"/>
+              </w:rPr>
+              <w:t xml:space="preserve"> (obligatorio) </w:t>
             </w:r>
           </w:p>
           <w:p>
@@ -12830,13 +13380,41 @@
                 <w:szCs w:val="24"/>
               </w:rPr>
             </w:pPr>
-            <w:r>
-              <w:rPr>
-                <w:rFonts w:ascii="Times New Roman" w:eastAsia="Times New Roman" w:hAnsi="Times New Roman" w:cs="Times New Roman"/>
-                <w:sz w:val="24"/>
-                <w:szCs w:val="24"/>
-              </w:rPr>
-              <w:t xml:space="preserve">Should have (importante) </w:t>
+            <w:proofErr w:type="spellStart"/>
+            <w:r>
+              <w:rPr>
+                <w:rFonts w:ascii="Times New Roman" w:eastAsia="Times New Roman" w:hAnsi="Times New Roman" w:cs="Times New Roman"/>
+                <w:sz w:val="24"/>
+                <w:szCs w:val="24"/>
+              </w:rPr>
+              <w:t>Should</w:t>
+            </w:r>
+            <w:proofErr w:type="spellEnd"/>
+            <w:r>
+              <w:rPr>
+                <w:rFonts w:ascii="Times New Roman" w:eastAsia="Times New Roman" w:hAnsi="Times New Roman" w:cs="Times New Roman"/>
+                <w:sz w:val="24"/>
+                <w:szCs w:val="24"/>
+              </w:rPr>
+              <w:t xml:space="preserve"> </w:t>
+            </w:r>
+            <w:proofErr w:type="spellStart"/>
+            <w:r>
+              <w:rPr>
+                <w:rFonts w:ascii="Times New Roman" w:eastAsia="Times New Roman" w:hAnsi="Times New Roman" w:cs="Times New Roman"/>
+                <w:sz w:val="24"/>
+                <w:szCs w:val="24"/>
+              </w:rPr>
+              <w:t>have</w:t>
+            </w:r>
+            <w:proofErr w:type="spellEnd"/>
+            <w:r>
+              <w:rPr>
+                <w:rFonts w:ascii="Times New Roman" w:eastAsia="Times New Roman" w:hAnsi="Times New Roman" w:cs="Times New Roman"/>
+                <w:sz w:val="24"/>
+                <w:szCs w:val="24"/>
+              </w:rPr>
+              <w:t xml:space="preserve"> (importante) </w:t>
             </w:r>
           </w:p>
           <w:p>
@@ -12853,13 +13431,41 @@
                 <w:szCs w:val="24"/>
               </w:rPr>
             </w:pPr>
-            <w:r>
-              <w:rPr>
-                <w:rFonts w:ascii="Times New Roman" w:eastAsia="Times New Roman" w:hAnsi="Times New Roman" w:cs="Times New Roman"/>
-                <w:sz w:val="24"/>
-                <w:szCs w:val="24"/>
-              </w:rPr>
-              <w:t xml:space="preserve">Could have (deseable) </w:t>
+            <w:proofErr w:type="spellStart"/>
+            <w:r>
+              <w:rPr>
+                <w:rFonts w:ascii="Times New Roman" w:eastAsia="Times New Roman" w:hAnsi="Times New Roman" w:cs="Times New Roman"/>
+                <w:sz w:val="24"/>
+                <w:szCs w:val="24"/>
+              </w:rPr>
+              <w:t>Could</w:t>
+            </w:r>
+            <w:proofErr w:type="spellEnd"/>
+            <w:r>
+              <w:rPr>
+                <w:rFonts w:ascii="Times New Roman" w:eastAsia="Times New Roman" w:hAnsi="Times New Roman" w:cs="Times New Roman"/>
+                <w:sz w:val="24"/>
+                <w:szCs w:val="24"/>
+              </w:rPr>
+              <w:t xml:space="preserve"> </w:t>
+            </w:r>
+            <w:proofErr w:type="spellStart"/>
+            <w:r>
+              <w:rPr>
+                <w:rFonts w:ascii="Times New Roman" w:eastAsia="Times New Roman" w:hAnsi="Times New Roman" w:cs="Times New Roman"/>
+                <w:sz w:val="24"/>
+                <w:szCs w:val="24"/>
+              </w:rPr>
+              <w:t>have</w:t>
+            </w:r>
+            <w:proofErr w:type="spellEnd"/>
+            <w:r>
+              <w:rPr>
+                <w:rFonts w:ascii="Times New Roman" w:eastAsia="Times New Roman" w:hAnsi="Times New Roman" w:cs="Times New Roman"/>
+                <w:sz w:val="24"/>
+                <w:szCs w:val="24"/>
+              </w:rPr>
+              <w:t xml:space="preserve"> (deseable) </w:t>
             </w:r>
           </w:p>
           <w:p>
@@ -12876,13 +13482,41 @@
                 <w:szCs w:val="24"/>
               </w:rPr>
             </w:pPr>
-            <w:r>
-              <w:rPr>
-                <w:rFonts w:ascii="Times New Roman" w:eastAsia="Times New Roman" w:hAnsi="Times New Roman" w:cs="Times New Roman"/>
-                <w:sz w:val="24"/>
-                <w:szCs w:val="24"/>
-              </w:rPr>
-              <w:t xml:space="preserve">Won’t have (no incluido) </w:t>
+            <w:proofErr w:type="spellStart"/>
+            <w:r>
+              <w:rPr>
+                <w:rFonts w:ascii="Times New Roman" w:eastAsia="Times New Roman" w:hAnsi="Times New Roman" w:cs="Times New Roman"/>
+                <w:sz w:val="24"/>
+                <w:szCs w:val="24"/>
+              </w:rPr>
+              <w:t>Won’t</w:t>
+            </w:r>
+            <w:proofErr w:type="spellEnd"/>
+            <w:r>
+              <w:rPr>
+                <w:rFonts w:ascii="Times New Roman" w:eastAsia="Times New Roman" w:hAnsi="Times New Roman" w:cs="Times New Roman"/>
+                <w:sz w:val="24"/>
+                <w:szCs w:val="24"/>
+              </w:rPr>
+              <w:t xml:space="preserve"> </w:t>
+            </w:r>
+            <w:proofErr w:type="spellStart"/>
+            <w:r>
+              <w:rPr>
+                <w:rFonts w:ascii="Times New Roman" w:eastAsia="Times New Roman" w:hAnsi="Times New Roman" w:cs="Times New Roman"/>
+                <w:sz w:val="24"/>
+                <w:szCs w:val="24"/>
+              </w:rPr>
+              <w:t>have</w:t>
+            </w:r>
+            <w:proofErr w:type="spellEnd"/>
+            <w:r>
+              <w:rPr>
+                <w:rFonts w:ascii="Times New Roman" w:eastAsia="Times New Roman" w:hAnsi="Times New Roman" w:cs="Times New Roman"/>
+                <w:sz w:val="24"/>
+                <w:szCs w:val="24"/>
+              </w:rPr>
+              <w:t xml:space="preserve"> (no incluido) </w:t>
             </w:r>
           </w:p>
           <w:p>
@@ -13800,8 +14434,18 @@
                 <w:szCs w:val="24"/>
                 <w:lang w:val="es"/>
               </w:rPr>
-              <w:t>Equipo de desarrollo/ProjectManager</w:t>
-            </w:r>
+              <w:t>Equipo de desarrollo/</w:t>
+            </w:r>
+            <w:proofErr w:type="spellStart"/>
+            <w:r>
+              <w:rPr>
+                <w:rFonts w:eastAsia="Times New Roman" w:cs="Times New Roman"/>
+                <w:szCs w:val="24"/>
+                <w:lang w:val="es"/>
+              </w:rPr>
+              <w:t>ProjectManager</w:t>
+            </w:r>
+            <w:proofErr w:type="spellEnd"/>
           </w:p>
         </w:tc>
         <w:tc>
@@ -15648,7 +16292,27 @@
                 <w:szCs w:val="24"/>
                 <w:lang w:val="es"/>
               </w:rPr>
-              <w:t xml:space="preserve">En Revision: </w:t>
+              <w:t xml:space="preserve">En </w:t>
+            </w:r>
+            <w:proofErr w:type="spellStart"/>
+            <w:r>
+              <w:rPr>
+                <w:rFonts w:ascii="Times New Roman" w:eastAsia="Times New Roman" w:hAnsi="Times New Roman" w:cs="Times New Roman"/>
+                <w:sz w:val="24"/>
+                <w:szCs w:val="24"/>
+                <w:lang w:val="es"/>
+              </w:rPr>
+              <w:t>Revision</w:t>
+            </w:r>
+            <w:proofErr w:type="spellEnd"/>
+            <w:r>
+              <w:rPr>
+                <w:rFonts w:ascii="Times New Roman" w:eastAsia="Times New Roman" w:hAnsi="Times New Roman" w:cs="Times New Roman"/>
+                <w:sz w:val="24"/>
+                <w:szCs w:val="24"/>
+                <w:lang w:val="es"/>
+              </w:rPr>
+              <w:t xml:space="preserve">: </w:t>
             </w:r>
             <w:r>
               <w:rPr>
@@ -15733,8 +16397,19 @@
                 <w:szCs w:val="24"/>
                 <w:lang w:val="es-ES"/>
               </w:rPr>
-              <w:t xml:space="preserve"> PM a desarrolladores e stakeholders</w:t>
-            </w:r>
+              <w:t xml:space="preserve"> PM a desarrolladores e </w:t>
+            </w:r>
+            <w:proofErr w:type="spellStart"/>
+            <w:r>
+              <w:rPr>
+                <w:rFonts w:ascii="Times New Roman" w:eastAsia="Times New Roman" w:hAnsi="Times New Roman" w:cs="Times New Roman"/>
+                <w:sz w:val="24"/>
+                <w:szCs w:val="24"/>
+                <w:lang w:val="es-ES"/>
+              </w:rPr>
+              <w:t>stakeholders</w:t>
+            </w:r>
+            <w:proofErr w:type="spellEnd"/>
           </w:p>
         </w:tc>
       </w:tr>
@@ -16406,7 +17081,23 @@
                 <w:rFonts w:eastAsia="Times New Roman" w:cs="Times New Roman"/>
                 <w:szCs w:val="24"/>
               </w:rPr>
-              <w:t xml:space="preserve"> Entregar un diseño navegable (Figma) antes de </w:t>
+              <w:t xml:space="preserve"> Entregar un diseño navegable (</w:t>
+            </w:r>
+            <w:proofErr w:type="spellStart"/>
+            <w:r>
+              <w:rPr>
+                <w:rFonts w:eastAsia="Times New Roman" w:cs="Times New Roman"/>
+                <w:szCs w:val="24"/>
+              </w:rPr>
+              <w:t>Figma</w:t>
+            </w:r>
+            <w:proofErr w:type="spellEnd"/>
+            <w:r>
+              <w:rPr>
+                <w:rFonts w:eastAsia="Times New Roman" w:cs="Times New Roman"/>
+                <w:szCs w:val="24"/>
+              </w:rPr>
+              <w:t xml:space="preserve">) antes de </w:t>
             </w:r>
             <w:r>
               <w:rPr>
@@ -16414,7 +17105,23 @@
                 <w:szCs w:val="24"/>
               </w:rPr>
               <w:lastRenderedPageBreak/>
-              <w:t>programar una sola línea de código para recibir feedback real.</w:t>
+              <w:t xml:space="preserve">programar una sola línea de código para recibir </w:t>
+            </w:r>
+            <w:proofErr w:type="spellStart"/>
+            <w:r>
+              <w:rPr>
+                <w:rFonts w:eastAsia="Times New Roman" w:cs="Times New Roman"/>
+                <w:szCs w:val="24"/>
+              </w:rPr>
+              <w:t>feedback</w:t>
+            </w:r>
+            <w:proofErr w:type="spellEnd"/>
+            <w:r>
+              <w:rPr>
+                <w:rFonts w:eastAsia="Times New Roman" w:cs="Times New Roman"/>
+                <w:szCs w:val="24"/>
+              </w:rPr>
+              <w:t xml:space="preserve"> real.</w:t>
             </w:r>
           </w:p>
         </w:tc>
@@ -16576,14 +17283,50 @@
                 <w:bCs/>
                 <w:szCs w:val="24"/>
               </w:rPr>
-              <w:t>Uso de IA y Sprint Review:</w:t>
-            </w:r>
-            <w:r>
-              <w:rPr>
-                <w:rFonts w:eastAsia="Times New Roman" w:cs="Times New Roman"/>
-                <w:szCs w:val="24"/>
-              </w:rPr>
-              <w:t xml:space="preserve"> Utilizar Copilot/GPT para acelerar el código y realizar entregas funcionales cada 15 días para detectar cuellos de botella.</w:t>
+              <w:t xml:space="preserve">Uso de IA y Sprint </w:t>
+            </w:r>
+            <w:proofErr w:type="spellStart"/>
+            <w:r>
+              <w:rPr>
+                <w:rFonts w:eastAsia="Times New Roman" w:cs="Times New Roman"/>
+                <w:b/>
+                <w:bCs/>
+                <w:szCs w:val="24"/>
+              </w:rPr>
+              <w:t>Review</w:t>
+            </w:r>
+            <w:proofErr w:type="spellEnd"/>
+            <w:r>
+              <w:rPr>
+                <w:rFonts w:eastAsia="Times New Roman" w:cs="Times New Roman"/>
+                <w:b/>
+                <w:bCs/>
+                <w:szCs w:val="24"/>
+              </w:rPr>
+              <w:t>:</w:t>
+            </w:r>
+            <w:r>
+              <w:rPr>
+                <w:rFonts w:eastAsia="Times New Roman" w:cs="Times New Roman"/>
+                <w:szCs w:val="24"/>
+              </w:rPr>
+              <w:t xml:space="preserve"> Utilizar </w:t>
+            </w:r>
+            <w:proofErr w:type="spellStart"/>
+            <w:r>
+              <w:rPr>
+                <w:rFonts w:eastAsia="Times New Roman" w:cs="Times New Roman"/>
+                <w:szCs w:val="24"/>
+              </w:rPr>
+              <w:t>Copilot</w:t>
+            </w:r>
+            <w:proofErr w:type="spellEnd"/>
+            <w:r>
+              <w:rPr>
+                <w:rFonts w:eastAsia="Times New Roman" w:cs="Times New Roman"/>
+                <w:szCs w:val="24"/>
+              </w:rPr>
+              <w:t>/GPT para acelerar el código y realizar entregas funcionales cada 15 días para detectar cuellos de botella.</w:t>
             </w:r>
           </w:p>
         </w:tc>
@@ -16737,6 +17480,7 @@
                 <w:szCs w:val="24"/>
               </w:rPr>
             </w:pPr>
+            <w:proofErr w:type="spellStart"/>
             <w:r>
               <w:rPr>
                 <w:rFonts w:eastAsia="Times New Roman" w:cs="Times New Roman"/>
@@ -16744,7 +17488,17 @@
                 <w:bCs/>
                 <w:szCs w:val="24"/>
               </w:rPr>
-              <w:t>Tokenización y SSL:</w:t>
+              <w:t>Tokenización</w:t>
+            </w:r>
+            <w:proofErr w:type="spellEnd"/>
+            <w:r>
+              <w:rPr>
+                <w:rFonts w:eastAsia="Times New Roman" w:cs="Times New Roman"/>
+                <w:b/>
+                <w:bCs/>
+                <w:szCs w:val="24"/>
+              </w:rPr>
+              <w:t xml:space="preserve"> y SSL:</w:t>
             </w:r>
             <w:r>
               <w:rPr>
@@ -16905,6 +17659,7 @@
                 <w:szCs w:val="24"/>
               </w:rPr>
             </w:pPr>
+            <w:proofErr w:type="spellStart"/>
             <w:r>
               <w:rPr>
                 <w:rFonts w:eastAsia="Times New Roman" w:cs="Times New Roman"/>
@@ -16912,14 +17667,40 @@
                 <w:bCs/>
                 <w:szCs w:val="24"/>
               </w:rPr>
-              <w:t>Webhooks y Sandbox:</w:t>
-            </w:r>
-            <w:r>
-              <w:rPr>
-                <w:rFonts w:eastAsia="Times New Roman" w:cs="Times New Roman"/>
-                <w:szCs w:val="24"/>
-              </w:rPr>
-              <w:t xml:space="preserve"> Realizar pruebas en los entornos de desarrollo de las pasarelas (Stripe/MercadoPago) antes de la fase final de construcción.</w:t>
+              <w:t>Webhooks</w:t>
+            </w:r>
+            <w:proofErr w:type="spellEnd"/>
+            <w:r>
+              <w:rPr>
+                <w:rFonts w:eastAsia="Times New Roman" w:cs="Times New Roman"/>
+                <w:b/>
+                <w:bCs/>
+                <w:szCs w:val="24"/>
+              </w:rPr>
+              <w:t xml:space="preserve"> y Sandbox:</w:t>
+            </w:r>
+            <w:r>
+              <w:rPr>
+                <w:rFonts w:eastAsia="Times New Roman" w:cs="Times New Roman"/>
+                <w:szCs w:val="24"/>
+              </w:rPr>
+              <w:t xml:space="preserve"> Realizar pruebas en los entornos de desarrollo de las pasarelas (Stripe/</w:t>
+            </w:r>
+            <w:proofErr w:type="spellStart"/>
+            <w:r>
+              <w:rPr>
+                <w:rFonts w:eastAsia="Times New Roman" w:cs="Times New Roman"/>
+                <w:szCs w:val="24"/>
+              </w:rPr>
+              <w:t>MercadoPago</w:t>
+            </w:r>
+            <w:proofErr w:type="spellEnd"/>
+            <w:r>
+              <w:rPr>
+                <w:rFonts w:eastAsia="Times New Roman" w:cs="Times New Roman"/>
+                <w:szCs w:val="24"/>
+              </w:rPr>
+              <w:t>) antes de la fase final de construcción.</w:t>
             </w:r>
           </w:p>
         </w:tc>
@@ -17270,7 +18051,23 @@
                 <w:rFonts w:eastAsia="Times New Roman" w:cs="Times New Roman"/>
                 <w:szCs w:val="24"/>
               </w:rPr>
-              <w:t xml:space="preserve"> Diseñar el sistema para que, si una API falla, la plataforma siga funcionando (ej: si falla el mapa, que el registro manual sea posible).</w:t>
+              <w:t xml:space="preserve"> Diseñar el sistema para que, si una API falla, la plataforma siga funcionando (</w:t>
+            </w:r>
+            <w:proofErr w:type="spellStart"/>
+            <w:r>
+              <w:rPr>
+                <w:rFonts w:eastAsia="Times New Roman" w:cs="Times New Roman"/>
+                <w:szCs w:val="24"/>
+              </w:rPr>
+              <w:t>ej</w:t>
+            </w:r>
+            <w:proofErr w:type="spellEnd"/>
+            <w:r>
+              <w:rPr>
+                <w:rFonts w:eastAsia="Times New Roman" w:cs="Times New Roman"/>
+                <w:szCs w:val="24"/>
+              </w:rPr>
+              <w:t>: si falla el mapa, que el registro manual sea posible).</w:t>
             </w:r>
           </w:p>
         </w:tc>
@@ -17302,7 +18099,31 @@
           <w:sz w:val="24"/>
           <w:szCs w:val="24"/>
         </w:rPr>
-        <w:t>Desarrollo de actas y seguimiento de acciones pendientes (Lista de acciones pendientes y Actas de reunion)</w:t>
+        <w:t xml:space="preserve">Desarrollo de actas y seguimiento de acciones pendientes (Lista de acciones pendientes y Actas de </w:t>
+      </w:r>
+      <w:proofErr w:type="spellStart"/>
+      <w:r>
+        <w:rPr>
+          <w:rFonts w:ascii="Times New Roman" w:eastAsia="Times New Roman" w:hAnsi="Times New Roman" w:cs="Times New Roman"/>
+          <w:b/>
+          <w:bCs/>
+          <w:color w:val="auto"/>
+          <w:sz w:val="24"/>
+          <w:szCs w:val="24"/>
+        </w:rPr>
+        <w:t>reunion</w:t>
+      </w:r>
+      <w:proofErr w:type="spellEnd"/>
+      <w:r>
+        <w:rPr>
+          <w:rFonts w:ascii="Times New Roman" w:eastAsia="Times New Roman" w:hAnsi="Times New Roman" w:cs="Times New Roman"/>
+          <w:b/>
+          <w:bCs/>
+          <w:color w:val="auto"/>
+          <w:sz w:val="24"/>
+          <w:szCs w:val="24"/>
+        </w:rPr>
+        <w:t>)</w:t>
       </w:r>
     </w:p>
     <w:p>
@@ -17320,14 +18141,32 @@
           <w:sz w:val="24"/>
           <w:szCs w:val="24"/>
         </w:rPr>
-        <w:t xml:space="preserve">Véase Archivo 01 Documentación\01.02 Analisis\Acta </w:t>
-      </w:r>
+        <w:t xml:space="preserve">Véase Archivo 01 Documentación\01.02 </w:t>
+      </w:r>
+      <w:proofErr w:type="spellStart"/>
       <w:r>
         <w:rPr>
           <w:rFonts w:ascii="Times New Roman" w:hAnsi="Times New Roman" w:cs="Times New Roman"/>
           <w:sz w:val="24"/>
           <w:szCs w:val="24"/>
         </w:rPr>
+        <w:t>Analisis</w:t>
+      </w:r>
+      <w:proofErr w:type="spellEnd"/>
+      <w:r>
+        <w:rPr>
+          <w:rFonts w:ascii="Times New Roman" w:hAnsi="Times New Roman" w:cs="Times New Roman"/>
+          <w:sz w:val="24"/>
+          <w:szCs w:val="24"/>
+        </w:rPr>
+        <w:t xml:space="preserve">\Acta </w:t>
+      </w:r>
+      <w:r>
+        <w:rPr>
+          <w:rFonts w:ascii="Times New Roman" w:hAnsi="Times New Roman" w:cs="Times New Roman"/>
+          <w:sz w:val="24"/>
+          <w:szCs w:val="24"/>
+        </w:rPr>
         <w:t>–</w:t>
       </w:r>
       <w:r>
@@ -17336,8 +18175,18 @@
           <w:sz w:val="24"/>
           <w:szCs w:val="24"/>
         </w:rPr>
-        <w:t xml:space="preserve"> EcoWaste</w:t>
-      </w:r>
+        <w:t xml:space="preserve"> </w:t>
+      </w:r>
+      <w:proofErr w:type="spellStart"/>
+      <w:r>
+        <w:rPr>
+          <w:rFonts w:ascii="Times New Roman" w:hAnsi="Times New Roman" w:cs="Times New Roman"/>
+          <w:sz w:val="24"/>
+          <w:szCs w:val="24"/>
+        </w:rPr>
+        <w:t>EcoWaste</w:t>
+      </w:r>
+      <w:proofErr w:type="spellEnd"/>
     </w:p>
     <w:p>
       <w:pPr>
@@ -18759,7 +19608,25 @@
                 <w:szCs w:val="24"/>
                 <w:lang w:val="es-PE"/>
               </w:rPr>
-              <w:t>El cliente aprobó la mayoría de funcionalidades y solicitó ajustes menores antes de la entrega final.</w:t>
+              <w:t xml:space="preserve">El cliente aprobó la mayoría de </w:t>
+            </w:r>
+            <w:proofErr w:type="gramStart"/>
+            <w:r>
+              <w:rPr>
+                <w:rFonts w:cs="Times New Roman"/>
+                <w:szCs w:val="24"/>
+                <w:lang w:val="es-PE"/>
+              </w:rPr>
+              <w:t>funcionalidades</w:t>
+            </w:r>
+            <w:proofErr w:type="gramEnd"/>
+            <w:r>
+              <w:rPr>
+                <w:rFonts w:cs="Times New Roman"/>
+                <w:szCs w:val="24"/>
+                <w:lang w:val="es-PE"/>
+              </w:rPr>
+              <w:t xml:space="preserve"> y solicitó ajustes menores antes de la entrega final.</w:t>
             </w:r>
           </w:p>
         </w:tc>
@@ -19246,7 +20113,25 @@
                 <w:szCs w:val="24"/>
                 <w:lang w:val="es-PE"/>
               </w:rPr>
-              <w:t>Cliente (Unión Allied)</w:t>
+              <w:t xml:space="preserve">Cliente (Unión </w:t>
+            </w:r>
+            <w:proofErr w:type="spellStart"/>
+            <w:r>
+              <w:rPr>
+                <w:rFonts w:cs="Times New Roman"/>
+                <w:szCs w:val="24"/>
+                <w:lang w:val="es-PE"/>
+              </w:rPr>
+              <w:t>Allied</w:t>
+            </w:r>
+            <w:proofErr w:type="spellEnd"/>
+            <w:r>
+              <w:rPr>
+                <w:rFonts w:cs="Times New Roman"/>
+                <w:szCs w:val="24"/>
+                <w:lang w:val="es-PE"/>
+              </w:rPr>
+              <w:t>)</w:t>
             </w:r>
           </w:p>
         </w:tc>
@@ -21806,13 +22691,41 @@
           <w:szCs w:val="24"/>
         </w:rPr>
       </w:pPr>
+      <w:proofErr w:type="spellStart"/>
       <w:r>
         <w:rPr>
           <w:rFonts w:ascii="Times New Roman" w:hAnsi="Times New Roman" w:cs="Times New Roman"/>
           <w:sz w:val="24"/>
           <w:szCs w:val="24"/>
         </w:rPr>
-        <w:t>Vease: 01 Documentacion/01.0</w:t>
+        <w:t>Vease</w:t>
+      </w:r>
+      <w:proofErr w:type="spellEnd"/>
+      <w:r>
+        <w:rPr>
+          <w:rFonts w:ascii="Times New Roman" w:hAnsi="Times New Roman" w:cs="Times New Roman"/>
+          <w:sz w:val="24"/>
+          <w:szCs w:val="24"/>
+        </w:rPr>
+        <w:t xml:space="preserve">: 01 </w:t>
+      </w:r>
+      <w:proofErr w:type="spellStart"/>
+      <w:r>
+        <w:rPr>
+          <w:rFonts w:ascii="Times New Roman" w:hAnsi="Times New Roman" w:cs="Times New Roman"/>
+          <w:sz w:val="24"/>
+          <w:szCs w:val="24"/>
+        </w:rPr>
+        <w:t>Documentacion</w:t>
+      </w:r>
+      <w:proofErr w:type="spellEnd"/>
+      <w:r>
+        <w:rPr>
+          <w:rFonts w:ascii="Times New Roman" w:hAnsi="Times New Roman" w:cs="Times New Roman"/>
+          <w:sz w:val="24"/>
+          <w:szCs w:val="24"/>
+        </w:rPr>
+        <w:t>/01.0</w:t>
       </w:r>
       <w:r>
         <w:rPr>
@@ -21861,21 +22774,67 @@
           <w:szCs w:val="24"/>
         </w:rPr>
       </w:pPr>
+      <w:proofErr w:type="spellStart"/>
       <w:r>
         <w:rPr>
           <w:rFonts w:ascii="Times New Roman" w:hAnsi="Times New Roman" w:cs="Times New Roman"/>
           <w:sz w:val="24"/>
           <w:szCs w:val="24"/>
         </w:rPr>
-        <w:t>Vease: 01 Documentacion/0</w:t>
-      </w:r>
+        <w:t>Vease</w:t>
+      </w:r>
+      <w:proofErr w:type="spellEnd"/>
       <w:r>
         <w:rPr>
           <w:rFonts w:ascii="Times New Roman" w:hAnsi="Times New Roman" w:cs="Times New Roman"/>
           <w:sz w:val="24"/>
           <w:szCs w:val="24"/>
         </w:rPr>
-        <w:t>1.05 Acuerdos/Plan Gestion Adquisiciones</w:t>
+        <w:t xml:space="preserve">: 01 </w:t>
+      </w:r>
+      <w:proofErr w:type="spellStart"/>
+      <w:r>
+        <w:rPr>
+          <w:rFonts w:ascii="Times New Roman" w:hAnsi="Times New Roman" w:cs="Times New Roman"/>
+          <w:sz w:val="24"/>
+          <w:szCs w:val="24"/>
+        </w:rPr>
+        <w:t>Documentacion</w:t>
+      </w:r>
+      <w:proofErr w:type="spellEnd"/>
+      <w:r>
+        <w:rPr>
+          <w:rFonts w:ascii="Times New Roman" w:hAnsi="Times New Roman" w:cs="Times New Roman"/>
+          <w:sz w:val="24"/>
+          <w:szCs w:val="24"/>
+        </w:rPr>
+        <w:t>/0</w:t>
+      </w:r>
+      <w:r>
+        <w:rPr>
+          <w:rFonts w:ascii="Times New Roman" w:hAnsi="Times New Roman" w:cs="Times New Roman"/>
+          <w:sz w:val="24"/>
+          <w:szCs w:val="24"/>
+        </w:rPr>
+        <w:t xml:space="preserve">1.05 Acuerdos/Plan </w:t>
+      </w:r>
+      <w:proofErr w:type="spellStart"/>
+      <w:r>
+        <w:rPr>
+          <w:rFonts w:ascii="Times New Roman" w:hAnsi="Times New Roman" w:cs="Times New Roman"/>
+          <w:sz w:val="24"/>
+          <w:szCs w:val="24"/>
+        </w:rPr>
+        <w:t>Gestion</w:t>
+      </w:r>
+      <w:proofErr w:type="spellEnd"/>
+      <w:r>
+        <w:rPr>
+          <w:rFonts w:ascii="Times New Roman" w:hAnsi="Times New Roman" w:cs="Times New Roman"/>
+          <w:sz w:val="24"/>
+          <w:szCs w:val="24"/>
+        </w:rPr>
+        <w:t xml:space="preserve"> Adquisiciones</w:t>
       </w:r>
     </w:p>
     <w:p>
@@ -21916,13 +22875,59 @@
           <w:szCs w:val="24"/>
         </w:rPr>
       </w:pPr>
+      <w:proofErr w:type="spellStart"/>
       <w:r>
         <w:rPr>
           <w:rFonts w:ascii="Times New Roman" w:hAnsi="Times New Roman" w:cs="Times New Roman"/>
           <w:sz w:val="24"/>
           <w:szCs w:val="24"/>
         </w:rPr>
-        <w:t>Vease: 01 Documentacion/01.05 Acuerdos/Elaboracion Contrato</w:t>
+        <w:t>Vease</w:t>
+      </w:r>
+      <w:proofErr w:type="spellEnd"/>
+      <w:r>
+        <w:rPr>
+          <w:rFonts w:ascii="Times New Roman" w:hAnsi="Times New Roman" w:cs="Times New Roman"/>
+          <w:sz w:val="24"/>
+          <w:szCs w:val="24"/>
+        </w:rPr>
+        <w:t xml:space="preserve">: 01 </w:t>
+      </w:r>
+      <w:proofErr w:type="spellStart"/>
+      <w:r>
+        <w:rPr>
+          <w:rFonts w:ascii="Times New Roman" w:hAnsi="Times New Roman" w:cs="Times New Roman"/>
+          <w:sz w:val="24"/>
+          <w:szCs w:val="24"/>
+        </w:rPr>
+        <w:t>Documentacion</w:t>
+      </w:r>
+      <w:proofErr w:type="spellEnd"/>
+      <w:r>
+        <w:rPr>
+          <w:rFonts w:ascii="Times New Roman" w:hAnsi="Times New Roman" w:cs="Times New Roman"/>
+          <w:sz w:val="24"/>
+          <w:szCs w:val="24"/>
+        </w:rPr>
+        <w:t>/01.05 Acuerdos/</w:t>
+      </w:r>
+      <w:proofErr w:type="spellStart"/>
+      <w:r>
+        <w:rPr>
+          <w:rFonts w:ascii="Times New Roman" w:hAnsi="Times New Roman" w:cs="Times New Roman"/>
+          <w:sz w:val="24"/>
+          <w:szCs w:val="24"/>
+        </w:rPr>
+        <w:t>Elaboracion</w:t>
+      </w:r>
+      <w:proofErr w:type="spellEnd"/>
+      <w:r>
+        <w:rPr>
+          <w:rFonts w:ascii="Times New Roman" w:hAnsi="Times New Roman" w:cs="Times New Roman"/>
+          <w:sz w:val="24"/>
+          <w:szCs w:val="24"/>
+        </w:rPr>
+        <w:t xml:space="preserve"> Contrato</w:t>
       </w:r>
     </w:p>
     <w:p>
@@ -21933,6 +22938,7 @@
           <w:numId w:val="26"/>
         </w:numPr>
         <w:spacing w:line="276" w:lineRule="auto"/>
+        <w:ind w:left="1416" w:hanging="1416"/>
         <w:rPr>
           <w:rFonts w:ascii="Times New Roman" w:eastAsia="Times New Roman" w:hAnsi="Times New Roman" w:cs="Times New Roman"/>
           <w:b/>
@@ -22034,13 +23040,31 @@
                 <w:szCs w:val="24"/>
               </w:rPr>
             </w:pPr>
-            <w:r>
-              <w:rPr>
-                <w:rFonts w:cs="Times New Roman"/>
-                <w:szCs w:val="24"/>
-              </w:rPr>
-              <w:t>TechNova Solutions</w:t>
-            </w:r>
+            <w:proofErr w:type="spellStart"/>
+            <w:r>
+              <w:rPr>
+                <w:rFonts w:cs="Times New Roman"/>
+                <w:szCs w:val="24"/>
+              </w:rPr>
+              <w:t>TechNova</w:t>
+            </w:r>
+            <w:proofErr w:type="spellEnd"/>
+            <w:r>
+              <w:rPr>
+                <w:rFonts w:cs="Times New Roman"/>
+                <w:szCs w:val="24"/>
+              </w:rPr>
+              <w:t xml:space="preserve"> </w:t>
+            </w:r>
+            <w:proofErr w:type="spellStart"/>
+            <w:r>
+              <w:rPr>
+                <w:rFonts w:cs="Times New Roman"/>
+                <w:szCs w:val="24"/>
+              </w:rPr>
+              <w:t>Solutions</w:t>
+            </w:r>
+            <w:proofErr w:type="spellEnd"/>
           </w:p>
         </w:tc>
         <w:tc>
@@ -22081,12 +23105,21 @@
                 <w:szCs w:val="24"/>
               </w:rPr>
             </w:pPr>
-            <w:r>
-              <w:rPr>
-                <w:rFonts w:cs="Times New Roman"/>
-                <w:szCs w:val="24"/>
-              </w:rPr>
-              <w:t>SoftGreen Technologies</w:t>
+            <w:proofErr w:type="spellStart"/>
+            <w:r>
+              <w:rPr>
+                <w:rFonts w:cs="Times New Roman"/>
+                <w:szCs w:val="24"/>
+              </w:rPr>
+              <w:t>SoftGreen</w:t>
+            </w:r>
+            <w:proofErr w:type="spellEnd"/>
+            <w:r>
+              <w:rPr>
+                <w:rFonts w:cs="Times New Roman"/>
+                <w:szCs w:val="24"/>
+              </w:rPr>
+              <w:t xml:space="preserve"> Technologies</w:t>
             </w:r>
           </w:p>
         </w:tc>
@@ -22107,8 +23140,17 @@
                 <w:rFonts w:cs="Times New Roman"/>
                 <w:szCs w:val="24"/>
               </w:rPr>
-              <w:t>Empresa enfocada en software sostenible y cloud</w:t>
-            </w:r>
+              <w:t xml:space="preserve">Empresa enfocada en software sostenible y </w:t>
+            </w:r>
+            <w:proofErr w:type="spellStart"/>
+            <w:r>
+              <w:rPr>
+                <w:rFonts w:cs="Times New Roman"/>
+                <w:szCs w:val="24"/>
+              </w:rPr>
+              <w:t>cloud</w:t>
+            </w:r>
+            <w:proofErr w:type="spellEnd"/>
           </w:p>
         </w:tc>
       </w:tr>
@@ -22128,12 +23170,21 @@
                 <w:szCs w:val="24"/>
               </w:rPr>
             </w:pPr>
-            <w:r>
-              <w:rPr>
-                <w:rFonts w:cs="Times New Roman"/>
-                <w:szCs w:val="24"/>
-              </w:rPr>
-              <w:t>InnovaCode Studio</w:t>
+            <w:proofErr w:type="spellStart"/>
+            <w:r>
+              <w:rPr>
+                <w:rFonts w:cs="Times New Roman"/>
+                <w:szCs w:val="24"/>
+              </w:rPr>
+              <w:t>InnovaCode</w:t>
+            </w:r>
+            <w:proofErr w:type="spellEnd"/>
+            <w:r>
+              <w:rPr>
+                <w:rFonts w:cs="Times New Roman"/>
+                <w:szCs w:val="24"/>
+              </w:rPr>
+              <w:t xml:space="preserve"> Studio</w:t>
             </w:r>
           </w:p>
         </w:tc>
@@ -22202,6 +23253,7 @@
                 <w:lang w:val="es-PE"/>
               </w:rPr>
             </w:pPr>
+            <w:proofErr w:type="spellStart"/>
             <w:r>
               <w:rPr>
                 <w:rFonts w:cs="Times New Roman"/>
@@ -22212,6 +23264,7 @@
               </w:rPr>
               <w:t>N°</w:t>
             </w:r>
+            <w:proofErr w:type="spellEnd"/>
           </w:p>
         </w:tc>
         <w:tc>
@@ -23064,7 +24117,25 @@
                 <w:szCs w:val="24"/>
                 <w:lang w:val="es-PE"/>
               </w:rPr>
-              <w:t>Experiencia comprobada en el desarrollo de plataformas web, marketplaces, sistemas de comercio electrónico, integración de pasarelas de pago, gestión de usuarios y aplicaciones empresariales similares.</w:t>
+              <w:t xml:space="preserve">Experiencia comprobada en el desarrollo de plataformas web, </w:t>
+            </w:r>
+            <w:proofErr w:type="spellStart"/>
+            <w:r>
+              <w:rPr>
+                <w:rFonts w:cs="Times New Roman"/>
+                <w:szCs w:val="24"/>
+                <w:lang w:val="es-PE"/>
+              </w:rPr>
+              <w:t>marketplaces</w:t>
+            </w:r>
+            <w:proofErr w:type="spellEnd"/>
+            <w:r>
+              <w:rPr>
+                <w:rFonts w:cs="Times New Roman"/>
+                <w:szCs w:val="24"/>
+                <w:lang w:val="es-PE"/>
+              </w:rPr>
+              <w:t>, sistemas de comercio electrónico, integración de pasarelas de pago, gestión de usuarios y aplicaciones empresariales similares.</w:t>
             </w:r>
           </w:p>
         </w:tc>
@@ -23270,7 +24341,25 @@
                 <w:szCs w:val="24"/>
                 <w:lang w:val="es-PE"/>
               </w:rPr>
-              <w:t>Uso de tecnologías modernas, ampliamente adoptadas y con soporte a largo plazo (frameworks actuales, arquitecturas escalables, APIs REST, bases de datos robustas, control de versiones, integración continua y buenas prácticas de desarrollo).</w:t>
+              <w:t>Uso de tecnologías modernas, ampliamente adoptadas y con soporte a largo plazo (</w:t>
+            </w:r>
+            <w:proofErr w:type="spellStart"/>
+            <w:r>
+              <w:rPr>
+                <w:rFonts w:cs="Times New Roman"/>
+                <w:szCs w:val="24"/>
+                <w:lang w:val="es-PE"/>
+              </w:rPr>
+              <w:t>frameworks</w:t>
+            </w:r>
+            <w:proofErr w:type="spellEnd"/>
+            <w:r>
+              <w:rPr>
+                <w:rFonts w:cs="Times New Roman"/>
+                <w:szCs w:val="24"/>
+                <w:lang w:val="es-PE"/>
+              </w:rPr>
+              <w:t xml:space="preserve"> actuales, arquitecturas escalables, APIs REST, bases de datos robustas, control de versiones, integración continua y buenas prácticas de desarrollo).</w:t>
             </w:r>
           </w:p>
         </w:tc>
@@ -23368,7 +24457,25 @@
                 <w:szCs w:val="24"/>
                 <w:lang w:val="es-PE"/>
               </w:rPr>
-              <w:t>Implementación de mecanismos de seguridad como autenticación segura (JWT/OAuth2), autorización basada en roles, cifrado de contraseñas (bcrypt o Argon2), cifrado de datos sensibles (TLS/HTTPS), protección contra ataques OWASP Top 10</w:t>
+              <w:t>Implementación de mecanismos de seguridad como autenticación segura (JWT/OAuth2), autorización basada en roles, cifrado de contraseñas (</w:t>
+            </w:r>
+            <w:proofErr w:type="spellStart"/>
+            <w:r>
+              <w:rPr>
+                <w:rFonts w:cs="Times New Roman"/>
+                <w:szCs w:val="24"/>
+                <w:lang w:val="es-PE"/>
+              </w:rPr>
+              <w:t>bcrypt</w:t>
+            </w:r>
+            <w:proofErr w:type="spellEnd"/>
+            <w:r>
+              <w:rPr>
+                <w:rFonts w:cs="Times New Roman"/>
+                <w:szCs w:val="24"/>
+                <w:lang w:val="es-PE"/>
+              </w:rPr>
+              <w:t xml:space="preserve"> o Argon2), cifrado de datos sensibles (TLS/HTTPS), protección contra ataques OWASP Top 10</w:t>
             </w:r>
             <w:r>
               <w:rPr>
@@ -23398,7 +24505,25 @@
                 <w:szCs w:val="24"/>
                 <w:lang w:val="es-PE"/>
               </w:rPr>
-              <w:t>SQL Injection, XSS, CSRF, etc.), validación de entradas, gestión segura de sesiones, registro de auditoría y cumplimiento de buenas prácticas para la integración con pasarelas de pago y protección de datos personales.</w:t>
+              <w:t xml:space="preserve">SQL </w:t>
+            </w:r>
+            <w:proofErr w:type="spellStart"/>
+            <w:r>
+              <w:rPr>
+                <w:rFonts w:cs="Times New Roman"/>
+                <w:szCs w:val="24"/>
+                <w:lang w:val="es-PE"/>
+              </w:rPr>
+              <w:t>Injection</w:t>
+            </w:r>
+            <w:proofErr w:type="spellEnd"/>
+            <w:r>
+              <w:rPr>
+                <w:rFonts w:cs="Times New Roman"/>
+                <w:szCs w:val="24"/>
+                <w:lang w:val="es-PE"/>
+              </w:rPr>
+              <w:t>, XSS, CSRF, etc.), validación de entradas, gestión segura de sesiones, registro de auditoría y cumplimiento de buenas prácticas para la integración con pasarelas de pago y protección de datos personales.</w:t>
             </w:r>
           </w:p>
         </w:tc>
@@ -23537,6 +24662,7 @@
                 <w:lang w:val="es-PE"/>
               </w:rPr>
             </w:pPr>
+            <w:proofErr w:type="spellStart"/>
             <w:r>
               <w:rPr>
                 <w:rFonts w:cs="Times New Roman"/>
@@ -23545,8 +24671,31 @@
                 <w:szCs w:val="24"/>
                 <w:lang w:val="es-PE"/>
               </w:rPr>
-              <w:t>TechNova Solutions</w:t>
-            </w:r>
+              <w:t>TechNova</w:t>
+            </w:r>
+            <w:proofErr w:type="spellEnd"/>
+            <w:r>
+              <w:rPr>
+                <w:rFonts w:cs="Times New Roman"/>
+                <w:b/>
+                <w:bCs/>
+                <w:szCs w:val="24"/>
+                <w:lang w:val="es-PE"/>
+              </w:rPr>
+              <w:t xml:space="preserve"> </w:t>
+            </w:r>
+            <w:proofErr w:type="spellStart"/>
+            <w:r>
+              <w:rPr>
+                <w:rFonts w:cs="Times New Roman"/>
+                <w:b/>
+                <w:bCs/>
+                <w:szCs w:val="24"/>
+                <w:lang w:val="es-PE"/>
+              </w:rPr>
+              <w:t>Solutions</w:t>
+            </w:r>
+            <w:proofErr w:type="spellEnd"/>
           </w:p>
         </w:tc>
         <w:tc>
@@ -23565,6 +24714,7 @@
                 <w:lang w:val="es-PE"/>
               </w:rPr>
             </w:pPr>
+            <w:proofErr w:type="spellStart"/>
             <w:r>
               <w:rPr>
                 <w:rFonts w:cs="Times New Roman"/>
@@ -23573,7 +24723,18 @@
                 <w:szCs w:val="24"/>
                 <w:lang w:val="es-PE"/>
               </w:rPr>
-              <w:t>SoftGreen Technologies</w:t>
+              <w:t>SoftGreen</w:t>
+            </w:r>
+            <w:proofErr w:type="spellEnd"/>
+            <w:r>
+              <w:rPr>
+                <w:rFonts w:cs="Times New Roman"/>
+                <w:b/>
+                <w:bCs/>
+                <w:szCs w:val="24"/>
+                <w:lang w:val="es-PE"/>
+              </w:rPr>
+              <w:t xml:space="preserve"> Technologies</w:t>
             </w:r>
           </w:p>
         </w:tc>
@@ -23593,6 +24754,7 @@
                 <w:lang w:val="es-PE"/>
               </w:rPr>
             </w:pPr>
+            <w:proofErr w:type="spellStart"/>
             <w:r>
               <w:rPr>
                 <w:rFonts w:cs="Times New Roman"/>
@@ -23601,7 +24763,18 @@
                 <w:szCs w:val="24"/>
                 <w:lang w:val="es-PE"/>
               </w:rPr>
-              <w:t>InnovaCode Studio</w:t>
+              <w:t>InnovaCode</w:t>
+            </w:r>
+            <w:proofErr w:type="spellEnd"/>
+            <w:r>
+              <w:rPr>
+                <w:rFonts w:cs="Times New Roman"/>
+                <w:b/>
+                <w:bCs/>
+                <w:szCs w:val="24"/>
+                <w:lang w:val="es-PE"/>
+              </w:rPr>
+              <w:t xml:space="preserve"> Studio</w:t>
             </w:r>
           </w:p>
         </w:tc>
@@ -25055,13 +26228,31 @@
                 <w:szCs w:val="24"/>
               </w:rPr>
             </w:pPr>
-            <w:r>
-              <w:rPr>
-                <w:rFonts w:cs="Times New Roman"/>
-                <w:szCs w:val="24"/>
-              </w:rPr>
-              <w:t>TechNova Solutions</w:t>
-            </w:r>
+            <w:proofErr w:type="spellStart"/>
+            <w:r>
+              <w:rPr>
+                <w:rFonts w:cs="Times New Roman"/>
+                <w:szCs w:val="24"/>
+              </w:rPr>
+              <w:t>TechNova</w:t>
+            </w:r>
+            <w:proofErr w:type="spellEnd"/>
+            <w:r>
+              <w:rPr>
+                <w:rFonts w:cs="Times New Roman"/>
+                <w:szCs w:val="24"/>
+              </w:rPr>
+              <w:t xml:space="preserve"> </w:t>
+            </w:r>
+            <w:proofErr w:type="spellStart"/>
+            <w:r>
+              <w:rPr>
+                <w:rFonts w:cs="Times New Roman"/>
+                <w:szCs w:val="24"/>
+              </w:rPr>
+              <w:t>Solutions</w:t>
+            </w:r>
+            <w:proofErr w:type="spellEnd"/>
           </w:p>
         </w:tc>
         <w:tc>
@@ -25102,12 +26293,21 @@
                 <w:szCs w:val="24"/>
               </w:rPr>
             </w:pPr>
-            <w:r>
-              <w:rPr>
-                <w:rFonts w:cs="Times New Roman"/>
-                <w:szCs w:val="24"/>
-              </w:rPr>
-              <w:t>SoftGreen Technologies</w:t>
+            <w:proofErr w:type="spellStart"/>
+            <w:r>
+              <w:rPr>
+                <w:rFonts w:cs="Times New Roman"/>
+                <w:szCs w:val="24"/>
+              </w:rPr>
+              <w:t>SoftGreen</w:t>
+            </w:r>
+            <w:proofErr w:type="spellEnd"/>
+            <w:r>
+              <w:rPr>
+                <w:rFonts w:cs="Times New Roman"/>
+                <w:szCs w:val="24"/>
+              </w:rPr>
+              <w:t xml:space="preserve"> Technologies</w:t>
             </w:r>
           </w:p>
         </w:tc>
@@ -25149,12 +26349,21 @@
                 <w:szCs w:val="24"/>
               </w:rPr>
             </w:pPr>
-            <w:r>
-              <w:rPr>
-                <w:rFonts w:cs="Times New Roman"/>
-                <w:szCs w:val="24"/>
-              </w:rPr>
-              <w:t>InnovaCode Studio</w:t>
+            <w:proofErr w:type="spellStart"/>
+            <w:r>
+              <w:rPr>
+                <w:rFonts w:cs="Times New Roman"/>
+                <w:szCs w:val="24"/>
+              </w:rPr>
+              <w:t>InnovaCode</w:t>
+            </w:r>
+            <w:proofErr w:type="spellEnd"/>
+            <w:r>
+              <w:rPr>
+                <w:rFonts w:cs="Times New Roman"/>
+                <w:szCs w:val="24"/>
+              </w:rPr>
+              <w:t xml:space="preserve"> Studio</w:t>
             </w:r>
           </w:p>
         </w:tc>
@@ -25257,8 +26466,42 @@
                 <w:szCs w:val="24"/>
                 <w:lang w:val="es-PE"/>
               </w:rPr>
-              <w:t>Justificación de la selección de TechNova Solutions</w:t>
-            </w:r>
+              <w:t xml:space="preserve">Justificación de la selección de </w:t>
+            </w:r>
+            <w:proofErr w:type="spellStart"/>
+            <w:r>
+              <w:rPr>
+                <w:rFonts w:cs="Times New Roman"/>
+                <w:b/>
+                <w:bCs/>
+                <w:szCs w:val="24"/>
+                <w:lang w:val="es-PE"/>
+              </w:rPr>
+              <w:t>TechNova</w:t>
+            </w:r>
+            <w:proofErr w:type="spellEnd"/>
+            <w:r>
+              <w:rPr>
+                <w:rFonts w:cs="Times New Roman"/>
+                <w:b/>
+                <w:bCs/>
+                <w:szCs w:val="24"/>
+                <w:lang w:val="es-PE"/>
+              </w:rPr>
+              <w:t xml:space="preserve"> </w:t>
+            </w:r>
+            <w:proofErr w:type="spellStart"/>
+            <w:r>
+              <w:rPr>
+                <w:rFonts w:cs="Times New Roman"/>
+                <w:b/>
+                <w:bCs/>
+                <w:szCs w:val="24"/>
+                <w:lang w:val="es-PE"/>
+              </w:rPr>
+              <w:t>Solutions</w:t>
+            </w:r>
+            <w:proofErr w:type="spellEnd"/>
           </w:p>
         </w:tc>
       </w:tr>
@@ -25327,7 +26570,43 @@
                 <w:szCs w:val="24"/>
                 <w:lang w:val="es-PE"/>
               </w:rPr>
-              <w:t>), superando a SoftGreen Technologies (225) e InnovaCode Studio (220).</w:t>
+              <w:t xml:space="preserve">), superando a </w:t>
+            </w:r>
+            <w:proofErr w:type="spellStart"/>
+            <w:r>
+              <w:rPr>
+                <w:rFonts w:cs="Times New Roman"/>
+                <w:szCs w:val="24"/>
+                <w:lang w:val="es-PE"/>
+              </w:rPr>
+              <w:t>SoftGreen</w:t>
+            </w:r>
+            <w:proofErr w:type="spellEnd"/>
+            <w:r>
+              <w:rPr>
+                <w:rFonts w:cs="Times New Roman"/>
+                <w:szCs w:val="24"/>
+                <w:lang w:val="es-PE"/>
+              </w:rPr>
+              <w:t xml:space="preserve"> Technologies (225) e </w:t>
+            </w:r>
+            <w:proofErr w:type="spellStart"/>
+            <w:r>
+              <w:rPr>
+                <w:rFonts w:cs="Times New Roman"/>
+                <w:szCs w:val="24"/>
+                <w:lang w:val="es-PE"/>
+              </w:rPr>
+              <w:t>InnovaCode</w:t>
+            </w:r>
+            <w:proofErr w:type="spellEnd"/>
+            <w:r>
+              <w:rPr>
+                <w:rFonts w:cs="Times New Roman"/>
+                <w:szCs w:val="24"/>
+                <w:lang w:val="es-PE"/>
+              </w:rPr>
+              <w:t xml:space="preserve"> Studio (220).</w:t>
             </w:r>
           </w:p>
         </w:tc>
@@ -25535,7 +26814,25 @@
                 <w:szCs w:val="24"/>
                 <w:lang w:val="es-PE"/>
               </w:rPr>
-              <w:t>Cuenta con amplia experiencia en el desarrollo de plataformas web empresariales y marketplaces, reduciendo el riesgo durante la ejecución del proyecto.</w:t>
+              <w:t xml:space="preserve">Cuenta con amplia experiencia en el desarrollo de plataformas web empresariales y </w:t>
+            </w:r>
+            <w:proofErr w:type="spellStart"/>
+            <w:r>
+              <w:rPr>
+                <w:rFonts w:cs="Times New Roman"/>
+                <w:szCs w:val="24"/>
+                <w:lang w:val="es-PE"/>
+              </w:rPr>
+              <w:t>marketplaces</w:t>
+            </w:r>
+            <w:proofErr w:type="spellEnd"/>
+            <w:r>
+              <w:rPr>
+                <w:rFonts w:cs="Times New Roman"/>
+                <w:szCs w:val="24"/>
+                <w:lang w:val="es-PE"/>
+              </w:rPr>
+              <w:t>, reduciendo el riesgo durante la ejecución del proyecto.</w:t>
             </w:r>
           </w:p>
         </w:tc>
@@ -25693,6 +26990,7 @@
               </w:rPr>
               <w:t xml:space="preserve">Se seleccionó a </w:t>
             </w:r>
+            <w:proofErr w:type="spellStart"/>
             <w:r>
               <w:rPr>
                 <w:rFonts w:cs="Times New Roman"/>
@@ -25701,8 +26999,31 @@
                 <w:szCs w:val="24"/>
                 <w:lang w:val="es-PE"/>
               </w:rPr>
-              <w:t>TechNova Solutions</w:t>
-            </w:r>
+              <w:t>TechNova</w:t>
+            </w:r>
+            <w:proofErr w:type="spellEnd"/>
+            <w:r>
+              <w:rPr>
+                <w:rFonts w:cs="Times New Roman"/>
+                <w:b/>
+                <w:bCs/>
+                <w:szCs w:val="24"/>
+                <w:lang w:val="es-PE"/>
+              </w:rPr>
+              <w:t xml:space="preserve"> </w:t>
+            </w:r>
+            <w:proofErr w:type="spellStart"/>
+            <w:r>
+              <w:rPr>
+                <w:rFonts w:cs="Times New Roman"/>
+                <w:b/>
+                <w:bCs/>
+                <w:szCs w:val="24"/>
+                <w:lang w:val="es-PE"/>
+              </w:rPr>
+              <w:t>Solutions</w:t>
+            </w:r>
+            <w:proofErr w:type="spellEnd"/>
             <w:r>
               <w:rPr>
                 <w:rFonts w:cs="Times New Roman"/>
@@ -26069,8 +27390,18 @@
                 <w:color w:val="000000" w:themeColor="text1"/>
                 <w:szCs w:val="24"/>
               </w:rPr>
-              <w:t>Formato de Impresion</w:t>
-            </w:r>
+              <w:t xml:space="preserve">Formato de </w:t>
+            </w:r>
+            <w:proofErr w:type="spellStart"/>
+            <w:r>
+              <w:rPr>
+                <w:rFonts w:eastAsia="Times New Roman" w:cs="Times New Roman"/>
+                <w:color w:val="000000" w:themeColor="text1"/>
+                <w:szCs w:val="24"/>
+              </w:rPr>
+              <w:t>Impresion</w:t>
+            </w:r>
+            <w:proofErr w:type="spellEnd"/>
           </w:p>
           <w:p>
             <w:pPr>
@@ -26123,6 +27454,7 @@
                 <w:szCs w:val="24"/>
               </w:rPr>
             </w:pPr>
+            <w:proofErr w:type="spellStart"/>
             <w:r>
               <w:rPr>
                 <w:rFonts w:eastAsia="Times New Roman" w:cs="Times New Roman"/>
@@ -26131,6 +27463,7 @@
               </w:rPr>
               <w:t>Notificacion</w:t>
             </w:r>
+            <w:proofErr w:type="spellEnd"/>
           </w:p>
         </w:tc>
       </w:tr>
@@ -27211,14 +28544,88 @@
           <w:szCs w:val="24"/>
         </w:rPr>
       </w:pPr>
+      <w:proofErr w:type="spellStart"/>
       <w:r>
         <w:rPr>
           <w:rFonts w:ascii="Times New Roman" w:hAnsi="Times New Roman" w:cs="Times New Roman"/>
           <w:sz w:val="24"/>
           <w:szCs w:val="24"/>
         </w:rPr>
-        <w:t>Vease: 01 Documentacion/01.02 Analisis/EcoWaste PuntosFuncion</w:t>
-      </w:r>
+        <w:t>Vease</w:t>
+      </w:r>
+      <w:proofErr w:type="spellEnd"/>
+      <w:r>
+        <w:rPr>
+          <w:rFonts w:ascii="Times New Roman" w:hAnsi="Times New Roman" w:cs="Times New Roman"/>
+          <w:sz w:val="24"/>
+          <w:szCs w:val="24"/>
+        </w:rPr>
+        <w:t xml:space="preserve">: 01 </w:t>
+      </w:r>
+      <w:proofErr w:type="spellStart"/>
+      <w:r>
+        <w:rPr>
+          <w:rFonts w:ascii="Times New Roman" w:hAnsi="Times New Roman" w:cs="Times New Roman"/>
+          <w:sz w:val="24"/>
+          <w:szCs w:val="24"/>
+        </w:rPr>
+        <w:t>Documentacion</w:t>
+      </w:r>
+      <w:proofErr w:type="spellEnd"/>
+      <w:r>
+        <w:rPr>
+          <w:rFonts w:ascii="Times New Roman" w:hAnsi="Times New Roman" w:cs="Times New Roman"/>
+          <w:sz w:val="24"/>
+          <w:szCs w:val="24"/>
+        </w:rPr>
+        <w:t xml:space="preserve">/01.02 </w:t>
+      </w:r>
+      <w:proofErr w:type="spellStart"/>
+      <w:r>
+        <w:rPr>
+          <w:rFonts w:ascii="Times New Roman" w:hAnsi="Times New Roman" w:cs="Times New Roman"/>
+          <w:sz w:val="24"/>
+          <w:szCs w:val="24"/>
+        </w:rPr>
+        <w:t>Analisis</w:t>
+      </w:r>
+      <w:proofErr w:type="spellEnd"/>
+      <w:r>
+        <w:rPr>
+          <w:rFonts w:ascii="Times New Roman" w:hAnsi="Times New Roman" w:cs="Times New Roman"/>
+          <w:sz w:val="24"/>
+          <w:szCs w:val="24"/>
+        </w:rPr>
+        <w:t>/</w:t>
+      </w:r>
+      <w:proofErr w:type="spellStart"/>
+      <w:r>
+        <w:rPr>
+          <w:rFonts w:ascii="Times New Roman" w:hAnsi="Times New Roman" w:cs="Times New Roman"/>
+          <w:sz w:val="24"/>
+          <w:szCs w:val="24"/>
+        </w:rPr>
+        <w:t>EcoWaste</w:t>
+      </w:r>
+      <w:proofErr w:type="spellEnd"/>
+      <w:r>
+        <w:rPr>
+          <w:rFonts w:ascii="Times New Roman" w:hAnsi="Times New Roman" w:cs="Times New Roman"/>
+          <w:sz w:val="24"/>
+          <w:szCs w:val="24"/>
+        </w:rPr>
+        <w:t xml:space="preserve"> </w:t>
+      </w:r>
+      <w:proofErr w:type="spellStart"/>
+      <w:r>
+        <w:rPr>
+          <w:rFonts w:ascii="Times New Roman" w:hAnsi="Times New Roman" w:cs="Times New Roman"/>
+          <w:sz w:val="24"/>
+          <w:szCs w:val="24"/>
+        </w:rPr>
+        <w:t>PuntosFuncion</w:t>
+      </w:r>
+      <w:proofErr w:type="spellEnd"/>
     </w:p>
     <w:p>
       <w:pPr>
@@ -27587,13 +28994,41 @@
           <w:szCs w:val="24"/>
         </w:rPr>
       </w:pPr>
+      <w:proofErr w:type="spellStart"/>
       <w:r>
         <w:rPr>
           <w:rFonts w:ascii="Times New Roman" w:hAnsi="Times New Roman" w:cs="Times New Roman"/>
           <w:sz w:val="24"/>
           <w:szCs w:val="24"/>
         </w:rPr>
-        <w:t>Vease: 01 Documentacion/01.04 Calidad/Plan de Pruebas</w:t>
+        <w:t>Vease</w:t>
+      </w:r>
+      <w:proofErr w:type="spellEnd"/>
+      <w:r>
+        <w:rPr>
+          <w:rFonts w:ascii="Times New Roman" w:hAnsi="Times New Roman" w:cs="Times New Roman"/>
+          <w:sz w:val="24"/>
+          <w:szCs w:val="24"/>
+        </w:rPr>
+        <w:t xml:space="preserve">: 01 </w:t>
+      </w:r>
+      <w:proofErr w:type="spellStart"/>
+      <w:r>
+        <w:rPr>
+          <w:rFonts w:ascii="Times New Roman" w:hAnsi="Times New Roman" w:cs="Times New Roman"/>
+          <w:sz w:val="24"/>
+          <w:szCs w:val="24"/>
+        </w:rPr>
+        <w:t>Documentacion</w:t>
+      </w:r>
+      <w:proofErr w:type="spellEnd"/>
+      <w:r>
+        <w:rPr>
+          <w:rFonts w:ascii="Times New Roman" w:hAnsi="Times New Roman" w:cs="Times New Roman"/>
+          <w:sz w:val="24"/>
+          <w:szCs w:val="24"/>
+        </w:rPr>
+        <w:t>/01.04 Calidad/Plan de Pruebas</w:t>
       </w:r>
     </w:p>
     <w:p>
@@ -27622,7 +29057,31 @@
           <w:sz w:val="24"/>
           <w:szCs w:val="24"/>
         </w:rPr>
-        <w:t>Realización del registro de no conformidades de QA (Checklist)</w:t>
+        <w:t>Realización del registro de no conformidades de QA (</w:t>
+      </w:r>
+      <w:proofErr w:type="spellStart"/>
+      <w:r>
+        <w:rPr>
+          <w:rFonts w:ascii="Times New Roman" w:eastAsia="Times New Roman" w:hAnsi="Times New Roman" w:cs="Times New Roman"/>
+          <w:b/>
+          <w:bCs/>
+          <w:color w:val="auto"/>
+          <w:sz w:val="24"/>
+          <w:szCs w:val="24"/>
+        </w:rPr>
+        <w:t>Checklist</w:t>
+      </w:r>
+      <w:proofErr w:type="spellEnd"/>
+      <w:r>
+        <w:rPr>
+          <w:rFonts w:ascii="Times New Roman" w:eastAsia="Times New Roman" w:hAnsi="Times New Roman" w:cs="Times New Roman"/>
+          <w:b/>
+          <w:bCs/>
+          <w:color w:val="auto"/>
+          <w:sz w:val="24"/>
+          <w:szCs w:val="24"/>
+        </w:rPr>
+        <w:t>)</w:t>
       </w:r>
     </w:p>
     <w:p>
@@ -27634,13 +29093,59 @@
           <w:szCs w:val="24"/>
         </w:rPr>
       </w:pPr>
+      <w:proofErr w:type="spellStart"/>
       <w:r>
         <w:rPr>
           <w:rFonts w:ascii="Times New Roman" w:hAnsi="Times New Roman" w:cs="Times New Roman"/>
           <w:sz w:val="24"/>
           <w:szCs w:val="24"/>
         </w:rPr>
-        <w:t>Vease: 01 Documentacion/01.04 Calidad/Inspecccion Calidad</w:t>
+        <w:t>Vease</w:t>
+      </w:r>
+      <w:proofErr w:type="spellEnd"/>
+      <w:r>
+        <w:rPr>
+          <w:rFonts w:ascii="Times New Roman" w:hAnsi="Times New Roman" w:cs="Times New Roman"/>
+          <w:sz w:val="24"/>
+          <w:szCs w:val="24"/>
+        </w:rPr>
+        <w:t xml:space="preserve">: 01 </w:t>
+      </w:r>
+      <w:proofErr w:type="spellStart"/>
+      <w:r>
+        <w:rPr>
+          <w:rFonts w:ascii="Times New Roman" w:hAnsi="Times New Roman" w:cs="Times New Roman"/>
+          <w:sz w:val="24"/>
+          <w:szCs w:val="24"/>
+        </w:rPr>
+        <w:t>Documentacion</w:t>
+      </w:r>
+      <w:proofErr w:type="spellEnd"/>
+      <w:r>
+        <w:rPr>
+          <w:rFonts w:ascii="Times New Roman" w:hAnsi="Times New Roman" w:cs="Times New Roman"/>
+          <w:sz w:val="24"/>
+          <w:szCs w:val="24"/>
+        </w:rPr>
+        <w:t>/01.04 Calidad/</w:t>
+      </w:r>
+      <w:proofErr w:type="spellStart"/>
+      <w:r>
+        <w:rPr>
+          <w:rFonts w:ascii="Times New Roman" w:hAnsi="Times New Roman" w:cs="Times New Roman"/>
+          <w:sz w:val="24"/>
+          <w:szCs w:val="24"/>
+        </w:rPr>
+        <w:t>Inspecccion</w:t>
+      </w:r>
+      <w:proofErr w:type="spellEnd"/>
+      <w:r>
+        <w:rPr>
+          <w:rFonts w:ascii="Times New Roman" w:hAnsi="Times New Roman" w:cs="Times New Roman"/>
+          <w:sz w:val="24"/>
+          <w:szCs w:val="24"/>
+        </w:rPr>
+        <w:t xml:space="preserve"> Calidad</w:t>
       </w:r>
     </w:p>
     <w:p>
@@ -29314,7 +30819,25 @@
           <w:sz w:val="24"/>
           <w:szCs w:val="24"/>
         </w:rPr>
-        <w:t>Asegurar la trazabilidad de cada cambio realizado sobre los entregables del proyecto EcoWaste.</w:t>
+        <w:t xml:space="preserve">Asegurar la trazabilidad de cada cambio realizado sobre los entregables del proyecto </w:t>
+      </w:r>
+      <w:proofErr w:type="spellStart"/>
+      <w:r>
+        <w:rPr>
+          <w:rFonts w:ascii="Times New Roman" w:hAnsi="Times New Roman" w:cs="Times New Roman"/>
+          <w:sz w:val="24"/>
+          <w:szCs w:val="24"/>
+        </w:rPr>
+        <w:t>EcoWaste</w:t>
+      </w:r>
+      <w:proofErr w:type="spellEnd"/>
+      <w:r>
+        <w:rPr>
+          <w:rFonts w:ascii="Times New Roman" w:hAnsi="Times New Roman" w:cs="Times New Roman"/>
+          <w:sz w:val="24"/>
+          <w:szCs w:val="24"/>
+        </w:rPr>
+        <w:t>.</w:t>
       </w:r>
     </w:p>
     <w:p>
@@ -29499,7 +31022,25 @@
           <w:sz w:val="24"/>
           <w:szCs w:val="24"/>
         </w:rPr>
-        <w:t>Diseño UI/UX (wireframes, mockups y prototipos).</w:t>
+        <w:t>Diseño UI/UX (</w:t>
+      </w:r>
+      <w:proofErr w:type="spellStart"/>
+      <w:r>
+        <w:rPr>
+          <w:rFonts w:ascii="Times New Roman" w:hAnsi="Times New Roman" w:cs="Times New Roman"/>
+          <w:sz w:val="24"/>
+          <w:szCs w:val="24"/>
+        </w:rPr>
+        <w:t>wireframes</w:t>
+      </w:r>
+      <w:proofErr w:type="spellEnd"/>
+      <w:r>
+        <w:rPr>
+          <w:rFonts w:ascii="Times New Roman" w:hAnsi="Times New Roman" w:cs="Times New Roman"/>
+          <w:sz w:val="24"/>
+          <w:szCs w:val="24"/>
+        </w:rPr>
+        <w:t>, mockups y prototipos).</w:t>
       </w:r>
     </w:p>
     <w:p>
@@ -29522,7 +31063,25 @@
           <w:sz w:val="24"/>
           <w:szCs w:val="24"/>
         </w:rPr>
-        <w:t>Código fuente de la plataforma EcoWaste y scripts de base de datos.</w:t>
+        <w:t xml:space="preserve">Código fuente de la plataforma </w:t>
+      </w:r>
+      <w:proofErr w:type="spellStart"/>
+      <w:r>
+        <w:rPr>
+          <w:rFonts w:ascii="Times New Roman" w:hAnsi="Times New Roman" w:cs="Times New Roman"/>
+          <w:sz w:val="24"/>
+          <w:szCs w:val="24"/>
+        </w:rPr>
+        <w:t>EcoWaste</w:t>
+      </w:r>
+      <w:proofErr w:type="spellEnd"/>
+      <w:r>
+        <w:rPr>
+          <w:rFonts w:ascii="Times New Roman" w:hAnsi="Times New Roman" w:cs="Times New Roman"/>
+          <w:sz w:val="24"/>
+          <w:szCs w:val="24"/>
+        </w:rPr>
+        <w:t xml:space="preserve"> y scripts de base de datos.</w:t>
       </w:r>
     </w:p>
     <w:p>
@@ -29617,21 +31176,49 @@
         </w:rPr>
         <w:t xml:space="preserve">Asignación de un código único a cada entregable (ej. </w:t>
       </w:r>
+      <w:proofErr w:type="gramStart"/>
       <w:r>
         <w:rPr>
           <w:rFonts w:ascii="Times New Roman" w:hAnsi="Times New Roman" w:cs="Times New Roman"/>
           <w:sz w:val="24"/>
           <w:szCs w:val="24"/>
         </w:rPr>
-        <w:t xml:space="preserve">AN , PY </w:t>
-      </w:r>
+        <w:t>AN ,</w:t>
+      </w:r>
+      <w:proofErr w:type="gramEnd"/>
       <w:r>
         <w:rPr>
           <w:rFonts w:ascii="Times New Roman" w:hAnsi="Times New Roman" w:cs="Times New Roman"/>
           <w:sz w:val="24"/>
           <w:szCs w:val="24"/>
         </w:rPr>
-        <w:t>, RN-01, CU-01).</w:t>
+        <w:t xml:space="preserve"> </w:t>
+      </w:r>
+      <w:proofErr w:type="gramStart"/>
+      <w:r>
+        <w:rPr>
+          <w:rFonts w:ascii="Times New Roman" w:hAnsi="Times New Roman" w:cs="Times New Roman"/>
+          <w:sz w:val="24"/>
+          <w:szCs w:val="24"/>
+        </w:rPr>
+        <w:t xml:space="preserve">PY </w:t>
+      </w:r>
+      <w:r>
+        <w:rPr>
+          <w:rFonts w:ascii="Times New Roman" w:hAnsi="Times New Roman" w:cs="Times New Roman"/>
+          <w:sz w:val="24"/>
+          <w:szCs w:val="24"/>
+        </w:rPr>
+        <w:t>,</w:t>
+      </w:r>
+      <w:proofErr w:type="gramEnd"/>
+      <w:r>
+        <w:rPr>
+          <w:rFonts w:ascii="Times New Roman" w:hAnsi="Times New Roman" w:cs="Times New Roman"/>
+          <w:sz w:val="24"/>
+          <w:szCs w:val="24"/>
+        </w:rPr>
+        <w:t xml:space="preserve"> RN-01, CU-01).</w:t>
       </w:r>
     </w:p>
     <w:p>
@@ -29654,7 +31241,25 @@
           <w:sz w:val="24"/>
           <w:szCs w:val="24"/>
         </w:rPr>
-        <w:t>Uso de un sistema de control de versiones para el código fuente (Git con repositorios en GitHub o GitLab).</w:t>
+        <w:t xml:space="preserve">Uso de un sistema de control de versiones para el código fuente (Git con repositorios en GitHub o </w:t>
+      </w:r>
+      <w:proofErr w:type="spellStart"/>
+      <w:r>
+        <w:rPr>
+          <w:rFonts w:ascii="Times New Roman" w:hAnsi="Times New Roman" w:cs="Times New Roman"/>
+          <w:sz w:val="24"/>
+          <w:szCs w:val="24"/>
+        </w:rPr>
+        <w:t>GitLab</w:t>
+      </w:r>
+      <w:proofErr w:type="spellEnd"/>
+      <w:r>
+        <w:rPr>
+          <w:rFonts w:ascii="Times New Roman" w:hAnsi="Times New Roman" w:cs="Times New Roman"/>
+          <w:sz w:val="24"/>
+          <w:szCs w:val="24"/>
+        </w:rPr>
+        <w:t>).</w:t>
       </w:r>
     </w:p>
     <w:p>
@@ -29886,7 +31491,25 @@
           <w:sz w:val="24"/>
           <w:szCs w:val="24"/>
         </w:rPr>
-        <w:t>Se comunica el cambio a todos los stakeholders involucrados.</w:t>
+        <w:t xml:space="preserve">Se comunica el cambio a todos los </w:t>
+      </w:r>
+      <w:proofErr w:type="spellStart"/>
+      <w:r>
+        <w:rPr>
+          <w:rFonts w:ascii="Times New Roman" w:hAnsi="Times New Roman" w:cs="Times New Roman"/>
+          <w:sz w:val="24"/>
+          <w:szCs w:val="24"/>
+        </w:rPr>
+        <w:t>stakeholders</w:t>
+      </w:r>
+      <w:proofErr w:type="spellEnd"/>
+      <w:r>
+        <w:rPr>
+          <w:rFonts w:ascii="Times New Roman" w:hAnsi="Times New Roman" w:cs="Times New Roman"/>
+          <w:sz w:val="24"/>
+          <w:szCs w:val="24"/>
+        </w:rPr>
+        <w:t xml:space="preserve"> involucrados.</w:t>
       </w:r>
     </w:p>
     <w:p>
@@ -30224,13 +31847,41 @@
           <w:szCs w:val="24"/>
         </w:rPr>
       </w:pPr>
+      <w:proofErr w:type="spellStart"/>
       <w:r>
         <w:rPr>
           <w:rFonts w:ascii="Times New Roman" w:hAnsi="Times New Roman" w:cs="Times New Roman"/>
           <w:sz w:val="24"/>
           <w:szCs w:val="24"/>
         </w:rPr>
-        <w:t>Figma para el diseño colaborativo de wireframes, mockups y prototipos de la interfaz UI/UX.</w:t>
+        <w:t>Figma</w:t>
+      </w:r>
+      <w:proofErr w:type="spellEnd"/>
+      <w:r>
+        <w:rPr>
+          <w:rFonts w:ascii="Times New Roman" w:hAnsi="Times New Roman" w:cs="Times New Roman"/>
+          <w:sz w:val="24"/>
+          <w:szCs w:val="24"/>
+        </w:rPr>
+        <w:t xml:space="preserve"> para el diseño colaborativo de </w:t>
+      </w:r>
+      <w:proofErr w:type="spellStart"/>
+      <w:r>
+        <w:rPr>
+          <w:rFonts w:ascii="Times New Roman" w:hAnsi="Times New Roman" w:cs="Times New Roman"/>
+          <w:sz w:val="24"/>
+          <w:szCs w:val="24"/>
+        </w:rPr>
+        <w:t>wireframes</w:t>
+      </w:r>
+      <w:proofErr w:type="spellEnd"/>
+      <w:r>
+        <w:rPr>
+          <w:rFonts w:ascii="Times New Roman" w:hAnsi="Times New Roman" w:cs="Times New Roman"/>
+          <w:sz w:val="24"/>
+          <w:szCs w:val="24"/>
+        </w:rPr>
+        <w:t>, mockups y prototipos de la interfaz UI/UX.</w:t>
       </w:r>
     </w:p>
     <w:p>
@@ -30383,7 +32034,43 @@
           <w:sz w:val="24"/>
           <w:szCs w:val="24"/>
         </w:rPr>
-        <w:t>AWS (Amazon Web Services) como proveedor cloud para hosting, almacenamiento de archivos y respaldos automáticos.</w:t>
+        <w:t xml:space="preserve">AWS (Amazon Web </w:t>
+      </w:r>
+      <w:proofErr w:type="spellStart"/>
+      <w:r>
+        <w:rPr>
+          <w:rFonts w:ascii="Times New Roman" w:hAnsi="Times New Roman" w:cs="Times New Roman"/>
+          <w:sz w:val="24"/>
+          <w:szCs w:val="24"/>
+        </w:rPr>
+        <w:t>Services</w:t>
+      </w:r>
+      <w:proofErr w:type="spellEnd"/>
+      <w:r>
+        <w:rPr>
+          <w:rFonts w:ascii="Times New Roman" w:hAnsi="Times New Roman" w:cs="Times New Roman"/>
+          <w:sz w:val="24"/>
+          <w:szCs w:val="24"/>
+        </w:rPr>
+        <w:t xml:space="preserve">) como proveedor </w:t>
+      </w:r>
+      <w:proofErr w:type="spellStart"/>
+      <w:r>
+        <w:rPr>
+          <w:rFonts w:ascii="Times New Roman" w:hAnsi="Times New Roman" w:cs="Times New Roman"/>
+          <w:sz w:val="24"/>
+          <w:szCs w:val="24"/>
+        </w:rPr>
+        <w:t>cloud</w:t>
+      </w:r>
+      <w:proofErr w:type="spellEnd"/>
+      <w:r>
+        <w:rPr>
+          <w:rFonts w:ascii="Times New Roman" w:hAnsi="Times New Roman" w:cs="Times New Roman"/>
+          <w:sz w:val="24"/>
+          <w:szCs w:val="24"/>
+        </w:rPr>
+        <w:t xml:space="preserve"> para hosting, almacenamiento de archivos y respaldos automáticos.</w:t>
       </w:r>
     </w:p>
     <w:p>
@@ -30466,7 +32153,61 @@
           <w:sz w:val="24"/>
           <w:szCs w:val="24"/>
         </w:rPr>
-        <w:t>Recursos tecnológicos: equipos de cómputo, licencias de software (IDEs, Figma, Office) y servicios cloud contratados.</w:t>
+        <w:t>Recursos tecnológicos: equipos de cómputo, licencias de software (</w:t>
+      </w:r>
+      <w:proofErr w:type="spellStart"/>
+      <w:r>
+        <w:rPr>
+          <w:rFonts w:ascii="Times New Roman" w:hAnsi="Times New Roman" w:cs="Times New Roman"/>
+          <w:sz w:val="24"/>
+          <w:szCs w:val="24"/>
+        </w:rPr>
+        <w:t>IDEs</w:t>
+      </w:r>
+      <w:proofErr w:type="spellEnd"/>
+      <w:r>
+        <w:rPr>
+          <w:rFonts w:ascii="Times New Roman" w:hAnsi="Times New Roman" w:cs="Times New Roman"/>
+          <w:sz w:val="24"/>
+          <w:szCs w:val="24"/>
+        </w:rPr>
+        <w:t xml:space="preserve">, </w:t>
+      </w:r>
+      <w:proofErr w:type="spellStart"/>
+      <w:r>
+        <w:rPr>
+          <w:rFonts w:ascii="Times New Roman" w:hAnsi="Times New Roman" w:cs="Times New Roman"/>
+          <w:sz w:val="24"/>
+          <w:szCs w:val="24"/>
+        </w:rPr>
+        <w:t>Figma</w:t>
+      </w:r>
+      <w:proofErr w:type="spellEnd"/>
+      <w:r>
+        <w:rPr>
+          <w:rFonts w:ascii="Times New Roman" w:hAnsi="Times New Roman" w:cs="Times New Roman"/>
+          <w:sz w:val="24"/>
+          <w:szCs w:val="24"/>
+        </w:rPr>
+        <w:t xml:space="preserve">, Office) y servicios </w:t>
+      </w:r>
+      <w:proofErr w:type="spellStart"/>
+      <w:r>
+        <w:rPr>
+          <w:rFonts w:ascii="Times New Roman" w:hAnsi="Times New Roman" w:cs="Times New Roman"/>
+          <w:sz w:val="24"/>
+          <w:szCs w:val="24"/>
+        </w:rPr>
+        <w:t>cloud</w:t>
+      </w:r>
+      <w:proofErr w:type="spellEnd"/>
+      <w:r>
+        <w:rPr>
+          <w:rFonts w:ascii="Times New Roman" w:hAnsi="Times New Roman" w:cs="Times New Roman"/>
+          <w:sz w:val="24"/>
+          <w:szCs w:val="24"/>
+        </w:rPr>
+        <w:t xml:space="preserve"> contratados.</w:t>
       </w:r>
     </w:p>
     <w:p>
@@ -30805,7 +32546,25 @@
           <w:sz w:val="24"/>
           <w:szCs w:val="24"/>
         </w:rPr>
-        <w:t>La misión de Unión Allied es desarrollar proyectos de construcción de alta calidad, optimizando el uso de recursos y gestionando responsablemente los residuos generados, mientras que su visión apunta a posicionarse como una constructora líder en sostenibilidad y economía circular.</w:t>
+        <w:t xml:space="preserve">La misión de Unión </w:t>
+      </w:r>
+      <w:proofErr w:type="spellStart"/>
+      <w:r>
+        <w:rPr>
+          <w:rFonts w:ascii="Times New Roman" w:hAnsi="Times New Roman" w:cs="Times New Roman"/>
+          <w:sz w:val="24"/>
+          <w:szCs w:val="24"/>
+        </w:rPr>
+        <w:t>Allied</w:t>
+      </w:r>
+      <w:proofErr w:type="spellEnd"/>
+      <w:r>
+        <w:rPr>
+          <w:rFonts w:ascii="Times New Roman" w:hAnsi="Times New Roman" w:cs="Times New Roman"/>
+          <w:sz w:val="24"/>
+          <w:szCs w:val="24"/>
+        </w:rPr>
+        <w:t xml:space="preserve"> es desarrollar proyectos de construcción de alta calidad, optimizando el uso de recursos y gestionando responsablemente los residuos generados, mientras que su visión apunta a posicionarse como una constructora líder en sostenibilidad y economía circular.</w:t>
       </w:r>
     </w:p>
     <w:p>
@@ -30824,7 +32583,25 @@
           <w:sz w:val="24"/>
           <w:szCs w:val="24"/>
         </w:rPr>
-        <w:t>En este sentido, el proyecto EcoWaste nace como una herramienta que operacionaliza ambos principios: convierte la gestión responsable de residuos —parte de la misión— en una ventaja competitiva medible y visible —parte de la visión— a través de la digitalización.</w:t>
+        <w:t xml:space="preserve">En este sentido, el proyecto </w:t>
+      </w:r>
+      <w:proofErr w:type="spellStart"/>
+      <w:r>
+        <w:rPr>
+          <w:rFonts w:ascii="Times New Roman" w:hAnsi="Times New Roman" w:cs="Times New Roman"/>
+          <w:sz w:val="24"/>
+          <w:szCs w:val="24"/>
+        </w:rPr>
+        <w:t>EcoWaste</w:t>
+      </w:r>
+      <w:proofErr w:type="spellEnd"/>
+      <w:r>
+        <w:rPr>
+          <w:rFonts w:ascii="Times New Roman" w:hAnsi="Times New Roman" w:cs="Times New Roman"/>
+          <w:sz w:val="24"/>
+          <w:szCs w:val="24"/>
+        </w:rPr>
+        <w:t xml:space="preserve"> nace como una herramienta que operacionaliza ambos principios: convierte la gestión responsable de residuos —parte de la misión— en una ventaja competitiva medible y visible —parte de la visión— a través de la digitalización.</w:t>
       </w:r>
     </w:p>
     <w:p>
@@ -30864,13 +32641,41 @@
           <w:szCs w:val="24"/>
         </w:rPr>
       </w:pPr>
+      <w:proofErr w:type="spellStart"/>
       <w:r>
         <w:rPr>
           <w:rFonts w:ascii="Times New Roman" w:hAnsi="Times New Roman" w:cs="Times New Roman"/>
           <w:sz w:val="24"/>
           <w:szCs w:val="24"/>
         </w:rPr>
-        <w:t>EcoWaste será una plataforma web que permitirá a Unión Allied, y posteriormente a otras empresas del rubro, gestionar, publicar y comercializar sus materiales sobrantes (ladrillos, varillas, moldes, entre otros), conectando a estas empresas con recicladoras, pequeñas constructoras y personas naturales interesadas, en un entorno digital seguro, trazable y transparente.</w:t>
+        <w:t>EcoWaste</w:t>
+      </w:r>
+      <w:proofErr w:type="spellEnd"/>
+      <w:r>
+        <w:rPr>
+          <w:rFonts w:ascii="Times New Roman" w:hAnsi="Times New Roman" w:cs="Times New Roman"/>
+          <w:sz w:val="24"/>
+          <w:szCs w:val="24"/>
+        </w:rPr>
+        <w:t xml:space="preserve"> será una plataforma web que permitirá a Unión </w:t>
+      </w:r>
+      <w:proofErr w:type="spellStart"/>
+      <w:r>
+        <w:rPr>
+          <w:rFonts w:ascii="Times New Roman" w:hAnsi="Times New Roman" w:cs="Times New Roman"/>
+          <w:sz w:val="24"/>
+          <w:szCs w:val="24"/>
+        </w:rPr>
+        <w:t>Allied</w:t>
+      </w:r>
+      <w:proofErr w:type="spellEnd"/>
+      <w:r>
+        <w:rPr>
+          <w:rFonts w:ascii="Times New Roman" w:hAnsi="Times New Roman" w:cs="Times New Roman"/>
+          <w:sz w:val="24"/>
+          <w:szCs w:val="24"/>
+        </w:rPr>
+        <w:t>, y posteriormente a otras empresas del rubro, gestionar, publicar y comercializar sus materiales sobrantes (ladrillos, varillas, moldes, entre otros), conectando a estas empresas con recicladoras, pequeñas constructoras y personas naturales interesadas, en un entorno digital seguro, trazable y transparente.</w:t>
       </w:r>
     </w:p>
     <w:p>
@@ -30916,7 +32721,29 @@
           <w:sz w:val="24"/>
           <w:szCs w:val="24"/>
         </w:rPr>
-        <w:t>Declaración de alcance (Scope Statement)</w:t>
+        <w:t xml:space="preserve">Declaración de alcance (Scope </w:t>
+      </w:r>
+      <w:proofErr w:type="spellStart"/>
+      <w:r>
+        <w:rPr>
+          <w:rFonts w:ascii="Times New Roman" w:hAnsi="Times New Roman" w:cs="Times New Roman"/>
+          <w:b/>
+          <w:bCs/>
+          <w:sz w:val="24"/>
+          <w:szCs w:val="24"/>
+        </w:rPr>
+        <w:t>Statement</w:t>
+      </w:r>
+      <w:proofErr w:type="spellEnd"/>
+      <w:r>
+        <w:rPr>
+          <w:rFonts w:ascii="Times New Roman" w:hAnsi="Times New Roman" w:cs="Times New Roman"/>
+          <w:b/>
+          <w:bCs/>
+          <w:sz w:val="24"/>
+          <w:szCs w:val="24"/>
+        </w:rPr>
+        <w:t>)</w:t>
       </w:r>
     </w:p>
     <w:p>
@@ -31220,7 +33047,43 @@
           <w:szCs w:val="24"/>
         </w:rPr>
         <w:lastRenderedPageBreak/>
-        <w:t>Entregar de forma incremental, mediante sprints, una plataforma funcional que permita a Unión Allied cumplir su misión de gestión responsable de residuos y avanzar hacia su visión de liderazgo en sostenibilidad, reduciendo en un 70% el abandono/disposición informal y generando ingresos por la venta de excedentes.</w:t>
+        <w:t xml:space="preserve">Entregar de forma incremental, mediante </w:t>
+      </w:r>
+      <w:proofErr w:type="spellStart"/>
+      <w:r>
+        <w:rPr>
+          <w:rFonts w:ascii="Times New Roman" w:hAnsi="Times New Roman" w:cs="Times New Roman"/>
+          <w:sz w:val="24"/>
+          <w:szCs w:val="24"/>
+        </w:rPr>
+        <w:t>sprints</w:t>
+      </w:r>
+      <w:proofErr w:type="spellEnd"/>
+      <w:r>
+        <w:rPr>
+          <w:rFonts w:ascii="Times New Roman" w:hAnsi="Times New Roman" w:cs="Times New Roman"/>
+          <w:sz w:val="24"/>
+          <w:szCs w:val="24"/>
+        </w:rPr>
+        <w:t xml:space="preserve">, una plataforma funcional que permita a Unión </w:t>
+      </w:r>
+      <w:proofErr w:type="spellStart"/>
+      <w:r>
+        <w:rPr>
+          <w:rFonts w:ascii="Times New Roman" w:hAnsi="Times New Roman" w:cs="Times New Roman"/>
+          <w:sz w:val="24"/>
+          <w:szCs w:val="24"/>
+        </w:rPr>
+        <w:t>Allied</w:t>
+      </w:r>
+      <w:proofErr w:type="spellEnd"/>
+      <w:r>
+        <w:rPr>
+          <w:rFonts w:ascii="Times New Roman" w:hAnsi="Times New Roman" w:cs="Times New Roman"/>
+          <w:sz w:val="24"/>
+          <w:szCs w:val="24"/>
+        </w:rPr>
+        <w:t xml:space="preserve"> cumplir su misión de gestión responsable de residuos y avanzar hacia su visión de liderazgo en sostenibilidad, reduciendo en un 70% el abandono/disposición informal y generando ingresos por la venta de excedentes.</w:t>
       </w:r>
     </w:p>
     <w:p>
@@ -31486,12 +33349,21 @@
             <w:pPr>
               <w:spacing w:line="276" w:lineRule="auto"/>
             </w:pPr>
+            <w:proofErr w:type="spellStart"/>
             <w:r>
               <w:rPr>
                 <w:b/>
                 <w:bCs/>
               </w:rPr>
-              <w:t>Product Owner (PO)</w:t>
+              <w:t>Product</w:t>
+            </w:r>
+            <w:proofErr w:type="spellEnd"/>
+            <w:r>
+              <w:rPr>
+                <w:b/>
+                <w:bCs/>
+              </w:rPr>
+              <w:t xml:space="preserve"> Owner (PO)</w:t>
             </w:r>
           </w:p>
         </w:tc>
@@ -31517,7 +33389,15 @@
               <w:spacing w:line="276" w:lineRule="auto"/>
             </w:pPr>
             <w:r>
-              <w:t>Define y prioriza el backlog del producto, representa la voz del cliente (Unión Allied) y valida que los entregables cumplan con la visión y el alcance del proyecto.</w:t>
+              <w:t xml:space="preserve">Define y prioriza el backlog del producto, representa la voz del cliente (Unión </w:t>
+            </w:r>
+            <w:proofErr w:type="spellStart"/>
+            <w:r>
+              <w:t>Allied</w:t>
+            </w:r>
+            <w:proofErr w:type="spellEnd"/>
+            <w:r>
+              <w:t>) y valida que los entregables cumplan con la visión y el alcance del proyecto.</w:t>
             </w:r>
           </w:p>
         </w:tc>
@@ -31562,7 +33442,31 @@
               <w:spacing w:line="276" w:lineRule="auto"/>
             </w:pPr>
             <w:r>
-              <w:t>Facilita el proceso Scrum, elimina impedimentos del equipo, asegura el cumplimiento de las ceremonias (planning, daily, review, retrospectiva) y protege al equipo de interrupciones externas.</w:t>
+              <w:t>Facilita el proceso Scrum, elimina impedimentos del equipo, asegura el cumplimiento de las ceremonias (</w:t>
+            </w:r>
+            <w:proofErr w:type="spellStart"/>
+            <w:r>
+              <w:t>planning</w:t>
+            </w:r>
+            <w:proofErr w:type="spellEnd"/>
+            <w:r>
+              <w:t xml:space="preserve">, </w:t>
+            </w:r>
+            <w:proofErr w:type="spellStart"/>
+            <w:r>
+              <w:t>daily</w:t>
+            </w:r>
+            <w:proofErr w:type="spellEnd"/>
+            <w:r>
+              <w:t xml:space="preserve">, </w:t>
+            </w:r>
+            <w:proofErr w:type="spellStart"/>
+            <w:r>
+              <w:t>review</w:t>
+            </w:r>
+            <w:proofErr w:type="spellEnd"/>
+            <w:r>
+              <w:t>, retrospectiva) y protege al equipo de interrupciones externas.</w:t>
             </w:r>
           </w:p>
         </w:tc>
@@ -31607,7 +33511,15 @@
               <w:spacing w:line="276" w:lineRule="auto"/>
             </w:pPr>
             <w:r>
-              <w:t>Responsable del diseño, desarrollo, pruebas e implementación de los incrementos funcionales de la plataforma EcoWaste en cada sprint.</w:t>
+              <w:t xml:space="preserve">Responsable del diseño, desarrollo, pruebas e implementación de los incrementos funcionales de la plataforma </w:t>
+            </w:r>
+            <w:proofErr w:type="spellStart"/>
+            <w:r>
+              <w:t>EcoWaste</w:t>
+            </w:r>
+            <w:proofErr w:type="spellEnd"/>
+            <w:r>
+              <w:t xml:space="preserve"> en cada sprint.</w:t>
             </w:r>
           </w:p>
         </w:tc>
@@ -31875,7 +33787,15 @@
               <w:spacing w:line="276" w:lineRule="auto"/>
             </w:pPr>
             <w:r>
-              <w:t>Como Project Manager de Unión Allied, quiero visualizar reportes del estado de ventas y residuos gestionados, para medir el impacto del proyecto frente a los objetivos de sostenibilidad.</w:t>
+              <w:t xml:space="preserve">Como Project Manager de Unión </w:t>
+            </w:r>
+            <w:proofErr w:type="spellStart"/>
+            <w:r>
+              <w:t>Allied</w:t>
+            </w:r>
+            <w:proofErr w:type="spellEnd"/>
+            <w:r>
+              <w:t>, quiero visualizar reportes del estado de ventas y residuos gestionados, para medir el impacto del proyecto frente a los objetivos de sostenibilidad.</w:t>
             </w:r>
           </w:p>
         </w:tc>
@@ -31944,14 +33864,24 @@
         <w:t xml:space="preserve">Véase en </w:t>
       </w:r>
       <w:r>
-        <w:t>\ProyectoEcoWaste\01 Documentación\Scrum</w:t>
-      </w:r>
-      <w:r>
         <w:t>\</w:t>
       </w:r>
+      <w:proofErr w:type="spellStart"/>
+      <w:r>
+        <w:t>ProyectoEcoWaste</w:t>
+      </w:r>
+      <w:proofErr w:type="spellEnd"/>
+      <w:r>
+        <w:t>\01 Documentación\Scrum</w:t>
+      </w:r>
+      <w:r>
+        <w:t>\</w:t>
+      </w:r>
+      <w:proofErr w:type="spellStart"/>
       <w:r>
         <w:t>EcoWaste_Product_Backlog</w:t>
       </w:r>
+      <w:proofErr w:type="spellEnd"/>
     </w:p>
     <w:p>
       <w:pPr>
@@ -31987,7 +33917,15 @@
         <w:t xml:space="preserve">Véase en </w:t>
       </w:r>
       <w:r>
-        <w:t>\ProyectoEcoWaste\01 Documentación\Scrum</w:t>
+        <w:t>\</w:t>
+      </w:r>
+      <w:proofErr w:type="spellStart"/>
+      <w:r>
+        <w:t>ProyectoEcoWaste</w:t>
+      </w:r>
+      <w:proofErr w:type="spellEnd"/>
+      <w:r>
+        <w:t>\01 Documentación\Scrum</w:t>
       </w:r>
       <w:r>
         <w:t>\Cronograma</w:t>
@@ -32056,19 +33994,32 @@
         <w:t xml:space="preserve">Véase en </w:t>
       </w:r>
       <w:r>
-        <w:t>\ProyectoEcoWaste\01 Documentación\Scrum</w:t>
-      </w:r>
-      <w:r>
         <w:t>\</w:t>
       </w:r>
+      <w:proofErr w:type="spellStart"/>
+      <w:r>
+        <w:t>ProyectoEcoWaste</w:t>
+      </w:r>
+      <w:proofErr w:type="spellEnd"/>
+      <w:r>
+        <w:t>\01 Documentación\Scrum</w:t>
+      </w:r>
+      <w:r>
+        <w:t>\</w:t>
+      </w:r>
       <w:r>
         <w:t>Sprint I\</w:t>
       </w:r>
       <w:r>
         <w:t xml:space="preserve"> </w:t>
       </w:r>
-      <w:r>
-        <w:t>EcoWaste_Historias de usuario Sprint I</w:t>
+      <w:proofErr w:type="spellStart"/>
+      <w:r>
+        <w:t>EcoWaste_Historias</w:t>
+      </w:r>
+      <w:proofErr w:type="spellEnd"/>
+      <w:r>
+        <w:t xml:space="preserve"> de usuario Sprint I</w:t>
       </w:r>
     </w:p>
     <w:p/>
@@ -33807,17 +35758,27 @@
         <w:t xml:space="preserve">Véase en </w:t>
       </w:r>
       <w:r>
-        <w:t>\ProyectoEcoWaste\01 Documentación\Scrum</w:t>
+        <w:t>\</w:t>
+      </w:r>
+      <w:proofErr w:type="spellStart"/>
+      <w:r>
+        <w:t>ProyectoEcoWaste</w:t>
+      </w:r>
+      <w:proofErr w:type="spellEnd"/>
+      <w:r>
+        <w:t>\01 Documentación\Scrum</w:t>
       </w:r>
       <w:r>
         <w:t>\Sprint I\</w:t>
       </w:r>
+      <w:proofErr w:type="spellStart"/>
       <w:r>
         <w:t>EcoWaste_</w:t>
       </w:r>
       <w:r>
         <w:t>Acta_Retrospectiva_Sprint</w:t>
       </w:r>
+      <w:proofErr w:type="spellEnd"/>
       <w:r>
         <w:t xml:space="preserve"> </w:t>
       </w:r>
@@ -33853,8 +35814,9 @@
           <w:szCs w:val="24"/>
           <w:lang w:val="es-PE"/>
         </w:rPr>
-        <w:t>Actualización de product backlog</w:t>
-      </w:r>
+        <w:t xml:space="preserve">Actualización de </w:t>
+      </w:r>
+      <w:proofErr w:type="spellStart"/>
       <w:r>
         <w:rPr>
           <w:rFonts w:ascii="Times New Roman" w:eastAsia="Times New Roman" w:hAnsi="Times New Roman" w:cs="Times New Roman"/>
@@ -33865,6 +35827,31 @@
           <w:szCs w:val="24"/>
           <w:lang w:val="es-PE"/>
         </w:rPr>
+        <w:t>product</w:t>
+      </w:r>
+      <w:proofErr w:type="spellEnd"/>
+      <w:r>
+        <w:rPr>
+          <w:rFonts w:ascii="Times New Roman" w:eastAsia="Times New Roman" w:hAnsi="Times New Roman" w:cs="Times New Roman"/>
+          <w:b/>
+          <w:bCs/>
+          <w:color w:val="auto"/>
+          <w:sz w:val="24"/>
+          <w:szCs w:val="24"/>
+          <w:lang w:val="es-PE"/>
+        </w:rPr>
+        <w:t xml:space="preserve"> backlog</w:t>
+      </w:r>
+      <w:r>
+        <w:rPr>
+          <w:rFonts w:ascii="Times New Roman" w:eastAsia="Times New Roman" w:hAnsi="Times New Roman" w:cs="Times New Roman"/>
+          <w:b/>
+          <w:bCs/>
+          <w:color w:val="auto"/>
+          <w:sz w:val="24"/>
+          <w:szCs w:val="24"/>
+          <w:lang w:val="es-PE"/>
+        </w:rPr>
         <w:t xml:space="preserve"> </w:t>
       </w:r>
     </w:p>
@@ -33874,17 +35861,75 @@
           <w:lang w:val="en-US"/>
         </w:rPr>
       </w:pPr>
+      <w:proofErr w:type="spellStart"/>
       <w:r>
         <w:rPr>
           <w:lang w:val="en-US"/>
         </w:rPr>
-        <w:t>Véase en \ProyectoEcoWaste\01 Documentación\Scrum\Sprint I\</w:t>
-      </w:r>
+        <w:t>Véase</w:t>
+      </w:r>
+      <w:proofErr w:type="spellEnd"/>
       <w:r>
         <w:rPr>
           <w:lang w:val="en-US"/>
         </w:rPr>
-        <w:t>EcoWaste_Product_Backlog Sprint I</w:t>
+        <w:t xml:space="preserve"> </w:t>
+      </w:r>
+      <w:proofErr w:type="spellStart"/>
+      <w:r>
+        <w:rPr>
+          <w:lang w:val="en-US"/>
+        </w:rPr>
+        <w:t>en</w:t>
+      </w:r>
+      <w:proofErr w:type="spellEnd"/>
+      <w:r>
+        <w:rPr>
+          <w:lang w:val="en-US"/>
+        </w:rPr>
+        <w:t xml:space="preserve"> \</w:t>
+      </w:r>
+      <w:proofErr w:type="spellStart"/>
+      <w:r>
+        <w:rPr>
+          <w:lang w:val="en-US"/>
+        </w:rPr>
+        <w:t>ProyectoEcoWaste</w:t>
+      </w:r>
+      <w:proofErr w:type="spellEnd"/>
+      <w:r>
+        <w:rPr>
+          <w:lang w:val="en-US"/>
+        </w:rPr>
+        <w:t xml:space="preserve">\01 </w:t>
+      </w:r>
+      <w:proofErr w:type="spellStart"/>
+      <w:r>
+        <w:rPr>
+          <w:lang w:val="en-US"/>
+        </w:rPr>
+        <w:t>Documentación</w:t>
+      </w:r>
+      <w:proofErr w:type="spellEnd"/>
+      <w:r>
+        <w:rPr>
+          <w:lang w:val="en-US"/>
+        </w:rPr>
+        <w:t>\Scrum\Sprint I\</w:t>
+      </w:r>
+      <w:proofErr w:type="spellStart"/>
+      <w:r>
+        <w:rPr>
+          <w:lang w:val="en-US"/>
+        </w:rPr>
+        <w:t>EcoWaste_Product_Backlog</w:t>
+      </w:r>
+      <w:proofErr w:type="spellEnd"/>
+      <w:r>
+        <w:rPr>
+          <w:lang w:val="en-US"/>
+        </w:rPr>
+        <w:t xml:space="preserve"> Sprint I</w:t>
       </w:r>
     </w:p>
     <w:p>
@@ -33923,19 +35968,32 @@
         <w:t xml:space="preserve">Véase en </w:t>
       </w:r>
       <w:r>
-        <w:t>\ProyectoEcoWaste\01 Documentación\Scrum</w:t>
-      </w:r>
-      <w:r>
         <w:t>\</w:t>
       </w:r>
+      <w:proofErr w:type="spellStart"/>
+      <w:r>
+        <w:t>ProyectoEcoWaste</w:t>
+      </w:r>
+      <w:proofErr w:type="spellEnd"/>
+      <w:r>
+        <w:t>\01 Documentación\Scrum</w:t>
+      </w:r>
+      <w:r>
+        <w:t>\</w:t>
+      </w:r>
       <w:r>
         <w:t>Sprint I\</w:t>
       </w:r>
+      <w:proofErr w:type="spellStart"/>
       <w:r>
         <w:t>EcoWaste</w:t>
       </w:r>
       <w:r>
-        <w:t>_Casos de prueba</w:t>
+        <w:t>_Casos</w:t>
+      </w:r>
+      <w:proofErr w:type="spellEnd"/>
+      <w:r>
+        <w:t xml:space="preserve"> de prueba</w:t>
       </w:r>
     </w:p>
     <w:p>
@@ -34001,11 +36059,19 @@
         <w:t xml:space="preserve">Véase en </w:t>
       </w:r>
       <w:r>
-        <w:t>\ProyectoEcoWaste\01 Documentación\Scrum</w:t>
-      </w:r>
-      <w:r>
         <w:t>\</w:t>
       </w:r>
+      <w:proofErr w:type="spellStart"/>
+      <w:r>
+        <w:t>ProyectoEcoWaste</w:t>
+      </w:r>
+      <w:proofErr w:type="spellEnd"/>
+      <w:r>
+        <w:t>\01 Documentación\Scrum</w:t>
+      </w:r>
+      <w:r>
+        <w:t>\</w:t>
+      </w:r>
       <w:r>
         <w:t>Sprint I</w:t>
       </w:r>
@@ -34016,7 +36082,15 @@
         <w:t>\</w:t>
       </w:r>
       <w:r>
-        <w:t xml:space="preserve"> EcoWaste_Historias de usuario Sprint I</w:t>
+        <w:t xml:space="preserve"> </w:t>
+      </w:r>
+      <w:proofErr w:type="spellStart"/>
+      <w:r>
+        <w:t>EcoWaste_Historias</w:t>
+      </w:r>
+      <w:proofErr w:type="spellEnd"/>
+      <w:r>
+        <w:t xml:space="preserve"> de usuario Sprint I</w:t>
       </w:r>
       <w:r>
         <w:t>I</w:t>
@@ -35536,17 +37610,27 @@
         <w:t xml:space="preserve">Véase en </w:t>
       </w:r>
       <w:r>
-        <w:t>\ProyectoEcoWaste\01 Documentación\Scrum</w:t>
+        <w:t>\</w:t>
+      </w:r>
+      <w:proofErr w:type="spellStart"/>
+      <w:r>
+        <w:t>ProyectoEcoWaste</w:t>
+      </w:r>
+      <w:proofErr w:type="spellEnd"/>
+      <w:r>
+        <w:t>\01 Documentación\Scrum</w:t>
       </w:r>
       <w:r>
         <w:t>\Sprint I\</w:t>
       </w:r>
+      <w:proofErr w:type="spellStart"/>
       <w:r>
         <w:t>EcoWaste_</w:t>
       </w:r>
       <w:r>
         <w:t>Acta_Retrospectiva_Sprint</w:t>
       </w:r>
+      <w:proofErr w:type="spellEnd"/>
       <w:r>
         <w:t xml:space="preserve"> </w:t>
       </w:r>
@@ -35585,30 +37669,66 @@
           <w:szCs w:val="24"/>
           <w:lang w:val="es-PE"/>
         </w:rPr>
-        <w:t>Actualización de product backlog</w:t>
-      </w:r>
-    </w:p>
-    <w:p>
-      <w:pPr>
-        <w:rPr>
+        <w:t xml:space="preserve">Actualización de </w:t>
+      </w:r>
+      <w:proofErr w:type="spellStart"/>
+      <w:r>
+        <w:rPr>
+          <w:rFonts w:ascii="Times New Roman" w:eastAsia="Times New Roman" w:hAnsi="Times New Roman" w:cs="Times New Roman"/>
+          <w:b/>
+          <w:bCs/>
+          <w:color w:val="auto"/>
+          <w:sz w:val="24"/>
+          <w:szCs w:val="24"/>
           <w:lang w:val="es-PE"/>
         </w:rPr>
+        <w:t>product</w:t>
+      </w:r>
+      <w:proofErr w:type="spellEnd"/>
+      <w:r>
+        <w:rPr>
+          <w:rFonts w:ascii="Times New Roman" w:eastAsia="Times New Roman" w:hAnsi="Times New Roman" w:cs="Times New Roman"/>
+          <w:b/>
+          <w:bCs/>
+          <w:color w:val="auto"/>
+          <w:sz w:val="24"/>
+          <w:szCs w:val="24"/>
+          <w:lang w:val="es-PE"/>
+        </w:rPr>
+        <w:t xml:space="preserve"> backlog</w:t>
+      </w:r>
+    </w:p>
+    <w:p>
+      <w:pPr>
+        <w:rPr>
+          <w:lang w:val="es-PE"/>
+        </w:rPr>
       </w:pPr>
       <w:r>
         <w:t xml:space="preserve">Véase en </w:t>
       </w:r>
       <w:r>
-        <w:t>\ProyectoEcoWaste\01 Documentación\Scrum</w:t>
+        <w:t>\</w:t>
+      </w:r>
+      <w:proofErr w:type="spellStart"/>
+      <w:r>
+        <w:t>ProyectoEcoWaste</w:t>
+      </w:r>
+      <w:proofErr w:type="spellEnd"/>
+      <w:r>
+        <w:t>\01 Documentación\Scrum</w:t>
       </w:r>
       <w:r>
         <w:t>\Sprint I\</w:t>
       </w:r>
+      <w:proofErr w:type="spellStart"/>
       <w:r>
         <w:t>EcoWaste</w:t>
       </w:r>
       <w:r>
         <w:t>_Product_Backlog_Sprint</w:t>
       </w:r>
+      <w:proofErr w:type="spellEnd"/>
       <w:r>
         <w:t xml:space="preserve"> </w:t>
       </w:r>
@@ -35658,16 +37778,29 @@
         <w:t xml:space="preserve">Véase en </w:t>
       </w:r>
       <w:r>
-        <w:t>\ProyectoEcoWaste\01 Documentación\Scrum</w:t>
-      </w:r>
-      <w:r>
         <w:t>\</w:t>
       </w:r>
+      <w:proofErr w:type="spellStart"/>
+      <w:r>
+        <w:t>ProyectoEcoWaste</w:t>
+      </w:r>
+      <w:proofErr w:type="spellEnd"/>
+      <w:r>
+        <w:t>\01 Documentación\Scrum</w:t>
+      </w:r>
+      <w:r>
+        <w:t>\</w:t>
+      </w:r>
+      <w:proofErr w:type="spellStart"/>
       <w:r>
         <w:t>EcoWaste</w:t>
       </w:r>
       <w:r>
-        <w:t>_Casos de prueba</w:t>
+        <w:t>_Casos</w:t>
+      </w:r>
+      <w:proofErr w:type="spellEnd"/>
+      <w:r>
+        <w:t xml:space="preserve"> de prueba</w:t>
       </w:r>
     </w:p>
     <w:p>

--- a/01 Documentación/01.01 Proyecto/Proyecto Final - DS1.docx
+++ b/01 Documentación/01.01 Proyecto/Proyecto Final - DS1.docx
@@ -22,7 +22,7 @@
           <w:lang w:val="es-PE" w:eastAsia="es-PE"/>
         </w:rPr>
         <w:drawing>
-          <wp:anchor distT="0" distB="0" distL="114300" distR="114300" simplePos="0" relativeHeight="251658240" behindDoc="0" locked="0" layoutInCell="1" allowOverlap="1" wp14:anchorId="4DB5DAC3" wp14:editId="2CACB5A3">
+          <wp:anchor distT="0" distB="0" distL="114300" distR="114300" simplePos="0" relativeHeight="251658240" behindDoc="0" locked="0" layoutInCell="1" allowOverlap="1" wp14:anchorId="4DB5DAC3" wp14:editId="6839349D">
             <wp:simplePos x="0" y="0"/>
             <wp:positionH relativeFrom="margin">
               <wp:align>center</wp:align>
@@ -888,21 +888,7 @@
         <w:rPr>
           <w:rFonts w:eastAsia="Times New Roman"/>
         </w:rPr>
-        <w:t xml:space="preserve">La constructora “Unión </w:t>
-      </w:r>
-      <w:proofErr w:type="spellStart"/>
-      <w:r>
-        <w:rPr>
-          <w:rFonts w:eastAsia="Times New Roman"/>
-        </w:rPr>
-        <w:t>Allied</w:t>
-      </w:r>
-      <w:proofErr w:type="spellEnd"/>
-      <w:r>
-        <w:rPr>
-          <w:rFonts w:eastAsia="Times New Roman"/>
-        </w:rPr>
-        <w:t>”, se enfrenta a problemas para gestionar sus restos de materiales no utilizados (ladrillos, varillas, moldes, etc.), que terminan abandonado y al no existir un canal seguro para ofrecer estos residuos en muchas ocasiones son dejados en terminales no autorizados o vendidos de forma informal.</w:t>
+        <w:t>La constructora “Unión Allied”, se enfrenta a problemas para gestionar sus restos de materiales no utilizados (ladrillos, varillas, moldes, etc.), que terminan abandonado y al no existir un canal seguro para ofrecer estos residuos en muchas ocasiones son dejados en terminales no autorizados o vendidos de forma informal.</w:t>
       </w:r>
     </w:p>
     <w:p>
@@ -946,21 +932,7 @@
         <w:rPr>
           <w:rFonts w:eastAsia="Times New Roman"/>
         </w:rPr>
-        <w:t xml:space="preserve">El proyecto se centrará en el diseño de una plataforma web, que permita a “Union </w:t>
-      </w:r>
-      <w:proofErr w:type="spellStart"/>
-      <w:r>
-        <w:rPr>
-          <w:rFonts w:eastAsia="Times New Roman"/>
-        </w:rPr>
-        <w:t>Allied</w:t>
-      </w:r>
-      <w:proofErr w:type="spellEnd"/>
-      <w:r>
-        <w:rPr>
-          <w:rFonts w:eastAsia="Times New Roman"/>
-        </w:rPr>
-        <w:t>”, gestionar de forma eficiente sus residuos generados no utilizados. El software permitirá un registro empresarial y como persona natural, para garantizar la confianza de las transacciones y acuerdos dentro de la plataforma. El sistema permitirá la comunicación efectiva entre interesados, establecer precios estimados de los residuos promocionados, así como catálogo de materiales y medios de pago.</w:t>
+        <w:t>El proyecto se centrará en el diseño de una plataforma web, que permita a “Union Allied”, gestionar de forma eficiente sus residuos generados no utilizados. El software permitirá un registro empresarial y como persona natural, para garantizar la confianza de las transacciones y acuerdos dentro de la plataforma. El sistema permitirá la comunicación efectiva entre interesados, establecer precios estimados de los residuos promocionados, así como catálogo de materiales y medios de pago.</w:t>
       </w:r>
     </w:p>
     <w:p>
@@ -975,21 +947,7 @@
         <w:rPr>
           <w:rFonts w:eastAsia="Times New Roman"/>
         </w:rPr>
-        <w:t>La plataforma denominada “</w:t>
-      </w:r>
-      <w:proofErr w:type="spellStart"/>
-      <w:r>
-        <w:rPr>
-          <w:rFonts w:eastAsia="Times New Roman"/>
-        </w:rPr>
-        <w:t>EcoWaste</w:t>
-      </w:r>
-      <w:proofErr w:type="spellEnd"/>
-      <w:r>
-        <w:rPr>
-          <w:rFonts w:eastAsia="Times New Roman"/>
-        </w:rPr>
-        <w:t>”, permitirá reutilizar, comerciar y reducir materiales no utilizados de las obras de contratación. Asimismo, permitirá a la empresa generar beneficio económico resultado de la venta a bajo costo de residuos.</w:t>
+        <w:t>La plataforma denominada “EcoWaste”, permitirá reutilizar, comerciar y reducir materiales no utilizados de las obras de contratación. Asimismo, permitirá a la empresa generar beneficio económico resultado de la venta a bajo costo de residuos.</w:t>
       </w:r>
     </w:p>
     <w:p>
@@ -1530,18 +1488,8 @@
                 <w:sz w:val="24"/>
                 <w:szCs w:val="24"/>
               </w:rPr>
-              <w:t xml:space="preserve">Diseño UI/UX, frontend, backend, base de datos, pasarela de pago, </w:t>
-            </w:r>
-            <w:proofErr w:type="spellStart"/>
-            <w:r>
-              <w:rPr>
-                <w:rFonts w:ascii="Times New Roman" w:eastAsia="Times New Roman" w:hAnsi="Times New Roman" w:cs="Times New Roman"/>
-                <w:sz w:val="24"/>
-                <w:szCs w:val="24"/>
-              </w:rPr>
-              <w:t>testing</w:t>
-            </w:r>
-            <w:proofErr w:type="spellEnd"/>
+              <w:t>Diseño UI/UX, frontend, backend, base de datos, pasarela de pago, testing</w:t>
+            </w:r>
           </w:p>
         </w:tc>
       </w:tr>
@@ -1673,25 +1621,7 @@
                 <w:sz w:val="24"/>
                 <w:szCs w:val="24"/>
               </w:rPr>
-              <w:t xml:space="preserve">Servidor </w:t>
-            </w:r>
-            <w:proofErr w:type="spellStart"/>
-            <w:r>
-              <w:rPr>
-                <w:rFonts w:ascii="Times New Roman" w:eastAsia="Times New Roman" w:hAnsi="Times New Roman" w:cs="Times New Roman"/>
-                <w:sz w:val="24"/>
-                <w:szCs w:val="24"/>
-              </w:rPr>
-              <w:t>cloud</w:t>
-            </w:r>
-            <w:proofErr w:type="spellEnd"/>
-            <w:r>
-              <w:rPr>
-                <w:rFonts w:ascii="Times New Roman" w:eastAsia="Times New Roman" w:hAnsi="Times New Roman" w:cs="Times New Roman"/>
-                <w:sz w:val="24"/>
-                <w:szCs w:val="24"/>
-              </w:rPr>
-              <w:t>, dominio, certificado SSL, CDN</w:t>
+              <w:t>Servidor cloud, dominio, certificado SSL, CDN</w:t>
             </w:r>
           </w:p>
         </w:tc>
@@ -3922,15 +3852,7 @@
         <w:spacing w:line="276" w:lineRule="auto"/>
       </w:pPr>
       <w:r>
-        <w:t xml:space="preserve">Definición de alcance (Scope </w:t>
-      </w:r>
-      <w:proofErr w:type="spellStart"/>
-      <w:r>
-        <w:t>Statement</w:t>
-      </w:r>
-      <w:proofErr w:type="spellEnd"/>
-      <w:r>
-        <w:t xml:space="preserve">) </w:t>
+        <w:t xml:space="preserve">Definición de alcance (Scope Statement) </w:t>
       </w:r>
     </w:p>
     <w:p>
@@ -3943,13 +3865,8 @@
         <w:spacing w:line="276" w:lineRule="auto"/>
       </w:pPr>
       <w:r>
-        <w:t xml:space="preserve">Identificación de </w:t>
-      </w:r>
-      <w:proofErr w:type="spellStart"/>
-      <w:r>
-        <w:t>stakeholders</w:t>
-      </w:r>
-      <w:proofErr w:type="spellEnd"/>
+        <w:t>Identificación de stakeholders</w:t>
+      </w:r>
     </w:p>
     <w:p>
       <w:pPr>
@@ -3968,7 +3885,6 @@
           <w:szCs w:val="24"/>
         </w:rPr>
       </w:pPr>
-      <w:proofErr w:type="spellStart"/>
       <w:r>
         <w:rPr>
           <w:rFonts w:ascii="Times New Roman" w:hAnsi="Times New Roman" w:cs="Times New Roman"/>
@@ -3980,7 +3896,6 @@
         </w:rPr>
         <w:t>Analisis</w:t>
       </w:r>
-      <w:proofErr w:type="spellEnd"/>
     </w:p>
     <w:p>
       <w:pPr>
@@ -4115,23 +4030,7 @@
         <w:ind w:left="2160"/>
       </w:pPr>
       <w:r>
-        <w:t>Historias de usuario (</w:t>
-      </w:r>
-      <w:proofErr w:type="spellStart"/>
-      <w:r>
-        <w:t>User</w:t>
-      </w:r>
-      <w:proofErr w:type="spellEnd"/>
-      <w:r>
-        <w:t xml:space="preserve"> </w:t>
-      </w:r>
-      <w:proofErr w:type="spellStart"/>
-      <w:r>
-        <w:t>Stories</w:t>
-      </w:r>
-      <w:proofErr w:type="spellEnd"/>
-      <w:r>
-        <w:t xml:space="preserve">) </w:t>
+        <w:t xml:space="preserve">Historias de usuario (User Stories) </w:t>
       </w:r>
     </w:p>
     <w:p>
@@ -4278,23 +4177,7 @@
         <w:ind w:left="2160"/>
       </w:pPr>
       <w:r>
-        <w:t>Prototipos UI/UX (</w:t>
-      </w:r>
-      <w:proofErr w:type="spellStart"/>
-      <w:r>
-        <w:t>wireframes</w:t>
-      </w:r>
-      <w:proofErr w:type="spellEnd"/>
-      <w:r>
-        <w:t xml:space="preserve"> y mockups en </w:t>
-      </w:r>
-      <w:proofErr w:type="spellStart"/>
-      <w:r>
-        <w:t>Figma</w:t>
-      </w:r>
-      <w:proofErr w:type="spellEnd"/>
-      <w:r>
-        <w:t xml:space="preserve">) </w:t>
+        <w:t xml:space="preserve">Prototipos UI/UX (wireframes y mockups en Figma) </w:t>
       </w:r>
     </w:p>
     <w:p>
@@ -5218,23 +5101,21 @@
         </w:rPr>
         <w:t>\</w:t>
       </w:r>
-      <w:proofErr w:type="spellStart"/>
       <w:r>
         <w:rPr>
           <w:rFonts w:ascii="Times New Roman" w:eastAsia="Times New Roman" w:hAnsi="Times New Roman" w:cs="Times New Roman"/>
           <w:sz w:val="24"/>
           <w:szCs w:val="24"/>
         </w:rPr>
-        <w:t>PY_Cronograma</w:t>
-      </w:r>
-      <w:proofErr w:type="spellEnd"/>
+        <w:t xml:space="preserve">PY_Cronograma </w:t>
+      </w:r>
       <w:r>
         <w:rPr>
           <w:rFonts w:ascii="Times New Roman" w:eastAsia="Times New Roman" w:hAnsi="Times New Roman" w:cs="Times New Roman"/>
           <w:sz w:val="24"/>
           <w:szCs w:val="24"/>
         </w:rPr>
-        <w:t xml:space="preserve"> </w:t>
+        <w:t>–</w:t>
       </w:r>
       <w:r>
         <w:rPr>
@@ -5242,7 +5123,7 @@
           <w:sz w:val="24"/>
           <w:szCs w:val="24"/>
         </w:rPr>
-        <w:t>–</w:t>
+        <w:t xml:space="preserve"> EcoWaste</w:t>
       </w:r>
       <w:r>
         <w:rPr>
@@ -5250,26 +5131,8 @@
           <w:sz w:val="24"/>
           <w:szCs w:val="24"/>
         </w:rPr>
-        <w:t xml:space="preserve"> </w:t>
-      </w:r>
-      <w:proofErr w:type="spellStart"/>
-      <w:r>
-        <w:rPr>
-          <w:rFonts w:ascii="Times New Roman" w:eastAsia="Times New Roman" w:hAnsi="Times New Roman" w:cs="Times New Roman"/>
-          <w:sz w:val="24"/>
-          <w:szCs w:val="24"/>
-        </w:rPr>
-        <w:t>EcoWaste</w:t>
-      </w:r>
-      <w:r>
-        <w:rPr>
-          <w:rFonts w:ascii="Times New Roman" w:eastAsia="Times New Roman" w:hAnsi="Times New Roman" w:cs="Times New Roman"/>
-          <w:sz w:val="24"/>
-          <w:szCs w:val="24"/>
-        </w:rPr>
         <w:t>.mpp</w:t>
       </w:r>
-      <w:proofErr w:type="spellEnd"/>
     </w:p>
     <w:p>
       <w:pPr>
@@ -5401,18 +5264,8 @@
                 <w:szCs w:val="24"/>
                 <w:lang w:val="es-ES"/>
               </w:rPr>
-              <w:t>Eco-</w:t>
-            </w:r>
-            <w:proofErr w:type="spellStart"/>
-            <w:r>
-              <w:rPr>
-                <w:rFonts w:eastAsia="Times New Roman" w:cs="Times New Roman"/>
-                <w:szCs w:val="24"/>
-                <w:lang w:val="es-ES"/>
-              </w:rPr>
-              <w:t>waste</w:t>
-            </w:r>
-            <w:proofErr w:type="spellEnd"/>
+              <w:t>Eco-waste</w:t>
+            </w:r>
           </w:p>
         </w:tc>
         <w:tc>
@@ -5968,29 +5821,7 @@
                 <w:color w:val="1F1F1F"/>
                 <w:szCs w:val="24"/>
               </w:rPr>
-              <w:t>Suscripción IA (</w:t>
-            </w:r>
-            <w:proofErr w:type="spellStart"/>
-            <w:r>
-              <w:rPr>
-                <w:rFonts w:eastAsia="Times New Roman" w:cs="Times New Roman"/>
-                <w:b/>
-                <w:bCs/>
-                <w:color w:val="1F1F1F"/>
-                <w:szCs w:val="24"/>
-              </w:rPr>
-              <w:t>Copilot</w:t>
-            </w:r>
-            <w:proofErr w:type="spellEnd"/>
-            <w:r>
-              <w:rPr>
-                <w:rFonts w:eastAsia="Times New Roman" w:cs="Times New Roman"/>
-                <w:b/>
-                <w:bCs/>
-                <w:color w:val="1F1F1F"/>
-                <w:szCs w:val="24"/>
-              </w:rPr>
-              <w:t>/GPT-4)</w:t>
+              <w:t>Suscripción IA (Copilot/GPT-4)</w:t>
             </w:r>
           </w:p>
         </w:tc>
@@ -6364,29 +6195,7 @@
                 <w:color w:val="1F1F1F"/>
                 <w:szCs w:val="24"/>
               </w:rPr>
-              <w:t xml:space="preserve">Licencia </w:t>
-            </w:r>
-            <w:proofErr w:type="spellStart"/>
-            <w:r>
-              <w:rPr>
-                <w:rFonts w:eastAsia="Times New Roman" w:cs="Times New Roman"/>
-                <w:b/>
-                <w:bCs/>
-                <w:color w:val="1F1F1F"/>
-                <w:szCs w:val="24"/>
-              </w:rPr>
-              <w:t>Figma</w:t>
-            </w:r>
-            <w:proofErr w:type="spellEnd"/>
-            <w:r>
-              <w:rPr>
-                <w:rFonts w:eastAsia="Times New Roman" w:cs="Times New Roman"/>
-                <w:b/>
-                <w:bCs/>
-                <w:color w:val="1F1F1F"/>
-                <w:szCs w:val="24"/>
-              </w:rPr>
-              <w:t xml:space="preserve"> Starter</w:t>
+              <w:t>Licencia Figma Starter</w:t>
             </w:r>
           </w:p>
         </w:tc>
@@ -6584,29 +6393,7 @@
                 <w:color w:val="1F1F1F"/>
                 <w:szCs w:val="24"/>
               </w:rPr>
-              <w:t xml:space="preserve">Desarrollador </w:t>
-            </w:r>
-            <w:proofErr w:type="spellStart"/>
-            <w:r>
-              <w:rPr>
-                <w:rFonts w:eastAsia="Times New Roman" w:cs="Times New Roman"/>
-                <w:b/>
-                <w:bCs/>
-                <w:color w:val="1F1F1F"/>
-                <w:szCs w:val="24"/>
-              </w:rPr>
-              <w:t>Fullstack</w:t>
-            </w:r>
-            <w:proofErr w:type="spellEnd"/>
-            <w:r>
-              <w:rPr>
-                <w:rFonts w:eastAsia="Times New Roman" w:cs="Times New Roman"/>
-                <w:b/>
-                <w:bCs/>
-                <w:color w:val="1F1F1F"/>
-                <w:szCs w:val="24"/>
-              </w:rPr>
-              <w:t xml:space="preserve"> (Senior)</w:t>
+              <w:t>Desarrollador Fullstack (Senior)</w:t>
             </w:r>
           </w:p>
         </w:tc>
@@ -7083,10 +6870,63 @@
                 <w:color w:val="1F1F1F"/>
                 <w:szCs w:val="24"/>
               </w:rPr>
-              <w:t xml:space="preserve">P4. </w:t>
-            </w:r>
-            <w:proofErr w:type="spellStart"/>
-            <w:r>
+              <w:t>P4. Testing</w:t>
+            </w:r>
+          </w:p>
+        </w:tc>
+        <w:tc>
+          <w:tcPr>
+            <w:tcW w:w="1344" w:type="dxa"/>
+          </w:tcPr>
+          <w:p>
+            <w:pPr>
+              <w:spacing w:line="276" w:lineRule="auto"/>
+              <w:rPr>
+                <w:rFonts w:eastAsia="Times New Roman" w:cs="Times New Roman"/>
+                <w:color w:val="1F1F1F"/>
+                <w:szCs w:val="24"/>
+              </w:rPr>
+            </w:pPr>
+            <w:r>
+              <w:rPr>
+                <w:rFonts w:eastAsia="Times New Roman" w:cs="Times New Roman"/>
+                <w:color w:val="1F1F1F"/>
+                <w:szCs w:val="24"/>
+              </w:rPr>
+              <w:t>Pruebas de Calidad y Despliegue</w:t>
+            </w:r>
+          </w:p>
+        </w:tc>
+        <w:tc>
+          <w:tcPr>
+            <w:tcW w:w="1134" w:type="dxa"/>
+          </w:tcPr>
+          <w:p>
+            <w:pPr>
+              <w:spacing w:line="276" w:lineRule="auto"/>
+              <w:rPr>
+                <w:rFonts w:eastAsia="Times New Roman" w:cs="Times New Roman"/>
+                <w:color w:val="1F1F1F"/>
+                <w:szCs w:val="24"/>
+              </w:rPr>
+            </w:pPr>
+            <w:r>
+              <w:rPr>
+                <w:rFonts w:eastAsia="Times New Roman" w:cs="Times New Roman"/>
+                <w:color w:val="1F1F1F"/>
+                <w:szCs w:val="24"/>
+              </w:rPr>
+              <w:t>Materiales</w:t>
+            </w:r>
+          </w:p>
+        </w:tc>
+        <w:tc>
+          <w:tcPr>
+            <w:tcW w:w="1943" w:type="dxa"/>
+          </w:tcPr>
+          <w:p>
+            <w:pPr>
+              <w:spacing w:line="276" w:lineRule="auto"/>
               <w:rPr>
                 <w:rFonts w:eastAsia="Times New Roman" w:cs="Times New Roman"/>
                 <w:b/>
@@ -7094,64 +6934,8 @@
                 <w:color w:val="1F1F1F"/>
                 <w:szCs w:val="24"/>
               </w:rPr>
-              <w:t>Testing</w:t>
-            </w:r>
-            <w:proofErr w:type="spellEnd"/>
-          </w:p>
-        </w:tc>
-        <w:tc>
-          <w:tcPr>
-            <w:tcW w:w="1344" w:type="dxa"/>
-          </w:tcPr>
-          <w:p>
-            <w:pPr>
-              <w:spacing w:line="276" w:lineRule="auto"/>
-              <w:rPr>
-                <w:rFonts w:eastAsia="Times New Roman" w:cs="Times New Roman"/>
-                <w:color w:val="1F1F1F"/>
-                <w:szCs w:val="24"/>
-              </w:rPr>
-            </w:pPr>
-            <w:r>
-              <w:rPr>
-                <w:rFonts w:eastAsia="Times New Roman" w:cs="Times New Roman"/>
-                <w:color w:val="1F1F1F"/>
-                <w:szCs w:val="24"/>
-              </w:rPr>
-              <w:t>Pruebas de Calidad y Despliegue</w:t>
-            </w:r>
-          </w:p>
-        </w:tc>
-        <w:tc>
-          <w:tcPr>
-            <w:tcW w:w="1134" w:type="dxa"/>
-          </w:tcPr>
-          <w:p>
-            <w:pPr>
-              <w:spacing w:line="276" w:lineRule="auto"/>
-              <w:rPr>
-                <w:rFonts w:eastAsia="Times New Roman" w:cs="Times New Roman"/>
-                <w:color w:val="1F1F1F"/>
-                <w:szCs w:val="24"/>
-              </w:rPr>
-            </w:pPr>
-            <w:r>
-              <w:rPr>
-                <w:rFonts w:eastAsia="Times New Roman" w:cs="Times New Roman"/>
-                <w:color w:val="1F1F1F"/>
-                <w:szCs w:val="24"/>
-              </w:rPr>
-              <w:t>Materiales</w:t>
-            </w:r>
-          </w:p>
-        </w:tc>
-        <w:tc>
-          <w:tcPr>
-            <w:tcW w:w="1943" w:type="dxa"/>
-          </w:tcPr>
-          <w:p>
-            <w:pPr>
-              <w:spacing w:line="276" w:lineRule="auto"/>
+            </w:pPr>
+            <w:r>
               <w:rPr>
                 <w:rFonts w:eastAsia="Times New Roman" w:cs="Times New Roman"/>
                 <w:b/>
@@ -7159,60 +6943,7 @@
                 <w:color w:val="1F1F1F"/>
                 <w:szCs w:val="24"/>
               </w:rPr>
-            </w:pPr>
-            <w:r>
-              <w:rPr>
-                <w:rFonts w:eastAsia="Times New Roman" w:cs="Times New Roman"/>
-                <w:b/>
-                <w:bCs/>
-                <w:color w:val="1F1F1F"/>
-                <w:szCs w:val="24"/>
-              </w:rPr>
-              <w:t>Servidor de Pruebas (</w:t>
-            </w:r>
-            <w:proofErr w:type="spellStart"/>
-            <w:r>
-              <w:rPr>
-                <w:rFonts w:eastAsia="Times New Roman" w:cs="Times New Roman"/>
-                <w:b/>
-                <w:bCs/>
-                <w:color w:val="1F1F1F"/>
-                <w:szCs w:val="24"/>
-              </w:rPr>
-              <w:t>One</w:t>
-            </w:r>
-            <w:proofErr w:type="spellEnd"/>
-            <w:r>
-              <w:rPr>
-                <w:rFonts w:eastAsia="Times New Roman" w:cs="Times New Roman"/>
-                <w:b/>
-                <w:bCs/>
-                <w:color w:val="1F1F1F"/>
-                <w:szCs w:val="24"/>
-              </w:rPr>
-              <w:t xml:space="preserve">-time </w:t>
-            </w:r>
-            <w:proofErr w:type="spellStart"/>
-            <w:r>
-              <w:rPr>
-                <w:rFonts w:eastAsia="Times New Roman" w:cs="Times New Roman"/>
-                <w:b/>
-                <w:bCs/>
-                <w:color w:val="1F1F1F"/>
-                <w:szCs w:val="24"/>
-              </w:rPr>
-              <w:t>setup</w:t>
-            </w:r>
-            <w:proofErr w:type="spellEnd"/>
-            <w:r>
-              <w:rPr>
-                <w:rFonts w:eastAsia="Times New Roman" w:cs="Times New Roman"/>
-                <w:b/>
-                <w:bCs/>
-                <w:color w:val="1F1F1F"/>
-                <w:szCs w:val="24"/>
-              </w:rPr>
-              <w:t>)</w:t>
+              <w:t>Servidor de Pruebas (One-time setup)</w:t>
             </w:r>
           </w:p>
         </w:tc>
@@ -8163,15 +7894,7 @@
         <w:spacing w:line="276" w:lineRule="auto"/>
       </w:pPr>
       <w:r>
-        <w:t xml:space="preserve">Definición de alcance (Scope </w:t>
-      </w:r>
-      <w:proofErr w:type="spellStart"/>
-      <w:r>
-        <w:t>Statement</w:t>
-      </w:r>
-      <w:proofErr w:type="spellEnd"/>
-      <w:r>
-        <w:t xml:space="preserve">) </w:t>
+        <w:t xml:space="preserve">Definición de alcance (Scope Statement) </w:t>
       </w:r>
     </w:p>
     <w:p>
@@ -8184,13 +7907,8 @@
         <w:spacing w:line="276" w:lineRule="auto"/>
       </w:pPr>
       <w:r>
-        <w:t xml:space="preserve">Identificación de </w:t>
-      </w:r>
-      <w:proofErr w:type="spellStart"/>
-      <w:r>
-        <w:t>stakeholders</w:t>
-      </w:r>
-      <w:proofErr w:type="spellEnd"/>
+        <w:t>Identificación de stakeholders</w:t>
+      </w:r>
     </w:p>
     <w:p>
       <w:pPr>
@@ -8354,23 +8072,7 @@
         <w:ind w:left="2160"/>
       </w:pPr>
       <w:r>
-        <w:t>Historias de usuario (</w:t>
-      </w:r>
-      <w:proofErr w:type="spellStart"/>
-      <w:r>
-        <w:t>User</w:t>
-      </w:r>
-      <w:proofErr w:type="spellEnd"/>
-      <w:r>
-        <w:t xml:space="preserve"> </w:t>
-      </w:r>
-      <w:proofErr w:type="spellStart"/>
-      <w:r>
-        <w:t>Stories</w:t>
-      </w:r>
-      <w:proofErr w:type="spellEnd"/>
-      <w:r>
-        <w:t xml:space="preserve">) </w:t>
+        <w:t xml:space="preserve">Historias de usuario (User Stories) </w:t>
       </w:r>
     </w:p>
     <w:p>
@@ -8518,23 +8220,7 @@
         <w:ind w:left="2160"/>
       </w:pPr>
       <w:r>
-        <w:t>Prototipos UI/UX (</w:t>
-      </w:r>
-      <w:proofErr w:type="spellStart"/>
-      <w:r>
-        <w:t>wireframes</w:t>
-      </w:r>
-      <w:proofErr w:type="spellEnd"/>
-      <w:r>
-        <w:t xml:space="preserve"> y mockups en </w:t>
-      </w:r>
-      <w:proofErr w:type="spellStart"/>
-      <w:r>
-        <w:t>Figma</w:t>
-      </w:r>
-      <w:proofErr w:type="spellEnd"/>
-      <w:r>
-        <w:t xml:space="preserve">) </w:t>
+        <w:t xml:space="preserve">Prototipos UI/UX (wireframes y mockups en Figma) </w:t>
       </w:r>
     </w:p>
     <w:p>
@@ -8959,19 +8645,8 @@
                 <w:sz w:val="24"/>
                 <w:szCs w:val="24"/>
               </w:rPr>
-              <w:t xml:space="preserve">Falta de levantamiento adecuado con </w:t>
-            </w:r>
-            <w:proofErr w:type="spellStart"/>
-            <w:r>
-              <w:rPr>
-                <w:rFonts w:ascii="Times New Roman" w:eastAsia="Times New Roman" w:hAnsi="Times New Roman" w:cs="Times New Roman"/>
-                <w:color w:val="000000" w:themeColor="text1"/>
-                <w:sz w:val="24"/>
-                <w:szCs w:val="24"/>
-              </w:rPr>
-              <w:t>stakeholders</w:t>
-            </w:r>
-            <w:proofErr w:type="spellEnd"/>
+              <w:t>Falta de levantamiento adecuado con stakeholders</w:t>
+            </w:r>
           </w:p>
         </w:tc>
       </w:tr>
@@ -9546,7 +9221,6 @@
                 <w:szCs w:val="24"/>
               </w:rPr>
             </w:pPr>
-            <w:proofErr w:type="spellStart"/>
             <w:r>
               <w:rPr>
                 <w:rFonts w:ascii="Times New Roman" w:eastAsia="Times New Roman" w:hAnsi="Times New Roman" w:cs="Times New Roman"/>
@@ -9554,17 +9228,7 @@
                 <w:sz w:val="24"/>
                 <w:szCs w:val="24"/>
               </w:rPr>
-              <w:t>Stakeholders</w:t>
-            </w:r>
-            <w:proofErr w:type="spellEnd"/>
-            <w:r>
-              <w:rPr>
-                <w:rFonts w:ascii="Times New Roman" w:eastAsia="Times New Roman" w:hAnsi="Times New Roman" w:cs="Times New Roman"/>
-                <w:color w:val="000000" w:themeColor="text1"/>
-                <w:sz w:val="24"/>
-                <w:szCs w:val="24"/>
-              </w:rPr>
-              <w:t xml:space="preserve"> finales (producto inconsistente)</w:t>
+              <w:t>Stakeholders finales (producto inconsistente)</w:t>
             </w:r>
           </w:p>
         </w:tc>
@@ -10521,7 +10185,6 @@
                 <w:szCs w:val="24"/>
               </w:rPr>
             </w:pPr>
-            <w:proofErr w:type="spellStart"/>
             <w:r>
               <w:rPr>
                 <w:rFonts w:ascii="Times New Roman" w:eastAsia="Times New Roman" w:hAnsi="Times New Roman" w:cs="Times New Roman"/>
@@ -10531,7 +10194,6 @@
               </w:rPr>
               <w:t>Stakeholders</w:t>
             </w:r>
-            <w:proofErr w:type="spellEnd"/>
           </w:p>
         </w:tc>
       </w:tr>
@@ -10845,7 +10507,6 @@
               </w:rPr>
               <w:t xml:space="preserve"> </w:t>
             </w:r>
-            <w:proofErr w:type="spellStart"/>
             <w:r>
               <w:rPr>
                 <w:rFonts w:eastAsia="Times New Roman" w:cs="Times New Roman"/>
@@ -10854,7 +10515,6 @@
               </w:rPr>
               <w:t>EWPlan</w:t>
             </w:r>
-            <w:proofErr w:type="spellEnd"/>
             <w:r>
               <w:rPr>
                 <w:rFonts w:eastAsia="Times New Roman" w:cs="Times New Roman"/>
@@ -11207,25 +10867,7 @@
                 <w:sz w:val="24"/>
                 <w:szCs w:val="24"/>
               </w:rPr>
-              <w:t xml:space="preserve">Definir </w:t>
-            </w:r>
-            <w:proofErr w:type="spellStart"/>
-            <w:r>
-              <w:rPr>
-                <w:rFonts w:ascii="Times New Roman" w:eastAsia="Times New Roman" w:hAnsi="Times New Roman" w:cs="Times New Roman"/>
-                <w:sz w:val="24"/>
-                <w:szCs w:val="24"/>
-              </w:rPr>
-              <w:t>stakeholders</w:t>
-            </w:r>
-            <w:proofErr w:type="spellEnd"/>
-            <w:r>
-              <w:rPr>
-                <w:rFonts w:ascii="Times New Roman" w:eastAsia="Times New Roman" w:hAnsi="Times New Roman" w:cs="Times New Roman"/>
-                <w:sz w:val="24"/>
-                <w:szCs w:val="24"/>
-              </w:rPr>
-              <w:t xml:space="preserve"> clave (cliente, usuarios finales, negocio, TI). </w:t>
+              <w:t xml:space="preserve">Definir stakeholders clave (cliente, usuarios finales, negocio, TI). </w:t>
             </w:r>
           </w:p>
           <w:p>
@@ -11248,25 +10890,7 @@
                 <w:sz w:val="24"/>
                 <w:szCs w:val="24"/>
               </w:rPr>
-              <w:t xml:space="preserve">Calendarizar entrevistas, workshops y sesiones de </w:t>
-            </w:r>
-            <w:proofErr w:type="spellStart"/>
-            <w:r>
-              <w:rPr>
-                <w:rFonts w:ascii="Times New Roman" w:eastAsia="Times New Roman" w:hAnsi="Times New Roman" w:cs="Times New Roman"/>
-                <w:sz w:val="24"/>
-                <w:szCs w:val="24"/>
-              </w:rPr>
-              <w:t>discovery</w:t>
-            </w:r>
-            <w:proofErr w:type="spellEnd"/>
-            <w:r>
-              <w:rPr>
-                <w:rFonts w:ascii="Times New Roman" w:eastAsia="Times New Roman" w:hAnsi="Times New Roman" w:cs="Times New Roman"/>
-                <w:sz w:val="24"/>
-                <w:szCs w:val="24"/>
-              </w:rPr>
-              <w:t xml:space="preserve">. </w:t>
+              <w:t xml:space="preserve">Calendarizar entrevistas, workshops y sesiones de discovery. </w:t>
             </w:r>
           </w:p>
           <w:p>
@@ -11324,29 +10948,7 @@
                 <w:sz w:val="24"/>
                 <w:szCs w:val="24"/>
               </w:rPr>
-              <w:t>Documento inicial de requerimientos (</w:t>
-            </w:r>
-            <w:proofErr w:type="spellStart"/>
-            <w:r>
-              <w:rPr>
-                <w:rFonts w:ascii="Times New Roman" w:eastAsia="Times New Roman" w:hAnsi="Times New Roman" w:cs="Times New Roman"/>
-                <w:b/>
-                <w:bCs/>
-                <w:sz w:val="24"/>
-                <w:szCs w:val="24"/>
-              </w:rPr>
-              <w:t>baseline</w:t>
-            </w:r>
-            <w:proofErr w:type="spellEnd"/>
-            <w:r>
-              <w:rPr>
-                <w:rFonts w:ascii="Times New Roman" w:eastAsia="Times New Roman" w:hAnsi="Times New Roman" w:cs="Times New Roman"/>
-                <w:b/>
-                <w:bCs/>
-                <w:sz w:val="24"/>
-                <w:szCs w:val="24"/>
-              </w:rPr>
-              <w:t xml:space="preserve"> v1)</w:t>
+              <w:t>Documento inicial de requerimientos (baseline v1)</w:t>
             </w:r>
           </w:p>
         </w:tc>
@@ -11407,25 +11009,7 @@
                 <w:sz w:val="24"/>
                 <w:szCs w:val="24"/>
               </w:rPr>
-              <w:t xml:space="preserve">Registrar todos los requisitos en una herramienta (Jira, </w:t>
-            </w:r>
-            <w:proofErr w:type="spellStart"/>
-            <w:r>
-              <w:rPr>
-                <w:rFonts w:ascii="Times New Roman" w:eastAsia="Times New Roman" w:hAnsi="Times New Roman" w:cs="Times New Roman"/>
-                <w:sz w:val="24"/>
-                <w:szCs w:val="24"/>
-              </w:rPr>
-              <w:t>Notion</w:t>
-            </w:r>
-            <w:proofErr w:type="spellEnd"/>
-            <w:r>
-              <w:rPr>
-                <w:rFonts w:ascii="Times New Roman" w:eastAsia="Times New Roman" w:hAnsi="Times New Roman" w:cs="Times New Roman"/>
-                <w:sz w:val="24"/>
-                <w:szCs w:val="24"/>
-              </w:rPr>
-              <w:t xml:space="preserve">, Azure DevOps). </w:t>
+              <w:t xml:space="preserve">Registrar todos los requisitos en una herramienta (Jira, Notion, Azure DevOps). </w:t>
             </w:r>
           </w:p>
           <w:p>
@@ -11637,20 +11221,8 @@
                 <w:sz w:val="24"/>
                 <w:szCs w:val="24"/>
               </w:rPr>
-              <w:t xml:space="preserve">Procedimiento 3: Validación iterativa con </w:t>
-            </w:r>
-            <w:proofErr w:type="spellStart"/>
-            <w:r>
-              <w:rPr>
-                <w:rFonts w:ascii="Times New Roman" w:eastAsia="Times New Roman" w:hAnsi="Times New Roman" w:cs="Times New Roman"/>
-                <w:b/>
-                <w:bCs/>
-                <w:sz w:val="24"/>
-                <w:szCs w:val="24"/>
-              </w:rPr>
-              <w:t>stakeholders</w:t>
-            </w:r>
-            <w:proofErr w:type="spellEnd"/>
+              <w:t>Procedimiento 3: Validación iterativa con stakeholders</w:t>
+            </w:r>
           </w:p>
           <w:p>
             <w:pPr>
@@ -11695,25 +11267,7 @@
                 <w:sz w:val="24"/>
                 <w:szCs w:val="24"/>
               </w:rPr>
-              <w:t>Validar prototipos (</w:t>
-            </w:r>
-            <w:proofErr w:type="spellStart"/>
-            <w:r>
-              <w:rPr>
-                <w:rFonts w:ascii="Times New Roman" w:eastAsia="Times New Roman" w:hAnsi="Times New Roman" w:cs="Times New Roman"/>
-                <w:sz w:val="24"/>
-                <w:szCs w:val="24"/>
-              </w:rPr>
-              <w:t>Figma</w:t>
-            </w:r>
-            <w:proofErr w:type="spellEnd"/>
-            <w:r>
-              <w:rPr>
-                <w:rFonts w:ascii="Times New Roman" w:eastAsia="Times New Roman" w:hAnsi="Times New Roman" w:cs="Times New Roman"/>
-                <w:sz w:val="24"/>
-                <w:szCs w:val="24"/>
-              </w:rPr>
-              <w:t xml:space="preserve">) y flujos antes de documentar en firme. </w:t>
+              <w:t xml:space="preserve">Validar prototipos (Figma) y flujos antes de documentar en firme. </w:t>
             </w:r>
           </w:p>
           <w:p>
@@ -11736,25 +11290,7 @@
                 <w:sz w:val="24"/>
                 <w:szCs w:val="24"/>
               </w:rPr>
-              <w:t xml:space="preserve">Ajustar requerimientos en función del </w:t>
-            </w:r>
-            <w:proofErr w:type="spellStart"/>
-            <w:r>
-              <w:rPr>
-                <w:rFonts w:ascii="Times New Roman" w:eastAsia="Times New Roman" w:hAnsi="Times New Roman" w:cs="Times New Roman"/>
-                <w:sz w:val="24"/>
-                <w:szCs w:val="24"/>
-              </w:rPr>
-              <w:t>feedback</w:t>
-            </w:r>
-            <w:proofErr w:type="spellEnd"/>
-            <w:r>
-              <w:rPr>
-                <w:rFonts w:ascii="Times New Roman" w:eastAsia="Times New Roman" w:hAnsi="Times New Roman" w:cs="Times New Roman"/>
-                <w:sz w:val="24"/>
-                <w:szCs w:val="24"/>
-              </w:rPr>
-              <w:t xml:space="preserve">. </w:t>
+              <w:t xml:space="preserve">Ajustar requerimientos en función del feedback. </w:t>
             </w:r>
           </w:p>
           <w:p>
@@ -12052,25 +11588,7 @@
                 <w:sz w:val="24"/>
                 <w:szCs w:val="24"/>
               </w:rPr>
-              <w:t xml:space="preserve">Compartido con </w:t>
-            </w:r>
-            <w:proofErr w:type="spellStart"/>
-            <w:r>
-              <w:rPr>
-                <w:rFonts w:ascii="Times New Roman" w:eastAsia="Times New Roman" w:hAnsi="Times New Roman" w:cs="Times New Roman"/>
-                <w:sz w:val="24"/>
-                <w:szCs w:val="24"/>
-              </w:rPr>
-              <w:t>stakeholders</w:t>
-            </w:r>
-            <w:proofErr w:type="spellEnd"/>
-            <w:r>
-              <w:rPr>
-                <w:rFonts w:ascii="Times New Roman" w:eastAsia="Times New Roman" w:hAnsi="Times New Roman" w:cs="Times New Roman"/>
-                <w:sz w:val="24"/>
-                <w:szCs w:val="24"/>
-              </w:rPr>
-              <w:t xml:space="preserve"> y proveedor externo.</w:t>
+              <w:t>Compartido con stakeholders y proveedor externo.</w:t>
             </w:r>
           </w:p>
           <w:p>
@@ -12212,29 +11730,7 @@
                 <w:sz w:val="24"/>
                 <w:szCs w:val="24"/>
               </w:rPr>
-              <w:t xml:space="preserve">Procedimiento 1: Solicitud formal de cambios (Change </w:t>
-            </w:r>
-            <w:proofErr w:type="spellStart"/>
-            <w:r>
-              <w:rPr>
-                <w:rFonts w:ascii="Times New Roman" w:eastAsia="Times New Roman" w:hAnsi="Times New Roman" w:cs="Times New Roman"/>
-                <w:b/>
-                <w:bCs/>
-                <w:sz w:val="24"/>
-                <w:szCs w:val="24"/>
-              </w:rPr>
-              <w:t>Request</w:t>
-            </w:r>
-            <w:proofErr w:type="spellEnd"/>
-            <w:r>
-              <w:rPr>
-                <w:rFonts w:ascii="Times New Roman" w:eastAsia="Times New Roman" w:hAnsi="Times New Roman" w:cs="Times New Roman"/>
-                <w:b/>
-                <w:bCs/>
-                <w:sz w:val="24"/>
-                <w:szCs w:val="24"/>
-              </w:rPr>
-              <w:t xml:space="preserve"> - CR)</w:t>
+              <w:t>Procedimiento 1: Solicitud formal de cambios (Change Request - CR)</w:t>
             </w:r>
           </w:p>
           <w:p>
@@ -12897,25 +12393,7 @@
                 <w:sz w:val="24"/>
                 <w:szCs w:val="24"/>
               </w:rPr>
-              <w:t>v1.0 (</w:t>
-            </w:r>
-            <w:proofErr w:type="spellStart"/>
-            <w:r>
-              <w:rPr>
-                <w:rFonts w:ascii="Times New Roman" w:eastAsia="Times New Roman" w:hAnsi="Times New Roman" w:cs="Times New Roman"/>
-                <w:sz w:val="24"/>
-                <w:szCs w:val="24"/>
-              </w:rPr>
-              <w:t>baseline</w:t>
-            </w:r>
-            <w:proofErr w:type="spellEnd"/>
-            <w:r>
-              <w:rPr>
-                <w:rFonts w:ascii="Times New Roman" w:eastAsia="Times New Roman" w:hAnsi="Times New Roman" w:cs="Times New Roman"/>
-                <w:sz w:val="24"/>
-                <w:szCs w:val="24"/>
-              </w:rPr>
-              <w:t xml:space="preserve"> inicial) </w:t>
+              <w:t xml:space="preserve">v1.0 (baseline inicial) </w:t>
             </w:r>
           </w:p>
           <w:p>
@@ -13109,23 +12587,13 @@
                 <w:szCs w:val="24"/>
               </w:rPr>
             </w:pPr>
-            <w:proofErr w:type="spellStart"/>
-            <w:r>
-              <w:rPr>
-                <w:rFonts w:ascii="Times New Roman" w:eastAsia="Times New Roman" w:hAnsi="Times New Roman" w:cs="Times New Roman"/>
-                <w:sz w:val="24"/>
-                <w:szCs w:val="24"/>
-              </w:rPr>
-              <w:t>Nº</w:t>
-            </w:r>
-            <w:proofErr w:type="spellEnd"/>
-            <w:r>
-              <w:rPr>
-                <w:rFonts w:ascii="Times New Roman" w:eastAsia="Times New Roman" w:hAnsi="Times New Roman" w:cs="Times New Roman"/>
-                <w:sz w:val="24"/>
-                <w:szCs w:val="24"/>
-              </w:rPr>
-              <w:t xml:space="preserve"> de cambios por fase </w:t>
+            <w:r>
+              <w:rPr>
+                <w:rFonts w:ascii="Times New Roman" w:eastAsia="Times New Roman" w:hAnsi="Times New Roman" w:cs="Times New Roman"/>
+                <w:sz w:val="24"/>
+                <w:szCs w:val="24"/>
+              </w:rPr>
+              <w:t xml:space="preserve">Nº de cambios por fase </w:t>
             </w:r>
           </w:p>
           <w:p>
@@ -13345,25 +12813,7 @@
                 <w:sz w:val="24"/>
                 <w:szCs w:val="24"/>
               </w:rPr>
-              <w:t xml:space="preserve">Must </w:t>
-            </w:r>
-            <w:proofErr w:type="spellStart"/>
-            <w:r>
-              <w:rPr>
-                <w:rFonts w:ascii="Times New Roman" w:eastAsia="Times New Roman" w:hAnsi="Times New Roman" w:cs="Times New Roman"/>
-                <w:sz w:val="24"/>
-                <w:szCs w:val="24"/>
-              </w:rPr>
-              <w:t>have</w:t>
-            </w:r>
-            <w:proofErr w:type="spellEnd"/>
-            <w:r>
-              <w:rPr>
-                <w:rFonts w:ascii="Times New Roman" w:eastAsia="Times New Roman" w:hAnsi="Times New Roman" w:cs="Times New Roman"/>
-                <w:sz w:val="24"/>
-                <w:szCs w:val="24"/>
-              </w:rPr>
-              <w:t xml:space="preserve"> (obligatorio) </w:t>
+              <w:t xml:space="preserve">Must have (obligatorio) </w:t>
             </w:r>
           </w:p>
           <w:p>
@@ -13380,41 +12830,13 @@
                 <w:szCs w:val="24"/>
               </w:rPr>
             </w:pPr>
-            <w:proofErr w:type="spellStart"/>
-            <w:r>
-              <w:rPr>
-                <w:rFonts w:ascii="Times New Roman" w:eastAsia="Times New Roman" w:hAnsi="Times New Roman" w:cs="Times New Roman"/>
-                <w:sz w:val="24"/>
-                <w:szCs w:val="24"/>
-              </w:rPr>
-              <w:t>Should</w:t>
-            </w:r>
-            <w:proofErr w:type="spellEnd"/>
-            <w:r>
-              <w:rPr>
-                <w:rFonts w:ascii="Times New Roman" w:eastAsia="Times New Roman" w:hAnsi="Times New Roman" w:cs="Times New Roman"/>
-                <w:sz w:val="24"/>
-                <w:szCs w:val="24"/>
-              </w:rPr>
-              <w:t xml:space="preserve"> </w:t>
-            </w:r>
-            <w:proofErr w:type="spellStart"/>
-            <w:r>
-              <w:rPr>
-                <w:rFonts w:ascii="Times New Roman" w:eastAsia="Times New Roman" w:hAnsi="Times New Roman" w:cs="Times New Roman"/>
-                <w:sz w:val="24"/>
-                <w:szCs w:val="24"/>
-              </w:rPr>
-              <w:t>have</w:t>
-            </w:r>
-            <w:proofErr w:type="spellEnd"/>
-            <w:r>
-              <w:rPr>
-                <w:rFonts w:ascii="Times New Roman" w:eastAsia="Times New Roman" w:hAnsi="Times New Roman" w:cs="Times New Roman"/>
-                <w:sz w:val="24"/>
-                <w:szCs w:val="24"/>
-              </w:rPr>
-              <w:t xml:space="preserve"> (importante) </w:t>
+            <w:r>
+              <w:rPr>
+                <w:rFonts w:ascii="Times New Roman" w:eastAsia="Times New Roman" w:hAnsi="Times New Roman" w:cs="Times New Roman"/>
+                <w:sz w:val="24"/>
+                <w:szCs w:val="24"/>
+              </w:rPr>
+              <w:t xml:space="preserve">Should have (importante) </w:t>
             </w:r>
           </w:p>
           <w:p>
@@ -13431,41 +12853,13 @@
                 <w:szCs w:val="24"/>
               </w:rPr>
             </w:pPr>
-            <w:proofErr w:type="spellStart"/>
-            <w:r>
-              <w:rPr>
-                <w:rFonts w:ascii="Times New Roman" w:eastAsia="Times New Roman" w:hAnsi="Times New Roman" w:cs="Times New Roman"/>
-                <w:sz w:val="24"/>
-                <w:szCs w:val="24"/>
-              </w:rPr>
-              <w:t>Could</w:t>
-            </w:r>
-            <w:proofErr w:type="spellEnd"/>
-            <w:r>
-              <w:rPr>
-                <w:rFonts w:ascii="Times New Roman" w:eastAsia="Times New Roman" w:hAnsi="Times New Roman" w:cs="Times New Roman"/>
-                <w:sz w:val="24"/>
-                <w:szCs w:val="24"/>
-              </w:rPr>
-              <w:t xml:space="preserve"> </w:t>
-            </w:r>
-            <w:proofErr w:type="spellStart"/>
-            <w:r>
-              <w:rPr>
-                <w:rFonts w:ascii="Times New Roman" w:eastAsia="Times New Roman" w:hAnsi="Times New Roman" w:cs="Times New Roman"/>
-                <w:sz w:val="24"/>
-                <w:szCs w:val="24"/>
-              </w:rPr>
-              <w:t>have</w:t>
-            </w:r>
-            <w:proofErr w:type="spellEnd"/>
-            <w:r>
-              <w:rPr>
-                <w:rFonts w:ascii="Times New Roman" w:eastAsia="Times New Roman" w:hAnsi="Times New Roman" w:cs="Times New Roman"/>
-                <w:sz w:val="24"/>
-                <w:szCs w:val="24"/>
-              </w:rPr>
-              <w:t xml:space="preserve"> (deseable) </w:t>
+            <w:r>
+              <w:rPr>
+                <w:rFonts w:ascii="Times New Roman" w:eastAsia="Times New Roman" w:hAnsi="Times New Roman" w:cs="Times New Roman"/>
+                <w:sz w:val="24"/>
+                <w:szCs w:val="24"/>
+              </w:rPr>
+              <w:t xml:space="preserve">Could have (deseable) </w:t>
             </w:r>
           </w:p>
           <w:p>
@@ -13482,41 +12876,13 @@
                 <w:szCs w:val="24"/>
               </w:rPr>
             </w:pPr>
-            <w:proofErr w:type="spellStart"/>
-            <w:r>
-              <w:rPr>
-                <w:rFonts w:ascii="Times New Roman" w:eastAsia="Times New Roman" w:hAnsi="Times New Roman" w:cs="Times New Roman"/>
-                <w:sz w:val="24"/>
-                <w:szCs w:val="24"/>
-              </w:rPr>
-              <w:t>Won’t</w:t>
-            </w:r>
-            <w:proofErr w:type="spellEnd"/>
-            <w:r>
-              <w:rPr>
-                <w:rFonts w:ascii="Times New Roman" w:eastAsia="Times New Roman" w:hAnsi="Times New Roman" w:cs="Times New Roman"/>
-                <w:sz w:val="24"/>
-                <w:szCs w:val="24"/>
-              </w:rPr>
-              <w:t xml:space="preserve"> </w:t>
-            </w:r>
-            <w:proofErr w:type="spellStart"/>
-            <w:r>
-              <w:rPr>
-                <w:rFonts w:ascii="Times New Roman" w:eastAsia="Times New Roman" w:hAnsi="Times New Roman" w:cs="Times New Roman"/>
-                <w:sz w:val="24"/>
-                <w:szCs w:val="24"/>
-              </w:rPr>
-              <w:t>have</w:t>
-            </w:r>
-            <w:proofErr w:type="spellEnd"/>
-            <w:r>
-              <w:rPr>
-                <w:rFonts w:ascii="Times New Roman" w:eastAsia="Times New Roman" w:hAnsi="Times New Roman" w:cs="Times New Roman"/>
-                <w:sz w:val="24"/>
-                <w:szCs w:val="24"/>
-              </w:rPr>
-              <w:t xml:space="preserve"> (no incluido) </w:t>
+            <w:r>
+              <w:rPr>
+                <w:rFonts w:ascii="Times New Roman" w:eastAsia="Times New Roman" w:hAnsi="Times New Roman" w:cs="Times New Roman"/>
+                <w:sz w:val="24"/>
+                <w:szCs w:val="24"/>
+              </w:rPr>
+              <w:t xml:space="preserve">Won’t have (no incluido) </w:t>
             </w:r>
           </w:p>
           <w:p>
@@ -14434,18 +13800,8 @@
                 <w:szCs w:val="24"/>
                 <w:lang w:val="es"/>
               </w:rPr>
-              <w:t>Equipo de desarrollo/</w:t>
-            </w:r>
-            <w:proofErr w:type="spellStart"/>
-            <w:r>
-              <w:rPr>
-                <w:rFonts w:eastAsia="Times New Roman" w:cs="Times New Roman"/>
-                <w:szCs w:val="24"/>
-                <w:lang w:val="es"/>
-              </w:rPr>
-              <w:t>ProjectManager</w:t>
-            </w:r>
-            <w:proofErr w:type="spellEnd"/>
+              <w:t>Equipo de desarrollo/ProjectManager</w:t>
+            </w:r>
           </w:p>
         </w:tc>
         <w:tc>
@@ -16292,27 +15648,7 @@
                 <w:szCs w:val="24"/>
                 <w:lang w:val="es"/>
               </w:rPr>
-              <w:t xml:space="preserve">En </w:t>
-            </w:r>
-            <w:proofErr w:type="spellStart"/>
-            <w:r>
-              <w:rPr>
-                <w:rFonts w:ascii="Times New Roman" w:eastAsia="Times New Roman" w:hAnsi="Times New Roman" w:cs="Times New Roman"/>
-                <w:sz w:val="24"/>
-                <w:szCs w:val="24"/>
-                <w:lang w:val="es"/>
-              </w:rPr>
-              <w:t>Revision</w:t>
-            </w:r>
-            <w:proofErr w:type="spellEnd"/>
-            <w:r>
-              <w:rPr>
-                <w:rFonts w:ascii="Times New Roman" w:eastAsia="Times New Roman" w:hAnsi="Times New Roman" w:cs="Times New Roman"/>
-                <w:sz w:val="24"/>
-                <w:szCs w:val="24"/>
-                <w:lang w:val="es"/>
-              </w:rPr>
-              <w:t xml:space="preserve">: </w:t>
+              <w:t xml:space="preserve">En Revision: </w:t>
             </w:r>
             <w:r>
               <w:rPr>
@@ -16397,19 +15733,8 @@
                 <w:szCs w:val="24"/>
                 <w:lang w:val="es-ES"/>
               </w:rPr>
-              <w:t xml:space="preserve"> PM a desarrolladores e </w:t>
-            </w:r>
-            <w:proofErr w:type="spellStart"/>
-            <w:r>
-              <w:rPr>
-                <w:rFonts w:ascii="Times New Roman" w:eastAsia="Times New Roman" w:hAnsi="Times New Roman" w:cs="Times New Roman"/>
-                <w:sz w:val="24"/>
-                <w:szCs w:val="24"/>
-                <w:lang w:val="es-ES"/>
-              </w:rPr>
-              <w:t>stakeholders</w:t>
-            </w:r>
-            <w:proofErr w:type="spellEnd"/>
+              <w:t xml:space="preserve"> PM a desarrolladores e stakeholders</w:t>
+            </w:r>
           </w:p>
         </w:tc>
       </w:tr>
@@ -17081,23 +16406,7 @@
                 <w:rFonts w:eastAsia="Times New Roman" w:cs="Times New Roman"/>
                 <w:szCs w:val="24"/>
               </w:rPr>
-              <w:t xml:space="preserve"> Entregar un diseño navegable (</w:t>
-            </w:r>
-            <w:proofErr w:type="spellStart"/>
-            <w:r>
-              <w:rPr>
-                <w:rFonts w:eastAsia="Times New Roman" w:cs="Times New Roman"/>
-                <w:szCs w:val="24"/>
-              </w:rPr>
-              <w:t>Figma</w:t>
-            </w:r>
-            <w:proofErr w:type="spellEnd"/>
-            <w:r>
-              <w:rPr>
-                <w:rFonts w:eastAsia="Times New Roman" w:cs="Times New Roman"/>
-                <w:szCs w:val="24"/>
-              </w:rPr>
-              <w:t xml:space="preserve">) antes de </w:t>
+              <w:t xml:space="preserve"> Entregar un diseño navegable (Figma) antes de </w:t>
             </w:r>
             <w:r>
               <w:rPr>
@@ -17105,23 +16414,7 @@
                 <w:szCs w:val="24"/>
               </w:rPr>
               <w:lastRenderedPageBreak/>
-              <w:t xml:space="preserve">programar una sola línea de código para recibir </w:t>
-            </w:r>
-            <w:proofErr w:type="spellStart"/>
-            <w:r>
-              <w:rPr>
-                <w:rFonts w:eastAsia="Times New Roman" w:cs="Times New Roman"/>
-                <w:szCs w:val="24"/>
-              </w:rPr>
-              <w:t>feedback</w:t>
-            </w:r>
-            <w:proofErr w:type="spellEnd"/>
-            <w:r>
-              <w:rPr>
-                <w:rFonts w:eastAsia="Times New Roman" w:cs="Times New Roman"/>
-                <w:szCs w:val="24"/>
-              </w:rPr>
-              <w:t xml:space="preserve"> real.</w:t>
+              <w:t>programar una sola línea de código para recibir feedback real.</w:t>
             </w:r>
           </w:p>
         </w:tc>
@@ -17283,50 +16576,14 @@
                 <w:bCs/>
                 <w:szCs w:val="24"/>
               </w:rPr>
-              <w:t xml:space="preserve">Uso de IA y Sprint </w:t>
-            </w:r>
-            <w:proofErr w:type="spellStart"/>
-            <w:r>
-              <w:rPr>
-                <w:rFonts w:eastAsia="Times New Roman" w:cs="Times New Roman"/>
-                <w:b/>
-                <w:bCs/>
-                <w:szCs w:val="24"/>
-              </w:rPr>
-              <w:t>Review</w:t>
-            </w:r>
-            <w:proofErr w:type="spellEnd"/>
-            <w:r>
-              <w:rPr>
-                <w:rFonts w:eastAsia="Times New Roman" w:cs="Times New Roman"/>
-                <w:b/>
-                <w:bCs/>
-                <w:szCs w:val="24"/>
-              </w:rPr>
-              <w:t>:</w:t>
-            </w:r>
-            <w:r>
-              <w:rPr>
-                <w:rFonts w:eastAsia="Times New Roman" w:cs="Times New Roman"/>
-                <w:szCs w:val="24"/>
-              </w:rPr>
-              <w:t xml:space="preserve"> Utilizar </w:t>
-            </w:r>
-            <w:proofErr w:type="spellStart"/>
-            <w:r>
-              <w:rPr>
-                <w:rFonts w:eastAsia="Times New Roman" w:cs="Times New Roman"/>
-                <w:szCs w:val="24"/>
-              </w:rPr>
-              <w:t>Copilot</w:t>
-            </w:r>
-            <w:proofErr w:type="spellEnd"/>
-            <w:r>
-              <w:rPr>
-                <w:rFonts w:eastAsia="Times New Roman" w:cs="Times New Roman"/>
-                <w:szCs w:val="24"/>
-              </w:rPr>
-              <w:t>/GPT para acelerar el código y realizar entregas funcionales cada 15 días para detectar cuellos de botella.</w:t>
+              <w:t>Uso de IA y Sprint Review:</w:t>
+            </w:r>
+            <w:r>
+              <w:rPr>
+                <w:rFonts w:eastAsia="Times New Roman" w:cs="Times New Roman"/>
+                <w:szCs w:val="24"/>
+              </w:rPr>
+              <w:t xml:space="preserve"> Utilizar Copilot/GPT para acelerar el código y realizar entregas funcionales cada 15 días para detectar cuellos de botella.</w:t>
             </w:r>
           </w:p>
         </w:tc>
@@ -17480,7 +16737,6 @@
                 <w:szCs w:val="24"/>
               </w:rPr>
             </w:pPr>
-            <w:proofErr w:type="spellStart"/>
             <w:r>
               <w:rPr>
                 <w:rFonts w:eastAsia="Times New Roman" w:cs="Times New Roman"/>
@@ -17488,17 +16744,7 @@
                 <w:bCs/>
                 <w:szCs w:val="24"/>
               </w:rPr>
-              <w:t>Tokenización</w:t>
-            </w:r>
-            <w:proofErr w:type="spellEnd"/>
-            <w:r>
-              <w:rPr>
-                <w:rFonts w:eastAsia="Times New Roman" w:cs="Times New Roman"/>
-                <w:b/>
-                <w:bCs/>
-                <w:szCs w:val="24"/>
-              </w:rPr>
-              <w:t xml:space="preserve"> y SSL:</w:t>
+              <w:t>Tokenización y SSL:</w:t>
             </w:r>
             <w:r>
               <w:rPr>
@@ -17659,7 +16905,6 @@
                 <w:szCs w:val="24"/>
               </w:rPr>
             </w:pPr>
-            <w:proofErr w:type="spellStart"/>
             <w:r>
               <w:rPr>
                 <w:rFonts w:eastAsia="Times New Roman" w:cs="Times New Roman"/>
@@ -17667,40 +16912,14 @@
                 <w:bCs/>
                 <w:szCs w:val="24"/>
               </w:rPr>
-              <w:t>Webhooks</w:t>
-            </w:r>
-            <w:proofErr w:type="spellEnd"/>
-            <w:r>
-              <w:rPr>
-                <w:rFonts w:eastAsia="Times New Roman" w:cs="Times New Roman"/>
-                <w:b/>
-                <w:bCs/>
-                <w:szCs w:val="24"/>
-              </w:rPr>
-              <w:t xml:space="preserve"> y Sandbox:</w:t>
-            </w:r>
-            <w:r>
-              <w:rPr>
-                <w:rFonts w:eastAsia="Times New Roman" w:cs="Times New Roman"/>
-                <w:szCs w:val="24"/>
-              </w:rPr>
-              <w:t xml:space="preserve"> Realizar pruebas en los entornos de desarrollo de las pasarelas (Stripe/</w:t>
-            </w:r>
-            <w:proofErr w:type="spellStart"/>
-            <w:r>
-              <w:rPr>
-                <w:rFonts w:eastAsia="Times New Roman" w:cs="Times New Roman"/>
-                <w:szCs w:val="24"/>
-              </w:rPr>
-              <w:t>MercadoPago</w:t>
-            </w:r>
-            <w:proofErr w:type="spellEnd"/>
-            <w:r>
-              <w:rPr>
-                <w:rFonts w:eastAsia="Times New Roman" w:cs="Times New Roman"/>
-                <w:szCs w:val="24"/>
-              </w:rPr>
-              <w:t>) antes de la fase final de construcción.</w:t>
+              <w:t>Webhooks y Sandbox:</w:t>
+            </w:r>
+            <w:r>
+              <w:rPr>
+                <w:rFonts w:eastAsia="Times New Roman" w:cs="Times New Roman"/>
+                <w:szCs w:val="24"/>
+              </w:rPr>
+              <w:t xml:space="preserve"> Realizar pruebas en los entornos de desarrollo de las pasarelas (Stripe/MercadoPago) antes de la fase final de construcción.</w:t>
             </w:r>
           </w:p>
         </w:tc>
@@ -18051,23 +17270,7 @@
                 <w:rFonts w:eastAsia="Times New Roman" w:cs="Times New Roman"/>
                 <w:szCs w:val="24"/>
               </w:rPr>
-              <w:t xml:space="preserve"> Diseñar el sistema para que, si una API falla, la plataforma siga funcionando (</w:t>
-            </w:r>
-            <w:proofErr w:type="spellStart"/>
-            <w:r>
-              <w:rPr>
-                <w:rFonts w:eastAsia="Times New Roman" w:cs="Times New Roman"/>
-                <w:szCs w:val="24"/>
-              </w:rPr>
-              <w:t>ej</w:t>
-            </w:r>
-            <w:proofErr w:type="spellEnd"/>
-            <w:r>
-              <w:rPr>
-                <w:rFonts w:eastAsia="Times New Roman" w:cs="Times New Roman"/>
-                <w:szCs w:val="24"/>
-              </w:rPr>
-              <w:t>: si falla el mapa, que el registro manual sea posible).</w:t>
+              <w:t xml:space="preserve"> Diseñar el sistema para que, si una API falla, la plataforma siga funcionando (ej: si falla el mapa, que el registro manual sea posible).</w:t>
             </w:r>
           </w:p>
         </w:tc>
@@ -18099,31 +17302,7 @@
           <w:sz w:val="24"/>
           <w:szCs w:val="24"/>
         </w:rPr>
-        <w:t xml:space="preserve">Desarrollo de actas y seguimiento de acciones pendientes (Lista de acciones pendientes y Actas de </w:t>
-      </w:r>
-      <w:proofErr w:type="spellStart"/>
-      <w:r>
-        <w:rPr>
-          <w:rFonts w:ascii="Times New Roman" w:eastAsia="Times New Roman" w:hAnsi="Times New Roman" w:cs="Times New Roman"/>
-          <w:b/>
-          <w:bCs/>
-          <w:color w:val="auto"/>
-          <w:sz w:val="24"/>
-          <w:szCs w:val="24"/>
-        </w:rPr>
-        <w:t>reunion</w:t>
-      </w:r>
-      <w:proofErr w:type="spellEnd"/>
-      <w:r>
-        <w:rPr>
-          <w:rFonts w:ascii="Times New Roman" w:eastAsia="Times New Roman" w:hAnsi="Times New Roman" w:cs="Times New Roman"/>
-          <w:b/>
-          <w:bCs/>
-          <w:color w:val="auto"/>
-          <w:sz w:val="24"/>
-          <w:szCs w:val="24"/>
-        </w:rPr>
-        <w:t>)</w:t>
+        <w:t>Desarrollo de actas y seguimiento de acciones pendientes (Lista de acciones pendientes y Actas de reunion)</w:t>
       </w:r>
     </w:p>
     <w:p>
@@ -18141,52 +17320,24 @@
           <w:sz w:val="24"/>
           <w:szCs w:val="24"/>
         </w:rPr>
-        <w:t xml:space="preserve">Véase Archivo 01 Documentación\01.02 </w:t>
-      </w:r>
-      <w:proofErr w:type="spellStart"/>
+        <w:t xml:space="preserve">Véase Archivo 01 Documentación\01.02 Analisis\Acta </w:t>
+      </w:r>
       <w:r>
         <w:rPr>
           <w:rFonts w:ascii="Times New Roman" w:hAnsi="Times New Roman" w:cs="Times New Roman"/>
           <w:sz w:val="24"/>
           <w:szCs w:val="24"/>
         </w:rPr>
-        <w:t>Analisis</w:t>
-      </w:r>
-      <w:proofErr w:type="spellEnd"/>
+        <w:t>–</w:t>
+      </w:r>
       <w:r>
         <w:rPr>
           <w:rFonts w:ascii="Times New Roman" w:hAnsi="Times New Roman" w:cs="Times New Roman"/>
           <w:sz w:val="24"/>
           <w:szCs w:val="24"/>
         </w:rPr>
-        <w:t xml:space="preserve">\Acta </w:t>
-      </w:r>
-      <w:r>
-        <w:rPr>
-          <w:rFonts w:ascii="Times New Roman" w:hAnsi="Times New Roman" w:cs="Times New Roman"/>
-          <w:sz w:val="24"/>
-          <w:szCs w:val="24"/>
-        </w:rPr>
-        <w:t>–</w:t>
-      </w:r>
-      <w:r>
-        <w:rPr>
-          <w:rFonts w:ascii="Times New Roman" w:hAnsi="Times New Roman" w:cs="Times New Roman"/>
-          <w:sz w:val="24"/>
-          <w:szCs w:val="24"/>
-        </w:rPr>
-        <w:t xml:space="preserve"> </w:t>
-      </w:r>
-      <w:proofErr w:type="spellStart"/>
-      <w:r>
-        <w:rPr>
-          <w:rFonts w:ascii="Times New Roman" w:hAnsi="Times New Roman" w:cs="Times New Roman"/>
-          <w:sz w:val="24"/>
-          <w:szCs w:val="24"/>
-        </w:rPr>
-        <w:t>EcoWaste</w:t>
-      </w:r>
-      <w:proofErr w:type="spellEnd"/>
+        <w:t xml:space="preserve"> EcoWaste</w:t>
+      </w:r>
     </w:p>
     <w:p>
       <w:pPr>
@@ -19608,25 +18759,7 @@
                 <w:szCs w:val="24"/>
                 <w:lang w:val="es-PE"/>
               </w:rPr>
-              <w:t xml:space="preserve">El cliente aprobó la mayoría de </w:t>
-            </w:r>
-            <w:proofErr w:type="gramStart"/>
-            <w:r>
-              <w:rPr>
-                <w:rFonts w:cs="Times New Roman"/>
-                <w:szCs w:val="24"/>
-                <w:lang w:val="es-PE"/>
-              </w:rPr>
-              <w:t>funcionalidades</w:t>
-            </w:r>
-            <w:proofErr w:type="gramEnd"/>
-            <w:r>
-              <w:rPr>
-                <w:rFonts w:cs="Times New Roman"/>
-                <w:szCs w:val="24"/>
-                <w:lang w:val="es-PE"/>
-              </w:rPr>
-              <w:t xml:space="preserve"> y solicitó ajustes menores antes de la entrega final.</w:t>
+              <w:t>El cliente aprobó la mayoría de funcionalidades y solicitó ajustes menores antes de la entrega final.</w:t>
             </w:r>
           </w:p>
         </w:tc>
@@ -20113,25 +19246,7 @@
                 <w:szCs w:val="24"/>
                 <w:lang w:val="es-PE"/>
               </w:rPr>
-              <w:t xml:space="preserve">Cliente (Unión </w:t>
-            </w:r>
-            <w:proofErr w:type="spellStart"/>
-            <w:r>
-              <w:rPr>
-                <w:rFonts w:cs="Times New Roman"/>
-                <w:szCs w:val="24"/>
-                <w:lang w:val="es-PE"/>
-              </w:rPr>
-              <w:t>Allied</w:t>
-            </w:r>
-            <w:proofErr w:type="spellEnd"/>
-            <w:r>
-              <w:rPr>
-                <w:rFonts w:cs="Times New Roman"/>
-                <w:szCs w:val="24"/>
-                <w:lang w:val="es-PE"/>
-              </w:rPr>
-              <w:t>)</w:t>
+              <w:t>Cliente (Unión Allied)</w:t>
             </w:r>
           </w:p>
         </w:tc>
@@ -22691,41 +21806,13 @@
           <w:szCs w:val="24"/>
         </w:rPr>
       </w:pPr>
-      <w:proofErr w:type="spellStart"/>
       <w:r>
         <w:rPr>
           <w:rFonts w:ascii="Times New Roman" w:hAnsi="Times New Roman" w:cs="Times New Roman"/>
           <w:sz w:val="24"/>
           <w:szCs w:val="24"/>
         </w:rPr>
-        <w:t>Vease</w:t>
-      </w:r>
-      <w:proofErr w:type="spellEnd"/>
-      <w:r>
-        <w:rPr>
-          <w:rFonts w:ascii="Times New Roman" w:hAnsi="Times New Roman" w:cs="Times New Roman"/>
-          <w:sz w:val="24"/>
-          <w:szCs w:val="24"/>
-        </w:rPr>
-        <w:t xml:space="preserve">: 01 </w:t>
-      </w:r>
-      <w:proofErr w:type="spellStart"/>
-      <w:r>
-        <w:rPr>
-          <w:rFonts w:ascii="Times New Roman" w:hAnsi="Times New Roman" w:cs="Times New Roman"/>
-          <w:sz w:val="24"/>
-          <w:szCs w:val="24"/>
-        </w:rPr>
-        <w:t>Documentacion</w:t>
-      </w:r>
-      <w:proofErr w:type="spellEnd"/>
-      <w:r>
-        <w:rPr>
-          <w:rFonts w:ascii="Times New Roman" w:hAnsi="Times New Roman" w:cs="Times New Roman"/>
-          <w:sz w:val="24"/>
-          <w:szCs w:val="24"/>
-        </w:rPr>
-        <w:t>/01.0</w:t>
+        <w:t>Vease: 01 Documentacion/01.0</w:t>
       </w:r>
       <w:r>
         <w:rPr>
@@ -22774,67 +21861,21 @@
           <w:szCs w:val="24"/>
         </w:rPr>
       </w:pPr>
-      <w:proofErr w:type="spellStart"/>
       <w:r>
         <w:rPr>
           <w:rFonts w:ascii="Times New Roman" w:hAnsi="Times New Roman" w:cs="Times New Roman"/>
           <w:sz w:val="24"/>
           <w:szCs w:val="24"/>
         </w:rPr>
-        <w:t>Vease</w:t>
-      </w:r>
-      <w:proofErr w:type="spellEnd"/>
+        <w:t>Vease: 01 Documentacion/0</w:t>
+      </w:r>
       <w:r>
         <w:rPr>
           <w:rFonts w:ascii="Times New Roman" w:hAnsi="Times New Roman" w:cs="Times New Roman"/>
           <w:sz w:val="24"/>
           <w:szCs w:val="24"/>
         </w:rPr>
-        <w:t xml:space="preserve">: 01 </w:t>
-      </w:r>
-      <w:proofErr w:type="spellStart"/>
-      <w:r>
-        <w:rPr>
-          <w:rFonts w:ascii="Times New Roman" w:hAnsi="Times New Roman" w:cs="Times New Roman"/>
-          <w:sz w:val="24"/>
-          <w:szCs w:val="24"/>
-        </w:rPr>
-        <w:t>Documentacion</w:t>
-      </w:r>
-      <w:proofErr w:type="spellEnd"/>
-      <w:r>
-        <w:rPr>
-          <w:rFonts w:ascii="Times New Roman" w:hAnsi="Times New Roman" w:cs="Times New Roman"/>
-          <w:sz w:val="24"/>
-          <w:szCs w:val="24"/>
-        </w:rPr>
-        <w:t>/0</w:t>
-      </w:r>
-      <w:r>
-        <w:rPr>
-          <w:rFonts w:ascii="Times New Roman" w:hAnsi="Times New Roman" w:cs="Times New Roman"/>
-          <w:sz w:val="24"/>
-          <w:szCs w:val="24"/>
-        </w:rPr>
-        <w:t xml:space="preserve">1.05 Acuerdos/Plan </w:t>
-      </w:r>
-      <w:proofErr w:type="spellStart"/>
-      <w:r>
-        <w:rPr>
-          <w:rFonts w:ascii="Times New Roman" w:hAnsi="Times New Roman" w:cs="Times New Roman"/>
-          <w:sz w:val="24"/>
-          <w:szCs w:val="24"/>
-        </w:rPr>
-        <w:t>Gestion</w:t>
-      </w:r>
-      <w:proofErr w:type="spellEnd"/>
-      <w:r>
-        <w:rPr>
-          <w:rFonts w:ascii="Times New Roman" w:hAnsi="Times New Roman" w:cs="Times New Roman"/>
-          <w:sz w:val="24"/>
-          <w:szCs w:val="24"/>
-        </w:rPr>
-        <w:t xml:space="preserve"> Adquisiciones</w:t>
+        <w:t>1.05 Acuerdos/Plan Gestion Adquisiciones</w:t>
       </w:r>
     </w:p>
     <w:p>
@@ -22875,59 +21916,13 @@
           <w:szCs w:val="24"/>
         </w:rPr>
       </w:pPr>
-      <w:proofErr w:type="spellStart"/>
       <w:r>
         <w:rPr>
           <w:rFonts w:ascii="Times New Roman" w:hAnsi="Times New Roman" w:cs="Times New Roman"/>
           <w:sz w:val="24"/>
           <w:szCs w:val="24"/>
         </w:rPr>
-        <w:t>Vease</w:t>
-      </w:r>
-      <w:proofErr w:type="spellEnd"/>
-      <w:r>
-        <w:rPr>
-          <w:rFonts w:ascii="Times New Roman" w:hAnsi="Times New Roman" w:cs="Times New Roman"/>
-          <w:sz w:val="24"/>
-          <w:szCs w:val="24"/>
-        </w:rPr>
-        <w:t xml:space="preserve">: 01 </w:t>
-      </w:r>
-      <w:proofErr w:type="spellStart"/>
-      <w:r>
-        <w:rPr>
-          <w:rFonts w:ascii="Times New Roman" w:hAnsi="Times New Roman" w:cs="Times New Roman"/>
-          <w:sz w:val="24"/>
-          <w:szCs w:val="24"/>
-        </w:rPr>
-        <w:t>Documentacion</w:t>
-      </w:r>
-      <w:proofErr w:type="spellEnd"/>
-      <w:r>
-        <w:rPr>
-          <w:rFonts w:ascii="Times New Roman" w:hAnsi="Times New Roman" w:cs="Times New Roman"/>
-          <w:sz w:val="24"/>
-          <w:szCs w:val="24"/>
-        </w:rPr>
-        <w:t>/01.05 Acuerdos/</w:t>
-      </w:r>
-      <w:proofErr w:type="spellStart"/>
-      <w:r>
-        <w:rPr>
-          <w:rFonts w:ascii="Times New Roman" w:hAnsi="Times New Roman" w:cs="Times New Roman"/>
-          <w:sz w:val="24"/>
-          <w:szCs w:val="24"/>
-        </w:rPr>
-        <w:t>Elaboracion</w:t>
-      </w:r>
-      <w:proofErr w:type="spellEnd"/>
-      <w:r>
-        <w:rPr>
-          <w:rFonts w:ascii="Times New Roman" w:hAnsi="Times New Roman" w:cs="Times New Roman"/>
-          <w:sz w:val="24"/>
-          <w:szCs w:val="24"/>
-        </w:rPr>
-        <w:t xml:space="preserve"> Contrato</w:t>
+        <w:t>Vease: 01 Documentacion/01.05 Acuerdos/Elaboracion Contrato</w:t>
       </w:r>
     </w:p>
     <w:p>
@@ -23040,31 +22035,13 @@
                 <w:szCs w:val="24"/>
               </w:rPr>
             </w:pPr>
-            <w:proofErr w:type="spellStart"/>
-            <w:r>
-              <w:rPr>
-                <w:rFonts w:cs="Times New Roman"/>
-                <w:szCs w:val="24"/>
-              </w:rPr>
-              <w:t>TechNova</w:t>
-            </w:r>
-            <w:proofErr w:type="spellEnd"/>
-            <w:r>
-              <w:rPr>
-                <w:rFonts w:cs="Times New Roman"/>
-                <w:szCs w:val="24"/>
-              </w:rPr>
-              <w:t xml:space="preserve"> </w:t>
-            </w:r>
-            <w:proofErr w:type="spellStart"/>
-            <w:r>
-              <w:rPr>
-                <w:rFonts w:cs="Times New Roman"/>
-                <w:szCs w:val="24"/>
-              </w:rPr>
-              <w:t>Solutions</w:t>
-            </w:r>
-            <w:proofErr w:type="spellEnd"/>
+            <w:r>
+              <w:rPr>
+                <w:rFonts w:cs="Times New Roman"/>
+                <w:szCs w:val="24"/>
+              </w:rPr>
+              <w:t>TechNova Solutions</w:t>
+            </w:r>
           </w:p>
         </w:tc>
         <w:tc>
@@ -23105,21 +22082,12 @@
                 <w:szCs w:val="24"/>
               </w:rPr>
             </w:pPr>
-            <w:proofErr w:type="spellStart"/>
-            <w:r>
-              <w:rPr>
-                <w:rFonts w:cs="Times New Roman"/>
-                <w:szCs w:val="24"/>
-              </w:rPr>
-              <w:t>SoftGreen</w:t>
-            </w:r>
-            <w:proofErr w:type="spellEnd"/>
-            <w:r>
-              <w:rPr>
-                <w:rFonts w:cs="Times New Roman"/>
-                <w:szCs w:val="24"/>
-              </w:rPr>
-              <w:t xml:space="preserve"> Technologies</w:t>
+            <w:r>
+              <w:rPr>
+                <w:rFonts w:cs="Times New Roman"/>
+                <w:szCs w:val="24"/>
+              </w:rPr>
+              <w:t>SoftGreen Technologies</w:t>
             </w:r>
           </w:p>
         </w:tc>
@@ -23140,17 +22108,8 @@
                 <w:rFonts w:cs="Times New Roman"/>
                 <w:szCs w:val="24"/>
               </w:rPr>
-              <w:t xml:space="preserve">Empresa enfocada en software sostenible y </w:t>
-            </w:r>
-            <w:proofErr w:type="spellStart"/>
-            <w:r>
-              <w:rPr>
-                <w:rFonts w:cs="Times New Roman"/>
-                <w:szCs w:val="24"/>
-              </w:rPr>
-              <w:t>cloud</w:t>
-            </w:r>
-            <w:proofErr w:type="spellEnd"/>
+              <w:t>Empresa enfocada en software sostenible y cloud</w:t>
+            </w:r>
           </w:p>
         </w:tc>
       </w:tr>
@@ -23170,21 +22129,12 @@
                 <w:szCs w:val="24"/>
               </w:rPr>
             </w:pPr>
-            <w:proofErr w:type="spellStart"/>
-            <w:r>
-              <w:rPr>
-                <w:rFonts w:cs="Times New Roman"/>
-                <w:szCs w:val="24"/>
-              </w:rPr>
-              <w:t>InnovaCode</w:t>
-            </w:r>
-            <w:proofErr w:type="spellEnd"/>
-            <w:r>
-              <w:rPr>
-                <w:rFonts w:cs="Times New Roman"/>
-                <w:szCs w:val="24"/>
-              </w:rPr>
-              <w:t xml:space="preserve"> Studio</w:t>
+            <w:r>
+              <w:rPr>
+                <w:rFonts w:cs="Times New Roman"/>
+                <w:szCs w:val="24"/>
+              </w:rPr>
+              <w:t>InnovaCode Studio</w:t>
             </w:r>
           </w:p>
         </w:tc>
@@ -23253,7 +22203,6 @@
                 <w:lang w:val="es-PE"/>
               </w:rPr>
             </w:pPr>
-            <w:proofErr w:type="spellStart"/>
             <w:r>
               <w:rPr>
                 <w:rFonts w:cs="Times New Roman"/>
@@ -23264,7 +22213,6 @@
               </w:rPr>
               <w:t>N°</w:t>
             </w:r>
-            <w:proofErr w:type="spellEnd"/>
           </w:p>
         </w:tc>
         <w:tc>
@@ -24117,25 +23065,7 @@
                 <w:szCs w:val="24"/>
                 <w:lang w:val="es-PE"/>
               </w:rPr>
-              <w:t xml:space="preserve">Experiencia comprobada en el desarrollo de plataformas web, </w:t>
-            </w:r>
-            <w:proofErr w:type="spellStart"/>
-            <w:r>
-              <w:rPr>
-                <w:rFonts w:cs="Times New Roman"/>
-                <w:szCs w:val="24"/>
-                <w:lang w:val="es-PE"/>
-              </w:rPr>
-              <w:t>marketplaces</w:t>
-            </w:r>
-            <w:proofErr w:type="spellEnd"/>
-            <w:r>
-              <w:rPr>
-                <w:rFonts w:cs="Times New Roman"/>
-                <w:szCs w:val="24"/>
-                <w:lang w:val="es-PE"/>
-              </w:rPr>
-              <w:t>, sistemas de comercio electrónico, integración de pasarelas de pago, gestión de usuarios y aplicaciones empresariales similares.</w:t>
+              <w:t>Experiencia comprobada en el desarrollo de plataformas web, marketplaces, sistemas de comercio electrónico, integración de pasarelas de pago, gestión de usuarios y aplicaciones empresariales similares.</w:t>
             </w:r>
           </w:p>
         </w:tc>
@@ -24341,25 +23271,7 @@
                 <w:szCs w:val="24"/>
                 <w:lang w:val="es-PE"/>
               </w:rPr>
-              <w:t>Uso de tecnologías modernas, ampliamente adoptadas y con soporte a largo plazo (</w:t>
-            </w:r>
-            <w:proofErr w:type="spellStart"/>
-            <w:r>
-              <w:rPr>
-                <w:rFonts w:cs="Times New Roman"/>
-                <w:szCs w:val="24"/>
-                <w:lang w:val="es-PE"/>
-              </w:rPr>
-              <w:t>frameworks</w:t>
-            </w:r>
-            <w:proofErr w:type="spellEnd"/>
-            <w:r>
-              <w:rPr>
-                <w:rFonts w:cs="Times New Roman"/>
-                <w:szCs w:val="24"/>
-                <w:lang w:val="es-PE"/>
-              </w:rPr>
-              <w:t xml:space="preserve"> actuales, arquitecturas escalables, APIs REST, bases de datos robustas, control de versiones, integración continua y buenas prácticas de desarrollo).</w:t>
+              <w:t>Uso de tecnologías modernas, ampliamente adoptadas y con soporte a largo plazo (frameworks actuales, arquitecturas escalables, APIs REST, bases de datos robustas, control de versiones, integración continua y buenas prácticas de desarrollo).</w:t>
             </w:r>
           </w:p>
         </w:tc>
@@ -24457,25 +23369,7 @@
                 <w:szCs w:val="24"/>
                 <w:lang w:val="es-PE"/>
               </w:rPr>
-              <w:t>Implementación de mecanismos de seguridad como autenticación segura (JWT/OAuth2), autorización basada en roles, cifrado de contraseñas (</w:t>
-            </w:r>
-            <w:proofErr w:type="spellStart"/>
-            <w:r>
-              <w:rPr>
-                <w:rFonts w:cs="Times New Roman"/>
-                <w:szCs w:val="24"/>
-                <w:lang w:val="es-PE"/>
-              </w:rPr>
-              <w:t>bcrypt</w:t>
-            </w:r>
-            <w:proofErr w:type="spellEnd"/>
-            <w:r>
-              <w:rPr>
-                <w:rFonts w:cs="Times New Roman"/>
-                <w:szCs w:val="24"/>
-                <w:lang w:val="es-PE"/>
-              </w:rPr>
-              <w:t xml:space="preserve"> o Argon2), cifrado de datos sensibles (TLS/HTTPS), protección contra ataques OWASP Top 10</w:t>
+              <w:t>Implementación de mecanismos de seguridad como autenticación segura (JWT/OAuth2), autorización basada en roles, cifrado de contraseñas (bcrypt o Argon2), cifrado de datos sensibles (TLS/HTTPS), protección contra ataques OWASP Top 10</w:t>
             </w:r>
             <w:r>
               <w:rPr>
@@ -24505,25 +23399,7 @@
                 <w:szCs w:val="24"/>
                 <w:lang w:val="es-PE"/>
               </w:rPr>
-              <w:t xml:space="preserve">SQL </w:t>
-            </w:r>
-            <w:proofErr w:type="spellStart"/>
-            <w:r>
-              <w:rPr>
-                <w:rFonts w:cs="Times New Roman"/>
-                <w:szCs w:val="24"/>
-                <w:lang w:val="es-PE"/>
-              </w:rPr>
-              <w:t>Injection</w:t>
-            </w:r>
-            <w:proofErr w:type="spellEnd"/>
-            <w:r>
-              <w:rPr>
-                <w:rFonts w:cs="Times New Roman"/>
-                <w:szCs w:val="24"/>
-                <w:lang w:val="es-PE"/>
-              </w:rPr>
-              <w:t>, XSS, CSRF, etc.), validación de entradas, gestión segura de sesiones, registro de auditoría y cumplimiento de buenas prácticas para la integración con pasarelas de pago y protección de datos personales.</w:t>
+              <w:t>SQL Injection, XSS, CSRF, etc.), validación de entradas, gestión segura de sesiones, registro de auditoría y cumplimiento de buenas prácticas para la integración con pasarelas de pago y protección de datos personales.</w:t>
             </w:r>
           </w:p>
         </w:tc>
@@ -24662,7 +23538,6 @@
                 <w:lang w:val="es-PE"/>
               </w:rPr>
             </w:pPr>
-            <w:proofErr w:type="spellStart"/>
             <w:r>
               <w:rPr>
                 <w:rFonts w:cs="Times New Roman"/>
@@ -24671,10 +23546,18 @@
                 <w:szCs w:val="24"/>
                 <w:lang w:val="es-PE"/>
               </w:rPr>
-              <w:t>TechNova</w:t>
-            </w:r>
-            <w:proofErr w:type="spellEnd"/>
-            <w:r>
+              <w:t>TechNova Solutions</w:t>
+            </w:r>
+          </w:p>
+        </w:tc>
+        <w:tc>
+          <w:tcPr>
+            <w:tcW w:w="0" w:type="auto"/>
+            <w:hideMark/>
+          </w:tcPr>
+          <w:p>
+            <w:pPr>
+              <w:spacing w:after="160" w:line="276" w:lineRule="auto"/>
               <w:rPr>
                 <w:rFonts w:cs="Times New Roman"/>
                 <w:b/>
@@ -24682,9 +23565,7 @@
                 <w:szCs w:val="24"/>
                 <w:lang w:val="es-PE"/>
               </w:rPr>
-              <w:t xml:space="preserve"> </w:t>
-            </w:r>
-            <w:proofErr w:type="spellStart"/>
+            </w:pPr>
             <w:r>
               <w:rPr>
                 <w:rFonts w:cs="Times New Roman"/>
@@ -24693,9 +23574,8 @@
                 <w:szCs w:val="24"/>
                 <w:lang w:val="es-PE"/>
               </w:rPr>
-              <w:t>Solutions</w:t>
-            </w:r>
-            <w:proofErr w:type="spellEnd"/>
+              <w:t>SoftGreen Technologies</w:t>
+            </w:r>
           </w:p>
         </w:tc>
         <w:tc>
@@ -24714,7 +23594,6 @@
                 <w:lang w:val="es-PE"/>
               </w:rPr>
             </w:pPr>
-            <w:proofErr w:type="spellStart"/>
             <w:r>
               <w:rPr>
                 <w:rFonts w:cs="Times New Roman"/>
@@ -24723,58 +23602,7 @@
                 <w:szCs w:val="24"/>
                 <w:lang w:val="es-PE"/>
               </w:rPr>
-              <w:t>SoftGreen</w:t>
-            </w:r>
-            <w:proofErr w:type="spellEnd"/>
-            <w:r>
-              <w:rPr>
-                <w:rFonts w:cs="Times New Roman"/>
-                <w:b/>
-                <w:bCs/>
-                <w:szCs w:val="24"/>
-                <w:lang w:val="es-PE"/>
-              </w:rPr>
-              <w:t xml:space="preserve"> Technologies</w:t>
-            </w:r>
-          </w:p>
-        </w:tc>
-        <w:tc>
-          <w:tcPr>
-            <w:tcW w:w="0" w:type="auto"/>
-            <w:hideMark/>
-          </w:tcPr>
-          <w:p>
-            <w:pPr>
-              <w:spacing w:after="160" w:line="276" w:lineRule="auto"/>
-              <w:rPr>
-                <w:rFonts w:cs="Times New Roman"/>
-                <w:b/>
-                <w:bCs/>
-                <w:szCs w:val="24"/>
-                <w:lang w:val="es-PE"/>
-              </w:rPr>
-            </w:pPr>
-            <w:proofErr w:type="spellStart"/>
-            <w:r>
-              <w:rPr>
-                <w:rFonts w:cs="Times New Roman"/>
-                <w:b/>
-                <w:bCs/>
-                <w:szCs w:val="24"/>
-                <w:lang w:val="es-PE"/>
-              </w:rPr>
-              <w:t>InnovaCode</w:t>
-            </w:r>
-            <w:proofErr w:type="spellEnd"/>
-            <w:r>
-              <w:rPr>
-                <w:rFonts w:cs="Times New Roman"/>
-                <w:b/>
-                <w:bCs/>
-                <w:szCs w:val="24"/>
-                <w:lang w:val="es-PE"/>
-              </w:rPr>
-              <w:t xml:space="preserve"> Studio</w:t>
+              <w:t>InnovaCode Studio</w:t>
             </w:r>
           </w:p>
         </w:tc>
@@ -26228,31 +25056,13 @@
                 <w:szCs w:val="24"/>
               </w:rPr>
             </w:pPr>
-            <w:proofErr w:type="spellStart"/>
-            <w:r>
-              <w:rPr>
-                <w:rFonts w:cs="Times New Roman"/>
-                <w:szCs w:val="24"/>
-              </w:rPr>
-              <w:t>TechNova</w:t>
-            </w:r>
-            <w:proofErr w:type="spellEnd"/>
-            <w:r>
-              <w:rPr>
-                <w:rFonts w:cs="Times New Roman"/>
-                <w:szCs w:val="24"/>
-              </w:rPr>
-              <w:t xml:space="preserve"> </w:t>
-            </w:r>
-            <w:proofErr w:type="spellStart"/>
-            <w:r>
-              <w:rPr>
-                <w:rFonts w:cs="Times New Roman"/>
-                <w:szCs w:val="24"/>
-              </w:rPr>
-              <w:t>Solutions</w:t>
-            </w:r>
-            <w:proofErr w:type="spellEnd"/>
+            <w:r>
+              <w:rPr>
+                <w:rFonts w:cs="Times New Roman"/>
+                <w:szCs w:val="24"/>
+              </w:rPr>
+              <w:t>TechNova Solutions</w:t>
+            </w:r>
           </w:p>
         </w:tc>
         <w:tc>
@@ -26293,21 +25103,12 @@
                 <w:szCs w:val="24"/>
               </w:rPr>
             </w:pPr>
-            <w:proofErr w:type="spellStart"/>
-            <w:r>
-              <w:rPr>
-                <w:rFonts w:cs="Times New Roman"/>
-                <w:szCs w:val="24"/>
-              </w:rPr>
-              <w:t>SoftGreen</w:t>
-            </w:r>
-            <w:proofErr w:type="spellEnd"/>
-            <w:r>
-              <w:rPr>
-                <w:rFonts w:cs="Times New Roman"/>
-                <w:szCs w:val="24"/>
-              </w:rPr>
-              <w:t xml:space="preserve"> Technologies</w:t>
+            <w:r>
+              <w:rPr>
+                <w:rFonts w:cs="Times New Roman"/>
+                <w:szCs w:val="24"/>
+              </w:rPr>
+              <w:t>SoftGreen Technologies</w:t>
             </w:r>
           </w:p>
         </w:tc>
@@ -26349,21 +25150,12 @@
                 <w:szCs w:val="24"/>
               </w:rPr>
             </w:pPr>
-            <w:proofErr w:type="spellStart"/>
-            <w:r>
-              <w:rPr>
-                <w:rFonts w:cs="Times New Roman"/>
-                <w:szCs w:val="24"/>
-              </w:rPr>
-              <w:t>InnovaCode</w:t>
-            </w:r>
-            <w:proofErr w:type="spellEnd"/>
-            <w:r>
-              <w:rPr>
-                <w:rFonts w:cs="Times New Roman"/>
-                <w:szCs w:val="24"/>
-              </w:rPr>
-              <w:t xml:space="preserve"> Studio</w:t>
+            <w:r>
+              <w:rPr>
+                <w:rFonts w:cs="Times New Roman"/>
+                <w:szCs w:val="24"/>
+              </w:rPr>
+              <w:t>InnovaCode Studio</w:t>
             </w:r>
           </w:p>
         </w:tc>
@@ -26466,9 +25258,26 @@
                 <w:szCs w:val="24"/>
                 <w:lang w:val="es-PE"/>
               </w:rPr>
-              <w:t xml:space="preserve">Justificación de la selección de </w:t>
-            </w:r>
-            <w:proofErr w:type="spellStart"/>
+              <w:t>Justificación de la selección de TechNova Solutions</w:t>
+            </w:r>
+          </w:p>
+        </w:tc>
+      </w:tr>
+      <w:tr>
+        <w:tc>
+          <w:tcPr>
+            <w:tcW w:w="0" w:type="auto"/>
+            <w:hideMark/>
+          </w:tcPr>
+          <w:p>
+            <w:pPr>
+              <w:spacing w:after="160" w:line="276" w:lineRule="auto"/>
+              <w:rPr>
+                <w:rFonts w:cs="Times New Roman"/>
+                <w:szCs w:val="24"/>
+                <w:lang w:val="es-PE"/>
+              </w:rPr>
+            </w:pPr>
             <w:r>
               <w:rPr>
                 <w:rFonts w:cs="Times New Roman"/>
@@ -26477,9 +25286,32 @@
                 <w:szCs w:val="24"/>
                 <w:lang w:val="es-PE"/>
               </w:rPr>
-              <w:t>TechNova</w:t>
-            </w:r>
-            <w:proofErr w:type="spellEnd"/>
+              <w:t>Resultado obtenido</w:t>
+            </w:r>
+          </w:p>
+        </w:tc>
+        <w:tc>
+          <w:tcPr>
+            <w:tcW w:w="0" w:type="auto"/>
+            <w:hideMark/>
+          </w:tcPr>
+          <w:p>
+            <w:pPr>
+              <w:spacing w:after="160" w:line="276" w:lineRule="auto"/>
+              <w:rPr>
+                <w:rFonts w:cs="Times New Roman"/>
+                <w:szCs w:val="24"/>
+                <w:lang w:val="es-PE"/>
+              </w:rPr>
+            </w:pPr>
+            <w:r>
+              <w:rPr>
+                <w:rFonts w:cs="Times New Roman"/>
+                <w:szCs w:val="24"/>
+                <w:lang w:val="es-PE"/>
+              </w:rPr>
+              <w:t>Obtuvo el mayor puntaje ponderado (</w:t>
+            </w:r>
             <w:r>
               <w:rPr>
                 <w:rFonts w:cs="Times New Roman"/>
@@ -26488,9 +25320,34 @@
                 <w:szCs w:val="24"/>
                 <w:lang w:val="es-PE"/>
               </w:rPr>
-              <w:t xml:space="preserve"> </w:t>
-            </w:r>
-            <w:proofErr w:type="spellStart"/>
+              <w:t>254 puntos</w:t>
+            </w:r>
+            <w:r>
+              <w:rPr>
+                <w:rFonts w:cs="Times New Roman"/>
+                <w:szCs w:val="24"/>
+                <w:lang w:val="es-PE"/>
+              </w:rPr>
+              <w:t>), superando a SoftGreen Technologies (225) e InnovaCode Studio (220).</w:t>
+            </w:r>
+          </w:p>
+        </w:tc>
+      </w:tr>
+      <w:tr>
+        <w:tc>
+          <w:tcPr>
+            <w:tcW w:w="0" w:type="auto"/>
+            <w:hideMark/>
+          </w:tcPr>
+          <w:p>
+            <w:pPr>
+              <w:spacing w:after="160" w:line="276" w:lineRule="auto"/>
+              <w:rPr>
+                <w:rFonts w:cs="Times New Roman"/>
+                <w:szCs w:val="24"/>
+                <w:lang w:val="es-PE"/>
+              </w:rPr>
+            </w:pPr>
             <w:r>
               <w:rPr>
                 <w:rFonts w:cs="Times New Roman"/>
@@ -26499,9 +25356,32 @@
                 <w:szCs w:val="24"/>
                 <w:lang w:val="es-PE"/>
               </w:rPr>
-              <w:t>Solutions</w:t>
-            </w:r>
-            <w:proofErr w:type="spellEnd"/>
+              <w:t>Seguridad del software (Peso 10)</w:t>
+            </w:r>
+          </w:p>
+        </w:tc>
+        <w:tc>
+          <w:tcPr>
+            <w:tcW w:w="0" w:type="auto"/>
+            <w:hideMark/>
+          </w:tcPr>
+          <w:p>
+            <w:pPr>
+              <w:spacing w:after="160" w:line="276" w:lineRule="auto"/>
+              <w:rPr>
+                <w:rFonts w:cs="Times New Roman"/>
+                <w:szCs w:val="24"/>
+                <w:lang w:val="es-PE"/>
+              </w:rPr>
+            </w:pPr>
+            <w:r>
+              <w:rPr>
+                <w:rFonts w:cs="Times New Roman"/>
+                <w:szCs w:val="24"/>
+                <w:lang w:val="es-PE"/>
+              </w:rPr>
+              <w:t>Alcanzó la máxima calificación. Este criterio fue el más importante debido a que la plataforma gestionará datos personales, órdenes de compra y pagos electrónicos, requiriendo altos estándares de ciberseguridad.</w:t>
+            </w:r>
           </w:p>
         </w:tc>
       </w:tr>
@@ -26528,7 +25408,7 @@
                 <w:szCs w:val="24"/>
                 <w:lang w:val="es-PE"/>
               </w:rPr>
-              <w:t>Resultado obtenido</w:t>
+              <w:t>Tecnologías utilizadas (Peso 9)</w:t>
             </w:r>
           </w:p>
         </w:tc>
@@ -26552,8 +25432,26 @@
                 <w:szCs w:val="24"/>
                 <w:lang w:val="es-PE"/>
               </w:rPr>
-              <w:t>Obtuvo el mayor puntaje ponderado (</w:t>
-            </w:r>
+              <w:t>Emplea tecnologías modernas y escalables que facilitan el mantenimiento, la integración con nuevos servicios y la evolución futura del sistema.</w:t>
+            </w:r>
+          </w:p>
+        </w:tc>
+      </w:tr>
+      <w:tr>
+        <w:tc>
+          <w:tcPr>
+            <w:tcW w:w="0" w:type="auto"/>
+            <w:hideMark/>
+          </w:tcPr>
+          <w:p>
+            <w:pPr>
+              <w:spacing w:after="160" w:line="276" w:lineRule="auto"/>
+              <w:rPr>
+                <w:rFonts w:cs="Times New Roman"/>
+                <w:szCs w:val="24"/>
+                <w:lang w:val="es-PE"/>
+              </w:rPr>
+            </w:pPr>
             <w:r>
               <w:rPr>
                 <w:rFonts w:cs="Times New Roman"/>
@@ -26562,51 +25460,31 @@
                 <w:szCs w:val="24"/>
                 <w:lang w:val="es-PE"/>
               </w:rPr>
-              <w:t>254 puntos</w:t>
-            </w:r>
-            <w:r>
-              <w:rPr>
-                <w:rFonts w:cs="Times New Roman"/>
-                <w:szCs w:val="24"/>
-                <w:lang w:val="es-PE"/>
-              </w:rPr>
-              <w:t xml:space="preserve">), superando a </w:t>
-            </w:r>
-            <w:proofErr w:type="spellStart"/>
-            <w:r>
-              <w:rPr>
-                <w:rFonts w:cs="Times New Roman"/>
-                <w:szCs w:val="24"/>
-                <w:lang w:val="es-PE"/>
-              </w:rPr>
-              <w:t>SoftGreen</w:t>
-            </w:r>
-            <w:proofErr w:type="spellEnd"/>
-            <w:r>
-              <w:rPr>
-                <w:rFonts w:cs="Times New Roman"/>
-                <w:szCs w:val="24"/>
-                <w:lang w:val="es-PE"/>
-              </w:rPr>
-              <w:t xml:space="preserve"> Technologies (225) e </w:t>
-            </w:r>
-            <w:proofErr w:type="spellStart"/>
-            <w:r>
-              <w:rPr>
-                <w:rFonts w:cs="Times New Roman"/>
-                <w:szCs w:val="24"/>
-                <w:lang w:val="es-PE"/>
-              </w:rPr>
-              <w:t>InnovaCode</w:t>
-            </w:r>
-            <w:proofErr w:type="spellEnd"/>
-            <w:r>
-              <w:rPr>
-                <w:rFonts w:cs="Times New Roman"/>
-                <w:szCs w:val="24"/>
-                <w:lang w:val="es-PE"/>
-              </w:rPr>
-              <w:t xml:space="preserve"> Studio (220).</w:t>
+              <w:t>Escalabilidad (Peso 8)</w:t>
+            </w:r>
+          </w:p>
+        </w:tc>
+        <w:tc>
+          <w:tcPr>
+            <w:tcW w:w="0" w:type="auto"/>
+            <w:hideMark/>
+          </w:tcPr>
+          <w:p>
+            <w:pPr>
+              <w:spacing w:after="160" w:line="276" w:lineRule="auto"/>
+              <w:rPr>
+                <w:rFonts w:cs="Times New Roman"/>
+                <w:szCs w:val="24"/>
+                <w:lang w:val="es-PE"/>
+              </w:rPr>
+            </w:pPr>
+            <w:r>
+              <w:rPr>
+                <w:rFonts w:cs="Times New Roman"/>
+                <w:szCs w:val="24"/>
+                <w:lang w:val="es-PE"/>
+              </w:rPr>
+              <w:t>Su propuesta permite incorporar nuevas funcionalidades y soportar el crecimiento de usuarios y transacciones sin afectar el rendimiento.</w:t>
             </w:r>
           </w:p>
         </w:tc>
@@ -26634,7 +25512,7 @@
                 <w:szCs w:val="24"/>
                 <w:lang w:val="es-PE"/>
               </w:rPr>
-              <w:t>Seguridad del software (Peso 10)</w:t>
+              <w:t>Experiencia en proyectos similares (Peso 7)</w:t>
             </w:r>
           </w:p>
         </w:tc>
@@ -26658,7 +25536,7 @@
                 <w:szCs w:val="24"/>
                 <w:lang w:val="es-PE"/>
               </w:rPr>
-              <w:t>Alcanzó la máxima calificación. Este criterio fue el más importante debido a que la plataforma gestionará datos personales, órdenes de compra y pagos electrónicos, requiriendo altos estándares de ciberseguridad.</w:t>
+              <w:t>Cuenta con amplia experiencia en el desarrollo de plataformas web empresariales y marketplaces, reduciendo el riesgo durante la ejecución del proyecto.</w:t>
             </w:r>
           </w:p>
         </w:tc>
@@ -26686,7 +25564,7 @@
                 <w:szCs w:val="24"/>
                 <w:lang w:val="es-PE"/>
               </w:rPr>
-              <w:t>Tecnologías utilizadas (Peso 9)</w:t>
+              <w:t>Precio del proyecto (Peso 6)</w:t>
             </w:r>
           </w:p>
         </w:tc>
@@ -26710,7 +25588,7 @@
                 <w:szCs w:val="24"/>
                 <w:lang w:val="es-PE"/>
               </w:rPr>
-              <w:t>Emplea tecnologías modernas y escalables que facilitan el mantenimiento, la integración con nuevos servicios y la evolución futura del sistema.</w:t>
+              <w:t>Aunque no presentó la oferta de menor costo, ofrece una mejor relación costo-beneficio considerando la calidad técnica y la seguridad de la solución.</w:t>
             </w:r>
           </w:p>
         </w:tc>
@@ -26738,7 +25616,7 @@
                 <w:szCs w:val="24"/>
                 <w:lang w:val="es-PE"/>
               </w:rPr>
-              <w:t>Escalabilidad (Peso 8)</w:t>
+              <w:t>Fortalezas adicionales</w:t>
             </w:r>
           </w:p>
         </w:tc>
@@ -26762,7 +25640,7 @@
                 <w:szCs w:val="24"/>
                 <w:lang w:val="es-PE"/>
               </w:rPr>
-              <w:t>Su propuesta permite incorporar nuevas funcionalidades y soportar el crecimiento de usuarios y transacciones sin afectar el rendimiento.</w:t>
+              <w:t>Obtuvo buenas calificaciones en soporte y mantenimiento, reputación del proveedor, comunicación y gestión del proyecto, y garantía del servicio, demostrando capacidad para brindar acompañamiento durante todo el ciclo de vida del software.</w:t>
             </w:r>
           </w:p>
         </w:tc>
@@ -26790,7 +25668,7 @@
                 <w:szCs w:val="24"/>
                 <w:lang w:val="es-PE"/>
               </w:rPr>
-              <w:t>Experiencia en proyectos similares (Peso 7)</w:t>
+              <w:t>Conclusión</w:t>
             </w:r>
           </w:p>
         </w:tc>
@@ -26814,44 +25692,8 @@
                 <w:szCs w:val="24"/>
                 <w:lang w:val="es-PE"/>
               </w:rPr>
-              <w:t xml:space="preserve">Cuenta con amplia experiencia en el desarrollo de plataformas web empresariales y </w:t>
-            </w:r>
-            <w:proofErr w:type="spellStart"/>
-            <w:r>
-              <w:rPr>
-                <w:rFonts w:cs="Times New Roman"/>
-                <w:szCs w:val="24"/>
-                <w:lang w:val="es-PE"/>
-              </w:rPr>
-              <w:t>marketplaces</w:t>
-            </w:r>
-            <w:proofErr w:type="spellEnd"/>
-            <w:r>
-              <w:rPr>
-                <w:rFonts w:cs="Times New Roman"/>
-                <w:szCs w:val="24"/>
-                <w:lang w:val="es-PE"/>
-              </w:rPr>
-              <w:t>, reduciendo el riesgo durante la ejecución del proyecto.</w:t>
-            </w:r>
-          </w:p>
-        </w:tc>
-      </w:tr>
-      <w:tr>
-        <w:tc>
-          <w:tcPr>
-            <w:tcW w:w="0" w:type="auto"/>
-            <w:hideMark/>
-          </w:tcPr>
-          <w:p>
-            <w:pPr>
-              <w:spacing w:after="160" w:line="276" w:lineRule="auto"/>
-              <w:rPr>
-                <w:rFonts w:cs="Times New Roman"/>
-                <w:szCs w:val="24"/>
-                <w:lang w:val="es-PE"/>
-              </w:rPr>
-            </w:pPr>
+              <w:t xml:space="preserve">Se seleccionó a </w:t>
+            </w:r>
             <w:r>
               <w:rPr>
                 <w:rFonts w:cs="Times New Roman"/>
@@ -26860,170 +25702,8 @@
                 <w:szCs w:val="24"/>
                 <w:lang w:val="es-PE"/>
               </w:rPr>
-              <w:t>Precio del proyecto (Peso 6)</w:t>
-            </w:r>
-          </w:p>
-        </w:tc>
-        <w:tc>
-          <w:tcPr>
-            <w:tcW w:w="0" w:type="auto"/>
-            <w:hideMark/>
-          </w:tcPr>
-          <w:p>
-            <w:pPr>
-              <w:spacing w:after="160" w:line="276" w:lineRule="auto"/>
-              <w:rPr>
-                <w:rFonts w:cs="Times New Roman"/>
-                <w:szCs w:val="24"/>
-                <w:lang w:val="es-PE"/>
-              </w:rPr>
-            </w:pPr>
-            <w:r>
-              <w:rPr>
-                <w:rFonts w:cs="Times New Roman"/>
-                <w:szCs w:val="24"/>
-                <w:lang w:val="es-PE"/>
-              </w:rPr>
-              <w:t>Aunque no presentó la oferta de menor costo, ofrece una mejor relación costo-beneficio considerando la calidad técnica y la seguridad de la solución.</w:t>
-            </w:r>
-          </w:p>
-        </w:tc>
-      </w:tr>
-      <w:tr>
-        <w:tc>
-          <w:tcPr>
-            <w:tcW w:w="0" w:type="auto"/>
-            <w:hideMark/>
-          </w:tcPr>
-          <w:p>
-            <w:pPr>
-              <w:spacing w:after="160" w:line="276" w:lineRule="auto"/>
-              <w:rPr>
-                <w:rFonts w:cs="Times New Roman"/>
-                <w:szCs w:val="24"/>
-                <w:lang w:val="es-PE"/>
-              </w:rPr>
-            </w:pPr>
-            <w:r>
-              <w:rPr>
-                <w:rFonts w:cs="Times New Roman"/>
-                <w:b/>
-                <w:bCs/>
-                <w:szCs w:val="24"/>
-                <w:lang w:val="es-PE"/>
-              </w:rPr>
-              <w:t>Fortalezas adicionales</w:t>
-            </w:r>
-          </w:p>
-        </w:tc>
-        <w:tc>
-          <w:tcPr>
-            <w:tcW w:w="0" w:type="auto"/>
-            <w:hideMark/>
-          </w:tcPr>
-          <w:p>
-            <w:pPr>
-              <w:spacing w:after="160" w:line="276" w:lineRule="auto"/>
-              <w:rPr>
-                <w:rFonts w:cs="Times New Roman"/>
-                <w:szCs w:val="24"/>
-                <w:lang w:val="es-PE"/>
-              </w:rPr>
-            </w:pPr>
-            <w:r>
-              <w:rPr>
-                <w:rFonts w:cs="Times New Roman"/>
-                <w:szCs w:val="24"/>
-                <w:lang w:val="es-PE"/>
-              </w:rPr>
-              <w:t>Obtuvo buenas calificaciones en soporte y mantenimiento, reputación del proveedor, comunicación y gestión del proyecto, y garantía del servicio, demostrando capacidad para brindar acompañamiento durante todo el ciclo de vida del software.</w:t>
-            </w:r>
-          </w:p>
-        </w:tc>
-      </w:tr>
-      <w:tr>
-        <w:tc>
-          <w:tcPr>
-            <w:tcW w:w="0" w:type="auto"/>
-            <w:hideMark/>
-          </w:tcPr>
-          <w:p>
-            <w:pPr>
-              <w:spacing w:after="160" w:line="276" w:lineRule="auto"/>
-              <w:rPr>
-                <w:rFonts w:cs="Times New Roman"/>
-                <w:szCs w:val="24"/>
-                <w:lang w:val="es-PE"/>
-              </w:rPr>
-            </w:pPr>
-            <w:r>
-              <w:rPr>
-                <w:rFonts w:cs="Times New Roman"/>
-                <w:b/>
-                <w:bCs/>
-                <w:szCs w:val="24"/>
-                <w:lang w:val="es-PE"/>
-              </w:rPr>
-              <w:t>Conclusión</w:t>
-            </w:r>
-          </w:p>
-        </w:tc>
-        <w:tc>
-          <w:tcPr>
-            <w:tcW w:w="0" w:type="auto"/>
-            <w:hideMark/>
-          </w:tcPr>
-          <w:p>
-            <w:pPr>
-              <w:spacing w:after="160" w:line="276" w:lineRule="auto"/>
-              <w:rPr>
-                <w:rFonts w:cs="Times New Roman"/>
-                <w:szCs w:val="24"/>
-                <w:lang w:val="es-PE"/>
-              </w:rPr>
-            </w:pPr>
-            <w:r>
-              <w:rPr>
-                <w:rFonts w:cs="Times New Roman"/>
-                <w:szCs w:val="24"/>
-                <w:lang w:val="es-PE"/>
-              </w:rPr>
-              <w:t xml:space="preserve">Se seleccionó a </w:t>
-            </w:r>
-            <w:proofErr w:type="spellStart"/>
-            <w:r>
-              <w:rPr>
-                <w:rFonts w:cs="Times New Roman"/>
-                <w:b/>
-                <w:bCs/>
-                <w:szCs w:val="24"/>
-                <w:lang w:val="es-PE"/>
-              </w:rPr>
-              <w:t>TechNova</w:t>
-            </w:r>
-            <w:proofErr w:type="spellEnd"/>
-            <w:r>
-              <w:rPr>
-                <w:rFonts w:cs="Times New Roman"/>
-                <w:b/>
-                <w:bCs/>
-                <w:szCs w:val="24"/>
-                <w:lang w:val="es-PE"/>
-              </w:rPr>
-              <w:t xml:space="preserve"> </w:t>
-            </w:r>
-            <w:proofErr w:type="spellStart"/>
-            <w:r>
-              <w:rPr>
-                <w:rFonts w:cs="Times New Roman"/>
-                <w:b/>
-                <w:bCs/>
-                <w:szCs w:val="24"/>
-                <w:lang w:val="es-PE"/>
-              </w:rPr>
-              <w:t>Solutions</w:t>
-            </w:r>
-            <w:proofErr w:type="spellEnd"/>
+              <w:t>TechNova Solutions</w:t>
+            </w:r>
             <w:r>
               <w:rPr>
                 <w:rFonts w:cs="Times New Roman"/>
@@ -27390,18 +26070,8 @@
                 <w:color w:val="000000" w:themeColor="text1"/>
                 <w:szCs w:val="24"/>
               </w:rPr>
-              <w:t xml:space="preserve">Formato de </w:t>
-            </w:r>
-            <w:proofErr w:type="spellStart"/>
-            <w:r>
-              <w:rPr>
-                <w:rFonts w:eastAsia="Times New Roman" w:cs="Times New Roman"/>
-                <w:color w:val="000000" w:themeColor="text1"/>
-                <w:szCs w:val="24"/>
-              </w:rPr>
-              <w:t>Impresion</w:t>
-            </w:r>
-            <w:proofErr w:type="spellEnd"/>
+              <w:t>Formato de Impresion</w:t>
+            </w:r>
           </w:p>
           <w:p>
             <w:pPr>
@@ -27454,7 +26124,6 @@
                 <w:szCs w:val="24"/>
               </w:rPr>
             </w:pPr>
-            <w:proofErr w:type="spellStart"/>
             <w:r>
               <w:rPr>
                 <w:rFonts w:eastAsia="Times New Roman" w:cs="Times New Roman"/>
@@ -27463,7 +26132,6 @@
               </w:rPr>
               <w:t>Notificacion</w:t>
             </w:r>
-            <w:proofErr w:type="spellEnd"/>
           </w:p>
         </w:tc>
       </w:tr>
@@ -28544,88 +27212,14 @@
           <w:szCs w:val="24"/>
         </w:rPr>
       </w:pPr>
-      <w:proofErr w:type="spellStart"/>
       <w:r>
         <w:rPr>
           <w:rFonts w:ascii="Times New Roman" w:hAnsi="Times New Roman" w:cs="Times New Roman"/>
           <w:sz w:val="24"/>
           <w:szCs w:val="24"/>
         </w:rPr>
-        <w:t>Vease</w:t>
-      </w:r>
-      <w:proofErr w:type="spellEnd"/>
-      <w:r>
-        <w:rPr>
-          <w:rFonts w:ascii="Times New Roman" w:hAnsi="Times New Roman" w:cs="Times New Roman"/>
-          <w:sz w:val="24"/>
-          <w:szCs w:val="24"/>
-        </w:rPr>
-        <w:t xml:space="preserve">: 01 </w:t>
-      </w:r>
-      <w:proofErr w:type="spellStart"/>
-      <w:r>
-        <w:rPr>
-          <w:rFonts w:ascii="Times New Roman" w:hAnsi="Times New Roman" w:cs="Times New Roman"/>
-          <w:sz w:val="24"/>
-          <w:szCs w:val="24"/>
-        </w:rPr>
-        <w:t>Documentacion</w:t>
-      </w:r>
-      <w:proofErr w:type="spellEnd"/>
-      <w:r>
-        <w:rPr>
-          <w:rFonts w:ascii="Times New Roman" w:hAnsi="Times New Roman" w:cs="Times New Roman"/>
-          <w:sz w:val="24"/>
-          <w:szCs w:val="24"/>
-        </w:rPr>
-        <w:t xml:space="preserve">/01.02 </w:t>
-      </w:r>
-      <w:proofErr w:type="spellStart"/>
-      <w:r>
-        <w:rPr>
-          <w:rFonts w:ascii="Times New Roman" w:hAnsi="Times New Roman" w:cs="Times New Roman"/>
-          <w:sz w:val="24"/>
-          <w:szCs w:val="24"/>
-        </w:rPr>
-        <w:t>Analisis</w:t>
-      </w:r>
-      <w:proofErr w:type="spellEnd"/>
-      <w:r>
-        <w:rPr>
-          <w:rFonts w:ascii="Times New Roman" w:hAnsi="Times New Roman" w:cs="Times New Roman"/>
-          <w:sz w:val="24"/>
-          <w:szCs w:val="24"/>
-        </w:rPr>
-        <w:t>/</w:t>
-      </w:r>
-      <w:proofErr w:type="spellStart"/>
-      <w:r>
-        <w:rPr>
-          <w:rFonts w:ascii="Times New Roman" w:hAnsi="Times New Roman" w:cs="Times New Roman"/>
-          <w:sz w:val="24"/>
-          <w:szCs w:val="24"/>
-        </w:rPr>
-        <w:t>EcoWaste</w:t>
-      </w:r>
-      <w:proofErr w:type="spellEnd"/>
-      <w:r>
-        <w:rPr>
-          <w:rFonts w:ascii="Times New Roman" w:hAnsi="Times New Roman" w:cs="Times New Roman"/>
-          <w:sz w:val="24"/>
-          <w:szCs w:val="24"/>
-        </w:rPr>
-        <w:t xml:space="preserve"> </w:t>
-      </w:r>
-      <w:proofErr w:type="spellStart"/>
-      <w:r>
-        <w:rPr>
-          <w:rFonts w:ascii="Times New Roman" w:hAnsi="Times New Roman" w:cs="Times New Roman"/>
-          <w:sz w:val="24"/>
-          <w:szCs w:val="24"/>
-        </w:rPr>
-        <w:t>PuntosFuncion</w:t>
-      </w:r>
-      <w:proofErr w:type="spellEnd"/>
+        <w:t>Vease: 01 Documentacion/01.02 Analisis/EcoWaste PuntosFuncion</w:t>
+      </w:r>
     </w:p>
     <w:p>
       <w:pPr>
@@ -28994,41 +27588,13 @@
           <w:szCs w:val="24"/>
         </w:rPr>
       </w:pPr>
-      <w:proofErr w:type="spellStart"/>
       <w:r>
         <w:rPr>
           <w:rFonts w:ascii="Times New Roman" w:hAnsi="Times New Roman" w:cs="Times New Roman"/>
           <w:sz w:val="24"/>
           <w:szCs w:val="24"/>
         </w:rPr>
-        <w:t>Vease</w:t>
-      </w:r>
-      <w:proofErr w:type="spellEnd"/>
-      <w:r>
-        <w:rPr>
-          <w:rFonts w:ascii="Times New Roman" w:hAnsi="Times New Roman" w:cs="Times New Roman"/>
-          <w:sz w:val="24"/>
-          <w:szCs w:val="24"/>
-        </w:rPr>
-        <w:t xml:space="preserve">: 01 </w:t>
-      </w:r>
-      <w:proofErr w:type="spellStart"/>
-      <w:r>
-        <w:rPr>
-          <w:rFonts w:ascii="Times New Roman" w:hAnsi="Times New Roman" w:cs="Times New Roman"/>
-          <w:sz w:val="24"/>
-          <w:szCs w:val="24"/>
-        </w:rPr>
-        <w:t>Documentacion</w:t>
-      </w:r>
-      <w:proofErr w:type="spellEnd"/>
-      <w:r>
-        <w:rPr>
-          <w:rFonts w:ascii="Times New Roman" w:hAnsi="Times New Roman" w:cs="Times New Roman"/>
-          <w:sz w:val="24"/>
-          <w:szCs w:val="24"/>
-        </w:rPr>
-        <w:t>/01.04 Calidad/Plan de Pruebas</w:t>
+        <w:t>Vease: 01 Documentacion/01.04 Calidad/Plan de Pruebas</w:t>
       </w:r>
     </w:p>
     <w:p>
@@ -29057,31 +27623,7 @@
           <w:sz w:val="24"/>
           <w:szCs w:val="24"/>
         </w:rPr>
-        <w:t>Realización del registro de no conformidades de QA (</w:t>
-      </w:r>
-      <w:proofErr w:type="spellStart"/>
-      <w:r>
-        <w:rPr>
-          <w:rFonts w:ascii="Times New Roman" w:eastAsia="Times New Roman" w:hAnsi="Times New Roman" w:cs="Times New Roman"/>
-          <w:b/>
-          <w:bCs/>
-          <w:color w:val="auto"/>
-          <w:sz w:val="24"/>
-          <w:szCs w:val="24"/>
-        </w:rPr>
-        <w:t>Checklist</w:t>
-      </w:r>
-      <w:proofErr w:type="spellEnd"/>
-      <w:r>
-        <w:rPr>
-          <w:rFonts w:ascii="Times New Roman" w:eastAsia="Times New Roman" w:hAnsi="Times New Roman" w:cs="Times New Roman"/>
-          <w:b/>
-          <w:bCs/>
-          <w:color w:val="auto"/>
-          <w:sz w:val="24"/>
-          <w:szCs w:val="24"/>
-        </w:rPr>
-        <w:t>)</w:t>
+        <w:t>Realización del registro de no conformidades de QA (Checklist)</w:t>
       </w:r>
     </w:p>
     <w:p>
@@ -29093,59 +27635,13 @@
           <w:szCs w:val="24"/>
         </w:rPr>
       </w:pPr>
-      <w:proofErr w:type="spellStart"/>
       <w:r>
         <w:rPr>
           <w:rFonts w:ascii="Times New Roman" w:hAnsi="Times New Roman" w:cs="Times New Roman"/>
           <w:sz w:val="24"/>
           <w:szCs w:val="24"/>
         </w:rPr>
-        <w:t>Vease</w:t>
-      </w:r>
-      <w:proofErr w:type="spellEnd"/>
-      <w:r>
-        <w:rPr>
-          <w:rFonts w:ascii="Times New Roman" w:hAnsi="Times New Roman" w:cs="Times New Roman"/>
-          <w:sz w:val="24"/>
-          <w:szCs w:val="24"/>
-        </w:rPr>
-        <w:t xml:space="preserve">: 01 </w:t>
-      </w:r>
-      <w:proofErr w:type="spellStart"/>
-      <w:r>
-        <w:rPr>
-          <w:rFonts w:ascii="Times New Roman" w:hAnsi="Times New Roman" w:cs="Times New Roman"/>
-          <w:sz w:val="24"/>
-          <w:szCs w:val="24"/>
-        </w:rPr>
-        <w:t>Documentacion</w:t>
-      </w:r>
-      <w:proofErr w:type="spellEnd"/>
-      <w:r>
-        <w:rPr>
-          <w:rFonts w:ascii="Times New Roman" w:hAnsi="Times New Roman" w:cs="Times New Roman"/>
-          <w:sz w:val="24"/>
-          <w:szCs w:val="24"/>
-        </w:rPr>
-        <w:t>/01.04 Calidad/</w:t>
-      </w:r>
-      <w:proofErr w:type="spellStart"/>
-      <w:r>
-        <w:rPr>
-          <w:rFonts w:ascii="Times New Roman" w:hAnsi="Times New Roman" w:cs="Times New Roman"/>
-          <w:sz w:val="24"/>
-          <w:szCs w:val="24"/>
-        </w:rPr>
-        <w:t>Inspecccion</w:t>
-      </w:r>
-      <w:proofErr w:type="spellEnd"/>
-      <w:r>
-        <w:rPr>
-          <w:rFonts w:ascii="Times New Roman" w:hAnsi="Times New Roman" w:cs="Times New Roman"/>
-          <w:sz w:val="24"/>
-          <w:szCs w:val="24"/>
-        </w:rPr>
-        <w:t xml:space="preserve"> Calidad</w:t>
+        <w:t>Vease: 01 Documentacion/01.04 Calidad/Inspecccion Calidad</w:t>
       </w:r>
     </w:p>
     <w:p>
@@ -30819,25 +29315,7 @@
           <w:sz w:val="24"/>
           <w:szCs w:val="24"/>
         </w:rPr>
-        <w:t xml:space="preserve">Asegurar la trazabilidad de cada cambio realizado sobre los entregables del proyecto </w:t>
-      </w:r>
-      <w:proofErr w:type="spellStart"/>
-      <w:r>
-        <w:rPr>
-          <w:rFonts w:ascii="Times New Roman" w:hAnsi="Times New Roman" w:cs="Times New Roman"/>
-          <w:sz w:val="24"/>
-          <w:szCs w:val="24"/>
-        </w:rPr>
-        <w:t>EcoWaste</w:t>
-      </w:r>
-      <w:proofErr w:type="spellEnd"/>
-      <w:r>
-        <w:rPr>
-          <w:rFonts w:ascii="Times New Roman" w:hAnsi="Times New Roman" w:cs="Times New Roman"/>
-          <w:sz w:val="24"/>
-          <w:szCs w:val="24"/>
-        </w:rPr>
-        <w:t>.</w:t>
+        <w:t>Asegurar la trazabilidad de cada cambio realizado sobre los entregables del proyecto EcoWaste.</w:t>
       </w:r>
     </w:p>
     <w:p>
@@ -31022,25 +29500,7 @@
           <w:sz w:val="24"/>
           <w:szCs w:val="24"/>
         </w:rPr>
-        <w:t>Diseño UI/UX (</w:t>
-      </w:r>
-      <w:proofErr w:type="spellStart"/>
-      <w:r>
-        <w:rPr>
-          <w:rFonts w:ascii="Times New Roman" w:hAnsi="Times New Roman" w:cs="Times New Roman"/>
-          <w:sz w:val="24"/>
-          <w:szCs w:val="24"/>
-        </w:rPr>
-        <w:t>wireframes</w:t>
-      </w:r>
-      <w:proofErr w:type="spellEnd"/>
-      <w:r>
-        <w:rPr>
-          <w:rFonts w:ascii="Times New Roman" w:hAnsi="Times New Roman" w:cs="Times New Roman"/>
-          <w:sz w:val="24"/>
-          <w:szCs w:val="24"/>
-        </w:rPr>
-        <w:t>, mockups y prototipos).</w:t>
+        <w:t>Diseño UI/UX (wireframes, mockups y prototipos).</w:t>
       </w:r>
     </w:p>
     <w:p>
@@ -31063,25 +29523,7 @@
           <w:sz w:val="24"/>
           <w:szCs w:val="24"/>
         </w:rPr>
-        <w:t xml:space="preserve">Código fuente de la plataforma </w:t>
-      </w:r>
-      <w:proofErr w:type="spellStart"/>
-      <w:r>
-        <w:rPr>
-          <w:rFonts w:ascii="Times New Roman" w:hAnsi="Times New Roman" w:cs="Times New Roman"/>
-          <w:sz w:val="24"/>
-          <w:szCs w:val="24"/>
-        </w:rPr>
-        <w:t>EcoWaste</w:t>
-      </w:r>
-      <w:proofErr w:type="spellEnd"/>
-      <w:r>
-        <w:rPr>
-          <w:rFonts w:ascii="Times New Roman" w:hAnsi="Times New Roman" w:cs="Times New Roman"/>
-          <w:sz w:val="24"/>
-          <w:szCs w:val="24"/>
-        </w:rPr>
-        <w:t xml:space="preserve"> y scripts de base de datos.</w:t>
+        <w:t>Código fuente de la plataforma EcoWaste y scripts de base de datos.</w:t>
       </w:r>
     </w:p>
     <w:p>
@@ -31174,34 +29616,31 @@
           <w:sz w:val="24"/>
           <w:szCs w:val="24"/>
         </w:rPr>
-        <w:t xml:space="preserve">Asignación de un código único a cada entregable (ej. </w:t>
-      </w:r>
-      <w:proofErr w:type="gramStart"/>
+        <w:t>C</w:t>
+      </w:r>
       <w:r>
         <w:rPr>
           <w:rFonts w:ascii="Times New Roman" w:hAnsi="Times New Roman" w:cs="Times New Roman"/>
           <w:sz w:val="24"/>
           <w:szCs w:val="24"/>
         </w:rPr>
-        <w:t>AN ,</w:t>
-      </w:r>
-      <w:proofErr w:type="gramEnd"/>
+        <w:t>ada entregable</w:t>
+      </w:r>
       <w:r>
         <w:rPr>
           <w:rFonts w:ascii="Times New Roman" w:hAnsi="Times New Roman" w:cs="Times New Roman"/>
           <w:sz w:val="24"/>
           <w:szCs w:val="24"/>
         </w:rPr>
-        <w:t xml:space="preserve"> </w:t>
-      </w:r>
-      <w:proofErr w:type="gramStart"/>
+        <w:t xml:space="preserve"> tendrá un nombre que describa su contenido</w:t>
+      </w:r>
       <w:r>
         <w:rPr>
           <w:rFonts w:ascii="Times New Roman" w:hAnsi="Times New Roman" w:cs="Times New Roman"/>
           <w:sz w:val="24"/>
           <w:szCs w:val="24"/>
         </w:rPr>
-        <w:t xml:space="preserve">PY </w:t>
+        <w:t xml:space="preserve"> (ej. </w:t>
       </w:r>
       <w:r>
         <w:rPr>
@@ -31209,16 +29648,7 @@
           <w:sz w:val="24"/>
           <w:szCs w:val="24"/>
         </w:rPr>
-        <w:t>,</w:t>
-      </w:r>
-      <w:proofErr w:type="gramEnd"/>
-      <w:r>
-        <w:rPr>
-          <w:rFonts w:ascii="Times New Roman" w:hAnsi="Times New Roman" w:cs="Times New Roman"/>
-          <w:sz w:val="24"/>
-          <w:szCs w:val="24"/>
-        </w:rPr>
-        <w:t xml:space="preserve"> RN-01, CU-01).</w:t>
+        <w:t>RequerimientosFuncionales, etc)</w:t>
       </w:r>
     </w:p>
     <w:p>
@@ -31241,25 +29671,7 @@
           <w:sz w:val="24"/>
           <w:szCs w:val="24"/>
         </w:rPr>
-        <w:t xml:space="preserve">Uso de un sistema de control de versiones para el código fuente (Git con repositorios en GitHub o </w:t>
-      </w:r>
-      <w:proofErr w:type="spellStart"/>
-      <w:r>
-        <w:rPr>
-          <w:rFonts w:ascii="Times New Roman" w:hAnsi="Times New Roman" w:cs="Times New Roman"/>
-          <w:sz w:val="24"/>
-          <w:szCs w:val="24"/>
-        </w:rPr>
-        <w:t>GitLab</w:t>
-      </w:r>
-      <w:proofErr w:type="spellEnd"/>
-      <w:r>
-        <w:rPr>
-          <w:rFonts w:ascii="Times New Roman" w:hAnsi="Times New Roman" w:cs="Times New Roman"/>
-          <w:sz w:val="24"/>
-          <w:szCs w:val="24"/>
-        </w:rPr>
-        <w:t>).</w:t>
+        <w:t>Uso de un sistema de control de versiones para el código fuente (Git con repositorios en GitHub o GitLab).</w:t>
       </w:r>
     </w:p>
     <w:p>
@@ -31287,11 +29699,6 @@
     </w:p>
     <w:p>
       <w:pPr>
-        <w:pStyle w:val="Prrafodelista"/>
-        <w:numPr>
-          <w:ilvl w:val="0"/>
-          <w:numId w:val="31"/>
-        </w:numPr>
         <w:spacing w:line="276" w:lineRule="auto"/>
         <w:rPr>
           <w:rFonts w:ascii="Times New Roman" w:hAnsi="Times New Roman" w:cs="Times New Roman"/>
@@ -31299,22 +29706,19 @@
           <w:szCs w:val="24"/>
         </w:rPr>
       </w:pPr>
-      <w:r>
+    </w:p>
+    <w:p>
+      <w:pPr>
+        <w:spacing w:line="276" w:lineRule="auto"/>
         <w:rPr>
           <w:rFonts w:ascii="Times New Roman" w:hAnsi="Times New Roman" w:cs="Times New Roman"/>
           <w:sz w:val="24"/>
           <w:szCs w:val="24"/>
         </w:rPr>
-        <w:t>Registro de fecha, autor, revisor y motivo en cada versión.</w:t>
-      </w:r>
-    </w:p>
-    <w:p>
-      <w:pPr>
-        <w:pStyle w:val="Prrafodelista"/>
-        <w:numPr>
-          <w:ilvl w:val="0"/>
-          <w:numId w:val="31"/>
-        </w:numPr>
+      </w:pPr>
+    </w:p>
+    <w:p>
+      <w:pPr>
         <w:spacing w:line="276" w:lineRule="auto"/>
         <w:rPr>
           <w:rFonts w:ascii="Times New Roman" w:hAnsi="Times New Roman" w:cs="Times New Roman"/>
@@ -31322,14 +29726,16 @@
           <w:szCs w:val="24"/>
         </w:rPr>
       </w:pPr>
-      <w:r>
+    </w:p>
+    <w:p>
+      <w:pPr>
+        <w:spacing w:line="276" w:lineRule="auto"/>
         <w:rPr>
           <w:rFonts w:ascii="Times New Roman" w:hAnsi="Times New Roman" w:cs="Times New Roman"/>
           <w:sz w:val="24"/>
           <w:szCs w:val="24"/>
         </w:rPr>
-        <w:t>Etiquetado claro de archivos con nombre, versión y estado (borrador, revisado, aprobado).</w:t>
-      </w:r>
+      </w:pPr>
     </w:p>
     <w:p>
       <w:pPr>
@@ -31350,12 +29756,23 @@
           <w:szCs w:val="24"/>
         </w:rPr>
       </w:pPr>
-      <w:r>
+    </w:p>
+    <w:p>
+      <w:pPr>
+        <w:spacing w:line="276" w:lineRule="auto"/>
         <w:rPr>
           <w:rFonts w:ascii="Times New Roman" w:hAnsi="Times New Roman" w:cs="Times New Roman"/>
           <w:sz w:val="24"/>
           <w:szCs w:val="24"/>
         </w:rPr>
+      </w:pPr>
+      <w:r>
+        <w:rPr>
+          <w:rFonts w:ascii="Times New Roman" w:hAnsi="Times New Roman" w:cs="Times New Roman"/>
+          <w:sz w:val="24"/>
+          <w:szCs w:val="24"/>
+        </w:rPr>
+        <w:lastRenderedPageBreak/>
         <w:t>-</w:t>
       </w:r>
       <w:r>
@@ -31421,7 +29838,6 @@
           <w:sz w:val="24"/>
           <w:szCs w:val="24"/>
         </w:rPr>
-        <w:lastRenderedPageBreak/>
         <w:t>El comité de control de cambios (sponsor, gerente de proyecto y líder técnico) evalúa cada solicitud.</w:t>
       </w:r>
     </w:p>
@@ -31491,25 +29907,7 @@
           <w:sz w:val="24"/>
           <w:szCs w:val="24"/>
         </w:rPr>
-        <w:t xml:space="preserve">Se comunica el cambio a todos los </w:t>
-      </w:r>
-      <w:proofErr w:type="spellStart"/>
-      <w:r>
-        <w:rPr>
-          <w:rFonts w:ascii="Times New Roman" w:hAnsi="Times New Roman" w:cs="Times New Roman"/>
-          <w:sz w:val="24"/>
-          <w:szCs w:val="24"/>
-        </w:rPr>
-        <w:t>stakeholders</w:t>
-      </w:r>
-      <w:proofErr w:type="spellEnd"/>
-      <w:r>
-        <w:rPr>
-          <w:rFonts w:ascii="Times New Roman" w:hAnsi="Times New Roman" w:cs="Times New Roman"/>
-          <w:sz w:val="24"/>
-          <w:szCs w:val="24"/>
-        </w:rPr>
-        <w:t xml:space="preserve"> involucrados.</w:t>
+        <w:t>Se comunica el cambio a todos los stakeholders involucrados.</w:t>
       </w:r>
     </w:p>
     <w:p>
@@ -31847,41 +30245,13 @@
           <w:szCs w:val="24"/>
         </w:rPr>
       </w:pPr>
-      <w:proofErr w:type="spellStart"/>
       <w:r>
         <w:rPr>
           <w:rFonts w:ascii="Times New Roman" w:hAnsi="Times New Roman" w:cs="Times New Roman"/>
           <w:sz w:val="24"/>
           <w:szCs w:val="24"/>
         </w:rPr>
-        <w:t>Figma</w:t>
-      </w:r>
-      <w:proofErr w:type="spellEnd"/>
-      <w:r>
-        <w:rPr>
-          <w:rFonts w:ascii="Times New Roman" w:hAnsi="Times New Roman" w:cs="Times New Roman"/>
-          <w:sz w:val="24"/>
-          <w:szCs w:val="24"/>
-        </w:rPr>
-        <w:t xml:space="preserve"> para el diseño colaborativo de </w:t>
-      </w:r>
-      <w:proofErr w:type="spellStart"/>
-      <w:r>
-        <w:rPr>
-          <w:rFonts w:ascii="Times New Roman" w:hAnsi="Times New Roman" w:cs="Times New Roman"/>
-          <w:sz w:val="24"/>
-          <w:szCs w:val="24"/>
-        </w:rPr>
-        <w:t>wireframes</w:t>
-      </w:r>
-      <w:proofErr w:type="spellEnd"/>
-      <w:r>
-        <w:rPr>
-          <w:rFonts w:ascii="Times New Roman" w:hAnsi="Times New Roman" w:cs="Times New Roman"/>
-          <w:sz w:val="24"/>
-          <w:szCs w:val="24"/>
-        </w:rPr>
-        <w:t>, mockups y prototipos de la interfaz UI/UX.</w:t>
+        <w:t>Figma para el diseño colaborativo de wireframes, mockups y prototipos de la interfaz UI/UX.</w:t>
       </w:r>
     </w:p>
     <w:p>
@@ -31904,6 +30274,7 @@
           <w:sz w:val="24"/>
           <w:szCs w:val="24"/>
         </w:rPr>
+        <w:lastRenderedPageBreak/>
         <w:t>Microsoft Project para la elaboración y seguimiento del cronograma del proyecto y diagrama de Gantt.</w:t>
       </w:r>
     </w:p>
@@ -31964,7 +30335,6 @@
           <w:sz w:val="24"/>
           <w:szCs w:val="24"/>
         </w:rPr>
-        <w:lastRenderedPageBreak/>
         <w:t>React como framework de frontend para construir una interfaz responsive y dinámica.</w:t>
       </w:r>
     </w:p>
@@ -31988,7 +30358,15 @@
           <w:sz w:val="24"/>
           <w:szCs w:val="24"/>
         </w:rPr>
-        <w:t>Node.js con Express como backend para gestionar la lógica de negocio y la API REST.</w:t>
+        <w:t>Spring Boot de Java</w:t>
+      </w:r>
+      <w:r>
+        <w:rPr>
+          <w:rFonts w:ascii="Times New Roman" w:hAnsi="Times New Roman" w:cs="Times New Roman"/>
+          <w:sz w:val="24"/>
+          <w:szCs w:val="24"/>
+        </w:rPr>
+        <w:t xml:space="preserve"> como backend para gestionar la lógica de negocio y la API REST.</w:t>
       </w:r>
     </w:p>
     <w:p>
@@ -32011,7 +30389,15 @@
           <w:sz w:val="24"/>
           <w:szCs w:val="24"/>
         </w:rPr>
-        <w:t>PostgreSQL como sistema de gestión de base de datos relacional para almacenar usuarios, publicaciones y transacciones.</w:t>
+        <w:t>My</w:t>
+      </w:r>
+      <w:r>
+        <w:rPr>
+          <w:rFonts w:ascii="Times New Roman" w:hAnsi="Times New Roman" w:cs="Times New Roman"/>
+          <w:sz w:val="24"/>
+          <w:szCs w:val="24"/>
+        </w:rPr>
+        <w:t>SQL como sistema de gestión de base de datos relacional para almacenar usuarios, publicaciones y transacciones.</w:t>
       </w:r>
     </w:p>
     <w:p>
@@ -32034,43 +30420,7 @@
           <w:sz w:val="24"/>
           <w:szCs w:val="24"/>
         </w:rPr>
-        <w:t xml:space="preserve">AWS (Amazon Web </w:t>
-      </w:r>
-      <w:proofErr w:type="spellStart"/>
-      <w:r>
-        <w:rPr>
-          <w:rFonts w:ascii="Times New Roman" w:hAnsi="Times New Roman" w:cs="Times New Roman"/>
-          <w:sz w:val="24"/>
-          <w:szCs w:val="24"/>
-        </w:rPr>
-        <w:t>Services</w:t>
-      </w:r>
-      <w:proofErr w:type="spellEnd"/>
-      <w:r>
-        <w:rPr>
-          <w:rFonts w:ascii="Times New Roman" w:hAnsi="Times New Roman" w:cs="Times New Roman"/>
-          <w:sz w:val="24"/>
-          <w:szCs w:val="24"/>
-        </w:rPr>
-        <w:t xml:space="preserve">) como proveedor </w:t>
-      </w:r>
-      <w:proofErr w:type="spellStart"/>
-      <w:r>
-        <w:rPr>
-          <w:rFonts w:ascii="Times New Roman" w:hAnsi="Times New Roman" w:cs="Times New Roman"/>
-          <w:sz w:val="24"/>
-          <w:szCs w:val="24"/>
-        </w:rPr>
-        <w:t>cloud</w:t>
-      </w:r>
-      <w:proofErr w:type="spellEnd"/>
-      <w:r>
-        <w:rPr>
-          <w:rFonts w:ascii="Times New Roman" w:hAnsi="Times New Roman" w:cs="Times New Roman"/>
-          <w:sz w:val="24"/>
-          <w:szCs w:val="24"/>
-        </w:rPr>
-        <w:t xml:space="preserve"> para hosting, almacenamiento de archivos y respaldos automáticos.</w:t>
+        <w:t>AWS (Amazon Web Services) como proveedor cloud para hosting, almacenamiento de archivos y respaldos automáticos.</w:t>
       </w:r>
     </w:p>
     <w:p>
@@ -32153,61 +30503,7 @@
           <w:sz w:val="24"/>
           <w:szCs w:val="24"/>
         </w:rPr>
-        <w:t>Recursos tecnológicos: equipos de cómputo, licencias de software (</w:t>
-      </w:r>
-      <w:proofErr w:type="spellStart"/>
-      <w:r>
-        <w:rPr>
-          <w:rFonts w:ascii="Times New Roman" w:hAnsi="Times New Roman" w:cs="Times New Roman"/>
-          <w:sz w:val="24"/>
-          <w:szCs w:val="24"/>
-        </w:rPr>
-        <w:t>IDEs</w:t>
-      </w:r>
-      <w:proofErr w:type="spellEnd"/>
-      <w:r>
-        <w:rPr>
-          <w:rFonts w:ascii="Times New Roman" w:hAnsi="Times New Roman" w:cs="Times New Roman"/>
-          <w:sz w:val="24"/>
-          <w:szCs w:val="24"/>
-        </w:rPr>
-        <w:t xml:space="preserve">, </w:t>
-      </w:r>
-      <w:proofErr w:type="spellStart"/>
-      <w:r>
-        <w:rPr>
-          <w:rFonts w:ascii="Times New Roman" w:hAnsi="Times New Roman" w:cs="Times New Roman"/>
-          <w:sz w:val="24"/>
-          <w:szCs w:val="24"/>
-        </w:rPr>
-        <w:t>Figma</w:t>
-      </w:r>
-      <w:proofErr w:type="spellEnd"/>
-      <w:r>
-        <w:rPr>
-          <w:rFonts w:ascii="Times New Roman" w:hAnsi="Times New Roman" w:cs="Times New Roman"/>
-          <w:sz w:val="24"/>
-          <w:szCs w:val="24"/>
-        </w:rPr>
-        <w:t xml:space="preserve">, Office) y servicios </w:t>
-      </w:r>
-      <w:proofErr w:type="spellStart"/>
-      <w:r>
-        <w:rPr>
-          <w:rFonts w:ascii="Times New Roman" w:hAnsi="Times New Roman" w:cs="Times New Roman"/>
-          <w:sz w:val="24"/>
-          <w:szCs w:val="24"/>
-        </w:rPr>
-        <w:t>cloud</w:t>
-      </w:r>
-      <w:proofErr w:type="spellEnd"/>
-      <w:r>
-        <w:rPr>
-          <w:rFonts w:ascii="Times New Roman" w:hAnsi="Times New Roman" w:cs="Times New Roman"/>
-          <w:sz w:val="24"/>
-          <w:szCs w:val="24"/>
-        </w:rPr>
-        <w:t xml:space="preserve"> contratados.</w:t>
+        <w:t>Recursos tecnológicos: equipos de cómputo, licencias de software (IDEs, Figma, Office) y servicios cloud contratados.</w:t>
       </w:r>
     </w:p>
     <w:p>
@@ -32333,6 +30629,7 @@
           <w:szCs w:val="24"/>
           <w:lang w:val="es-PE" w:eastAsia="es-PE"/>
         </w:rPr>
+        <w:lastRenderedPageBreak/>
         <w:drawing>
           <wp:inline distT="0" distB="0" distL="0" distR="0" wp14:anchorId="739BBFF6" wp14:editId="39202DB0">
             <wp:extent cx="3010320" cy="2715004"/>
@@ -32440,7 +30737,6 @@
           <w:sz w:val="24"/>
           <w:szCs w:val="24"/>
         </w:rPr>
-        <w:lastRenderedPageBreak/>
         <w:t>CAPITULO IV: SCRUM</w:t>
       </w:r>
     </w:p>
@@ -32546,25 +30842,7 @@
           <w:sz w:val="24"/>
           <w:szCs w:val="24"/>
         </w:rPr>
-        <w:t xml:space="preserve">La misión de Unión </w:t>
-      </w:r>
-      <w:proofErr w:type="spellStart"/>
-      <w:r>
-        <w:rPr>
-          <w:rFonts w:ascii="Times New Roman" w:hAnsi="Times New Roman" w:cs="Times New Roman"/>
-          <w:sz w:val="24"/>
-          <w:szCs w:val="24"/>
-        </w:rPr>
-        <w:t>Allied</w:t>
-      </w:r>
-      <w:proofErr w:type="spellEnd"/>
-      <w:r>
-        <w:rPr>
-          <w:rFonts w:ascii="Times New Roman" w:hAnsi="Times New Roman" w:cs="Times New Roman"/>
-          <w:sz w:val="24"/>
-          <w:szCs w:val="24"/>
-        </w:rPr>
-        <w:t xml:space="preserve"> es desarrollar proyectos de construcción de alta calidad, optimizando el uso de recursos y gestionando responsablemente los residuos generados, mientras que su visión apunta a posicionarse como una constructora líder en sostenibilidad y economía circular.</w:t>
+        <w:t>La misión de Unión Allied es desarrollar proyectos de construcción de alta calidad, optimizando el uso de recursos y gestionando responsablemente los residuos generados, mientras que su visión apunta a posicionarse como una constructora líder en sostenibilidad y economía circular.</w:t>
       </w:r>
     </w:p>
     <w:p>
@@ -32583,25 +30861,7 @@
           <w:sz w:val="24"/>
           <w:szCs w:val="24"/>
         </w:rPr>
-        <w:t xml:space="preserve">En este sentido, el proyecto </w:t>
-      </w:r>
-      <w:proofErr w:type="spellStart"/>
-      <w:r>
-        <w:rPr>
-          <w:rFonts w:ascii="Times New Roman" w:hAnsi="Times New Roman" w:cs="Times New Roman"/>
-          <w:sz w:val="24"/>
-          <w:szCs w:val="24"/>
-        </w:rPr>
-        <w:t>EcoWaste</w:t>
-      </w:r>
-      <w:proofErr w:type="spellEnd"/>
-      <w:r>
-        <w:rPr>
-          <w:rFonts w:ascii="Times New Roman" w:hAnsi="Times New Roman" w:cs="Times New Roman"/>
-          <w:sz w:val="24"/>
-          <w:szCs w:val="24"/>
-        </w:rPr>
-        <w:t xml:space="preserve"> nace como una herramienta que operacionaliza ambos principios: convierte la gestión responsable de residuos —parte de la misión— en una ventaja competitiva medible y visible —parte de la visión— a través de la digitalización.</w:t>
+        <w:t>En este sentido, el proyecto EcoWaste nace como una herramienta que operacionaliza ambos principios: convierte la gestión responsable de residuos —parte de la misión— en una ventaja competitiva medible y visible —parte de la visión— a través de la digitalización.</w:t>
       </w:r>
     </w:p>
     <w:p>
@@ -32641,41 +30901,13 @@
           <w:szCs w:val="24"/>
         </w:rPr>
       </w:pPr>
-      <w:proofErr w:type="spellStart"/>
       <w:r>
         <w:rPr>
           <w:rFonts w:ascii="Times New Roman" w:hAnsi="Times New Roman" w:cs="Times New Roman"/>
           <w:sz w:val="24"/>
           <w:szCs w:val="24"/>
         </w:rPr>
-        <w:t>EcoWaste</w:t>
-      </w:r>
-      <w:proofErr w:type="spellEnd"/>
-      <w:r>
-        <w:rPr>
-          <w:rFonts w:ascii="Times New Roman" w:hAnsi="Times New Roman" w:cs="Times New Roman"/>
-          <w:sz w:val="24"/>
-          <w:szCs w:val="24"/>
-        </w:rPr>
-        <w:t xml:space="preserve"> será una plataforma web que permitirá a Unión </w:t>
-      </w:r>
-      <w:proofErr w:type="spellStart"/>
-      <w:r>
-        <w:rPr>
-          <w:rFonts w:ascii="Times New Roman" w:hAnsi="Times New Roman" w:cs="Times New Roman"/>
-          <w:sz w:val="24"/>
-          <w:szCs w:val="24"/>
-        </w:rPr>
-        <w:t>Allied</w:t>
-      </w:r>
-      <w:proofErr w:type="spellEnd"/>
-      <w:r>
-        <w:rPr>
-          <w:rFonts w:ascii="Times New Roman" w:hAnsi="Times New Roman" w:cs="Times New Roman"/>
-          <w:sz w:val="24"/>
-          <w:szCs w:val="24"/>
-        </w:rPr>
-        <w:t>, y posteriormente a otras empresas del rubro, gestionar, publicar y comercializar sus materiales sobrantes (ladrillos, varillas, moldes, entre otros), conectando a estas empresas con recicladoras, pequeñas constructoras y personas naturales interesadas, en un entorno digital seguro, trazable y transparente.</w:t>
+        <w:t>EcoWaste será una plataforma web que permitirá a Unión Allied, y posteriormente a otras empresas del rubro, gestionar, publicar y comercializar sus materiales sobrantes (ladrillos, varillas, moldes, entre otros), conectando a estas empresas con recicladoras, pequeñas constructoras y personas naturales interesadas, en un entorno digital seguro, trazable y transparente.</w:t>
       </w:r>
     </w:p>
     <w:p>
@@ -32721,46 +30953,25 @@
           <w:sz w:val="24"/>
           <w:szCs w:val="24"/>
         </w:rPr>
-        <w:t xml:space="preserve">Declaración de alcance (Scope </w:t>
-      </w:r>
-      <w:proofErr w:type="spellStart"/>
-      <w:r>
+        <w:t>Declaración de alcance (Scope Statement)</w:t>
+      </w:r>
+    </w:p>
+    <w:p>
+      <w:pPr>
+        <w:spacing w:line="276" w:lineRule="auto"/>
         <w:rPr>
           <w:rFonts w:ascii="Times New Roman" w:hAnsi="Times New Roman" w:cs="Times New Roman"/>
-          <w:b/>
-          <w:bCs/>
-          <w:sz w:val="24"/>
-          <w:szCs w:val="24"/>
-        </w:rPr>
-        <w:t>Statement</w:t>
-      </w:r>
-      <w:proofErr w:type="spellEnd"/>
+          <w:sz w:val="24"/>
+          <w:szCs w:val="24"/>
+        </w:rPr>
+      </w:pPr>
       <w:r>
         <w:rPr>
           <w:rFonts w:ascii="Times New Roman" w:hAnsi="Times New Roman" w:cs="Times New Roman"/>
-          <w:b/>
-          <w:bCs/>
-          <w:sz w:val="24"/>
-          <w:szCs w:val="24"/>
-        </w:rPr>
-        <w:t>)</w:t>
-      </w:r>
-    </w:p>
-    <w:p>
-      <w:pPr>
-        <w:spacing w:line="276" w:lineRule="auto"/>
-        <w:rPr>
-          <w:rFonts w:ascii="Times New Roman" w:hAnsi="Times New Roman" w:cs="Times New Roman"/>
-          <w:sz w:val="24"/>
-          <w:szCs w:val="24"/>
-        </w:rPr>
-      </w:pPr>
-      <w:r>
-        <w:rPr>
-          <w:rFonts w:ascii="Times New Roman" w:hAnsi="Times New Roman" w:cs="Times New Roman"/>
-          <w:sz w:val="24"/>
-          <w:szCs w:val="24"/>
-        </w:rPr>
+          <w:sz w:val="24"/>
+          <w:szCs w:val="24"/>
+        </w:rPr>
+        <w:lastRenderedPageBreak/>
         <w:t>Incluye (dentro del alcance del MVP):</w:t>
       </w:r>
     </w:p>
@@ -33046,44 +31257,7 @@
           <w:sz w:val="24"/>
           <w:szCs w:val="24"/>
         </w:rPr>
-        <w:lastRenderedPageBreak/>
-        <w:t xml:space="preserve">Entregar de forma incremental, mediante </w:t>
-      </w:r>
-      <w:proofErr w:type="spellStart"/>
-      <w:r>
-        <w:rPr>
-          <w:rFonts w:ascii="Times New Roman" w:hAnsi="Times New Roman" w:cs="Times New Roman"/>
-          <w:sz w:val="24"/>
-          <w:szCs w:val="24"/>
-        </w:rPr>
-        <w:t>sprints</w:t>
-      </w:r>
-      <w:proofErr w:type="spellEnd"/>
-      <w:r>
-        <w:rPr>
-          <w:rFonts w:ascii="Times New Roman" w:hAnsi="Times New Roman" w:cs="Times New Roman"/>
-          <w:sz w:val="24"/>
-          <w:szCs w:val="24"/>
-        </w:rPr>
-        <w:t xml:space="preserve">, una plataforma funcional que permita a Unión </w:t>
-      </w:r>
-      <w:proofErr w:type="spellStart"/>
-      <w:r>
-        <w:rPr>
-          <w:rFonts w:ascii="Times New Roman" w:hAnsi="Times New Roman" w:cs="Times New Roman"/>
-          <w:sz w:val="24"/>
-          <w:szCs w:val="24"/>
-        </w:rPr>
-        <w:t>Allied</w:t>
-      </w:r>
-      <w:proofErr w:type="spellEnd"/>
-      <w:r>
-        <w:rPr>
-          <w:rFonts w:ascii="Times New Roman" w:hAnsi="Times New Roman" w:cs="Times New Roman"/>
-          <w:sz w:val="24"/>
-          <w:szCs w:val="24"/>
-        </w:rPr>
-        <w:t xml:space="preserve"> cumplir su misión de gestión responsable de residuos y avanzar hacia su visión de liderazgo en sostenibilidad, reduciendo en un 70% el abandono/disposición informal y generando ingresos por la venta de excedentes.</w:t>
+        <w:t>Entregar de forma incremental, mediante sprints, una plataforma funcional que permita a Unión Allied cumplir su misión de gestión responsable de residuos y avanzar hacia su visión de liderazgo en sostenibilidad, reduciendo en un 70% el abandono/disposición informal y generando ingresos por la venta de excedentes.</w:t>
       </w:r>
     </w:p>
     <w:p>
@@ -33349,21 +31523,57 @@
             <w:pPr>
               <w:spacing w:line="276" w:lineRule="auto"/>
             </w:pPr>
-            <w:proofErr w:type="spellStart"/>
             <w:r>
               <w:rPr>
                 <w:b/>
                 <w:bCs/>
               </w:rPr>
-              <w:t>Product</w:t>
-            </w:r>
-            <w:proofErr w:type="spellEnd"/>
+              <w:t>Product Owner (PO)</w:t>
+            </w:r>
+          </w:p>
+        </w:tc>
+        <w:tc>
+          <w:tcPr>
+            <w:tcW w:w="3000" w:type="dxa"/>
+          </w:tcPr>
+          <w:p>
+            <w:pPr>
+              <w:spacing w:line="276" w:lineRule="auto"/>
+            </w:pPr>
+            <w:r>
+              <w:t>Javier Zumaeta Cabello</w:t>
+            </w:r>
+          </w:p>
+        </w:tc>
+        <w:tc>
+          <w:tcPr>
+            <w:tcW w:w="4460" w:type="dxa"/>
+          </w:tcPr>
+          <w:p>
+            <w:pPr>
+              <w:spacing w:line="276" w:lineRule="auto"/>
+            </w:pPr>
+            <w:r>
+              <w:t>Define y prioriza el backlog del producto, representa la voz del cliente (Unión Allied) y valida que los entregables cumplan con la visión y el alcance del proyecto.</w:t>
+            </w:r>
+          </w:p>
+        </w:tc>
+      </w:tr>
+      <w:tr>
+        <w:tc>
+          <w:tcPr>
+            <w:tcW w:w="1900" w:type="dxa"/>
+          </w:tcPr>
+          <w:p>
+            <w:pPr>
+              <w:spacing w:line="276" w:lineRule="auto"/>
+            </w:pPr>
             <w:r>
               <w:rPr>
                 <w:b/>
                 <w:bCs/>
               </w:rPr>
-              <w:t xml:space="preserve"> Owner (PO)</w:t>
+              <w:t>Scrum Master (SM)</w:t>
             </w:r>
           </w:p>
         </w:tc>
@@ -33376,7 +31586,7 @@
               <w:spacing w:line="276" w:lineRule="auto"/>
             </w:pPr>
             <w:r>
-              <w:t>Javier Zumaeta Cabello</w:t>
+              <w:t>Edwin Cruz Rivera</w:t>
             </w:r>
           </w:p>
         </w:tc>
@@ -33389,15 +31599,7 @@
               <w:spacing w:line="276" w:lineRule="auto"/>
             </w:pPr>
             <w:r>
-              <w:t xml:space="preserve">Define y prioriza el backlog del producto, representa la voz del cliente (Unión </w:t>
-            </w:r>
-            <w:proofErr w:type="spellStart"/>
-            <w:r>
-              <w:t>Allied</w:t>
-            </w:r>
-            <w:proofErr w:type="spellEnd"/>
-            <w:r>
-              <w:t>) y valida que los entregables cumplan con la visión y el alcance del proyecto.</w:t>
+              <w:t>Facilita el proceso Scrum, elimina impedimentos del equipo, asegura el cumplimiento de las ceremonias (planning, daily, review, retrospectiva) y protege al equipo de interrupciones externas.</w:t>
             </w:r>
           </w:p>
         </w:tc>
@@ -33416,7 +31618,8 @@
                 <w:b/>
                 <w:bCs/>
               </w:rPr>
-              <w:t>Scrum Master (SM)</w:t>
+              <w:lastRenderedPageBreak/>
+              <w:t>Equipo de Desarrollo (ST)</w:t>
             </w:r>
           </w:p>
         </w:tc>
@@ -33429,7 +31632,7 @@
               <w:spacing w:line="276" w:lineRule="auto"/>
             </w:pPr>
             <w:r>
-              <w:t>Edwin Cruz Rivera</w:t>
+              <w:t>Edwin Cruz Rivera, Javier Zumaeta Cabello, Daniel Borja Castañeda</w:t>
             </w:r>
           </w:p>
         </w:tc>
@@ -33442,84 +31645,7 @@
               <w:spacing w:line="276" w:lineRule="auto"/>
             </w:pPr>
             <w:r>
-              <w:t>Facilita el proceso Scrum, elimina impedimentos del equipo, asegura el cumplimiento de las ceremonias (</w:t>
-            </w:r>
-            <w:proofErr w:type="spellStart"/>
-            <w:r>
-              <w:t>planning</w:t>
-            </w:r>
-            <w:proofErr w:type="spellEnd"/>
-            <w:r>
-              <w:t xml:space="preserve">, </w:t>
-            </w:r>
-            <w:proofErr w:type="spellStart"/>
-            <w:r>
-              <w:t>daily</w:t>
-            </w:r>
-            <w:proofErr w:type="spellEnd"/>
-            <w:r>
-              <w:t xml:space="preserve">, </w:t>
-            </w:r>
-            <w:proofErr w:type="spellStart"/>
-            <w:r>
-              <w:t>review</w:t>
-            </w:r>
-            <w:proofErr w:type="spellEnd"/>
-            <w:r>
-              <w:t>, retrospectiva) y protege al equipo de interrupciones externas.</w:t>
-            </w:r>
-          </w:p>
-        </w:tc>
-      </w:tr>
-      <w:tr>
-        <w:tc>
-          <w:tcPr>
-            <w:tcW w:w="1900" w:type="dxa"/>
-          </w:tcPr>
-          <w:p>
-            <w:pPr>
-              <w:spacing w:line="276" w:lineRule="auto"/>
-            </w:pPr>
-            <w:r>
-              <w:rPr>
-                <w:b/>
-                <w:bCs/>
-              </w:rPr>
-              <w:t>Equipo de Desarrollo (ST)</w:t>
-            </w:r>
-          </w:p>
-        </w:tc>
-        <w:tc>
-          <w:tcPr>
-            <w:tcW w:w="3000" w:type="dxa"/>
-          </w:tcPr>
-          <w:p>
-            <w:pPr>
-              <w:spacing w:line="276" w:lineRule="auto"/>
-            </w:pPr>
-            <w:r>
-              <w:t>Edwin Cruz Rivera, Javier Zumaeta Cabello, Daniel Borja Castañeda</w:t>
-            </w:r>
-          </w:p>
-        </w:tc>
-        <w:tc>
-          <w:tcPr>
-            <w:tcW w:w="4460" w:type="dxa"/>
-          </w:tcPr>
-          <w:p>
-            <w:pPr>
-              <w:spacing w:line="276" w:lineRule="auto"/>
-            </w:pPr>
-            <w:r>
-              <w:t xml:space="preserve">Responsable del diseño, desarrollo, pruebas e implementación de los incrementos funcionales de la plataforma </w:t>
-            </w:r>
-            <w:proofErr w:type="spellStart"/>
-            <w:r>
-              <w:t>EcoWaste</w:t>
-            </w:r>
-            <w:proofErr w:type="spellEnd"/>
-            <w:r>
-              <w:t xml:space="preserve"> en cada sprint.</w:t>
+              <w:t>Responsable del diseño, desarrollo, pruebas e implementación de los incrementos funcionales de la plataforma EcoWaste en cada sprint.</w:t>
             </w:r>
           </w:p>
         </w:tc>
@@ -33689,7 +31815,6 @@
               <w:spacing w:line="276" w:lineRule="auto"/>
             </w:pPr>
             <w:r>
-              <w:lastRenderedPageBreak/>
               <w:t>Épica 3: Comunicación entre usuarios</w:t>
             </w:r>
           </w:p>
@@ -33787,15 +31912,7 @@
               <w:spacing w:line="276" w:lineRule="auto"/>
             </w:pPr>
             <w:r>
-              <w:t xml:space="preserve">Como Project Manager de Unión </w:t>
-            </w:r>
-            <w:proofErr w:type="spellStart"/>
-            <w:r>
-              <w:t>Allied</w:t>
-            </w:r>
-            <w:proofErr w:type="spellEnd"/>
-            <w:r>
-              <w:t>, quiero visualizar reportes del estado de ventas y residuos gestionados, para medir el impacto del proyecto frente a los objetivos de sostenibilidad.</w:t>
+              <w:t>Como Project Manager de Unión Allied, quiero visualizar reportes del estado de ventas y residuos gestionados, para medir el impacto del proyecto frente a los objetivos de sostenibilidad.</w:t>
             </w:r>
           </w:p>
         </w:tc>
@@ -33864,24 +31981,14 @@
         <w:t xml:space="preserve">Véase en </w:t>
       </w:r>
       <w:r>
+        <w:t>\ProyectoEcoWaste\01 Documentación\Scrum</w:t>
+      </w:r>
+      <w:r>
         <w:t>\</w:t>
       </w:r>
-      <w:proofErr w:type="spellStart"/>
-      <w:r>
-        <w:t>ProyectoEcoWaste</w:t>
-      </w:r>
-      <w:proofErr w:type="spellEnd"/>
-      <w:r>
-        <w:t>\01 Documentación\Scrum</w:t>
-      </w:r>
-      <w:r>
-        <w:t>\</w:t>
-      </w:r>
-      <w:proofErr w:type="spellStart"/>
       <w:r>
         <w:t>EcoWaste_Product_Backlog</w:t>
       </w:r>
-      <w:proofErr w:type="spellEnd"/>
     </w:p>
     <w:p>
       <w:pPr>
@@ -33917,15 +32024,7 @@
         <w:t xml:space="preserve">Véase en </w:t>
       </w:r>
       <w:r>
-        <w:t>\</w:t>
-      </w:r>
-      <w:proofErr w:type="spellStart"/>
-      <w:r>
-        <w:t>ProyectoEcoWaste</w:t>
-      </w:r>
-      <w:proofErr w:type="spellEnd"/>
-      <w:r>
-        <w:t>\01 Documentación\Scrum</w:t>
+        <w:t>\ProyectoEcoWaste\01 Documentación\Scrum</w:t>
       </w:r>
       <w:r>
         <w:t>\Cronograma</w:t>
@@ -33957,6 +32056,7 @@
           <w:sz w:val="24"/>
           <w:szCs w:val="24"/>
         </w:rPr>
+        <w:lastRenderedPageBreak/>
         <w:t>SPRINT I</w:t>
       </w:r>
     </w:p>
@@ -33994,32 +32094,19 @@
         <w:t xml:space="preserve">Véase en </w:t>
       </w:r>
       <w:r>
+        <w:t>\ProyectoEcoWaste\01 Documentación\Scrum</w:t>
+      </w:r>
+      <w:r>
         <w:t>\</w:t>
       </w:r>
-      <w:proofErr w:type="spellStart"/>
-      <w:r>
-        <w:t>ProyectoEcoWaste</w:t>
-      </w:r>
-      <w:proofErr w:type="spellEnd"/>
-      <w:r>
-        <w:t>\01 Documentación\Scrum</w:t>
-      </w:r>
-      <w:r>
-        <w:t>\</w:t>
-      </w:r>
       <w:r>
         <w:t>Sprint I\</w:t>
       </w:r>
       <w:r>
         <w:t xml:space="preserve"> </w:t>
       </w:r>
-      <w:proofErr w:type="spellStart"/>
-      <w:r>
-        <w:t>EcoWaste_Historias</w:t>
-      </w:r>
-      <w:proofErr w:type="spellEnd"/>
-      <w:r>
-        <w:t xml:space="preserve"> de usuario Sprint I</w:t>
+      <w:r>
+        <w:t>EcoWaste_Historias de usuario Sprint I</w:t>
       </w:r>
     </w:p>
     <w:p/>
@@ -34073,6 +32160,7 @@
         <w:rPr>
           <w:noProof/>
         </w:rPr>
+        <w:lastRenderedPageBreak/>
         <w:drawing>
           <wp:inline distT="0" distB="0" distL="0" distR="0" wp14:anchorId="1275DB86" wp14:editId="02BA3E68">
             <wp:extent cx="5400040" cy="3572510"/>
@@ -34188,7 +32276,6 @@
           <w:szCs w:val="24"/>
           <w:lang w:val="es-PE"/>
         </w:rPr>
-        <w:lastRenderedPageBreak/>
         <w:t>Evidencia del daily</w:t>
       </w:r>
     </w:p>
@@ -34241,6 +32328,7 @@
           <w:noProof/>
           <w:lang w:val="en-US"/>
         </w:rPr>
+        <w:lastRenderedPageBreak/>
         <w:drawing>
           <wp:inline distT="0" distB="0" distL="0" distR="0" wp14:anchorId="7AF92539" wp14:editId="5B546BC3">
             <wp:extent cx="5400040" cy="6689725"/>
@@ -34327,7 +32415,6 @@
         <w:rPr>
           <w:lang w:val="en-US"/>
         </w:rPr>
-        <w:lastRenderedPageBreak/>
         <w:t xml:space="preserve">Avance </w:t>
       </w:r>
       <w:r>
@@ -34371,6 +32458,7 @@
           <w:noProof/>
           <w:lang w:val="en-US"/>
         </w:rPr>
+        <w:lastRenderedPageBreak/>
         <w:drawing>
           <wp:inline distT="0" distB="0" distL="0" distR="0" wp14:anchorId="54B41946" wp14:editId="789F7756">
             <wp:extent cx="5400040" cy="6769735"/>
@@ -34487,7 +32575,6 @@
         <w:rPr>
           <w:lang w:val="en-US"/>
         </w:rPr>
-        <w:lastRenderedPageBreak/>
         <w:t xml:space="preserve">Avance </w:t>
       </w:r>
       <w:r>
@@ -34531,6 +32618,7 @@
           <w:noProof/>
           <w:lang w:val="en-US"/>
         </w:rPr>
+        <w:lastRenderedPageBreak/>
         <w:drawing>
           <wp:inline distT="0" distB="0" distL="0" distR="0" wp14:anchorId="12F94FCE" wp14:editId="3043B995">
             <wp:extent cx="5400040" cy="6707505"/>
@@ -34647,7 +32735,6 @@
         <w:rPr>
           <w:lang w:val="en-US"/>
         </w:rPr>
-        <w:lastRenderedPageBreak/>
         <w:t xml:space="preserve">Avance </w:t>
       </w:r>
       <w:r>
@@ -34691,6 +32778,7 @@
           <w:noProof/>
           <w:lang w:val="en-US"/>
         </w:rPr>
+        <w:lastRenderedPageBreak/>
         <w:drawing>
           <wp:inline distT="0" distB="0" distL="0" distR="0" wp14:anchorId="34A4F323" wp14:editId="2841FD7B">
             <wp:extent cx="5400040" cy="6694170"/>
@@ -34807,7 +32895,6 @@
         <w:rPr>
           <w:lang w:val="en-US"/>
         </w:rPr>
-        <w:lastRenderedPageBreak/>
         <w:t xml:space="preserve">Avance </w:t>
       </w:r>
       <w:r>
@@ -34843,6 +32930,7 @@
           <w:noProof/>
           <w:lang w:val="en-US"/>
         </w:rPr>
+        <w:lastRenderedPageBreak/>
         <w:drawing>
           <wp:inline distT="0" distB="0" distL="0" distR="0" wp14:anchorId="144A3BF8" wp14:editId="77A57FE3">
             <wp:extent cx="5400040" cy="6791960"/>
@@ -34967,7 +33055,6 @@
         <w:rPr>
           <w:lang w:val="en-US"/>
         </w:rPr>
-        <w:lastRenderedPageBreak/>
         <w:t xml:space="preserve">Avance </w:t>
       </w:r>
       <w:r>
@@ -35001,6 +33088,7 @@
           <w:noProof/>
           <w:lang w:val="en-US"/>
         </w:rPr>
+        <w:lastRenderedPageBreak/>
         <w:drawing>
           <wp:inline distT="0" distB="0" distL="0" distR="0" wp14:anchorId="6C6A7119" wp14:editId="27DB744C">
             <wp:extent cx="5400040" cy="6775450"/>
@@ -35101,7 +33189,6 @@
         <w:rPr>
           <w:lang w:val="en-US"/>
         </w:rPr>
-        <w:lastRenderedPageBreak/>
         <w:t xml:space="preserve">Avance </w:t>
       </w:r>
       <w:r>
@@ -35143,6 +33230,7 @@
           <w:noProof/>
           <w:lang w:val="en-US"/>
         </w:rPr>
+        <w:lastRenderedPageBreak/>
         <w:drawing>
           <wp:inline distT="0" distB="0" distL="0" distR="0" wp14:anchorId="60CA7044" wp14:editId="0B4DED60">
             <wp:extent cx="5400040" cy="6720840"/>
@@ -35267,7 +33355,6 @@
         <w:rPr>
           <w:lang w:val="en-US"/>
         </w:rPr>
-        <w:lastRenderedPageBreak/>
         <w:t xml:space="preserve">Avance </w:t>
       </w:r>
       <w:r>
@@ -35309,6 +33396,7 @@
           <w:noProof/>
           <w:lang w:val="en-US"/>
         </w:rPr>
+        <w:lastRenderedPageBreak/>
         <w:drawing>
           <wp:inline distT="0" distB="0" distL="0" distR="0" wp14:anchorId="751DC5C4" wp14:editId="5B22A2E2">
             <wp:extent cx="5400040" cy="6698615"/>
@@ -35433,7 +33521,6 @@
         <w:rPr>
           <w:lang w:val="en-US"/>
         </w:rPr>
-        <w:lastRenderedPageBreak/>
         <w:t xml:space="preserve">Avance </w:t>
       </w:r>
       <w:r>
@@ -35599,7 +33686,6 @@
         <w:rPr>
           <w:lang w:val="en-US"/>
         </w:rPr>
-        <w:lastRenderedPageBreak/>
         <w:t>Avance día 10:</w:t>
       </w:r>
     </w:p>
@@ -35623,6 +33709,7 @@
           <w:noProof/>
           <w:lang w:val="en-US"/>
         </w:rPr>
+        <w:lastRenderedPageBreak/>
         <w:drawing>
           <wp:inline distT="0" distB="0" distL="0" distR="0" wp14:anchorId="54657214" wp14:editId="09A45DAF">
             <wp:extent cx="5400040" cy="6735445"/>
@@ -35744,7 +33831,6 @@
           <w:szCs w:val="24"/>
           <w:lang w:val="es-PE"/>
         </w:rPr>
-        <w:lastRenderedPageBreak/>
         <w:t>Acta retrospectiva</w:t>
       </w:r>
     </w:p>
@@ -35758,27 +33844,17 @@
         <w:t xml:space="preserve">Véase en </w:t>
       </w:r>
       <w:r>
-        <w:t>\</w:t>
-      </w:r>
-      <w:proofErr w:type="spellStart"/>
-      <w:r>
-        <w:t>ProyectoEcoWaste</w:t>
-      </w:r>
-      <w:proofErr w:type="spellEnd"/>
-      <w:r>
-        <w:t>\01 Documentación\Scrum</w:t>
+        <w:t>\ProyectoEcoWaste\01 Documentación\Scrum</w:t>
       </w:r>
       <w:r>
         <w:t>\Sprint I\</w:t>
       </w:r>
-      <w:proofErr w:type="spellStart"/>
       <w:r>
         <w:t>EcoWaste_</w:t>
       </w:r>
       <w:r>
         <w:t>Acta_Retrospectiva_Sprint</w:t>
       </w:r>
-      <w:proofErr w:type="spellEnd"/>
       <w:r>
         <w:t xml:space="preserve"> </w:t>
       </w:r>
@@ -35814,9 +33890,9 @@
           <w:szCs w:val="24"/>
           <w:lang w:val="es-PE"/>
         </w:rPr>
-        <w:t xml:space="preserve">Actualización de </w:t>
-      </w:r>
-      <w:proofErr w:type="spellStart"/>
+        <w:lastRenderedPageBreak/>
+        <w:t>Actualización de product backlog</w:t>
+      </w:r>
       <w:r>
         <w:rPr>
           <w:rFonts w:ascii="Times New Roman" w:eastAsia="Times New Roman" w:hAnsi="Times New Roman" w:cs="Times New Roman"/>
@@ -35827,31 +33903,6 @@
           <w:szCs w:val="24"/>
           <w:lang w:val="es-PE"/>
         </w:rPr>
-        <w:t>product</w:t>
-      </w:r>
-      <w:proofErr w:type="spellEnd"/>
-      <w:r>
-        <w:rPr>
-          <w:rFonts w:ascii="Times New Roman" w:eastAsia="Times New Roman" w:hAnsi="Times New Roman" w:cs="Times New Roman"/>
-          <w:b/>
-          <w:bCs/>
-          <w:color w:val="auto"/>
-          <w:sz w:val="24"/>
-          <w:szCs w:val="24"/>
-          <w:lang w:val="es-PE"/>
-        </w:rPr>
-        <w:t xml:space="preserve"> backlog</w:t>
-      </w:r>
-      <w:r>
-        <w:rPr>
-          <w:rFonts w:ascii="Times New Roman" w:eastAsia="Times New Roman" w:hAnsi="Times New Roman" w:cs="Times New Roman"/>
-          <w:b/>
-          <w:bCs/>
-          <w:color w:val="auto"/>
-          <w:sz w:val="24"/>
-          <w:szCs w:val="24"/>
-          <w:lang w:val="es-PE"/>
-        </w:rPr>
         <w:t xml:space="preserve"> </w:t>
       </w:r>
     </w:p>
@@ -35861,75 +33912,17 @@
           <w:lang w:val="en-US"/>
         </w:rPr>
       </w:pPr>
-      <w:proofErr w:type="spellStart"/>
       <w:r>
         <w:rPr>
           <w:lang w:val="en-US"/>
         </w:rPr>
-        <w:t>Véase</w:t>
-      </w:r>
-      <w:proofErr w:type="spellEnd"/>
+        <w:t>Véase en \ProyectoEcoWaste\01 Documentación\Scrum\Sprint I\</w:t>
+      </w:r>
       <w:r>
         <w:rPr>
           <w:lang w:val="en-US"/>
         </w:rPr>
-        <w:t xml:space="preserve"> </w:t>
-      </w:r>
-      <w:proofErr w:type="spellStart"/>
-      <w:r>
-        <w:rPr>
-          <w:lang w:val="en-US"/>
-        </w:rPr>
-        <w:t>en</w:t>
-      </w:r>
-      <w:proofErr w:type="spellEnd"/>
-      <w:r>
-        <w:rPr>
-          <w:lang w:val="en-US"/>
-        </w:rPr>
-        <w:t xml:space="preserve"> \</w:t>
-      </w:r>
-      <w:proofErr w:type="spellStart"/>
-      <w:r>
-        <w:rPr>
-          <w:lang w:val="en-US"/>
-        </w:rPr>
-        <w:t>ProyectoEcoWaste</w:t>
-      </w:r>
-      <w:proofErr w:type="spellEnd"/>
-      <w:r>
-        <w:rPr>
-          <w:lang w:val="en-US"/>
-        </w:rPr>
-        <w:t xml:space="preserve">\01 </w:t>
-      </w:r>
-      <w:proofErr w:type="spellStart"/>
-      <w:r>
-        <w:rPr>
-          <w:lang w:val="en-US"/>
-        </w:rPr>
-        <w:t>Documentación</w:t>
-      </w:r>
-      <w:proofErr w:type="spellEnd"/>
-      <w:r>
-        <w:rPr>
-          <w:lang w:val="en-US"/>
-        </w:rPr>
-        <w:t>\Scrum\Sprint I\</w:t>
-      </w:r>
-      <w:proofErr w:type="spellStart"/>
-      <w:r>
-        <w:rPr>
-          <w:lang w:val="en-US"/>
-        </w:rPr>
-        <w:t>EcoWaste_Product_Backlog</w:t>
-      </w:r>
-      <w:proofErr w:type="spellEnd"/>
-      <w:r>
-        <w:rPr>
-          <w:lang w:val="en-US"/>
-        </w:rPr>
-        <w:t xml:space="preserve"> Sprint I</w:t>
+        <w:t>EcoWaste_Product_Backlog Sprint I</w:t>
       </w:r>
     </w:p>
     <w:p>
@@ -35968,32 +33961,19 @@
         <w:t xml:space="preserve">Véase en </w:t>
       </w:r>
       <w:r>
+        <w:t>\ProyectoEcoWaste\01 Documentación\Scrum</w:t>
+      </w:r>
+      <w:r>
         <w:t>\</w:t>
       </w:r>
-      <w:proofErr w:type="spellStart"/>
-      <w:r>
-        <w:t>ProyectoEcoWaste</w:t>
-      </w:r>
-      <w:proofErr w:type="spellEnd"/>
-      <w:r>
-        <w:t>\01 Documentación\Scrum</w:t>
-      </w:r>
-      <w:r>
-        <w:t>\</w:t>
-      </w:r>
       <w:r>
         <w:t>Sprint I\</w:t>
       </w:r>
-      <w:proofErr w:type="spellStart"/>
       <w:r>
         <w:t>EcoWaste</w:t>
       </w:r>
       <w:r>
-        <w:t>_Casos</w:t>
-      </w:r>
-      <w:proofErr w:type="spellEnd"/>
-      <w:r>
-        <w:t xml:space="preserve"> de prueba</w:t>
+        <w:t>_Casos de prueba</w:t>
       </w:r>
     </w:p>
     <w:p>
@@ -36059,38 +34039,22 @@
         <w:t xml:space="preserve">Véase en </w:t>
       </w:r>
       <w:r>
+        <w:t>\ProyectoEcoWaste\01 Documentación\Scrum</w:t>
+      </w:r>
+      <w:r>
         <w:t>\</w:t>
       </w:r>
-      <w:proofErr w:type="spellStart"/>
-      <w:r>
-        <w:t>ProyectoEcoWaste</w:t>
-      </w:r>
-      <w:proofErr w:type="spellEnd"/>
-      <w:r>
-        <w:t>\01 Documentación\Scrum</w:t>
+      <w:r>
+        <w:t>Sprint I</w:t>
+      </w:r>
+      <w:r>
+        <w:t>I</w:t>
       </w:r>
       <w:r>
         <w:t>\</w:t>
       </w:r>
       <w:r>
-        <w:t>Sprint I</w:t>
-      </w:r>
-      <w:r>
-        <w:t>I</w:t>
-      </w:r>
-      <w:r>
-        <w:t>\</w:t>
-      </w:r>
-      <w:r>
-        <w:t xml:space="preserve"> </w:t>
-      </w:r>
-      <w:proofErr w:type="spellStart"/>
-      <w:r>
-        <w:t>EcoWaste_Historias</w:t>
-      </w:r>
-      <w:proofErr w:type="spellEnd"/>
-      <w:r>
-        <w:t xml:space="preserve"> de usuario Sprint I</w:t>
+        <w:t xml:space="preserve"> EcoWaste_Historias de usuario Sprint I</w:t>
       </w:r>
       <w:r>
         <w:t>I</w:t>
@@ -36198,7 +34162,6 @@
           <w:szCs w:val="24"/>
           <w:lang w:val="es-PE"/>
         </w:rPr>
-        <w:lastRenderedPageBreak/>
         <w:t>Evidencia del daily</w:t>
       </w:r>
     </w:p>
@@ -36244,6 +34207,7 @@
       </w:pPr>
       <w:r>
         <w:rPr>
+          <w:noProof/>
           <w:lang w:val="en-US"/>
         </w:rPr>
         <w:drawing>
@@ -36345,29 +34309,30 @@
         <w:rPr>
           <w:lang w:val="en-US"/>
         </w:rPr>
+        <w:t>Avance día 2:</w:t>
+      </w:r>
+    </w:p>
+    <w:p>
+      <w:pPr>
+        <w:pStyle w:val="Prrafodelista"/>
+        <w:rPr>
+          <w:lang w:val="en-US"/>
+        </w:rPr>
+      </w:pPr>
+    </w:p>
+    <w:p>
+      <w:pPr>
+        <w:pStyle w:val="Prrafodelista"/>
+        <w:rPr>
+          <w:lang w:val="en-US"/>
+        </w:rPr>
+      </w:pPr>
+      <w:r>
+        <w:rPr>
+          <w:noProof/>
+          <w:lang w:val="en-US"/>
+        </w:rPr>
         <w:lastRenderedPageBreak/>
-        <w:t>Avance día 2:</w:t>
-      </w:r>
-    </w:p>
-    <w:p>
-      <w:pPr>
-        <w:pStyle w:val="Prrafodelista"/>
-        <w:rPr>
-          <w:lang w:val="en-US"/>
-        </w:rPr>
-      </w:pPr>
-    </w:p>
-    <w:p>
-      <w:pPr>
-        <w:pStyle w:val="Prrafodelista"/>
-        <w:rPr>
-          <w:lang w:val="en-US"/>
-        </w:rPr>
-      </w:pPr>
-      <w:r>
-        <w:rPr>
-          <w:lang w:val="en-US"/>
-        </w:rPr>
         <w:drawing>
           <wp:inline distT="0" distB="0" distL="0" distR="0" wp14:anchorId="6B0FCD55" wp14:editId="17361E3E">
             <wp:extent cx="5400040" cy="6695440"/>
@@ -36492,29 +34457,30 @@
         <w:rPr>
           <w:lang w:val="en-US"/>
         </w:rPr>
+        <w:t>Avance día 3:</w:t>
+      </w:r>
+    </w:p>
+    <w:p>
+      <w:pPr>
+        <w:pStyle w:val="Prrafodelista"/>
+        <w:rPr>
+          <w:lang w:val="en-US"/>
+        </w:rPr>
+      </w:pPr>
+    </w:p>
+    <w:p>
+      <w:pPr>
+        <w:pStyle w:val="Prrafodelista"/>
+        <w:rPr>
+          <w:lang w:val="en-US"/>
+        </w:rPr>
+      </w:pPr>
+      <w:r>
+        <w:rPr>
+          <w:noProof/>
+          <w:lang w:val="en-US"/>
+        </w:rPr>
         <w:lastRenderedPageBreak/>
-        <w:t>Avance día 3:</w:t>
-      </w:r>
-    </w:p>
-    <w:p>
-      <w:pPr>
-        <w:pStyle w:val="Prrafodelista"/>
-        <w:rPr>
-          <w:lang w:val="en-US"/>
-        </w:rPr>
-      </w:pPr>
-    </w:p>
-    <w:p>
-      <w:pPr>
-        <w:pStyle w:val="Prrafodelista"/>
-        <w:rPr>
-          <w:lang w:val="en-US"/>
-        </w:rPr>
-      </w:pPr>
-      <w:r>
-        <w:rPr>
-          <w:lang w:val="en-US"/>
-        </w:rPr>
         <w:drawing>
           <wp:inline distT="0" distB="0" distL="0" distR="0" wp14:anchorId="0223D208" wp14:editId="2A3C50D5">
             <wp:extent cx="5400040" cy="6695440"/>
@@ -36639,29 +34605,30 @@
         <w:rPr>
           <w:lang w:val="en-US"/>
         </w:rPr>
+        <w:t>Avance día 4:</w:t>
+      </w:r>
+    </w:p>
+    <w:p>
+      <w:pPr>
+        <w:pStyle w:val="Prrafodelista"/>
+        <w:rPr>
+          <w:lang w:val="en-US"/>
+        </w:rPr>
+      </w:pPr>
+    </w:p>
+    <w:p>
+      <w:pPr>
+        <w:pStyle w:val="Prrafodelista"/>
+        <w:rPr>
+          <w:lang w:val="en-US"/>
+        </w:rPr>
+      </w:pPr>
+      <w:r>
+        <w:rPr>
+          <w:noProof/>
+          <w:lang w:val="en-US"/>
+        </w:rPr>
         <w:lastRenderedPageBreak/>
-        <w:t>Avance día 4:</w:t>
-      </w:r>
-    </w:p>
-    <w:p>
-      <w:pPr>
-        <w:pStyle w:val="Prrafodelista"/>
-        <w:rPr>
-          <w:lang w:val="en-US"/>
-        </w:rPr>
-      </w:pPr>
-    </w:p>
-    <w:p>
-      <w:pPr>
-        <w:pStyle w:val="Prrafodelista"/>
-        <w:rPr>
-          <w:lang w:val="en-US"/>
-        </w:rPr>
-      </w:pPr>
-      <w:r>
-        <w:rPr>
-          <w:lang w:val="en-US"/>
-        </w:rPr>
         <w:drawing>
           <wp:inline distT="0" distB="0" distL="0" distR="0" wp14:anchorId="6790F24D" wp14:editId="4366F531">
             <wp:extent cx="5400040" cy="6787515"/>
@@ -36786,29 +34753,30 @@
         <w:rPr>
           <w:lang w:val="en-US"/>
         </w:rPr>
+        <w:t>Avance día 5:</w:t>
+      </w:r>
+    </w:p>
+    <w:p>
+      <w:pPr>
+        <w:pStyle w:val="Prrafodelista"/>
+        <w:rPr>
+          <w:lang w:val="en-US"/>
+        </w:rPr>
+      </w:pPr>
+    </w:p>
+    <w:p>
+      <w:pPr>
+        <w:pStyle w:val="Prrafodelista"/>
+        <w:rPr>
+          <w:lang w:val="en-US"/>
+        </w:rPr>
+      </w:pPr>
+      <w:r>
+        <w:rPr>
+          <w:noProof/>
+          <w:lang w:val="en-US"/>
+        </w:rPr>
         <w:lastRenderedPageBreak/>
-        <w:t>Avance día 5:</w:t>
-      </w:r>
-    </w:p>
-    <w:p>
-      <w:pPr>
-        <w:pStyle w:val="Prrafodelista"/>
-        <w:rPr>
-          <w:lang w:val="en-US"/>
-        </w:rPr>
-      </w:pPr>
-    </w:p>
-    <w:p>
-      <w:pPr>
-        <w:pStyle w:val="Prrafodelista"/>
-        <w:rPr>
-          <w:lang w:val="en-US"/>
-        </w:rPr>
-      </w:pPr>
-      <w:r>
-        <w:rPr>
-          <w:lang w:val="en-US"/>
-        </w:rPr>
         <w:drawing>
           <wp:inline distT="0" distB="0" distL="0" distR="0" wp14:anchorId="6B5871BF" wp14:editId="63B74EFB">
             <wp:extent cx="5400040" cy="6739890"/>
@@ -36933,29 +34901,30 @@
         <w:rPr>
           <w:lang w:val="en-US"/>
         </w:rPr>
+        <w:t>Avance día 6:</w:t>
+      </w:r>
+    </w:p>
+    <w:p>
+      <w:pPr>
+        <w:pStyle w:val="Prrafodelista"/>
+        <w:rPr>
+          <w:lang w:val="en-US"/>
+        </w:rPr>
+      </w:pPr>
+    </w:p>
+    <w:p>
+      <w:pPr>
+        <w:pStyle w:val="Prrafodelista"/>
+        <w:rPr>
+          <w:lang w:val="en-US"/>
+        </w:rPr>
+      </w:pPr>
+      <w:r>
+        <w:rPr>
+          <w:noProof/>
+          <w:lang w:val="en-US"/>
+        </w:rPr>
         <w:lastRenderedPageBreak/>
-        <w:t>Avance día 6:</w:t>
-      </w:r>
-    </w:p>
-    <w:p>
-      <w:pPr>
-        <w:pStyle w:val="Prrafodelista"/>
-        <w:rPr>
-          <w:lang w:val="en-US"/>
-        </w:rPr>
-      </w:pPr>
-    </w:p>
-    <w:p>
-      <w:pPr>
-        <w:pStyle w:val="Prrafodelista"/>
-        <w:rPr>
-          <w:lang w:val="en-US"/>
-        </w:rPr>
-      </w:pPr>
-      <w:r>
-        <w:rPr>
-          <w:lang w:val="en-US"/>
-        </w:rPr>
         <w:drawing>
           <wp:inline distT="0" distB="0" distL="0" distR="0" wp14:anchorId="3A8EE857" wp14:editId="2E90C553">
             <wp:extent cx="5400040" cy="6812915"/>
@@ -37080,7 +35049,6 @@
         <w:rPr>
           <w:lang w:val="en-US"/>
         </w:rPr>
-        <w:lastRenderedPageBreak/>
         <w:t>Avance día 7:</w:t>
       </w:r>
     </w:p>
@@ -37109,6 +35077,7 @@
       </w:pPr>
       <w:r>
         <w:rPr>
+          <w:noProof/>
           <w:lang w:val="en-US"/>
         </w:rPr>
         <w:drawing>
@@ -37243,6 +35212,7 @@
         <w:rPr>
           <w:lang w:val="en-US"/>
         </w:rPr>
+        <w:lastRenderedPageBreak/>
         <w:t>Avance día 8:</w:t>
       </w:r>
     </w:p>
@@ -37263,6 +35233,7 @@
       </w:pPr>
       <w:r>
         <w:rPr>
+          <w:noProof/>
           <w:lang w:val="en-US"/>
         </w:rPr>
         <w:drawing>
@@ -37364,29 +35335,30 @@
         <w:rPr>
           <w:lang w:val="en-US"/>
         </w:rPr>
+        <w:t>Avance día 9:</w:t>
+      </w:r>
+    </w:p>
+    <w:p>
+      <w:pPr>
+        <w:pStyle w:val="Prrafodelista"/>
+        <w:rPr>
+          <w:lang w:val="en-US"/>
+        </w:rPr>
+      </w:pPr>
+    </w:p>
+    <w:p>
+      <w:pPr>
+        <w:pStyle w:val="Prrafodelista"/>
+        <w:rPr>
+          <w:lang w:val="en-US"/>
+        </w:rPr>
+      </w:pPr>
+      <w:r>
+        <w:rPr>
+          <w:noProof/>
+          <w:lang w:val="en-US"/>
+        </w:rPr>
         <w:lastRenderedPageBreak/>
-        <w:t>Avance día 9:</w:t>
-      </w:r>
-    </w:p>
-    <w:p>
-      <w:pPr>
-        <w:pStyle w:val="Prrafodelista"/>
-        <w:rPr>
-          <w:lang w:val="en-US"/>
-        </w:rPr>
-      </w:pPr>
-    </w:p>
-    <w:p>
-      <w:pPr>
-        <w:pStyle w:val="Prrafodelista"/>
-        <w:rPr>
-          <w:lang w:val="en-US"/>
-        </w:rPr>
-      </w:pPr>
-      <w:r>
-        <w:rPr>
-          <w:lang w:val="en-US"/>
-        </w:rPr>
         <w:drawing>
           <wp:inline distT="0" distB="0" distL="0" distR="0" wp14:anchorId="31474355" wp14:editId="60760873">
             <wp:extent cx="5400040" cy="6784340"/>
@@ -37502,29 +35474,30 @@
         <w:rPr>
           <w:lang w:val="en-US"/>
         </w:rPr>
+        <w:t>Avance día 10:</w:t>
+      </w:r>
+    </w:p>
+    <w:p>
+      <w:pPr>
+        <w:pStyle w:val="Prrafodelista"/>
+        <w:rPr>
+          <w:lang w:val="en-US"/>
+        </w:rPr>
+      </w:pPr>
+    </w:p>
+    <w:p>
+      <w:pPr>
+        <w:pStyle w:val="Prrafodelista"/>
+        <w:rPr>
+          <w:lang w:val="en-US"/>
+        </w:rPr>
+      </w:pPr>
+      <w:r>
+        <w:rPr>
+          <w:noProof/>
+          <w:lang w:val="en-US"/>
+        </w:rPr>
         <w:lastRenderedPageBreak/>
-        <w:t>Avance día 10:</w:t>
-      </w:r>
-    </w:p>
-    <w:p>
-      <w:pPr>
-        <w:pStyle w:val="Prrafodelista"/>
-        <w:rPr>
-          <w:lang w:val="en-US"/>
-        </w:rPr>
-      </w:pPr>
-    </w:p>
-    <w:p>
-      <w:pPr>
-        <w:pStyle w:val="Prrafodelista"/>
-        <w:rPr>
-          <w:lang w:val="en-US"/>
-        </w:rPr>
-      </w:pPr>
-      <w:r>
-        <w:rPr>
-          <w:lang w:val="en-US"/>
-        </w:rPr>
         <w:drawing>
           <wp:inline distT="0" distB="0" distL="0" distR="0" wp14:anchorId="1C579D0B" wp14:editId="49D084B1">
             <wp:extent cx="5400040" cy="6757670"/>
@@ -37610,27 +35583,17 @@
         <w:t xml:space="preserve">Véase en </w:t>
       </w:r>
       <w:r>
-        <w:t>\</w:t>
-      </w:r>
-      <w:proofErr w:type="spellStart"/>
-      <w:r>
-        <w:t>ProyectoEcoWaste</w:t>
-      </w:r>
-      <w:proofErr w:type="spellEnd"/>
-      <w:r>
-        <w:t>\01 Documentación\Scrum</w:t>
+        <w:t>\ProyectoEcoWaste\01 Documentación\Scrum</w:t>
       </w:r>
       <w:r>
         <w:t>\Sprint I\</w:t>
       </w:r>
-      <w:proofErr w:type="spellStart"/>
       <w:r>
         <w:t>EcoWaste_</w:t>
       </w:r>
       <w:r>
         <w:t>Acta_Retrospectiva_Sprint</w:t>
       </w:r>
-      <w:proofErr w:type="spellEnd"/>
       <w:r>
         <w:t xml:space="preserve"> </w:t>
       </w:r>
@@ -37669,66 +35632,30 @@
           <w:szCs w:val="24"/>
           <w:lang w:val="es-PE"/>
         </w:rPr>
-        <w:t xml:space="preserve">Actualización de </w:t>
-      </w:r>
-      <w:proofErr w:type="spellStart"/>
-      <w:r>
-        <w:rPr>
-          <w:rFonts w:ascii="Times New Roman" w:eastAsia="Times New Roman" w:hAnsi="Times New Roman" w:cs="Times New Roman"/>
-          <w:b/>
-          <w:bCs/>
-          <w:color w:val="auto"/>
-          <w:sz w:val="24"/>
-          <w:szCs w:val="24"/>
+        <w:t>Actualización de product backlog</w:t>
+      </w:r>
+    </w:p>
+    <w:p>
+      <w:pPr>
+        <w:rPr>
           <w:lang w:val="es-PE"/>
         </w:rPr>
-        <w:t>product</w:t>
-      </w:r>
-      <w:proofErr w:type="spellEnd"/>
-      <w:r>
-        <w:rPr>
-          <w:rFonts w:ascii="Times New Roman" w:eastAsia="Times New Roman" w:hAnsi="Times New Roman" w:cs="Times New Roman"/>
-          <w:b/>
-          <w:bCs/>
-          <w:color w:val="auto"/>
-          <w:sz w:val="24"/>
-          <w:szCs w:val="24"/>
-          <w:lang w:val="es-PE"/>
-        </w:rPr>
-        <w:t xml:space="preserve"> backlog</w:t>
-      </w:r>
-    </w:p>
-    <w:p>
-      <w:pPr>
-        <w:rPr>
-          <w:lang w:val="es-PE"/>
-        </w:rPr>
       </w:pPr>
       <w:r>
         <w:t xml:space="preserve">Véase en </w:t>
       </w:r>
       <w:r>
-        <w:t>\</w:t>
-      </w:r>
-      <w:proofErr w:type="spellStart"/>
-      <w:r>
-        <w:t>ProyectoEcoWaste</w:t>
-      </w:r>
-      <w:proofErr w:type="spellEnd"/>
-      <w:r>
-        <w:t>\01 Documentación\Scrum</w:t>
+        <w:t>\ProyectoEcoWaste\01 Documentación\Scrum</w:t>
       </w:r>
       <w:r>
         <w:t>\Sprint I\</w:t>
       </w:r>
-      <w:proofErr w:type="spellStart"/>
       <w:r>
         <w:t>EcoWaste</w:t>
       </w:r>
       <w:r>
         <w:t>_Product_Backlog_Sprint</w:t>
       </w:r>
-      <w:proofErr w:type="spellEnd"/>
       <w:r>
         <w:t xml:space="preserve"> </w:t>
       </w:r>
@@ -37778,29 +35705,16 @@
         <w:t xml:space="preserve">Véase en </w:t>
       </w:r>
       <w:r>
+        <w:t>\ProyectoEcoWaste\01 Documentación\Scrum</w:t>
+      </w:r>
+      <w:r>
         <w:t>\</w:t>
       </w:r>
-      <w:proofErr w:type="spellStart"/>
-      <w:r>
-        <w:t>ProyectoEcoWaste</w:t>
-      </w:r>
-      <w:proofErr w:type="spellEnd"/>
-      <w:r>
-        <w:t>\01 Documentación\Scrum</w:t>
-      </w:r>
-      <w:r>
-        <w:t>\</w:t>
-      </w:r>
-      <w:proofErr w:type="spellStart"/>
       <w:r>
         <w:t>EcoWaste</w:t>
       </w:r>
       <w:r>
-        <w:t>_Casos</w:t>
-      </w:r>
-      <w:proofErr w:type="spellEnd"/>
-      <w:r>
-        <w:t xml:space="preserve"> de prueba</w:t>
+        <w:t>_Casos de prueba</w:t>
       </w:r>
     </w:p>
     <w:p>
@@ -44488,6 +42402,27 @@
 </file>
 
 <file path=customXml/item1.xml><?xml version="1.0" encoding="utf-8"?>
+<p:properties xmlns:p="http://schemas.microsoft.com/office/2006/metadata/properties" xmlns:xsi="http://www.w3.org/2001/XMLSchema-instance" xmlns:pc="http://schemas.microsoft.com/office/infopath/2007/PartnerControls">
+  <documentManagement>
+    <_activity xmlns="8c6df0ed-681c-4f62-a826-119ee155975a" xsi:nil="true"/>
+  </documentManagement>
+</p:properties>
+</file>
+
+<file path=customXml/item2.xml><?xml version="1.0" encoding="utf-8"?>
+<b:Sources xmlns:b="http://schemas.openxmlformats.org/officeDocument/2006/bibliography" xmlns="http://schemas.openxmlformats.org/officeDocument/2006/bibliography" SelectedStyle="\APASixthEditionOfficeOnline.xsl" StyleName="APA" Version="6"/>
+</file>
+
+<file path=customXml/item3.xml><?xml version="1.0" encoding="utf-8"?>
+<?mso-contentType ?>
+<FormTemplates xmlns="http://schemas.microsoft.com/sharepoint/v3/contenttype/forms">
+  <Display>DocumentLibraryForm</Display>
+  <Edit>DocumentLibraryForm</Edit>
+  <New>DocumentLibraryForm</New>
+</FormTemplates>
+</file>
+
+<file path=customXml/item4.xml><?xml version="1.0" encoding="utf-8"?>
 <ct:contentTypeSchema xmlns:ct="http://schemas.microsoft.com/office/2006/metadata/contentType" xmlns:ma="http://schemas.microsoft.com/office/2006/metadata/properties/metaAttributes" ct:_="" ma:_="" ma:contentTypeName="Document" ma:contentTypeID="0x01010079753805ED45C64791FB28C91669FBB9" ma:contentTypeVersion="10" ma:contentTypeDescription="Create a new document." ma:contentTypeScope="" ma:versionID="6a3f8d16e218d4b89d45457aca26150c">
   <xsd:schema xmlns:xsd="http://www.w3.org/2001/XMLSchema" xmlns:xs="http://www.w3.org/2001/XMLSchema" xmlns:p="http://schemas.microsoft.com/office/2006/metadata/properties" xmlns:ns3="8c6df0ed-681c-4f62-a826-119ee155975a" targetNamespace="http://schemas.microsoft.com/office/2006/metadata/properties" ma:root="true" ma:fieldsID="a0edbfc2885bf35985cba44adc0a7586" ns3:_="">
     <xsd:import namespace="8c6df0ed-681c-4f62-a826-119ee155975a"/>
@@ -44667,28 +42602,33 @@
 </ct:contentTypeSchema>
 </file>
 
-<file path=customXml/item2.xml><?xml version="1.0" encoding="utf-8"?>
-<?mso-contentType ?>
-<FormTemplates xmlns="http://schemas.microsoft.com/sharepoint/v3/contenttype/forms">
-  <Display>DocumentLibraryForm</Display>
-  <Edit>DocumentLibraryForm</Edit>
-  <New>DocumentLibraryForm</New>
-</FormTemplates>
+<file path=customXml/itemProps1.xml><?xml version="1.0" encoding="utf-8"?>
+<ds:datastoreItem xmlns:ds="http://schemas.openxmlformats.org/officeDocument/2006/customXml" ds:itemID="{C918C764-CB02-41D3-89A7-7E0496435E28}">
+  <ds:schemaRefs>
+    <ds:schemaRef ds:uri="http://schemas.microsoft.com/office/2006/metadata/properties"/>
+    <ds:schemaRef ds:uri="http://schemas.microsoft.com/office/infopath/2007/PartnerControls"/>
+    <ds:schemaRef ds:uri="8c6df0ed-681c-4f62-a826-119ee155975a"/>
+  </ds:schemaRefs>
+</ds:datastoreItem>
 </file>
 
-<file path=customXml/item3.xml><?xml version="1.0" encoding="utf-8"?>
-<b:Sources xmlns:b="http://schemas.openxmlformats.org/officeDocument/2006/bibliography" xmlns="http://schemas.openxmlformats.org/officeDocument/2006/bibliography" SelectedStyle="\APASixthEditionOfficeOnline.xsl" StyleName="APA" Version="6"/>
+<file path=customXml/itemProps2.xml><?xml version="1.0" encoding="utf-8"?>
+<ds:datastoreItem xmlns:ds="http://schemas.openxmlformats.org/officeDocument/2006/customXml" ds:itemID="{224B8BB0-0B1D-411D-AC61-898CA6F78199}">
+  <ds:schemaRefs>
+    <ds:schemaRef ds:uri="http://schemas.openxmlformats.org/officeDocument/2006/bibliography"/>
+  </ds:schemaRefs>
+</ds:datastoreItem>
 </file>
 
-<file path=customXml/item4.xml><?xml version="1.0" encoding="utf-8"?>
-<p:properties xmlns:p="http://schemas.microsoft.com/office/2006/metadata/properties" xmlns:xsi="http://www.w3.org/2001/XMLSchema-instance" xmlns:pc="http://schemas.microsoft.com/office/infopath/2007/PartnerControls">
-  <documentManagement>
-    <_activity xmlns="8c6df0ed-681c-4f62-a826-119ee155975a" xsi:nil="true"/>
-  </documentManagement>
-</p:properties>
+<file path=customXml/itemProps3.xml><?xml version="1.0" encoding="utf-8"?>
+<ds:datastoreItem xmlns:ds="http://schemas.openxmlformats.org/officeDocument/2006/customXml" ds:itemID="{F3FD5836-DD98-4975-B740-4789854CC8DB}">
+  <ds:schemaRefs>
+    <ds:schemaRef ds:uri="http://schemas.microsoft.com/sharepoint/v3/contenttype/forms"/>
+  </ds:schemaRefs>
+</ds:datastoreItem>
 </file>
 
-<file path=customXml/itemProps1.xml><?xml version="1.0" encoding="utf-8"?>
+<file path=customXml/itemProps4.xml><?xml version="1.0" encoding="utf-8"?>
 <ds:datastoreItem xmlns:ds="http://schemas.openxmlformats.org/officeDocument/2006/customXml" ds:itemID="{2720BC83-72A8-495E-AF5A-893E45E21368}">
   <ds:schemaRefs>
     <ds:schemaRef ds:uri="http://schemas.microsoft.com/office/2006/metadata/contentType"/>
@@ -44704,30 +42644,4 @@
     <ds:schemaRef ds:uri="http://schemas.microsoft.com/internal/obd"/>
   </ds:schemaRefs>
 </ds:datastoreItem>
-</file>
-
-<file path=customXml/itemProps2.xml><?xml version="1.0" encoding="utf-8"?>
-<ds:datastoreItem xmlns:ds="http://schemas.openxmlformats.org/officeDocument/2006/customXml" ds:itemID="{F3FD5836-DD98-4975-B740-4789854CC8DB}">
-  <ds:schemaRefs>
-    <ds:schemaRef ds:uri="http://schemas.microsoft.com/sharepoint/v3/contenttype/forms"/>
-  </ds:schemaRefs>
-</ds:datastoreItem>
-</file>
-
-<file path=customXml/itemProps3.xml><?xml version="1.0" encoding="utf-8"?>
-<ds:datastoreItem xmlns:ds="http://schemas.openxmlformats.org/officeDocument/2006/customXml" ds:itemID="{224B8BB0-0B1D-411D-AC61-898CA6F78199}">
-  <ds:schemaRefs>
-    <ds:schemaRef ds:uri="http://schemas.openxmlformats.org/officeDocument/2006/bibliography"/>
-  </ds:schemaRefs>
-</ds:datastoreItem>
-</file>
-
-<file path=customXml/itemProps4.xml><?xml version="1.0" encoding="utf-8"?>
-<ds:datastoreItem xmlns:ds="http://schemas.openxmlformats.org/officeDocument/2006/customXml" ds:itemID="{C918C764-CB02-41D3-89A7-7E0496435E28}">
-  <ds:schemaRefs>
-    <ds:schemaRef ds:uri="http://schemas.microsoft.com/office/2006/metadata/properties"/>
-    <ds:schemaRef ds:uri="http://schemas.microsoft.com/office/infopath/2007/PartnerControls"/>
-    <ds:schemaRef ds:uri="8c6df0ed-681c-4f62-a826-119ee155975a"/>
-  </ds:schemaRefs>
-</ds:datastoreItem>
 </file>
--- a/01 Documentación/01.01 Proyecto/Proyecto Final - DS1.docx
+++ b/01 Documentación/01.01 Proyecto/Proyecto Final - DS1.docx
@@ -22,7 +22,7 @@
           <w:lang w:val="es-PE" w:eastAsia="es-PE"/>
         </w:rPr>
         <w:drawing>
-          <wp:anchor distT="0" distB="0" distL="114300" distR="114300" simplePos="0" relativeHeight="251658240" behindDoc="0" locked="0" layoutInCell="1" allowOverlap="1" wp14:anchorId="4DB5DAC3" wp14:editId="6839349D">
+          <wp:anchor distT="0" distB="0" distL="114300" distR="114300" simplePos="0" relativeHeight="251658240" behindDoc="0" locked="0" layoutInCell="1" allowOverlap="1" wp14:anchorId="4DB5DAC3" wp14:editId="3955A54C">
             <wp:simplePos x="0" y="0"/>
             <wp:positionH relativeFrom="margin">
               <wp:align>center</wp:align>
@@ -888,7 +888,21 @@
         <w:rPr>
           <w:rFonts w:eastAsia="Times New Roman"/>
         </w:rPr>
-        <w:t>La constructora “Unión Allied”, se enfrenta a problemas para gestionar sus restos de materiales no utilizados (ladrillos, varillas, moldes, etc.), que terminan abandonado y al no existir un canal seguro para ofrecer estos residuos en muchas ocasiones son dejados en terminales no autorizados o vendidos de forma informal.</w:t>
+        <w:t xml:space="preserve">La constructora “Unión </w:t>
+      </w:r>
+      <w:proofErr w:type="spellStart"/>
+      <w:r>
+        <w:rPr>
+          <w:rFonts w:eastAsia="Times New Roman"/>
+        </w:rPr>
+        <w:t>Allied</w:t>
+      </w:r>
+      <w:proofErr w:type="spellEnd"/>
+      <w:r>
+        <w:rPr>
+          <w:rFonts w:eastAsia="Times New Roman"/>
+        </w:rPr>
+        <w:t>”, se enfrenta a problemas para gestionar sus restos de materiales no utilizados (ladrillos, varillas, moldes, etc.), que terminan abandonado y al no existir un canal seguro para ofrecer estos residuos en muchas ocasiones son dejados en terminales no autorizados o vendidos de forma informal.</w:t>
       </w:r>
     </w:p>
     <w:p>
@@ -932,7 +946,21 @@
         <w:rPr>
           <w:rFonts w:eastAsia="Times New Roman"/>
         </w:rPr>
-        <w:t>El proyecto se centrará en el diseño de una plataforma web, que permita a “Union Allied”, gestionar de forma eficiente sus residuos generados no utilizados. El software permitirá un registro empresarial y como persona natural, para garantizar la confianza de las transacciones y acuerdos dentro de la plataforma. El sistema permitirá la comunicación efectiva entre interesados, establecer precios estimados de los residuos promocionados, así como catálogo de materiales y medios de pago.</w:t>
+        <w:t xml:space="preserve">El proyecto se centrará en el diseño de una plataforma web, que permita a “Union </w:t>
+      </w:r>
+      <w:proofErr w:type="spellStart"/>
+      <w:r>
+        <w:rPr>
+          <w:rFonts w:eastAsia="Times New Roman"/>
+        </w:rPr>
+        <w:t>Allied</w:t>
+      </w:r>
+      <w:proofErr w:type="spellEnd"/>
+      <w:r>
+        <w:rPr>
+          <w:rFonts w:eastAsia="Times New Roman"/>
+        </w:rPr>
+        <w:t>”, gestionar de forma eficiente sus residuos generados no utilizados. El software permitirá un registro empresarial y como persona natural, para garantizar la confianza de las transacciones y acuerdos dentro de la plataforma. El sistema permitirá la comunicación efectiva entre interesados, establecer precios estimados de los residuos promocionados, así como catálogo de materiales y medios de pago.</w:t>
       </w:r>
     </w:p>
     <w:p>
@@ -947,7 +975,21 @@
         <w:rPr>
           <w:rFonts w:eastAsia="Times New Roman"/>
         </w:rPr>
-        <w:t>La plataforma denominada “EcoWaste”, permitirá reutilizar, comerciar y reducir materiales no utilizados de las obras de contratación. Asimismo, permitirá a la empresa generar beneficio económico resultado de la venta a bajo costo de residuos.</w:t>
+        <w:t>La plataforma denominada “</w:t>
+      </w:r>
+      <w:proofErr w:type="spellStart"/>
+      <w:r>
+        <w:rPr>
+          <w:rFonts w:eastAsia="Times New Roman"/>
+        </w:rPr>
+        <w:t>EcoWaste</w:t>
+      </w:r>
+      <w:proofErr w:type="spellEnd"/>
+      <w:r>
+        <w:rPr>
+          <w:rFonts w:eastAsia="Times New Roman"/>
+        </w:rPr>
+        <w:t>”, permitirá reutilizar, comerciar y reducir materiales no utilizados de las obras de contratación. Asimismo, permitirá a la empresa generar beneficio económico resultado de la venta a bajo costo de residuos.</w:t>
       </w:r>
     </w:p>
     <w:p>
@@ -1488,8 +1530,18 @@
                 <w:sz w:val="24"/>
                 <w:szCs w:val="24"/>
               </w:rPr>
-              <w:t>Diseño UI/UX, frontend, backend, base de datos, pasarela de pago, testing</w:t>
-            </w:r>
+              <w:t xml:space="preserve">Diseño UI/UX, frontend, backend, base de datos, pasarela de pago, </w:t>
+            </w:r>
+            <w:proofErr w:type="spellStart"/>
+            <w:r>
+              <w:rPr>
+                <w:rFonts w:ascii="Times New Roman" w:eastAsia="Times New Roman" w:hAnsi="Times New Roman" w:cs="Times New Roman"/>
+                <w:sz w:val="24"/>
+                <w:szCs w:val="24"/>
+              </w:rPr>
+              <w:t>testing</w:t>
+            </w:r>
+            <w:proofErr w:type="spellEnd"/>
           </w:p>
         </w:tc>
       </w:tr>
@@ -1621,7 +1673,25 @@
                 <w:sz w:val="24"/>
                 <w:szCs w:val="24"/>
               </w:rPr>
-              <w:t>Servidor cloud, dominio, certificado SSL, CDN</w:t>
+              <w:t xml:space="preserve">Servidor </w:t>
+            </w:r>
+            <w:proofErr w:type="spellStart"/>
+            <w:r>
+              <w:rPr>
+                <w:rFonts w:ascii="Times New Roman" w:eastAsia="Times New Roman" w:hAnsi="Times New Roman" w:cs="Times New Roman"/>
+                <w:sz w:val="24"/>
+                <w:szCs w:val="24"/>
+              </w:rPr>
+              <w:t>cloud</w:t>
+            </w:r>
+            <w:proofErr w:type="spellEnd"/>
+            <w:r>
+              <w:rPr>
+                <w:rFonts w:ascii="Times New Roman" w:eastAsia="Times New Roman" w:hAnsi="Times New Roman" w:cs="Times New Roman"/>
+                <w:sz w:val="24"/>
+                <w:szCs w:val="24"/>
+              </w:rPr>
+              <w:t>, dominio, certificado SSL, CDN</w:t>
             </w:r>
           </w:p>
         </w:tc>
@@ -3852,7 +3922,15 @@
         <w:spacing w:line="276" w:lineRule="auto"/>
       </w:pPr>
       <w:r>
-        <w:t xml:space="preserve">Definición de alcance (Scope Statement) </w:t>
+        <w:t xml:space="preserve">Definición de alcance (Scope </w:t>
+      </w:r>
+      <w:proofErr w:type="spellStart"/>
+      <w:r>
+        <w:t>Statement</w:t>
+      </w:r>
+      <w:proofErr w:type="spellEnd"/>
+      <w:r>
+        <w:t xml:space="preserve">) </w:t>
       </w:r>
     </w:p>
     <w:p>
@@ -3865,8 +3943,13 @@
         <w:spacing w:line="276" w:lineRule="auto"/>
       </w:pPr>
       <w:r>
-        <w:t>Identificación de stakeholders</w:t>
-      </w:r>
+        <w:t xml:space="preserve">Identificación de </w:t>
+      </w:r>
+      <w:proofErr w:type="spellStart"/>
+      <w:r>
+        <w:t>stakeholders</w:t>
+      </w:r>
+      <w:proofErr w:type="spellEnd"/>
     </w:p>
     <w:p>
       <w:pPr>
@@ -3885,6 +3968,7 @@
           <w:szCs w:val="24"/>
         </w:rPr>
       </w:pPr>
+      <w:proofErr w:type="spellStart"/>
       <w:r>
         <w:rPr>
           <w:rFonts w:ascii="Times New Roman" w:hAnsi="Times New Roman" w:cs="Times New Roman"/>
@@ -3896,6 +3980,7 @@
         </w:rPr>
         <w:t>Analisis</w:t>
       </w:r>
+      <w:proofErr w:type="spellEnd"/>
     </w:p>
     <w:p>
       <w:pPr>
@@ -4030,7 +4115,23 @@
         <w:ind w:left="2160"/>
       </w:pPr>
       <w:r>
-        <w:t xml:space="preserve">Historias de usuario (User Stories) </w:t>
+        <w:t>Historias de usuario (</w:t>
+      </w:r>
+      <w:proofErr w:type="spellStart"/>
+      <w:r>
+        <w:t>User</w:t>
+      </w:r>
+      <w:proofErr w:type="spellEnd"/>
+      <w:r>
+        <w:t xml:space="preserve"> </w:t>
+      </w:r>
+      <w:proofErr w:type="spellStart"/>
+      <w:r>
+        <w:t>Stories</w:t>
+      </w:r>
+      <w:proofErr w:type="spellEnd"/>
+      <w:r>
+        <w:t xml:space="preserve">) </w:t>
       </w:r>
     </w:p>
     <w:p>
@@ -4177,7 +4278,23 @@
         <w:ind w:left="2160"/>
       </w:pPr>
       <w:r>
-        <w:t xml:space="preserve">Prototipos UI/UX (wireframes y mockups en Figma) </w:t>
+        <w:t>Prototipos UI/UX (</w:t>
+      </w:r>
+      <w:proofErr w:type="spellStart"/>
+      <w:r>
+        <w:t>wireframes</w:t>
+      </w:r>
+      <w:proofErr w:type="spellEnd"/>
+      <w:r>
+        <w:t xml:space="preserve"> y mockups en </w:t>
+      </w:r>
+      <w:proofErr w:type="spellStart"/>
+      <w:r>
+        <w:t>Figma</w:t>
+      </w:r>
+      <w:proofErr w:type="spellEnd"/>
+      <w:r>
+        <w:t xml:space="preserve">) </w:t>
       </w:r>
     </w:p>
     <w:p>
@@ -4972,10 +5089,10 @@
           <w:lang w:val="es-PE" w:eastAsia="es-PE"/>
         </w:rPr>
         <w:drawing>
-          <wp:inline distT="0" distB="0" distL="0" distR="0" wp14:anchorId="27A83E2A" wp14:editId="0111476D">
-            <wp:extent cx="4352944" cy="3143250"/>
+          <wp:inline distT="0" distB="0" distL="0" distR="0" wp14:anchorId="7CB4D666" wp14:editId="4318266F">
+            <wp:extent cx="5394960" cy="2324100"/>
             <wp:effectExtent l="0" t="0" r="0" b="0"/>
-            <wp:docPr id="624580052" name="drawing"/>
+            <wp:docPr id="1943441728" name="Imagen 1"/>
             <wp:cNvGraphicFramePr>
               <a:graphicFrameLocks xmlns:a="http://schemas.openxmlformats.org/drawingml/2006/main" noChangeAspect="1"/>
             </wp:cNvGraphicFramePr>
@@ -4983,30 +5100,36 @@
               <a:graphicData uri="http://schemas.openxmlformats.org/drawingml/2006/picture">
                 <pic:pic xmlns:pic="http://schemas.openxmlformats.org/drawingml/2006/picture">
                   <pic:nvPicPr>
-                    <pic:cNvPr id="624580052" name="Picture 624580052"/>
-                    <pic:cNvPicPr/>
+                    <pic:cNvPr id="0" name="Picture 1"/>
+                    <pic:cNvPicPr>
+                      <a:picLocks noChangeAspect="1" noChangeArrowheads="1"/>
+                    </pic:cNvPicPr>
                   </pic:nvPicPr>
                   <pic:blipFill>
-                    <a:blip r:embed="rId14">
+                    <a:blip r:embed="rId14" cstate="print">
                       <a:extLst>
                         <a:ext uri="{28A0092B-C50C-407E-A947-70E740481C1C}">
-                          <a14:useLocalDpi xmlns:a14="http://schemas.microsoft.com/office/drawing/2010/main"/>
+                          <a14:useLocalDpi xmlns:a14="http://schemas.microsoft.com/office/drawing/2010/main" val="0"/>
                         </a:ext>
                       </a:extLst>
                     </a:blip>
-                    <a:srcRect r="19400"/>
+                    <a:srcRect/>
                     <a:stretch>
                       <a:fillRect/>
                     </a:stretch>
                   </pic:blipFill>
-                  <pic:spPr>
+                  <pic:spPr bwMode="auto">
                     <a:xfrm>
                       <a:off x="0" y="0"/>
-                      <a:ext cx="4352944" cy="3143250"/>
+                      <a:ext cx="5394960" cy="2324100"/>
                     </a:xfrm>
                     <a:prstGeom prst="rect">
                       <a:avLst/>
                     </a:prstGeom>
+                    <a:noFill/>
+                    <a:ln>
+                      <a:noFill/>
+                    </a:ln>
                   </pic:spPr>
                 </pic:pic>
               </a:graphicData>
@@ -5101,20 +5224,30 @@
         </w:rPr>
         <w:t>\</w:t>
       </w:r>
+      <w:proofErr w:type="spellStart"/>
       <w:r>
         <w:rPr>
           <w:rFonts w:ascii="Times New Roman" w:eastAsia="Times New Roman" w:hAnsi="Times New Roman" w:cs="Times New Roman"/>
           <w:sz w:val="24"/>
           <w:szCs w:val="24"/>
         </w:rPr>
-        <w:t xml:space="preserve">PY_Cronograma </w:t>
-      </w:r>
+        <w:t>PY_Cronograma</w:t>
+      </w:r>
+      <w:proofErr w:type="spellEnd"/>
       <w:r>
         <w:rPr>
           <w:rFonts w:ascii="Times New Roman" w:eastAsia="Times New Roman" w:hAnsi="Times New Roman" w:cs="Times New Roman"/>
           <w:sz w:val="24"/>
           <w:szCs w:val="24"/>
         </w:rPr>
+        <w:t xml:space="preserve"> </w:t>
+      </w:r>
+      <w:r>
+        <w:rPr>
+          <w:rFonts w:ascii="Times New Roman" w:eastAsia="Times New Roman" w:hAnsi="Times New Roman" w:cs="Times New Roman"/>
+          <w:sz w:val="24"/>
+          <w:szCs w:val="24"/>
+        </w:rPr>
         <w:t>–</w:t>
       </w:r>
       <w:r>
@@ -5123,16 +5256,26 @@
           <w:sz w:val="24"/>
           <w:szCs w:val="24"/>
         </w:rPr>
-        <w:t xml:space="preserve"> EcoWaste</w:t>
-      </w:r>
+        <w:t xml:space="preserve"> </w:t>
+      </w:r>
+      <w:proofErr w:type="spellStart"/>
       <w:r>
         <w:rPr>
           <w:rFonts w:ascii="Times New Roman" w:eastAsia="Times New Roman" w:hAnsi="Times New Roman" w:cs="Times New Roman"/>
           <w:sz w:val="24"/>
           <w:szCs w:val="24"/>
         </w:rPr>
+        <w:t>EcoWaste</w:t>
+      </w:r>
+      <w:r>
+        <w:rPr>
+          <w:rFonts w:ascii="Times New Roman" w:eastAsia="Times New Roman" w:hAnsi="Times New Roman" w:cs="Times New Roman"/>
+          <w:sz w:val="24"/>
+          <w:szCs w:val="24"/>
+        </w:rPr>
         <w:t>.mpp</w:t>
       </w:r>
+      <w:proofErr w:type="spellEnd"/>
     </w:p>
     <w:p>
       <w:pPr>
@@ -5264,8 +5407,18 @@
                 <w:szCs w:val="24"/>
                 <w:lang w:val="es-ES"/>
               </w:rPr>
-              <w:t>Eco-waste</w:t>
-            </w:r>
+              <w:t>Eco-</w:t>
+            </w:r>
+            <w:proofErr w:type="spellStart"/>
+            <w:r>
+              <w:rPr>
+                <w:rFonts w:eastAsia="Times New Roman" w:cs="Times New Roman"/>
+                <w:szCs w:val="24"/>
+                <w:lang w:val="es-ES"/>
+              </w:rPr>
+              <w:t>waste</w:t>
+            </w:r>
+            <w:proofErr w:type="spellEnd"/>
           </w:p>
         </w:tc>
         <w:tc>
@@ -5821,7 +5974,29 @@
                 <w:color w:val="1F1F1F"/>
                 <w:szCs w:val="24"/>
               </w:rPr>
-              <w:t>Suscripción IA (Copilot/GPT-4)</w:t>
+              <w:t>Suscripción IA (</w:t>
+            </w:r>
+            <w:proofErr w:type="spellStart"/>
+            <w:r>
+              <w:rPr>
+                <w:rFonts w:eastAsia="Times New Roman" w:cs="Times New Roman"/>
+                <w:b/>
+                <w:bCs/>
+                <w:color w:val="1F1F1F"/>
+                <w:szCs w:val="24"/>
+              </w:rPr>
+              <w:t>Copilot</w:t>
+            </w:r>
+            <w:proofErr w:type="spellEnd"/>
+            <w:r>
+              <w:rPr>
+                <w:rFonts w:eastAsia="Times New Roman" w:cs="Times New Roman"/>
+                <w:b/>
+                <w:bCs/>
+                <w:color w:val="1F1F1F"/>
+                <w:szCs w:val="24"/>
+              </w:rPr>
+              <w:t>/GPT-4)</w:t>
             </w:r>
           </w:p>
         </w:tc>
@@ -6195,7 +6370,29 @@
                 <w:color w:val="1F1F1F"/>
                 <w:szCs w:val="24"/>
               </w:rPr>
-              <w:t>Licencia Figma Starter</w:t>
+              <w:t xml:space="preserve">Licencia </w:t>
+            </w:r>
+            <w:proofErr w:type="spellStart"/>
+            <w:r>
+              <w:rPr>
+                <w:rFonts w:eastAsia="Times New Roman" w:cs="Times New Roman"/>
+                <w:b/>
+                <w:bCs/>
+                <w:color w:val="1F1F1F"/>
+                <w:szCs w:val="24"/>
+              </w:rPr>
+              <w:t>Figma</w:t>
+            </w:r>
+            <w:proofErr w:type="spellEnd"/>
+            <w:r>
+              <w:rPr>
+                <w:rFonts w:eastAsia="Times New Roman" w:cs="Times New Roman"/>
+                <w:b/>
+                <w:bCs/>
+                <w:color w:val="1F1F1F"/>
+                <w:szCs w:val="24"/>
+              </w:rPr>
+              <w:t xml:space="preserve"> Starter</w:t>
             </w:r>
           </w:p>
         </w:tc>
@@ -6393,7 +6590,29 @@
                 <w:color w:val="1F1F1F"/>
                 <w:szCs w:val="24"/>
               </w:rPr>
-              <w:t>Desarrollador Fullstack (Senior)</w:t>
+              <w:t xml:space="preserve">Desarrollador </w:t>
+            </w:r>
+            <w:proofErr w:type="spellStart"/>
+            <w:r>
+              <w:rPr>
+                <w:rFonts w:eastAsia="Times New Roman" w:cs="Times New Roman"/>
+                <w:b/>
+                <w:bCs/>
+                <w:color w:val="1F1F1F"/>
+                <w:szCs w:val="24"/>
+              </w:rPr>
+              <w:t>Fullstack</w:t>
+            </w:r>
+            <w:proofErr w:type="spellEnd"/>
+            <w:r>
+              <w:rPr>
+                <w:rFonts w:eastAsia="Times New Roman" w:cs="Times New Roman"/>
+                <w:b/>
+                <w:bCs/>
+                <w:color w:val="1F1F1F"/>
+                <w:szCs w:val="24"/>
+              </w:rPr>
+              <w:t xml:space="preserve"> (Senior)</w:t>
             </w:r>
           </w:p>
         </w:tc>
@@ -6870,63 +7089,11 @@
                 <w:color w:val="1F1F1F"/>
                 <w:szCs w:val="24"/>
               </w:rPr>
-              <w:t>P4. Testing</w:t>
-            </w:r>
-          </w:p>
-        </w:tc>
-        <w:tc>
-          <w:tcPr>
-            <w:tcW w:w="1344" w:type="dxa"/>
-          </w:tcPr>
-          <w:p>
-            <w:pPr>
-              <w:spacing w:line="276" w:lineRule="auto"/>
-              <w:rPr>
-                <w:rFonts w:eastAsia="Times New Roman" w:cs="Times New Roman"/>
-                <w:color w:val="1F1F1F"/>
-                <w:szCs w:val="24"/>
-              </w:rPr>
-            </w:pPr>
-            <w:r>
-              <w:rPr>
-                <w:rFonts w:eastAsia="Times New Roman" w:cs="Times New Roman"/>
-                <w:color w:val="1F1F1F"/>
-                <w:szCs w:val="24"/>
-              </w:rPr>
-              <w:t>Pruebas de Calidad y Despliegue</w:t>
-            </w:r>
-          </w:p>
-        </w:tc>
-        <w:tc>
-          <w:tcPr>
-            <w:tcW w:w="1134" w:type="dxa"/>
-          </w:tcPr>
-          <w:p>
-            <w:pPr>
-              <w:spacing w:line="276" w:lineRule="auto"/>
-              <w:rPr>
-                <w:rFonts w:eastAsia="Times New Roman" w:cs="Times New Roman"/>
-                <w:color w:val="1F1F1F"/>
-                <w:szCs w:val="24"/>
-              </w:rPr>
-            </w:pPr>
-            <w:r>
-              <w:rPr>
-                <w:rFonts w:eastAsia="Times New Roman" w:cs="Times New Roman"/>
-                <w:color w:val="1F1F1F"/>
-                <w:szCs w:val="24"/>
-              </w:rPr>
-              <w:t>Materiales</w:t>
-            </w:r>
-          </w:p>
-        </w:tc>
-        <w:tc>
-          <w:tcPr>
-            <w:tcW w:w="1943" w:type="dxa"/>
-          </w:tcPr>
-          <w:p>
-            <w:pPr>
-              <w:spacing w:line="276" w:lineRule="auto"/>
+              <w:lastRenderedPageBreak/>
+              <w:t xml:space="preserve">P4. </w:t>
+            </w:r>
+            <w:proofErr w:type="spellStart"/>
+            <w:r>
               <w:rPr>
                 <w:rFonts w:eastAsia="Times New Roman" w:cs="Times New Roman"/>
                 <w:b/>
@@ -6934,8 +7101,64 @@
                 <w:color w:val="1F1F1F"/>
                 <w:szCs w:val="24"/>
               </w:rPr>
-            </w:pPr>
-            <w:r>
+              <w:t>Testing</w:t>
+            </w:r>
+            <w:proofErr w:type="spellEnd"/>
+          </w:p>
+        </w:tc>
+        <w:tc>
+          <w:tcPr>
+            <w:tcW w:w="1344" w:type="dxa"/>
+          </w:tcPr>
+          <w:p>
+            <w:pPr>
+              <w:spacing w:line="276" w:lineRule="auto"/>
+              <w:rPr>
+                <w:rFonts w:eastAsia="Times New Roman" w:cs="Times New Roman"/>
+                <w:color w:val="1F1F1F"/>
+                <w:szCs w:val="24"/>
+              </w:rPr>
+            </w:pPr>
+            <w:r>
+              <w:rPr>
+                <w:rFonts w:eastAsia="Times New Roman" w:cs="Times New Roman"/>
+                <w:color w:val="1F1F1F"/>
+                <w:szCs w:val="24"/>
+              </w:rPr>
+              <w:t>Pruebas de Calidad y Despliegue</w:t>
+            </w:r>
+          </w:p>
+        </w:tc>
+        <w:tc>
+          <w:tcPr>
+            <w:tcW w:w="1134" w:type="dxa"/>
+          </w:tcPr>
+          <w:p>
+            <w:pPr>
+              <w:spacing w:line="276" w:lineRule="auto"/>
+              <w:rPr>
+                <w:rFonts w:eastAsia="Times New Roman" w:cs="Times New Roman"/>
+                <w:color w:val="1F1F1F"/>
+                <w:szCs w:val="24"/>
+              </w:rPr>
+            </w:pPr>
+            <w:r>
+              <w:rPr>
+                <w:rFonts w:eastAsia="Times New Roman" w:cs="Times New Roman"/>
+                <w:color w:val="1F1F1F"/>
+                <w:szCs w:val="24"/>
+              </w:rPr>
+              <w:t>Materiales</w:t>
+            </w:r>
+          </w:p>
+        </w:tc>
+        <w:tc>
+          <w:tcPr>
+            <w:tcW w:w="1943" w:type="dxa"/>
+          </w:tcPr>
+          <w:p>
+            <w:pPr>
+              <w:spacing w:line="276" w:lineRule="auto"/>
               <w:rPr>
                 <w:rFonts w:eastAsia="Times New Roman" w:cs="Times New Roman"/>
                 <w:b/>
@@ -6943,7 +7166,60 @@
                 <w:color w:val="1F1F1F"/>
                 <w:szCs w:val="24"/>
               </w:rPr>
-              <w:t>Servidor de Pruebas (One-time setup)</w:t>
+            </w:pPr>
+            <w:r>
+              <w:rPr>
+                <w:rFonts w:eastAsia="Times New Roman" w:cs="Times New Roman"/>
+                <w:b/>
+                <w:bCs/>
+                <w:color w:val="1F1F1F"/>
+                <w:szCs w:val="24"/>
+              </w:rPr>
+              <w:t>Servidor de Pruebas (</w:t>
+            </w:r>
+            <w:proofErr w:type="spellStart"/>
+            <w:r>
+              <w:rPr>
+                <w:rFonts w:eastAsia="Times New Roman" w:cs="Times New Roman"/>
+                <w:b/>
+                <w:bCs/>
+                <w:color w:val="1F1F1F"/>
+                <w:szCs w:val="24"/>
+              </w:rPr>
+              <w:t>One</w:t>
+            </w:r>
+            <w:proofErr w:type="spellEnd"/>
+            <w:r>
+              <w:rPr>
+                <w:rFonts w:eastAsia="Times New Roman" w:cs="Times New Roman"/>
+                <w:b/>
+                <w:bCs/>
+                <w:color w:val="1F1F1F"/>
+                <w:szCs w:val="24"/>
+              </w:rPr>
+              <w:t xml:space="preserve">-time </w:t>
+            </w:r>
+            <w:proofErr w:type="spellStart"/>
+            <w:r>
+              <w:rPr>
+                <w:rFonts w:eastAsia="Times New Roman" w:cs="Times New Roman"/>
+                <w:b/>
+                <w:bCs/>
+                <w:color w:val="1F1F1F"/>
+                <w:szCs w:val="24"/>
+              </w:rPr>
+              <w:t>setup</w:t>
+            </w:r>
+            <w:proofErr w:type="spellEnd"/>
+            <w:r>
+              <w:rPr>
+                <w:rFonts w:eastAsia="Times New Roman" w:cs="Times New Roman"/>
+                <w:b/>
+                <w:bCs/>
+                <w:color w:val="1F1F1F"/>
+                <w:szCs w:val="24"/>
+              </w:rPr>
+              <w:t>)</w:t>
             </w:r>
           </w:p>
         </w:tc>
@@ -7894,7 +8170,15 @@
         <w:spacing w:line="276" w:lineRule="auto"/>
       </w:pPr>
       <w:r>
-        <w:t xml:space="preserve">Definición de alcance (Scope Statement) </w:t>
+        <w:t xml:space="preserve">Definición de alcance (Scope </w:t>
+      </w:r>
+      <w:proofErr w:type="spellStart"/>
+      <w:r>
+        <w:t>Statement</w:t>
+      </w:r>
+      <w:proofErr w:type="spellEnd"/>
+      <w:r>
+        <w:t xml:space="preserve">) </w:t>
       </w:r>
     </w:p>
     <w:p>
@@ -7907,8 +8191,13 @@
         <w:spacing w:line="276" w:lineRule="auto"/>
       </w:pPr>
       <w:r>
-        <w:t>Identificación de stakeholders</w:t>
-      </w:r>
+        <w:t xml:space="preserve">Identificación de </w:t>
+      </w:r>
+      <w:proofErr w:type="spellStart"/>
+      <w:r>
+        <w:t>stakeholders</w:t>
+      </w:r>
+      <w:proofErr w:type="spellEnd"/>
     </w:p>
     <w:p>
       <w:pPr>
@@ -8072,7 +8361,23 @@
         <w:ind w:left="2160"/>
       </w:pPr>
       <w:r>
-        <w:t xml:space="preserve">Historias de usuario (User Stories) </w:t>
+        <w:t>Historias de usuario (</w:t>
+      </w:r>
+      <w:proofErr w:type="spellStart"/>
+      <w:r>
+        <w:t>User</w:t>
+      </w:r>
+      <w:proofErr w:type="spellEnd"/>
+      <w:r>
+        <w:t xml:space="preserve"> </w:t>
+      </w:r>
+      <w:proofErr w:type="spellStart"/>
+      <w:r>
+        <w:t>Stories</w:t>
+      </w:r>
+      <w:proofErr w:type="spellEnd"/>
+      <w:r>
+        <w:t xml:space="preserve">) </w:t>
       </w:r>
     </w:p>
     <w:p>
@@ -8115,7 +8420,6 @@
           <w:sz w:val="24"/>
           <w:szCs w:val="24"/>
         </w:rPr>
-        <w:lastRenderedPageBreak/>
         <w:t>Diseño</w:t>
       </w:r>
     </w:p>
@@ -8206,6 +8510,7 @@
         <w:rPr>
           <w:rFonts w:eastAsia="Times New Roman"/>
         </w:rPr>
+        <w:lastRenderedPageBreak/>
         <w:t>Salidas</w:t>
       </w:r>
     </w:p>
@@ -8220,7 +8525,23 @@
         <w:ind w:left="2160"/>
       </w:pPr>
       <w:r>
-        <w:t xml:space="preserve">Prototipos UI/UX (wireframes y mockups en Figma) </w:t>
+        <w:t>Prototipos UI/UX (</w:t>
+      </w:r>
+      <w:proofErr w:type="spellStart"/>
+      <w:r>
+        <w:t>wireframes</w:t>
+      </w:r>
+      <w:proofErr w:type="spellEnd"/>
+      <w:r>
+        <w:t xml:space="preserve"> y mockups en </w:t>
+      </w:r>
+      <w:proofErr w:type="spellStart"/>
+      <w:r>
+        <w:t>Figma</w:t>
+      </w:r>
+      <w:proofErr w:type="spellEnd"/>
+      <w:r>
+        <w:t xml:space="preserve">) </w:t>
       </w:r>
     </w:p>
     <w:p>
@@ -8645,8 +8966,19 @@
                 <w:sz w:val="24"/>
                 <w:szCs w:val="24"/>
               </w:rPr>
-              <w:t>Falta de levantamiento adecuado con stakeholders</w:t>
-            </w:r>
+              <w:t xml:space="preserve">Falta de levantamiento adecuado con </w:t>
+            </w:r>
+            <w:proofErr w:type="spellStart"/>
+            <w:r>
+              <w:rPr>
+                <w:rFonts w:ascii="Times New Roman" w:eastAsia="Times New Roman" w:hAnsi="Times New Roman" w:cs="Times New Roman"/>
+                <w:color w:val="000000" w:themeColor="text1"/>
+                <w:sz w:val="24"/>
+                <w:szCs w:val="24"/>
+              </w:rPr>
+              <w:t>stakeholders</w:t>
+            </w:r>
+            <w:proofErr w:type="spellEnd"/>
           </w:p>
         </w:tc>
       </w:tr>
@@ -9221,6 +9553,7 @@
                 <w:szCs w:val="24"/>
               </w:rPr>
             </w:pPr>
+            <w:proofErr w:type="spellStart"/>
             <w:r>
               <w:rPr>
                 <w:rFonts w:ascii="Times New Roman" w:eastAsia="Times New Roman" w:hAnsi="Times New Roman" w:cs="Times New Roman"/>
@@ -9228,7 +9561,17 @@
                 <w:sz w:val="24"/>
                 <w:szCs w:val="24"/>
               </w:rPr>
-              <w:t>Stakeholders finales (producto inconsistente)</w:t>
+              <w:t>Stakeholders</w:t>
+            </w:r>
+            <w:proofErr w:type="spellEnd"/>
+            <w:r>
+              <w:rPr>
+                <w:rFonts w:ascii="Times New Roman" w:eastAsia="Times New Roman" w:hAnsi="Times New Roman" w:cs="Times New Roman"/>
+                <w:color w:val="000000" w:themeColor="text1"/>
+                <w:sz w:val="24"/>
+                <w:szCs w:val="24"/>
+              </w:rPr>
+              <w:t xml:space="preserve"> finales (producto inconsistente)</w:t>
             </w:r>
           </w:p>
         </w:tc>
@@ -9969,7 +10312,6 @@
                 <w:sz w:val="24"/>
                 <w:szCs w:val="24"/>
               </w:rPr>
-              <w:lastRenderedPageBreak/>
               <w:t>Congelar temporalmente nuevos requerimientos</w:t>
             </w:r>
           </w:p>
@@ -10185,6 +10527,7 @@
                 <w:szCs w:val="24"/>
               </w:rPr>
             </w:pPr>
+            <w:proofErr w:type="spellStart"/>
             <w:r>
               <w:rPr>
                 <w:rFonts w:ascii="Times New Roman" w:eastAsia="Times New Roman" w:hAnsi="Times New Roman" w:cs="Times New Roman"/>
@@ -10194,6 +10537,7 @@
               </w:rPr>
               <w:t>Stakeholders</w:t>
             </w:r>
+            <w:proofErr w:type="spellEnd"/>
           </w:p>
         </w:tc>
       </w:tr>
@@ -10224,6 +10568,7 @@
           <w:sz w:val="24"/>
           <w:szCs w:val="24"/>
         </w:rPr>
+        <w:lastRenderedPageBreak/>
         <w:t>GESTIÓN DE REQUISITOS</w:t>
       </w:r>
     </w:p>
@@ -10507,6 +10852,7 @@
               </w:rPr>
               <w:t xml:space="preserve"> </w:t>
             </w:r>
+            <w:proofErr w:type="spellStart"/>
             <w:r>
               <w:rPr>
                 <w:rFonts w:eastAsia="Times New Roman" w:cs="Times New Roman"/>
@@ -10515,6 +10861,7 @@
               </w:rPr>
               <w:t>EWPlan</w:t>
             </w:r>
+            <w:proofErr w:type="spellEnd"/>
             <w:r>
               <w:rPr>
                 <w:rFonts w:eastAsia="Times New Roman" w:cs="Times New Roman"/>
@@ -10867,7 +11214,25 @@
                 <w:sz w:val="24"/>
                 <w:szCs w:val="24"/>
               </w:rPr>
-              <w:t xml:space="preserve">Definir stakeholders clave (cliente, usuarios finales, negocio, TI). </w:t>
+              <w:t xml:space="preserve">Definir </w:t>
+            </w:r>
+            <w:proofErr w:type="spellStart"/>
+            <w:r>
+              <w:rPr>
+                <w:rFonts w:ascii="Times New Roman" w:eastAsia="Times New Roman" w:hAnsi="Times New Roman" w:cs="Times New Roman"/>
+                <w:sz w:val="24"/>
+                <w:szCs w:val="24"/>
+              </w:rPr>
+              <w:t>stakeholders</w:t>
+            </w:r>
+            <w:proofErr w:type="spellEnd"/>
+            <w:r>
+              <w:rPr>
+                <w:rFonts w:ascii="Times New Roman" w:eastAsia="Times New Roman" w:hAnsi="Times New Roman" w:cs="Times New Roman"/>
+                <w:sz w:val="24"/>
+                <w:szCs w:val="24"/>
+              </w:rPr>
+              <w:t xml:space="preserve"> clave (cliente, usuarios finales, negocio, TI). </w:t>
             </w:r>
           </w:p>
           <w:p>
@@ -10890,7 +11255,25 @@
                 <w:sz w:val="24"/>
                 <w:szCs w:val="24"/>
               </w:rPr>
-              <w:t xml:space="preserve">Calendarizar entrevistas, workshops y sesiones de discovery. </w:t>
+              <w:t xml:space="preserve">Calendarizar entrevistas, workshops y sesiones de </w:t>
+            </w:r>
+            <w:proofErr w:type="spellStart"/>
+            <w:r>
+              <w:rPr>
+                <w:rFonts w:ascii="Times New Roman" w:eastAsia="Times New Roman" w:hAnsi="Times New Roman" w:cs="Times New Roman"/>
+                <w:sz w:val="24"/>
+                <w:szCs w:val="24"/>
+              </w:rPr>
+              <w:t>discovery</w:t>
+            </w:r>
+            <w:proofErr w:type="spellEnd"/>
+            <w:r>
+              <w:rPr>
+                <w:rFonts w:ascii="Times New Roman" w:eastAsia="Times New Roman" w:hAnsi="Times New Roman" w:cs="Times New Roman"/>
+                <w:sz w:val="24"/>
+                <w:szCs w:val="24"/>
+              </w:rPr>
+              <w:t xml:space="preserve">. </w:t>
             </w:r>
           </w:p>
           <w:p>
@@ -10948,7 +11331,29 @@
                 <w:sz w:val="24"/>
                 <w:szCs w:val="24"/>
               </w:rPr>
-              <w:t>Documento inicial de requerimientos (baseline v1)</w:t>
+              <w:t>Documento inicial de requerimientos (</w:t>
+            </w:r>
+            <w:proofErr w:type="spellStart"/>
+            <w:r>
+              <w:rPr>
+                <w:rFonts w:ascii="Times New Roman" w:eastAsia="Times New Roman" w:hAnsi="Times New Roman" w:cs="Times New Roman"/>
+                <w:b/>
+                <w:bCs/>
+                <w:sz w:val="24"/>
+                <w:szCs w:val="24"/>
+              </w:rPr>
+              <w:t>baseline</w:t>
+            </w:r>
+            <w:proofErr w:type="spellEnd"/>
+            <w:r>
+              <w:rPr>
+                <w:rFonts w:ascii="Times New Roman" w:eastAsia="Times New Roman" w:hAnsi="Times New Roman" w:cs="Times New Roman"/>
+                <w:b/>
+                <w:bCs/>
+                <w:sz w:val="24"/>
+                <w:szCs w:val="24"/>
+              </w:rPr>
+              <w:t xml:space="preserve"> v1)</w:t>
             </w:r>
           </w:p>
         </w:tc>
@@ -11009,7 +11414,25 @@
                 <w:sz w:val="24"/>
                 <w:szCs w:val="24"/>
               </w:rPr>
-              <w:t xml:space="preserve">Registrar todos los requisitos en una herramienta (Jira, Notion, Azure DevOps). </w:t>
+              <w:t xml:space="preserve">Registrar todos los requisitos en una herramienta (Jira, </w:t>
+            </w:r>
+            <w:proofErr w:type="spellStart"/>
+            <w:r>
+              <w:rPr>
+                <w:rFonts w:ascii="Times New Roman" w:eastAsia="Times New Roman" w:hAnsi="Times New Roman" w:cs="Times New Roman"/>
+                <w:sz w:val="24"/>
+                <w:szCs w:val="24"/>
+              </w:rPr>
+              <w:t>Notion</w:t>
+            </w:r>
+            <w:proofErr w:type="spellEnd"/>
+            <w:r>
+              <w:rPr>
+                <w:rFonts w:ascii="Times New Roman" w:eastAsia="Times New Roman" w:hAnsi="Times New Roman" w:cs="Times New Roman"/>
+                <w:sz w:val="24"/>
+                <w:szCs w:val="24"/>
+              </w:rPr>
+              <w:t xml:space="preserve">, Azure DevOps). </w:t>
             </w:r>
           </w:p>
           <w:p>
@@ -11221,8 +11644,20 @@
                 <w:sz w:val="24"/>
                 <w:szCs w:val="24"/>
               </w:rPr>
-              <w:t>Procedimiento 3: Validación iterativa con stakeholders</w:t>
-            </w:r>
+              <w:t xml:space="preserve">Procedimiento 3: Validación iterativa con </w:t>
+            </w:r>
+            <w:proofErr w:type="spellStart"/>
+            <w:r>
+              <w:rPr>
+                <w:rFonts w:ascii="Times New Roman" w:eastAsia="Times New Roman" w:hAnsi="Times New Roman" w:cs="Times New Roman"/>
+                <w:b/>
+                <w:bCs/>
+                <w:sz w:val="24"/>
+                <w:szCs w:val="24"/>
+              </w:rPr>
+              <w:t>stakeholders</w:t>
+            </w:r>
+            <w:proofErr w:type="spellEnd"/>
           </w:p>
           <w:p>
             <w:pPr>
@@ -11267,7 +11702,25 @@
                 <w:sz w:val="24"/>
                 <w:szCs w:val="24"/>
               </w:rPr>
-              <w:t xml:space="preserve">Validar prototipos (Figma) y flujos antes de documentar en firme. </w:t>
+              <w:t>Validar prototipos (</w:t>
+            </w:r>
+            <w:proofErr w:type="spellStart"/>
+            <w:r>
+              <w:rPr>
+                <w:rFonts w:ascii="Times New Roman" w:eastAsia="Times New Roman" w:hAnsi="Times New Roman" w:cs="Times New Roman"/>
+                <w:sz w:val="24"/>
+                <w:szCs w:val="24"/>
+              </w:rPr>
+              <w:t>Figma</w:t>
+            </w:r>
+            <w:proofErr w:type="spellEnd"/>
+            <w:r>
+              <w:rPr>
+                <w:rFonts w:ascii="Times New Roman" w:eastAsia="Times New Roman" w:hAnsi="Times New Roman" w:cs="Times New Roman"/>
+                <w:sz w:val="24"/>
+                <w:szCs w:val="24"/>
+              </w:rPr>
+              <w:t xml:space="preserve">) y flujos antes de documentar en firme. </w:t>
             </w:r>
           </w:p>
           <w:p>
@@ -11290,7 +11743,25 @@
                 <w:sz w:val="24"/>
                 <w:szCs w:val="24"/>
               </w:rPr>
-              <w:t xml:space="preserve">Ajustar requerimientos en función del feedback. </w:t>
+              <w:t xml:space="preserve">Ajustar requerimientos en función del </w:t>
+            </w:r>
+            <w:proofErr w:type="spellStart"/>
+            <w:r>
+              <w:rPr>
+                <w:rFonts w:ascii="Times New Roman" w:eastAsia="Times New Roman" w:hAnsi="Times New Roman" w:cs="Times New Roman"/>
+                <w:sz w:val="24"/>
+                <w:szCs w:val="24"/>
+              </w:rPr>
+              <w:t>feedback</w:t>
+            </w:r>
+            <w:proofErr w:type="spellEnd"/>
+            <w:r>
+              <w:rPr>
+                <w:rFonts w:ascii="Times New Roman" w:eastAsia="Times New Roman" w:hAnsi="Times New Roman" w:cs="Times New Roman"/>
+                <w:sz w:val="24"/>
+                <w:szCs w:val="24"/>
+              </w:rPr>
+              <w:t xml:space="preserve">. </w:t>
             </w:r>
           </w:p>
           <w:p>
@@ -11410,7 +11881,6 @@
                 <w:sz w:val="24"/>
                 <w:szCs w:val="24"/>
               </w:rPr>
-              <w:lastRenderedPageBreak/>
               <w:t xml:space="preserve">Crear una matriz de trazabilidad: </w:t>
             </w:r>
           </w:p>
@@ -11472,7 +11942,6 @@
                 <w:sz w:val="24"/>
                 <w:szCs w:val="24"/>
               </w:rPr>
-              <w:lastRenderedPageBreak/>
               <w:t>Procedimiento 5: Reportes de estado de requisitos</w:t>
             </w:r>
           </w:p>
@@ -11565,6 +12034,7 @@
                 <w:sz w:val="24"/>
                 <w:szCs w:val="24"/>
               </w:rPr>
+              <w:lastRenderedPageBreak/>
               <w:t xml:space="preserve">Riesgos asociados </w:t>
             </w:r>
           </w:p>
@@ -11588,7 +12058,25 @@
                 <w:sz w:val="24"/>
                 <w:szCs w:val="24"/>
               </w:rPr>
-              <w:t>Compartido con stakeholders y proveedor externo.</w:t>
+              <w:t xml:space="preserve">Compartido con </w:t>
+            </w:r>
+            <w:proofErr w:type="spellStart"/>
+            <w:r>
+              <w:rPr>
+                <w:rFonts w:ascii="Times New Roman" w:eastAsia="Times New Roman" w:hAnsi="Times New Roman" w:cs="Times New Roman"/>
+                <w:sz w:val="24"/>
+                <w:szCs w:val="24"/>
+              </w:rPr>
+              <w:t>stakeholders</w:t>
+            </w:r>
+            <w:proofErr w:type="spellEnd"/>
+            <w:r>
+              <w:rPr>
+                <w:rFonts w:ascii="Times New Roman" w:eastAsia="Times New Roman" w:hAnsi="Times New Roman" w:cs="Times New Roman"/>
+                <w:sz w:val="24"/>
+                <w:szCs w:val="24"/>
+              </w:rPr>
+              <w:t xml:space="preserve"> y proveedor externo.</w:t>
             </w:r>
           </w:p>
           <w:p>
@@ -11650,6 +12138,7 @@
                 <w:szCs w:val="24"/>
                 <w:lang w:val="es"/>
               </w:rPr>
+              <w:lastRenderedPageBreak/>
               <w:t xml:space="preserve">ACTIVIDADES DE GESTIÓN DE CONFIGURACIÓN: </w:t>
             </w:r>
             <w:r>
@@ -11730,7 +12219,29 @@
                 <w:sz w:val="24"/>
                 <w:szCs w:val="24"/>
               </w:rPr>
-              <w:t>Procedimiento 1: Solicitud formal de cambios (Change Request - CR)</w:t>
+              <w:t xml:space="preserve">Procedimiento 1: Solicitud formal de cambios (Change </w:t>
+            </w:r>
+            <w:proofErr w:type="spellStart"/>
+            <w:r>
+              <w:rPr>
+                <w:rFonts w:ascii="Times New Roman" w:eastAsia="Times New Roman" w:hAnsi="Times New Roman" w:cs="Times New Roman"/>
+                <w:b/>
+                <w:bCs/>
+                <w:sz w:val="24"/>
+                <w:szCs w:val="24"/>
+              </w:rPr>
+              <w:t>Request</w:t>
+            </w:r>
+            <w:proofErr w:type="spellEnd"/>
+            <w:r>
+              <w:rPr>
+                <w:rFonts w:ascii="Times New Roman" w:eastAsia="Times New Roman" w:hAnsi="Times New Roman" w:cs="Times New Roman"/>
+                <w:b/>
+                <w:bCs/>
+                <w:sz w:val="24"/>
+                <w:szCs w:val="24"/>
+              </w:rPr>
+              <w:t xml:space="preserve"> - CR)</w:t>
             </w:r>
           </w:p>
           <w:p>
@@ -12369,7 +12880,6 @@
                 <w:sz w:val="24"/>
                 <w:szCs w:val="24"/>
               </w:rPr>
-              <w:lastRenderedPageBreak/>
               <w:t xml:space="preserve">Mantener versiones del documento: </w:t>
             </w:r>
           </w:p>
@@ -12393,7 +12903,25 @@
                 <w:sz w:val="24"/>
                 <w:szCs w:val="24"/>
               </w:rPr>
-              <w:t xml:space="preserve">v1.0 (baseline inicial) </w:t>
+              <w:t>v1.0 (</w:t>
+            </w:r>
+            <w:proofErr w:type="spellStart"/>
+            <w:r>
+              <w:rPr>
+                <w:rFonts w:ascii="Times New Roman" w:eastAsia="Times New Roman" w:hAnsi="Times New Roman" w:cs="Times New Roman"/>
+                <w:sz w:val="24"/>
+                <w:szCs w:val="24"/>
+              </w:rPr>
+              <w:t>baseline</w:t>
+            </w:r>
+            <w:proofErr w:type="spellEnd"/>
+            <w:r>
+              <w:rPr>
+                <w:rFonts w:ascii="Times New Roman" w:eastAsia="Times New Roman" w:hAnsi="Times New Roman" w:cs="Times New Roman"/>
+                <w:sz w:val="24"/>
+                <w:szCs w:val="24"/>
+              </w:rPr>
+              <w:t xml:space="preserve"> inicial) </w:t>
             </w:r>
           </w:p>
           <w:p>
@@ -12508,6 +13036,7 @@
                 <w:sz w:val="24"/>
                 <w:szCs w:val="24"/>
               </w:rPr>
+              <w:lastRenderedPageBreak/>
               <w:t xml:space="preserve">Fecha </w:t>
             </w:r>
           </w:p>
@@ -12587,13 +13116,23 @@
                 <w:szCs w:val="24"/>
               </w:rPr>
             </w:pPr>
-            <w:r>
-              <w:rPr>
-                <w:rFonts w:ascii="Times New Roman" w:eastAsia="Times New Roman" w:hAnsi="Times New Roman" w:cs="Times New Roman"/>
-                <w:sz w:val="24"/>
-                <w:szCs w:val="24"/>
-              </w:rPr>
-              <w:t xml:space="preserve">Nº de cambios por fase </w:t>
+            <w:proofErr w:type="spellStart"/>
+            <w:r>
+              <w:rPr>
+                <w:rFonts w:ascii="Times New Roman" w:eastAsia="Times New Roman" w:hAnsi="Times New Roman" w:cs="Times New Roman"/>
+                <w:sz w:val="24"/>
+                <w:szCs w:val="24"/>
+              </w:rPr>
+              <w:t>Nº</w:t>
+            </w:r>
+            <w:proofErr w:type="spellEnd"/>
+            <w:r>
+              <w:rPr>
+                <w:rFonts w:ascii="Times New Roman" w:eastAsia="Times New Roman" w:hAnsi="Times New Roman" w:cs="Times New Roman"/>
+                <w:sz w:val="24"/>
+                <w:szCs w:val="24"/>
+              </w:rPr>
+              <w:t xml:space="preserve"> de cambios por fase </w:t>
             </w:r>
           </w:p>
           <w:p>
@@ -12813,7 +13352,25 @@
                 <w:sz w:val="24"/>
                 <w:szCs w:val="24"/>
               </w:rPr>
-              <w:t xml:space="preserve">Must have (obligatorio) </w:t>
+              <w:t xml:space="preserve">Must </w:t>
+            </w:r>
+            <w:proofErr w:type="spellStart"/>
+            <w:r>
+              <w:rPr>
+                <w:rFonts w:ascii="Times New Roman" w:eastAsia="Times New Roman" w:hAnsi="Times New Roman" w:cs="Times New Roman"/>
+                <w:sz w:val="24"/>
+                <w:szCs w:val="24"/>
+              </w:rPr>
+              <w:t>have</w:t>
+            </w:r>
+            <w:proofErr w:type="spellEnd"/>
+            <w:r>
+              <w:rPr>
+                <w:rFonts w:ascii="Times New Roman" w:eastAsia="Times New Roman" w:hAnsi="Times New Roman" w:cs="Times New Roman"/>
+                <w:sz w:val="24"/>
+                <w:szCs w:val="24"/>
+              </w:rPr>
+              <w:t xml:space="preserve"> (obligatorio) </w:t>
             </w:r>
           </w:p>
           <w:p>
@@ -12830,13 +13387,41 @@
                 <w:szCs w:val="24"/>
               </w:rPr>
             </w:pPr>
-            <w:r>
-              <w:rPr>
-                <w:rFonts w:ascii="Times New Roman" w:eastAsia="Times New Roman" w:hAnsi="Times New Roman" w:cs="Times New Roman"/>
-                <w:sz w:val="24"/>
-                <w:szCs w:val="24"/>
-              </w:rPr>
-              <w:t xml:space="preserve">Should have (importante) </w:t>
+            <w:proofErr w:type="spellStart"/>
+            <w:r>
+              <w:rPr>
+                <w:rFonts w:ascii="Times New Roman" w:eastAsia="Times New Roman" w:hAnsi="Times New Roman" w:cs="Times New Roman"/>
+                <w:sz w:val="24"/>
+                <w:szCs w:val="24"/>
+              </w:rPr>
+              <w:t>Should</w:t>
+            </w:r>
+            <w:proofErr w:type="spellEnd"/>
+            <w:r>
+              <w:rPr>
+                <w:rFonts w:ascii="Times New Roman" w:eastAsia="Times New Roman" w:hAnsi="Times New Roman" w:cs="Times New Roman"/>
+                <w:sz w:val="24"/>
+                <w:szCs w:val="24"/>
+              </w:rPr>
+              <w:t xml:space="preserve"> </w:t>
+            </w:r>
+            <w:proofErr w:type="spellStart"/>
+            <w:r>
+              <w:rPr>
+                <w:rFonts w:ascii="Times New Roman" w:eastAsia="Times New Roman" w:hAnsi="Times New Roman" w:cs="Times New Roman"/>
+                <w:sz w:val="24"/>
+                <w:szCs w:val="24"/>
+              </w:rPr>
+              <w:t>have</w:t>
+            </w:r>
+            <w:proofErr w:type="spellEnd"/>
+            <w:r>
+              <w:rPr>
+                <w:rFonts w:ascii="Times New Roman" w:eastAsia="Times New Roman" w:hAnsi="Times New Roman" w:cs="Times New Roman"/>
+                <w:sz w:val="24"/>
+                <w:szCs w:val="24"/>
+              </w:rPr>
+              <w:t xml:space="preserve"> (importante) </w:t>
             </w:r>
           </w:p>
           <w:p>
@@ -12853,13 +13438,41 @@
                 <w:szCs w:val="24"/>
               </w:rPr>
             </w:pPr>
-            <w:r>
-              <w:rPr>
-                <w:rFonts w:ascii="Times New Roman" w:eastAsia="Times New Roman" w:hAnsi="Times New Roman" w:cs="Times New Roman"/>
-                <w:sz w:val="24"/>
-                <w:szCs w:val="24"/>
-              </w:rPr>
-              <w:t xml:space="preserve">Could have (deseable) </w:t>
+            <w:proofErr w:type="spellStart"/>
+            <w:r>
+              <w:rPr>
+                <w:rFonts w:ascii="Times New Roman" w:eastAsia="Times New Roman" w:hAnsi="Times New Roman" w:cs="Times New Roman"/>
+                <w:sz w:val="24"/>
+                <w:szCs w:val="24"/>
+              </w:rPr>
+              <w:t>Could</w:t>
+            </w:r>
+            <w:proofErr w:type="spellEnd"/>
+            <w:r>
+              <w:rPr>
+                <w:rFonts w:ascii="Times New Roman" w:eastAsia="Times New Roman" w:hAnsi="Times New Roman" w:cs="Times New Roman"/>
+                <w:sz w:val="24"/>
+                <w:szCs w:val="24"/>
+              </w:rPr>
+              <w:t xml:space="preserve"> </w:t>
+            </w:r>
+            <w:proofErr w:type="spellStart"/>
+            <w:r>
+              <w:rPr>
+                <w:rFonts w:ascii="Times New Roman" w:eastAsia="Times New Roman" w:hAnsi="Times New Roman" w:cs="Times New Roman"/>
+                <w:sz w:val="24"/>
+                <w:szCs w:val="24"/>
+              </w:rPr>
+              <w:t>have</w:t>
+            </w:r>
+            <w:proofErr w:type="spellEnd"/>
+            <w:r>
+              <w:rPr>
+                <w:rFonts w:ascii="Times New Roman" w:eastAsia="Times New Roman" w:hAnsi="Times New Roman" w:cs="Times New Roman"/>
+                <w:sz w:val="24"/>
+                <w:szCs w:val="24"/>
+              </w:rPr>
+              <w:t xml:space="preserve"> (deseable) </w:t>
             </w:r>
           </w:p>
           <w:p>
@@ -12876,13 +13489,41 @@
                 <w:szCs w:val="24"/>
               </w:rPr>
             </w:pPr>
-            <w:r>
-              <w:rPr>
-                <w:rFonts w:ascii="Times New Roman" w:eastAsia="Times New Roman" w:hAnsi="Times New Roman" w:cs="Times New Roman"/>
-                <w:sz w:val="24"/>
-                <w:szCs w:val="24"/>
-              </w:rPr>
-              <w:t xml:space="preserve">Won’t have (no incluido) </w:t>
+            <w:proofErr w:type="spellStart"/>
+            <w:r>
+              <w:rPr>
+                <w:rFonts w:ascii="Times New Roman" w:eastAsia="Times New Roman" w:hAnsi="Times New Roman" w:cs="Times New Roman"/>
+                <w:sz w:val="24"/>
+                <w:szCs w:val="24"/>
+              </w:rPr>
+              <w:t>Won’t</w:t>
+            </w:r>
+            <w:proofErr w:type="spellEnd"/>
+            <w:r>
+              <w:rPr>
+                <w:rFonts w:ascii="Times New Roman" w:eastAsia="Times New Roman" w:hAnsi="Times New Roman" w:cs="Times New Roman"/>
+                <w:sz w:val="24"/>
+                <w:szCs w:val="24"/>
+              </w:rPr>
+              <w:t xml:space="preserve"> </w:t>
+            </w:r>
+            <w:proofErr w:type="spellStart"/>
+            <w:r>
+              <w:rPr>
+                <w:rFonts w:ascii="Times New Roman" w:eastAsia="Times New Roman" w:hAnsi="Times New Roman" w:cs="Times New Roman"/>
+                <w:sz w:val="24"/>
+                <w:szCs w:val="24"/>
+              </w:rPr>
+              <w:t>have</w:t>
+            </w:r>
+            <w:proofErr w:type="spellEnd"/>
+            <w:r>
+              <w:rPr>
+                <w:rFonts w:ascii="Times New Roman" w:eastAsia="Times New Roman" w:hAnsi="Times New Roman" w:cs="Times New Roman"/>
+                <w:sz w:val="24"/>
+                <w:szCs w:val="24"/>
+              </w:rPr>
+              <w:t xml:space="preserve"> (no incluido) </w:t>
             </w:r>
           </w:p>
           <w:p>
@@ -13389,7 +14030,6 @@
           <w:sz w:val="24"/>
           <w:szCs w:val="24"/>
         </w:rPr>
-        <w:lastRenderedPageBreak/>
         <w:t>Definición de requerimientos (Funcionales/No Funcionales)</w:t>
       </w:r>
     </w:p>
@@ -13578,6 +14218,7 @@
                 <w:szCs w:val="24"/>
                 <w:lang w:val="es"/>
               </w:rPr>
+              <w:lastRenderedPageBreak/>
               <w:t>Versión</w:t>
             </w:r>
           </w:p>
@@ -13800,8 +14441,18 @@
                 <w:szCs w:val="24"/>
                 <w:lang w:val="es"/>
               </w:rPr>
-              <w:t>Equipo de desarrollo/ProjectManager</w:t>
-            </w:r>
+              <w:t>Equipo de desarrollo/</w:t>
+            </w:r>
+            <w:proofErr w:type="spellStart"/>
+            <w:r>
+              <w:rPr>
+                <w:rFonts w:eastAsia="Times New Roman" w:cs="Times New Roman"/>
+                <w:szCs w:val="24"/>
+                <w:lang w:val="es"/>
+              </w:rPr>
+              <w:t>ProjectManager</w:t>
+            </w:r>
+            <w:proofErr w:type="spellEnd"/>
           </w:p>
         </w:tc>
         <w:tc>
@@ -14913,7 +15564,6 @@
                 <w:szCs w:val="24"/>
                 <w:lang w:val="es-ES"/>
               </w:rPr>
-              <w:lastRenderedPageBreak/>
               <w:t>Además de evitar la deserción de la aplicación al tener un chat embebido en la plataforma, los acuerdos previos a la transacción impedirían conflictos internos en la venta.</w:t>
             </w:r>
           </w:p>
@@ -15105,6 +15755,7 @@
                 <w:szCs w:val="24"/>
                 <w:lang w:val="es-ES"/>
               </w:rPr>
+              <w:lastRenderedPageBreak/>
               <w:t xml:space="preserve"> Retraso en el cronograma estipulado a la fase de diseño</w:t>
             </w:r>
           </w:p>
@@ -15648,7 +16299,27 @@
                 <w:szCs w:val="24"/>
                 <w:lang w:val="es"/>
               </w:rPr>
-              <w:t xml:space="preserve">En Revision: </w:t>
+              <w:t xml:space="preserve">En </w:t>
+            </w:r>
+            <w:proofErr w:type="spellStart"/>
+            <w:r>
+              <w:rPr>
+                <w:rFonts w:ascii="Times New Roman" w:eastAsia="Times New Roman" w:hAnsi="Times New Roman" w:cs="Times New Roman"/>
+                <w:sz w:val="24"/>
+                <w:szCs w:val="24"/>
+                <w:lang w:val="es"/>
+              </w:rPr>
+              <w:t>Revision</w:t>
+            </w:r>
+            <w:proofErr w:type="spellEnd"/>
+            <w:r>
+              <w:rPr>
+                <w:rFonts w:ascii="Times New Roman" w:eastAsia="Times New Roman" w:hAnsi="Times New Roman" w:cs="Times New Roman"/>
+                <w:sz w:val="24"/>
+                <w:szCs w:val="24"/>
+                <w:lang w:val="es"/>
+              </w:rPr>
+              <w:t xml:space="preserve">: </w:t>
             </w:r>
             <w:r>
               <w:rPr>
@@ -15733,8 +16404,19 @@
                 <w:szCs w:val="24"/>
                 <w:lang w:val="es-ES"/>
               </w:rPr>
-              <w:t xml:space="preserve"> PM a desarrolladores e stakeholders</w:t>
-            </w:r>
+              <w:t xml:space="preserve"> PM a desarrolladores e </w:t>
+            </w:r>
+            <w:proofErr w:type="spellStart"/>
+            <w:r>
+              <w:rPr>
+                <w:rFonts w:ascii="Times New Roman" w:eastAsia="Times New Roman" w:hAnsi="Times New Roman" w:cs="Times New Roman"/>
+                <w:sz w:val="24"/>
+                <w:szCs w:val="24"/>
+                <w:lang w:val="es-ES"/>
+              </w:rPr>
+              <w:t>stakeholders</w:t>
+            </w:r>
+            <w:proofErr w:type="spellEnd"/>
           </w:p>
         </w:tc>
       </w:tr>
@@ -15819,7 +16501,27 @@
                 <w:szCs w:val="24"/>
                 <w:lang w:val="es-ES"/>
               </w:rPr>
-              <w:t>Aun se esta evaluado si es viable en costo/tiempo</w:t>
+              <w:t xml:space="preserve">Aun se </w:t>
+            </w:r>
+            <w:proofErr w:type="spellStart"/>
+            <w:r>
+              <w:rPr>
+                <w:rFonts w:ascii="Times New Roman" w:eastAsia="Times New Roman" w:hAnsi="Times New Roman" w:cs="Times New Roman"/>
+                <w:sz w:val="24"/>
+                <w:szCs w:val="24"/>
+                <w:lang w:val="es-ES"/>
+              </w:rPr>
+              <w:t>esta</w:t>
+            </w:r>
+            <w:proofErr w:type="spellEnd"/>
+            <w:r>
+              <w:rPr>
+                <w:rFonts w:ascii="Times New Roman" w:eastAsia="Times New Roman" w:hAnsi="Times New Roman" w:cs="Times New Roman"/>
+                <w:sz w:val="24"/>
+                <w:szCs w:val="24"/>
+                <w:lang w:val="es-ES"/>
+              </w:rPr>
+              <w:t xml:space="preserve"> evaluado si es viable en costo/tiempo</w:t>
             </w:r>
           </w:p>
         </w:tc>
@@ -16406,15 +17108,39 @@
                 <w:rFonts w:eastAsia="Times New Roman" w:cs="Times New Roman"/>
                 <w:szCs w:val="24"/>
               </w:rPr>
-              <w:t xml:space="preserve"> Entregar un diseño navegable (Figma) antes de </w:t>
-            </w:r>
-            <w:r>
-              <w:rPr>
-                <w:rFonts w:eastAsia="Times New Roman" w:cs="Times New Roman"/>
-                <w:szCs w:val="24"/>
-              </w:rPr>
-              <w:lastRenderedPageBreak/>
-              <w:t>programar una sola línea de código para recibir feedback real.</w:t>
+              <w:t xml:space="preserve"> Entregar un diseño navegable (</w:t>
+            </w:r>
+            <w:proofErr w:type="spellStart"/>
+            <w:r>
+              <w:rPr>
+                <w:rFonts w:eastAsia="Times New Roman" w:cs="Times New Roman"/>
+                <w:szCs w:val="24"/>
+              </w:rPr>
+              <w:t>Figma</w:t>
+            </w:r>
+            <w:proofErr w:type="spellEnd"/>
+            <w:r>
+              <w:rPr>
+                <w:rFonts w:eastAsia="Times New Roman" w:cs="Times New Roman"/>
+                <w:szCs w:val="24"/>
+              </w:rPr>
+              <w:t xml:space="preserve">) antes de programar una sola línea de código para recibir </w:t>
+            </w:r>
+            <w:proofErr w:type="spellStart"/>
+            <w:r>
+              <w:rPr>
+                <w:rFonts w:eastAsia="Times New Roman" w:cs="Times New Roman"/>
+                <w:szCs w:val="24"/>
+              </w:rPr>
+              <w:t>feedback</w:t>
+            </w:r>
+            <w:proofErr w:type="spellEnd"/>
+            <w:r>
+              <w:rPr>
+                <w:rFonts w:eastAsia="Times New Roman" w:cs="Times New Roman"/>
+                <w:szCs w:val="24"/>
+              </w:rPr>
+              <w:t xml:space="preserve"> real.</w:t>
             </w:r>
           </w:p>
         </w:tc>
@@ -16576,14 +17302,50 @@
                 <w:bCs/>
                 <w:szCs w:val="24"/>
               </w:rPr>
-              <w:t>Uso de IA y Sprint Review:</w:t>
-            </w:r>
-            <w:r>
-              <w:rPr>
-                <w:rFonts w:eastAsia="Times New Roman" w:cs="Times New Roman"/>
-                <w:szCs w:val="24"/>
-              </w:rPr>
-              <w:t xml:space="preserve"> Utilizar Copilot/GPT para acelerar el código y realizar entregas funcionales cada 15 días para detectar cuellos de botella.</w:t>
+              <w:t xml:space="preserve">Uso de IA y Sprint </w:t>
+            </w:r>
+            <w:proofErr w:type="spellStart"/>
+            <w:r>
+              <w:rPr>
+                <w:rFonts w:eastAsia="Times New Roman" w:cs="Times New Roman"/>
+                <w:b/>
+                <w:bCs/>
+                <w:szCs w:val="24"/>
+              </w:rPr>
+              <w:t>Review</w:t>
+            </w:r>
+            <w:proofErr w:type="spellEnd"/>
+            <w:r>
+              <w:rPr>
+                <w:rFonts w:eastAsia="Times New Roman" w:cs="Times New Roman"/>
+                <w:b/>
+                <w:bCs/>
+                <w:szCs w:val="24"/>
+              </w:rPr>
+              <w:t>:</w:t>
+            </w:r>
+            <w:r>
+              <w:rPr>
+                <w:rFonts w:eastAsia="Times New Roman" w:cs="Times New Roman"/>
+                <w:szCs w:val="24"/>
+              </w:rPr>
+              <w:t xml:space="preserve"> Utilizar </w:t>
+            </w:r>
+            <w:proofErr w:type="spellStart"/>
+            <w:r>
+              <w:rPr>
+                <w:rFonts w:eastAsia="Times New Roman" w:cs="Times New Roman"/>
+                <w:szCs w:val="24"/>
+              </w:rPr>
+              <w:t>Copilot</w:t>
+            </w:r>
+            <w:proofErr w:type="spellEnd"/>
+            <w:r>
+              <w:rPr>
+                <w:rFonts w:eastAsia="Times New Roman" w:cs="Times New Roman"/>
+                <w:szCs w:val="24"/>
+              </w:rPr>
+              <w:t>/GPT para acelerar el código y realizar entregas funcionales cada 15 días para detectar cuellos de botella.</w:t>
             </w:r>
           </w:p>
         </w:tc>
@@ -16737,6 +17499,7 @@
                 <w:szCs w:val="24"/>
               </w:rPr>
             </w:pPr>
+            <w:proofErr w:type="spellStart"/>
             <w:r>
               <w:rPr>
                 <w:rFonts w:eastAsia="Times New Roman" w:cs="Times New Roman"/>
@@ -16744,7 +17507,17 @@
                 <w:bCs/>
                 <w:szCs w:val="24"/>
               </w:rPr>
-              <w:t>Tokenización y SSL:</w:t>
+              <w:t>Tokenización</w:t>
+            </w:r>
+            <w:proofErr w:type="spellEnd"/>
+            <w:r>
+              <w:rPr>
+                <w:rFonts w:eastAsia="Times New Roman" w:cs="Times New Roman"/>
+                <w:b/>
+                <w:bCs/>
+                <w:szCs w:val="24"/>
+              </w:rPr>
+              <w:t xml:space="preserve"> y SSL:</w:t>
             </w:r>
             <w:r>
               <w:rPr>
@@ -16905,6 +17678,7 @@
                 <w:szCs w:val="24"/>
               </w:rPr>
             </w:pPr>
+            <w:proofErr w:type="spellStart"/>
             <w:r>
               <w:rPr>
                 <w:rFonts w:eastAsia="Times New Roman" w:cs="Times New Roman"/>
@@ -16912,14 +17686,40 @@
                 <w:bCs/>
                 <w:szCs w:val="24"/>
               </w:rPr>
-              <w:t>Webhooks y Sandbox:</w:t>
-            </w:r>
-            <w:r>
-              <w:rPr>
-                <w:rFonts w:eastAsia="Times New Roman" w:cs="Times New Roman"/>
-                <w:szCs w:val="24"/>
-              </w:rPr>
-              <w:t xml:space="preserve"> Realizar pruebas en los entornos de desarrollo de las pasarelas (Stripe/MercadoPago) antes de la fase final de construcción.</w:t>
+              <w:t>Webhooks</w:t>
+            </w:r>
+            <w:proofErr w:type="spellEnd"/>
+            <w:r>
+              <w:rPr>
+                <w:rFonts w:eastAsia="Times New Roman" w:cs="Times New Roman"/>
+                <w:b/>
+                <w:bCs/>
+                <w:szCs w:val="24"/>
+              </w:rPr>
+              <w:t xml:space="preserve"> y Sandbox:</w:t>
+            </w:r>
+            <w:r>
+              <w:rPr>
+                <w:rFonts w:eastAsia="Times New Roman" w:cs="Times New Roman"/>
+                <w:szCs w:val="24"/>
+              </w:rPr>
+              <w:t xml:space="preserve"> Realizar pruebas en los entornos de desarrollo de las pasarelas (Stripe/</w:t>
+            </w:r>
+            <w:proofErr w:type="spellStart"/>
+            <w:r>
+              <w:rPr>
+                <w:rFonts w:eastAsia="Times New Roman" w:cs="Times New Roman"/>
+                <w:szCs w:val="24"/>
+              </w:rPr>
+              <w:t>MercadoPago</w:t>
+            </w:r>
+            <w:proofErr w:type="spellEnd"/>
+            <w:r>
+              <w:rPr>
+                <w:rFonts w:eastAsia="Times New Roman" w:cs="Times New Roman"/>
+                <w:szCs w:val="24"/>
+              </w:rPr>
+              <w:t>) antes de la fase final de construcción.</w:t>
             </w:r>
           </w:p>
         </w:tc>
@@ -17121,7 +17921,6 @@
                 <w:rFonts w:eastAsia="Times New Roman" w:cs="Times New Roman"/>
                 <w:szCs w:val="24"/>
               </w:rPr>
-              <w:lastRenderedPageBreak/>
               <w:t>R</w:t>
             </w:r>
             <w:r>
@@ -17270,7 +18069,31 @@
                 <w:rFonts w:eastAsia="Times New Roman" w:cs="Times New Roman"/>
                 <w:szCs w:val="24"/>
               </w:rPr>
-              <w:t xml:space="preserve"> Diseñar el sistema para que, si una API falla, la plataforma siga funcionando (ej: si falla el mapa, que el registro manual sea posible).</w:t>
+              <w:t xml:space="preserve"> Diseñar el sistema para que, si una </w:t>
+            </w:r>
+            <w:r>
+              <w:rPr>
+                <w:rFonts w:eastAsia="Times New Roman" w:cs="Times New Roman"/>
+                <w:szCs w:val="24"/>
+              </w:rPr>
+              <w:lastRenderedPageBreak/>
+              <w:t>API falla, la plataforma siga funcionando (</w:t>
+            </w:r>
+            <w:proofErr w:type="spellStart"/>
+            <w:r>
+              <w:rPr>
+                <w:rFonts w:eastAsia="Times New Roman" w:cs="Times New Roman"/>
+                <w:szCs w:val="24"/>
+              </w:rPr>
+              <w:t>ej</w:t>
+            </w:r>
+            <w:proofErr w:type="spellEnd"/>
+            <w:r>
+              <w:rPr>
+                <w:rFonts w:eastAsia="Times New Roman" w:cs="Times New Roman"/>
+                <w:szCs w:val="24"/>
+              </w:rPr>
+              <w:t>: si falla el mapa, que el registro manual sea posible).</w:t>
             </w:r>
           </w:p>
         </w:tc>
@@ -17302,7 +18125,32 @@
           <w:sz w:val="24"/>
           <w:szCs w:val="24"/>
         </w:rPr>
-        <w:t>Desarrollo de actas y seguimiento de acciones pendientes (Lista de acciones pendientes y Actas de reunion)</w:t>
+        <w:lastRenderedPageBreak/>
+        <w:t xml:space="preserve">Desarrollo de actas y seguimiento de acciones pendientes (Lista de acciones pendientes y Actas de </w:t>
+      </w:r>
+      <w:proofErr w:type="spellStart"/>
+      <w:r>
+        <w:rPr>
+          <w:rFonts w:ascii="Times New Roman" w:eastAsia="Times New Roman" w:hAnsi="Times New Roman" w:cs="Times New Roman"/>
+          <w:b/>
+          <w:bCs/>
+          <w:color w:val="auto"/>
+          <w:sz w:val="24"/>
+          <w:szCs w:val="24"/>
+        </w:rPr>
+        <w:t>reunion</w:t>
+      </w:r>
+      <w:proofErr w:type="spellEnd"/>
+      <w:r>
+        <w:rPr>
+          <w:rFonts w:ascii="Times New Roman" w:eastAsia="Times New Roman" w:hAnsi="Times New Roman" w:cs="Times New Roman"/>
+          <w:b/>
+          <w:bCs/>
+          <w:color w:val="auto"/>
+          <w:sz w:val="24"/>
+          <w:szCs w:val="24"/>
+        </w:rPr>
+        <w:t>)</w:t>
       </w:r>
     </w:p>
     <w:p>
@@ -17320,14 +18168,32 @@
           <w:sz w:val="24"/>
           <w:szCs w:val="24"/>
         </w:rPr>
-        <w:t xml:space="preserve">Véase Archivo 01 Documentación\01.02 Analisis\Acta </w:t>
-      </w:r>
+        <w:t xml:space="preserve">Véase Archivo 01 Documentación\01.02 </w:t>
+      </w:r>
+      <w:proofErr w:type="spellStart"/>
       <w:r>
         <w:rPr>
           <w:rFonts w:ascii="Times New Roman" w:hAnsi="Times New Roman" w:cs="Times New Roman"/>
           <w:sz w:val="24"/>
           <w:szCs w:val="24"/>
         </w:rPr>
+        <w:t>Analisis</w:t>
+      </w:r>
+      <w:proofErr w:type="spellEnd"/>
+      <w:r>
+        <w:rPr>
+          <w:rFonts w:ascii="Times New Roman" w:hAnsi="Times New Roman" w:cs="Times New Roman"/>
+          <w:sz w:val="24"/>
+          <w:szCs w:val="24"/>
+        </w:rPr>
+        <w:t xml:space="preserve">\Acta </w:t>
+      </w:r>
+      <w:r>
+        <w:rPr>
+          <w:rFonts w:ascii="Times New Roman" w:hAnsi="Times New Roman" w:cs="Times New Roman"/>
+          <w:sz w:val="24"/>
+          <w:szCs w:val="24"/>
+        </w:rPr>
         <w:t>–</w:t>
       </w:r>
       <w:r>
@@ -17336,8 +18202,18 @@
           <w:sz w:val="24"/>
           <w:szCs w:val="24"/>
         </w:rPr>
-        <w:t xml:space="preserve"> EcoWaste</w:t>
-      </w:r>
+        <w:t xml:space="preserve"> </w:t>
+      </w:r>
+      <w:proofErr w:type="spellStart"/>
+      <w:r>
+        <w:rPr>
+          <w:rFonts w:ascii="Times New Roman" w:hAnsi="Times New Roman" w:cs="Times New Roman"/>
+          <w:sz w:val="24"/>
+          <w:szCs w:val="24"/>
+        </w:rPr>
+        <w:t>EcoWaste</w:t>
+      </w:r>
+      <w:proofErr w:type="spellEnd"/>
     </w:p>
     <w:p>
       <w:pPr>
@@ -18105,16 +18981,7 @@
                 <w:szCs w:val="24"/>
                 <w:lang w:val="es-PE"/>
               </w:rPr>
-              <w:t xml:space="preserve">Revisión del primer </w:t>
-            </w:r>
-            <w:r>
-              <w:rPr>
-                <w:rFonts w:cs="Times New Roman"/>
-                <w:szCs w:val="24"/>
-                <w:lang w:val="es-PE"/>
-              </w:rPr>
-              <w:lastRenderedPageBreak/>
-              <w:t>incremento del sistema</w:t>
+              <w:t>Revisión del primer incremento del sistema</w:t>
             </w:r>
           </w:p>
         </w:tc>
@@ -18138,17 +19005,7 @@
                 <w:szCs w:val="24"/>
                 <w:lang w:val="es-PE"/>
               </w:rPr>
-              <w:lastRenderedPageBreak/>
-              <w:t xml:space="preserve">El cliente aprobó las funcionalidades implementadas y </w:t>
-            </w:r>
-            <w:r>
-              <w:rPr>
-                <w:rFonts w:cs="Times New Roman"/>
-                <w:szCs w:val="24"/>
-                <w:lang w:val="es-PE"/>
-              </w:rPr>
-              <w:lastRenderedPageBreak/>
-              <w:t>solicitó mejoras en la interfaz de usuario.</w:t>
+              <w:t>El cliente aprobó las funcionalidades implementadas y solicitó mejoras en la interfaz de usuario.</w:t>
             </w:r>
           </w:p>
         </w:tc>
@@ -18759,7 +19616,25 @@
                 <w:szCs w:val="24"/>
                 <w:lang w:val="es-PE"/>
               </w:rPr>
-              <w:t>El cliente aprobó la mayoría de funcionalidades y solicitó ajustes menores antes de la entrega final.</w:t>
+              <w:t xml:space="preserve">El cliente aprobó la mayoría de </w:t>
+            </w:r>
+            <w:proofErr w:type="gramStart"/>
+            <w:r>
+              <w:rPr>
+                <w:rFonts w:cs="Times New Roman"/>
+                <w:szCs w:val="24"/>
+                <w:lang w:val="es-PE"/>
+              </w:rPr>
+              <w:t>funcionalidades</w:t>
+            </w:r>
+            <w:proofErr w:type="gramEnd"/>
+            <w:r>
+              <w:rPr>
+                <w:rFonts w:cs="Times New Roman"/>
+                <w:szCs w:val="24"/>
+                <w:lang w:val="es-PE"/>
+              </w:rPr>
+              <w:t xml:space="preserve"> y solicitó ajustes menores antes de la entrega final.</w:t>
             </w:r>
           </w:p>
         </w:tc>
@@ -19197,7 +20072,6 @@
                 <w:szCs w:val="24"/>
                 <w:lang w:val="es-PE"/>
               </w:rPr>
-              <w:lastRenderedPageBreak/>
               <w:t>SC-001</w:t>
             </w:r>
           </w:p>
@@ -19246,7 +20120,25 @@
                 <w:szCs w:val="24"/>
                 <w:lang w:val="es-PE"/>
               </w:rPr>
-              <w:t>Cliente (Unión Allied)</w:t>
+              <w:t xml:space="preserve">Cliente (Unión </w:t>
+            </w:r>
+            <w:proofErr w:type="spellStart"/>
+            <w:r>
+              <w:rPr>
+                <w:rFonts w:cs="Times New Roman"/>
+                <w:szCs w:val="24"/>
+                <w:lang w:val="es-PE"/>
+              </w:rPr>
+              <w:t>Allied</w:t>
+            </w:r>
+            <w:proofErr w:type="spellEnd"/>
+            <w:r>
+              <w:rPr>
+                <w:rFonts w:cs="Times New Roman"/>
+                <w:szCs w:val="24"/>
+                <w:lang w:val="es-PE"/>
+              </w:rPr>
+              <w:t>)</w:t>
             </w:r>
           </w:p>
         </w:tc>
@@ -19270,7 +20162,16 @@
                 <w:szCs w:val="24"/>
                 <w:lang w:val="es-PE"/>
               </w:rPr>
-              <w:t>Agregar módulo de reportes para ventas de residuos</w:t>
+              <w:t xml:space="preserve">Agregar módulo de reportes para </w:t>
+            </w:r>
+            <w:r>
+              <w:rPr>
+                <w:rFonts w:cs="Times New Roman"/>
+                <w:szCs w:val="24"/>
+                <w:lang w:val="es-PE"/>
+              </w:rPr>
+              <w:lastRenderedPageBreak/>
+              <w:t>ventas de residuos</w:t>
             </w:r>
           </w:p>
         </w:tc>
@@ -19294,6 +20195,7 @@
                 <w:szCs w:val="24"/>
                 <w:lang w:val="es-PE"/>
               </w:rPr>
+              <w:lastRenderedPageBreak/>
               <w:t>Aprobado</w:t>
             </w:r>
           </w:p>
@@ -19318,7 +20220,16 @@
                 <w:szCs w:val="24"/>
                 <w:lang w:val="es-PE"/>
               </w:rPr>
-              <w:t>Incluir el cambio y actualizar la documentación del proyecto</w:t>
+              <w:t xml:space="preserve">Incluir el cambio y actualizar la </w:t>
+            </w:r>
+            <w:r>
+              <w:rPr>
+                <w:rFonts w:cs="Times New Roman"/>
+                <w:szCs w:val="24"/>
+                <w:lang w:val="es-PE"/>
+              </w:rPr>
+              <w:lastRenderedPageBreak/>
+              <w:t>documentación del proyecto</w:t>
             </w:r>
           </w:p>
         </w:tc>
@@ -19342,6 +20253,7 @@
                 <w:szCs w:val="24"/>
                 <w:lang w:val="es-PE"/>
               </w:rPr>
+              <w:lastRenderedPageBreak/>
               <w:t>25/03/2026</w:t>
             </w:r>
           </w:p>
@@ -20898,7 +21810,6 @@
                 <w:szCs w:val="24"/>
                 <w:lang w:val="es-PE"/>
               </w:rPr>
-              <w:lastRenderedPageBreak/>
               <w:t>SC-011</w:t>
             </w:r>
           </w:p>
@@ -20971,7 +21882,16 @@
                 <w:szCs w:val="24"/>
                 <w:lang w:val="es-PE"/>
               </w:rPr>
-              <w:t>Mostrar precios sugeridos automáticamente</w:t>
+              <w:t xml:space="preserve">Mostrar precios sugeridos </w:t>
+            </w:r>
+            <w:r>
+              <w:rPr>
+                <w:rFonts w:cs="Times New Roman"/>
+                <w:szCs w:val="24"/>
+                <w:lang w:val="es-PE"/>
+              </w:rPr>
+              <w:lastRenderedPageBreak/>
+              <w:t>automáticamente</w:t>
             </w:r>
           </w:p>
         </w:tc>
@@ -20995,6 +21915,7 @@
                 <w:szCs w:val="24"/>
                 <w:lang w:val="es-PE"/>
               </w:rPr>
+              <w:lastRenderedPageBreak/>
               <w:t>Rechazado</w:t>
             </w:r>
           </w:p>
@@ -21019,7 +21940,16 @@
                 <w:szCs w:val="24"/>
                 <w:lang w:val="es-PE"/>
               </w:rPr>
-              <w:t>Funcionalidad fuera del alcance y cronograma</w:t>
+              <w:t xml:space="preserve">Funcionalidad fuera del </w:t>
+            </w:r>
+            <w:r>
+              <w:rPr>
+                <w:rFonts w:cs="Times New Roman"/>
+                <w:szCs w:val="24"/>
+                <w:lang w:val="es-PE"/>
+              </w:rPr>
+              <w:lastRenderedPageBreak/>
+              <w:t>alcance y cronograma</w:t>
             </w:r>
           </w:p>
         </w:tc>
@@ -21043,6 +21973,7 @@
                 <w:szCs w:val="24"/>
                 <w:lang w:val="es-PE"/>
               </w:rPr>
+              <w:lastRenderedPageBreak/>
               <w:t>05/08/2026</w:t>
             </w:r>
           </w:p>
@@ -21806,13 +22737,41 @@
           <w:szCs w:val="24"/>
         </w:rPr>
       </w:pPr>
+      <w:proofErr w:type="spellStart"/>
       <w:r>
         <w:rPr>
           <w:rFonts w:ascii="Times New Roman" w:hAnsi="Times New Roman" w:cs="Times New Roman"/>
           <w:sz w:val="24"/>
           <w:szCs w:val="24"/>
         </w:rPr>
-        <w:t>Vease: 01 Documentacion/01.0</w:t>
+        <w:t>Vease</w:t>
+      </w:r>
+      <w:proofErr w:type="spellEnd"/>
+      <w:r>
+        <w:rPr>
+          <w:rFonts w:ascii="Times New Roman" w:hAnsi="Times New Roman" w:cs="Times New Roman"/>
+          <w:sz w:val="24"/>
+          <w:szCs w:val="24"/>
+        </w:rPr>
+        <w:t xml:space="preserve">: 01 </w:t>
+      </w:r>
+      <w:proofErr w:type="spellStart"/>
+      <w:r>
+        <w:rPr>
+          <w:rFonts w:ascii="Times New Roman" w:hAnsi="Times New Roman" w:cs="Times New Roman"/>
+          <w:sz w:val="24"/>
+          <w:szCs w:val="24"/>
+        </w:rPr>
+        <w:t>Documentacion</w:t>
+      </w:r>
+      <w:proofErr w:type="spellEnd"/>
+      <w:r>
+        <w:rPr>
+          <w:rFonts w:ascii="Times New Roman" w:hAnsi="Times New Roman" w:cs="Times New Roman"/>
+          <w:sz w:val="24"/>
+          <w:szCs w:val="24"/>
+        </w:rPr>
+        <w:t>/01.0</w:t>
       </w:r>
       <w:r>
         <w:rPr>
@@ -21861,21 +22820,67 @@
           <w:szCs w:val="24"/>
         </w:rPr>
       </w:pPr>
+      <w:proofErr w:type="spellStart"/>
       <w:r>
         <w:rPr>
           <w:rFonts w:ascii="Times New Roman" w:hAnsi="Times New Roman" w:cs="Times New Roman"/>
           <w:sz w:val="24"/>
           <w:szCs w:val="24"/>
         </w:rPr>
-        <w:t>Vease: 01 Documentacion/0</w:t>
-      </w:r>
+        <w:t>Vease</w:t>
+      </w:r>
+      <w:proofErr w:type="spellEnd"/>
       <w:r>
         <w:rPr>
           <w:rFonts w:ascii="Times New Roman" w:hAnsi="Times New Roman" w:cs="Times New Roman"/>
           <w:sz w:val="24"/>
           <w:szCs w:val="24"/>
         </w:rPr>
-        <w:t>1.05 Acuerdos/Plan Gestion Adquisiciones</w:t>
+        <w:t xml:space="preserve">: 01 </w:t>
+      </w:r>
+      <w:proofErr w:type="spellStart"/>
+      <w:r>
+        <w:rPr>
+          <w:rFonts w:ascii="Times New Roman" w:hAnsi="Times New Roman" w:cs="Times New Roman"/>
+          <w:sz w:val="24"/>
+          <w:szCs w:val="24"/>
+        </w:rPr>
+        <w:t>Documentacion</w:t>
+      </w:r>
+      <w:proofErr w:type="spellEnd"/>
+      <w:r>
+        <w:rPr>
+          <w:rFonts w:ascii="Times New Roman" w:hAnsi="Times New Roman" w:cs="Times New Roman"/>
+          <w:sz w:val="24"/>
+          <w:szCs w:val="24"/>
+        </w:rPr>
+        <w:t>/0</w:t>
+      </w:r>
+      <w:r>
+        <w:rPr>
+          <w:rFonts w:ascii="Times New Roman" w:hAnsi="Times New Roman" w:cs="Times New Roman"/>
+          <w:sz w:val="24"/>
+          <w:szCs w:val="24"/>
+        </w:rPr>
+        <w:t xml:space="preserve">1.05 Acuerdos/Plan </w:t>
+      </w:r>
+      <w:proofErr w:type="spellStart"/>
+      <w:r>
+        <w:rPr>
+          <w:rFonts w:ascii="Times New Roman" w:hAnsi="Times New Roman" w:cs="Times New Roman"/>
+          <w:sz w:val="24"/>
+          <w:szCs w:val="24"/>
+        </w:rPr>
+        <w:t>Gestion</w:t>
+      </w:r>
+      <w:proofErr w:type="spellEnd"/>
+      <w:r>
+        <w:rPr>
+          <w:rFonts w:ascii="Times New Roman" w:hAnsi="Times New Roman" w:cs="Times New Roman"/>
+          <w:sz w:val="24"/>
+          <w:szCs w:val="24"/>
+        </w:rPr>
+        <w:t xml:space="preserve"> Adquisiciones</w:t>
       </w:r>
     </w:p>
     <w:p>
@@ -21916,13 +22921,59 @@
           <w:szCs w:val="24"/>
         </w:rPr>
       </w:pPr>
+      <w:proofErr w:type="spellStart"/>
       <w:r>
         <w:rPr>
           <w:rFonts w:ascii="Times New Roman" w:hAnsi="Times New Roman" w:cs="Times New Roman"/>
           <w:sz w:val="24"/>
           <w:szCs w:val="24"/>
         </w:rPr>
-        <w:t>Vease: 01 Documentacion/01.05 Acuerdos/Elaboracion Contrato</w:t>
+        <w:t>Vease</w:t>
+      </w:r>
+      <w:proofErr w:type="spellEnd"/>
+      <w:r>
+        <w:rPr>
+          <w:rFonts w:ascii="Times New Roman" w:hAnsi="Times New Roman" w:cs="Times New Roman"/>
+          <w:sz w:val="24"/>
+          <w:szCs w:val="24"/>
+        </w:rPr>
+        <w:t xml:space="preserve">: 01 </w:t>
+      </w:r>
+      <w:proofErr w:type="spellStart"/>
+      <w:r>
+        <w:rPr>
+          <w:rFonts w:ascii="Times New Roman" w:hAnsi="Times New Roman" w:cs="Times New Roman"/>
+          <w:sz w:val="24"/>
+          <w:szCs w:val="24"/>
+        </w:rPr>
+        <w:t>Documentacion</w:t>
+      </w:r>
+      <w:proofErr w:type="spellEnd"/>
+      <w:r>
+        <w:rPr>
+          <w:rFonts w:ascii="Times New Roman" w:hAnsi="Times New Roman" w:cs="Times New Roman"/>
+          <w:sz w:val="24"/>
+          <w:szCs w:val="24"/>
+        </w:rPr>
+        <w:t>/01.05 Acuerdos/</w:t>
+      </w:r>
+      <w:proofErr w:type="spellStart"/>
+      <w:r>
+        <w:rPr>
+          <w:rFonts w:ascii="Times New Roman" w:hAnsi="Times New Roman" w:cs="Times New Roman"/>
+          <w:sz w:val="24"/>
+          <w:szCs w:val="24"/>
+        </w:rPr>
+        <w:t>Elaboracion</w:t>
+      </w:r>
+      <w:proofErr w:type="spellEnd"/>
+      <w:r>
+        <w:rPr>
+          <w:rFonts w:ascii="Times New Roman" w:hAnsi="Times New Roman" w:cs="Times New Roman"/>
+          <w:sz w:val="24"/>
+          <w:szCs w:val="24"/>
+        </w:rPr>
+        <w:t xml:space="preserve"> Contrato</w:t>
       </w:r>
     </w:p>
     <w:p>
@@ -22035,12 +23086,21 @@
                 <w:szCs w:val="24"/>
               </w:rPr>
             </w:pPr>
-            <w:r>
-              <w:rPr>
-                <w:rFonts w:cs="Times New Roman"/>
-                <w:szCs w:val="24"/>
-              </w:rPr>
-              <w:t>TechNova Solutions</w:t>
+            <w:proofErr w:type="spellStart"/>
+            <w:r>
+              <w:rPr>
+                <w:rFonts w:cs="Times New Roman"/>
+                <w:szCs w:val="24"/>
+              </w:rPr>
+              <w:t>TechNova</w:t>
+            </w:r>
+            <w:proofErr w:type="spellEnd"/>
+            <w:r>
+              <w:rPr>
+                <w:rFonts w:cs="Times New Roman"/>
+                <w:szCs w:val="24"/>
+              </w:rPr>
+              <w:t xml:space="preserve"> Solutions</w:t>
             </w:r>
           </w:p>
         </w:tc>
@@ -22082,12 +23142,21 @@
                 <w:szCs w:val="24"/>
               </w:rPr>
             </w:pPr>
-            <w:r>
-              <w:rPr>
-                <w:rFonts w:cs="Times New Roman"/>
-                <w:szCs w:val="24"/>
-              </w:rPr>
-              <w:t>SoftGreen Technologies</w:t>
+            <w:proofErr w:type="spellStart"/>
+            <w:r>
+              <w:rPr>
+                <w:rFonts w:cs="Times New Roman"/>
+                <w:szCs w:val="24"/>
+              </w:rPr>
+              <w:t>SoftGreen</w:t>
+            </w:r>
+            <w:proofErr w:type="spellEnd"/>
+            <w:r>
+              <w:rPr>
+                <w:rFonts w:cs="Times New Roman"/>
+                <w:szCs w:val="24"/>
+              </w:rPr>
+              <w:t xml:space="preserve"> Technologies</w:t>
             </w:r>
           </w:p>
         </w:tc>
@@ -22108,8 +23177,17 @@
                 <w:rFonts w:cs="Times New Roman"/>
                 <w:szCs w:val="24"/>
               </w:rPr>
-              <w:t>Empresa enfocada en software sostenible y cloud</w:t>
-            </w:r>
+              <w:t xml:space="preserve">Empresa enfocada en software sostenible y </w:t>
+            </w:r>
+            <w:proofErr w:type="spellStart"/>
+            <w:r>
+              <w:rPr>
+                <w:rFonts w:cs="Times New Roman"/>
+                <w:szCs w:val="24"/>
+              </w:rPr>
+              <w:t>cloud</w:t>
+            </w:r>
+            <w:proofErr w:type="spellEnd"/>
           </w:p>
         </w:tc>
       </w:tr>
@@ -22129,12 +23207,21 @@
                 <w:szCs w:val="24"/>
               </w:rPr>
             </w:pPr>
-            <w:r>
-              <w:rPr>
-                <w:rFonts w:cs="Times New Roman"/>
-                <w:szCs w:val="24"/>
-              </w:rPr>
-              <w:t>InnovaCode Studio</w:t>
+            <w:proofErr w:type="spellStart"/>
+            <w:r>
+              <w:rPr>
+                <w:rFonts w:cs="Times New Roman"/>
+                <w:szCs w:val="24"/>
+              </w:rPr>
+              <w:t>InnovaCode</w:t>
+            </w:r>
+            <w:proofErr w:type="spellEnd"/>
+            <w:r>
+              <w:rPr>
+                <w:rFonts w:cs="Times New Roman"/>
+                <w:szCs w:val="24"/>
+              </w:rPr>
+              <w:t xml:space="preserve"> Studio</w:t>
             </w:r>
           </w:p>
         </w:tc>
@@ -22203,6 +23290,7 @@
                 <w:lang w:val="es-PE"/>
               </w:rPr>
             </w:pPr>
+            <w:proofErr w:type="spellStart"/>
             <w:r>
               <w:rPr>
                 <w:rFonts w:cs="Times New Roman"/>
@@ -22213,6 +23301,7 @@
               </w:rPr>
               <w:t>N°</w:t>
             </w:r>
+            <w:proofErr w:type="spellEnd"/>
           </w:p>
         </w:tc>
         <w:tc>
@@ -22321,6 +23410,7 @@
                 <w:szCs w:val="24"/>
                 <w:lang w:val="es-PE"/>
               </w:rPr>
+              <w:lastRenderedPageBreak/>
               <w:t>1</w:t>
             </w:r>
           </w:p>
@@ -23065,7 +24155,25 @@
                 <w:szCs w:val="24"/>
                 <w:lang w:val="es-PE"/>
               </w:rPr>
-              <w:t>Experiencia comprobada en el desarrollo de plataformas web, marketplaces, sistemas de comercio electrónico, integración de pasarelas de pago, gestión de usuarios y aplicaciones empresariales similares.</w:t>
+              <w:t xml:space="preserve">Experiencia comprobada en el desarrollo de plataformas web, </w:t>
+            </w:r>
+            <w:proofErr w:type="spellStart"/>
+            <w:r>
+              <w:rPr>
+                <w:rFonts w:cs="Times New Roman"/>
+                <w:szCs w:val="24"/>
+                <w:lang w:val="es-PE"/>
+              </w:rPr>
+              <w:t>marketplaces</w:t>
+            </w:r>
+            <w:proofErr w:type="spellEnd"/>
+            <w:r>
+              <w:rPr>
+                <w:rFonts w:cs="Times New Roman"/>
+                <w:szCs w:val="24"/>
+                <w:lang w:val="es-PE"/>
+              </w:rPr>
+              <w:t>, sistemas de comercio electrónico, integración de pasarelas de pago, gestión de usuarios y aplicaciones empresariales similares.</w:t>
             </w:r>
           </w:p>
         </w:tc>
@@ -23163,16 +24271,7 @@
                 <w:szCs w:val="24"/>
                 <w:lang w:val="es-PE"/>
               </w:rPr>
-              <w:t xml:space="preserve">Capacidad de la solución para soportar un crecimiento futuro en número de usuarios, publicaciones, órdenes de compra y funcionalidades, </w:t>
-            </w:r>
-            <w:r>
-              <w:rPr>
-                <w:rFonts w:cs="Times New Roman"/>
-                <w:szCs w:val="24"/>
-                <w:lang w:val="es-PE"/>
-              </w:rPr>
-              <w:lastRenderedPageBreak/>
-              <w:t>mediante una arquitectura modular, mantenible y preparada para futuras integraciones.</w:t>
+              <w:t>Capacidad de la solución para soportar un crecimiento futuro en número de usuarios, publicaciones, órdenes de compra y funcionalidades, mediante una arquitectura modular, mantenible y preparada para futuras integraciones.</w:t>
             </w:r>
           </w:p>
         </w:tc>
@@ -23196,7 +24295,6 @@
                 <w:szCs w:val="24"/>
                 <w:lang w:val="es-PE"/>
               </w:rPr>
-              <w:lastRenderedPageBreak/>
               <w:t>8</w:t>
             </w:r>
           </w:p>
@@ -23271,7 +24369,34 @@
                 <w:szCs w:val="24"/>
                 <w:lang w:val="es-PE"/>
               </w:rPr>
-              <w:t>Uso de tecnologías modernas, ampliamente adoptadas y con soporte a largo plazo (frameworks actuales, arquitecturas escalables, APIs REST, bases de datos robustas, control de versiones, integración continua y buenas prácticas de desarrollo).</w:t>
+              <w:t>Uso de tecnologías modernas, ampliamente adoptadas y con soporte a largo plazo (</w:t>
+            </w:r>
+            <w:proofErr w:type="spellStart"/>
+            <w:r>
+              <w:rPr>
+                <w:rFonts w:cs="Times New Roman"/>
+                <w:szCs w:val="24"/>
+                <w:lang w:val="es-PE"/>
+              </w:rPr>
+              <w:t>frameworks</w:t>
+            </w:r>
+            <w:proofErr w:type="spellEnd"/>
+            <w:r>
+              <w:rPr>
+                <w:rFonts w:cs="Times New Roman"/>
+                <w:szCs w:val="24"/>
+                <w:lang w:val="es-PE"/>
+              </w:rPr>
+              <w:t xml:space="preserve"> actuales, arquitecturas escalables, APIs REST, bases de datos </w:t>
+            </w:r>
+            <w:r>
+              <w:rPr>
+                <w:rFonts w:cs="Times New Roman"/>
+                <w:szCs w:val="24"/>
+                <w:lang w:val="es-PE"/>
+              </w:rPr>
+              <w:lastRenderedPageBreak/>
+              <w:t>robustas, control de versiones, integración continua y buenas prácticas de desarrollo).</w:t>
             </w:r>
           </w:p>
         </w:tc>
@@ -23295,6 +24420,7 @@
                 <w:szCs w:val="24"/>
                 <w:lang w:val="es-PE"/>
               </w:rPr>
+              <w:lastRenderedPageBreak/>
               <w:t>9</w:t>
             </w:r>
           </w:p>
@@ -23369,7 +24495,25 @@
                 <w:szCs w:val="24"/>
                 <w:lang w:val="es-PE"/>
               </w:rPr>
-              <w:t>Implementación de mecanismos de seguridad como autenticación segura (JWT/OAuth2), autorización basada en roles, cifrado de contraseñas (bcrypt o Argon2), cifrado de datos sensibles (TLS/HTTPS), protección contra ataques OWASP Top 10</w:t>
+              <w:t>Implementación de mecanismos de seguridad como autenticación segura (JWT/OAuth2), autorización basada en roles, cifrado de contraseñas (</w:t>
+            </w:r>
+            <w:proofErr w:type="spellStart"/>
+            <w:r>
+              <w:rPr>
+                <w:rFonts w:cs="Times New Roman"/>
+                <w:szCs w:val="24"/>
+                <w:lang w:val="es-PE"/>
+              </w:rPr>
+              <w:t>bcrypt</w:t>
+            </w:r>
+            <w:proofErr w:type="spellEnd"/>
+            <w:r>
+              <w:rPr>
+                <w:rFonts w:cs="Times New Roman"/>
+                <w:szCs w:val="24"/>
+                <w:lang w:val="es-PE"/>
+              </w:rPr>
+              <w:t xml:space="preserve"> o Argon2), cifrado de datos sensibles (TLS/HTTPS), protección contra ataques OWASP Top 10</w:t>
             </w:r>
             <w:r>
               <w:rPr>
@@ -23399,7 +24543,25 @@
                 <w:szCs w:val="24"/>
                 <w:lang w:val="es-PE"/>
               </w:rPr>
-              <w:t>SQL Injection, XSS, CSRF, etc.), validación de entradas, gestión segura de sesiones, registro de auditoría y cumplimiento de buenas prácticas para la integración con pasarelas de pago y protección de datos personales.</w:t>
+              <w:t xml:space="preserve">SQL </w:t>
+            </w:r>
+            <w:proofErr w:type="spellStart"/>
+            <w:r>
+              <w:rPr>
+                <w:rFonts w:cs="Times New Roman"/>
+                <w:szCs w:val="24"/>
+                <w:lang w:val="es-PE"/>
+              </w:rPr>
+              <w:t>Injection</w:t>
+            </w:r>
+            <w:proofErr w:type="spellEnd"/>
+            <w:r>
+              <w:rPr>
+                <w:rFonts w:cs="Times New Roman"/>
+                <w:szCs w:val="24"/>
+                <w:lang w:val="es-PE"/>
+              </w:rPr>
+              <w:t>, XSS, CSRF, etc.), validación de entradas, gestión segura de sesiones, registro de auditoría y cumplimiento de buenas prácticas para la integración con pasarelas de pago y protección de datos personales.</w:t>
             </w:r>
           </w:p>
         </w:tc>
@@ -23538,6 +24700,7 @@
                 <w:lang w:val="es-PE"/>
               </w:rPr>
             </w:pPr>
+            <w:proofErr w:type="spellStart"/>
             <w:r>
               <w:rPr>
                 <w:rFonts w:cs="Times New Roman"/>
@@ -23546,7 +24709,18 @@
                 <w:szCs w:val="24"/>
                 <w:lang w:val="es-PE"/>
               </w:rPr>
-              <w:t>TechNova Solutions</w:t>
+              <w:t>TechNova</w:t>
+            </w:r>
+            <w:proofErr w:type="spellEnd"/>
+            <w:r>
+              <w:rPr>
+                <w:rFonts w:cs="Times New Roman"/>
+                <w:b/>
+                <w:bCs/>
+                <w:szCs w:val="24"/>
+                <w:lang w:val="es-PE"/>
+              </w:rPr>
+              <w:t xml:space="preserve"> Solutions</w:t>
             </w:r>
           </w:p>
         </w:tc>
@@ -23566,6 +24740,7 @@
                 <w:lang w:val="es-PE"/>
               </w:rPr>
             </w:pPr>
+            <w:proofErr w:type="spellStart"/>
             <w:r>
               <w:rPr>
                 <w:rFonts w:cs="Times New Roman"/>
@@ -23574,7 +24749,18 @@
                 <w:szCs w:val="24"/>
                 <w:lang w:val="es-PE"/>
               </w:rPr>
-              <w:t>SoftGreen Technologies</w:t>
+              <w:t>SoftGreen</w:t>
+            </w:r>
+            <w:proofErr w:type="spellEnd"/>
+            <w:r>
+              <w:rPr>
+                <w:rFonts w:cs="Times New Roman"/>
+                <w:b/>
+                <w:bCs/>
+                <w:szCs w:val="24"/>
+                <w:lang w:val="es-PE"/>
+              </w:rPr>
+              <w:t xml:space="preserve"> Technologies</w:t>
             </w:r>
           </w:p>
         </w:tc>
@@ -23594,6 +24780,7 @@
                 <w:lang w:val="es-PE"/>
               </w:rPr>
             </w:pPr>
+            <w:proofErr w:type="spellStart"/>
             <w:r>
               <w:rPr>
                 <w:rFonts w:cs="Times New Roman"/>
@@ -23602,7 +24789,18 @@
                 <w:szCs w:val="24"/>
                 <w:lang w:val="es-PE"/>
               </w:rPr>
-              <w:t>InnovaCode Studio</w:t>
+              <w:t>InnovaCode</w:t>
+            </w:r>
+            <w:proofErr w:type="spellEnd"/>
+            <w:r>
+              <w:rPr>
+                <w:rFonts w:cs="Times New Roman"/>
+                <w:b/>
+                <w:bCs/>
+                <w:szCs w:val="24"/>
+                <w:lang w:val="es-PE"/>
+              </w:rPr>
+              <w:t xml:space="preserve"> Studio</w:t>
             </w:r>
           </w:p>
         </w:tc>
@@ -24744,7 +25942,6 @@
                 <w:szCs w:val="24"/>
                 <w:lang w:val="es-PE"/>
               </w:rPr>
-              <w:lastRenderedPageBreak/>
               <w:t>Reputación del proveedor</w:t>
             </w:r>
           </w:p>
@@ -25011,6 +26208,7 @@
                 <w:bCs/>
                 <w:szCs w:val="24"/>
               </w:rPr>
+              <w:lastRenderedPageBreak/>
               <w:t>Proveedor</w:t>
             </w:r>
           </w:p>
@@ -25056,12 +26254,21 @@
                 <w:szCs w:val="24"/>
               </w:rPr>
             </w:pPr>
-            <w:r>
-              <w:rPr>
-                <w:rFonts w:cs="Times New Roman"/>
-                <w:szCs w:val="24"/>
-              </w:rPr>
-              <w:t>TechNova Solutions</w:t>
+            <w:proofErr w:type="spellStart"/>
+            <w:r>
+              <w:rPr>
+                <w:rFonts w:cs="Times New Roman"/>
+                <w:szCs w:val="24"/>
+              </w:rPr>
+              <w:t>TechNova</w:t>
+            </w:r>
+            <w:proofErr w:type="spellEnd"/>
+            <w:r>
+              <w:rPr>
+                <w:rFonts w:cs="Times New Roman"/>
+                <w:szCs w:val="24"/>
+              </w:rPr>
+              <w:t xml:space="preserve"> Solutions</w:t>
             </w:r>
           </w:p>
         </w:tc>
@@ -25103,12 +26310,21 @@
                 <w:szCs w:val="24"/>
               </w:rPr>
             </w:pPr>
-            <w:r>
-              <w:rPr>
-                <w:rFonts w:cs="Times New Roman"/>
-                <w:szCs w:val="24"/>
-              </w:rPr>
-              <w:t>SoftGreen Technologies</w:t>
+            <w:proofErr w:type="spellStart"/>
+            <w:r>
+              <w:rPr>
+                <w:rFonts w:cs="Times New Roman"/>
+                <w:szCs w:val="24"/>
+              </w:rPr>
+              <w:t>SoftGreen</w:t>
+            </w:r>
+            <w:proofErr w:type="spellEnd"/>
+            <w:r>
+              <w:rPr>
+                <w:rFonts w:cs="Times New Roman"/>
+                <w:szCs w:val="24"/>
+              </w:rPr>
+              <w:t xml:space="preserve"> Technologies</w:t>
             </w:r>
           </w:p>
         </w:tc>
@@ -25150,12 +26366,21 @@
                 <w:szCs w:val="24"/>
               </w:rPr>
             </w:pPr>
-            <w:r>
-              <w:rPr>
-                <w:rFonts w:cs="Times New Roman"/>
-                <w:szCs w:val="24"/>
-              </w:rPr>
-              <w:t>InnovaCode Studio</w:t>
+            <w:proofErr w:type="spellStart"/>
+            <w:r>
+              <w:rPr>
+                <w:rFonts w:cs="Times New Roman"/>
+                <w:szCs w:val="24"/>
+              </w:rPr>
+              <w:t>InnovaCode</w:t>
+            </w:r>
+            <w:proofErr w:type="spellEnd"/>
+            <w:r>
+              <w:rPr>
+                <w:rFonts w:cs="Times New Roman"/>
+                <w:szCs w:val="24"/>
+              </w:rPr>
+              <w:t xml:space="preserve"> Studio</w:t>
             </w:r>
           </w:p>
         </w:tc>
@@ -25258,7 +26483,29 @@
                 <w:szCs w:val="24"/>
                 <w:lang w:val="es-PE"/>
               </w:rPr>
-              <w:t>Justificación de la selección de TechNova Solutions</w:t>
+              <w:t xml:space="preserve">Justificación de la selección de </w:t>
+            </w:r>
+            <w:proofErr w:type="spellStart"/>
+            <w:r>
+              <w:rPr>
+                <w:rFonts w:cs="Times New Roman"/>
+                <w:b/>
+                <w:bCs/>
+                <w:szCs w:val="24"/>
+                <w:lang w:val="es-PE"/>
+              </w:rPr>
+              <w:t>TechNova</w:t>
+            </w:r>
+            <w:proofErr w:type="spellEnd"/>
+            <w:r>
+              <w:rPr>
+                <w:rFonts w:cs="Times New Roman"/>
+                <w:b/>
+                <w:bCs/>
+                <w:szCs w:val="24"/>
+                <w:lang w:val="es-PE"/>
+              </w:rPr>
+              <w:t xml:space="preserve"> Solutions</w:t>
             </w:r>
           </w:p>
         </w:tc>
@@ -25328,7 +26575,43 @@
                 <w:szCs w:val="24"/>
                 <w:lang w:val="es-PE"/>
               </w:rPr>
-              <w:t>), superando a SoftGreen Technologies (225) e InnovaCode Studio (220).</w:t>
+              <w:t xml:space="preserve">), superando a </w:t>
+            </w:r>
+            <w:proofErr w:type="spellStart"/>
+            <w:r>
+              <w:rPr>
+                <w:rFonts w:cs="Times New Roman"/>
+                <w:szCs w:val="24"/>
+                <w:lang w:val="es-PE"/>
+              </w:rPr>
+              <w:t>SoftGreen</w:t>
+            </w:r>
+            <w:proofErr w:type="spellEnd"/>
+            <w:r>
+              <w:rPr>
+                <w:rFonts w:cs="Times New Roman"/>
+                <w:szCs w:val="24"/>
+                <w:lang w:val="es-PE"/>
+              </w:rPr>
+              <w:t xml:space="preserve"> Technologies (225) e </w:t>
+            </w:r>
+            <w:proofErr w:type="spellStart"/>
+            <w:r>
+              <w:rPr>
+                <w:rFonts w:cs="Times New Roman"/>
+                <w:szCs w:val="24"/>
+                <w:lang w:val="es-PE"/>
+              </w:rPr>
+              <w:t>InnovaCode</w:t>
+            </w:r>
+            <w:proofErr w:type="spellEnd"/>
+            <w:r>
+              <w:rPr>
+                <w:rFonts w:cs="Times New Roman"/>
+                <w:szCs w:val="24"/>
+                <w:lang w:val="es-PE"/>
+              </w:rPr>
+              <w:t xml:space="preserve"> Studio (220).</w:t>
             </w:r>
           </w:p>
         </w:tc>
@@ -25536,7 +26819,25 @@
                 <w:szCs w:val="24"/>
                 <w:lang w:val="es-PE"/>
               </w:rPr>
-              <w:t>Cuenta con amplia experiencia en el desarrollo de plataformas web empresariales y marketplaces, reduciendo el riesgo durante la ejecución del proyecto.</w:t>
+              <w:t xml:space="preserve">Cuenta con amplia experiencia en el desarrollo de plataformas web empresariales y </w:t>
+            </w:r>
+            <w:proofErr w:type="spellStart"/>
+            <w:r>
+              <w:rPr>
+                <w:rFonts w:cs="Times New Roman"/>
+                <w:szCs w:val="24"/>
+                <w:lang w:val="es-PE"/>
+              </w:rPr>
+              <w:t>marketplaces</w:t>
+            </w:r>
+            <w:proofErr w:type="spellEnd"/>
+            <w:r>
+              <w:rPr>
+                <w:rFonts w:cs="Times New Roman"/>
+                <w:szCs w:val="24"/>
+                <w:lang w:val="es-PE"/>
+              </w:rPr>
+              <w:t>, reduciendo el riesgo durante la ejecución del proyecto.</w:t>
             </w:r>
           </w:p>
         </w:tc>
@@ -25694,6 +26995,7 @@
               </w:rPr>
               <w:t xml:space="preserve">Se seleccionó a </w:t>
             </w:r>
+            <w:proofErr w:type="spellStart"/>
             <w:r>
               <w:rPr>
                 <w:rFonts w:cs="Times New Roman"/>
@@ -25702,24 +27004,26 @@
                 <w:szCs w:val="24"/>
                 <w:lang w:val="es-PE"/>
               </w:rPr>
-              <w:t>TechNova Solutions</w:t>
-            </w:r>
-            <w:r>
-              <w:rPr>
-                <w:rFonts w:cs="Times New Roman"/>
-                <w:szCs w:val="24"/>
-                <w:lang w:val="es-PE"/>
-              </w:rPr>
-              <w:t xml:space="preserve"> por obtener la mayor puntuación global y destacar en los criterios de mayor importancia para el proyecto, especialmente seguridad, tecnologías utilizadas, escalabilidad y experiencia, asegurando </w:t>
-            </w:r>
-            <w:r>
-              <w:rPr>
-                <w:rFonts w:cs="Times New Roman"/>
-                <w:szCs w:val="24"/>
-                <w:lang w:val="es-PE"/>
-              </w:rPr>
-              <w:lastRenderedPageBreak/>
-              <w:t>una solución confiable, segura y preparada para el crecimiento futuro.</w:t>
+              <w:t>TechNova</w:t>
+            </w:r>
+            <w:proofErr w:type="spellEnd"/>
+            <w:r>
+              <w:rPr>
+                <w:rFonts w:cs="Times New Roman"/>
+                <w:b/>
+                <w:bCs/>
+                <w:szCs w:val="24"/>
+                <w:lang w:val="es-PE"/>
+              </w:rPr>
+              <w:t xml:space="preserve"> Solutions</w:t>
+            </w:r>
+            <w:r>
+              <w:rPr>
+                <w:rFonts w:cs="Times New Roman"/>
+                <w:szCs w:val="24"/>
+                <w:lang w:val="es-PE"/>
+              </w:rPr>
+              <w:t xml:space="preserve"> por obtener la mayor puntuación global y destacar en los criterios de mayor importancia para el proyecto, especialmente seguridad, tecnologías utilizadas, escalabilidad y experiencia, asegurando una solución confiable, segura y preparada para el crecimiento futuro.</w:t>
             </w:r>
           </w:p>
         </w:tc>
@@ -25760,6 +27064,7 @@
           <w:sz w:val="24"/>
           <w:szCs w:val="24"/>
         </w:rPr>
+        <w:lastRenderedPageBreak/>
         <w:t>CAPITULO III</w:t>
       </w:r>
       <w:bookmarkEnd w:id="8"/>
@@ -26070,8 +27375,18 @@
                 <w:color w:val="000000" w:themeColor="text1"/>
                 <w:szCs w:val="24"/>
               </w:rPr>
-              <w:t>Formato de Impresion</w:t>
-            </w:r>
+              <w:t xml:space="preserve">Formato de </w:t>
+            </w:r>
+            <w:proofErr w:type="spellStart"/>
+            <w:r>
+              <w:rPr>
+                <w:rFonts w:eastAsia="Times New Roman" w:cs="Times New Roman"/>
+                <w:color w:val="000000" w:themeColor="text1"/>
+                <w:szCs w:val="24"/>
+              </w:rPr>
+              <w:t>Impresion</w:t>
+            </w:r>
+            <w:proofErr w:type="spellEnd"/>
           </w:p>
           <w:p>
             <w:pPr>
@@ -26124,6 +27439,7 @@
                 <w:szCs w:val="24"/>
               </w:rPr>
             </w:pPr>
+            <w:proofErr w:type="spellStart"/>
             <w:r>
               <w:rPr>
                 <w:rFonts w:eastAsia="Times New Roman" w:cs="Times New Roman"/>
@@ -26132,6 +27448,7 @@
               </w:rPr>
               <w:t>Notificacion</w:t>
             </w:r>
+            <w:proofErr w:type="spellEnd"/>
           </w:p>
         </w:tc>
       </w:tr>
@@ -27212,14 +28529,88 @@
           <w:szCs w:val="24"/>
         </w:rPr>
       </w:pPr>
+      <w:proofErr w:type="spellStart"/>
       <w:r>
         <w:rPr>
           <w:rFonts w:ascii="Times New Roman" w:hAnsi="Times New Roman" w:cs="Times New Roman"/>
           <w:sz w:val="24"/>
           <w:szCs w:val="24"/>
         </w:rPr>
-        <w:t>Vease: 01 Documentacion/01.02 Analisis/EcoWaste PuntosFuncion</w:t>
-      </w:r>
+        <w:t>Vease</w:t>
+      </w:r>
+      <w:proofErr w:type="spellEnd"/>
+      <w:r>
+        <w:rPr>
+          <w:rFonts w:ascii="Times New Roman" w:hAnsi="Times New Roman" w:cs="Times New Roman"/>
+          <w:sz w:val="24"/>
+          <w:szCs w:val="24"/>
+        </w:rPr>
+        <w:t xml:space="preserve">: 01 </w:t>
+      </w:r>
+      <w:proofErr w:type="spellStart"/>
+      <w:r>
+        <w:rPr>
+          <w:rFonts w:ascii="Times New Roman" w:hAnsi="Times New Roman" w:cs="Times New Roman"/>
+          <w:sz w:val="24"/>
+          <w:szCs w:val="24"/>
+        </w:rPr>
+        <w:t>Documentacion</w:t>
+      </w:r>
+      <w:proofErr w:type="spellEnd"/>
+      <w:r>
+        <w:rPr>
+          <w:rFonts w:ascii="Times New Roman" w:hAnsi="Times New Roman" w:cs="Times New Roman"/>
+          <w:sz w:val="24"/>
+          <w:szCs w:val="24"/>
+        </w:rPr>
+        <w:t xml:space="preserve">/01.02 </w:t>
+      </w:r>
+      <w:proofErr w:type="spellStart"/>
+      <w:r>
+        <w:rPr>
+          <w:rFonts w:ascii="Times New Roman" w:hAnsi="Times New Roman" w:cs="Times New Roman"/>
+          <w:sz w:val="24"/>
+          <w:szCs w:val="24"/>
+        </w:rPr>
+        <w:t>Analisis</w:t>
+      </w:r>
+      <w:proofErr w:type="spellEnd"/>
+      <w:r>
+        <w:rPr>
+          <w:rFonts w:ascii="Times New Roman" w:hAnsi="Times New Roman" w:cs="Times New Roman"/>
+          <w:sz w:val="24"/>
+          <w:szCs w:val="24"/>
+        </w:rPr>
+        <w:t>/</w:t>
+      </w:r>
+      <w:proofErr w:type="spellStart"/>
+      <w:r>
+        <w:rPr>
+          <w:rFonts w:ascii="Times New Roman" w:hAnsi="Times New Roman" w:cs="Times New Roman"/>
+          <w:sz w:val="24"/>
+          <w:szCs w:val="24"/>
+        </w:rPr>
+        <w:t>EcoWaste</w:t>
+      </w:r>
+      <w:proofErr w:type="spellEnd"/>
+      <w:r>
+        <w:rPr>
+          <w:rFonts w:ascii="Times New Roman" w:hAnsi="Times New Roman" w:cs="Times New Roman"/>
+          <w:sz w:val="24"/>
+          <w:szCs w:val="24"/>
+        </w:rPr>
+        <w:t xml:space="preserve"> </w:t>
+      </w:r>
+      <w:proofErr w:type="spellStart"/>
+      <w:r>
+        <w:rPr>
+          <w:rFonts w:ascii="Times New Roman" w:hAnsi="Times New Roman" w:cs="Times New Roman"/>
+          <w:sz w:val="24"/>
+          <w:szCs w:val="24"/>
+        </w:rPr>
+        <w:t>PuntosFuncion</w:t>
+      </w:r>
+      <w:proofErr w:type="spellEnd"/>
     </w:p>
     <w:p>
       <w:pPr>
@@ -27433,6 +28824,7 @@
                 <w:rFonts w:cs="Times New Roman"/>
                 <w:szCs w:val="24"/>
               </w:rPr>
+              <w:lastRenderedPageBreak/>
               <w:t>Daniel</w:t>
             </w:r>
           </w:p>
@@ -27588,13 +28980,41 @@
           <w:szCs w:val="24"/>
         </w:rPr>
       </w:pPr>
+      <w:proofErr w:type="spellStart"/>
       <w:r>
         <w:rPr>
           <w:rFonts w:ascii="Times New Roman" w:hAnsi="Times New Roman" w:cs="Times New Roman"/>
           <w:sz w:val="24"/>
           <w:szCs w:val="24"/>
         </w:rPr>
-        <w:t>Vease: 01 Documentacion/01.04 Calidad/Plan de Pruebas</w:t>
+        <w:t>Vease</w:t>
+      </w:r>
+      <w:proofErr w:type="spellEnd"/>
+      <w:r>
+        <w:rPr>
+          <w:rFonts w:ascii="Times New Roman" w:hAnsi="Times New Roman" w:cs="Times New Roman"/>
+          <w:sz w:val="24"/>
+          <w:szCs w:val="24"/>
+        </w:rPr>
+        <w:t xml:space="preserve">: 01 </w:t>
+      </w:r>
+      <w:proofErr w:type="spellStart"/>
+      <w:r>
+        <w:rPr>
+          <w:rFonts w:ascii="Times New Roman" w:hAnsi="Times New Roman" w:cs="Times New Roman"/>
+          <w:sz w:val="24"/>
+          <w:szCs w:val="24"/>
+        </w:rPr>
+        <w:t>Documentacion</w:t>
+      </w:r>
+      <w:proofErr w:type="spellEnd"/>
+      <w:r>
+        <w:rPr>
+          <w:rFonts w:ascii="Times New Roman" w:hAnsi="Times New Roman" w:cs="Times New Roman"/>
+          <w:sz w:val="24"/>
+          <w:szCs w:val="24"/>
+        </w:rPr>
+        <w:t>/01.04 Calidad/Plan de Pruebas</w:t>
       </w:r>
     </w:p>
     <w:p>
@@ -27623,7 +29043,31 @@
           <w:sz w:val="24"/>
           <w:szCs w:val="24"/>
         </w:rPr>
-        <w:t>Realización del registro de no conformidades de QA (Checklist)</w:t>
+        <w:t>Realización del registro de no conformidades de QA (</w:t>
+      </w:r>
+      <w:proofErr w:type="spellStart"/>
+      <w:r>
+        <w:rPr>
+          <w:rFonts w:ascii="Times New Roman" w:eastAsia="Times New Roman" w:hAnsi="Times New Roman" w:cs="Times New Roman"/>
+          <w:b/>
+          <w:bCs/>
+          <w:color w:val="auto"/>
+          <w:sz w:val="24"/>
+          <w:szCs w:val="24"/>
+        </w:rPr>
+        <w:t>Checklist</w:t>
+      </w:r>
+      <w:proofErr w:type="spellEnd"/>
+      <w:r>
+        <w:rPr>
+          <w:rFonts w:ascii="Times New Roman" w:eastAsia="Times New Roman" w:hAnsi="Times New Roman" w:cs="Times New Roman"/>
+          <w:b/>
+          <w:bCs/>
+          <w:color w:val="auto"/>
+          <w:sz w:val="24"/>
+          <w:szCs w:val="24"/>
+        </w:rPr>
+        <w:t>)</w:t>
       </w:r>
     </w:p>
     <w:p>
@@ -27635,13 +29079,59 @@
           <w:szCs w:val="24"/>
         </w:rPr>
       </w:pPr>
+      <w:proofErr w:type="spellStart"/>
       <w:r>
         <w:rPr>
           <w:rFonts w:ascii="Times New Roman" w:hAnsi="Times New Roman" w:cs="Times New Roman"/>
           <w:sz w:val="24"/>
           <w:szCs w:val="24"/>
         </w:rPr>
-        <w:t>Vease: 01 Documentacion/01.04 Calidad/Inspecccion Calidad</w:t>
+        <w:t>Vease</w:t>
+      </w:r>
+      <w:proofErr w:type="spellEnd"/>
+      <w:r>
+        <w:rPr>
+          <w:rFonts w:ascii="Times New Roman" w:hAnsi="Times New Roman" w:cs="Times New Roman"/>
+          <w:sz w:val="24"/>
+          <w:szCs w:val="24"/>
+        </w:rPr>
+        <w:t xml:space="preserve">: 01 </w:t>
+      </w:r>
+      <w:proofErr w:type="spellStart"/>
+      <w:r>
+        <w:rPr>
+          <w:rFonts w:ascii="Times New Roman" w:hAnsi="Times New Roman" w:cs="Times New Roman"/>
+          <w:sz w:val="24"/>
+          <w:szCs w:val="24"/>
+        </w:rPr>
+        <w:t>Documentacion</w:t>
+      </w:r>
+      <w:proofErr w:type="spellEnd"/>
+      <w:r>
+        <w:rPr>
+          <w:rFonts w:ascii="Times New Roman" w:hAnsi="Times New Roman" w:cs="Times New Roman"/>
+          <w:sz w:val="24"/>
+          <w:szCs w:val="24"/>
+        </w:rPr>
+        <w:t>/01.04 Calidad/</w:t>
+      </w:r>
+      <w:proofErr w:type="spellStart"/>
+      <w:r>
+        <w:rPr>
+          <w:rFonts w:ascii="Times New Roman" w:hAnsi="Times New Roman" w:cs="Times New Roman"/>
+          <w:sz w:val="24"/>
+          <w:szCs w:val="24"/>
+        </w:rPr>
+        <w:t>Inspecccion</w:t>
+      </w:r>
+      <w:proofErr w:type="spellEnd"/>
+      <w:r>
+        <w:rPr>
+          <w:rFonts w:ascii="Times New Roman" w:hAnsi="Times New Roman" w:cs="Times New Roman"/>
+          <w:sz w:val="24"/>
+          <w:szCs w:val="24"/>
+        </w:rPr>
+        <w:t xml:space="preserve"> Calidad</w:t>
       </w:r>
     </w:p>
     <w:p>
@@ -28357,15 +29847,7 @@
                 <w:rFonts w:cs="Times New Roman"/>
                 <w:szCs w:val="24"/>
               </w:rPr>
-              <w:t xml:space="preserve">Asegura la correcta creación de publicaciones y validación de </w:t>
-            </w:r>
-            <w:r>
-              <w:rPr>
-                <w:rFonts w:cs="Times New Roman"/>
-                <w:szCs w:val="24"/>
-              </w:rPr>
-              <w:lastRenderedPageBreak/>
-              <w:t>archivos multimedia.</w:t>
+              <w:t>Asegura la correcta creación de publicaciones y validación de archivos multimedia.</w:t>
             </w:r>
           </w:p>
         </w:tc>
@@ -29315,7 +30797,25 @@
           <w:sz w:val="24"/>
           <w:szCs w:val="24"/>
         </w:rPr>
-        <w:t>Asegurar la trazabilidad de cada cambio realizado sobre los entregables del proyecto EcoWaste.</w:t>
+        <w:t xml:space="preserve">Asegurar la trazabilidad de cada cambio realizado sobre los entregables del proyecto </w:t>
+      </w:r>
+      <w:proofErr w:type="spellStart"/>
+      <w:r>
+        <w:rPr>
+          <w:rFonts w:ascii="Times New Roman" w:hAnsi="Times New Roman" w:cs="Times New Roman"/>
+          <w:sz w:val="24"/>
+          <w:szCs w:val="24"/>
+        </w:rPr>
+        <w:t>EcoWaste</w:t>
+      </w:r>
+      <w:proofErr w:type="spellEnd"/>
+      <w:r>
+        <w:rPr>
+          <w:rFonts w:ascii="Times New Roman" w:hAnsi="Times New Roman" w:cs="Times New Roman"/>
+          <w:sz w:val="24"/>
+          <w:szCs w:val="24"/>
+        </w:rPr>
+        <w:t>.</w:t>
       </w:r>
     </w:p>
     <w:p>
@@ -29500,7 +31000,25 @@
           <w:sz w:val="24"/>
           <w:szCs w:val="24"/>
         </w:rPr>
-        <w:t>Diseño UI/UX (wireframes, mockups y prototipos).</w:t>
+        <w:t>Diseño UI/UX (</w:t>
+      </w:r>
+      <w:proofErr w:type="spellStart"/>
+      <w:r>
+        <w:rPr>
+          <w:rFonts w:ascii="Times New Roman" w:hAnsi="Times New Roman" w:cs="Times New Roman"/>
+          <w:sz w:val="24"/>
+          <w:szCs w:val="24"/>
+        </w:rPr>
+        <w:t>wireframes</w:t>
+      </w:r>
+      <w:proofErr w:type="spellEnd"/>
+      <w:r>
+        <w:rPr>
+          <w:rFonts w:ascii="Times New Roman" w:hAnsi="Times New Roman" w:cs="Times New Roman"/>
+          <w:sz w:val="24"/>
+          <w:szCs w:val="24"/>
+        </w:rPr>
+        <w:t>, mockups y prototipos).</w:t>
       </w:r>
     </w:p>
     <w:p>
@@ -29523,7 +31041,25 @@
           <w:sz w:val="24"/>
           <w:szCs w:val="24"/>
         </w:rPr>
-        <w:t>Código fuente de la plataforma EcoWaste y scripts de base de datos.</w:t>
+        <w:t xml:space="preserve">Código fuente de la plataforma </w:t>
+      </w:r>
+      <w:proofErr w:type="spellStart"/>
+      <w:r>
+        <w:rPr>
+          <w:rFonts w:ascii="Times New Roman" w:hAnsi="Times New Roman" w:cs="Times New Roman"/>
+          <w:sz w:val="24"/>
+          <w:szCs w:val="24"/>
+        </w:rPr>
+        <w:t>EcoWaste</w:t>
+      </w:r>
+      <w:proofErr w:type="spellEnd"/>
+      <w:r>
+        <w:rPr>
+          <w:rFonts w:ascii="Times New Roman" w:hAnsi="Times New Roman" w:cs="Times New Roman"/>
+          <w:sz w:val="24"/>
+          <w:szCs w:val="24"/>
+        </w:rPr>
+        <w:t xml:space="preserve"> y scripts de base de datos.</w:t>
       </w:r>
     </w:p>
     <w:p>
@@ -29642,13 +31178,41 @@
         </w:rPr>
         <w:t xml:space="preserve"> (ej. </w:t>
       </w:r>
+      <w:proofErr w:type="spellStart"/>
       <w:r>
         <w:rPr>
           <w:rFonts w:ascii="Times New Roman" w:hAnsi="Times New Roman" w:cs="Times New Roman"/>
           <w:sz w:val="24"/>
           <w:szCs w:val="24"/>
         </w:rPr>
-        <w:t>RequerimientosFuncionales, etc)</w:t>
+        <w:t>RequerimientosFuncionales</w:t>
+      </w:r>
+      <w:proofErr w:type="spellEnd"/>
+      <w:r>
+        <w:rPr>
+          <w:rFonts w:ascii="Times New Roman" w:hAnsi="Times New Roman" w:cs="Times New Roman"/>
+          <w:sz w:val="24"/>
+          <w:szCs w:val="24"/>
+        </w:rPr>
+        <w:t xml:space="preserve">, </w:t>
+      </w:r>
+      <w:proofErr w:type="spellStart"/>
+      <w:r>
+        <w:rPr>
+          <w:rFonts w:ascii="Times New Roman" w:hAnsi="Times New Roman" w:cs="Times New Roman"/>
+          <w:sz w:val="24"/>
+          <w:szCs w:val="24"/>
+        </w:rPr>
+        <w:t>etc</w:t>
+      </w:r>
+      <w:proofErr w:type="spellEnd"/>
+      <w:r>
+        <w:rPr>
+          <w:rFonts w:ascii="Times New Roman" w:hAnsi="Times New Roman" w:cs="Times New Roman"/>
+          <w:sz w:val="24"/>
+          <w:szCs w:val="24"/>
+        </w:rPr>
+        <w:t>)</w:t>
       </w:r>
     </w:p>
     <w:p>
@@ -29671,7 +31235,25 @@
           <w:sz w:val="24"/>
           <w:szCs w:val="24"/>
         </w:rPr>
-        <w:t>Uso de un sistema de control de versiones para el código fuente (Git con repositorios en GitHub o GitLab).</w:t>
+        <w:t xml:space="preserve">Uso de un sistema de control de versiones para el código fuente (Git con repositorios en GitHub o </w:t>
+      </w:r>
+      <w:proofErr w:type="spellStart"/>
+      <w:r>
+        <w:rPr>
+          <w:rFonts w:ascii="Times New Roman" w:hAnsi="Times New Roman" w:cs="Times New Roman"/>
+          <w:sz w:val="24"/>
+          <w:szCs w:val="24"/>
+        </w:rPr>
+        <w:t>GitLab</w:t>
+      </w:r>
+      <w:proofErr w:type="spellEnd"/>
+      <w:r>
+        <w:rPr>
+          <w:rFonts w:ascii="Times New Roman" w:hAnsi="Times New Roman" w:cs="Times New Roman"/>
+          <w:sz w:val="24"/>
+          <w:szCs w:val="24"/>
+        </w:rPr>
+        <w:t>).</w:t>
       </w:r>
     </w:p>
     <w:p>
@@ -29907,7 +31489,25 @@
           <w:sz w:val="24"/>
           <w:szCs w:val="24"/>
         </w:rPr>
-        <w:t>Se comunica el cambio a todos los stakeholders involucrados.</w:t>
+        <w:t xml:space="preserve">Se comunica el cambio a todos los </w:t>
+      </w:r>
+      <w:proofErr w:type="spellStart"/>
+      <w:r>
+        <w:rPr>
+          <w:rFonts w:ascii="Times New Roman" w:hAnsi="Times New Roman" w:cs="Times New Roman"/>
+          <w:sz w:val="24"/>
+          <w:szCs w:val="24"/>
+        </w:rPr>
+        <w:t>stakeholders</w:t>
+      </w:r>
+      <w:proofErr w:type="spellEnd"/>
+      <w:r>
+        <w:rPr>
+          <w:rFonts w:ascii="Times New Roman" w:hAnsi="Times New Roman" w:cs="Times New Roman"/>
+          <w:sz w:val="24"/>
+          <w:szCs w:val="24"/>
+        </w:rPr>
+        <w:t xml:space="preserve"> involucrados.</w:t>
       </w:r>
     </w:p>
     <w:p>
@@ -30245,13 +31845,41 @@
           <w:szCs w:val="24"/>
         </w:rPr>
       </w:pPr>
+      <w:proofErr w:type="spellStart"/>
       <w:r>
         <w:rPr>
           <w:rFonts w:ascii="Times New Roman" w:hAnsi="Times New Roman" w:cs="Times New Roman"/>
           <w:sz w:val="24"/>
           <w:szCs w:val="24"/>
         </w:rPr>
-        <w:t>Figma para el diseño colaborativo de wireframes, mockups y prototipos de la interfaz UI/UX.</w:t>
+        <w:t>Figma</w:t>
+      </w:r>
+      <w:proofErr w:type="spellEnd"/>
+      <w:r>
+        <w:rPr>
+          <w:rFonts w:ascii="Times New Roman" w:hAnsi="Times New Roman" w:cs="Times New Roman"/>
+          <w:sz w:val="24"/>
+          <w:szCs w:val="24"/>
+        </w:rPr>
+        <w:t xml:space="preserve"> para el diseño colaborativo de </w:t>
+      </w:r>
+      <w:proofErr w:type="spellStart"/>
+      <w:r>
+        <w:rPr>
+          <w:rFonts w:ascii="Times New Roman" w:hAnsi="Times New Roman" w:cs="Times New Roman"/>
+          <w:sz w:val="24"/>
+          <w:szCs w:val="24"/>
+        </w:rPr>
+        <w:t>wireframes</w:t>
+      </w:r>
+      <w:proofErr w:type="spellEnd"/>
+      <w:r>
+        <w:rPr>
+          <w:rFonts w:ascii="Times New Roman" w:hAnsi="Times New Roman" w:cs="Times New Roman"/>
+          <w:sz w:val="24"/>
+          <w:szCs w:val="24"/>
+        </w:rPr>
+        <w:t>, mockups y prototipos de la interfaz UI/UX.</w:t>
       </w:r>
     </w:p>
     <w:p>
@@ -30420,7 +32048,43 @@
           <w:sz w:val="24"/>
           <w:szCs w:val="24"/>
         </w:rPr>
-        <w:t>AWS (Amazon Web Services) como proveedor cloud para hosting, almacenamiento de archivos y respaldos automáticos.</w:t>
+        <w:t xml:space="preserve">AWS (Amazon Web </w:t>
+      </w:r>
+      <w:proofErr w:type="spellStart"/>
+      <w:r>
+        <w:rPr>
+          <w:rFonts w:ascii="Times New Roman" w:hAnsi="Times New Roman" w:cs="Times New Roman"/>
+          <w:sz w:val="24"/>
+          <w:szCs w:val="24"/>
+        </w:rPr>
+        <w:t>Services</w:t>
+      </w:r>
+      <w:proofErr w:type="spellEnd"/>
+      <w:r>
+        <w:rPr>
+          <w:rFonts w:ascii="Times New Roman" w:hAnsi="Times New Roman" w:cs="Times New Roman"/>
+          <w:sz w:val="24"/>
+          <w:szCs w:val="24"/>
+        </w:rPr>
+        <w:t xml:space="preserve">) como proveedor </w:t>
+      </w:r>
+      <w:proofErr w:type="spellStart"/>
+      <w:r>
+        <w:rPr>
+          <w:rFonts w:ascii="Times New Roman" w:hAnsi="Times New Roman" w:cs="Times New Roman"/>
+          <w:sz w:val="24"/>
+          <w:szCs w:val="24"/>
+        </w:rPr>
+        <w:t>cloud</w:t>
+      </w:r>
+      <w:proofErr w:type="spellEnd"/>
+      <w:r>
+        <w:rPr>
+          <w:rFonts w:ascii="Times New Roman" w:hAnsi="Times New Roman" w:cs="Times New Roman"/>
+          <w:sz w:val="24"/>
+          <w:szCs w:val="24"/>
+        </w:rPr>
+        <w:t xml:space="preserve"> para hosting, almacenamiento de archivos y respaldos automáticos.</w:t>
       </w:r>
     </w:p>
     <w:p>
@@ -30503,7 +32167,61 @@
           <w:sz w:val="24"/>
           <w:szCs w:val="24"/>
         </w:rPr>
-        <w:t>Recursos tecnológicos: equipos de cómputo, licencias de software (IDEs, Figma, Office) y servicios cloud contratados.</w:t>
+        <w:t>Recursos tecnológicos: equipos de cómputo, licencias de software (</w:t>
+      </w:r>
+      <w:proofErr w:type="spellStart"/>
+      <w:r>
+        <w:rPr>
+          <w:rFonts w:ascii="Times New Roman" w:hAnsi="Times New Roman" w:cs="Times New Roman"/>
+          <w:sz w:val="24"/>
+          <w:szCs w:val="24"/>
+        </w:rPr>
+        <w:t>IDEs</w:t>
+      </w:r>
+      <w:proofErr w:type="spellEnd"/>
+      <w:r>
+        <w:rPr>
+          <w:rFonts w:ascii="Times New Roman" w:hAnsi="Times New Roman" w:cs="Times New Roman"/>
+          <w:sz w:val="24"/>
+          <w:szCs w:val="24"/>
+        </w:rPr>
+        <w:t xml:space="preserve">, </w:t>
+      </w:r>
+      <w:proofErr w:type="spellStart"/>
+      <w:r>
+        <w:rPr>
+          <w:rFonts w:ascii="Times New Roman" w:hAnsi="Times New Roman" w:cs="Times New Roman"/>
+          <w:sz w:val="24"/>
+          <w:szCs w:val="24"/>
+        </w:rPr>
+        <w:t>Figma</w:t>
+      </w:r>
+      <w:proofErr w:type="spellEnd"/>
+      <w:r>
+        <w:rPr>
+          <w:rFonts w:ascii="Times New Roman" w:hAnsi="Times New Roman" w:cs="Times New Roman"/>
+          <w:sz w:val="24"/>
+          <w:szCs w:val="24"/>
+        </w:rPr>
+        <w:t xml:space="preserve">, Office) y servicios </w:t>
+      </w:r>
+      <w:proofErr w:type="spellStart"/>
+      <w:r>
+        <w:rPr>
+          <w:rFonts w:ascii="Times New Roman" w:hAnsi="Times New Roman" w:cs="Times New Roman"/>
+          <w:sz w:val="24"/>
+          <w:szCs w:val="24"/>
+        </w:rPr>
+        <w:t>cloud</w:t>
+      </w:r>
+      <w:proofErr w:type="spellEnd"/>
+      <w:r>
+        <w:rPr>
+          <w:rFonts w:ascii="Times New Roman" w:hAnsi="Times New Roman" w:cs="Times New Roman"/>
+          <w:sz w:val="24"/>
+          <w:szCs w:val="24"/>
+        </w:rPr>
+        <w:t xml:space="preserve"> contratados.</w:t>
       </w:r>
     </w:p>
     <w:p>
@@ -30806,7 +32524,6 @@
           <w:numId w:val="38"/>
         </w:numPr>
         <w:spacing w:line="276" w:lineRule="auto"/>
-        <w:jc w:val="both"/>
         <w:rPr>
           <w:rFonts w:ascii="Times New Roman" w:hAnsi="Times New Roman" w:cs="Times New Roman"/>
           <w:b/>
@@ -30823,17 +32540,18 @@
           <w:sz w:val="24"/>
           <w:szCs w:val="24"/>
         </w:rPr>
-        <w:t>Alineación con la misión y visión de la empresa</w:t>
+        <w:t>Visión del producto</w:t>
       </w:r>
     </w:p>
     <w:p>
       <w:pPr>
         <w:spacing w:line="276" w:lineRule="auto"/>
-        <w:ind w:firstLine="708"/>
+        <w:ind w:firstLine="360"/>
         <w:rPr>
           <w:rFonts w:ascii="Times New Roman" w:hAnsi="Times New Roman" w:cs="Times New Roman"/>
           <w:sz w:val="24"/>
           <w:szCs w:val="24"/>
+          <w:lang w:val="es-PE"/>
         </w:rPr>
       </w:pPr>
       <w:r>
@@ -30841,18 +32559,40 @@
           <w:rFonts w:ascii="Times New Roman" w:hAnsi="Times New Roman" w:cs="Times New Roman"/>
           <w:sz w:val="24"/>
           <w:szCs w:val="24"/>
-        </w:rPr>
-        <w:t>La misión de Unión Allied es desarrollar proyectos de construcción de alta calidad, optimizando el uso de recursos y gestionando responsablemente los residuos generados, mientras que su visión apunta a posicionarse como una constructora líder en sostenibilidad y economía circular.</w:t>
+          <w:lang w:val="es-PE"/>
+        </w:rPr>
+        <w:t xml:space="preserve">El proyecto tiene como propósito desarrollar una plataforma web que permita a Unión </w:t>
+      </w:r>
+      <w:proofErr w:type="spellStart"/>
+      <w:r>
+        <w:rPr>
+          <w:rFonts w:ascii="Times New Roman" w:hAnsi="Times New Roman" w:cs="Times New Roman"/>
+          <w:sz w:val="24"/>
+          <w:szCs w:val="24"/>
+          <w:lang w:val="es-PE"/>
+        </w:rPr>
+        <w:t>Allied</w:t>
+      </w:r>
+      <w:proofErr w:type="spellEnd"/>
+      <w:r>
+        <w:rPr>
+          <w:rFonts w:ascii="Times New Roman" w:hAnsi="Times New Roman" w:cs="Times New Roman"/>
+          <w:sz w:val="24"/>
+          <w:szCs w:val="24"/>
+          <w:lang w:val="es-PE"/>
+        </w:rPr>
+        <w:t xml:space="preserve"> gestionar y comercializar materiales sobrantes de construcción mediante un entorno digital seguro, facilitando la interacción entre empresas constructoras, recicladoras y personas naturales interesadas en la reutilización de estos materiales. La solución busca reemplazar el proceso actual, basado principalmente en comunicaciones informales, por una plataforma centralizada que brinde mayor trazabilidad, seguridad y eficiencia durante todo el proceso de compra y venta.</w:t>
       </w:r>
     </w:p>
     <w:p>
       <w:pPr>
         <w:spacing w:line="276" w:lineRule="auto"/>
-        <w:ind w:firstLine="708"/>
+        <w:ind w:firstLine="360"/>
         <w:rPr>
           <w:rFonts w:ascii="Times New Roman" w:hAnsi="Times New Roman" w:cs="Times New Roman"/>
           <w:sz w:val="24"/>
           <w:szCs w:val="24"/>
+          <w:lang w:val="es-PE"/>
         </w:rPr>
       </w:pPr>
       <w:r>
@@ -30860,8 +32600,30 @@
           <w:rFonts w:ascii="Times New Roman" w:hAnsi="Times New Roman" w:cs="Times New Roman"/>
           <w:sz w:val="24"/>
           <w:szCs w:val="24"/>
-        </w:rPr>
-        <w:t>En este sentido, el proyecto EcoWaste nace como una herramienta que operacionaliza ambos principios: convierte la gestión responsable de residuos —parte de la misión— en una ventaja competitiva medible y visible —parte de la visión— a través de la digitalización.</w:t>
+          <w:lang w:val="es-PE"/>
+        </w:rPr>
+        <w:t>Durante el desarrollo del proyecto se implementarán funcionalidades que permitan el registro y administración de usuarios, la publicación y consulta de materiales sobrantes, la comunicación entre compradores y vendedores, la sugerencia de precios de mercado para los materiales publicados, la gestión de pagos y transacciones, así como la generación de reportes que permitan evaluar el impacto ambiental y comercial de la iniciativa. Asimismo, se establecerá una arquitectura tecnológica sólida que facilite la escalabilidad y el mantenimiento del sistema.</w:t>
+      </w:r>
+    </w:p>
+    <w:p>
+      <w:pPr>
+        <w:spacing w:line="276" w:lineRule="auto"/>
+        <w:ind w:firstLine="360"/>
+        <w:rPr>
+          <w:rFonts w:ascii="Times New Roman" w:hAnsi="Times New Roman" w:cs="Times New Roman"/>
+          <w:sz w:val="24"/>
+          <w:szCs w:val="24"/>
+          <w:lang w:val="es-PE"/>
+        </w:rPr>
+      </w:pPr>
+      <w:r>
+        <w:rPr>
+          <w:rFonts w:ascii="Times New Roman" w:hAnsi="Times New Roman" w:cs="Times New Roman"/>
+          <w:sz w:val="24"/>
+          <w:szCs w:val="24"/>
+          <w:lang w:val="es-PE"/>
+        </w:rPr>
+        <w:t>Al finalizar el proyecto, se espera contar con un producto funcional que contribuya a promover la economía circular dentro del sector construcción, permitiendo disminuir el desperdicio de materiales, optimizar los costos operativos de las empresas participantes y ofrecer un medio confiable para la comercialización de excedentes.</w:t>
       </w:r>
     </w:p>
     <w:p>
@@ -30874,8 +32636,6 @@
         <w:spacing w:line="276" w:lineRule="auto"/>
         <w:rPr>
           <w:rFonts w:ascii="Times New Roman" w:hAnsi="Times New Roman" w:cs="Times New Roman"/>
-          <w:b/>
-          <w:bCs/>
           <w:sz w:val="24"/>
           <w:szCs w:val="24"/>
         </w:rPr>
@@ -30888,7 +32648,7 @@
           <w:sz w:val="24"/>
           <w:szCs w:val="24"/>
         </w:rPr>
-        <w:t>Visión del producto</w:t>
+        <w:t>Declaración de alcance</w:t>
       </w:r>
     </w:p>
     <w:p>
@@ -30907,501 +32667,27 @@
           <w:sz w:val="24"/>
           <w:szCs w:val="24"/>
         </w:rPr>
-        <w:t>EcoWaste será una plataforma web que permitirá a Unión Allied, y posteriormente a otras empresas del rubro, gestionar, publicar y comercializar sus materiales sobrantes (ladrillos, varillas, moldes, entre otros), conectando a estas empresas con recicladoras, pequeñas constructoras y personas naturales interesadas, en un entorno digital seguro, trazable y transparente.</w:t>
-      </w:r>
-    </w:p>
-    <w:p>
-      <w:pPr>
-        <w:spacing w:line="276" w:lineRule="auto"/>
-        <w:ind w:firstLine="360"/>
+        <w:lastRenderedPageBreak/>
+        <w:t xml:space="preserve">El alcance del proyecto comprende el desarrollo de las funcionalidades correspondientes al registro y gestión de usuarios, catálogo de materiales sobrantes, comunicación entre usuarios, sugerencia de precios para materiales, gestión de pagos y transacciones, generación de reportes de trazabilidad y la configuración de la arquitectura base del sistema. Estas funcionalidades serán implementadas mediante iteraciones Scrum, organizadas en épicas e historias de usuario, hasta obtener un producto mínimo viable que satisfaga las necesidades planteadas por Unión </w:t>
+      </w:r>
+      <w:proofErr w:type="spellStart"/>
+      <w:r>
         <w:rPr>
           <w:rFonts w:ascii="Times New Roman" w:hAnsi="Times New Roman" w:cs="Times New Roman"/>
           <w:sz w:val="24"/>
           <w:szCs w:val="24"/>
         </w:rPr>
-      </w:pPr>
+        <w:t>Allied</w:t>
+      </w:r>
+      <w:proofErr w:type="spellEnd"/>
       <w:r>
         <w:rPr>
           <w:rFonts w:ascii="Times New Roman" w:hAnsi="Times New Roman" w:cs="Times New Roman"/>
           <w:sz w:val="24"/>
           <w:szCs w:val="24"/>
         </w:rPr>
-        <w:t>Esta visión responde directamente al objetivo definido por la empresa: implementar un sistema web de economía circular que reutilice, comercialice y reduzca los residuos de construcción, disminuyendo el impacto ambiental y optimizando costos operativos.</w:t>
-      </w:r>
-    </w:p>
-    <w:p>
-      <w:pPr>
-        <w:pStyle w:val="Prrafodelista"/>
-        <w:numPr>
-          <w:ilvl w:val="0"/>
-          <w:numId w:val="38"/>
-        </w:numPr>
-        <w:spacing w:line="276" w:lineRule="auto"/>
-        <w:rPr>
-          <w:rFonts w:ascii="Times New Roman" w:hAnsi="Times New Roman" w:cs="Times New Roman"/>
-          <w:b/>
-          <w:bCs/>
-          <w:sz w:val="24"/>
-          <w:szCs w:val="24"/>
-        </w:rPr>
-      </w:pPr>
-      <w:r>
-        <w:rPr>
-          <w:rFonts w:ascii="Times New Roman" w:hAnsi="Times New Roman" w:cs="Times New Roman"/>
-          <w:b/>
-          <w:bCs/>
-          <w:sz w:val="24"/>
-          <w:szCs w:val="24"/>
-        </w:rPr>
-        <w:t>Declaración de alcance (Scope Statement)</w:t>
-      </w:r>
-    </w:p>
-    <w:p>
-      <w:pPr>
-        <w:spacing w:line="276" w:lineRule="auto"/>
-        <w:rPr>
-          <w:rFonts w:ascii="Times New Roman" w:hAnsi="Times New Roman" w:cs="Times New Roman"/>
-          <w:sz w:val="24"/>
-          <w:szCs w:val="24"/>
-        </w:rPr>
-      </w:pPr>
-      <w:r>
-        <w:rPr>
-          <w:rFonts w:ascii="Times New Roman" w:hAnsi="Times New Roman" w:cs="Times New Roman"/>
-          <w:sz w:val="24"/>
-          <w:szCs w:val="24"/>
-        </w:rPr>
-        <w:lastRenderedPageBreak/>
-        <w:t>Incluye (dentro del alcance del MVP):</w:t>
-      </w:r>
-    </w:p>
-    <w:p>
-      <w:pPr>
-        <w:pStyle w:val="Prrafodelista"/>
-        <w:numPr>
-          <w:ilvl w:val="1"/>
-          <w:numId w:val="38"/>
-        </w:numPr>
-        <w:spacing w:line="276" w:lineRule="auto"/>
-        <w:rPr>
-          <w:rFonts w:ascii="Times New Roman" w:hAnsi="Times New Roman" w:cs="Times New Roman"/>
-          <w:sz w:val="24"/>
-          <w:szCs w:val="24"/>
-        </w:rPr>
-      </w:pPr>
-      <w:r>
-        <w:rPr>
-          <w:rFonts w:ascii="Times New Roman" w:hAnsi="Times New Roman" w:cs="Times New Roman"/>
-          <w:sz w:val="24"/>
-          <w:szCs w:val="24"/>
-        </w:rPr>
-        <w:t>Módulo de registro de usuarios (empresa y persona natural)</w:t>
-      </w:r>
-    </w:p>
-    <w:p>
-      <w:pPr>
-        <w:pStyle w:val="Prrafodelista"/>
-        <w:numPr>
-          <w:ilvl w:val="1"/>
-          <w:numId w:val="38"/>
-        </w:numPr>
-        <w:spacing w:line="276" w:lineRule="auto"/>
-        <w:rPr>
-          <w:rFonts w:ascii="Times New Roman" w:hAnsi="Times New Roman" w:cs="Times New Roman"/>
-          <w:sz w:val="24"/>
-          <w:szCs w:val="24"/>
-        </w:rPr>
-      </w:pPr>
-      <w:r>
-        <w:rPr>
-          <w:rFonts w:ascii="Times New Roman" w:hAnsi="Times New Roman" w:cs="Times New Roman"/>
-          <w:sz w:val="24"/>
-          <w:szCs w:val="24"/>
-        </w:rPr>
-        <w:t>Catálogo de publicación de materiales sobrantes con fichas técnicas</w:t>
-      </w:r>
-    </w:p>
-    <w:p>
-      <w:pPr>
-        <w:pStyle w:val="Prrafodelista"/>
-        <w:numPr>
-          <w:ilvl w:val="1"/>
-          <w:numId w:val="38"/>
-        </w:numPr>
-        <w:spacing w:line="276" w:lineRule="auto"/>
-        <w:rPr>
-          <w:rFonts w:ascii="Times New Roman" w:hAnsi="Times New Roman" w:cs="Times New Roman"/>
-          <w:sz w:val="24"/>
-          <w:szCs w:val="24"/>
-        </w:rPr>
-      </w:pPr>
-      <w:r>
-        <w:rPr>
-          <w:rFonts w:ascii="Times New Roman" w:hAnsi="Times New Roman" w:cs="Times New Roman"/>
-          <w:sz w:val="24"/>
-          <w:szCs w:val="24"/>
-        </w:rPr>
-        <w:t>Sistema de comunicación entre oferente e interesado</w:t>
-      </w:r>
-    </w:p>
-    <w:p>
-      <w:pPr>
-        <w:pStyle w:val="Prrafodelista"/>
-        <w:numPr>
-          <w:ilvl w:val="1"/>
-          <w:numId w:val="38"/>
-        </w:numPr>
-        <w:spacing w:line="276" w:lineRule="auto"/>
-        <w:rPr>
-          <w:rFonts w:ascii="Times New Roman" w:hAnsi="Times New Roman" w:cs="Times New Roman"/>
-          <w:sz w:val="24"/>
-          <w:szCs w:val="24"/>
-        </w:rPr>
-      </w:pPr>
-      <w:r>
-        <w:rPr>
-          <w:rFonts w:ascii="Times New Roman" w:hAnsi="Times New Roman" w:cs="Times New Roman"/>
-          <w:sz w:val="24"/>
-          <w:szCs w:val="24"/>
-        </w:rPr>
-        <w:t>Pasarela de pago (integración inicial)</w:t>
-      </w:r>
-    </w:p>
-    <w:p>
-      <w:pPr>
-        <w:pStyle w:val="Prrafodelista"/>
-        <w:numPr>
-          <w:ilvl w:val="1"/>
-          <w:numId w:val="38"/>
-        </w:numPr>
-        <w:spacing w:line="276" w:lineRule="auto"/>
-        <w:rPr>
-          <w:rFonts w:ascii="Times New Roman" w:hAnsi="Times New Roman" w:cs="Times New Roman"/>
-          <w:sz w:val="24"/>
-          <w:szCs w:val="24"/>
-        </w:rPr>
-      </w:pPr>
-      <w:r>
-        <w:rPr>
-          <w:rFonts w:ascii="Times New Roman" w:hAnsi="Times New Roman" w:cs="Times New Roman"/>
-          <w:sz w:val="24"/>
-          <w:szCs w:val="24"/>
-        </w:rPr>
-        <w:t>Panel de reportes básicos de ventas de residuos</w:t>
-      </w:r>
-    </w:p>
-    <w:p>
-      <w:pPr>
-        <w:pStyle w:val="Prrafodelista"/>
-        <w:numPr>
-          <w:ilvl w:val="1"/>
-          <w:numId w:val="38"/>
-        </w:numPr>
-        <w:spacing w:line="276" w:lineRule="auto"/>
-        <w:rPr>
-          <w:rFonts w:ascii="Times New Roman" w:hAnsi="Times New Roman" w:cs="Times New Roman"/>
-          <w:sz w:val="24"/>
-          <w:szCs w:val="24"/>
-        </w:rPr>
-      </w:pPr>
-      <w:r>
-        <w:rPr>
-          <w:rFonts w:ascii="Times New Roman" w:hAnsi="Times New Roman" w:cs="Times New Roman"/>
-          <w:sz w:val="24"/>
-          <w:szCs w:val="24"/>
-        </w:rPr>
-        <w:t>Diseño responsivo (adaptable a dispositivos móviles)</w:t>
-      </w:r>
-    </w:p>
-    <w:p>
-      <w:pPr>
-        <w:spacing w:line="276" w:lineRule="auto"/>
-        <w:rPr>
-          <w:rFonts w:ascii="Times New Roman" w:hAnsi="Times New Roman" w:cs="Times New Roman"/>
-          <w:sz w:val="24"/>
-          <w:szCs w:val="24"/>
-        </w:rPr>
-      </w:pPr>
-      <w:r>
-        <w:rPr>
-          <w:rFonts w:ascii="Times New Roman" w:hAnsi="Times New Roman" w:cs="Times New Roman"/>
-          <w:sz w:val="24"/>
-          <w:szCs w:val="24"/>
-        </w:rPr>
-        <w:t>No incluye (fuera del alcance inicial):</w:t>
-      </w:r>
-    </w:p>
-    <w:p>
-      <w:pPr>
-        <w:pStyle w:val="Prrafodelista"/>
-        <w:numPr>
-          <w:ilvl w:val="1"/>
-          <w:numId w:val="38"/>
-        </w:numPr>
-        <w:spacing w:line="276" w:lineRule="auto"/>
-        <w:rPr>
-          <w:rFonts w:ascii="Times New Roman" w:hAnsi="Times New Roman" w:cs="Times New Roman"/>
-          <w:sz w:val="24"/>
-          <w:szCs w:val="24"/>
-        </w:rPr>
-      </w:pPr>
-      <w:r>
-        <w:rPr>
-          <w:rFonts w:ascii="Times New Roman" w:hAnsi="Times New Roman" w:cs="Times New Roman"/>
-          <w:sz w:val="24"/>
-          <w:szCs w:val="24"/>
-        </w:rPr>
-        <w:t>Integración con redes sociales (rechazado según SC-010)</w:t>
-      </w:r>
-    </w:p>
-    <w:p>
-      <w:pPr>
-        <w:pStyle w:val="Prrafodelista"/>
-        <w:numPr>
-          <w:ilvl w:val="1"/>
-          <w:numId w:val="38"/>
-        </w:numPr>
-        <w:spacing w:line="276" w:lineRule="auto"/>
-        <w:rPr>
-          <w:rFonts w:ascii="Times New Roman" w:hAnsi="Times New Roman" w:cs="Times New Roman"/>
-          <w:sz w:val="24"/>
-          <w:szCs w:val="24"/>
-        </w:rPr>
-      </w:pPr>
-      <w:r>
-        <w:rPr>
-          <w:rFonts w:ascii="Times New Roman" w:hAnsi="Times New Roman" w:cs="Times New Roman"/>
-          <w:sz w:val="24"/>
-          <w:szCs w:val="24"/>
-        </w:rPr>
-        <w:t>Geolocalización de materiales (en evaluación, no confirmado para el MVP)</w:t>
-      </w:r>
-    </w:p>
-    <w:p>
-      <w:pPr>
-        <w:pStyle w:val="Prrafodelista"/>
-        <w:numPr>
-          <w:ilvl w:val="1"/>
-          <w:numId w:val="38"/>
-        </w:numPr>
-        <w:spacing w:line="276" w:lineRule="auto"/>
-        <w:rPr>
-          <w:rFonts w:ascii="Times New Roman" w:hAnsi="Times New Roman" w:cs="Times New Roman"/>
-          <w:sz w:val="24"/>
-          <w:szCs w:val="24"/>
-        </w:rPr>
-      </w:pPr>
-      <w:r>
-        <w:rPr>
-          <w:rFonts w:ascii="Times New Roman" w:hAnsi="Times New Roman" w:cs="Times New Roman"/>
-          <w:sz w:val="24"/>
-          <w:szCs w:val="24"/>
-        </w:rPr>
-        <w:t>Expansión a otros países fuera de Perú</w:t>
-      </w:r>
-    </w:p>
-    <w:p>
-      <w:pPr>
-        <w:pStyle w:val="Prrafodelista"/>
-        <w:numPr>
-          <w:ilvl w:val="1"/>
-          <w:numId w:val="38"/>
-        </w:numPr>
-        <w:spacing w:line="276" w:lineRule="auto"/>
-        <w:rPr>
-          <w:rFonts w:ascii="Times New Roman" w:hAnsi="Times New Roman" w:cs="Times New Roman"/>
-          <w:sz w:val="24"/>
-          <w:szCs w:val="24"/>
-        </w:rPr>
-      </w:pPr>
-      <w:r>
-        <w:rPr>
-          <w:rFonts w:ascii="Times New Roman" w:hAnsi="Times New Roman" w:cs="Times New Roman"/>
-          <w:sz w:val="24"/>
-          <w:szCs w:val="24"/>
-        </w:rPr>
-        <w:t>Módulo de precios estimados/sugeridos</w:t>
-      </w:r>
-    </w:p>
-    <w:p>
-      <w:pPr>
-        <w:spacing w:line="276" w:lineRule="auto"/>
-        <w:rPr>
-          <w:rFonts w:ascii="Times New Roman" w:hAnsi="Times New Roman" w:cs="Times New Roman"/>
-          <w:sz w:val="24"/>
-          <w:szCs w:val="24"/>
-        </w:rPr>
-      </w:pPr>
-      <w:r>
-        <w:rPr>
-          <w:rFonts w:ascii="Times New Roman" w:hAnsi="Times New Roman" w:cs="Times New Roman"/>
-          <w:sz w:val="24"/>
-          <w:szCs w:val="24"/>
-        </w:rPr>
-        <w:t>Objetivo del proyecto (alineado a Scrum)</w:t>
-      </w:r>
-    </w:p>
-    <w:p>
-      <w:pPr>
-        <w:spacing w:line="276" w:lineRule="auto"/>
-        <w:ind w:firstLine="708"/>
-        <w:rPr>
-          <w:rFonts w:ascii="Times New Roman" w:hAnsi="Times New Roman" w:cs="Times New Roman"/>
-          <w:sz w:val="24"/>
-          <w:szCs w:val="24"/>
-        </w:rPr>
-      </w:pPr>
-      <w:r>
-        <w:rPr>
-          <w:rFonts w:ascii="Times New Roman" w:hAnsi="Times New Roman" w:cs="Times New Roman"/>
-          <w:sz w:val="24"/>
-          <w:szCs w:val="24"/>
-        </w:rPr>
-        <w:t>Entregar de forma incremental, mediante sprints, una plataforma funcional que permita a Unión Allied cumplir su misión de gestión responsable de residuos y avanzar hacia su visión de liderazgo en sostenibilidad, reduciendo en un 70% el abandono/disposición informal y generando ingresos por la venta de excedentes.</w:t>
-      </w:r>
-    </w:p>
-    <w:p>
-      <w:pPr>
-        <w:spacing w:line="276" w:lineRule="auto"/>
-        <w:rPr>
-          <w:rFonts w:ascii="Times New Roman" w:hAnsi="Times New Roman" w:cs="Times New Roman"/>
-          <w:sz w:val="24"/>
-          <w:szCs w:val="24"/>
-        </w:rPr>
-      </w:pPr>
-      <w:r>
-        <w:rPr>
-          <w:rFonts w:ascii="Times New Roman" w:hAnsi="Times New Roman" w:cs="Times New Roman"/>
-          <w:sz w:val="24"/>
-          <w:szCs w:val="24"/>
-        </w:rPr>
-        <w:t>Criterios de éxito</w:t>
-      </w:r>
-    </w:p>
-    <w:p>
-      <w:pPr>
-        <w:pStyle w:val="Prrafodelista"/>
-        <w:numPr>
-          <w:ilvl w:val="1"/>
-          <w:numId w:val="38"/>
-        </w:numPr>
-        <w:spacing w:line="276" w:lineRule="auto"/>
-        <w:rPr>
-          <w:rFonts w:ascii="Times New Roman" w:hAnsi="Times New Roman" w:cs="Times New Roman"/>
-          <w:sz w:val="24"/>
-          <w:szCs w:val="24"/>
-        </w:rPr>
-      </w:pPr>
-      <w:r>
-        <w:rPr>
-          <w:rFonts w:ascii="Times New Roman" w:hAnsi="Times New Roman" w:cs="Times New Roman"/>
-          <w:sz w:val="24"/>
-          <w:szCs w:val="24"/>
-        </w:rPr>
-        <w:t>Plataforma desplegada y operativa en producción</w:t>
-      </w:r>
-    </w:p>
-    <w:p>
-      <w:pPr>
-        <w:pStyle w:val="Prrafodelista"/>
-        <w:numPr>
-          <w:ilvl w:val="1"/>
-          <w:numId w:val="38"/>
-        </w:numPr>
-        <w:spacing w:line="276" w:lineRule="auto"/>
-        <w:rPr>
-          <w:rFonts w:ascii="Times New Roman" w:hAnsi="Times New Roman" w:cs="Times New Roman"/>
-          <w:sz w:val="24"/>
-          <w:szCs w:val="24"/>
-        </w:rPr>
-      </w:pPr>
-      <w:r>
-        <w:rPr>
-          <w:rFonts w:ascii="Times New Roman" w:hAnsi="Times New Roman" w:cs="Times New Roman"/>
-          <w:sz w:val="24"/>
-          <w:szCs w:val="24"/>
-        </w:rPr>
-        <w:t>Reducción medible de materiales dispuestos informalmente (alineado a la misión)</w:t>
-      </w:r>
-    </w:p>
-    <w:p>
-      <w:pPr>
-        <w:pStyle w:val="Prrafodelista"/>
-        <w:numPr>
-          <w:ilvl w:val="1"/>
-          <w:numId w:val="38"/>
-        </w:numPr>
-        <w:spacing w:line="276" w:lineRule="auto"/>
-        <w:rPr>
-          <w:rFonts w:ascii="Times New Roman" w:hAnsi="Times New Roman" w:cs="Times New Roman"/>
-          <w:sz w:val="24"/>
-          <w:szCs w:val="24"/>
-        </w:rPr>
-      </w:pPr>
-      <w:r>
-        <w:rPr>
-          <w:rFonts w:ascii="Times New Roman" w:hAnsi="Times New Roman" w:cs="Times New Roman"/>
-          <w:sz w:val="24"/>
-          <w:szCs w:val="24"/>
-        </w:rPr>
-        <w:t>Adopción por parte de al menos un grupo piloto de usuarios (internos y externos)</w:t>
-      </w:r>
-    </w:p>
-    <w:p>
-      <w:pPr>
-        <w:pStyle w:val="Prrafodelista"/>
-        <w:numPr>
-          <w:ilvl w:val="1"/>
-          <w:numId w:val="38"/>
-        </w:numPr>
-        <w:spacing w:line="276" w:lineRule="auto"/>
-        <w:rPr>
-          <w:rFonts w:ascii="Times New Roman" w:hAnsi="Times New Roman" w:cs="Times New Roman"/>
-          <w:sz w:val="24"/>
-          <w:szCs w:val="24"/>
-        </w:rPr>
-      </w:pPr>
-      <w:r>
-        <w:rPr>
-          <w:rFonts w:ascii="Times New Roman" w:hAnsi="Times New Roman" w:cs="Times New Roman"/>
-          <w:sz w:val="24"/>
-          <w:szCs w:val="24"/>
-        </w:rPr>
-        <w:t>Recuperación de la inversión en el plazo estimado (15 meses)</w:t>
-      </w:r>
-    </w:p>
-    <w:p>
-      <w:pPr>
-        <w:pStyle w:val="Prrafodelista"/>
-        <w:numPr>
-          <w:ilvl w:val="1"/>
-          <w:numId w:val="38"/>
-        </w:numPr>
-        <w:spacing w:line="276" w:lineRule="auto"/>
-        <w:rPr>
-          <w:rFonts w:ascii="Times New Roman" w:hAnsi="Times New Roman" w:cs="Times New Roman"/>
-          <w:sz w:val="24"/>
-          <w:szCs w:val="24"/>
-        </w:rPr>
-      </w:pPr>
-      <w:r>
-        <w:rPr>
-          <w:rFonts w:ascii="Times New Roman" w:hAnsi="Times New Roman" w:cs="Times New Roman"/>
-          <w:sz w:val="24"/>
-          <w:szCs w:val="24"/>
-        </w:rPr>
-        <w:t>Contribución visible al posicionamiento de la empresa como referente en economía circular (alineado a la visión)</w:t>
-      </w:r>
-    </w:p>
-    <w:p>
-      <w:pPr>
-        <w:spacing w:line="276" w:lineRule="auto"/>
-        <w:rPr>
-          <w:rFonts w:ascii="Times New Roman" w:hAnsi="Times New Roman" w:cs="Times New Roman"/>
-          <w:sz w:val="24"/>
-          <w:szCs w:val="24"/>
-        </w:rPr>
-      </w:pPr>
+        <w:t>.</w:t>
+      </w:r>
     </w:p>
     <w:p>
       <w:pPr>
@@ -31523,12 +32809,21 @@
             <w:pPr>
               <w:spacing w:line="276" w:lineRule="auto"/>
             </w:pPr>
+            <w:proofErr w:type="spellStart"/>
             <w:r>
               <w:rPr>
                 <w:b/>
                 <w:bCs/>
               </w:rPr>
-              <w:t>Product Owner (PO)</w:t>
+              <w:t>Product</w:t>
+            </w:r>
+            <w:proofErr w:type="spellEnd"/>
+            <w:r>
+              <w:rPr>
+                <w:b/>
+                <w:bCs/>
+              </w:rPr>
+              <w:t xml:space="preserve"> Owner (PO)</w:t>
             </w:r>
           </w:p>
         </w:tc>
@@ -31554,7 +32849,15 @@
               <w:spacing w:line="276" w:lineRule="auto"/>
             </w:pPr>
             <w:r>
-              <w:t>Define y prioriza el backlog del producto, representa la voz del cliente (Unión Allied) y valida que los entregables cumplan con la visión y el alcance del proyecto.</w:t>
+              <w:t xml:space="preserve">Define y prioriza el backlog del producto, representa la voz del cliente (Unión </w:t>
+            </w:r>
+            <w:proofErr w:type="spellStart"/>
+            <w:r>
+              <w:t>Allied</w:t>
+            </w:r>
+            <w:proofErr w:type="spellEnd"/>
+            <w:r>
+              <w:t>) y valida que los entregables cumplan con la visión y el alcance del proyecto.</w:t>
             </w:r>
           </w:p>
         </w:tc>
@@ -31599,7 +32902,23 @@
               <w:spacing w:line="276" w:lineRule="auto"/>
             </w:pPr>
             <w:r>
-              <w:t>Facilita el proceso Scrum, elimina impedimentos del equipo, asegura el cumplimiento de las ceremonias (planning, daily, review, retrospectiva) y protege al equipo de interrupciones externas.</w:t>
+              <w:t>Facilita el proceso Scrum, elimina impedimentos del equipo, asegura el cumplimiento de las ceremonias (</w:t>
+            </w:r>
+            <w:proofErr w:type="spellStart"/>
+            <w:r>
+              <w:t>planning</w:t>
+            </w:r>
+            <w:proofErr w:type="spellEnd"/>
+            <w:r>
+              <w:t xml:space="preserve">, daily, </w:t>
+            </w:r>
+            <w:proofErr w:type="spellStart"/>
+            <w:r>
+              <w:t>review</w:t>
+            </w:r>
+            <w:proofErr w:type="spellEnd"/>
+            <w:r>
+              <w:t>, retrospectiva) y protege al equipo de interrupciones externas.</w:t>
             </w:r>
           </w:p>
         </w:tc>
@@ -31618,7 +32937,6 @@
                 <w:b/>
                 <w:bCs/>
               </w:rPr>
-              <w:lastRenderedPageBreak/>
               <w:t>Equipo de Desarrollo (ST)</w:t>
             </w:r>
           </w:p>
@@ -31645,7 +32963,15 @@
               <w:spacing w:line="276" w:lineRule="auto"/>
             </w:pPr>
             <w:r>
-              <w:t>Responsable del diseño, desarrollo, pruebas e implementación de los incrementos funcionales de la plataforma EcoWaste en cada sprint.</w:t>
+              <w:t xml:space="preserve">Responsable del diseño, desarrollo, pruebas e implementación de los incrementos funcionales de la plataforma </w:t>
+            </w:r>
+            <w:proofErr w:type="spellStart"/>
+            <w:r>
+              <w:t>EcoWaste</w:t>
+            </w:r>
+            <w:proofErr w:type="spellEnd"/>
+            <w:r>
+              <w:t xml:space="preserve"> en cada sprint.</w:t>
             </w:r>
           </w:p>
         </w:tc>
@@ -31871,6 +33197,7 @@
               <w:spacing w:line="276" w:lineRule="auto"/>
             </w:pPr>
             <w:r>
+              <w:lastRenderedPageBreak/>
               <w:t>Épica 5: Pagos y transacciones</w:t>
             </w:r>
           </w:p>
@@ -31912,7 +33239,15 @@
               <w:spacing w:line="276" w:lineRule="auto"/>
             </w:pPr>
             <w:r>
-              <w:t>Como Project Manager de Unión Allied, quiero visualizar reportes del estado de ventas y residuos gestionados, para medir el impacto del proyecto frente a los objetivos de sostenibilidad.</w:t>
+              <w:t xml:space="preserve">Como Project Manager de Unión </w:t>
+            </w:r>
+            <w:proofErr w:type="spellStart"/>
+            <w:r>
+              <w:t>Allied</w:t>
+            </w:r>
+            <w:proofErr w:type="spellEnd"/>
+            <w:r>
+              <w:t>, quiero visualizar reportes del estado de ventas y residuos gestionados, para medir el impacto del proyecto frente a los objetivos de sostenibilidad.</w:t>
             </w:r>
           </w:p>
         </w:tc>
@@ -31981,14 +33316,24 @@
         <w:t xml:space="preserve">Véase en </w:t>
       </w:r>
       <w:r>
-        <w:t>\ProyectoEcoWaste\01 Documentación\Scrum</w:t>
-      </w:r>
-      <w:r>
         <w:t>\</w:t>
       </w:r>
+      <w:proofErr w:type="spellStart"/>
+      <w:r>
+        <w:t>ProyectoEcoWaste</w:t>
+      </w:r>
+      <w:proofErr w:type="spellEnd"/>
+      <w:r>
+        <w:t>\01 Documentación\Scrum</w:t>
+      </w:r>
+      <w:r>
+        <w:t>\</w:t>
+      </w:r>
+      <w:proofErr w:type="spellStart"/>
       <w:r>
         <w:t>EcoWaste_Product_Backlog</w:t>
       </w:r>
+      <w:proofErr w:type="spellEnd"/>
     </w:p>
     <w:p>
       <w:pPr>
@@ -32024,7 +33369,15 @@
         <w:t xml:space="preserve">Véase en </w:t>
       </w:r>
       <w:r>
-        <w:t>\ProyectoEcoWaste\01 Documentación\Scrum</w:t>
+        <w:t>\</w:t>
+      </w:r>
+      <w:proofErr w:type="spellStart"/>
+      <w:r>
+        <w:t>ProyectoEcoWaste</w:t>
+      </w:r>
+      <w:proofErr w:type="spellEnd"/>
+      <w:r>
+        <w:t>\01 Documentación\Scrum</w:t>
       </w:r>
       <w:r>
         <w:t>\Cronograma</w:t>
@@ -32056,7 +33409,6 @@
           <w:sz w:val="24"/>
           <w:szCs w:val="24"/>
         </w:rPr>
-        <w:lastRenderedPageBreak/>
         <w:t>SPRINT I</w:t>
       </w:r>
     </w:p>
@@ -32094,19 +33446,32 @@
         <w:t xml:space="preserve">Véase en </w:t>
       </w:r>
       <w:r>
-        <w:t>\ProyectoEcoWaste\01 Documentación\Scrum</w:t>
-      </w:r>
-      <w:r>
         <w:t>\</w:t>
       </w:r>
+      <w:proofErr w:type="spellStart"/>
+      <w:r>
+        <w:t>ProyectoEcoWaste</w:t>
+      </w:r>
+      <w:proofErr w:type="spellEnd"/>
+      <w:r>
+        <w:t>\01 Documentación\Scrum</w:t>
+      </w:r>
+      <w:r>
+        <w:t>\</w:t>
+      </w:r>
       <w:r>
         <w:t>Sprint I\</w:t>
       </w:r>
       <w:r>
         <w:t xml:space="preserve"> </w:t>
       </w:r>
-      <w:r>
-        <w:t>EcoWaste_Historias de usuario Sprint I</w:t>
+      <w:proofErr w:type="spellStart"/>
+      <w:r>
+        <w:t>EcoWaste_Historias</w:t>
+      </w:r>
+      <w:proofErr w:type="spellEnd"/>
+      <w:r>
+        <w:t xml:space="preserve"> de usuario Sprint I</w:t>
       </w:r>
     </w:p>
     <w:p/>
@@ -32151,6 +33516,7 @@
           <w:sz w:val="24"/>
           <w:szCs w:val="24"/>
         </w:rPr>
+        <w:lastRenderedPageBreak/>
         <w:t>Sprint backlog</w:t>
       </w:r>
     </w:p>
@@ -32160,7 +33526,6 @@
         <w:rPr>
           <w:noProof/>
         </w:rPr>
-        <w:lastRenderedPageBreak/>
         <w:drawing>
           <wp:inline distT="0" distB="0" distL="0" distR="0" wp14:anchorId="1275DB86" wp14:editId="02BA3E68">
             <wp:extent cx="5400040" cy="3572510"/>
@@ -33844,17 +35209,27 @@
         <w:t xml:space="preserve">Véase en </w:t>
       </w:r>
       <w:r>
-        <w:t>\ProyectoEcoWaste\01 Documentación\Scrum</w:t>
+        <w:t>\</w:t>
+      </w:r>
+      <w:proofErr w:type="spellStart"/>
+      <w:r>
+        <w:t>ProyectoEcoWaste</w:t>
+      </w:r>
+      <w:proofErr w:type="spellEnd"/>
+      <w:r>
+        <w:t>\01 Documentación\Scrum</w:t>
       </w:r>
       <w:r>
         <w:t>\Sprint I\</w:t>
       </w:r>
+      <w:proofErr w:type="spellStart"/>
       <w:r>
         <w:t>EcoWaste_</w:t>
       </w:r>
       <w:r>
         <w:t>Acta_Retrospectiva_Sprint</w:t>
       </w:r>
+      <w:proofErr w:type="spellEnd"/>
       <w:r>
         <w:t xml:space="preserve"> </w:t>
       </w:r>
@@ -33891,8 +35266,9 @@
           <w:lang w:val="es-PE"/>
         </w:rPr>
         <w:lastRenderedPageBreak/>
-        <w:t>Actualización de product backlog</w:t>
-      </w:r>
+        <w:t xml:space="preserve">Actualización de </w:t>
+      </w:r>
+      <w:proofErr w:type="spellStart"/>
       <w:r>
         <w:rPr>
           <w:rFonts w:ascii="Times New Roman" w:eastAsia="Times New Roman" w:hAnsi="Times New Roman" w:cs="Times New Roman"/>
@@ -33903,6 +35279,31 @@
           <w:szCs w:val="24"/>
           <w:lang w:val="es-PE"/>
         </w:rPr>
+        <w:t>product</w:t>
+      </w:r>
+      <w:proofErr w:type="spellEnd"/>
+      <w:r>
+        <w:rPr>
+          <w:rFonts w:ascii="Times New Roman" w:eastAsia="Times New Roman" w:hAnsi="Times New Roman" w:cs="Times New Roman"/>
+          <w:b/>
+          <w:bCs/>
+          <w:color w:val="auto"/>
+          <w:sz w:val="24"/>
+          <w:szCs w:val="24"/>
+          <w:lang w:val="es-PE"/>
+        </w:rPr>
+        <w:t xml:space="preserve"> backlog</w:t>
+      </w:r>
+      <w:r>
+        <w:rPr>
+          <w:rFonts w:ascii="Times New Roman" w:eastAsia="Times New Roman" w:hAnsi="Times New Roman" w:cs="Times New Roman"/>
+          <w:b/>
+          <w:bCs/>
+          <w:color w:val="auto"/>
+          <w:sz w:val="24"/>
+          <w:szCs w:val="24"/>
+          <w:lang w:val="es-PE"/>
+        </w:rPr>
         <w:t xml:space="preserve"> </w:t>
       </w:r>
     </w:p>
@@ -33912,17 +35313,61 @@
           <w:lang w:val="en-US"/>
         </w:rPr>
       </w:pPr>
+      <w:proofErr w:type="spellStart"/>
       <w:r>
         <w:rPr>
           <w:lang w:val="en-US"/>
         </w:rPr>
-        <w:t>Véase en \ProyectoEcoWaste\01 Documentación\Scrum\Sprint I\</w:t>
-      </w:r>
+        <w:t>Véase</w:t>
+      </w:r>
+      <w:proofErr w:type="spellEnd"/>
       <w:r>
         <w:rPr>
           <w:lang w:val="en-US"/>
         </w:rPr>
-        <w:t>EcoWaste_Product_Backlog Sprint I</w:t>
+        <w:t xml:space="preserve"> en \</w:t>
+      </w:r>
+      <w:proofErr w:type="spellStart"/>
+      <w:r>
+        <w:rPr>
+          <w:lang w:val="en-US"/>
+        </w:rPr>
+        <w:t>ProyectoEcoWaste</w:t>
+      </w:r>
+      <w:proofErr w:type="spellEnd"/>
+      <w:r>
+        <w:rPr>
+          <w:lang w:val="en-US"/>
+        </w:rPr>
+        <w:t xml:space="preserve">\01 </w:t>
+      </w:r>
+      <w:proofErr w:type="spellStart"/>
+      <w:r>
+        <w:rPr>
+          <w:lang w:val="en-US"/>
+        </w:rPr>
+        <w:t>Documentación</w:t>
+      </w:r>
+      <w:proofErr w:type="spellEnd"/>
+      <w:r>
+        <w:rPr>
+          <w:lang w:val="en-US"/>
+        </w:rPr>
+        <w:t>\Scrum\Sprint I\</w:t>
+      </w:r>
+      <w:proofErr w:type="spellStart"/>
+      <w:r>
+        <w:rPr>
+          <w:lang w:val="en-US"/>
+        </w:rPr>
+        <w:t>EcoWaste_Product_Backlog</w:t>
+      </w:r>
+      <w:proofErr w:type="spellEnd"/>
+      <w:r>
+        <w:rPr>
+          <w:lang w:val="en-US"/>
+        </w:rPr>
+        <w:t xml:space="preserve"> Sprint I</w:t>
       </w:r>
     </w:p>
     <w:p>
@@ -33961,19 +35406,32 @@
         <w:t xml:space="preserve">Véase en </w:t>
       </w:r>
       <w:r>
-        <w:t>\ProyectoEcoWaste\01 Documentación\Scrum</w:t>
-      </w:r>
-      <w:r>
         <w:t>\</w:t>
       </w:r>
+      <w:proofErr w:type="spellStart"/>
+      <w:r>
+        <w:t>ProyectoEcoWaste</w:t>
+      </w:r>
+      <w:proofErr w:type="spellEnd"/>
+      <w:r>
+        <w:t>\01 Documentación\Scrum</w:t>
+      </w:r>
+      <w:r>
+        <w:t>\</w:t>
+      </w:r>
       <w:r>
         <w:t>Sprint I\</w:t>
       </w:r>
+      <w:proofErr w:type="spellStart"/>
       <w:r>
         <w:t>EcoWaste</w:t>
       </w:r>
       <w:r>
-        <w:t>_Casos de prueba</w:t>
+        <w:t>_Casos</w:t>
+      </w:r>
+      <w:proofErr w:type="spellEnd"/>
+      <w:r>
+        <w:t xml:space="preserve"> de prueba</w:t>
       </w:r>
     </w:p>
     <w:p>
@@ -34039,11 +35497,19 @@
         <w:t xml:space="preserve">Véase en </w:t>
       </w:r>
       <w:r>
-        <w:t>\ProyectoEcoWaste\01 Documentación\Scrum</w:t>
-      </w:r>
-      <w:r>
         <w:t>\</w:t>
       </w:r>
+      <w:proofErr w:type="spellStart"/>
+      <w:r>
+        <w:t>ProyectoEcoWaste</w:t>
+      </w:r>
+      <w:proofErr w:type="spellEnd"/>
+      <w:r>
+        <w:t>\01 Documentación\Scrum</w:t>
+      </w:r>
+      <w:r>
+        <w:t>\</w:t>
+      </w:r>
       <w:r>
         <w:t>Sprint I</w:t>
       </w:r>
@@ -34054,7 +35520,15 @@
         <w:t>\</w:t>
       </w:r>
       <w:r>
-        <w:t xml:space="preserve"> EcoWaste_Historias de usuario Sprint I</w:t>
+        <w:t xml:space="preserve"> </w:t>
+      </w:r>
+      <w:proofErr w:type="spellStart"/>
+      <w:r>
+        <w:t>EcoWaste_Historias</w:t>
+      </w:r>
+      <w:proofErr w:type="spellEnd"/>
+      <w:r>
+        <w:t xml:space="preserve"> de usuario Sprint I</w:t>
       </w:r>
       <w:r>
         <w:t>I</w:t>
@@ -35583,17 +37057,27 @@
         <w:t xml:space="preserve">Véase en </w:t>
       </w:r>
       <w:r>
-        <w:t>\ProyectoEcoWaste\01 Documentación\Scrum</w:t>
+        <w:t>\</w:t>
+      </w:r>
+      <w:proofErr w:type="spellStart"/>
+      <w:r>
+        <w:t>ProyectoEcoWaste</w:t>
+      </w:r>
+      <w:proofErr w:type="spellEnd"/>
+      <w:r>
+        <w:t>\01 Documentación\Scrum</w:t>
       </w:r>
       <w:r>
         <w:t>\Sprint I\</w:t>
       </w:r>
+      <w:proofErr w:type="spellStart"/>
       <w:r>
         <w:t>EcoWaste_</w:t>
       </w:r>
       <w:r>
         <w:t>Acta_Retrospectiva_Sprint</w:t>
       </w:r>
+      <w:proofErr w:type="spellEnd"/>
       <w:r>
         <w:t xml:space="preserve"> </w:t>
       </w:r>
@@ -35632,30 +37116,66 @@
           <w:szCs w:val="24"/>
           <w:lang w:val="es-PE"/>
         </w:rPr>
-        <w:t>Actualización de product backlog</w:t>
-      </w:r>
-    </w:p>
-    <w:p>
-      <w:pPr>
-        <w:rPr>
+        <w:t xml:space="preserve">Actualización de </w:t>
+      </w:r>
+      <w:proofErr w:type="spellStart"/>
+      <w:r>
+        <w:rPr>
+          <w:rFonts w:ascii="Times New Roman" w:eastAsia="Times New Roman" w:hAnsi="Times New Roman" w:cs="Times New Roman"/>
+          <w:b/>
+          <w:bCs/>
+          <w:color w:val="auto"/>
+          <w:sz w:val="24"/>
+          <w:szCs w:val="24"/>
           <w:lang w:val="es-PE"/>
         </w:rPr>
+        <w:t>product</w:t>
+      </w:r>
+      <w:proofErr w:type="spellEnd"/>
+      <w:r>
+        <w:rPr>
+          <w:rFonts w:ascii="Times New Roman" w:eastAsia="Times New Roman" w:hAnsi="Times New Roman" w:cs="Times New Roman"/>
+          <w:b/>
+          <w:bCs/>
+          <w:color w:val="auto"/>
+          <w:sz w:val="24"/>
+          <w:szCs w:val="24"/>
+          <w:lang w:val="es-PE"/>
+        </w:rPr>
+        <w:t xml:space="preserve"> backlog</w:t>
+      </w:r>
+    </w:p>
+    <w:p>
+      <w:pPr>
+        <w:rPr>
+          <w:lang w:val="es-PE"/>
+        </w:rPr>
       </w:pPr>
       <w:r>
         <w:t xml:space="preserve">Véase en </w:t>
       </w:r>
       <w:r>
-        <w:t>\ProyectoEcoWaste\01 Documentación\Scrum</w:t>
+        <w:t>\</w:t>
+      </w:r>
+      <w:proofErr w:type="spellStart"/>
+      <w:r>
+        <w:t>ProyectoEcoWaste</w:t>
+      </w:r>
+      <w:proofErr w:type="spellEnd"/>
+      <w:r>
+        <w:t>\01 Documentación\Scrum</w:t>
       </w:r>
       <w:r>
         <w:t>\Sprint I\</w:t>
       </w:r>
+      <w:proofErr w:type="spellStart"/>
       <w:r>
         <w:t>EcoWaste</w:t>
       </w:r>
       <w:r>
         <w:t>_Product_Backlog_Sprint</w:t>
       </w:r>
+      <w:proofErr w:type="spellEnd"/>
       <w:r>
         <w:t xml:space="preserve"> </w:t>
       </w:r>
@@ -35696,33 +37216,353 @@
       </w:r>
     </w:p>
     <w:p>
-      <w:pPr>
-        <w:rPr>
-          <w:lang w:val="es-PE"/>
-        </w:rPr>
-      </w:pPr>
       <w:r>
         <w:t xml:space="preserve">Véase en </w:t>
       </w:r>
       <w:r>
-        <w:t>\ProyectoEcoWaste\01 Documentación\Scrum</w:t>
-      </w:r>
-      <w:r>
         <w:t>\</w:t>
       </w:r>
+      <w:proofErr w:type="spellStart"/>
+      <w:r>
+        <w:t>ProyectoEcoWaste</w:t>
+      </w:r>
+      <w:proofErr w:type="spellEnd"/>
+      <w:r>
+        <w:t>\01 Documentación\Scrum</w:t>
+      </w:r>
+      <w:r>
+        <w:t>\</w:t>
+      </w:r>
+      <w:proofErr w:type="spellStart"/>
       <w:r>
         <w:t>EcoWaste</w:t>
       </w:r>
       <w:r>
-        <w:t>_Casos de prueba</w:t>
-      </w:r>
-    </w:p>
-    <w:p>
-      <w:pPr>
-        <w:rPr>
-          <w:lang w:val="es-PE"/>
-        </w:rPr>
-      </w:pPr>
+        <w:t>_Casos</w:t>
+      </w:r>
+      <w:proofErr w:type="spellEnd"/>
+      <w:r>
+        <w:t xml:space="preserve"> de prueba</w:t>
+      </w:r>
+    </w:p>
+    <w:p>
+      <w:pPr>
+        <w:pStyle w:val="Ttulo1"/>
+        <w:spacing w:line="276" w:lineRule="auto"/>
+        <w:jc w:val="center"/>
+        <w:rPr>
+          <w:rFonts w:ascii="Times New Roman" w:eastAsia="Times New Roman" w:hAnsi="Times New Roman" w:cs="Times New Roman"/>
+          <w:b/>
+          <w:bCs/>
+          <w:color w:val="auto"/>
+          <w:sz w:val="24"/>
+          <w:szCs w:val="24"/>
+        </w:rPr>
+      </w:pPr>
+      <w:r>
+        <w:rPr>
+          <w:rFonts w:ascii="Times New Roman" w:eastAsia="Times New Roman" w:hAnsi="Times New Roman" w:cs="Times New Roman"/>
+          <w:b/>
+          <w:bCs/>
+          <w:color w:val="auto"/>
+          <w:sz w:val="24"/>
+          <w:szCs w:val="24"/>
+        </w:rPr>
+        <w:t xml:space="preserve">CAPITULO </w:t>
+      </w:r>
+      <w:r>
+        <w:rPr>
+          <w:rFonts w:ascii="Times New Roman" w:eastAsia="Times New Roman" w:hAnsi="Times New Roman" w:cs="Times New Roman"/>
+          <w:b/>
+          <w:bCs/>
+          <w:color w:val="auto"/>
+          <w:sz w:val="24"/>
+          <w:szCs w:val="24"/>
+        </w:rPr>
+        <w:t>V: DIAGRAMAS DE PROYECTO</w:t>
+      </w:r>
+    </w:p>
+    <w:p>
+      <w:pPr>
+        <w:pStyle w:val="Ttulo2"/>
+        <w:numPr>
+          <w:ilvl w:val="1"/>
+          <w:numId w:val="39"/>
+        </w:numPr>
+        <w:spacing w:line="276" w:lineRule="auto"/>
+        <w:rPr>
+          <w:rFonts w:ascii="Times New Roman" w:eastAsia="Times New Roman" w:hAnsi="Times New Roman" w:cs="Times New Roman"/>
+          <w:b/>
+          <w:bCs/>
+          <w:color w:val="auto"/>
+          <w:sz w:val="24"/>
+          <w:szCs w:val="24"/>
+        </w:rPr>
+      </w:pPr>
+      <w:r>
+        <w:rPr>
+          <w:rFonts w:ascii="Times New Roman" w:eastAsia="Times New Roman" w:hAnsi="Times New Roman" w:cs="Times New Roman"/>
+          <w:b/>
+          <w:bCs/>
+          <w:color w:val="auto"/>
+          <w:sz w:val="24"/>
+          <w:szCs w:val="24"/>
+        </w:rPr>
+        <w:t>Manual de implementación</w:t>
+      </w:r>
+    </w:p>
+    <w:p>
+      <w:r>
+        <w:t xml:space="preserve">Véase en </w:t>
+      </w:r>
+      <w:r>
+        <w:t>\</w:t>
+      </w:r>
+      <w:proofErr w:type="spellStart"/>
+      <w:r>
+        <w:t>ProyectoEcoWaste</w:t>
+      </w:r>
+      <w:proofErr w:type="spellEnd"/>
+      <w:r>
+        <w:t>\01 Documentación\</w:t>
+      </w:r>
+      <w:r>
+        <w:t>01.06 Manuales</w:t>
+      </w:r>
+      <w:r>
+        <w:t>\</w:t>
+      </w:r>
+      <w:r>
+        <w:t xml:space="preserve"> </w:t>
+      </w:r>
+      <w:proofErr w:type="spellStart"/>
+      <w:r>
+        <w:t>EcoWaste_Manual_Implementacion</w:t>
+      </w:r>
+      <w:proofErr w:type="spellEnd"/>
+    </w:p>
+    <w:p>
+      <w:pPr>
+        <w:pStyle w:val="Ttulo2"/>
+        <w:numPr>
+          <w:ilvl w:val="1"/>
+          <w:numId w:val="39"/>
+        </w:numPr>
+        <w:spacing w:line="276" w:lineRule="auto"/>
+        <w:rPr>
+          <w:rFonts w:ascii="Times New Roman" w:eastAsia="Times New Roman" w:hAnsi="Times New Roman" w:cs="Times New Roman"/>
+          <w:b/>
+          <w:bCs/>
+          <w:color w:val="auto"/>
+          <w:sz w:val="24"/>
+          <w:szCs w:val="24"/>
+        </w:rPr>
+      </w:pPr>
+      <w:r>
+        <w:rPr>
+          <w:rFonts w:ascii="Times New Roman" w:eastAsia="Times New Roman" w:hAnsi="Times New Roman" w:cs="Times New Roman"/>
+          <w:b/>
+          <w:bCs/>
+          <w:color w:val="auto"/>
+          <w:sz w:val="24"/>
+          <w:szCs w:val="24"/>
+        </w:rPr>
+        <w:t>Diagrama físico de base de datos</w:t>
+      </w:r>
+    </w:p>
+    <w:p>
+      <w:r>
+        <w:t xml:space="preserve">Véase en </w:t>
+      </w:r>
+      <w:r>
+        <w:t>\</w:t>
+      </w:r>
+      <w:proofErr w:type="spellStart"/>
+      <w:r>
+        <w:t>ProyectoEcoWaste</w:t>
+      </w:r>
+      <w:proofErr w:type="spellEnd"/>
+      <w:r>
+        <w:t>\01 Documentación\</w:t>
+      </w:r>
+      <w:r>
+        <w:t>01.0</w:t>
+      </w:r>
+      <w:r>
+        <w:t>7</w:t>
+      </w:r>
+      <w:r>
+        <w:t xml:space="preserve"> </w:t>
+      </w:r>
+      <w:r>
+        <w:t>Diagramas</w:t>
+      </w:r>
+      <w:r>
+        <w:t>\</w:t>
+      </w:r>
+      <w:r>
+        <w:t xml:space="preserve"> </w:t>
+      </w:r>
+      <w:proofErr w:type="spellStart"/>
+      <w:r>
+        <w:t>DiagramaFisicoEcoWaste</w:t>
+      </w:r>
+      <w:proofErr w:type="spellEnd"/>
+    </w:p>
+    <w:p>
+      <w:pPr>
+        <w:pStyle w:val="Ttulo2"/>
+        <w:numPr>
+          <w:ilvl w:val="1"/>
+          <w:numId w:val="39"/>
+        </w:numPr>
+        <w:spacing w:line="276" w:lineRule="auto"/>
+        <w:rPr>
+          <w:rFonts w:ascii="Times New Roman" w:eastAsia="Times New Roman" w:hAnsi="Times New Roman" w:cs="Times New Roman"/>
+          <w:b/>
+          <w:bCs/>
+          <w:color w:val="auto"/>
+          <w:sz w:val="24"/>
+          <w:szCs w:val="24"/>
+        </w:rPr>
+      </w:pPr>
+      <w:r>
+        <w:rPr>
+          <w:rFonts w:ascii="Times New Roman" w:eastAsia="Times New Roman" w:hAnsi="Times New Roman" w:cs="Times New Roman"/>
+          <w:b/>
+          <w:bCs/>
+          <w:color w:val="auto"/>
+          <w:sz w:val="24"/>
+          <w:szCs w:val="24"/>
+        </w:rPr>
+        <w:t>Diagrama de despliegue</w:t>
+      </w:r>
+    </w:p>
+    <w:p>
+      <w:r>
+        <w:t xml:space="preserve">Véase en </w:t>
+      </w:r>
+      <w:r>
+        <w:t>\</w:t>
+      </w:r>
+      <w:proofErr w:type="spellStart"/>
+      <w:r>
+        <w:t>ProyectoEcoWaste</w:t>
+      </w:r>
+      <w:proofErr w:type="spellEnd"/>
+      <w:r>
+        <w:t>\01 Documentación\</w:t>
+      </w:r>
+      <w:r>
+        <w:t>01.0</w:t>
+      </w:r>
+      <w:r>
+        <w:t>7 Diagramas</w:t>
+      </w:r>
+      <w:r>
+        <w:t>\</w:t>
+      </w:r>
+      <w:proofErr w:type="spellStart"/>
+      <w:r>
+        <w:t>DiagramaDespliegue</w:t>
+      </w:r>
+      <w:proofErr w:type="spellEnd"/>
+    </w:p>
+    <w:p>
+      <w:pPr>
+        <w:pStyle w:val="Ttulo1"/>
+        <w:spacing w:line="276" w:lineRule="auto"/>
+        <w:jc w:val="center"/>
+        <w:rPr>
+          <w:rFonts w:ascii="Times New Roman" w:eastAsia="Times New Roman" w:hAnsi="Times New Roman" w:cs="Times New Roman"/>
+          <w:b/>
+          <w:bCs/>
+          <w:color w:val="auto"/>
+          <w:sz w:val="24"/>
+          <w:szCs w:val="24"/>
+        </w:rPr>
+      </w:pPr>
+      <w:r>
+        <w:rPr>
+          <w:rFonts w:ascii="Times New Roman" w:eastAsia="Times New Roman" w:hAnsi="Times New Roman" w:cs="Times New Roman"/>
+          <w:b/>
+          <w:bCs/>
+          <w:color w:val="auto"/>
+          <w:sz w:val="24"/>
+          <w:szCs w:val="24"/>
+        </w:rPr>
+        <w:t xml:space="preserve">CAPITULO </w:t>
+      </w:r>
+      <w:r>
+        <w:rPr>
+          <w:rFonts w:ascii="Times New Roman" w:eastAsia="Times New Roman" w:hAnsi="Times New Roman" w:cs="Times New Roman"/>
+          <w:b/>
+          <w:bCs/>
+          <w:color w:val="auto"/>
+          <w:sz w:val="24"/>
+          <w:szCs w:val="24"/>
+        </w:rPr>
+        <w:t>V: LECCIONES APRENDIDAS</w:t>
+      </w:r>
+    </w:p>
+    <w:p>
+      <w:pPr>
+        <w:pStyle w:val="Ttulo2"/>
+        <w:numPr>
+          <w:ilvl w:val="1"/>
+          <w:numId w:val="39"/>
+        </w:numPr>
+        <w:spacing w:line="276" w:lineRule="auto"/>
+        <w:rPr>
+          <w:rFonts w:ascii="Times New Roman" w:eastAsia="Times New Roman" w:hAnsi="Times New Roman" w:cs="Times New Roman"/>
+          <w:b/>
+          <w:bCs/>
+          <w:color w:val="auto"/>
+          <w:sz w:val="24"/>
+          <w:szCs w:val="24"/>
+        </w:rPr>
+      </w:pPr>
+      <w:r>
+        <w:rPr>
+          <w:rFonts w:ascii="Times New Roman" w:eastAsia="Times New Roman" w:hAnsi="Times New Roman" w:cs="Times New Roman"/>
+          <w:b/>
+          <w:bCs/>
+          <w:color w:val="auto"/>
+          <w:sz w:val="24"/>
+          <w:szCs w:val="24"/>
+        </w:rPr>
+        <w:t>Identificación de lecciones aprendidas</w:t>
+      </w:r>
+    </w:p>
+    <w:p>
+      <w:pPr>
+        <w:pStyle w:val="EstiloParrafoAPA"/>
+        <w:ind w:firstLine="0"/>
+      </w:pPr>
+      <w:proofErr w:type="spellStart"/>
+      <w:r>
+        <w:t>Vease</w:t>
+      </w:r>
+      <w:proofErr w:type="spellEnd"/>
+      <w:r>
+        <w:t xml:space="preserve"> en</w:t>
+      </w:r>
+      <w:r>
+        <w:t xml:space="preserve"> \</w:t>
+      </w:r>
+      <w:proofErr w:type="spellStart"/>
+      <w:r>
+        <w:t>ProyectoEcoWaste</w:t>
+      </w:r>
+      <w:proofErr w:type="spellEnd"/>
+      <w:r>
+        <w:t>\01 Documentación\</w:t>
+      </w:r>
+      <w:proofErr w:type="spellStart"/>
+      <w:r>
+        <w:t>LeccionesAprendidas</w:t>
+      </w:r>
+      <w:proofErr w:type="spellEnd"/>
     </w:p>
     <w:sectPr>
       <w:pgSz w:w="11906" w:h="16838"/>
@@ -38122,6 +39962,119 @@
     </w:lvl>
   </w:abstractNum>
   <w:abstractNum w:abstractNumId="20" w15:restartNumberingAfterBreak="0">
+    <w:nsid w:val="4D672472"/>
+    <w:multiLevelType w:val="multilevel"/>
+    <w:tmpl w:val="ACE20926"/>
+    <w:lvl w:ilvl="0">
+      <w:start w:val="5"/>
+      <w:numFmt w:val="decimal"/>
+      <w:lvlText w:val="%1."/>
+      <w:lvlJc w:val="left"/>
+      <w:pPr>
+        <w:ind w:left="360" w:hanging="360"/>
+      </w:pPr>
+      <w:rPr>
+        <w:rFonts w:hint="default"/>
+      </w:rPr>
+    </w:lvl>
+    <w:lvl w:ilvl="1">
+      <w:start w:val="1"/>
+      <w:numFmt w:val="decimal"/>
+      <w:lvlText w:val="%1.%2."/>
+      <w:lvlJc w:val="left"/>
+      <w:pPr>
+        <w:ind w:left="360" w:hanging="360"/>
+      </w:pPr>
+      <w:rPr>
+        <w:rFonts w:hint="default"/>
+      </w:rPr>
+    </w:lvl>
+    <w:lvl w:ilvl="2">
+      <w:start w:val="1"/>
+      <w:numFmt w:val="decimal"/>
+      <w:lvlText w:val="%1.%2.%3."/>
+      <w:lvlJc w:val="left"/>
+      <w:pPr>
+        <w:ind w:left="720" w:hanging="720"/>
+      </w:pPr>
+      <w:rPr>
+        <w:rFonts w:hint="default"/>
+      </w:rPr>
+    </w:lvl>
+    <w:lvl w:ilvl="3">
+      <w:start w:val="1"/>
+      <w:numFmt w:val="decimal"/>
+      <w:lvlText w:val="%1.%2.%3.%4."/>
+      <w:lvlJc w:val="left"/>
+      <w:pPr>
+        <w:ind w:left="720" w:hanging="720"/>
+      </w:pPr>
+      <w:rPr>
+        <w:rFonts w:hint="default"/>
+      </w:rPr>
+    </w:lvl>
+    <w:lvl w:ilvl="4">
+      <w:start w:val="1"/>
+      <w:numFmt w:val="decimal"/>
+      <w:lvlText w:val="%1.%2.%3.%4.%5."/>
+      <w:lvlJc w:val="left"/>
+      <w:pPr>
+        <w:ind w:left="1080" w:hanging="1080"/>
+      </w:pPr>
+      <w:rPr>
+        <w:rFonts w:hint="default"/>
+      </w:rPr>
+    </w:lvl>
+    <w:lvl w:ilvl="5">
+      <w:start w:val="1"/>
+      <w:numFmt w:val="decimal"/>
+      <w:lvlText w:val="%1.%2.%3.%4.%5.%6."/>
+      <w:lvlJc w:val="left"/>
+      <w:pPr>
+        <w:ind w:left="1080" w:hanging="1080"/>
+      </w:pPr>
+      <w:rPr>
+        <w:rFonts w:hint="default"/>
+      </w:rPr>
+    </w:lvl>
+    <w:lvl w:ilvl="6">
+      <w:start w:val="1"/>
+      <w:numFmt w:val="decimal"/>
+      <w:lvlText w:val="%1.%2.%3.%4.%5.%6.%7."/>
+      <w:lvlJc w:val="left"/>
+      <w:pPr>
+        <w:ind w:left="1440" w:hanging="1440"/>
+      </w:pPr>
+      <w:rPr>
+        <w:rFonts w:hint="default"/>
+      </w:rPr>
+    </w:lvl>
+    <w:lvl w:ilvl="7">
+      <w:start w:val="1"/>
+      <w:numFmt w:val="decimal"/>
+      <w:lvlText w:val="%1.%2.%3.%4.%5.%6.%7.%8."/>
+      <w:lvlJc w:val="left"/>
+      <w:pPr>
+        <w:ind w:left="1440" w:hanging="1440"/>
+      </w:pPr>
+      <w:rPr>
+        <w:rFonts w:hint="default"/>
+      </w:rPr>
+    </w:lvl>
+    <w:lvl w:ilvl="8">
+      <w:start w:val="1"/>
+      <w:numFmt w:val="decimal"/>
+      <w:lvlText w:val="%1.%2.%3.%4.%5.%6.%7.%8.%9."/>
+      <w:lvlJc w:val="left"/>
+      <w:pPr>
+        <w:ind w:left="1800" w:hanging="1800"/>
+      </w:pPr>
+      <w:rPr>
+        <w:rFonts w:hint="default"/>
+      </w:rPr>
+    </w:lvl>
+  </w:abstractNum>
+  <w:abstractNum w:abstractNumId="21" w15:restartNumberingAfterBreak="0">
     <w:nsid w:val="53338D98"/>
     <w:multiLevelType w:val="hybridMultilevel"/>
     <w:tmpl w:val="24A4010E"/>
@@ -38234,7 +40187,7 @@
       </w:rPr>
     </w:lvl>
   </w:abstractNum>
-  <w:abstractNum w:abstractNumId="21" w15:restartNumberingAfterBreak="0">
+  <w:abstractNum w:abstractNumId="22" w15:restartNumberingAfterBreak="0">
     <w:nsid w:val="541AC0E3"/>
     <w:multiLevelType w:val="hybridMultilevel"/>
     <w:tmpl w:val="22DA54E2"/>
@@ -38347,7 +40300,7 @@
       </w:rPr>
     </w:lvl>
   </w:abstractNum>
-  <w:abstractNum w:abstractNumId="22" w15:restartNumberingAfterBreak="0">
+  <w:abstractNum w:abstractNumId="23" w15:restartNumberingAfterBreak="0">
     <w:nsid w:val="57E419EF"/>
     <w:multiLevelType w:val="hybridMultilevel"/>
     <w:tmpl w:val="19E27A50"/>
@@ -38460,7 +40413,7 @@
       </w:rPr>
     </w:lvl>
   </w:abstractNum>
-  <w:abstractNum w:abstractNumId="23" w15:restartNumberingAfterBreak="0">
+  <w:abstractNum w:abstractNumId="24" w15:restartNumberingAfterBreak="0">
     <w:nsid w:val="58474E00"/>
     <w:multiLevelType w:val="hybridMultilevel"/>
     <w:tmpl w:val="FB20A738"/>
@@ -38573,7 +40526,7 @@
       </w:rPr>
     </w:lvl>
   </w:abstractNum>
-  <w:abstractNum w:abstractNumId="24" w15:restartNumberingAfterBreak="0">
+  <w:abstractNum w:abstractNumId="25" w15:restartNumberingAfterBreak="0">
     <w:nsid w:val="5A774568"/>
     <w:multiLevelType w:val="hybridMultilevel"/>
     <w:tmpl w:val="E07A3E52"/>
@@ -38686,7 +40639,7 @@
       </w:rPr>
     </w:lvl>
   </w:abstractNum>
-  <w:abstractNum w:abstractNumId="25" w15:restartNumberingAfterBreak="0">
+  <w:abstractNum w:abstractNumId="26" w15:restartNumberingAfterBreak="0">
     <w:nsid w:val="5A81C0B5"/>
     <w:multiLevelType w:val="hybridMultilevel"/>
     <w:tmpl w:val="D6E819D8"/>
@@ -38799,7 +40752,7 @@
       </w:rPr>
     </w:lvl>
   </w:abstractNum>
-  <w:abstractNum w:abstractNumId="26" w15:restartNumberingAfterBreak="0">
+  <w:abstractNum w:abstractNumId="27" w15:restartNumberingAfterBreak="0">
     <w:nsid w:val="5B58B92A"/>
     <w:multiLevelType w:val="hybridMultilevel"/>
     <w:tmpl w:val="1616BDDA"/>
@@ -38912,7 +40865,7 @@
       </w:rPr>
     </w:lvl>
   </w:abstractNum>
-  <w:abstractNum w:abstractNumId="27" w15:restartNumberingAfterBreak="0">
+  <w:abstractNum w:abstractNumId="28" w15:restartNumberingAfterBreak="0">
     <w:nsid w:val="5E9E29E5"/>
     <w:multiLevelType w:val="multilevel"/>
     <w:tmpl w:val="AAF89228"/>
@@ -39041,7 +40994,7 @@
       </w:rPr>
     </w:lvl>
   </w:abstractNum>
-  <w:abstractNum w:abstractNumId="28" w15:restartNumberingAfterBreak="0">
+  <w:abstractNum w:abstractNumId="29" w15:restartNumberingAfterBreak="0">
     <w:nsid w:val="646BED1A"/>
     <w:multiLevelType w:val="hybridMultilevel"/>
     <w:tmpl w:val="F25EB4BA"/>
@@ -39154,7 +41107,7 @@
       </w:rPr>
     </w:lvl>
   </w:abstractNum>
-  <w:abstractNum w:abstractNumId="29" w15:restartNumberingAfterBreak="0">
+  <w:abstractNum w:abstractNumId="30" w15:restartNumberingAfterBreak="0">
     <w:nsid w:val="65D6C5BB"/>
     <w:multiLevelType w:val="hybridMultilevel"/>
     <w:tmpl w:val="BCEE85EA"/>
@@ -39267,7 +41220,7 @@
       </w:rPr>
     </w:lvl>
   </w:abstractNum>
-  <w:abstractNum w:abstractNumId="30" w15:restartNumberingAfterBreak="0">
+  <w:abstractNum w:abstractNumId="31" w15:restartNumberingAfterBreak="0">
     <w:nsid w:val="68524D55"/>
     <w:multiLevelType w:val="hybridMultilevel"/>
     <w:tmpl w:val="F02EA2CC"/>
@@ -39380,7 +41333,7 @@
       </w:rPr>
     </w:lvl>
   </w:abstractNum>
-  <w:abstractNum w:abstractNumId="31" w15:restartNumberingAfterBreak="0">
+  <w:abstractNum w:abstractNumId="32" w15:restartNumberingAfterBreak="0">
     <w:nsid w:val="6C57878D"/>
     <w:multiLevelType w:val="hybridMultilevel"/>
     <w:tmpl w:val="9AE6E908"/>
@@ -39493,7 +41446,7 @@
       </w:rPr>
     </w:lvl>
   </w:abstractNum>
-  <w:abstractNum w:abstractNumId="32" w15:restartNumberingAfterBreak="0">
+  <w:abstractNum w:abstractNumId="33" w15:restartNumberingAfterBreak="0">
     <w:nsid w:val="6EA2739F"/>
     <w:multiLevelType w:val="hybridMultilevel"/>
     <w:tmpl w:val="FFFFFFFF"/>
@@ -39606,7 +41559,7 @@
       </w:rPr>
     </w:lvl>
   </w:abstractNum>
-  <w:abstractNum w:abstractNumId="33" w15:restartNumberingAfterBreak="0">
+  <w:abstractNum w:abstractNumId="34" w15:restartNumberingAfterBreak="0">
     <w:nsid w:val="70414FAE"/>
     <w:multiLevelType w:val="hybridMultilevel"/>
     <w:tmpl w:val="3E523E84"/>
@@ -39719,7 +41672,7 @@
       </w:rPr>
     </w:lvl>
   </w:abstractNum>
-  <w:abstractNum w:abstractNumId="34" w15:restartNumberingAfterBreak="0">
+  <w:abstractNum w:abstractNumId="35" w15:restartNumberingAfterBreak="0">
     <w:nsid w:val="75BA21A7"/>
     <w:multiLevelType w:val="hybridMultilevel"/>
     <w:tmpl w:val="7C148772"/>
@@ -39832,7 +41785,7 @@
       </w:rPr>
     </w:lvl>
   </w:abstractNum>
-  <w:abstractNum w:abstractNumId="35" w15:restartNumberingAfterBreak="0">
+  <w:abstractNum w:abstractNumId="36" w15:restartNumberingAfterBreak="0">
     <w:nsid w:val="78517D83"/>
     <w:multiLevelType w:val="multilevel"/>
     <w:tmpl w:val="6E5EAFB4"/>
@@ -39918,7 +41871,7 @@
       </w:pPr>
     </w:lvl>
   </w:abstractNum>
-  <w:abstractNum w:abstractNumId="36" w15:restartNumberingAfterBreak="0">
+  <w:abstractNum w:abstractNumId="37" w15:restartNumberingAfterBreak="0">
     <w:nsid w:val="79777357"/>
     <w:multiLevelType w:val="hybridMultilevel"/>
     <w:tmpl w:val="75EC6150"/>
@@ -40031,7 +41984,7 @@
       </w:rPr>
     </w:lvl>
   </w:abstractNum>
-  <w:abstractNum w:abstractNumId="37" w15:restartNumberingAfterBreak="0">
+  <w:abstractNum w:abstractNumId="38" w15:restartNumberingAfterBreak="0">
     <w:nsid w:val="7FA24F53"/>
     <w:multiLevelType w:val="hybridMultilevel"/>
     <w:tmpl w:val="D78CA430"/>
@@ -40145,7 +42098,7 @@
     </w:lvl>
   </w:abstractNum>
   <w:num w:numId="1" w16cid:durableId="1191992159">
-    <w:abstractNumId w:val="31"/>
+    <w:abstractNumId w:val="32"/>
   </w:num>
   <w:num w:numId="2" w16cid:durableId="2067757268">
     <w:abstractNumId w:val="10"/>
@@ -40157,19 +42110,19 @@
     <w:abstractNumId w:val="18"/>
   </w:num>
   <w:num w:numId="5" w16cid:durableId="55590289">
-    <w:abstractNumId w:val="36"/>
+    <w:abstractNumId w:val="37"/>
   </w:num>
   <w:num w:numId="6" w16cid:durableId="282268873">
-    <w:abstractNumId w:val="29"/>
+    <w:abstractNumId w:val="30"/>
   </w:num>
   <w:num w:numId="7" w16cid:durableId="1918712055">
     <w:abstractNumId w:val="0"/>
   </w:num>
   <w:num w:numId="8" w16cid:durableId="290210470">
-    <w:abstractNumId w:val="23"/>
+    <w:abstractNumId w:val="24"/>
   </w:num>
   <w:num w:numId="9" w16cid:durableId="1572345187">
-    <w:abstractNumId w:val="28"/>
+    <w:abstractNumId w:val="29"/>
   </w:num>
   <w:num w:numId="10" w16cid:durableId="1518080342">
     <w:abstractNumId w:val="16"/>
@@ -40181,7 +42134,7 @@
     <w:abstractNumId w:val="15"/>
   </w:num>
   <w:num w:numId="13" w16cid:durableId="720325078">
-    <w:abstractNumId w:val="21"/>
+    <w:abstractNumId w:val="22"/>
   </w:num>
   <w:num w:numId="14" w16cid:durableId="1425415369">
     <w:abstractNumId w:val="7"/>
@@ -40193,10 +42146,10 @@
     <w:abstractNumId w:val="17"/>
   </w:num>
   <w:num w:numId="17" w16cid:durableId="1925065995">
-    <w:abstractNumId w:val="20"/>
+    <w:abstractNumId w:val="21"/>
   </w:num>
   <w:num w:numId="18" w16cid:durableId="1414663152">
-    <w:abstractNumId w:val="25"/>
+    <w:abstractNumId w:val="26"/>
   </w:num>
   <w:num w:numId="19" w16cid:durableId="1252276978">
     <w:abstractNumId w:val="8"/>
@@ -40208,16 +42161,16 @@
     <w:abstractNumId w:val="2"/>
   </w:num>
   <w:num w:numId="22" w16cid:durableId="400954596">
-    <w:abstractNumId w:val="26"/>
+    <w:abstractNumId w:val="27"/>
   </w:num>
   <w:num w:numId="23" w16cid:durableId="1201553537">
     <w:abstractNumId w:val="3"/>
   </w:num>
   <w:num w:numId="24" w16cid:durableId="1051423772">
-    <w:abstractNumId w:val="32"/>
+    <w:abstractNumId w:val="33"/>
   </w:num>
   <w:num w:numId="25" w16cid:durableId="1183976438">
-    <w:abstractNumId w:val="27"/>
+    <w:abstractNumId w:val="28"/>
   </w:num>
   <w:num w:numId="26" w16cid:durableId="912467672">
     <w:abstractNumId w:val="5"/>
@@ -40226,37 +42179,40 @@
     <w:abstractNumId w:val="1"/>
   </w:num>
   <w:num w:numId="28" w16cid:durableId="145439541">
-    <w:abstractNumId w:val="35"/>
+    <w:abstractNumId w:val="36"/>
   </w:num>
   <w:num w:numId="29" w16cid:durableId="405884383">
-    <w:abstractNumId w:val="33"/>
+    <w:abstractNumId w:val="34"/>
   </w:num>
   <w:num w:numId="30" w16cid:durableId="106659093">
-    <w:abstractNumId w:val="37"/>
+    <w:abstractNumId w:val="38"/>
   </w:num>
   <w:num w:numId="31" w16cid:durableId="1625114407">
     <w:abstractNumId w:val="14"/>
   </w:num>
   <w:num w:numId="32" w16cid:durableId="1540967998">
-    <w:abstractNumId w:val="30"/>
+    <w:abstractNumId w:val="31"/>
   </w:num>
   <w:num w:numId="33" w16cid:durableId="1097864551">
     <w:abstractNumId w:val="11"/>
   </w:num>
   <w:num w:numId="34" w16cid:durableId="704715655">
-    <w:abstractNumId w:val="24"/>
+    <w:abstractNumId w:val="25"/>
   </w:num>
   <w:num w:numId="35" w16cid:durableId="1400395637">
-    <w:abstractNumId w:val="34"/>
+    <w:abstractNumId w:val="35"/>
   </w:num>
   <w:num w:numId="36" w16cid:durableId="2076080869">
-    <w:abstractNumId w:val="22"/>
+    <w:abstractNumId w:val="23"/>
   </w:num>
   <w:num w:numId="37" w16cid:durableId="1586305966">
     <w:abstractNumId w:val="9"/>
   </w:num>
   <w:num w:numId="38" w16cid:durableId="1805271856">
     <w:abstractNumId w:val="19"/>
+  </w:num>
+  <w:num w:numId="39" w16cid:durableId="770319283">
+    <w:abstractNumId w:val="20"/>
   </w:num>
   <w:numIdMacAtCleanup w:val="38"/>
 </w:numbering>
@@ -42402,6 +44358,10 @@
 </file>
 
 <file path=customXml/item1.xml><?xml version="1.0" encoding="utf-8"?>
+<b:Sources xmlns:b="http://schemas.openxmlformats.org/officeDocument/2006/bibliography" xmlns="http://schemas.openxmlformats.org/officeDocument/2006/bibliography" SelectedStyle="\APASixthEditionOfficeOnline.xsl" StyleName="APA" Version="6"/>
+</file>
+
+<file path=customXml/item2.xml><?xml version="1.0" encoding="utf-8"?>
 <p:properties xmlns:p="http://schemas.microsoft.com/office/2006/metadata/properties" xmlns:xsi="http://www.w3.org/2001/XMLSchema-instance" xmlns:pc="http://schemas.microsoft.com/office/infopath/2007/PartnerControls">
   <documentManagement>
     <_activity xmlns="8c6df0ed-681c-4f62-a826-119ee155975a" xsi:nil="true"/>
@@ -42409,20 +44369,7 @@
 </p:properties>
 </file>
 
-<file path=customXml/item2.xml><?xml version="1.0" encoding="utf-8"?>
-<b:Sources xmlns:b="http://schemas.openxmlformats.org/officeDocument/2006/bibliography" xmlns="http://schemas.openxmlformats.org/officeDocument/2006/bibliography" SelectedStyle="\APASixthEditionOfficeOnline.xsl" StyleName="APA" Version="6"/>
-</file>
-
 <file path=customXml/item3.xml><?xml version="1.0" encoding="utf-8"?>
-<?mso-contentType ?>
-<FormTemplates xmlns="http://schemas.microsoft.com/sharepoint/v3/contenttype/forms">
-  <Display>DocumentLibraryForm</Display>
-  <Edit>DocumentLibraryForm</Edit>
-  <New>DocumentLibraryForm</New>
-</FormTemplates>
-</file>
-
-<file path=customXml/item4.xml><?xml version="1.0" encoding="utf-8"?>
 <ct:contentTypeSchema xmlns:ct="http://schemas.microsoft.com/office/2006/metadata/contentType" xmlns:ma="http://schemas.microsoft.com/office/2006/metadata/properties/metaAttributes" ct:_="" ma:_="" ma:contentTypeName="Document" ma:contentTypeID="0x01010079753805ED45C64791FB28C91669FBB9" ma:contentTypeVersion="10" ma:contentTypeDescription="Create a new document." ma:contentTypeScope="" ma:versionID="6a3f8d16e218d4b89d45457aca26150c">
   <xsd:schema xmlns:xsd="http://www.w3.org/2001/XMLSchema" xmlns:xs="http://www.w3.org/2001/XMLSchema" xmlns:p="http://schemas.microsoft.com/office/2006/metadata/properties" xmlns:ns3="8c6df0ed-681c-4f62-a826-119ee155975a" targetNamespace="http://schemas.microsoft.com/office/2006/metadata/properties" ma:root="true" ma:fieldsID="a0edbfc2885bf35985cba44adc0a7586" ns3:_="">
     <xsd:import namespace="8c6df0ed-681c-4f62-a826-119ee155975a"/>
@@ -42602,7 +44549,24 @@
 </ct:contentTypeSchema>
 </file>
 
+<file path=customXml/item4.xml><?xml version="1.0" encoding="utf-8"?>
+<?mso-contentType ?>
+<FormTemplates xmlns="http://schemas.microsoft.com/sharepoint/v3/contenttype/forms">
+  <Display>DocumentLibraryForm</Display>
+  <Edit>DocumentLibraryForm</Edit>
+  <New>DocumentLibraryForm</New>
+</FormTemplates>
+</file>
+
 <file path=customXml/itemProps1.xml><?xml version="1.0" encoding="utf-8"?>
+<ds:datastoreItem xmlns:ds="http://schemas.openxmlformats.org/officeDocument/2006/customXml" ds:itemID="{224B8BB0-0B1D-411D-AC61-898CA6F78199}">
+  <ds:schemaRefs>
+    <ds:schemaRef ds:uri="http://schemas.openxmlformats.org/officeDocument/2006/bibliography"/>
+  </ds:schemaRefs>
+</ds:datastoreItem>
+</file>
+
+<file path=customXml/itemProps2.xml><?xml version="1.0" encoding="utf-8"?>
 <ds:datastoreItem xmlns:ds="http://schemas.openxmlformats.org/officeDocument/2006/customXml" ds:itemID="{C918C764-CB02-41D3-89A7-7E0496435E28}">
   <ds:schemaRefs>
     <ds:schemaRef ds:uri="http://schemas.microsoft.com/office/2006/metadata/properties"/>
@@ -42612,23 +44576,7 @@
 </ds:datastoreItem>
 </file>
 
-<file path=customXml/itemProps2.xml><?xml version="1.0" encoding="utf-8"?>
-<ds:datastoreItem xmlns:ds="http://schemas.openxmlformats.org/officeDocument/2006/customXml" ds:itemID="{224B8BB0-0B1D-411D-AC61-898CA6F78199}">
-  <ds:schemaRefs>
-    <ds:schemaRef ds:uri="http://schemas.openxmlformats.org/officeDocument/2006/bibliography"/>
-  </ds:schemaRefs>
-</ds:datastoreItem>
-</file>
-
 <file path=customXml/itemProps3.xml><?xml version="1.0" encoding="utf-8"?>
-<ds:datastoreItem xmlns:ds="http://schemas.openxmlformats.org/officeDocument/2006/customXml" ds:itemID="{F3FD5836-DD98-4975-B740-4789854CC8DB}">
-  <ds:schemaRefs>
-    <ds:schemaRef ds:uri="http://schemas.microsoft.com/sharepoint/v3/contenttype/forms"/>
-  </ds:schemaRefs>
-</ds:datastoreItem>
-</file>
-
-<file path=customXml/itemProps4.xml><?xml version="1.0" encoding="utf-8"?>
 <ds:datastoreItem xmlns:ds="http://schemas.openxmlformats.org/officeDocument/2006/customXml" ds:itemID="{2720BC83-72A8-495E-AF5A-893E45E21368}">
   <ds:schemaRefs>
     <ds:schemaRef ds:uri="http://schemas.microsoft.com/office/2006/metadata/contentType"/>
@@ -42644,4 +44592,12 @@
     <ds:schemaRef ds:uri="http://schemas.microsoft.com/internal/obd"/>
   </ds:schemaRefs>
 </ds:datastoreItem>
+</file>
+
+<file path=customXml/itemProps4.xml><?xml version="1.0" encoding="utf-8"?>
+<ds:datastoreItem xmlns:ds="http://schemas.openxmlformats.org/officeDocument/2006/customXml" ds:itemID="{F3FD5836-DD98-4975-B740-4789854CC8DB}">
+  <ds:schemaRefs>
+    <ds:schemaRef ds:uri="http://schemas.microsoft.com/sharepoint/v3/contenttype/forms"/>
+  </ds:schemaRefs>
+</ds:datastoreItem>
 </file>
--- a/01 Documentación/01.01 Proyecto/Proyecto Final - DS1.docx
+++ b/01 Documentación/01.01 Proyecto/Proyecto Final - DS1.docx
@@ -22,7 +22,7 @@
           <w:lang w:val="es-PE" w:eastAsia="es-PE"/>
         </w:rPr>
         <w:drawing>
-          <wp:anchor distT="0" distB="0" distL="114300" distR="114300" simplePos="0" relativeHeight="251658240" behindDoc="0" locked="0" layoutInCell="1" allowOverlap="1" wp14:anchorId="4DB5DAC3" wp14:editId="3955A54C">
+          <wp:anchor distT="0" distB="0" distL="114300" distR="114300" simplePos="0" relativeHeight="251658240" behindDoc="0" locked="0" layoutInCell="1" allowOverlap="1" wp14:anchorId="4DB5DAC3" wp14:editId="0BEA10A9">
             <wp:simplePos x="0" y="0"/>
             <wp:positionH relativeFrom="margin">
               <wp:align>center</wp:align>
@@ -888,21 +888,7 @@
         <w:rPr>
           <w:rFonts w:eastAsia="Times New Roman"/>
         </w:rPr>
-        <w:t xml:space="preserve">La constructora “Unión </w:t>
-      </w:r>
-      <w:proofErr w:type="spellStart"/>
-      <w:r>
-        <w:rPr>
-          <w:rFonts w:eastAsia="Times New Roman"/>
-        </w:rPr>
-        <w:t>Allied</w:t>
-      </w:r>
-      <w:proofErr w:type="spellEnd"/>
-      <w:r>
-        <w:rPr>
-          <w:rFonts w:eastAsia="Times New Roman"/>
-        </w:rPr>
-        <w:t>”, se enfrenta a problemas para gestionar sus restos de materiales no utilizados (ladrillos, varillas, moldes, etc.), que terminan abandonado y al no existir un canal seguro para ofrecer estos residuos en muchas ocasiones son dejados en terminales no autorizados o vendidos de forma informal.</w:t>
+        <w:t>La constructora “Unión Allied”, se enfrenta a problemas para gestionar sus restos de materiales no utilizados (ladrillos, varillas, moldes, etc.), que terminan abandonado y al no existir un canal seguro para ofrecer estos residuos en muchas ocasiones son dejados en terminales no autorizados o vendidos de forma informal.</w:t>
       </w:r>
     </w:p>
     <w:p>
@@ -946,21 +932,7 @@
         <w:rPr>
           <w:rFonts w:eastAsia="Times New Roman"/>
         </w:rPr>
-        <w:t xml:space="preserve">El proyecto se centrará en el diseño de una plataforma web, que permita a “Union </w:t>
-      </w:r>
-      <w:proofErr w:type="spellStart"/>
-      <w:r>
-        <w:rPr>
-          <w:rFonts w:eastAsia="Times New Roman"/>
-        </w:rPr>
-        <w:t>Allied</w:t>
-      </w:r>
-      <w:proofErr w:type="spellEnd"/>
-      <w:r>
-        <w:rPr>
-          <w:rFonts w:eastAsia="Times New Roman"/>
-        </w:rPr>
-        <w:t>”, gestionar de forma eficiente sus residuos generados no utilizados. El software permitirá un registro empresarial y como persona natural, para garantizar la confianza de las transacciones y acuerdos dentro de la plataforma. El sistema permitirá la comunicación efectiva entre interesados, establecer precios estimados de los residuos promocionados, así como catálogo de materiales y medios de pago.</w:t>
+        <w:t>El proyecto se centrará en el diseño de una plataforma web, que permita a “Union Allied”, gestionar de forma eficiente sus residuos generados no utilizados. El software permitirá un registro empresarial y como persona natural, para garantizar la confianza de las transacciones y acuerdos dentro de la plataforma. El sistema permitirá la comunicación efectiva entre interesados, establecer precios estimados de los residuos promocionados, así como catálogo de materiales y medios de pago.</w:t>
       </w:r>
     </w:p>
     <w:p>
@@ -975,21 +947,7 @@
         <w:rPr>
           <w:rFonts w:eastAsia="Times New Roman"/>
         </w:rPr>
-        <w:t>La plataforma denominada “</w:t>
-      </w:r>
-      <w:proofErr w:type="spellStart"/>
-      <w:r>
-        <w:rPr>
-          <w:rFonts w:eastAsia="Times New Roman"/>
-        </w:rPr>
-        <w:t>EcoWaste</w:t>
-      </w:r>
-      <w:proofErr w:type="spellEnd"/>
-      <w:r>
-        <w:rPr>
-          <w:rFonts w:eastAsia="Times New Roman"/>
-        </w:rPr>
-        <w:t>”, permitirá reutilizar, comerciar y reducir materiales no utilizados de las obras de contratación. Asimismo, permitirá a la empresa generar beneficio económico resultado de la venta a bajo costo de residuos.</w:t>
+        <w:t>La plataforma denominada “EcoWaste”, permitirá reutilizar, comerciar y reducir materiales no utilizados de las obras de contratación. Asimismo, permitirá a la empresa generar beneficio económico resultado de la venta a bajo costo de residuos.</w:t>
       </w:r>
     </w:p>
     <w:p>
@@ -1530,18 +1488,8 @@
                 <w:sz w:val="24"/>
                 <w:szCs w:val="24"/>
               </w:rPr>
-              <w:t xml:space="preserve">Diseño UI/UX, frontend, backend, base de datos, pasarela de pago, </w:t>
-            </w:r>
-            <w:proofErr w:type="spellStart"/>
-            <w:r>
-              <w:rPr>
-                <w:rFonts w:ascii="Times New Roman" w:eastAsia="Times New Roman" w:hAnsi="Times New Roman" w:cs="Times New Roman"/>
-                <w:sz w:val="24"/>
-                <w:szCs w:val="24"/>
-              </w:rPr>
-              <w:t>testing</w:t>
-            </w:r>
-            <w:proofErr w:type="spellEnd"/>
+              <w:t>Diseño UI/UX, frontend, backend, base de datos, pasarela de pago, testing</w:t>
+            </w:r>
           </w:p>
         </w:tc>
       </w:tr>
@@ -1673,25 +1621,7 @@
                 <w:sz w:val="24"/>
                 <w:szCs w:val="24"/>
               </w:rPr>
-              <w:t xml:space="preserve">Servidor </w:t>
-            </w:r>
-            <w:proofErr w:type="spellStart"/>
-            <w:r>
-              <w:rPr>
-                <w:rFonts w:ascii="Times New Roman" w:eastAsia="Times New Roman" w:hAnsi="Times New Roman" w:cs="Times New Roman"/>
-                <w:sz w:val="24"/>
-                <w:szCs w:val="24"/>
-              </w:rPr>
-              <w:t>cloud</w:t>
-            </w:r>
-            <w:proofErr w:type="spellEnd"/>
-            <w:r>
-              <w:rPr>
-                <w:rFonts w:ascii="Times New Roman" w:eastAsia="Times New Roman" w:hAnsi="Times New Roman" w:cs="Times New Roman"/>
-                <w:sz w:val="24"/>
-                <w:szCs w:val="24"/>
-              </w:rPr>
-              <w:t>, dominio, certificado SSL, CDN</w:t>
+              <w:t>Servidor cloud, dominio, certificado SSL, CDN</w:t>
             </w:r>
           </w:p>
         </w:tc>
@@ -3922,15 +3852,7 @@
         <w:spacing w:line="276" w:lineRule="auto"/>
       </w:pPr>
       <w:r>
-        <w:t xml:space="preserve">Definición de alcance (Scope </w:t>
-      </w:r>
-      <w:proofErr w:type="spellStart"/>
-      <w:r>
-        <w:t>Statement</w:t>
-      </w:r>
-      <w:proofErr w:type="spellEnd"/>
-      <w:r>
-        <w:t xml:space="preserve">) </w:t>
+        <w:t xml:space="preserve">Definición de alcance (Scope Statement) </w:t>
       </w:r>
     </w:p>
     <w:p>
@@ -3943,13 +3865,8 @@
         <w:spacing w:line="276" w:lineRule="auto"/>
       </w:pPr>
       <w:r>
-        <w:t xml:space="preserve">Identificación de </w:t>
-      </w:r>
-      <w:proofErr w:type="spellStart"/>
-      <w:r>
-        <w:t>stakeholders</w:t>
-      </w:r>
-      <w:proofErr w:type="spellEnd"/>
+        <w:t>Identificación de stakeholders</w:t>
+      </w:r>
     </w:p>
     <w:p>
       <w:pPr>
@@ -3968,7 +3885,6 @@
           <w:szCs w:val="24"/>
         </w:rPr>
       </w:pPr>
-      <w:proofErr w:type="spellStart"/>
       <w:r>
         <w:rPr>
           <w:rFonts w:ascii="Times New Roman" w:hAnsi="Times New Roman" w:cs="Times New Roman"/>
@@ -3980,7 +3896,6 @@
         </w:rPr>
         <w:t>Analisis</w:t>
       </w:r>
-      <w:proofErr w:type="spellEnd"/>
     </w:p>
     <w:p>
       <w:pPr>
@@ -4115,23 +4030,7 @@
         <w:ind w:left="2160"/>
       </w:pPr>
       <w:r>
-        <w:t>Historias de usuario (</w:t>
-      </w:r>
-      <w:proofErr w:type="spellStart"/>
-      <w:r>
-        <w:t>User</w:t>
-      </w:r>
-      <w:proofErr w:type="spellEnd"/>
-      <w:r>
-        <w:t xml:space="preserve"> </w:t>
-      </w:r>
-      <w:proofErr w:type="spellStart"/>
-      <w:r>
-        <w:t>Stories</w:t>
-      </w:r>
-      <w:proofErr w:type="spellEnd"/>
-      <w:r>
-        <w:t xml:space="preserve">) </w:t>
+        <w:t xml:space="preserve">Historias de usuario (User Stories) </w:t>
       </w:r>
     </w:p>
     <w:p>
@@ -4278,23 +4177,7 @@
         <w:ind w:left="2160"/>
       </w:pPr>
       <w:r>
-        <w:t>Prototipos UI/UX (</w:t>
-      </w:r>
-      <w:proofErr w:type="spellStart"/>
-      <w:r>
-        <w:t>wireframes</w:t>
-      </w:r>
-      <w:proofErr w:type="spellEnd"/>
-      <w:r>
-        <w:t xml:space="preserve"> y mockups en </w:t>
-      </w:r>
-      <w:proofErr w:type="spellStart"/>
-      <w:r>
-        <w:t>Figma</w:t>
-      </w:r>
-      <w:proofErr w:type="spellEnd"/>
-      <w:r>
-        <w:t xml:space="preserve">) </w:t>
+        <w:t xml:space="preserve">Prototipos UI/UX (wireframes y mockups en Figma) </w:t>
       </w:r>
     </w:p>
     <w:p>
@@ -5224,23 +5107,21 @@
         </w:rPr>
         <w:t>\</w:t>
       </w:r>
-      <w:proofErr w:type="spellStart"/>
       <w:r>
         <w:rPr>
           <w:rFonts w:ascii="Times New Roman" w:eastAsia="Times New Roman" w:hAnsi="Times New Roman" w:cs="Times New Roman"/>
           <w:sz w:val="24"/>
           <w:szCs w:val="24"/>
         </w:rPr>
-        <w:t>PY_Cronograma</w:t>
-      </w:r>
-      <w:proofErr w:type="spellEnd"/>
+        <w:t xml:space="preserve">PY_Cronograma </w:t>
+      </w:r>
       <w:r>
         <w:rPr>
           <w:rFonts w:ascii="Times New Roman" w:eastAsia="Times New Roman" w:hAnsi="Times New Roman" w:cs="Times New Roman"/>
           <w:sz w:val="24"/>
           <w:szCs w:val="24"/>
         </w:rPr>
-        <w:t xml:space="preserve"> </w:t>
+        <w:t>–</w:t>
       </w:r>
       <w:r>
         <w:rPr>
@@ -5248,7 +5129,7 @@
           <w:sz w:val="24"/>
           <w:szCs w:val="24"/>
         </w:rPr>
-        <w:t>–</w:t>
+        <w:t xml:space="preserve"> EcoWaste</w:t>
       </w:r>
       <w:r>
         <w:rPr>
@@ -5256,26 +5137,8 @@
           <w:sz w:val="24"/>
           <w:szCs w:val="24"/>
         </w:rPr>
-        <w:t xml:space="preserve"> </w:t>
-      </w:r>
-      <w:proofErr w:type="spellStart"/>
-      <w:r>
-        <w:rPr>
-          <w:rFonts w:ascii="Times New Roman" w:eastAsia="Times New Roman" w:hAnsi="Times New Roman" w:cs="Times New Roman"/>
-          <w:sz w:val="24"/>
-          <w:szCs w:val="24"/>
-        </w:rPr>
-        <w:t>EcoWaste</w:t>
-      </w:r>
-      <w:r>
-        <w:rPr>
-          <w:rFonts w:ascii="Times New Roman" w:eastAsia="Times New Roman" w:hAnsi="Times New Roman" w:cs="Times New Roman"/>
-          <w:sz w:val="24"/>
-          <w:szCs w:val="24"/>
-        </w:rPr>
         <w:t>.mpp</w:t>
       </w:r>
-      <w:proofErr w:type="spellEnd"/>
     </w:p>
     <w:p>
       <w:pPr>
@@ -5407,18 +5270,8 @@
                 <w:szCs w:val="24"/>
                 <w:lang w:val="es-ES"/>
               </w:rPr>
-              <w:t>Eco-</w:t>
-            </w:r>
-            <w:proofErr w:type="spellStart"/>
-            <w:r>
-              <w:rPr>
-                <w:rFonts w:eastAsia="Times New Roman" w:cs="Times New Roman"/>
-                <w:szCs w:val="24"/>
-                <w:lang w:val="es-ES"/>
-              </w:rPr>
-              <w:t>waste</w:t>
-            </w:r>
-            <w:proofErr w:type="spellEnd"/>
+              <w:t>Eco-waste</w:t>
+            </w:r>
           </w:p>
         </w:tc>
         <w:tc>
@@ -5974,29 +5827,7 @@
                 <w:color w:val="1F1F1F"/>
                 <w:szCs w:val="24"/>
               </w:rPr>
-              <w:t>Suscripción IA (</w:t>
-            </w:r>
-            <w:proofErr w:type="spellStart"/>
-            <w:r>
-              <w:rPr>
-                <w:rFonts w:eastAsia="Times New Roman" w:cs="Times New Roman"/>
-                <w:b/>
-                <w:bCs/>
-                <w:color w:val="1F1F1F"/>
-                <w:szCs w:val="24"/>
-              </w:rPr>
-              <w:t>Copilot</w:t>
-            </w:r>
-            <w:proofErr w:type="spellEnd"/>
-            <w:r>
-              <w:rPr>
-                <w:rFonts w:eastAsia="Times New Roman" w:cs="Times New Roman"/>
-                <w:b/>
-                <w:bCs/>
-                <w:color w:val="1F1F1F"/>
-                <w:szCs w:val="24"/>
-              </w:rPr>
-              <w:t>/GPT-4)</w:t>
+              <w:t>Suscripción IA (Copilot/GPT-4)</w:t>
             </w:r>
           </w:p>
         </w:tc>
@@ -6370,29 +6201,30 @@
                 <w:color w:val="1F1F1F"/>
                 <w:szCs w:val="24"/>
               </w:rPr>
-              <w:t xml:space="preserve">Licencia </w:t>
-            </w:r>
-            <w:proofErr w:type="spellStart"/>
-            <w:r>
-              <w:rPr>
-                <w:rFonts w:eastAsia="Times New Roman" w:cs="Times New Roman"/>
-                <w:b/>
-                <w:bCs/>
+              <w:t>Licencia Figma Starter</w:t>
+            </w:r>
+          </w:p>
+        </w:tc>
+        <w:tc>
+          <w:tcPr>
+            <w:tcW w:w="1177" w:type="dxa"/>
+          </w:tcPr>
+          <w:p>
+            <w:pPr>
+              <w:spacing w:line="276" w:lineRule="auto"/>
+              <w:rPr>
+                <w:rFonts w:eastAsia="Times New Roman" w:cs="Times New Roman"/>
                 <w:color w:val="1F1F1F"/>
                 <w:szCs w:val="24"/>
               </w:rPr>
-              <w:t>Figma</w:t>
-            </w:r>
-            <w:proofErr w:type="spellEnd"/>
-            <w:r>
-              <w:rPr>
-                <w:rFonts w:eastAsia="Times New Roman" w:cs="Times New Roman"/>
-                <w:b/>
-                <w:bCs/>
+            </w:pPr>
+            <w:r>
+              <w:rPr>
+                <w:rFonts w:eastAsia="Times New Roman" w:cs="Times New Roman"/>
                 <w:color w:val="1F1F1F"/>
                 <w:szCs w:val="24"/>
               </w:rPr>
-              <w:t xml:space="preserve"> Starter</w:t>
+              <w:t>Mes</w:t>
             </w:r>
           </w:p>
         </w:tc>
@@ -6415,13 +6247,13 @@
                 <w:color w:val="1F1F1F"/>
                 <w:szCs w:val="24"/>
               </w:rPr>
-              <w:t>Mes</w:t>
-            </w:r>
-          </w:p>
-        </w:tc>
-        <w:tc>
-          <w:tcPr>
-            <w:tcW w:w="1177" w:type="dxa"/>
+              <w:t>1</w:t>
+            </w:r>
+          </w:p>
+        </w:tc>
+        <w:tc>
+          <w:tcPr>
+            <w:tcW w:w="1083" w:type="dxa"/>
           </w:tcPr>
           <w:p>
             <w:pPr>
@@ -6438,53 +6270,46 @@
                 <w:color w:val="1F1F1F"/>
                 <w:szCs w:val="24"/>
               </w:rPr>
-              <w:t>1</w:t>
-            </w:r>
-          </w:p>
-        </w:tc>
-        <w:tc>
-          <w:tcPr>
-            <w:tcW w:w="1083" w:type="dxa"/>
-          </w:tcPr>
-          <w:p>
-            <w:pPr>
-              <w:spacing w:line="276" w:lineRule="auto"/>
+              <w:t>$</w:t>
+            </w:r>
+            <w:r>
               <w:rPr>
                 <w:rFonts w:eastAsia="Times New Roman" w:cs="Times New Roman"/>
                 <w:color w:val="1F1F1F"/>
                 <w:szCs w:val="24"/>
               </w:rPr>
-            </w:pPr>
-            <w:r>
+              <w:t>20</w:t>
+            </w:r>
+          </w:p>
+        </w:tc>
+        <w:tc>
+          <w:tcPr>
+            <w:tcW w:w="876" w:type="dxa"/>
+          </w:tcPr>
+          <w:p>
+            <w:pPr>
+              <w:spacing w:line="276" w:lineRule="auto"/>
               <w:rPr>
                 <w:rFonts w:eastAsia="Times New Roman" w:cs="Times New Roman"/>
                 <w:color w:val="1F1F1F"/>
                 <w:szCs w:val="24"/>
               </w:rPr>
-              <w:t>$15</w:t>
-            </w:r>
-          </w:p>
-        </w:tc>
-        <w:tc>
-          <w:tcPr>
-            <w:tcW w:w="876" w:type="dxa"/>
-          </w:tcPr>
-          <w:p>
-            <w:pPr>
-              <w:spacing w:line="276" w:lineRule="auto"/>
+            </w:pPr>
+            <w:r>
               <w:rPr>
                 <w:rFonts w:eastAsia="Times New Roman" w:cs="Times New Roman"/>
                 <w:color w:val="1F1F1F"/>
                 <w:szCs w:val="24"/>
               </w:rPr>
-            </w:pPr>
+              <w:t>$</w:t>
+            </w:r>
             <w:r>
               <w:rPr>
                 <w:rFonts w:eastAsia="Times New Roman" w:cs="Times New Roman"/>
                 <w:color w:val="1F1F1F"/>
                 <w:szCs w:val="24"/>
               </w:rPr>
-              <w:t>$15</w:t>
+              <w:t>20</w:t>
             </w:r>
           </w:p>
         </w:tc>
@@ -6590,29 +6415,7 @@
                 <w:color w:val="1F1F1F"/>
                 <w:szCs w:val="24"/>
               </w:rPr>
-              <w:t xml:space="preserve">Desarrollador </w:t>
-            </w:r>
-            <w:proofErr w:type="spellStart"/>
-            <w:r>
-              <w:rPr>
-                <w:rFonts w:eastAsia="Times New Roman" w:cs="Times New Roman"/>
-                <w:b/>
-                <w:bCs/>
-                <w:color w:val="1F1F1F"/>
-                <w:szCs w:val="24"/>
-              </w:rPr>
-              <w:t>Fullstack</w:t>
-            </w:r>
-            <w:proofErr w:type="spellEnd"/>
-            <w:r>
-              <w:rPr>
-                <w:rFonts w:eastAsia="Times New Roman" w:cs="Times New Roman"/>
-                <w:b/>
-                <w:bCs/>
-                <w:color w:val="1F1F1F"/>
-                <w:szCs w:val="24"/>
-              </w:rPr>
-              <w:t xml:space="preserve"> (Senior)</w:t>
+              <w:t>Desarrollador Fullstack (Senior)</w:t>
             </w:r>
           </w:p>
         </w:tc>
@@ -6834,53 +6637,77 @@
                 <w:color w:val="1F1F1F"/>
                 <w:szCs w:val="24"/>
               </w:rPr>
+              <w:t>2</w:t>
+            </w:r>
+          </w:p>
+        </w:tc>
+        <w:tc>
+          <w:tcPr>
+            <w:tcW w:w="1083" w:type="dxa"/>
+          </w:tcPr>
+          <w:p>
+            <w:pPr>
+              <w:spacing w:line="276" w:lineRule="auto"/>
+              <w:rPr>
+                <w:rFonts w:eastAsia="Times New Roman" w:cs="Times New Roman"/>
+                <w:color w:val="1F1F1F"/>
+                <w:szCs w:val="24"/>
+              </w:rPr>
+            </w:pPr>
+            <w:r>
+              <w:rPr>
+                <w:rFonts w:eastAsia="Times New Roman" w:cs="Times New Roman"/>
+                <w:color w:val="1F1F1F"/>
+                <w:szCs w:val="24"/>
+              </w:rPr>
+              <w:t>$950</w:t>
+            </w:r>
+          </w:p>
+        </w:tc>
+        <w:tc>
+          <w:tcPr>
+            <w:tcW w:w="876" w:type="dxa"/>
+          </w:tcPr>
+          <w:p>
+            <w:pPr>
+              <w:spacing w:line="276" w:lineRule="auto"/>
+              <w:rPr>
+                <w:rFonts w:eastAsia="Times New Roman" w:cs="Times New Roman"/>
+                <w:color w:val="1F1F1F"/>
+                <w:szCs w:val="24"/>
+              </w:rPr>
+            </w:pPr>
+            <w:r>
+              <w:rPr>
+                <w:rFonts w:eastAsia="Times New Roman" w:cs="Times New Roman"/>
+                <w:color w:val="1F1F1F"/>
+                <w:szCs w:val="24"/>
+              </w:rPr>
+              <w:t>$</w:t>
+            </w:r>
+            <w:r>
+              <w:rPr>
+                <w:rFonts w:eastAsia="Times New Roman" w:cs="Times New Roman"/>
+                <w:color w:val="1F1F1F"/>
+                <w:szCs w:val="24"/>
+              </w:rPr>
               <w:t>1</w:t>
             </w:r>
-          </w:p>
-        </w:tc>
-        <w:tc>
-          <w:tcPr>
-            <w:tcW w:w="1083" w:type="dxa"/>
-          </w:tcPr>
-          <w:p>
-            <w:pPr>
-              <w:spacing w:line="276" w:lineRule="auto"/>
+            <w:r>
               <w:rPr>
                 <w:rFonts w:eastAsia="Times New Roman" w:cs="Times New Roman"/>
                 <w:color w:val="1F1F1F"/>
                 <w:szCs w:val="24"/>
               </w:rPr>
-            </w:pPr>
+              <w:t>9</w:t>
+            </w:r>
             <w:r>
               <w:rPr>
                 <w:rFonts w:eastAsia="Times New Roman" w:cs="Times New Roman"/>
                 <w:color w:val="1F1F1F"/>
                 <w:szCs w:val="24"/>
               </w:rPr>
-              <w:t>$950</w:t>
-            </w:r>
-          </w:p>
-        </w:tc>
-        <w:tc>
-          <w:tcPr>
-            <w:tcW w:w="876" w:type="dxa"/>
-          </w:tcPr>
-          <w:p>
-            <w:pPr>
-              <w:spacing w:line="276" w:lineRule="auto"/>
-              <w:rPr>
-                <w:rFonts w:eastAsia="Times New Roman" w:cs="Times New Roman"/>
-                <w:color w:val="1F1F1F"/>
-                <w:szCs w:val="24"/>
-              </w:rPr>
-            </w:pPr>
-            <w:r>
-              <w:rPr>
-                <w:rFonts w:eastAsia="Times New Roman" w:cs="Times New Roman"/>
-                <w:color w:val="1F1F1F"/>
-                <w:szCs w:val="24"/>
-              </w:rPr>
-              <w:t>$950</w:t>
+              <w:t>00</w:t>
             </w:r>
           </w:p>
         </w:tc>
@@ -7090,10 +6917,63 @@
                 <w:szCs w:val="24"/>
               </w:rPr>
               <w:lastRenderedPageBreak/>
-              <w:t xml:space="preserve">P4. </w:t>
-            </w:r>
-            <w:proofErr w:type="spellStart"/>
-            <w:r>
+              <w:t>P4. Testing</w:t>
+            </w:r>
+          </w:p>
+        </w:tc>
+        <w:tc>
+          <w:tcPr>
+            <w:tcW w:w="1344" w:type="dxa"/>
+          </w:tcPr>
+          <w:p>
+            <w:pPr>
+              <w:spacing w:line="276" w:lineRule="auto"/>
+              <w:rPr>
+                <w:rFonts w:eastAsia="Times New Roman" w:cs="Times New Roman"/>
+                <w:color w:val="1F1F1F"/>
+                <w:szCs w:val="24"/>
+              </w:rPr>
+            </w:pPr>
+            <w:r>
+              <w:rPr>
+                <w:rFonts w:eastAsia="Times New Roman" w:cs="Times New Roman"/>
+                <w:color w:val="1F1F1F"/>
+                <w:szCs w:val="24"/>
+              </w:rPr>
+              <w:t>Pruebas de Calidad y Despliegue</w:t>
+            </w:r>
+          </w:p>
+        </w:tc>
+        <w:tc>
+          <w:tcPr>
+            <w:tcW w:w="1134" w:type="dxa"/>
+          </w:tcPr>
+          <w:p>
+            <w:pPr>
+              <w:spacing w:line="276" w:lineRule="auto"/>
+              <w:rPr>
+                <w:rFonts w:eastAsia="Times New Roman" w:cs="Times New Roman"/>
+                <w:color w:val="1F1F1F"/>
+                <w:szCs w:val="24"/>
+              </w:rPr>
+            </w:pPr>
+            <w:r>
+              <w:rPr>
+                <w:rFonts w:eastAsia="Times New Roman" w:cs="Times New Roman"/>
+                <w:color w:val="1F1F1F"/>
+                <w:szCs w:val="24"/>
+              </w:rPr>
+              <w:t>Materiales</w:t>
+            </w:r>
+          </w:p>
+        </w:tc>
+        <w:tc>
+          <w:tcPr>
+            <w:tcW w:w="1943" w:type="dxa"/>
+          </w:tcPr>
+          <w:p>
+            <w:pPr>
+              <w:spacing w:line="276" w:lineRule="auto"/>
               <w:rPr>
                 <w:rFonts w:eastAsia="Times New Roman" w:cs="Times New Roman"/>
                 <w:b/>
@@ -7101,64 +6981,8 @@
                 <w:color w:val="1F1F1F"/>
                 <w:szCs w:val="24"/>
               </w:rPr>
-              <w:t>Testing</w:t>
-            </w:r>
-            <w:proofErr w:type="spellEnd"/>
-          </w:p>
-        </w:tc>
-        <w:tc>
-          <w:tcPr>
-            <w:tcW w:w="1344" w:type="dxa"/>
-          </w:tcPr>
-          <w:p>
-            <w:pPr>
-              <w:spacing w:line="276" w:lineRule="auto"/>
-              <w:rPr>
-                <w:rFonts w:eastAsia="Times New Roman" w:cs="Times New Roman"/>
-                <w:color w:val="1F1F1F"/>
-                <w:szCs w:val="24"/>
-              </w:rPr>
-            </w:pPr>
-            <w:r>
-              <w:rPr>
-                <w:rFonts w:eastAsia="Times New Roman" w:cs="Times New Roman"/>
-                <w:color w:val="1F1F1F"/>
-                <w:szCs w:val="24"/>
-              </w:rPr>
-              <w:t>Pruebas de Calidad y Despliegue</w:t>
-            </w:r>
-          </w:p>
-        </w:tc>
-        <w:tc>
-          <w:tcPr>
-            <w:tcW w:w="1134" w:type="dxa"/>
-          </w:tcPr>
-          <w:p>
-            <w:pPr>
-              <w:spacing w:line="276" w:lineRule="auto"/>
-              <w:rPr>
-                <w:rFonts w:eastAsia="Times New Roman" w:cs="Times New Roman"/>
-                <w:color w:val="1F1F1F"/>
-                <w:szCs w:val="24"/>
-              </w:rPr>
-            </w:pPr>
-            <w:r>
-              <w:rPr>
-                <w:rFonts w:eastAsia="Times New Roman" w:cs="Times New Roman"/>
-                <w:color w:val="1F1F1F"/>
-                <w:szCs w:val="24"/>
-              </w:rPr>
-              <w:t>Materiales</w:t>
-            </w:r>
-          </w:p>
-        </w:tc>
-        <w:tc>
-          <w:tcPr>
-            <w:tcW w:w="1943" w:type="dxa"/>
-          </w:tcPr>
-          <w:p>
-            <w:pPr>
-              <w:spacing w:line="276" w:lineRule="auto"/>
+            </w:pPr>
+            <w:r>
               <w:rPr>
                 <w:rFonts w:eastAsia="Times New Roman" w:cs="Times New Roman"/>
                 <w:b/>
@@ -7166,60 +6990,7 @@
                 <w:color w:val="1F1F1F"/>
                 <w:szCs w:val="24"/>
               </w:rPr>
-            </w:pPr>
-            <w:r>
-              <w:rPr>
-                <w:rFonts w:eastAsia="Times New Roman" w:cs="Times New Roman"/>
-                <w:b/>
-                <w:bCs/>
-                <w:color w:val="1F1F1F"/>
-                <w:szCs w:val="24"/>
-              </w:rPr>
-              <w:t>Servidor de Pruebas (</w:t>
-            </w:r>
-            <w:proofErr w:type="spellStart"/>
-            <w:r>
-              <w:rPr>
-                <w:rFonts w:eastAsia="Times New Roman" w:cs="Times New Roman"/>
-                <w:b/>
-                <w:bCs/>
-                <w:color w:val="1F1F1F"/>
-                <w:szCs w:val="24"/>
-              </w:rPr>
-              <w:t>One</w:t>
-            </w:r>
-            <w:proofErr w:type="spellEnd"/>
-            <w:r>
-              <w:rPr>
-                <w:rFonts w:eastAsia="Times New Roman" w:cs="Times New Roman"/>
-                <w:b/>
-                <w:bCs/>
-                <w:color w:val="1F1F1F"/>
-                <w:szCs w:val="24"/>
-              </w:rPr>
-              <w:t xml:space="preserve">-time </w:t>
-            </w:r>
-            <w:proofErr w:type="spellStart"/>
-            <w:r>
-              <w:rPr>
-                <w:rFonts w:eastAsia="Times New Roman" w:cs="Times New Roman"/>
-                <w:b/>
-                <w:bCs/>
-                <w:color w:val="1F1F1F"/>
-                <w:szCs w:val="24"/>
-              </w:rPr>
-              <w:t>setup</w:t>
-            </w:r>
-            <w:proofErr w:type="spellEnd"/>
-            <w:r>
-              <w:rPr>
-                <w:rFonts w:eastAsia="Times New Roman" w:cs="Times New Roman"/>
-                <w:b/>
-                <w:bCs/>
-                <w:color w:val="1F1F1F"/>
-                <w:szCs w:val="24"/>
-              </w:rPr>
-              <w:t>)</w:t>
+              <w:t>Servidor de Pruebas (One-time setup)</w:t>
             </w:r>
           </w:p>
         </w:tc>
@@ -7641,7 +7412,28 @@
                 <w:rFonts w:eastAsia="Times New Roman" w:cs="Times New Roman"/>
                 <w:szCs w:val="24"/>
               </w:rPr>
-              <w:t>$9,045</w:t>
+              <w:t>$</w:t>
+            </w:r>
+            <w:r>
+              <w:rPr>
+                <w:rFonts w:eastAsia="Times New Roman" w:cs="Times New Roman"/>
+                <w:szCs w:val="24"/>
+              </w:rPr>
+              <w:t>10</w:t>
+            </w:r>
+            <w:r>
+              <w:rPr>
+                <w:rFonts w:eastAsia="Times New Roman" w:cs="Times New Roman"/>
+                <w:szCs w:val="24"/>
+              </w:rPr>
+              <w:t>,0</w:t>
+            </w:r>
+            <w:r>
+              <w:rPr>
+                <w:rFonts w:eastAsia="Times New Roman" w:cs="Times New Roman"/>
+                <w:szCs w:val="24"/>
+              </w:rPr>
+              <w:t>00</w:t>
             </w:r>
           </w:p>
         </w:tc>
@@ -7749,14 +7541,6 @@
               </w:rPr>
               <w:t>Personales</w:t>
             </w:r>
-            <w:r>
-              <w:rPr>
-                <w:rFonts w:ascii="Times New Roman" w:eastAsia="Times New Roman" w:hAnsi="Times New Roman" w:cs="Times New Roman"/>
-                <w:sz w:val="24"/>
-                <w:szCs w:val="24"/>
-              </w:rPr>
-              <w:t xml:space="preserve"> (Cronograma Costo)</w:t>
-            </w:r>
           </w:p>
         </w:tc>
         <w:tc>
@@ -7832,7 +7616,23 @@
                 <w:sz w:val="24"/>
                 <w:szCs w:val="24"/>
               </w:rPr>
-              <w:t>$445 USD</w:t>
+              <w:t>$4</w:t>
+            </w:r>
+            <w:r>
+              <w:rPr>
+                <w:rFonts w:ascii="Times New Roman" w:eastAsia="Times New Roman" w:hAnsi="Times New Roman" w:cs="Times New Roman"/>
+                <w:sz w:val="24"/>
+                <w:szCs w:val="24"/>
+              </w:rPr>
+              <w:t>50</w:t>
+            </w:r>
+            <w:r>
+              <w:rPr>
+                <w:rFonts w:ascii="Times New Roman" w:eastAsia="Times New Roman" w:hAnsi="Times New Roman" w:cs="Times New Roman"/>
+                <w:sz w:val="24"/>
+                <w:szCs w:val="24"/>
+              </w:rPr>
+              <w:t xml:space="preserve"> USD</w:t>
             </w:r>
           </w:p>
         </w:tc>
@@ -7885,7 +7685,39 @@
                 <w:sz w:val="24"/>
                 <w:szCs w:val="24"/>
               </w:rPr>
-              <w:t>$1,100 USD</w:t>
+              <w:t>$</w:t>
+            </w:r>
+            <w:r>
+              <w:rPr>
+                <w:rFonts w:ascii="Times New Roman" w:eastAsia="Times New Roman" w:hAnsi="Times New Roman" w:cs="Times New Roman"/>
+                <w:sz w:val="24"/>
+                <w:szCs w:val="24"/>
+              </w:rPr>
+              <w:t>2</w:t>
+            </w:r>
+            <w:r>
+              <w:rPr>
+                <w:rFonts w:ascii="Times New Roman" w:eastAsia="Times New Roman" w:hAnsi="Times New Roman" w:cs="Times New Roman"/>
+                <w:sz w:val="24"/>
+                <w:szCs w:val="24"/>
+              </w:rPr>
+              <w:t>,0</w:t>
+            </w:r>
+            <w:r>
+              <w:rPr>
+                <w:rFonts w:ascii="Times New Roman" w:eastAsia="Times New Roman" w:hAnsi="Times New Roman" w:cs="Times New Roman"/>
+                <w:sz w:val="24"/>
+                <w:szCs w:val="24"/>
+              </w:rPr>
+              <w:t>5</w:t>
+            </w:r>
+            <w:r>
+              <w:rPr>
+                <w:rFonts w:ascii="Times New Roman" w:eastAsia="Times New Roman" w:hAnsi="Times New Roman" w:cs="Times New Roman"/>
+                <w:sz w:val="24"/>
+                <w:szCs w:val="24"/>
+              </w:rPr>
+              <w:t>0 USD</w:t>
             </w:r>
           </w:p>
         </w:tc>
@@ -7893,7 +7725,7 @@
       <w:tr>
         <w:trPr>
           <w:cnfStyle w:val="010000000000" w:firstRow="0" w:lastRow="1" w:firstColumn="0" w:lastColumn="0" w:oddVBand="0" w:evenVBand="0" w:oddHBand="0" w:evenHBand="0" w:firstRowFirstColumn="0" w:firstRowLastColumn="0" w:lastRowFirstColumn="0" w:lastRowLastColumn="0"/>
-          <w:trHeight w:val="300"/>
+          <w:trHeight w:val="240"/>
         </w:trPr>
         <w:tc>
           <w:tcPr>
@@ -7944,7 +7776,18 @@
                 <w:sz w:val="24"/>
                 <w:szCs w:val="24"/>
               </w:rPr>
-              <w:t>$9,045</w:t>
+              <w:t>$</w:t>
+            </w:r>
+            <w:r>
+              <w:rPr>
+                <w:rFonts w:ascii="Times New Roman" w:eastAsia="Times New Roman" w:hAnsi="Times New Roman" w:cs="Times New Roman"/>
+                <w:b w:val="0"/>
+                <w:bCs w:val="0"/>
+                <w:color w:val="000000" w:themeColor="text1"/>
+                <w:sz w:val="24"/>
+                <w:szCs w:val="24"/>
+              </w:rPr>
+              <w:t>10000</w:t>
             </w:r>
           </w:p>
         </w:tc>
@@ -8170,15 +8013,7 @@
         <w:spacing w:line="276" w:lineRule="auto"/>
       </w:pPr>
       <w:r>
-        <w:t xml:space="preserve">Definición de alcance (Scope </w:t>
-      </w:r>
-      <w:proofErr w:type="spellStart"/>
-      <w:r>
-        <w:t>Statement</w:t>
-      </w:r>
-      <w:proofErr w:type="spellEnd"/>
-      <w:r>
-        <w:t xml:space="preserve">) </w:t>
+        <w:t xml:space="preserve">Definición de alcance (Scope Statement) </w:t>
       </w:r>
     </w:p>
     <w:p>
@@ -8191,13 +8026,8 @@
         <w:spacing w:line="276" w:lineRule="auto"/>
       </w:pPr>
       <w:r>
-        <w:t xml:space="preserve">Identificación de </w:t>
-      </w:r>
-      <w:proofErr w:type="spellStart"/>
-      <w:r>
-        <w:t>stakeholders</w:t>
-      </w:r>
-      <w:proofErr w:type="spellEnd"/>
+        <w:t>Identificación de stakeholders</w:t>
+      </w:r>
     </w:p>
     <w:p>
       <w:pPr>
@@ -8361,23 +8191,7 @@
         <w:ind w:left="2160"/>
       </w:pPr>
       <w:r>
-        <w:t>Historias de usuario (</w:t>
-      </w:r>
-      <w:proofErr w:type="spellStart"/>
-      <w:r>
-        <w:t>User</w:t>
-      </w:r>
-      <w:proofErr w:type="spellEnd"/>
-      <w:r>
-        <w:t xml:space="preserve"> </w:t>
-      </w:r>
-      <w:proofErr w:type="spellStart"/>
-      <w:r>
-        <w:t>Stories</w:t>
-      </w:r>
-      <w:proofErr w:type="spellEnd"/>
-      <w:r>
-        <w:t xml:space="preserve">) </w:t>
+        <w:t xml:space="preserve">Historias de usuario (User Stories) </w:t>
       </w:r>
     </w:p>
     <w:p>
@@ -8510,7 +8324,6 @@
         <w:rPr>
           <w:rFonts w:eastAsia="Times New Roman"/>
         </w:rPr>
-        <w:lastRenderedPageBreak/>
         <w:t>Salidas</w:t>
       </w:r>
     </w:p>
@@ -8525,23 +8338,7 @@
         <w:ind w:left="2160"/>
       </w:pPr>
       <w:r>
-        <w:t>Prototipos UI/UX (</w:t>
-      </w:r>
-      <w:proofErr w:type="spellStart"/>
-      <w:r>
-        <w:t>wireframes</w:t>
-      </w:r>
-      <w:proofErr w:type="spellEnd"/>
-      <w:r>
-        <w:t xml:space="preserve"> y mockups en </w:t>
-      </w:r>
-      <w:proofErr w:type="spellStart"/>
-      <w:r>
-        <w:t>Figma</w:t>
-      </w:r>
-      <w:proofErr w:type="spellEnd"/>
-      <w:r>
-        <w:t xml:space="preserve">) </w:t>
+        <w:t xml:space="preserve">Prototipos UI/UX (wireframes y mockups en Figma) </w:t>
       </w:r>
     </w:p>
     <w:p>
@@ -8966,19 +8763,8 @@
                 <w:sz w:val="24"/>
                 <w:szCs w:val="24"/>
               </w:rPr>
-              <w:t xml:space="preserve">Falta de levantamiento adecuado con </w:t>
-            </w:r>
-            <w:proofErr w:type="spellStart"/>
-            <w:r>
-              <w:rPr>
-                <w:rFonts w:ascii="Times New Roman" w:eastAsia="Times New Roman" w:hAnsi="Times New Roman" w:cs="Times New Roman"/>
-                <w:color w:val="000000" w:themeColor="text1"/>
-                <w:sz w:val="24"/>
-                <w:szCs w:val="24"/>
-              </w:rPr>
-              <w:t>stakeholders</w:t>
-            </w:r>
-            <w:proofErr w:type="spellEnd"/>
+              <w:t>Falta de levantamiento adecuado con stakeholders</w:t>
+            </w:r>
           </w:p>
         </w:tc>
       </w:tr>
@@ -9553,7 +9339,6 @@
                 <w:szCs w:val="24"/>
               </w:rPr>
             </w:pPr>
-            <w:proofErr w:type="spellStart"/>
             <w:r>
               <w:rPr>
                 <w:rFonts w:ascii="Times New Roman" w:eastAsia="Times New Roman" w:hAnsi="Times New Roman" w:cs="Times New Roman"/>
@@ -9561,17 +9346,7 @@
                 <w:sz w:val="24"/>
                 <w:szCs w:val="24"/>
               </w:rPr>
-              <w:t>Stakeholders</w:t>
-            </w:r>
-            <w:proofErr w:type="spellEnd"/>
-            <w:r>
-              <w:rPr>
-                <w:rFonts w:ascii="Times New Roman" w:eastAsia="Times New Roman" w:hAnsi="Times New Roman" w:cs="Times New Roman"/>
-                <w:color w:val="000000" w:themeColor="text1"/>
-                <w:sz w:val="24"/>
-                <w:szCs w:val="24"/>
-              </w:rPr>
-              <w:t xml:space="preserve"> finales (producto inconsistente)</w:t>
+              <w:t>Stakeholders finales (producto inconsistente)</w:t>
             </w:r>
           </w:p>
         </w:tc>
@@ -10527,7 +10302,6 @@
                 <w:szCs w:val="24"/>
               </w:rPr>
             </w:pPr>
-            <w:proofErr w:type="spellStart"/>
             <w:r>
               <w:rPr>
                 <w:rFonts w:ascii="Times New Roman" w:eastAsia="Times New Roman" w:hAnsi="Times New Roman" w:cs="Times New Roman"/>
@@ -10535,9 +10309,9 @@
                 <w:sz w:val="24"/>
                 <w:szCs w:val="24"/>
               </w:rPr>
+              <w:lastRenderedPageBreak/>
               <w:t>Stakeholders</w:t>
             </w:r>
-            <w:proofErr w:type="spellEnd"/>
           </w:p>
         </w:tc>
       </w:tr>
@@ -10568,7 +10342,6 @@
           <w:sz w:val="24"/>
           <w:szCs w:val="24"/>
         </w:rPr>
-        <w:lastRenderedPageBreak/>
         <w:t>GESTIÓN DE REQUISITOS</w:t>
       </w:r>
     </w:p>
@@ -10852,7 +10625,6 @@
               </w:rPr>
               <w:t xml:space="preserve"> </w:t>
             </w:r>
-            <w:proofErr w:type="spellStart"/>
             <w:r>
               <w:rPr>
                 <w:rFonts w:eastAsia="Times New Roman" w:cs="Times New Roman"/>
@@ -10861,7 +10633,6 @@
               </w:rPr>
               <w:t>EWPlan</w:t>
             </w:r>
-            <w:proofErr w:type="spellEnd"/>
             <w:r>
               <w:rPr>
                 <w:rFonts w:eastAsia="Times New Roman" w:cs="Times New Roman"/>
@@ -11214,25 +10985,7 @@
                 <w:sz w:val="24"/>
                 <w:szCs w:val="24"/>
               </w:rPr>
-              <w:t xml:space="preserve">Definir </w:t>
-            </w:r>
-            <w:proofErr w:type="spellStart"/>
-            <w:r>
-              <w:rPr>
-                <w:rFonts w:ascii="Times New Roman" w:eastAsia="Times New Roman" w:hAnsi="Times New Roman" w:cs="Times New Roman"/>
-                <w:sz w:val="24"/>
-                <w:szCs w:val="24"/>
-              </w:rPr>
-              <w:t>stakeholders</w:t>
-            </w:r>
-            <w:proofErr w:type="spellEnd"/>
-            <w:r>
-              <w:rPr>
-                <w:rFonts w:ascii="Times New Roman" w:eastAsia="Times New Roman" w:hAnsi="Times New Roman" w:cs="Times New Roman"/>
-                <w:sz w:val="24"/>
-                <w:szCs w:val="24"/>
-              </w:rPr>
-              <w:t xml:space="preserve"> clave (cliente, usuarios finales, negocio, TI). </w:t>
+              <w:t xml:space="preserve">Definir stakeholders clave (cliente, usuarios finales, negocio, TI). </w:t>
             </w:r>
           </w:p>
           <w:p>
@@ -11255,25 +11008,7 @@
                 <w:sz w:val="24"/>
                 <w:szCs w:val="24"/>
               </w:rPr>
-              <w:t xml:space="preserve">Calendarizar entrevistas, workshops y sesiones de </w:t>
-            </w:r>
-            <w:proofErr w:type="spellStart"/>
-            <w:r>
-              <w:rPr>
-                <w:rFonts w:ascii="Times New Roman" w:eastAsia="Times New Roman" w:hAnsi="Times New Roman" w:cs="Times New Roman"/>
-                <w:sz w:val="24"/>
-                <w:szCs w:val="24"/>
-              </w:rPr>
-              <w:t>discovery</w:t>
-            </w:r>
-            <w:proofErr w:type="spellEnd"/>
-            <w:r>
-              <w:rPr>
-                <w:rFonts w:ascii="Times New Roman" w:eastAsia="Times New Roman" w:hAnsi="Times New Roman" w:cs="Times New Roman"/>
-                <w:sz w:val="24"/>
-                <w:szCs w:val="24"/>
-              </w:rPr>
-              <w:t xml:space="preserve">. </w:t>
+              <w:t xml:space="preserve">Calendarizar entrevistas, workshops y sesiones de discovery. </w:t>
             </w:r>
           </w:p>
           <w:p>
@@ -11331,29 +11066,7 @@
                 <w:sz w:val="24"/>
                 <w:szCs w:val="24"/>
               </w:rPr>
-              <w:t>Documento inicial de requerimientos (</w:t>
-            </w:r>
-            <w:proofErr w:type="spellStart"/>
-            <w:r>
-              <w:rPr>
-                <w:rFonts w:ascii="Times New Roman" w:eastAsia="Times New Roman" w:hAnsi="Times New Roman" w:cs="Times New Roman"/>
-                <w:b/>
-                <w:bCs/>
-                <w:sz w:val="24"/>
-                <w:szCs w:val="24"/>
-              </w:rPr>
-              <w:t>baseline</w:t>
-            </w:r>
-            <w:proofErr w:type="spellEnd"/>
-            <w:r>
-              <w:rPr>
-                <w:rFonts w:ascii="Times New Roman" w:eastAsia="Times New Roman" w:hAnsi="Times New Roman" w:cs="Times New Roman"/>
-                <w:b/>
-                <w:bCs/>
-                <w:sz w:val="24"/>
-                <w:szCs w:val="24"/>
-              </w:rPr>
-              <w:t xml:space="preserve"> v1)</w:t>
+              <w:t>Documento inicial de requerimientos (baseline v1)</w:t>
             </w:r>
           </w:p>
         </w:tc>
@@ -11414,25 +11127,7 @@
                 <w:sz w:val="24"/>
                 <w:szCs w:val="24"/>
               </w:rPr>
-              <w:t xml:space="preserve">Registrar todos los requisitos en una herramienta (Jira, </w:t>
-            </w:r>
-            <w:proofErr w:type="spellStart"/>
-            <w:r>
-              <w:rPr>
-                <w:rFonts w:ascii="Times New Roman" w:eastAsia="Times New Roman" w:hAnsi="Times New Roman" w:cs="Times New Roman"/>
-                <w:sz w:val="24"/>
-                <w:szCs w:val="24"/>
-              </w:rPr>
-              <w:t>Notion</w:t>
-            </w:r>
-            <w:proofErr w:type="spellEnd"/>
-            <w:r>
-              <w:rPr>
-                <w:rFonts w:ascii="Times New Roman" w:eastAsia="Times New Roman" w:hAnsi="Times New Roman" w:cs="Times New Roman"/>
-                <w:sz w:val="24"/>
-                <w:szCs w:val="24"/>
-              </w:rPr>
-              <w:t xml:space="preserve">, Azure DevOps). </w:t>
+              <w:t xml:space="preserve">Registrar todos los requisitos en una herramienta (Jira, Notion, Azure DevOps). </w:t>
             </w:r>
           </w:p>
           <w:p>
@@ -11644,20 +11339,8 @@
                 <w:sz w:val="24"/>
                 <w:szCs w:val="24"/>
               </w:rPr>
-              <w:t xml:space="preserve">Procedimiento 3: Validación iterativa con </w:t>
-            </w:r>
-            <w:proofErr w:type="spellStart"/>
-            <w:r>
-              <w:rPr>
-                <w:rFonts w:ascii="Times New Roman" w:eastAsia="Times New Roman" w:hAnsi="Times New Roman" w:cs="Times New Roman"/>
-                <w:b/>
-                <w:bCs/>
-                <w:sz w:val="24"/>
-                <w:szCs w:val="24"/>
-              </w:rPr>
-              <w:t>stakeholders</w:t>
-            </w:r>
-            <w:proofErr w:type="spellEnd"/>
+              <w:t>Procedimiento 3: Validación iterativa con stakeholders</w:t>
+            </w:r>
           </w:p>
           <w:p>
             <w:pPr>
@@ -11702,25 +11385,7 @@
                 <w:sz w:val="24"/>
                 <w:szCs w:val="24"/>
               </w:rPr>
-              <w:t>Validar prototipos (</w:t>
-            </w:r>
-            <w:proofErr w:type="spellStart"/>
-            <w:r>
-              <w:rPr>
-                <w:rFonts w:ascii="Times New Roman" w:eastAsia="Times New Roman" w:hAnsi="Times New Roman" w:cs="Times New Roman"/>
-                <w:sz w:val="24"/>
-                <w:szCs w:val="24"/>
-              </w:rPr>
-              <w:t>Figma</w:t>
-            </w:r>
-            <w:proofErr w:type="spellEnd"/>
-            <w:r>
-              <w:rPr>
-                <w:rFonts w:ascii="Times New Roman" w:eastAsia="Times New Roman" w:hAnsi="Times New Roman" w:cs="Times New Roman"/>
-                <w:sz w:val="24"/>
-                <w:szCs w:val="24"/>
-              </w:rPr>
-              <w:t xml:space="preserve">) y flujos antes de documentar en firme. </w:t>
+              <w:t xml:space="preserve">Validar prototipos (Figma) y flujos antes de documentar en firme. </w:t>
             </w:r>
           </w:p>
           <w:p>
@@ -11743,25 +11408,7 @@
                 <w:sz w:val="24"/>
                 <w:szCs w:val="24"/>
               </w:rPr>
-              <w:t xml:space="preserve">Ajustar requerimientos en función del </w:t>
-            </w:r>
-            <w:proofErr w:type="spellStart"/>
-            <w:r>
-              <w:rPr>
-                <w:rFonts w:ascii="Times New Roman" w:eastAsia="Times New Roman" w:hAnsi="Times New Roman" w:cs="Times New Roman"/>
-                <w:sz w:val="24"/>
-                <w:szCs w:val="24"/>
-              </w:rPr>
-              <w:t>feedback</w:t>
-            </w:r>
-            <w:proofErr w:type="spellEnd"/>
-            <w:r>
-              <w:rPr>
-                <w:rFonts w:ascii="Times New Roman" w:eastAsia="Times New Roman" w:hAnsi="Times New Roman" w:cs="Times New Roman"/>
-                <w:sz w:val="24"/>
-                <w:szCs w:val="24"/>
-              </w:rPr>
-              <w:t xml:space="preserve">. </w:t>
+              <w:t xml:space="preserve">Ajustar requerimientos en función del feedback. </w:t>
             </w:r>
           </w:p>
           <w:p>
@@ -12011,6 +11658,7 @@
                 <w:sz w:val="24"/>
                 <w:szCs w:val="24"/>
               </w:rPr>
+              <w:lastRenderedPageBreak/>
               <w:t xml:space="preserve">Cambios solicitados </w:t>
             </w:r>
           </w:p>
@@ -12034,7 +11682,6 @@
                 <w:sz w:val="24"/>
                 <w:szCs w:val="24"/>
               </w:rPr>
-              <w:lastRenderedPageBreak/>
               <w:t xml:space="preserve">Riesgos asociados </w:t>
             </w:r>
           </w:p>
@@ -12058,25 +11705,7 @@
                 <w:sz w:val="24"/>
                 <w:szCs w:val="24"/>
               </w:rPr>
-              <w:t xml:space="preserve">Compartido con </w:t>
-            </w:r>
-            <w:proofErr w:type="spellStart"/>
-            <w:r>
-              <w:rPr>
-                <w:rFonts w:ascii="Times New Roman" w:eastAsia="Times New Roman" w:hAnsi="Times New Roman" w:cs="Times New Roman"/>
-                <w:sz w:val="24"/>
-                <w:szCs w:val="24"/>
-              </w:rPr>
-              <w:t>stakeholders</w:t>
-            </w:r>
-            <w:proofErr w:type="spellEnd"/>
-            <w:r>
-              <w:rPr>
-                <w:rFonts w:ascii="Times New Roman" w:eastAsia="Times New Roman" w:hAnsi="Times New Roman" w:cs="Times New Roman"/>
-                <w:sz w:val="24"/>
-                <w:szCs w:val="24"/>
-              </w:rPr>
-              <w:t xml:space="preserve"> y proveedor externo.</w:t>
+              <w:t>Compartido con stakeholders y proveedor externo.</w:t>
             </w:r>
           </w:p>
           <w:p>
@@ -12219,29 +11848,7 @@
                 <w:sz w:val="24"/>
                 <w:szCs w:val="24"/>
               </w:rPr>
-              <w:t xml:space="preserve">Procedimiento 1: Solicitud formal de cambios (Change </w:t>
-            </w:r>
-            <w:proofErr w:type="spellStart"/>
-            <w:r>
-              <w:rPr>
-                <w:rFonts w:ascii="Times New Roman" w:eastAsia="Times New Roman" w:hAnsi="Times New Roman" w:cs="Times New Roman"/>
-                <w:b/>
-                <w:bCs/>
-                <w:sz w:val="24"/>
-                <w:szCs w:val="24"/>
-              </w:rPr>
-              <w:t>Request</w:t>
-            </w:r>
-            <w:proofErr w:type="spellEnd"/>
-            <w:r>
-              <w:rPr>
-                <w:rFonts w:ascii="Times New Roman" w:eastAsia="Times New Roman" w:hAnsi="Times New Roman" w:cs="Times New Roman"/>
-                <w:b/>
-                <w:bCs/>
-                <w:sz w:val="24"/>
-                <w:szCs w:val="24"/>
-              </w:rPr>
-              <w:t xml:space="preserve"> - CR)</w:t>
+              <w:t>Procedimiento 1: Solicitud formal de cambios (Change Request - CR)</w:t>
             </w:r>
           </w:p>
           <w:p>
@@ -12903,25 +12510,7 @@
                 <w:sz w:val="24"/>
                 <w:szCs w:val="24"/>
               </w:rPr>
-              <w:t>v1.0 (</w:t>
-            </w:r>
-            <w:proofErr w:type="spellStart"/>
-            <w:r>
-              <w:rPr>
-                <w:rFonts w:ascii="Times New Roman" w:eastAsia="Times New Roman" w:hAnsi="Times New Roman" w:cs="Times New Roman"/>
-                <w:sz w:val="24"/>
-                <w:szCs w:val="24"/>
-              </w:rPr>
-              <w:t>baseline</w:t>
-            </w:r>
-            <w:proofErr w:type="spellEnd"/>
-            <w:r>
-              <w:rPr>
-                <w:rFonts w:ascii="Times New Roman" w:eastAsia="Times New Roman" w:hAnsi="Times New Roman" w:cs="Times New Roman"/>
-                <w:sz w:val="24"/>
-                <w:szCs w:val="24"/>
-              </w:rPr>
-              <w:t xml:space="preserve"> inicial) </w:t>
+              <w:t xml:space="preserve">v1.0 (baseline inicial) </w:t>
             </w:r>
           </w:p>
           <w:p>
@@ -13013,6 +12602,7 @@
                 <w:sz w:val="24"/>
                 <w:szCs w:val="24"/>
               </w:rPr>
+              <w:lastRenderedPageBreak/>
               <w:t xml:space="preserve">Quién lo aprobó </w:t>
             </w:r>
           </w:p>
@@ -13036,7 +12626,6 @@
                 <w:sz w:val="24"/>
                 <w:szCs w:val="24"/>
               </w:rPr>
-              <w:lastRenderedPageBreak/>
               <w:t xml:space="preserve">Fecha </w:t>
             </w:r>
           </w:p>
@@ -13116,23 +12705,13 @@
                 <w:szCs w:val="24"/>
               </w:rPr>
             </w:pPr>
-            <w:proofErr w:type="spellStart"/>
-            <w:r>
-              <w:rPr>
-                <w:rFonts w:ascii="Times New Roman" w:eastAsia="Times New Roman" w:hAnsi="Times New Roman" w:cs="Times New Roman"/>
-                <w:sz w:val="24"/>
-                <w:szCs w:val="24"/>
-              </w:rPr>
-              <w:t>Nº</w:t>
-            </w:r>
-            <w:proofErr w:type="spellEnd"/>
-            <w:r>
-              <w:rPr>
-                <w:rFonts w:ascii="Times New Roman" w:eastAsia="Times New Roman" w:hAnsi="Times New Roman" w:cs="Times New Roman"/>
-                <w:sz w:val="24"/>
-                <w:szCs w:val="24"/>
-              </w:rPr>
-              <w:t xml:space="preserve"> de cambios por fase </w:t>
+            <w:r>
+              <w:rPr>
+                <w:rFonts w:ascii="Times New Roman" w:eastAsia="Times New Roman" w:hAnsi="Times New Roman" w:cs="Times New Roman"/>
+                <w:sz w:val="24"/>
+                <w:szCs w:val="24"/>
+              </w:rPr>
+              <w:t xml:space="preserve">Nº de cambios por fase </w:t>
             </w:r>
           </w:p>
           <w:p>
@@ -13352,25 +12931,7 @@
                 <w:sz w:val="24"/>
                 <w:szCs w:val="24"/>
               </w:rPr>
-              <w:t xml:space="preserve">Must </w:t>
-            </w:r>
-            <w:proofErr w:type="spellStart"/>
-            <w:r>
-              <w:rPr>
-                <w:rFonts w:ascii="Times New Roman" w:eastAsia="Times New Roman" w:hAnsi="Times New Roman" w:cs="Times New Roman"/>
-                <w:sz w:val="24"/>
-                <w:szCs w:val="24"/>
-              </w:rPr>
-              <w:t>have</w:t>
-            </w:r>
-            <w:proofErr w:type="spellEnd"/>
-            <w:r>
-              <w:rPr>
-                <w:rFonts w:ascii="Times New Roman" w:eastAsia="Times New Roman" w:hAnsi="Times New Roman" w:cs="Times New Roman"/>
-                <w:sz w:val="24"/>
-                <w:szCs w:val="24"/>
-              </w:rPr>
-              <w:t xml:space="preserve"> (obligatorio) </w:t>
+              <w:t xml:space="preserve">Must have (obligatorio) </w:t>
             </w:r>
           </w:p>
           <w:p>
@@ -13387,41 +12948,13 @@
                 <w:szCs w:val="24"/>
               </w:rPr>
             </w:pPr>
-            <w:proofErr w:type="spellStart"/>
-            <w:r>
-              <w:rPr>
-                <w:rFonts w:ascii="Times New Roman" w:eastAsia="Times New Roman" w:hAnsi="Times New Roman" w:cs="Times New Roman"/>
-                <w:sz w:val="24"/>
-                <w:szCs w:val="24"/>
-              </w:rPr>
-              <w:t>Should</w:t>
-            </w:r>
-            <w:proofErr w:type="spellEnd"/>
-            <w:r>
-              <w:rPr>
-                <w:rFonts w:ascii="Times New Roman" w:eastAsia="Times New Roman" w:hAnsi="Times New Roman" w:cs="Times New Roman"/>
-                <w:sz w:val="24"/>
-                <w:szCs w:val="24"/>
-              </w:rPr>
-              <w:t xml:space="preserve"> </w:t>
-            </w:r>
-            <w:proofErr w:type="spellStart"/>
-            <w:r>
-              <w:rPr>
-                <w:rFonts w:ascii="Times New Roman" w:eastAsia="Times New Roman" w:hAnsi="Times New Roman" w:cs="Times New Roman"/>
-                <w:sz w:val="24"/>
-                <w:szCs w:val="24"/>
-              </w:rPr>
-              <w:t>have</w:t>
-            </w:r>
-            <w:proofErr w:type="spellEnd"/>
-            <w:r>
-              <w:rPr>
-                <w:rFonts w:ascii="Times New Roman" w:eastAsia="Times New Roman" w:hAnsi="Times New Roman" w:cs="Times New Roman"/>
-                <w:sz w:val="24"/>
-                <w:szCs w:val="24"/>
-              </w:rPr>
-              <w:t xml:space="preserve"> (importante) </w:t>
+            <w:r>
+              <w:rPr>
+                <w:rFonts w:ascii="Times New Roman" w:eastAsia="Times New Roman" w:hAnsi="Times New Roman" w:cs="Times New Roman"/>
+                <w:sz w:val="24"/>
+                <w:szCs w:val="24"/>
+              </w:rPr>
+              <w:t xml:space="preserve">Should have (importante) </w:t>
             </w:r>
           </w:p>
           <w:p>
@@ -13438,41 +12971,13 @@
                 <w:szCs w:val="24"/>
               </w:rPr>
             </w:pPr>
-            <w:proofErr w:type="spellStart"/>
-            <w:r>
-              <w:rPr>
-                <w:rFonts w:ascii="Times New Roman" w:eastAsia="Times New Roman" w:hAnsi="Times New Roman" w:cs="Times New Roman"/>
-                <w:sz w:val="24"/>
-                <w:szCs w:val="24"/>
-              </w:rPr>
-              <w:t>Could</w:t>
-            </w:r>
-            <w:proofErr w:type="spellEnd"/>
-            <w:r>
-              <w:rPr>
-                <w:rFonts w:ascii="Times New Roman" w:eastAsia="Times New Roman" w:hAnsi="Times New Roman" w:cs="Times New Roman"/>
-                <w:sz w:val="24"/>
-                <w:szCs w:val="24"/>
-              </w:rPr>
-              <w:t xml:space="preserve"> </w:t>
-            </w:r>
-            <w:proofErr w:type="spellStart"/>
-            <w:r>
-              <w:rPr>
-                <w:rFonts w:ascii="Times New Roman" w:eastAsia="Times New Roman" w:hAnsi="Times New Roman" w:cs="Times New Roman"/>
-                <w:sz w:val="24"/>
-                <w:szCs w:val="24"/>
-              </w:rPr>
-              <w:t>have</w:t>
-            </w:r>
-            <w:proofErr w:type="spellEnd"/>
-            <w:r>
-              <w:rPr>
-                <w:rFonts w:ascii="Times New Roman" w:eastAsia="Times New Roman" w:hAnsi="Times New Roman" w:cs="Times New Roman"/>
-                <w:sz w:val="24"/>
-                <w:szCs w:val="24"/>
-              </w:rPr>
-              <w:t xml:space="preserve"> (deseable) </w:t>
+            <w:r>
+              <w:rPr>
+                <w:rFonts w:ascii="Times New Roman" w:eastAsia="Times New Roman" w:hAnsi="Times New Roman" w:cs="Times New Roman"/>
+                <w:sz w:val="24"/>
+                <w:szCs w:val="24"/>
+              </w:rPr>
+              <w:t xml:space="preserve">Could have (deseable) </w:t>
             </w:r>
           </w:p>
           <w:p>
@@ -13489,41 +12994,13 @@
                 <w:szCs w:val="24"/>
               </w:rPr>
             </w:pPr>
-            <w:proofErr w:type="spellStart"/>
-            <w:r>
-              <w:rPr>
-                <w:rFonts w:ascii="Times New Roman" w:eastAsia="Times New Roman" w:hAnsi="Times New Roman" w:cs="Times New Roman"/>
-                <w:sz w:val="24"/>
-                <w:szCs w:val="24"/>
-              </w:rPr>
-              <w:t>Won’t</w:t>
-            </w:r>
-            <w:proofErr w:type="spellEnd"/>
-            <w:r>
-              <w:rPr>
-                <w:rFonts w:ascii="Times New Roman" w:eastAsia="Times New Roman" w:hAnsi="Times New Roman" w:cs="Times New Roman"/>
-                <w:sz w:val="24"/>
-                <w:szCs w:val="24"/>
-              </w:rPr>
-              <w:t xml:space="preserve"> </w:t>
-            </w:r>
-            <w:proofErr w:type="spellStart"/>
-            <w:r>
-              <w:rPr>
-                <w:rFonts w:ascii="Times New Roman" w:eastAsia="Times New Roman" w:hAnsi="Times New Roman" w:cs="Times New Roman"/>
-                <w:sz w:val="24"/>
-                <w:szCs w:val="24"/>
-              </w:rPr>
-              <w:t>have</w:t>
-            </w:r>
-            <w:proofErr w:type="spellEnd"/>
-            <w:r>
-              <w:rPr>
-                <w:rFonts w:ascii="Times New Roman" w:eastAsia="Times New Roman" w:hAnsi="Times New Roman" w:cs="Times New Roman"/>
-                <w:sz w:val="24"/>
-                <w:szCs w:val="24"/>
-              </w:rPr>
-              <w:t xml:space="preserve"> (no incluido) </w:t>
+            <w:r>
+              <w:rPr>
+                <w:rFonts w:ascii="Times New Roman" w:eastAsia="Times New Roman" w:hAnsi="Times New Roman" w:cs="Times New Roman"/>
+                <w:sz w:val="24"/>
+                <w:szCs w:val="24"/>
+              </w:rPr>
+              <w:t xml:space="preserve">Won’t have (no incluido) </w:t>
             </w:r>
           </w:p>
           <w:p>
@@ -14136,6 +13613,7 @@
           <w:sz w:val="24"/>
           <w:szCs w:val="24"/>
         </w:rPr>
+        <w:lastRenderedPageBreak/>
         <w:t>Elaboración de solicitud de cambios a los requerimientos</w:t>
       </w:r>
     </w:p>
@@ -14218,7 +13696,6 @@
                 <w:szCs w:val="24"/>
                 <w:lang w:val="es"/>
               </w:rPr>
-              <w:lastRenderedPageBreak/>
               <w:t>Versión</w:t>
             </w:r>
           </w:p>
@@ -14441,18 +13918,8 @@
                 <w:szCs w:val="24"/>
                 <w:lang w:val="es"/>
               </w:rPr>
-              <w:t>Equipo de desarrollo/</w:t>
-            </w:r>
-            <w:proofErr w:type="spellStart"/>
-            <w:r>
-              <w:rPr>
-                <w:rFonts w:eastAsia="Times New Roman" w:cs="Times New Roman"/>
-                <w:szCs w:val="24"/>
-                <w:lang w:val="es"/>
-              </w:rPr>
-              <w:t>ProjectManager</w:t>
-            </w:r>
-            <w:proofErr w:type="spellEnd"/>
+              <w:t>Equipo de desarrollo/ProjectManager</w:t>
+            </w:r>
           </w:p>
         </w:tc>
         <w:tc>
@@ -15755,7 +15222,6 @@
                 <w:szCs w:val="24"/>
                 <w:lang w:val="es-ES"/>
               </w:rPr>
-              <w:lastRenderedPageBreak/>
               <w:t xml:space="preserve"> Retraso en el cronograma estipulado a la fase de diseño</w:t>
             </w:r>
           </w:p>
@@ -16299,27 +15765,7 @@
                 <w:szCs w:val="24"/>
                 <w:lang w:val="es"/>
               </w:rPr>
-              <w:t xml:space="preserve">En </w:t>
-            </w:r>
-            <w:proofErr w:type="spellStart"/>
-            <w:r>
-              <w:rPr>
-                <w:rFonts w:ascii="Times New Roman" w:eastAsia="Times New Roman" w:hAnsi="Times New Roman" w:cs="Times New Roman"/>
-                <w:sz w:val="24"/>
-                <w:szCs w:val="24"/>
-                <w:lang w:val="es"/>
-              </w:rPr>
-              <w:t>Revision</w:t>
-            </w:r>
-            <w:proofErr w:type="spellEnd"/>
-            <w:r>
-              <w:rPr>
-                <w:rFonts w:ascii="Times New Roman" w:eastAsia="Times New Roman" w:hAnsi="Times New Roman" w:cs="Times New Roman"/>
-                <w:sz w:val="24"/>
-                <w:szCs w:val="24"/>
-                <w:lang w:val="es"/>
-              </w:rPr>
-              <w:t xml:space="preserve">: </w:t>
+              <w:t xml:space="preserve">En Revision: </w:t>
             </w:r>
             <w:r>
               <w:rPr>
@@ -16404,19 +15850,8 @@
                 <w:szCs w:val="24"/>
                 <w:lang w:val="es-ES"/>
               </w:rPr>
-              <w:t xml:space="preserve"> PM a desarrolladores e </w:t>
-            </w:r>
-            <w:proofErr w:type="spellStart"/>
-            <w:r>
-              <w:rPr>
-                <w:rFonts w:ascii="Times New Roman" w:eastAsia="Times New Roman" w:hAnsi="Times New Roman" w:cs="Times New Roman"/>
-                <w:sz w:val="24"/>
-                <w:szCs w:val="24"/>
-                <w:lang w:val="es-ES"/>
-              </w:rPr>
-              <w:t>stakeholders</w:t>
-            </w:r>
-            <w:proofErr w:type="spellEnd"/>
+              <w:t xml:space="preserve"> PM a desarrolladores e stakeholders</w:t>
+            </w:r>
           </w:p>
         </w:tc>
       </w:tr>
@@ -16501,27 +15936,7 @@
                 <w:szCs w:val="24"/>
                 <w:lang w:val="es-ES"/>
               </w:rPr>
-              <w:t xml:space="preserve">Aun se </w:t>
-            </w:r>
-            <w:proofErr w:type="spellStart"/>
-            <w:r>
-              <w:rPr>
-                <w:rFonts w:ascii="Times New Roman" w:eastAsia="Times New Roman" w:hAnsi="Times New Roman" w:cs="Times New Roman"/>
-                <w:sz w:val="24"/>
-                <w:szCs w:val="24"/>
-                <w:lang w:val="es-ES"/>
-              </w:rPr>
-              <w:t>esta</w:t>
-            </w:r>
-            <w:proofErr w:type="spellEnd"/>
-            <w:r>
-              <w:rPr>
-                <w:rFonts w:ascii="Times New Roman" w:eastAsia="Times New Roman" w:hAnsi="Times New Roman" w:cs="Times New Roman"/>
-                <w:sz w:val="24"/>
-                <w:szCs w:val="24"/>
-                <w:lang w:val="es-ES"/>
-              </w:rPr>
-              <w:t xml:space="preserve"> evaluado si es viable en costo/tiempo</w:t>
+              <w:t>Aun se esta evaluado si es viable en costo/tiempo</w:t>
             </w:r>
           </w:p>
         </w:tc>
@@ -17108,39 +16523,15 @@
                 <w:rFonts w:eastAsia="Times New Roman" w:cs="Times New Roman"/>
                 <w:szCs w:val="24"/>
               </w:rPr>
-              <w:t xml:space="preserve"> Entregar un diseño navegable (</w:t>
-            </w:r>
-            <w:proofErr w:type="spellStart"/>
-            <w:r>
-              <w:rPr>
-                <w:rFonts w:eastAsia="Times New Roman" w:cs="Times New Roman"/>
-                <w:szCs w:val="24"/>
-              </w:rPr>
-              <w:t>Figma</w:t>
-            </w:r>
-            <w:proofErr w:type="spellEnd"/>
-            <w:r>
-              <w:rPr>
-                <w:rFonts w:eastAsia="Times New Roman" w:cs="Times New Roman"/>
-                <w:szCs w:val="24"/>
-              </w:rPr>
-              <w:t xml:space="preserve">) antes de programar una sola línea de código para recibir </w:t>
-            </w:r>
-            <w:proofErr w:type="spellStart"/>
-            <w:r>
-              <w:rPr>
-                <w:rFonts w:eastAsia="Times New Roman" w:cs="Times New Roman"/>
-                <w:szCs w:val="24"/>
-              </w:rPr>
-              <w:t>feedback</w:t>
-            </w:r>
-            <w:proofErr w:type="spellEnd"/>
-            <w:r>
-              <w:rPr>
-                <w:rFonts w:eastAsia="Times New Roman" w:cs="Times New Roman"/>
-                <w:szCs w:val="24"/>
-              </w:rPr>
-              <w:t xml:space="preserve"> real.</w:t>
+              <w:t xml:space="preserve"> Entregar un diseño navegable (Figma) antes de programar una sola línea de </w:t>
+            </w:r>
+            <w:r>
+              <w:rPr>
+                <w:rFonts w:eastAsia="Times New Roman" w:cs="Times New Roman"/>
+                <w:szCs w:val="24"/>
+              </w:rPr>
+              <w:lastRenderedPageBreak/>
+              <w:t>código para recibir feedback real.</w:t>
             </w:r>
           </w:p>
         </w:tc>
@@ -17302,50 +16693,14 @@
                 <w:bCs/>
                 <w:szCs w:val="24"/>
               </w:rPr>
-              <w:t xml:space="preserve">Uso de IA y Sprint </w:t>
-            </w:r>
-            <w:proofErr w:type="spellStart"/>
-            <w:r>
-              <w:rPr>
-                <w:rFonts w:eastAsia="Times New Roman" w:cs="Times New Roman"/>
-                <w:b/>
-                <w:bCs/>
-                <w:szCs w:val="24"/>
-              </w:rPr>
-              <w:t>Review</w:t>
-            </w:r>
-            <w:proofErr w:type="spellEnd"/>
-            <w:r>
-              <w:rPr>
-                <w:rFonts w:eastAsia="Times New Roman" w:cs="Times New Roman"/>
-                <w:b/>
-                <w:bCs/>
-                <w:szCs w:val="24"/>
-              </w:rPr>
-              <w:t>:</w:t>
-            </w:r>
-            <w:r>
-              <w:rPr>
-                <w:rFonts w:eastAsia="Times New Roman" w:cs="Times New Roman"/>
-                <w:szCs w:val="24"/>
-              </w:rPr>
-              <w:t xml:space="preserve"> Utilizar </w:t>
-            </w:r>
-            <w:proofErr w:type="spellStart"/>
-            <w:r>
-              <w:rPr>
-                <w:rFonts w:eastAsia="Times New Roman" w:cs="Times New Roman"/>
-                <w:szCs w:val="24"/>
-              </w:rPr>
-              <w:t>Copilot</w:t>
-            </w:r>
-            <w:proofErr w:type="spellEnd"/>
-            <w:r>
-              <w:rPr>
-                <w:rFonts w:eastAsia="Times New Roman" w:cs="Times New Roman"/>
-                <w:szCs w:val="24"/>
-              </w:rPr>
-              <w:t>/GPT para acelerar el código y realizar entregas funcionales cada 15 días para detectar cuellos de botella.</w:t>
+              <w:t>Uso de IA y Sprint Review:</w:t>
+            </w:r>
+            <w:r>
+              <w:rPr>
+                <w:rFonts w:eastAsia="Times New Roman" w:cs="Times New Roman"/>
+                <w:szCs w:val="24"/>
+              </w:rPr>
+              <w:t xml:space="preserve"> Utilizar Copilot/GPT para acelerar el código y realizar entregas funcionales cada 15 días para detectar cuellos de botella.</w:t>
             </w:r>
           </w:p>
         </w:tc>
@@ -17499,7 +16854,6 @@
                 <w:szCs w:val="24"/>
               </w:rPr>
             </w:pPr>
-            <w:proofErr w:type="spellStart"/>
             <w:r>
               <w:rPr>
                 <w:rFonts w:eastAsia="Times New Roman" w:cs="Times New Roman"/>
@@ -17507,17 +16861,7 @@
                 <w:bCs/>
                 <w:szCs w:val="24"/>
               </w:rPr>
-              <w:t>Tokenización</w:t>
-            </w:r>
-            <w:proofErr w:type="spellEnd"/>
-            <w:r>
-              <w:rPr>
-                <w:rFonts w:eastAsia="Times New Roman" w:cs="Times New Roman"/>
-                <w:b/>
-                <w:bCs/>
-                <w:szCs w:val="24"/>
-              </w:rPr>
-              <w:t xml:space="preserve"> y SSL:</w:t>
+              <w:t>Tokenización y SSL:</w:t>
             </w:r>
             <w:r>
               <w:rPr>
@@ -17678,7 +17022,6 @@
                 <w:szCs w:val="24"/>
               </w:rPr>
             </w:pPr>
-            <w:proofErr w:type="spellStart"/>
             <w:r>
               <w:rPr>
                 <w:rFonts w:eastAsia="Times New Roman" w:cs="Times New Roman"/>
@@ -17686,40 +17029,14 @@
                 <w:bCs/>
                 <w:szCs w:val="24"/>
               </w:rPr>
-              <w:t>Webhooks</w:t>
-            </w:r>
-            <w:proofErr w:type="spellEnd"/>
-            <w:r>
-              <w:rPr>
-                <w:rFonts w:eastAsia="Times New Roman" w:cs="Times New Roman"/>
-                <w:b/>
-                <w:bCs/>
-                <w:szCs w:val="24"/>
-              </w:rPr>
-              <w:t xml:space="preserve"> y Sandbox:</w:t>
-            </w:r>
-            <w:r>
-              <w:rPr>
-                <w:rFonts w:eastAsia="Times New Roman" w:cs="Times New Roman"/>
-                <w:szCs w:val="24"/>
-              </w:rPr>
-              <w:t xml:space="preserve"> Realizar pruebas en los entornos de desarrollo de las pasarelas (Stripe/</w:t>
-            </w:r>
-            <w:proofErr w:type="spellStart"/>
-            <w:r>
-              <w:rPr>
-                <w:rFonts w:eastAsia="Times New Roman" w:cs="Times New Roman"/>
-                <w:szCs w:val="24"/>
-              </w:rPr>
-              <w:t>MercadoPago</w:t>
-            </w:r>
-            <w:proofErr w:type="spellEnd"/>
-            <w:r>
-              <w:rPr>
-                <w:rFonts w:eastAsia="Times New Roman" w:cs="Times New Roman"/>
-                <w:szCs w:val="24"/>
-              </w:rPr>
-              <w:t>) antes de la fase final de construcción.</w:t>
+              <w:t>Webhooks y Sandbox:</w:t>
+            </w:r>
+            <w:r>
+              <w:rPr>
+                <w:rFonts w:eastAsia="Times New Roman" w:cs="Times New Roman"/>
+                <w:szCs w:val="24"/>
+              </w:rPr>
+              <w:t xml:space="preserve"> Realizar pruebas en los entornos de desarrollo de las pasarelas (Stripe/MercadoPago) antes de la fase final de construcción.</w:t>
             </w:r>
           </w:p>
         </w:tc>
@@ -17921,6 +17238,7 @@
                 <w:rFonts w:eastAsia="Times New Roman" w:cs="Times New Roman"/>
                 <w:szCs w:val="24"/>
               </w:rPr>
+              <w:lastRenderedPageBreak/>
               <w:t>R</w:t>
             </w:r>
             <w:r>
@@ -18069,31 +17387,7 @@
                 <w:rFonts w:eastAsia="Times New Roman" w:cs="Times New Roman"/>
                 <w:szCs w:val="24"/>
               </w:rPr>
-              <w:t xml:space="preserve"> Diseñar el sistema para que, si una </w:t>
-            </w:r>
-            <w:r>
-              <w:rPr>
-                <w:rFonts w:eastAsia="Times New Roman" w:cs="Times New Roman"/>
-                <w:szCs w:val="24"/>
-              </w:rPr>
-              <w:lastRenderedPageBreak/>
-              <w:t>API falla, la plataforma siga funcionando (</w:t>
-            </w:r>
-            <w:proofErr w:type="spellStart"/>
-            <w:r>
-              <w:rPr>
-                <w:rFonts w:eastAsia="Times New Roman" w:cs="Times New Roman"/>
-                <w:szCs w:val="24"/>
-              </w:rPr>
-              <w:t>ej</w:t>
-            </w:r>
-            <w:proofErr w:type="spellEnd"/>
-            <w:r>
-              <w:rPr>
-                <w:rFonts w:eastAsia="Times New Roman" w:cs="Times New Roman"/>
-                <w:szCs w:val="24"/>
-              </w:rPr>
-              <w:t>: si falla el mapa, que el registro manual sea posible).</w:t>
+              <w:t xml:space="preserve"> Diseñar el sistema para que, si una API falla, la plataforma siga funcionando (ej: si falla el mapa, que el registro manual sea posible).</w:t>
             </w:r>
           </w:p>
         </w:tc>
@@ -18125,32 +17419,7 @@
           <w:sz w:val="24"/>
           <w:szCs w:val="24"/>
         </w:rPr>
-        <w:lastRenderedPageBreak/>
-        <w:t xml:space="preserve">Desarrollo de actas y seguimiento de acciones pendientes (Lista de acciones pendientes y Actas de </w:t>
-      </w:r>
-      <w:proofErr w:type="spellStart"/>
-      <w:r>
-        <w:rPr>
-          <w:rFonts w:ascii="Times New Roman" w:eastAsia="Times New Roman" w:hAnsi="Times New Roman" w:cs="Times New Roman"/>
-          <w:b/>
-          <w:bCs/>
-          <w:color w:val="auto"/>
-          <w:sz w:val="24"/>
-          <w:szCs w:val="24"/>
-        </w:rPr>
-        <w:t>reunion</w:t>
-      </w:r>
-      <w:proofErr w:type="spellEnd"/>
-      <w:r>
-        <w:rPr>
-          <w:rFonts w:ascii="Times New Roman" w:eastAsia="Times New Roman" w:hAnsi="Times New Roman" w:cs="Times New Roman"/>
-          <w:b/>
-          <w:bCs/>
-          <w:color w:val="auto"/>
-          <w:sz w:val="24"/>
-          <w:szCs w:val="24"/>
-        </w:rPr>
-        <w:t>)</w:t>
+        <w:t>Desarrollo de actas y seguimiento de acciones pendientes (Lista de acciones pendientes y Actas de reunion)</w:t>
       </w:r>
     </w:p>
     <w:p>
@@ -18168,52 +17437,24 @@
           <w:sz w:val="24"/>
           <w:szCs w:val="24"/>
         </w:rPr>
-        <w:t xml:space="preserve">Véase Archivo 01 Documentación\01.02 </w:t>
-      </w:r>
-      <w:proofErr w:type="spellStart"/>
+        <w:t xml:space="preserve">Véase Archivo 01 Documentación\01.02 Analisis\Acta </w:t>
+      </w:r>
       <w:r>
         <w:rPr>
           <w:rFonts w:ascii="Times New Roman" w:hAnsi="Times New Roman" w:cs="Times New Roman"/>
           <w:sz w:val="24"/>
           <w:szCs w:val="24"/>
         </w:rPr>
-        <w:t>Analisis</w:t>
-      </w:r>
-      <w:proofErr w:type="spellEnd"/>
+        <w:t>–</w:t>
+      </w:r>
       <w:r>
         <w:rPr>
           <w:rFonts w:ascii="Times New Roman" w:hAnsi="Times New Roman" w:cs="Times New Roman"/>
           <w:sz w:val="24"/>
           <w:szCs w:val="24"/>
         </w:rPr>
-        <w:t xml:space="preserve">\Acta </w:t>
-      </w:r>
-      <w:r>
-        <w:rPr>
-          <w:rFonts w:ascii="Times New Roman" w:hAnsi="Times New Roman" w:cs="Times New Roman"/>
-          <w:sz w:val="24"/>
-          <w:szCs w:val="24"/>
-        </w:rPr>
-        <w:t>–</w:t>
-      </w:r>
-      <w:r>
-        <w:rPr>
-          <w:rFonts w:ascii="Times New Roman" w:hAnsi="Times New Roman" w:cs="Times New Roman"/>
-          <w:sz w:val="24"/>
-          <w:szCs w:val="24"/>
-        </w:rPr>
-        <w:t xml:space="preserve"> </w:t>
-      </w:r>
-      <w:proofErr w:type="spellStart"/>
-      <w:r>
-        <w:rPr>
-          <w:rFonts w:ascii="Times New Roman" w:hAnsi="Times New Roman" w:cs="Times New Roman"/>
-          <w:sz w:val="24"/>
-          <w:szCs w:val="24"/>
-        </w:rPr>
-        <w:t>EcoWaste</w:t>
-      </w:r>
-      <w:proofErr w:type="spellEnd"/>
+        <w:t xml:space="preserve"> EcoWaste</w:t>
+      </w:r>
     </w:p>
     <w:p>
       <w:pPr>
@@ -18981,7 +18222,16 @@
                 <w:szCs w:val="24"/>
                 <w:lang w:val="es-PE"/>
               </w:rPr>
-              <w:t>Revisión del primer incremento del sistema</w:t>
+              <w:t xml:space="preserve">Revisión del primer </w:t>
+            </w:r>
+            <w:r>
+              <w:rPr>
+                <w:rFonts w:cs="Times New Roman"/>
+                <w:szCs w:val="24"/>
+                <w:lang w:val="es-PE"/>
+              </w:rPr>
+              <w:lastRenderedPageBreak/>
+              <w:t>incremento del sistema</w:t>
             </w:r>
           </w:p>
         </w:tc>
@@ -19005,7 +18255,17 @@
                 <w:szCs w:val="24"/>
                 <w:lang w:val="es-PE"/>
               </w:rPr>
-              <w:t>El cliente aprobó las funcionalidades implementadas y solicitó mejoras en la interfaz de usuario.</w:t>
+              <w:lastRenderedPageBreak/>
+              <w:t xml:space="preserve">El cliente aprobó las funcionalidades implementadas y </w:t>
+            </w:r>
+            <w:r>
+              <w:rPr>
+                <w:rFonts w:cs="Times New Roman"/>
+                <w:szCs w:val="24"/>
+                <w:lang w:val="es-PE"/>
+              </w:rPr>
+              <w:lastRenderedPageBreak/>
+              <w:t>solicitó mejoras en la interfaz de usuario.</w:t>
             </w:r>
           </w:p>
         </w:tc>
@@ -19616,25 +18876,7 @@
                 <w:szCs w:val="24"/>
                 <w:lang w:val="es-PE"/>
               </w:rPr>
-              <w:t xml:space="preserve">El cliente aprobó la mayoría de </w:t>
-            </w:r>
-            <w:proofErr w:type="gramStart"/>
-            <w:r>
-              <w:rPr>
-                <w:rFonts w:cs="Times New Roman"/>
-                <w:szCs w:val="24"/>
-                <w:lang w:val="es-PE"/>
-              </w:rPr>
-              <w:t>funcionalidades</w:t>
-            </w:r>
-            <w:proofErr w:type="gramEnd"/>
-            <w:r>
-              <w:rPr>
-                <w:rFonts w:cs="Times New Roman"/>
-                <w:szCs w:val="24"/>
-                <w:lang w:val="es-PE"/>
-              </w:rPr>
-              <w:t xml:space="preserve"> y solicitó ajustes menores antes de la entrega final.</w:t>
+              <w:t>El cliente aprobó la mayoría de funcionalidades y solicitó ajustes menores antes de la entrega final.</w:t>
             </w:r>
           </w:p>
         </w:tc>
@@ -20072,6 +19314,7 @@
                 <w:szCs w:val="24"/>
                 <w:lang w:val="es-PE"/>
               </w:rPr>
+              <w:lastRenderedPageBreak/>
               <w:t>SC-001</w:t>
             </w:r>
           </w:p>
@@ -20120,25 +19363,7 @@
                 <w:szCs w:val="24"/>
                 <w:lang w:val="es-PE"/>
               </w:rPr>
-              <w:t xml:space="preserve">Cliente (Unión </w:t>
-            </w:r>
-            <w:proofErr w:type="spellStart"/>
-            <w:r>
-              <w:rPr>
-                <w:rFonts w:cs="Times New Roman"/>
-                <w:szCs w:val="24"/>
-                <w:lang w:val="es-PE"/>
-              </w:rPr>
-              <w:t>Allied</w:t>
-            </w:r>
-            <w:proofErr w:type="spellEnd"/>
-            <w:r>
-              <w:rPr>
-                <w:rFonts w:cs="Times New Roman"/>
-                <w:szCs w:val="24"/>
-                <w:lang w:val="es-PE"/>
-              </w:rPr>
-              <w:t>)</w:t>
+              <w:t>Cliente (Unión Allied)</w:t>
             </w:r>
           </w:p>
         </w:tc>
@@ -20162,16 +19387,7 @@
                 <w:szCs w:val="24"/>
                 <w:lang w:val="es-PE"/>
               </w:rPr>
-              <w:t xml:space="preserve">Agregar módulo de reportes para </w:t>
-            </w:r>
-            <w:r>
-              <w:rPr>
-                <w:rFonts w:cs="Times New Roman"/>
-                <w:szCs w:val="24"/>
-                <w:lang w:val="es-PE"/>
-              </w:rPr>
-              <w:lastRenderedPageBreak/>
-              <w:t>ventas de residuos</w:t>
+              <w:t>Agregar módulo de reportes para ventas de residuos</w:t>
             </w:r>
           </w:p>
         </w:tc>
@@ -20195,7 +19411,6 @@
                 <w:szCs w:val="24"/>
                 <w:lang w:val="es-PE"/>
               </w:rPr>
-              <w:lastRenderedPageBreak/>
               <w:t>Aprobado</w:t>
             </w:r>
           </w:p>
@@ -20220,16 +19435,7 @@
                 <w:szCs w:val="24"/>
                 <w:lang w:val="es-PE"/>
               </w:rPr>
-              <w:t xml:space="preserve">Incluir el cambio y actualizar la </w:t>
-            </w:r>
-            <w:r>
-              <w:rPr>
-                <w:rFonts w:cs="Times New Roman"/>
-                <w:szCs w:val="24"/>
-                <w:lang w:val="es-PE"/>
-              </w:rPr>
-              <w:lastRenderedPageBreak/>
-              <w:t>documentación del proyecto</w:t>
+              <w:t>Incluir el cambio y actualizar la documentación del proyecto</w:t>
             </w:r>
           </w:p>
         </w:tc>
@@ -20253,7 +19459,6 @@
                 <w:szCs w:val="24"/>
                 <w:lang w:val="es-PE"/>
               </w:rPr>
-              <w:lastRenderedPageBreak/>
               <w:t>25/03/2026</w:t>
             </w:r>
           </w:p>
@@ -21810,6 +21015,7 @@
                 <w:szCs w:val="24"/>
                 <w:lang w:val="es-PE"/>
               </w:rPr>
+              <w:lastRenderedPageBreak/>
               <w:t>SC-011</w:t>
             </w:r>
           </w:p>
@@ -21882,16 +21088,7 @@
                 <w:szCs w:val="24"/>
                 <w:lang w:val="es-PE"/>
               </w:rPr>
-              <w:t xml:space="preserve">Mostrar precios sugeridos </w:t>
-            </w:r>
-            <w:r>
-              <w:rPr>
-                <w:rFonts w:cs="Times New Roman"/>
-                <w:szCs w:val="24"/>
-                <w:lang w:val="es-PE"/>
-              </w:rPr>
-              <w:lastRenderedPageBreak/>
-              <w:t>automáticamente</w:t>
+              <w:t>Mostrar precios sugeridos automáticamente</w:t>
             </w:r>
           </w:p>
         </w:tc>
@@ -21915,7 +21112,6 @@
                 <w:szCs w:val="24"/>
                 <w:lang w:val="es-PE"/>
               </w:rPr>
-              <w:lastRenderedPageBreak/>
               <w:t>Rechazado</w:t>
             </w:r>
           </w:p>
@@ -21940,16 +21136,7 @@
                 <w:szCs w:val="24"/>
                 <w:lang w:val="es-PE"/>
               </w:rPr>
-              <w:t xml:space="preserve">Funcionalidad fuera del </w:t>
-            </w:r>
-            <w:r>
-              <w:rPr>
-                <w:rFonts w:cs="Times New Roman"/>
-                <w:szCs w:val="24"/>
-                <w:lang w:val="es-PE"/>
-              </w:rPr>
-              <w:lastRenderedPageBreak/>
-              <w:t>alcance y cronograma</w:t>
+              <w:t>Funcionalidad fuera del alcance y cronograma</w:t>
             </w:r>
           </w:p>
         </w:tc>
@@ -21973,7 +21160,6 @@
                 <w:szCs w:val="24"/>
                 <w:lang w:val="es-PE"/>
               </w:rPr>
-              <w:lastRenderedPageBreak/>
               <w:t>05/08/2026</w:t>
             </w:r>
           </w:p>
@@ -22737,41 +21923,13 @@
           <w:szCs w:val="24"/>
         </w:rPr>
       </w:pPr>
-      <w:proofErr w:type="spellStart"/>
       <w:r>
         <w:rPr>
           <w:rFonts w:ascii="Times New Roman" w:hAnsi="Times New Roman" w:cs="Times New Roman"/>
           <w:sz w:val="24"/>
           <w:szCs w:val="24"/>
         </w:rPr>
-        <w:t>Vease</w:t>
-      </w:r>
-      <w:proofErr w:type="spellEnd"/>
-      <w:r>
-        <w:rPr>
-          <w:rFonts w:ascii="Times New Roman" w:hAnsi="Times New Roman" w:cs="Times New Roman"/>
-          <w:sz w:val="24"/>
-          <w:szCs w:val="24"/>
-        </w:rPr>
-        <w:t xml:space="preserve">: 01 </w:t>
-      </w:r>
-      <w:proofErr w:type="spellStart"/>
-      <w:r>
-        <w:rPr>
-          <w:rFonts w:ascii="Times New Roman" w:hAnsi="Times New Roman" w:cs="Times New Roman"/>
-          <w:sz w:val="24"/>
-          <w:szCs w:val="24"/>
-        </w:rPr>
-        <w:t>Documentacion</w:t>
-      </w:r>
-      <w:proofErr w:type="spellEnd"/>
-      <w:r>
-        <w:rPr>
-          <w:rFonts w:ascii="Times New Roman" w:hAnsi="Times New Roman" w:cs="Times New Roman"/>
-          <w:sz w:val="24"/>
-          <w:szCs w:val="24"/>
-        </w:rPr>
-        <w:t>/01.0</w:t>
+        <w:t>Vease: 01 Documentacion/01.0</w:t>
       </w:r>
       <w:r>
         <w:rPr>
@@ -22820,67 +21978,21 @@
           <w:szCs w:val="24"/>
         </w:rPr>
       </w:pPr>
-      <w:proofErr w:type="spellStart"/>
       <w:r>
         <w:rPr>
           <w:rFonts w:ascii="Times New Roman" w:hAnsi="Times New Roman" w:cs="Times New Roman"/>
           <w:sz w:val="24"/>
           <w:szCs w:val="24"/>
         </w:rPr>
-        <w:t>Vease</w:t>
-      </w:r>
-      <w:proofErr w:type="spellEnd"/>
+        <w:t>Vease: 01 Documentacion/0</w:t>
+      </w:r>
       <w:r>
         <w:rPr>
           <w:rFonts w:ascii="Times New Roman" w:hAnsi="Times New Roman" w:cs="Times New Roman"/>
           <w:sz w:val="24"/>
           <w:szCs w:val="24"/>
         </w:rPr>
-        <w:t xml:space="preserve">: 01 </w:t>
-      </w:r>
-      <w:proofErr w:type="spellStart"/>
-      <w:r>
-        <w:rPr>
-          <w:rFonts w:ascii="Times New Roman" w:hAnsi="Times New Roman" w:cs="Times New Roman"/>
-          <w:sz w:val="24"/>
-          <w:szCs w:val="24"/>
-        </w:rPr>
-        <w:t>Documentacion</w:t>
-      </w:r>
-      <w:proofErr w:type="spellEnd"/>
-      <w:r>
-        <w:rPr>
-          <w:rFonts w:ascii="Times New Roman" w:hAnsi="Times New Roman" w:cs="Times New Roman"/>
-          <w:sz w:val="24"/>
-          <w:szCs w:val="24"/>
-        </w:rPr>
-        <w:t>/0</w:t>
-      </w:r>
-      <w:r>
-        <w:rPr>
-          <w:rFonts w:ascii="Times New Roman" w:hAnsi="Times New Roman" w:cs="Times New Roman"/>
-          <w:sz w:val="24"/>
-          <w:szCs w:val="24"/>
-        </w:rPr>
-        <w:t xml:space="preserve">1.05 Acuerdos/Plan </w:t>
-      </w:r>
-      <w:proofErr w:type="spellStart"/>
-      <w:r>
-        <w:rPr>
-          <w:rFonts w:ascii="Times New Roman" w:hAnsi="Times New Roman" w:cs="Times New Roman"/>
-          <w:sz w:val="24"/>
-          <w:szCs w:val="24"/>
-        </w:rPr>
-        <w:t>Gestion</w:t>
-      </w:r>
-      <w:proofErr w:type="spellEnd"/>
-      <w:r>
-        <w:rPr>
-          <w:rFonts w:ascii="Times New Roman" w:hAnsi="Times New Roman" w:cs="Times New Roman"/>
-          <w:sz w:val="24"/>
-          <w:szCs w:val="24"/>
-        </w:rPr>
-        <w:t xml:space="preserve"> Adquisiciones</w:t>
+        <w:t>1.05 Acuerdos/Plan Gestion Adquisiciones</w:t>
       </w:r>
     </w:p>
     <w:p>
@@ -22921,59 +22033,13 @@
           <w:szCs w:val="24"/>
         </w:rPr>
       </w:pPr>
-      <w:proofErr w:type="spellStart"/>
       <w:r>
         <w:rPr>
           <w:rFonts w:ascii="Times New Roman" w:hAnsi="Times New Roman" w:cs="Times New Roman"/>
           <w:sz w:val="24"/>
           <w:szCs w:val="24"/>
         </w:rPr>
-        <w:t>Vease</w:t>
-      </w:r>
-      <w:proofErr w:type="spellEnd"/>
-      <w:r>
-        <w:rPr>
-          <w:rFonts w:ascii="Times New Roman" w:hAnsi="Times New Roman" w:cs="Times New Roman"/>
-          <w:sz w:val="24"/>
-          <w:szCs w:val="24"/>
-        </w:rPr>
-        <w:t xml:space="preserve">: 01 </w:t>
-      </w:r>
-      <w:proofErr w:type="spellStart"/>
-      <w:r>
-        <w:rPr>
-          <w:rFonts w:ascii="Times New Roman" w:hAnsi="Times New Roman" w:cs="Times New Roman"/>
-          <w:sz w:val="24"/>
-          <w:szCs w:val="24"/>
-        </w:rPr>
-        <w:t>Documentacion</w:t>
-      </w:r>
-      <w:proofErr w:type="spellEnd"/>
-      <w:r>
-        <w:rPr>
-          <w:rFonts w:ascii="Times New Roman" w:hAnsi="Times New Roman" w:cs="Times New Roman"/>
-          <w:sz w:val="24"/>
-          <w:szCs w:val="24"/>
-        </w:rPr>
-        <w:t>/01.05 Acuerdos/</w:t>
-      </w:r>
-      <w:proofErr w:type="spellStart"/>
-      <w:r>
-        <w:rPr>
-          <w:rFonts w:ascii="Times New Roman" w:hAnsi="Times New Roman" w:cs="Times New Roman"/>
-          <w:sz w:val="24"/>
-          <w:szCs w:val="24"/>
-        </w:rPr>
-        <w:t>Elaboracion</w:t>
-      </w:r>
-      <w:proofErr w:type="spellEnd"/>
-      <w:r>
-        <w:rPr>
-          <w:rFonts w:ascii="Times New Roman" w:hAnsi="Times New Roman" w:cs="Times New Roman"/>
-          <w:sz w:val="24"/>
-          <w:szCs w:val="24"/>
-        </w:rPr>
-        <w:t xml:space="preserve"> Contrato</w:t>
+        <w:t>Vease: 01 Documentacion/01.05 Acuerdos/Elaboracion Contrato</w:t>
       </w:r>
     </w:p>
     <w:p>
@@ -23086,21 +22152,12 @@
                 <w:szCs w:val="24"/>
               </w:rPr>
             </w:pPr>
-            <w:proofErr w:type="spellStart"/>
-            <w:r>
-              <w:rPr>
-                <w:rFonts w:cs="Times New Roman"/>
-                <w:szCs w:val="24"/>
-              </w:rPr>
-              <w:t>TechNova</w:t>
-            </w:r>
-            <w:proofErr w:type="spellEnd"/>
-            <w:r>
-              <w:rPr>
-                <w:rFonts w:cs="Times New Roman"/>
-                <w:szCs w:val="24"/>
-              </w:rPr>
-              <w:t xml:space="preserve"> Solutions</w:t>
+            <w:r>
+              <w:rPr>
+                <w:rFonts w:cs="Times New Roman"/>
+                <w:szCs w:val="24"/>
+              </w:rPr>
+              <w:t>TechNova Solutions</w:t>
             </w:r>
           </w:p>
         </w:tc>
@@ -23142,21 +22199,12 @@
                 <w:szCs w:val="24"/>
               </w:rPr>
             </w:pPr>
-            <w:proofErr w:type="spellStart"/>
-            <w:r>
-              <w:rPr>
-                <w:rFonts w:cs="Times New Roman"/>
-                <w:szCs w:val="24"/>
-              </w:rPr>
-              <w:t>SoftGreen</w:t>
-            </w:r>
-            <w:proofErr w:type="spellEnd"/>
-            <w:r>
-              <w:rPr>
-                <w:rFonts w:cs="Times New Roman"/>
-                <w:szCs w:val="24"/>
-              </w:rPr>
-              <w:t xml:space="preserve"> Technologies</w:t>
+            <w:r>
+              <w:rPr>
+                <w:rFonts w:cs="Times New Roman"/>
+                <w:szCs w:val="24"/>
+              </w:rPr>
+              <w:t>SoftGreen Technologies</w:t>
             </w:r>
           </w:p>
         </w:tc>
@@ -23177,17 +22225,8 @@
                 <w:rFonts w:cs="Times New Roman"/>
                 <w:szCs w:val="24"/>
               </w:rPr>
-              <w:t xml:space="preserve">Empresa enfocada en software sostenible y </w:t>
-            </w:r>
-            <w:proofErr w:type="spellStart"/>
-            <w:r>
-              <w:rPr>
-                <w:rFonts w:cs="Times New Roman"/>
-                <w:szCs w:val="24"/>
-              </w:rPr>
-              <w:t>cloud</w:t>
-            </w:r>
-            <w:proofErr w:type="spellEnd"/>
+              <w:t>Empresa enfocada en software sostenible y cloud</w:t>
+            </w:r>
           </w:p>
         </w:tc>
       </w:tr>
@@ -23207,21 +22246,12 @@
                 <w:szCs w:val="24"/>
               </w:rPr>
             </w:pPr>
-            <w:proofErr w:type="spellStart"/>
-            <w:r>
-              <w:rPr>
-                <w:rFonts w:cs="Times New Roman"/>
-                <w:szCs w:val="24"/>
-              </w:rPr>
-              <w:t>InnovaCode</w:t>
-            </w:r>
-            <w:proofErr w:type="spellEnd"/>
-            <w:r>
-              <w:rPr>
-                <w:rFonts w:cs="Times New Roman"/>
-                <w:szCs w:val="24"/>
-              </w:rPr>
-              <w:t xml:space="preserve"> Studio</w:t>
+            <w:r>
+              <w:rPr>
+                <w:rFonts w:cs="Times New Roman"/>
+                <w:szCs w:val="24"/>
+              </w:rPr>
+              <w:t>InnovaCode Studio</w:t>
             </w:r>
           </w:p>
         </w:tc>
@@ -23290,7 +22320,6 @@
                 <w:lang w:val="es-PE"/>
               </w:rPr>
             </w:pPr>
-            <w:proofErr w:type="spellStart"/>
             <w:r>
               <w:rPr>
                 <w:rFonts w:cs="Times New Roman"/>
@@ -23301,7 +22330,6 @@
               </w:rPr>
               <w:t>N°</w:t>
             </w:r>
-            <w:proofErr w:type="spellEnd"/>
           </w:p>
         </w:tc>
         <w:tc>
@@ -23410,7 +22438,6 @@
                 <w:szCs w:val="24"/>
                 <w:lang w:val="es-PE"/>
               </w:rPr>
-              <w:lastRenderedPageBreak/>
               <w:t>1</w:t>
             </w:r>
           </w:p>
@@ -24155,25 +23182,7 @@
                 <w:szCs w:val="24"/>
                 <w:lang w:val="es-PE"/>
               </w:rPr>
-              <w:t xml:space="preserve">Experiencia comprobada en el desarrollo de plataformas web, </w:t>
-            </w:r>
-            <w:proofErr w:type="spellStart"/>
-            <w:r>
-              <w:rPr>
-                <w:rFonts w:cs="Times New Roman"/>
-                <w:szCs w:val="24"/>
-                <w:lang w:val="es-PE"/>
-              </w:rPr>
-              <w:t>marketplaces</w:t>
-            </w:r>
-            <w:proofErr w:type="spellEnd"/>
-            <w:r>
-              <w:rPr>
-                <w:rFonts w:cs="Times New Roman"/>
-                <w:szCs w:val="24"/>
-                <w:lang w:val="es-PE"/>
-              </w:rPr>
-              <w:t>, sistemas de comercio electrónico, integración de pasarelas de pago, gestión de usuarios y aplicaciones empresariales similares.</w:t>
+              <w:t>Experiencia comprobada en el desarrollo de plataformas web, marketplaces, sistemas de comercio electrónico, integración de pasarelas de pago, gestión de usuarios y aplicaciones empresariales similares.</w:t>
             </w:r>
           </w:p>
         </w:tc>
@@ -24271,7 +23280,16 @@
                 <w:szCs w:val="24"/>
                 <w:lang w:val="es-PE"/>
               </w:rPr>
-              <w:t>Capacidad de la solución para soportar un crecimiento futuro en número de usuarios, publicaciones, órdenes de compra y funcionalidades, mediante una arquitectura modular, mantenible y preparada para futuras integraciones.</w:t>
+              <w:t xml:space="preserve">Capacidad de la solución para soportar un crecimiento futuro en número de usuarios, publicaciones, órdenes de compra y funcionalidades, </w:t>
+            </w:r>
+            <w:r>
+              <w:rPr>
+                <w:rFonts w:cs="Times New Roman"/>
+                <w:szCs w:val="24"/>
+                <w:lang w:val="es-PE"/>
+              </w:rPr>
+              <w:lastRenderedPageBreak/>
+              <w:t>mediante una arquitectura modular, mantenible y preparada para futuras integraciones.</w:t>
             </w:r>
           </w:p>
         </w:tc>
@@ -24295,6 +23313,7 @@
                 <w:szCs w:val="24"/>
                 <w:lang w:val="es-PE"/>
               </w:rPr>
+              <w:lastRenderedPageBreak/>
               <w:t>8</w:t>
             </w:r>
           </w:p>
@@ -24369,34 +23388,7 @@
                 <w:szCs w:val="24"/>
                 <w:lang w:val="es-PE"/>
               </w:rPr>
-              <w:t>Uso de tecnologías modernas, ampliamente adoptadas y con soporte a largo plazo (</w:t>
-            </w:r>
-            <w:proofErr w:type="spellStart"/>
-            <w:r>
-              <w:rPr>
-                <w:rFonts w:cs="Times New Roman"/>
-                <w:szCs w:val="24"/>
-                <w:lang w:val="es-PE"/>
-              </w:rPr>
-              <w:t>frameworks</w:t>
-            </w:r>
-            <w:proofErr w:type="spellEnd"/>
-            <w:r>
-              <w:rPr>
-                <w:rFonts w:cs="Times New Roman"/>
-                <w:szCs w:val="24"/>
-                <w:lang w:val="es-PE"/>
-              </w:rPr>
-              <w:t xml:space="preserve"> actuales, arquitecturas escalables, APIs REST, bases de datos </w:t>
-            </w:r>
-            <w:r>
-              <w:rPr>
-                <w:rFonts w:cs="Times New Roman"/>
-                <w:szCs w:val="24"/>
-                <w:lang w:val="es-PE"/>
-              </w:rPr>
-              <w:lastRenderedPageBreak/>
-              <w:t>robustas, control de versiones, integración continua y buenas prácticas de desarrollo).</w:t>
+              <w:t>Uso de tecnologías modernas, ampliamente adoptadas y con soporte a largo plazo (frameworks actuales, arquitecturas escalables, APIs REST, bases de datos robustas, control de versiones, integración continua y buenas prácticas de desarrollo).</w:t>
             </w:r>
           </w:p>
         </w:tc>
@@ -24420,7 +23412,6 @@
                 <w:szCs w:val="24"/>
                 <w:lang w:val="es-PE"/>
               </w:rPr>
-              <w:lastRenderedPageBreak/>
               <w:t>9</w:t>
             </w:r>
           </w:p>
@@ -24495,25 +23486,7 @@
                 <w:szCs w:val="24"/>
                 <w:lang w:val="es-PE"/>
               </w:rPr>
-              <w:t>Implementación de mecanismos de seguridad como autenticación segura (JWT/OAuth2), autorización basada en roles, cifrado de contraseñas (</w:t>
-            </w:r>
-            <w:proofErr w:type="spellStart"/>
-            <w:r>
-              <w:rPr>
-                <w:rFonts w:cs="Times New Roman"/>
-                <w:szCs w:val="24"/>
-                <w:lang w:val="es-PE"/>
-              </w:rPr>
-              <w:t>bcrypt</w:t>
-            </w:r>
-            <w:proofErr w:type="spellEnd"/>
-            <w:r>
-              <w:rPr>
-                <w:rFonts w:cs="Times New Roman"/>
-                <w:szCs w:val="24"/>
-                <w:lang w:val="es-PE"/>
-              </w:rPr>
-              <w:t xml:space="preserve"> o Argon2), cifrado de datos sensibles (TLS/HTTPS), protección contra ataques OWASP Top 10</w:t>
+              <w:t>Implementación de mecanismos de seguridad como autenticación segura (JWT/OAuth2), autorización basada en roles, cifrado de contraseñas (bcrypt o Argon2), cifrado de datos sensibles (TLS/HTTPS), protección contra ataques OWASP Top 10</w:t>
             </w:r>
             <w:r>
               <w:rPr>
@@ -24543,25 +23516,7 @@
                 <w:szCs w:val="24"/>
                 <w:lang w:val="es-PE"/>
               </w:rPr>
-              <w:t xml:space="preserve">SQL </w:t>
-            </w:r>
-            <w:proofErr w:type="spellStart"/>
-            <w:r>
-              <w:rPr>
-                <w:rFonts w:cs="Times New Roman"/>
-                <w:szCs w:val="24"/>
-                <w:lang w:val="es-PE"/>
-              </w:rPr>
-              <w:t>Injection</w:t>
-            </w:r>
-            <w:proofErr w:type="spellEnd"/>
-            <w:r>
-              <w:rPr>
-                <w:rFonts w:cs="Times New Roman"/>
-                <w:szCs w:val="24"/>
-                <w:lang w:val="es-PE"/>
-              </w:rPr>
-              <w:t>, XSS, CSRF, etc.), validación de entradas, gestión segura de sesiones, registro de auditoría y cumplimiento de buenas prácticas para la integración con pasarelas de pago y protección de datos personales.</w:t>
+              <w:t>SQL Injection, XSS, CSRF, etc.), validación de entradas, gestión segura de sesiones, registro de auditoría y cumplimiento de buenas prácticas para la integración con pasarelas de pago y protección de datos personales.</w:t>
             </w:r>
           </w:p>
         </w:tc>
@@ -24700,7 +23655,6 @@
                 <w:lang w:val="es-PE"/>
               </w:rPr>
             </w:pPr>
-            <w:proofErr w:type="spellStart"/>
             <w:r>
               <w:rPr>
                 <w:rFonts w:cs="Times New Roman"/>
@@ -24709,10 +23663,18 @@
                 <w:szCs w:val="24"/>
                 <w:lang w:val="es-PE"/>
               </w:rPr>
-              <w:t>TechNova</w:t>
-            </w:r>
-            <w:proofErr w:type="spellEnd"/>
-            <w:r>
+              <w:t>TechNova Solutions</w:t>
+            </w:r>
+          </w:p>
+        </w:tc>
+        <w:tc>
+          <w:tcPr>
+            <w:tcW w:w="0" w:type="auto"/>
+            <w:hideMark/>
+          </w:tcPr>
+          <w:p>
+            <w:pPr>
+              <w:spacing w:after="160" w:line="276" w:lineRule="auto"/>
               <w:rPr>
                 <w:rFonts w:cs="Times New Roman"/>
                 <w:b/>
@@ -24720,7 +23682,16 @@
                 <w:szCs w:val="24"/>
                 <w:lang w:val="es-PE"/>
               </w:rPr>
-              <w:t xml:space="preserve"> Solutions</w:t>
+            </w:pPr>
+            <w:r>
+              <w:rPr>
+                <w:rFonts w:cs="Times New Roman"/>
+                <w:b/>
+                <w:bCs/>
+                <w:szCs w:val="24"/>
+                <w:lang w:val="es-PE"/>
+              </w:rPr>
+              <w:t>SoftGreen Technologies</w:t>
             </w:r>
           </w:p>
         </w:tc>
@@ -24740,7 +23711,6 @@
                 <w:lang w:val="es-PE"/>
               </w:rPr>
             </w:pPr>
-            <w:proofErr w:type="spellStart"/>
             <w:r>
               <w:rPr>
                 <w:rFonts w:cs="Times New Roman"/>
@@ -24749,9 +23719,50 @@
                 <w:szCs w:val="24"/>
                 <w:lang w:val="es-PE"/>
               </w:rPr>
-              <w:t>SoftGreen</w:t>
-            </w:r>
-            <w:proofErr w:type="spellEnd"/>
+              <w:t>InnovaCode Studio</w:t>
+            </w:r>
+          </w:p>
+        </w:tc>
+      </w:tr>
+      <w:tr>
+        <w:tc>
+          <w:tcPr>
+            <w:tcW w:w="0" w:type="auto"/>
+            <w:hideMark/>
+          </w:tcPr>
+          <w:p>
+            <w:pPr>
+              <w:spacing w:after="160" w:line="276" w:lineRule="auto"/>
+              <w:rPr>
+                <w:rFonts w:cs="Times New Roman"/>
+                <w:szCs w:val="24"/>
+                <w:lang w:val="es-PE"/>
+              </w:rPr>
+            </w:pPr>
+            <w:r>
+              <w:rPr>
+                <w:rFonts w:cs="Times New Roman"/>
+                <w:szCs w:val="24"/>
+                <w:lang w:val="es-PE"/>
+              </w:rPr>
+              <w:t>Precio del proyecto</w:t>
+            </w:r>
+          </w:p>
+        </w:tc>
+        <w:tc>
+          <w:tcPr>
+            <w:tcW w:w="0" w:type="auto"/>
+            <w:hideMark/>
+          </w:tcPr>
+          <w:p>
+            <w:pPr>
+              <w:spacing w:after="160" w:line="276" w:lineRule="auto"/>
+              <w:rPr>
+                <w:rFonts w:cs="Times New Roman"/>
+                <w:szCs w:val="24"/>
+                <w:lang w:val="es-PE"/>
+              </w:rPr>
+            </w:pPr>
             <w:r>
               <w:rPr>
                 <w:rFonts w:cs="Times New Roman"/>
@@ -24760,7 +23771,7 @@
                 <w:szCs w:val="24"/>
                 <w:lang w:val="es-PE"/>
               </w:rPr>
-              <w:t xml:space="preserve"> Technologies</w:t>
+              <w:t>6</w:t>
             </w:r>
           </w:p>
         </w:tc>
@@ -24774,13 +23785,232 @@
               <w:spacing w:after="160" w:line="276" w:lineRule="auto"/>
               <w:rPr>
                 <w:rFonts w:cs="Times New Roman"/>
+                <w:szCs w:val="24"/>
+                <w:lang w:val="es-PE"/>
+              </w:rPr>
+            </w:pPr>
+            <w:r>
+              <w:rPr>
+                <w:rFonts w:cs="Times New Roman"/>
+                <w:szCs w:val="24"/>
+                <w:lang w:val="es-PE"/>
+              </w:rPr>
+              <w:t>3</w:t>
+            </w:r>
+          </w:p>
+        </w:tc>
+        <w:tc>
+          <w:tcPr>
+            <w:tcW w:w="0" w:type="auto"/>
+            <w:hideMark/>
+          </w:tcPr>
+          <w:p>
+            <w:pPr>
+              <w:spacing w:after="160" w:line="276" w:lineRule="auto"/>
+              <w:rPr>
+                <w:rFonts w:cs="Times New Roman"/>
+                <w:szCs w:val="24"/>
+                <w:lang w:val="es-PE"/>
+              </w:rPr>
+            </w:pPr>
+            <w:r>
+              <w:rPr>
+                <w:rFonts w:cs="Times New Roman"/>
+                <w:szCs w:val="24"/>
+                <w:lang w:val="es-PE"/>
+              </w:rPr>
+              <w:t>4</w:t>
+            </w:r>
+          </w:p>
+        </w:tc>
+        <w:tc>
+          <w:tcPr>
+            <w:tcW w:w="0" w:type="auto"/>
+            <w:hideMark/>
+          </w:tcPr>
+          <w:p>
+            <w:pPr>
+              <w:spacing w:after="160" w:line="276" w:lineRule="auto"/>
+              <w:rPr>
+                <w:rFonts w:cs="Times New Roman"/>
+                <w:szCs w:val="24"/>
+                <w:lang w:val="es-PE"/>
+              </w:rPr>
+            </w:pPr>
+            <w:r>
+              <w:rPr>
+                <w:rFonts w:cs="Times New Roman"/>
+                <w:szCs w:val="24"/>
+                <w:lang w:val="es-PE"/>
+              </w:rPr>
+              <w:t>5</w:t>
+            </w:r>
+          </w:p>
+        </w:tc>
+      </w:tr>
+      <w:tr>
+        <w:tc>
+          <w:tcPr>
+            <w:tcW w:w="0" w:type="auto"/>
+            <w:hideMark/>
+          </w:tcPr>
+          <w:p>
+            <w:pPr>
+              <w:spacing w:after="160" w:line="276" w:lineRule="auto"/>
+              <w:rPr>
+                <w:rFonts w:cs="Times New Roman"/>
+                <w:szCs w:val="24"/>
+                <w:lang w:val="es-PE"/>
+              </w:rPr>
+            </w:pPr>
+            <w:r>
+              <w:rPr>
+                <w:rFonts w:cs="Times New Roman"/>
+                <w:szCs w:val="24"/>
+                <w:lang w:val="es-PE"/>
+              </w:rPr>
+              <w:t>Experiencia en proyectos similares</w:t>
+            </w:r>
+          </w:p>
+        </w:tc>
+        <w:tc>
+          <w:tcPr>
+            <w:tcW w:w="0" w:type="auto"/>
+            <w:hideMark/>
+          </w:tcPr>
+          <w:p>
+            <w:pPr>
+              <w:spacing w:after="160" w:line="276" w:lineRule="auto"/>
+              <w:rPr>
+                <w:rFonts w:cs="Times New Roman"/>
+                <w:szCs w:val="24"/>
+                <w:lang w:val="es-PE"/>
+              </w:rPr>
+            </w:pPr>
+            <w:r>
+              <w:rPr>
+                <w:rFonts w:cs="Times New Roman"/>
                 <w:b/>
                 <w:bCs/>
                 <w:szCs w:val="24"/>
                 <w:lang w:val="es-PE"/>
               </w:rPr>
-            </w:pPr>
-            <w:proofErr w:type="spellStart"/>
+              <w:t>7</w:t>
+            </w:r>
+          </w:p>
+        </w:tc>
+        <w:tc>
+          <w:tcPr>
+            <w:tcW w:w="0" w:type="auto"/>
+            <w:hideMark/>
+          </w:tcPr>
+          <w:p>
+            <w:pPr>
+              <w:spacing w:after="160" w:line="276" w:lineRule="auto"/>
+              <w:rPr>
+                <w:rFonts w:cs="Times New Roman"/>
+                <w:szCs w:val="24"/>
+                <w:lang w:val="es-PE"/>
+              </w:rPr>
+            </w:pPr>
+            <w:r>
+              <w:rPr>
+                <w:rFonts w:cs="Times New Roman"/>
+                <w:szCs w:val="24"/>
+                <w:lang w:val="es-PE"/>
+              </w:rPr>
+              <w:t>5</w:t>
+            </w:r>
+          </w:p>
+        </w:tc>
+        <w:tc>
+          <w:tcPr>
+            <w:tcW w:w="0" w:type="auto"/>
+            <w:hideMark/>
+          </w:tcPr>
+          <w:p>
+            <w:pPr>
+              <w:spacing w:after="160" w:line="276" w:lineRule="auto"/>
+              <w:rPr>
+                <w:rFonts w:cs="Times New Roman"/>
+                <w:szCs w:val="24"/>
+                <w:lang w:val="es-PE"/>
+              </w:rPr>
+            </w:pPr>
+            <w:r>
+              <w:rPr>
+                <w:rFonts w:cs="Times New Roman"/>
+                <w:szCs w:val="24"/>
+                <w:lang w:val="es-PE"/>
+              </w:rPr>
+              <w:t>4</w:t>
+            </w:r>
+          </w:p>
+        </w:tc>
+        <w:tc>
+          <w:tcPr>
+            <w:tcW w:w="0" w:type="auto"/>
+            <w:hideMark/>
+          </w:tcPr>
+          <w:p>
+            <w:pPr>
+              <w:spacing w:after="160" w:line="276" w:lineRule="auto"/>
+              <w:rPr>
+                <w:rFonts w:cs="Times New Roman"/>
+                <w:szCs w:val="24"/>
+                <w:lang w:val="es-PE"/>
+              </w:rPr>
+            </w:pPr>
+            <w:r>
+              <w:rPr>
+                <w:rFonts w:cs="Times New Roman"/>
+                <w:szCs w:val="24"/>
+                <w:lang w:val="es-PE"/>
+              </w:rPr>
+              <w:t>3</w:t>
+            </w:r>
+          </w:p>
+        </w:tc>
+      </w:tr>
+      <w:tr>
+        <w:tc>
+          <w:tcPr>
+            <w:tcW w:w="0" w:type="auto"/>
+            <w:hideMark/>
+          </w:tcPr>
+          <w:p>
+            <w:pPr>
+              <w:spacing w:after="160" w:line="276" w:lineRule="auto"/>
+              <w:rPr>
+                <w:rFonts w:cs="Times New Roman"/>
+                <w:szCs w:val="24"/>
+                <w:lang w:val="es-PE"/>
+              </w:rPr>
+            </w:pPr>
+            <w:r>
+              <w:rPr>
+                <w:rFonts w:cs="Times New Roman"/>
+                <w:szCs w:val="24"/>
+                <w:lang w:val="es-PE"/>
+              </w:rPr>
+              <w:t>Tiempo de entrega</w:t>
+            </w:r>
+          </w:p>
+        </w:tc>
+        <w:tc>
+          <w:tcPr>
+            <w:tcW w:w="0" w:type="auto"/>
+            <w:hideMark/>
+          </w:tcPr>
+          <w:p>
+            <w:pPr>
+              <w:spacing w:after="160" w:line="276" w:lineRule="auto"/>
+              <w:rPr>
+                <w:rFonts w:cs="Times New Roman"/>
+                <w:szCs w:val="24"/>
+                <w:lang w:val="es-PE"/>
+              </w:rPr>
+            </w:pPr>
             <w:r>
               <w:rPr>
                 <w:rFonts w:cs="Times New Roman"/>
@@ -24789,9 +24019,122 @@
                 <w:szCs w:val="24"/>
                 <w:lang w:val="es-PE"/>
               </w:rPr>
-              <w:t>InnovaCode</w:t>
-            </w:r>
-            <w:proofErr w:type="spellEnd"/>
+              <w:t>5</w:t>
+            </w:r>
+          </w:p>
+        </w:tc>
+        <w:tc>
+          <w:tcPr>
+            <w:tcW w:w="0" w:type="auto"/>
+            <w:hideMark/>
+          </w:tcPr>
+          <w:p>
+            <w:pPr>
+              <w:spacing w:after="160" w:line="276" w:lineRule="auto"/>
+              <w:rPr>
+                <w:rFonts w:cs="Times New Roman"/>
+                <w:szCs w:val="24"/>
+                <w:lang w:val="es-PE"/>
+              </w:rPr>
+            </w:pPr>
+            <w:r>
+              <w:rPr>
+                <w:rFonts w:cs="Times New Roman"/>
+                <w:szCs w:val="24"/>
+                <w:lang w:val="es-PE"/>
+              </w:rPr>
+              <w:t>4</w:t>
+            </w:r>
+          </w:p>
+        </w:tc>
+        <w:tc>
+          <w:tcPr>
+            <w:tcW w:w="0" w:type="auto"/>
+            <w:hideMark/>
+          </w:tcPr>
+          <w:p>
+            <w:pPr>
+              <w:spacing w:after="160" w:line="276" w:lineRule="auto"/>
+              <w:rPr>
+                <w:rFonts w:cs="Times New Roman"/>
+                <w:szCs w:val="24"/>
+                <w:lang w:val="es-PE"/>
+              </w:rPr>
+            </w:pPr>
+            <w:r>
+              <w:rPr>
+                <w:rFonts w:cs="Times New Roman"/>
+                <w:szCs w:val="24"/>
+                <w:lang w:val="es-PE"/>
+              </w:rPr>
+              <w:t>3</w:t>
+            </w:r>
+          </w:p>
+        </w:tc>
+        <w:tc>
+          <w:tcPr>
+            <w:tcW w:w="0" w:type="auto"/>
+            <w:hideMark/>
+          </w:tcPr>
+          <w:p>
+            <w:pPr>
+              <w:spacing w:after="160" w:line="276" w:lineRule="auto"/>
+              <w:rPr>
+                <w:rFonts w:cs="Times New Roman"/>
+                <w:szCs w:val="24"/>
+                <w:lang w:val="es-PE"/>
+              </w:rPr>
+            </w:pPr>
+            <w:r>
+              <w:rPr>
+                <w:rFonts w:cs="Times New Roman"/>
+                <w:szCs w:val="24"/>
+                <w:lang w:val="es-PE"/>
+              </w:rPr>
+              <w:t>5</w:t>
+            </w:r>
+          </w:p>
+        </w:tc>
+      </w:tr>
+      <w:tr>
+        <w:tc>
+          <w:tcPr>
+            <w:tcW w:w="0" w:type="auto"/>
+            <w:hideMark/>
+          </w:tcPr>
+          <w:p>
+            <w:pPr>
+              <w:spacing w:after="160" w:line="276" w:lineRule="auto"/>
+              <w:rPr>
+                <w:rFonts w:cs="Times New Roman"/>
+                <w:szCs w:val="24"/>
+                <w:lang w:val="es-PE"/>
+              </w:rPr>
+            </w:pPr>
+            <w:r>
+              <w:rPr>
+                <w:rFonts w:cs="Times New Roman"/>
+                <w:szCs w:val="24"/>
+                <w:lang w:val="es-PE"/>
+              </w:rPr>
+              <w:t>Tecnologías utilizadas</w:t>
+            </w:r>
+          </w:p>
+        </w:tc>
+        <w:tc>
+          <w:tcPr>
+            <w:tcW w:w="0" w:type="auto"/>
+            <w:hideMark/>
+          </w:tcPr>
+          <w:p>
+            <w:pPr>
+              <w:spacing w:after="160" w:line="276" w:lineRule="auto"/>
+              <w:rPr>
+                <w:rFonts w:cs="Times New Roman"/>
+                <w:szCs w:val="24"/>
+                <w:lang w:val="es-PE"/>
+              </w:rPr>
+            </w:pPr>
             <w:r>
               <w:rPr>
                 <w:rFonts w:cs="Times New Roman"/>
@@ -24800,7 +24143,79 @@
                 <w:szCs w:val="24"/>
                 <w:lang w:val="es-PE"/>
               </w:rPr>
-              <w:t xml:space="preserve"> Studio</w:t>
+              <w:t>9</w:t>
+            </w:r>
+          </w:p>
+        </w:tc>
+        <w:tc>
+          <w:tcPr>
+            <w:tcW w:w="0" w:type="auto"/>
+            <w:hideMark/>
+          </w:tcPr>
+          <w:p>
+            <w:pPr>
+              <w:spacing w:after="160" w:line="276" w:lineRule="auto"/>
+              <w:rPr>
+                <w:rFonts w:cs="Times New Roman"/>
+                <w:szCs w:val="24"/>
+                <w:lang w:val="es-PE"/>
+              </w:rPr>
+            </w:pPr>
+            <w:r>
+              <w:rPr>
+                <w:rFonts w:cs="Times New Roman"/>
+                <w:szCs w:val="24"/>
+                <w:lang w:val="es-PE"/>
+              </w:rPr>
+              <w:t>5</w:t>
+            </w:r>
+          </w:p>
+        </w:tc>
+        <w:tc>
+          <w:tcPr>
+            <w:tcW w:w="0" w:type="auto"/>
+            <w:hideMark/>
+          </w:tcPr>
+          <w:p>
+            <w:pPr>
+              <w:spacing w:after="160" w:line="276" w:lineRule="auto"/>
+              <w:rPr>
+                <w:rFonts w:cs="Times New Roman"/>
+                <w:szCs w:val="24"/>
+                <w:lang w:val="es-PE"/>
+              </w:rPr>
+            </w:pPr>
+            <w:r>
+              <w:rPr>
+                <w:rFonts w:cs="Times New Roman"/>
+                <w:szCs w:val="24"/>
+                <w:lang w:val="es-PE"/>
+              </w:rPr>
+              <w:t>5</w:t>
+            </w:r>
+          </w:p>
+        </w:tc>
+        <w:tc>
+          <w:tcPr>
+            <w:tcW w:w="0" w:type="auto"/>
+            <w:hideMark/>
+          </w:tcPr>
+          <w:p>
+            <w:pPr>
+              <w:spacing w:after="160" w:line="276" w:lineRule="auto"/>
+              <w:rPr>
+                <w:rFonts w:cs="Times New Roman"/>
+                <w:szCs w:val="24"/>
+                <w:lang w:val="es-PE"/>
+              </w:rPr>
+            </w:pPr>
+            <w:r>
+              <w:rPr>
+                <w:rFonts w:cs="Times New Roman"/>
+                <w:szCs w:val="24"/>
+                <w:lang w:val="es-PE"/>
+              </w:rPr>
+              <w:t>4</w:t>
             </w:r>
           </w:p>
         </w:tc>
@@ -24826,7 +24241,7 @@
                 <w:szCs w:val="24"/>
                 <w:lang w:val="es-PE"/>
               </w:rPr>
-              <w:t>Precio del proyecto</w:t>
+              <w:t>Soporte y mantenimiento</w:t>
             </w:r>
           </w:p>
         </w:tc>
@@ -24852,7 +24267,7 @@
                 <w:szCs w:val="24"/>
                 <w:lang w:val="es-PE"/>
               </w:rPr>
-              <w:t>6</w:t>
+              <w:t>2</w:t>
             </w:r>
           </w:p>
         </w:tc>
@@ -24876,7 +24291,7 @@
                 <w:szCs w:val="24"/>
                 <w:lang w:val="es-PE"/>
               </w:rPr>
-              <w:t>3</w:t>
+              <w:t>5</w:t>
             </w:r>
           </w:p>
         </w:tc>
@@ -24924,7 +24339,7 @@
                 <w:szCs w:val="24"/>
                 <w:lang w:val="es-PE"/>
               </w:rPr>
-              <w:t>5</w:t>
+              <w:t>3</w:t>
             </w:r>
           </w:p>
         </w:tc>
@@ -24950,7 +24365,7 @@
                 <w:szCs w:val="24"/>
                 <w:lang w:val="es-PE"/>
               </w:rPr>
-              <w:t>Experiencia en proyectos similares</w:t>
+              <w:t>Seguridad del software</w:t>
             </w:r>
           </w:p>
         </w:tc>
@@ -24976,7 +24391,7 @@
                 <w:szCs w:val="24"/>
                 <w:lang w:val="es-PE"/>
               </w:rPr>
-              <w:t>7</w:t>
+              <w:t>10</w:t>
             </w:r>
           </w:p>
         </w:tc>
@@ -25048,7 +24463,7 @@
                 <w:szCs w:val="24"/>
                 <w:lang w:val="es-PE"/>
               </w:rPr>
-              <w:t>3</w:t>
+              <w:t>4</w:t>
             </w:r>
           </w:p>
         </w:tc>
@@ -25074,7 +24489,7 @@
                 <w:szCs w:val="24"/>
                 <w:lang w:val="es-PE"/>
               </w:rPr>
-              <w:t>Tiempo de entrega</w:t>
+              <w:t>Escalabilidad</w:t>
             </w:r>
           </w:p>
         </w:tc>
@@ -25100,7 +24515,7 @@
                 <w:szCs w:val="24"/>
                 <w:lang w:val="es-PE"/>
               </w:rPr>
-              <w:t>5</w:t>
+              <w:t>8</w:t>
             </w:r>
           </w:p>
         </w:tc>
@@ -25124,7 +24539,7 @@
                 <w:szCs w:val="24"/>
                 <w:lang w:val="es-PE"/>
               </w:rPr>
-              <w:t>4</w:t>
+              <w:t>5</w:t>
             </w:r>
           </w:p>
         </w:tc>
@@ -25148,7 +24563,7 @@
                 <w:szCs w:val="24"/>
                 <w:lang w:val="es-PE"/>
               </w:rPr>
-              <w:t>3</w:t>
+              <w:t>4</w:t>
             </w:r>
           </w:p>
         </w:tc>
@@ -25172,7 +24587,7 @@
                 <w:szCs w:val="24"/>
                 <w:lang w:val="es-PE"/>
               </w:rPr>
-              <w:t>5</w:t>
+              <w:t>4</w:t>
             </w:r>
           </w:p>
         </w:tc>
@@ -25198,7 +24613,7 @@
                 <w:szCs w:val="24"/>
                 <w:lang w:val="es-PE"/>
               </w:rPr>
-              <w:t>Tecnologías utilizadas</w:t>
+              <w:t>Comunicación y gestión</w:t>
             </w:r>
           </w:p>
         </w:tc>
@@ -25224,7 +24639,7 @@
                 <w:szCs w:val="24"/>
                 <w:lang w:val="es-PE"/>
               </w:rPr>
-              <w:t>9</w:t>
+              <w:t>3</w:t>
             </w:r>
           </w:p>
         </w:tc>
@@ -25248,7 +24663,7 @@
                 <w:szCs w:val="24"/>
                 <w:lang w:val="es-PE"/>
               </w:rPr>
-              <w:t>5</w:t>
+              <w:t>4</w:t>
             </w:r>
           </w:p>
         </w:tc>
@@ -25272,7 +24687,7 @@
                 <w:szCs w:val="24"/>
                 <w:lang w:val="es-PE"/>
               </w:rPr>
-              <w:t>5</w:t>
+              <w:t>4</w:t>
             </w:r>
           </w:p>
         </w:tc>
@@ -25296,7 +24711,7 @@
                 <w:szCs w:val="24"/>
                 <w:lang w:val="es-PE"/>
               </w:rPr>
-              <w:t>4</w:t>
+              <w:t>5</w:t>
             </w:r>
           </w:p>
         </w:tc>
@@ -25322,7 +24737,7 @@
                 <w:szCs w:val="24"/>
                 <w:lang w:val="es-PE"/>
               </w:rPr>
-              <w:t>Soporte y mantenimiento</w:t>
+              <w:t>Garantía del servicio</w:t>
             </w:r>
           </w:p>
         </w:tc>
@@ -25348,7 +24763,7 @@
                 <w:szCs w:val="24"/>
                 <w:lang w:val="es-PE"/>
               </w:rPr>
-              <w:t>2</w:t>
+              <w:t>1</w:t>
             </w:r>
           </w:p>
         </w:tc>
@@ -25372,7 +24787,7 @@
                 <w:szCs w:val="24"/>
                 <w:lang w:val="es-PE"/>
               </w:rPr>
-              <w:t>5</w:t>
+              <w:t>4</w:t>
             </w:r>
           </w:p>
         </w:tc>
@@ -25396,7 +24811,7 @@
                 <w:szCs w:val="24"/>
                 <w:lang w:val="es-PE"/>
               </w:rPr>
-              <w:t>4</w:t>
+              <w:t>5</w:t>
             </w:r>
           </w:p>
         </w:tc>
@@ -25446,502 +24861,7 @@
                 <w:szCs w:val="24"/>
                 <w:lang w:val="es-PE"/>
               </w:rPr>
-              <w:t>Seguridad del software</w:t>
-            </w:r>
-          </w:p>
-        </w:tc>
-        <w:tc>
-          <w:tcPr>
-            <w:tcW w:w="0" w:type="auto"/>
-            <w:hideMark/>
-          </w:tcPr>
-          <w:p>
-            <w:pPr>
-              <w:spacing w:after="160" w:line="276" w:lineRule="auto"/>
-              <w:rPr>
-                <w:rFonts w:cs="Times New Roman"/>
-                <w:szCs w:val="24"/>
-                <w:lang w:val="es-PE"/>
-              </w:rPr>
-            </w:pPr>
-            <w:r>
-              <w:rPr>
-                <w:rFonts w:cs="Times New Roman"/>
-                <w:b/>
-                <w:bCs/>
-                <w:szCs w:val="24"/>
-                <w:lang w:val="es-PE"/>
-              </w:rPr>
-              <w:t>10</w:t>
-            </w:r>
-          </w:p>
-        </w:tc>
-        <w:tc>
-          <w:tcPr>
-            <w:tcW w:w="0" w:type="auto"/>
-            <w:hideMark/>
-          </w:tcPr>
-          <w:p>
-            <w:pPr>
-              <w:spacing w:after="160" w:line="276" w:lineRule="auto"/>
-              <w:rPr>
-                <w:rFonts w:cs="Times New Roman"/>
-                <w:szCs w:val="24"/>
-                <w:lang w:val="es-PE"/>
-              </w:rPr>
-            </w:pPr>
-            <w:r>
-              <w:rPr>
-                <w:rFonts w:cs="Times New Roman"/>
-                <w:szCs w:val="24"/>
-                <w:lang w:val="es-PE"/>
-              </w:rPr>
-              <w:t>5</w:t>
-            </w:r>
-          </w:p>
-        </w:tc>
-        <w:tc>
-          <w:tcPr>
-            <w:tcW w:w="0" w:type="auto"/>
-            <w:hideMark/>
-          </w:tcPr>
-          <w:p>
-            <w:pPr>
-              <w:spacing w:after="160" w:line="276" w:lineRule="auto"/>
-              <w:rPr>
-                <w:rFonts w:cs="Times New Roman"/>
-                <w:szCs w:val="24"/>
-                <w:lang w:val="es-PE"/>
-              </w:rPr>
-            </w:pPr>
-            <w:r>
-              <w:rPr>
-                <w:rFonts w:cs="Times New Roman"/>
-                <w:szCs w:val="24"/>
-                <w:lang w:val="es-PE"/>
-              </w:rPr>
-              <w:t>4</w:t>
-            </w:r>
-          </w:p>
-        </w:tc>
-        <w:tc>
-          <w:tcPr>
-            <w:tcW w:w="0" w:type="auto"/>
-            <w:hideMark/>
-          </w:tcPr>
-          <w:p>
-            <w:pPr>
-              <w:spacing w:after="160" w:line="276" w:lineRule="auto"/>
-              <w:rPr>
-                <w:rFonts w:cs="Times New Roman"/>
-                <w:szCs w:val="24"/>
-                <w:lang w:val="es-PE"/>
-              </w:rPr>
-            </w:pPr>
-            <w:r>
-              <w:rPr>
-                <w:rFonts w:cs="Times New Roman"/>
-                <w:szCs w:val="24"/>
-                <w:lang w:val="es-PE"/>
-              </w:rPr>
-              <w:t>4</w:t>
-            </w:r>
-          </w:p>
-        </w:tc>
-      </w:tr>
-      <w:tr>
-        <w:tc>
-          <w:tcPr>
-            <w:tcW w:w="0" w:type="auto"/>
-            <w:hideMark/>
-          </w:tcPr>
-          <w:p>
-            <w:pPr>
-              <w:spacing w:after="160" w:line="276" w:lineRule="auto"/>
-              <w:rPr>
-                <w:rFonts w:cs="Times New Roman"/>
-                <w:szCs w:val="24"/>
-                <w:lang w:val="es-PE"/>
-              </w:rPr>
-            </w:pPr>
-            <w:r>
-              <w:rPr>
-                <w:rFonts w:cs="Times New Roman"/>
-                <w:szCs w:val="24"/>
-                <w:lang w:val="es-PE"/>
-              </w:rPr>
-              <w:t>Escalabilidad</w:t>
-            </w:r>
-          </w:p>
-        </w:tc>
-        <w:tc>
-          <w:tcPr>
-            <w:tcW w:w="0" w:type="auto"/>
-            <w:hideMark/>
-          </w:tcPr>
-          <w:p>
-            <w:pPr>
-              <w:spacing w:after="160" w:line="276" w:lineRule="auto"/>
-              <w:rPr>
-                <w:rFonts w:cs="Times New Roman"/>
-                <w:szCs w:val="24"/>
-                <w:lang w:val="es-PE"/>
-              </w:rPr>
-            </w:pPr>
-            <w:r>
-              <w:rPr>
-                <w:rFonts w:cs="Times New Roman"/>
-                <w:b/>
-                <w:bCs/>
-                <w:szCs w:val="24"/>
-                <w:lang w:val="es-PE"/>
-              </w:rPr>
-              <w:t>8</w:t>
-            </w:r>
-          </w:p>
-        </w:tc>
-        <w:tc>
-          <w:tcPr>
-            <w:tcW w:w="0" w:type="auto"/>
-            <w:hideMark/>
-          </w:tcPr>
-          <w:p>
-            <w:pPr>
-              <w:spacing w:after="160" w:line="276" w:lineRule="auto"/>
-              <w:rPr>
-                <w:rFonts w:cs="Times New Roman"/>
-                <w:szCs w:val="24"/>
-                <w:lang w:val="es-PE"/>
-              </w:rPr>
-            </w:pPr>
-            <w:r>
-              <w:rPr>
-                <w:rFonts w:cs="Times New Roman"/>
-                <w:szCs w:val="24"/>
-                <w:lang w:val="es-PE"/>
-              </w:rPr>
-              <w:t>5</w:t>
-            </w:r>
-          </w:p>
-        </w:tc>
-        <w:tc>
-          <w:tcPr>
-            <w:tcW w:w="0" w:type="auto"/>
-            <w:hideMark/>
-          </w:tcPr>
-          <w:p>
-            <w:pPr>
-              <w:spacing w:after="160" w:line="276" w:lineRule="auto"/>
-              <w:rPr>
-                <w:rFonts w:cs="Times New Roman"/>
-                <w:szCs w:val="24"/>
-                <w:lang w:val="es-PE"/>
-              </w:rPr>
-            </w:pPr>
-            <w:r>
-              <w:rPr>
-                <w:rFonts w:cs="Times New Roman"/>
-                <w:szCs w:val="24"/>
-                <w:lang w:val="es-PE"/>
-              </w:rPr>
-              <w:t>4</w:t>
-            </w:r>
-          </w:p>
-        </w:tc>
-        <w:tc>
-          <w:tcPr>
-            <w:tcW w:w="0" w:type="auto"/>
-            <w:hideMark/>
-          </w:tcPr>
-          <w:p>
-            <w:pPr>
-              <w:spacing w:after="160" w:line="276" w:lineRule="auto"/>
-              <w:rPr>
-                <w:rFonts w:cs="Times New Roman"/>
-                <w:szCs w:val="24"/>
-                <w:lang w:val="es-PE"/>
-              </w:rPr>
-            </w:pPr>
-            <w:r>
-              <w:rPr>
-                <w:rFonts w:cs="Times New Roman"/>
-                <w:szCs w:val="24"/>
-                <w:lang w:val="es-PE"/>
-              </w:rPr>
-              <w:t>4</w:t>
-            </w:r>
-          </w:p>
-        </w:tc>
-      </w:tr>
-      <w:tr>
-        <w:tc>
-          <w:tcPr>
-            <w:tcW w:w="0" w:type="auto"/>
-            <w:hideMark/>
-          </w:tcPr>
-          <w:p>
-            <w:pPr>
-              <w:spacing w:after="160" w:line="276" w:lineRule="auto"/>
-              <w:rPr>
-                <w:rFonts w:cs="Times New Roman"/>
-                <w:szCs w:val="24"/>
-                <w:lang w:val="es-PE"/>
-              </w:rPr>
-            </w:pPr>
-            <w:r>
-              <w:rPr>
-                <w:rFonts w:cs="Times New Roman"/>
-                <w:szCs w:val="24"/>
-                <w:lang w:val="es-PE"/>
-              </w:rPr>
-              <w:t>Comunicación y gestión</w:t>
-            </w:r>
-          </w:p>
-        </w:tc>
-        <w:tc>
-          <w:tcPr>
-            <w:tcW w:w="0" w:type="auto"/>
-            <w:hideMark/>
-          </w:tcPr>
-          <w:p>
-            <w:pPr>
-              <w:spacing w:after="160" w:line="276" w:lineRule="auto"/>
-              <w:rPr>
-                <w:rFonts w:cs="Times New Roman"/>
-                <w:szCs w:val="24"/>
-                <w:lang w:val="es-PE"/>
-              </w:rPr>
-            </w:pPr>
-            <w:r>
-              <w:rPr>
-                <w:rFonts w:cs="Times New Roman"/>
-                <w:b/>
-                <w:bCs/>
-                <w:szCs w:val="24"/>
-                <w:lang w:val="es-PE"/>
-              </w:rPr>
-              <w:t>3</w:t>
-            </w:r>
-          </w:p>
-        </w:tc>
-        <w:tc>
-          <w:tcPr>
-            <w:tcW w:w="0" w:type="auto"/>
-            <w:hideMark/>
-          </w:tcPr>
-          <w:p>
-            <w:pPr>
-              <w:spacing w:after="160" w:line="276" w:lineRule="auto"/>
-              <w:rPr>
-                <w:rFonts w:cs="Times New Roman"/>
-                <w:szCs w:val="24"/>
-                <w:lang w:val="es-PE"/>
-              </w:rPr>
-            </w:pPr>
-            <w:r>
-              <w:rPr>
-                <w:rFonts w:cs="Times New Roman"/>
-                <w:szCs w:val="24"/>
-                <w:lang w:val="es-PE"/>
-              </w:rPr>
-              <w:t>4</w:t>
-            </w:r>
-          </w:p>
-        </w:tc>
-        <w:tc>
-          <w:tcPr>
-            <w:tcW w:w="0" w:type="auto"/>
-            <w:hideMark/>
-          </w:tcPr>
-          <w:p>
-            <w:pPr>
-              <w:spacing w:after="160" w:line="276" w:lineRule="auto"/>
-              <w:rPr>
-                <w:rFonts w:cs="Times New Roman"/>
-                <w:szCs w:val="24"/>
-                <w:lang w:val="es-PE"/>
-              </w:rPr>
-            </w:pPr>
-            <w:r>
-              <w:rPr>
-                <w:rFonts w:cs="Times New Roman"/>
-                <w:szCs w:val="24"/>
-                <w:lang w:val="es-PE"/>
-              </w:rPr>
-              <w:t>4</w:t>
-            </w:r>
-          </w:p>
-        </w:tc>
-        <w:tc>
-          <w:tcPr>
-            <w:tcW w:w="0" w:type="auto"/>
-            <w:hideMark/>
-          </w:tcPr>
-          <w:p>
-            <w:pPr>
-              <w:spacing w:after="160" w:line="276" w:lineRule="auto"/>
-              <w:rPr>
-                <w:rFonts w:cs="Times New Roman"/>
-                <w:szCs w:val="24"/>
-                <w:lang w:val="es-PE"/>
-              </w:rPr>
-            </w:pPr>
-            <w:r>
-              <w:rPr>
-                <w:rFonts w:cs="Times New Roman"/>
-                <w:szCs w:val="24"/>
-                <w:lang w:val="es-PE"/>
-              </w:rPr>
-              <w:t>5</w:t>
-            </w:r>
-          </w:p>
-        </w:tc>
-      </w:tr>
-      <w:tr>
-        <w:tc>
-          <w:tcPr>
-            <w:tcW w:w="0" w:type="auto"/>
-            <w:hideMark/>
-          </w:tcPr>
-          <w:p>
-            <w:pPr>
-              <w:spacing w:after="160" w:line="276" w:lineRule="auto"/>
-              <w:rPr>
-                <w:rFonts w:cs="Times New Roman"/>
-                <w:szCs w:val="24"/>
-                <w:lang w:val="es-PE"/>
-              </w:rPr>
-            </w:pPr>
-            <w:r>
-              <w:rPr>
-                <w:rFonts w:cs="Times New Roman"/>
-                <w:szCs w:val="24"/>
-                <w:lang w:val="es-PE"/>
-              </w:rPr>
-              <w:t>Garantía del servicio</w:t>
-            </w:r>
-          </w:p>
-        </w:tc>
-        <w:tc>
-          <w:tcPr>
-            <w:tcW w:w="0" w:type="auto"/>
-            <w:hideMark/>
-          </w:tcPr>
-          <w:p>
-            <w:pPr>
-              <w:spacing w:after="160" w:line="276" w:lineRule="auto"/>
-              <w:rPr>
-                <w:rFonts w:cs="Times New Roman"/>
-                <w:szCs w:val="24"/>
-                <w:lang w:val="es-PE"/>
-              </w:rPr>
-            </w:pPr>
-            <w:r>
-              <w:rPr>
-                <w:rFonts w:cs="Times New Roman"/>
-                <w:b/>
-                <w:bCs/>
-                <w:szCs w:val="24"/>
-                <w:lang w:val="es-PE"/>
-              </w:rPr>
-              <w:t>1</w:t>
-            </w:r>
-          </w:p>
-        </w:tc>
-        <w:tc>
-          <w:tcPr>
-            <w:tcW w:w="0" w:type="auto"/>
-            <w:hideMark/>
-          </w:tcPr>
-          <w:p>
-            <w:pPr>
-              <w:spacing w:after="160" w:line="276" w:lineRule="auto"/>
-              <w:rPr>
-                <w:rFonts w:cs="Times New Roman"/>
-                <w:szCs w:val="24"/>
-                <w:lang w:val="es-PE"/>
-              </w:rPr>
-            </w:pPr>
-            <w:r>
-              <w:rPr>
-                <w:rFonts w:cs="Times New Roman"/>
-                <w:szCs w:val="24"/>
-                <w:lang w:val="es-PE"/>
-              </w:rPr>
-              <w:t>4</w:t>
-            </w:r>
-          </w:p>
-        </w:tc>
-        <w:tc>
-          <w:tcPr>
-            <w:tcW w:w="0" w:type="auto"/>
-            <w:hideMark/>
-          </w:tcPr>
-          <w:p>
-            <w:pPr>
-              <w:spacing w:after="160" w:line="276" w:lineRule="auto"/>
-              <w:rPr>
-                <w:rFonts w:cs="Times New Roman"/>
-                <w:szCs w:val="24"/>
-                <w:lang w:val="es-PE"/>
-              </w:rPr>
-            </w:pPr>
-            <w:r>
-              <w:rPr>
-                <w:rFonts w:cs="Times New Roman"/>
-                <w:szCs w:val="24"/>
-                <w:lang w:val="es-PE"/>
-              </w:rPr>
-              <w:t>5</w:t>
-            </w:r>
-          </w:p>
-        </w:tc>
-        <w:tc>
-          <w:tcPr>
-            <w:tcW w:w="0" w:type="auto"/>
-            <w:hideMark/>
-          </w:tcPr>
-          <w:p>
-            <w:pPr>
-              <w:spacing w:after="160" w:line="276" w:lineRule="auto"/>
-              <w:rPr>
-                <w:rFonts w:cs="Times New Roman"/>
-                <w:szCs w:val="24"/>
-                <w:lang w:val="es-PE"/>
-              </w:rPr>
-            </w:pPr>
-            <w:r>
-              <w:rPr>
-                <w:rFonts w:cs="Times New Roman"/>
-                <w:szCs w:val="24"/>
-                <w:lang w:val="es-PE"/>
-              </w:rPr>
-              <w:t>3</w:t>
-            </w:r>
-          </w:p>
-        </w:tc>
-      </w:tr>
-      <w:tr>
-        <w:tc>
-          <w:tcPr>
-            <w:tcW w:w="0" w:type="auto"/>
-            <w:hideMark/>
-          </w:tcPr>
-          <w:p>
-            <w:pPr>
-              <w:spacing w:after="160" w:line="276" w:lineRule="auto"/>
-              <w:rPr>
-                <w:rFonts w:cs="Times New Roman"/>
-                <w:szCs w:val="24"/>
-                <w:lang w:val="es-PE"/>
-              </w:rPr>
-            </w:pPr>
-            <w:r>
-              <w:rPr>
-                <w:rFonts w:cs="Times New Roman"/>
-                <w:szCs w:val="24"/>
-                <w:lang w:val="es-PE"/>
-              </w:rPr>
+              <w:lastRenderedPageBreak/>
               <w:t>Reputación del proveedor</w:t>
             </w:r>
           </w:p>
@@ -26208,7 +25128,6 @@
                 <w:bCs/>
                 <w:szCs w:val="24"/>
               </w:rPr>
-              <w:lastRenderedPageBreak/>
               <w:t>Proveedor</w:t>
             </w:r>
           </w:p>
@@ -26254,21 +25173,12 @@
                 <w:szCs w:val="24"/>
               </w:rPr>
             </w:pPr>
-            <w:proofErr w:type="spellStart"/>
-            <w:r>
-              <w:rPr>
-                <w:rFonts w:cs="Times New Roman"/>
-                <w:szCs w:val="24"/>
-              </w:rPr>
-              <w:t>TechNova</w:t>
-            </w:r>
-            <w:proofErr w:type="spellEnd"/>
-            <w:r>
-              <w:rPr>
-                <w:rFonts w:cs="Times New Roman"/>
-                <w:szCs w:val="24"/>
-              </w:rPr>
-              <w:t xml:space="preserve"> Solutions</w:t>
+            <w:r>
+              <w:rPr>
+                <w:rFonts w:cs="Times New Roman"/>
+                <w:szCs w:val="24"/>
+              </w:rPr>
+              <w:t>TechNova Solutions</w:t>
             </w:r>
           </w:p>
         </w:tc>
@@ -26310,21 +25220,12 @@
                 <w:szCs w:val="24"/>
               </w:rPr>
             </w:pPr>
-            <w:proofErr w:type="spellStart"/>
-            <w:r>
-              <w:rPr>
-                <w:rFonts w:cs="Times New Roman"/>
-                <w:szCs w:val="24"/>
-              </w:rPr>
-              <w:t>SoftGreen</w:t>
-            </w:r>
-            <w:proofErr w:type="spellEnd"/>
-            <w:r>
-              <w:rPr>
-                <w:rFonts w:cs="Times New Roman"/>
-                <w:szCs w:val="24"/>
-              </w:rPr>
-              <w:t xml:space="preserve"> Technologies</w:t>
+            <w:r>
+              <w:rPr>
+                <w:rFonts w:cs="Times New Roman"/>
+                <w:szCs w:val="24"/>
+              </w:rPr>
+              <w:t>SoftGreen Technologies</w:t>
             </w:r>
           </w:p>
         </w:tc>
@@ -26366,21 +25267,12 @@
                 <w:szCs w:val="24"/>
               </w:rPr>
             </w:pPr>
-            <w:proofErr w:type="spellStart"/>
-            <w:r>
-              <w:rPr>
-                <w:rFonts w:cs="Times New Roman"/>
-                <w:szCs w:val="24"/>
-              </w:rPr>
-              <w:t>InnovaCode</w:t>
-            </w:r>
-            <w:proofErr w:type="spellEnd"/>
-            <w:r>
-              <w:rPr>
-                <w:rFonts w:cs="Times New Roman"/>
-                <w:szCs w:val="24"/>
-              </w:rPr>
-              <w:t xml:space="preserve"> Studio</w:t>
+            <w:r>
+              <w:rPr>
+                <w:rFonts w:cs="Times New Roman"/>
+                <w:szCs w:val="24"/>
+              </w:rPr>
+              <w:t>InnovaCode Studio</w:t>
             </w:r>
           </w:p>
         </w:tc>
@@ -26483,9 +25375,26 @@
                 <w:szCs w:val="24"/>
                 <w:lang w:val="es-PE"/>
               </w:rPr>
-              <w:t xml:space="preserve">Justificación de la selección de </w:t>
-            </w:r>
-            <w:proofErr w:type="spellStart"/>
+              <w:t>Justificación de la selección de TechNova Solutions</w:t>
+            </w:r>
+          </w:p>
+        </w:tc>
+      </w:tr>
+      <w:tr>
+        <w:tc>
+          <w:tcPr>
+            <w:tcW w:w="0" w:type="auto"/>
+            <w:hideMark/>
+          </w:tcPr>
+          <w:p>
+            <w:pPr>
+              <w:spacing w:after="160" w:line="276" w:lineRule="auto"/>
+              <w:rPr>
+                <w:rFonts w:cs="Times New Roman"/>
+                <w:szCs w:val="24"/>
+                <w:lang w:val="es-PE"/>
+              </w:rPr>
+            </w:pPr>
             <w:r>
               <w:rPr>
                 <w:rFonts w:cs="Times New Roman"/>
@@ -26494,9 +25403,32 @@
                 <w:szCs w:val="24"/>
                 <w:lang w:val="es-PE"/>
               </w:rPr>
-              <w:t>TechNova</w:t>
-            </w:r>
-            <w:proofErr w:type="spellEnd"/>
+              <w:t>Resultado obtenido</w:t>
+            </w:r>
+          </w:p>
+        </w:tc>
+        <w:tc>
+          <w:tcPr>
+            <w:tcW w:w="0" w:type="auto"/>
+            <w:hideMark/>
+          </w:tcPr>
+          <w:p>
+            <w:pPr>
+              <w:spacing w:after="160" w:line="276" w:lineRule="auto"/>
+              <w:rPr>
+                <w:rFonts w:cs="Times New Roman"/>
+                <w:szCs w:val="24"/>
+                <w:lang w:val="es-PE"/>
+              </w:rPr>
+            </w:pPr>
+            <w:r>
+              <w:rPr>
+                <w:rFonts w:cs="Times New Roman"/>
+                <w:szCs w:val="24"/>
+                <w:lang w:val="es-PE"/>
+              </w:rPr>
+              <w:t>Obtuvo el mayor puntaje ponderado (</w:t>
+            </w:r>
             <w:r>
               <w:rPr>
                 <w:rFonts w:cs="Times New Roman"/>
@@ -26505,7 +25437,15 @@
                 <w:szCs w:val="24"/>
                 <w:lang w:val="es-PE"/>
               </w:rPr>
-              <w:t xml:space="preserve"> Solutions</w:t>
+              <w:t>254 puntos</w:t>
+            </w:r>
+            <w:r>
+              <w:rPr>
+                <w:rFonts w:cs="Times New Roman"/>
+                <w:szCs w:val="24"/>
+                <w:lang w:val="es-PE"/>
+              </w:rPr>
+              <w:t>), superando a SoftGreen Technologies (225) e InnovaCode Studio (220).</w:t>
             </w:r>
           </w:p>
         </w:tc>
@@ -26533,7 +25473,7 @@
                 <w:szCs w:val="24"/>
                 <w:lang w:val="es-PE"/>
               </w:rPr>
-              <w:t>Resultado obtenido</w:t>
+              <w:t>Seguridad del software (Peso 10)</w:t>
             </w:r>
           </w:p>
         </w:tc>
@@ -26557,8 +25497,26 @@
                 <w:szCs w:val="24"/>
                 <w:lang w:val="es-PE"/>
               </w:rPr>
-              <w:t>Obtuvo el mayor puntaje ponderado (</w:t>
-            </w:r>
+              <w:t>Alcanzó la máxima calificación. Este criterio fue el más importante debido a que la plataforma gestionará datos personales, órdenes de compra y pagos electrónicos, requiriendo altos estándares de ciberseguridad.</w:t>
+            </w:r>
+          </w:p>
+        </w:tc>
+      </w:tr>
+      <w:tr>
+        <w:tc>
+          <w:tcPr>
+            <w:tcW w:w="0" w:type="auto"/>
+            <w:hideMark/>
+          </w:tcPr>
+          <w:p>
+            <w:pPr>
+              <w:spacing w:after="160" w:line="276" w:lineRule="auto"/>
+              <w:rPr>
+                <w:rFonts w:cs="Times New Roman"/>
+                <w:szCs w:val="24"/>
+                <w:lang w:val="es-PE"/>
+              </w:rPr>
+            </w:pPr>
             <w:r>
               <w:rPr>
                 <w:rFonts w:cs="Times New Roman"/>
@@ -26567,51 +25525,31 @@
                 <w:szCs w:val="24"/>
                 <w:lang w:val="es-PE"/>
               </w:rPr>
-              <w:t>254 puntos</w:t>
-            </w:r>
-            <w:r>
-              <w:rPr>
-                <w:rFonts w:cs="Times New Roman"/>
-                <w:szCs w:val="24"/>
-                <w:lang w:val="es-PE"/>
-              </w:rPr>
-              <w:t xml:space="preserve">), superando a </w:t>
-            </w:r>
-            <w:proofErr w:type="spellStart"/>
-            <w:r>
-              <w:rPr>
-                <w:rFonts w:cs="Times New Roman"/>
-                <w:szCs w:val="24"/>
-                <w:lang w:val="es-PE"/>
-              </w:rPr>
-              <w:t>SoftGreen</w:t>
-            </w:r>
-            <w:proofErr w:type="spellEnd"/>
-            <w:r>
-              <w:rPr>
-                <w:rFonts w:cs="Times New Roman"/>
-                <w:szCs w:val="24"/>
-                <w:lang w:val="es-PE"/>
-              </w:rPr>
-              <w:t xml:space="preserve"> Technologies (225) e </w:t>
-            </w:r>
-            <w:proofErr w:type="spellStart"/>
-            <w:r>
-              <w:rPr>
-                <w:rFonts w:cs="Times New Roman"/>
-                <w:szCs w:val="24"/>
-                <w:lang w:val="es-PE"/>
-              </w:rPr>
-              <w:t>InnovaCode</w:t>
-            </w:r>
-            <w:proofErr w:type="spellEnd"/>
-            <w:r>
-              <w:rPr>
-                <w:rFonts w:cs="Times New Roman"/>
-                <w:szCs w:val="24"/>
-                <w:lang w:val="es-PE"/>
-              </w:rPr>
-              <w:t xml:space="preserve"> Studio (220).</w:t>
+              <w:t>Tecnologías utilizadas (Peso 9)</w:t>
+            </w:r>
+          </w:p>
+        </w:tc>
+        <w:tc>
+          <w:tcPr>
+            <w:tcW w:w="0" w:type="auto"/>
+            <w:hideMark/>
+          </w:tcPr>
+          <w:p>
+            <w:pPr>
+              <w:spacing w:after="160" w:line="276" w:lineRule="auto"/>
+              <w:rPr>
+                <w:rFonts w:cs="Times New Roman"/>
+                <w:szCs w:val="24"/>
+                <w:lang w:val="es-PE"/>
+              </w:rPr>
+            </w:pPr>
+            <w:r>
+              <w:rPr>
+                <w:rFonts w:cs="Times New Roman"/>
+                <w:szCs w:val="24"/>
+                <w:lang w:val="es-PE"/>
+              </w:rPr>
+              <w:t>Emplea tecnologías modernas y escalables que facilitan el mantenimiento, la integración con nuevos servicios y la evolución futura del sistema.</w:t>
             </w:r>
           </w:p>
         </w:tc>
@@ -26639,7 +25577,7 @@
                 <w:szCs w:val="24"/>
                 <w:lang w:val="es-PE"/>
               </w:rPr>
-              <w:t>Seguridad del software (Peso 10)</w:t>
+              <w:t>Escalabilidad (Peso 8)</w:t>
             </w:r>
           </w:p>
         </w:tc>
@@ -26663,7 +25601,7 @@
                 <w:szCs w:val="24"/>
                 <w:lang w:val="es-PE"/>
               </w:rPr>
-              <w:t>Alcanzó la máxima calificación. Este criterio fue el más importante debido a que la plataforma gestionará datos personales, órdenes de compra y pagos electrónicos, requiriendo altos estándares de ciberseguridad.</w:t>
+              <w:t>Su propuesta permite incorporar nuevas funcionalidades y soportar el crecimiento de usuarios y transacciones sin afectar el rendimiento.</w:t>
             </w:r>
           </w:p>
         </w:tc>
@@ -26691,7 +25629,7 @@
                 <w:szCs w:val="24"/>
                 <w:lang w:val="es-PE"/>
               </w:rPr>
-              <w:t>Tecnologías utilizadas (Peso 9)</w:t>
+              <w:t>Experiencia en proyectos similares (Peso 7)</w:t>
             </w:r>
           </w:p>
         </w:tc>
@@ -26715,7 +25653,7 @@
                 <w:szCs w:val="24"/>
                 <w:lang w:val="es-PE"/>
               </w:rPr>
-              <w:t>Emplea tecnologías modernas y escalables que facilitan el mantenimiento, la integración con nuevos servicios y la evolución futura del sistema.</w:t>
+              <w:t>Cuenta con amplia experiencia en el desarrollo de plataformas web empresariales y marketplaces, reduciendo el riesgo durante la ejecución del proyecto.</w:t>
             </w:r>
           </w:p>
         </w:tc>
@@ -26743,7 +25681,7 @@
                 <w:szCs w:val="24"/>
                 <w:lang w:val="es-PE"/>
               </w:rPr>
-              <w:t>Escalabilidad (Peso 8)</w:t>
+              <w:t>Precio del proyecto (Peso 6)</w:t>
             </w:r>
           </w:p>
         </w:tc>
@@ -26767,7 +25705,7 @@
                 <w:szCs w:val="24"/>
                 <w:lang w:val="es-PE"/>
               </w:rPr>
-              <w:t>Su propuesta permite incorporar nuevas funcionalidades y soportar el crecimiento de usuarios y transacciones sin afectar el rendimiento.</w:t>
+              <w:t>Aunque no presentó la oferta de menor costo, ofrece una mejor relación costo-beneficio considerando la calidad técnica y la seguridad de la solución.</w:t>
             </w:r>
           </w:p>
         </w:tc>
@@ -26795,7 +25733,7 @@
                 <w:szCs w:val="24"/>
                 <w:lang w:val="es-PE"/>
               </w:rPr>
-              <w:t>Experiencia en proyectos similares (Peso 7)</w:t>
+              <w:t>Fortalezas adicionales</w:t>
             </w:r>
           </w:p>
         </w:tc>
@@ -26819,25 +25757,7 @@
                 <w:szCs w:val="24"/>
                 <w:lang w:val="es-PE"/>
               </w:rPr>
-              <w:t xml:space="preserve">Cuenta con amplia experiencia en el desarrollo de plataformas web empresariales y </w:t>
-            </w:r>
-            <w:proofErr w:type="spellStart"/>
-            <w:r>
-              <w:rPr>
-                <w:rFonts w:cs="Times New Roman"/>
-                <w:szCs w:val="24"/>
-                <w:lang w:val="es-PE"/>
-              </w:rPr>
-              <w:t>marketplaces</w:t>
-            </w:r>
-            <w:proofErr w:type="spellEnd"/>
-            <w:r>
-              <w:rPr>
-                <w:rFonts w:cs="Times New Roman"/>
-                <w:szCs w:val="24"/>
-                <w:lang w:val="es-PE"/>
-              </w:rPr>
-              <w:t>, reduciendo el riesgo durante la ejecución del proyecto.</w:t>
+              <w:t>Obtuvo buenas calificaciones en soporte y mantenimiento, reputación del proveedor, comunicación y gestión del proyecto, y garantía del servicio, demostrando capacidad para brindar acompañamiento durante todo el ciclo de vida del software.</w:t>
             </w:r>
           </w:p>
         </w:tc>
@@ -26865,7 +25785,7 @@
                 <w:szCs w:val="24"/>
                 <w:lang w:val="es-PE"/>
               </w:rPr>
-              <w:t>Precio del proyecto (Peso 6)</w:t>
+              <w:t>Conclusión</w:t>
             </w:r>
           </w:p>
         </w:tc>
@@ -26889,26 +25809,8 @@
                 <w:szCs w:val="24"/>
                 <w:lang w:val="es-PE"/>
               </w:rPr>
-              <w:t>Aunque no presentó la oferta de menor costo, ofrece una mejor relación costo-beneficio considerando la calidad técnica y la seguridad de la solución.</w:t>
-            </w:r>
-          </w:p>
-        </w:tc>
-      </w:tr>
-      <w:tr>
-        <w:tc>
-          <w:tcPr>
-            <w:tcW w:w="0" w:type="auto"/>
-            <w:hideMark/>
-          </w:tcPr>
-          <w:p>
-            <w:pPr>
-              <w:spacing w:after="160" w:line="276" w:lineRule="auto"/>
-              <w:rPr>
-                <w:rFonts w:cs="Times New Roman"/>
-                <w:szCs w:val="24"/>
-                <w:lang w:val="es-PE"/>
-              </w:rPr>
-            </w:pPr>
+              <w:t xml:space="preserve">Se seleccionó a </w:t>
+            </w:r>
             <w:r>
               <w:rPr>
                 <w:rFonts w:cs="Times New Roman"/>
@@ -26917,113 +25819,24 @@
                 <w:szCs w:val="24"/>
                 <w:lang w:val="es-PE"/>
               </w:rPr>
-              <w:t>Fortalezas adicionales</w:t>
-            </w:r>
-          </w:p>
-        </w:tc>
-        <w:tc>
-          <w:tcPr>
-            <w:tcW w:w="0" w:type="auto"/>
-            <w:hideMark/>
-          </w:tcPr>
-          <w:p>
-            <w:pPr>
-              <w:spacing w:after="160" w:line="276" w:lineRule="auto"/>
-              <w:rPr>
-                <w:rFonts w:cs="Times New Roman"/>
-                <w:szCs w:val="24"/>
-                <w:lang w:val="es-PE"/>
-              </w:rPr>
-            </w:pPr>
-            <w:r>
-              <w:rPr>
-                <w:rFonts w:cs="Times New Roman"/>
-                <w:szCs w:val="24"/>
-                <w:lang w:val="es-PE"/>
-              </w:rPr>
-              <w:t>Obtuvo buenas calificaciones en soporte y mantenimiento, reputación del proveedor, comunicación y gestión del proyecto, y garantía del servicio, demostrando capacidad para brindar acompañamiento durante todo el ciclo de vida del software.</w:t>
-            </w:r>
-          </w:p>
-        </w:tc>
-      </w:tr>
-      <w:tr>
-        <w:tc>
-          <w:tcPr>
-            <w:tcW w:w="0" w:type="auto"/>
-            <w:hideMark/>
-          </w:tcPr>
-          <w:p>
-            <w:pPr>
-              <w:spacing w:after="160" w:line="276" w:lineRule="auto"/>
-              <w:rPr>
-                <w:rFonts w:cs="Times New Roman"/>
-                <w:szCs w:val="24"/>
-                <w:lang w:val="es-PE"/>
-              </w:rPr>
-            </w:pPr>
-            <w:r>
-              <w:rPr>
-                <w:rFonts w:cs="Times New Roman"/>
-                <w:b/>
-                <w:bCs/>
-                <w:szCs w:val="24"/>
-                <w:lang w:val="es-PE"/>
-              </w:rPr>
-              <w:t>Conclusión</w:t>
-            </w:r>
-          </w:p>
-        </w:tc>
-        <w:tc>
-          <w:tcPr>
-            <w:tcW w:w="0" w:type="auto"/>
-            <w:hideMark/>
-          </w:tcPr>
-          <w:p>
-            <w:pPr>
-              <w:spacing w:after="160" w:line="276" w:lineRule="auto"/>
-              <w:rPr>
-                <w:rFonts w:cs="Times New Roman"/>
-                <w:szCs w:val="24"/>
-                <w:lang w:val="es-PE"/>
-              </w:rPr>
-            </w:pPr>
-            <w:r>
-              <w:rPr>
-                <w:rFonts w:cs="Times New Roman"/>
-                <w:szCs w:val="24"/>
-                <w:lang w:val="es-PE"/>
-              </w:rPr>
-              <w:t xml:space="preserve">Se seleccionó a </w:t>
-            </w:r>
-            <w:proofErr w:type="spellStart"/>
-            <w:r>
-              <w:rPr>
-                <w:rFonts w:cs="Times New Roman"/>
-                <w:b/>
-                <w:bCs/>
-                <w:szCs w:val="24"/>
-                <w:lang w:val="es-PE"/>
-              </w:rPr>
-              <w:t>TechNova</w:t>
-            </w:r>
-            <w:proofErr w:type="spellEnd"/>
-            <w:r>
-              <w:rPr>
-                <w:rFonts w:cs="Times New Roman"/>
-                <w:b/>
-                <w:bCs/>
-                <w:szCs w:val="24"/>
-                <w:lang w:val="es-PE"/>
-              </w:rPr>
-              <w:t xml:space="preserve"> Solutions</w:t>
-            </w:r>
-            <w:r>
-              <w:rPr>
-                <w:rFonts w:cs="Times New Roman"/>
-                <w:szCs w:val="24"/>
-                <w:lang w:val="es-PE"/>
-              </w:rPr>
-              <w:t xml:space="preserve"> por obtener la mayor puntuación global y destacar en los criterios de mayor importancia para el proyecto, especialmente seguridad, tecnologías utilizadas, escalabilidad y experiencia, asegurando una solución confiable, segura y preparada para el crecimiento futuro.</w:t>
+              <w:t>TechNova Solutions</w:t>
+            </w:r>
+            <w:r>
+              <w:rPr>
+                <w:rFonts w:cs="Times New Roman"/>
+                <w:szCs w:val="24"/>
+                <w:lang w:val="es-PE"/>
+              </w:rPr>
+              <w:t xml:space="preserve"> por obtener la mayor puntuación global y destacar en los criterios de mayor importancia para el proyecto, especialmente seguridad, tecnologías utilizadas, escalabilidad y experiencia, asegurando </w:t>
+            </w:r>
+            <w:r>
+              <w:rPr>
+                <w:rFonts w:cs="Times New Roman"/>
+                <w:szCs w:val="24"/>
+                <w:lang w:val="es-PE"/>
+              </w:rPr>
+              <w:lastRenderedPageBreak/>
+              <w:t>una solución confiable, segura y preparada para el crecimiento futuro.</w:t>
             </w:r>
           </w:p>
         </w:tc>
@@ -27064,7 +25877,6 @@
           <w:sz w:val="24"/>
           <w:szCs w:val="24"/>
         </w:rPr>
-        <w:lastRenderedPageBreak/>
         <w:t>CAPITULO III</w:t>
       </w:r>
       <w:bookmarkEnd w:id="8"/>
@@ -27375,18 +26187,8 @@
                 <w:color w:val="000000" w:themeColor="text1"/>
                 <w:szCs w:val="24"/>
               </w:rPr>
-              <w:t xml:space="preserve">Formato de </w:t>
-            </w:r>
-            <w:proofErr w:type="spellStart"/>
-            <w:r>
-              <w:rPr>
-                <w:rFonts w:eastAsia="Times New Roman" w:cs="Times New Roman"/>
-                <w:color w:val="000000" w:themeColor="text1"/>
-                <w:szCs w:val="24"/>
-              </w:rPr>
-              <w:t>Impresion</w:t>
-            </w:r>
-            <w:proofErr w:type="spellEnd"/>
+              <w:t>Formato de Impresion</w:t>
+            </w:r>
           </w:p>
           <w:p>
             <w:pPr>
@@ -27439,7 +26241,6 @@
                 <w:szCs w:val="24"/>
               </w:rPr>
             </w:pPr>
-            <w:proofErr w:type="spellStart"/>
             <w:r>
               <w:rPr>
                 <w:rFonts w:eastAsia="Times New Roman" w:cs="Times New Roman"/>
@@ -27448,7 +26249,6 @@
               </w:rPr>
               <w:t>Notificacion</w:t>
             </w:r>
-            <w:proofErr w:type="spellEnd"/>
           </w:p>
         </w:tc>
       </w:tr>
@@ -28529,88 +27329,14 @@
           <w:szCs w:val="24"/>
         </w:rPr>
       </w:pPr>
-      <w:proofErr w:type="spellStart"/>
       <w:r>
         <w:rPr>
           <w:rFonts w:ascii="Times New Roman" w:hAnsi="Times New Roman" w:cs="Times New Roman"/>
           <w:sz w:val="24"/>
           <w:szCs w:val="24"/>
         </w:rPr>
-        <w:t>Vease</w:t>
-      </w:r>
-      <w:proofErr w:type="spellEnd"/>
-      <w:r>
-        <w:rPr>
-          <w:rFonts w:ascii="Times New Roman" w:hAnsi="Times New Roman" w:cs="Times New Roman"/>
-          <w:sz w:val="24"/>
-          <w:szCs w:val="24"/>
-        </w:rPr>
-        <w:t xml:space="preserve">: 01 </w:t>
-      </w:r>
-      <w:proofErr w:type="spellStart"/>
-      <w:r>
-        <w:rPr>
-          <w:rFonts w:ascii="Times New Roman" w:hAnsi="Times New Roman" w:cs="Times New Roman"/>
-          <w:sz w:val="24"/>
-          <w:szCs w:val="24"/>
-        </w:rPr>
-        <w:t>Documentacion</w:t>
-      </w:r>
-      <w:proofErr w:type="spellEnd"/>
-      <w:r>
-        <w:rPr>
-          <w:rFonts w:ascii="Times New Roman" w:hAnsi="Times New Roman" w:cs="Times New Roman"/>
-          <w:sz w:val="24"/>
-          <w:szCs w:val="24"/>
-        </w:rPr>
-        <w:t xml:space="preserve">/01.02 </w:t>
-      </w:r>
-      <w:proofErr w:type="spellStart"/>
-      <w:r>
-        <w:rPr>
-          <w:rFonts w:ascii="Times New Roman" w:hAnsi="Times New Roman" w:cs="Times New Roman"/>
-          <w:sz w:val="24"/>
-          <w:szCs w:val="24"/>
-        </w:rPr>
-        <w:t>Analisis</w:t>
-      </w:r>
-      <w:proofErr w:type="spellEnd"/>
-      <w:r>
-        <w:rPr>
-          <w:rFonts w:ascii="Times New Roman" w:hAnsi="Times New Roman" w:cs="Times New Roman"/>
-          <w:sz w:val="24"/>
-          <w:szCs w:val="24"/>
-        </w:rPr>
-        <w:t>/</w:t>
-      </w:r>
-      <w:proofErr w:type="spellStart"/>
-      <w:r>
-        <w:rPr>
-          <w:rFonts w:ascii="Times New Roman" w:hAnsi="Times New Roman" w:cs="Times New Roman"/>
-          <w:sz w:val="24"/>
-          <w:szCs w:val="24"/>
-        </w:rPr>
-        <w:t>EcoWaste</w:t>
-      </w:r>
-      <w:proofErr w:type="spellEnd"/>
-      <w:r>
-        <w:rPr>
-          <w:rFonts w:ascii="Times New Roman" w:hAnsi="Times New Roman" w:cs="Times New Roman"/>
-          <w:sz w:val="24"/>
-          <w:szCs w:val="24"/>
-        </w:rPr>
-        <w:t xml:space="preserve"> </w:t>
-      </w:r>
-      <w:proofErr w:type="spellStart"/>
-      <w:r>
-        <w:rPr>
-          <w:rFonts w:ascii="Times New Roman" w:hAnsi="Times New Roman" w:cs="Times New Roman"/>
-          <w:sz w:val="24"/>
-          <w:szCs w:val="24"/>
-        </w:rPr>
-        <w:t>PuntosFuncion</w:t>
-      </w:r>
-      <w:proofErr w:type="spellEnd"/>
+        <w:t>Vease: 01 Documentacion/01.02 Analisis/EcoWaste PuntosFuncion</w:t>
+      </w:r>
     </w:p>
     <w:p>
       <w:pPr>
@@ -28824,7 +27550,6 @@
                 <w:rFonts w:cs="Times New Roman"/>
                 <w:szCs w:val="24"/>
               </w:rPr>
-              <w:lastRenderedPageBreak/>
               <w:t>Daniel</w:t>
             </w:r>
           </w:p>
@@ -28980,41 +27705,13 @@
           <w:szCs w:val="24"/>
         </w:rPr>
       </w:pPr>
-      <w:proofErr w:type="spellStart"/>
       <w:r>
         <w:rPr>
           <w:rFonts w:ascii="Times New Roman" w:hAnsi="Times New Roman" w:cs="Times New Roman"/>
           <w:sz w:val="24"/>
           <w:szCs w:val="24"/>
         </w:rPr>
-        <w:t>Vease</w:t>
-      </w:r>
-      <w:proofErr w:type="spellEnd"/>
-      <w:r>
-        <w:rPr>
-          <w:rFonts w:ascii="Times New Roman" w:hAnsi="Times New Roman" w:cs="Times New Roman"/>
-          <w:sz w:val="24"/>
-          <w:szCs w:val="24"/>
-        </w:rPr>
-        <w:t xml:space="preserve">: 01 </w:t>
-      </w:r>
-      <w:proofErr w:type="spellStart"/>
-      <w:r>
-        <w:rPr>
-          <w:rFonts w:ascii="Times New Roman" w:hAnsi="Times New Roman" w:cs="Times New Roman"/>
-          <w:sz w:val="24"/>
-          <w:szCs w:val="24"/>
-        </w:rPr>
-        <w:t>Documentacion</w:t>
-      </w:r>
-      <w:proofErr w:type="spellEnd"/>
-      <w:r>
-        <w:rPr>
-          <w:rFonts w:ascii="Times New Roman" w:hAnsi="Times New Roman" w:cs="Times New Roman"/>
-          <w:sz w:val="24"/>
-          <w:szCs w:val="24"/>
-        </w:rPr>
-        <w:t>/01.04 Calidad/Plan de Pruebas</w:t>
+        <w:t>Vease: 01 Documentacion/01.04 Calidad/Plan de Pruebas</w:t>
       </w:r>
     </w:p>
     <w:p>
@@ -29043,31 +27740,7 @@
           <w:sz w:val="24"/>
           <w:szCs w:val="24"/>
         </w:rPr>
-        <w:t>Realización del registro de no conformidades de QA (</w:t>
-      </w:r>
-      <w:proofErr w:type="spellStart"/>
-      <w:r>
-        <w:rPr>
-          <w:rFonts w:ascii="Times New Roman" w:eastAsia="Times New Roman" w:hAnsi="Times New Roman" w:cs="Times New Roman"/>
-          <w:b/>
-          <w:bCs/>
-          <w:color w:val="auto"/>
-          <w:sz w:val="24"/>
-          <w:szCs w:val="24"/>
-        </w:rPr>
-        <w:t>Checklist</w:t>
-      </w:r>
-      <w:proofErr w:type="spellEnd"/>
-      <w:r>
-        <w:rPr>
-          <w:rFonts w:ascii="Times New Roman" w:eastAsia="Times New Roman" w:hAnsi="Times New Roman" w:cs="Times New Roman"/>
-          <w:b/>
-          <w:bCs/>
-          <w:color w:val="auto"/>
-          <w:sz w:val="24"/>
-          <w:szCs w:val="24"/>
-        </w:rPr>
-        <w:t>)</w:t>
+        <w:t>Realización del registro de no conformidades de QA (Checklist)</w:t>
       </w:r>
     </w:p>
     <w:p>
@@ -29079,59 +27752,13 @@
           <w:szCs w:val="24"/>
         </w:rPr>
       </w:pPr>
-      <w:proofErr w:type="spellStart"/>
       <w:r>
         <w:rPr>
           <w:rFonts w:ascii="Times New Roman" w:hAnsi="Times New Roman" w:cs="Times New Roman"/>
           <w:sz w:val="24"/>
           <w:szCs w:val="24"/>
         </w:rPr>
-        <w:t>Vease</w:t>
-      </w:r>
-      <w:proofErr w:type="spellEnd"/>
-      <w:r>
-        <w:rPr>
-          <w:rFonts w:ascii="Times New Roman" w:hAnsi="Times New Roman" w:cs="Times New Roman"/>
-          <w:sz w:val="24"/>
-          <w:szCs w:val="24"/>
-        </w:rPr>
-        <w:t xml:space="preserve">: 01 </w:t>
-      </w:r>
-      <w:proofErr w:type="spellStart"/>
-      <w:r>
-        <w:rPr>
-          <w:rFonts w:ascii="Times New Roman" w:hAnsi="Times New Roman" w:cs="Times New Roman"/>
-          <w:sz w:val="24"/>
-          <w:szCs w:val="24"/>
-        </w:rPr>
-        <w:t>Documentacion</w:t>
-      </w:r>
-      <w:proofErr w:type="spellEnd"/>
-      <w:r>
-        <w:rPr>
-          <w:rFonts w:ascii="Times New Roman" w:hAnsi="Times New Roman" w:cs="Times New Roman"/>
-          <w:sz w:val="24"/>
-          <w:szCs w:val="24"/>
-        </w:rPr>
-        <w:t>/01.04 Calidad/</w:t>
-      </w:r>
-      <w:proofErr w:type="spellStart"/>
-      <w:r>
-        <w:rPr>
-          <w:rFonts w:ascii="Times New Roman" w:hAnsi="Times New Roman" w:cs="Times New Roman"/>
-          <w:sz w:val="24"/>
-          <w:szCs w:val="24"/>
-        </w:rPr>
-        <w:t>Inspecccion</w:t>
-      </w:r>
-      <w:proofErr w:type="spellEnd"/>
-      <w:r>
-        <w:rPr>
-          <w:rFonts w:ascii="Times New Roman" w:hAnsi="Times New Roman" w:cs="Times New Roman"/>
-          <w:sz w:val="24"/>
-          <w:szCs w:val="24"/>
-        </w:rPr>
-        <w:t xml:space="preserve"> Calidad</w:t>
+        <w:t>Vease: 01 Documentacion/01.04 Calidad/Inspecccion Calidad</w:t>
       </w:r>
     </w:p>
     <w:p>
@@ -29847,7 +28474,15 @@
                 <w:rFonts w:cs="Times New Roman"/>
                 <w:szCs w:val="24"/>
               </w:rPr>
-              <w:t>Asegura la correcta creación de publicaciones y validación de archivos multimedia.</w:t>
+              <w:t xml:space="preserve">Asegura la correcta creación de publicaciones y validación de </w:t>
+            </w:r>
+            <w:r>
+              <w:rPr>
+                <w:rFonts w:cs="Times New Roman"/>
+                <w:szCs w:val="24"/>
+              </w:rPr>
+              <w:lastRenderedPageBreak/>
+              <w:t>archivos multimedia.</w:t>
             </w:r>
           </w:p>
         </w:tc>
@@ -30797,25 +29432,7 @@
           <w:sz w:val="24"/>
           <w:szCs w:val="24"/>
         </w:rPr>
-        <w:t xml:space="preserve">Asegurar la trazabilidad de cada cambio realizado sobre los entregables del proyecto </w:t>
-      </w:r>
-      <w:proofErr w:type="spellStart"/>
-      <w:r>
-        <w:rPr>
-          <w:rFonts w:ascii="Times New Roman" w:hAnsi="Times New Roman" w:cs="Times New Roman"/>
-          <w:sz w:val="24"/>
-          <w:szCs w:val="24"/>
-        </w:rPr>
-        <w:t>EcoWaste</w:t>
-      </w:r>
-      <w:proofErr w:type="spellEnd"/>
-      <w:r>
-        <w:rPr>
-          <w:rFonts w:ascii="Times New Roman" w:hAnsi="Times New Roman" w:cs="Times New Roman"/>
-          <w:sz w:val="24"/>
-          <w:szCs w:val="24"/>
-        </w:rPr>
-        <w:t>.</w:t>
+        <w:t>Asegurar la trazabilidad de cada cambio realizado sobre los entregables del proyecto EcoWaste.</w:t>
       </w:r>
     </w:p>
     <w:p>
@@ -31000,25 +29617,7 @@
           <w:sz w:val="24"/>
           <w:szCs w:val="24"/>
         </w:rPr>
-        <w:t>Diseño UI/UX (</w:t>
-      </w:r>
-      <w:proofErr w:type="spellStart"/>
-      <w:r>
-        <w:rPr>
-          <w:rFonts w:ascii="Times New Roman" w:hAnsi="Times New Roman" w:cs="Times New Roman"/>
-          <w:sz w:val="24"/>
-          <w:szCs w:val="24"/>
-        </w:rPr>
-        <w:t>wireframes</w:t>
-      </w:r>
-      <w:proofErr w:type="spellEnd"/>
-      <w:r>
-        <w:rPr>
-          <w:rFonts w:ascii="Times New Roman" w:hAnsi="Times New Roman" w:cs="Times New Roman"/>
-          <w:sz w:val="24"/>
-          <w:szCs w:val="24"/>
-        </w:rPr>
-        <w:t>, mockups y prototipos).</w:t>
+        <w:t>Diseño UI/UX (wireframes, mockups y prototipos).</w:t>
       </w:r>
     </w:p>
     <w:p>
@@ -31041,25 +29640,7 @@
           <w:sz w:val="24"/>
           <w:szCs w:val="24"/>
         </w:rPr>
-        <w:t xml:space="preserve">Código fuente de la plataforma </w:t>
-      </w:r>
-      <w:proofErr w:type="spellStart"/>
-      <w:r>
-        <w:rPr>
-          <w:rFonts w:ascii="Times New Roman" w:hAnsi="Times New Roman" w:cs="Times New Roman"/>
-          <w:sz w:val="24"/>
-          <w:szCs w:val="24"/>
-        </w:rPr>
-        <w:t>EcoWaste</w:t>
-      </w:r>
-      <w:proofErr w:type="spellEnd"/>
-      <w:r>
-        <w:rPr>
-          <w:rFonts w:ascii="Times New Roman" w:hAnsi="Times New Roman" w:cs="Times New Roman"/>
-          <w:sz w:val="24"/>
-          <w:szCs w:val="24"/>
-        </w:rPr>
-        <w:t xml:space="preserve"> y scripts de base de datos.</w:t>
+        <w:t>Código fuente de la plataforma EcoWaste y scripts de base de datos.</w:t>
       </w:r>
     </w:p>
     <w:p>
@@ -31178,41 +29759,13 @@
         </w:rPr>
         <w:t xml:space="preserve"> (ej. </w:t>
       </w:r>
-      <w:proofErr w:type="spellStart"/>
       <w:r>
         <w:rPr>
           <w:rFonts w:ascii="Times New Roman" w:hAnsi="Times New Roman" w:cs="Times New Roman"/>
           <w:sz w:val="24"/>
           <w:szCs w:val="24"/>
         </w:rPr>
-        <w:t>RequerimientosFuncionales</w:t>
-      </w:r>
-      <w:proofErr w:type="spellEnd"/>
-      <w:r>
-        <w:rPr>
-          <w:rFonts w:ascii="Times New Roman" w:hAnsi="Times New Roman" w:cs="Times New Roman"/>
-          <w:sz w:val="24"/>
-          <w:szCs w:val="24"/>
-        </w:rPr>
-        <w:t xml:space="preserve">, </w:t>
-      </w:r>
-      <w:proofErr w:type="spellStart"/>
-      <w:r>
-        <w:rPr>
-          <w:rFonts w:ascii="Times New Roman" w:hAnsi="Times New Roman" w:cs="Times New Roman"/>
-          <w:sz w:val="24"/>
-          <w:szCs w:val="24"/>
-        </w:rPr>
-        <w:t>etc</w:t>
-      </w:r>
-      <w:proofErr w:type="spellEnd"/>
-      <w:r>
-        <w:rPr>
-          <w:rFonts w:ascii="Times New Roman" w:hAnsi="Times New Roman" w:cs="Times New Roman"/>
-          <w:sz w:val="24"/>
-          <w:szCs w:val="24"/>
-        </w:rPr>
-        <w:t>)</w:t>
+        <w:t>RequerimientosFuncionales, etc)</w:t>
       </w:r>
     </w:p>
     <w:p>
@@ -31235,25 +29788,7 @@
           <w:sz w:val="24"/>
           <w:szCs w:val="24"/>
         </w:rPr>
-        <w:t xml:space="preserve">Uso de un sistema de control de versiones para el código fuente (Git con repositorios en GitHub o </w:t>
-      </w:r>
-      <w:proofErr w:type="spellStart"/>
-      <w:r>
-        <w:rPr>
-          <w:rFonts w:ascii="Times New Roman" w:hAnsi="Times New Roman" w:cs="Times New Roman"/>
-          <w:sz w:val="24"/>
-          <w:szCs w:val="24"/>
-        </w:rPr>
-        <w:t>GitLab</w:t>
-      </w:r>
-      <w:proofErr w:type="spellEnd"/>
-      <w:r>
-        <w:rPr>
-          <w:rFonts w:ascii="Times New Roman" w:hAnsi="Times New Roman" w:cs="Times New Roman"/>
-          <w:sz w:val="24"/>
-          <w:szCs w:val="24"/>
-        </w:rPr>
-        <w:t>).</w:t>
+        <w:t>Uso de un sistema de control de versiones para el código fuente (Git con repositorios en GitHub o GitLab).</w:t>
       </w:r>
     </w:p>
     <w:p>
@@ -31489,25 +30024,7 @@
           <w:sz w:val="24"/>
           <w:szCs w:val="24"/>
         </w:rPr>
-        <w:t xml:space="preserve">Se comunica el cambio a todos los </w:t>
-      </w:r>
-      <w:proofErr w:type="spellStart"/>
-      <w:r>
-        <w:rPr>
-          <w:rFonts w:ascii="Times New Roman" w:hAnsi="Times New Roman" w:cs="Times New Roman"/>
-          <w:sz w:val="24"/>
-          <w:szCs w:val="24"/>
-        </w:rPr>
-        <w:t>stakeholders</w:t>
-      </w:r>
-      <w:proofErr w:type="spellEnd"/>
-      <w:r>
-        <w:rPr>
-          <w:rFonts w:ascii="Times New Roman" w:hAnsi="Times New Roman" w:cs="Times New Roman"/>
-          <w:sz w:val="24"/>
-          <w:szCs w:val="24"/>
-        </w:rPr>
-        <w:t xml:space="preserve"> involucrados.</w:t>
+        <w:t>Se comunica el cambio a todos los stakeholders involucrados.</w:t>
       </w:r>
     </w:p>
     <w:p>
@@ -31845,41 +30362,13 @@
           <w:szCs w:val="24"/>
         </w:rPr>
       </w:pPr>
-      <w:proofErr w:type="spellStart"/>
       <w:r>
         <w:rPr>
           <w:rFonts w:ascii="Times New Roman" w:hAnsi="Times New Roman" w:cs="Times New Roman"/>
           <w:sz w:val="24"/>
           <w:szCs w:val="24"/>
         </w:rPr>
-        <w:t>Figma</w:t>
-      </w:r>
-      <w:proofErr w:type="spellEnd"/>
-      <w:r>
-        <w:rPr>
-          <w:rFonts w:ascii="Times New Roman" w:hAnsi="Times New Roman" w:cs="Times New Roman"/>
-          <w:sz w:val="24"/>
-          <w:szCs w:val="24"/>
-        </w:rPr>
-        <w:t xml:space="preserve"> para el diseño colaborativo de </w:t>
-      </w:r>
-      <w:proofErr w:type="spellStart"/>
-      <w:r>
-        <w:rPr>
-          <w:rFonts w:ascii="Times New Roman" w:hAnsi="Times New Roman" w:cs="Times New Roman"/>
-          <w:sz w:val="24"/>
-          <w:szCs w:val="24"/>
-        </w:rPr>
-        <w:t>wireframes</w:t>
-      </w:r>
-      <w:proofErr w:type="spellEnd"/>
-      <w:r>
-        <w:rPr>
-          <w:rFonts w:ascii="Times New Roman" w:hAnsi="Times New Roman" w:cs="Times New Roman"/>
-          <w:sz w:val="24"/>
-          <w:szCs w:val="24"/>
-        </w:rPr>
-        <w:t>, mockups y prototipos de la interfaz UI/UX.</w:t>
+        <w:t>Figma para el diseño colaborativo de wireframes, mockups y prototipos de la interfaz UI/UX.</w:t>
       </w:r>
     </w:p>
     <w:p>
@@ -32048,43 +30537,7 @@
           <w:sz w:val="24"/>
           <w:szCs w:val="24"/>
         </w:rPr>
-        <w:t xml:space="preserve">AWS (Amazon Web </w:t>
-      </w:r>
-      <w:proofErr w:type="spellStart"/>
-      <w:r>
-        <w:rPr>
-          <w:rFonts w:ascii="Times New Roman" w:hAnsi="Times New Roman" w:cs="Times New Roman"/>
-          <w:sz w:val="24"/>
-          <w:szCs w:val="24"/>
-        </w:rPr>
-        <w:t>Services</w:t>
-      </w:r>
-      <w:proofErr w:type="spellEnd"/>
-      <w:r>
-        <w:rPr>
-          <w:rFonts w:ascii="Times New Roman" w:hAnsi="Times New Roman" w:cs="Times New Roman"/>
-          <w:sz w:val="24"/>
-          <w:szCs w:val="24"/>
-        </w:rPr>
-        <w:t xml:space="preserve">) como proveedor </w:t>
-      </w:r>
-      <w:proofErr w:type="spellStart"/>
-      <w:r>
-        <w:rPr>
-          <w:rFonts w:ascii="Times New Roman" w:hAnsi="Times New Roman" w:cs="Times New Roman"/>
-          <w:sz w:val="24"/>
-          <w:szCs w:val="24"/>
-        </w:rPr>
-        <w:t>cloud</w:t>
-      </w:r>
-      <w:proofErr w:type="spellEnd"/>
-      <w:r>
-        <w:rPr>
-          <w:rFonts w:ascii="Times New Roman" w:hAnsi="Times New Roman" w:cs="Times New Roman"/>
-          <w:sz w:val="24"/>
-          <w:szCs w:val="24"/>
-        </w:rPr>
-        <w:t xml:space="preserve"> para hosting, almacenamiento de archivos y respaldos automáticos.</w:t>
+        <w:t>AWS (Amazon Web Services) como proveedor cloud para hosting, almacenamiento de archivos y respaldos automáticos.</w:t>
       </w:r>
     </w:p>
     <w:p>
@@ -32167,61 +30620,7 @@
           <w:sz w:val="24"/>
           <w:szCs w:val="24"/>
         </w:rPr>
-        <w:t>Recursos tecnológicos: equipos de cómputo, licencias de software (</w:t>
-      </w:r>
-      <w:proofErr w:type="spellStart"/>
-      <w:r>
-        <w:rPr>
-          <w:rFonts w:ascii="Times New Roman" w:hAnsi="Times New Roman" w:cs="Times New Roman"/>
-          <w:sz w:val="24"/>
-          <w:szCs w:val="24"/>
-        </w:rPr>
-        <w:t>IDEs</w:t>
-      </w:r>
-      <w:proofErr w:type="spellEnd"/>
-      <w:r>
-        <w:rPr>
-          <w:rFonts w:ascii="Times New Roman" w:hAnsi="Times New Roman" w:cs="Times New Roman"/>
-          <w:sz w:val="24"/>
-          <w:szCs w:val="24"/>
-        </w:rPr>
-        <w:t xml:space="preserve">, </w:t>
-      </w:r>
-      <w:proofErr w:type="spellStart"/>
-      <w:r>
-        <w:rPr>
-          <w:rFonts w:ascii="Times New Roman" w:hAnsi="Times New Roman" w:cs="Times New Roman"/>
-          <w:sz w:val="24"/>
-          <w:szCs w:val="24"/>
-        </w:rPr>
-        <w:t>Figma</w:t>
-      </w:r>
-      <w:proofErr w:type="spellEnd"/>
-      <w:r>
-        <w:rPr>
-          <w:rFonts w:ascii="Times New Roman" w:hAnsi="Times New Roman" w:cs="Times New Roman"/>
-          <w:sz w:val="24"/>
-          <w:szCs w:val="24"/>
-        </w:rPr>
-        <w:t xml:space="preserve">, Office) y servicios </w:t>
-      </w:r>
-      <w:proofErr w:type="spellStart"/>
-      <w:r>
-        <w:rPr>
-          <w:rFonts w:ascii="Times New Roman" w:hAnsi="Times New Roman" w:cs="Times New Roman"/>
-          <w:sz w:val="24"/>
-          <w:szCs w:val="24"/>
-        </w:rPr>
-        <w:t>cloud</w:t>
-      </w:r>
-      <w:proofErr w:type="spellEnd"/>
-      <w:r>
-        <w:rPr>
-          <w:rFonts w:ascii="Times New Roman" w:hAnsi="Times New Roman" w:cs="Times New Roman"/>
-          <w:sz w:val="24"/>
-          <w:szCs w:val="24"/>
-        </w:rPr>
-        <w:t xml:space="preserve"> contratados.</w:t>
+        <w:t>Recursos tecnológicos: equipos de cómputo, licencias de software (IDEs, Figma, Office) y servicios cloud contratados.</w:t>
       </w:r>
     </w:p>
     <w:p>
@@ -32561,27 +30960,7 @@
           <w:szCs w:val="24"/>
           <w:lang w:val="es-PE"/>
         </w:rPr>
-        <w:t xml:space="preserve">El proyecto tiene como propósito desarrollar una plataforma web que permita a Unión </w:t>
-      </w:r>
-      <w:proofErr w:type="spellStart"/>
-      <w:r>
-        <w:rPr>
-          <w:rFonts w:ascii="Times New Roman" w:hAnsi="Times New Roman" w:cs="Times New Roman"/>
-          <w:sz w:val="24"/>
-          <w:szCs w:val="24"/>
-          <w:lang w:val="es-PE"/>
-        </w:rPr>
-        <w:t>Allied</w:t>
-      </w:r>
-      <w:proofErr w:type="spellEnd"/>
-      <w:r>
-        <w:rPr>
-          <w:rFonts w:ascii="Times New Roman" w:hAnsi="Times New Roman" w:cs="Times New Roman"/>
-          <w:sz w:val="24"/>
-          <w:szCs w:val="24"/>
-          <w:lang w:val="es-PE"/>
-        </w:rPr>
-        <w:t xml:space="preserve"> gestionar y comercializar materiales sobrantes de construcción mediante un entorno digital seguro, facilitando la interacción entre empresas constructoras, recicladoras y personas naturales interesadas en la reutilización de estos materiales. La solución busca reemplazar el proceso actual, basado principalmente en comunicaciones informales, por una plataforma centralizada que brinde mayor trazabilidad, seguridad y eficiencia durante todo el proceso de compra y venta.</w:t>
+        <w:t>El proyecto tiene como propósito desarrollar una plataforma web que permita a Unión Allied gestionar y comercializar materiales sobrantes de construcción mediante un entorno digital seguro, facilitando la interacción entre empresas constructoras, recicladoras y personas naturales interesadas en la reutilización de estos materiales. La solución busca reemplazar el proceso actual, basado principalmente en comunicaciones informales, por una plataforma centralizada que brinde mayor trazabilidad, seguridad y eficiencia durante todo el proceso de compra y venta.</w:t>
       </w:r>
     </w:p>
     <w:p>
@@ -32668,25 +31047,7 @@
           <w:szCs w:val="24"/>
         </w:rPr>
         <w:lastRenderedPageBreak/>
-        <w:t xml:space="preserve">El alcance del proyecto comprende el desarrollo de las funcionalidades correspondientes al registro y gestión de usuarios, catálogo de materiales sobrantes, comunicación entre usuarios, sugerencia de precios para materiales, gestión de pagos y transacciones, generación de reportes de trazabilidad y la configuración de la arquitectura base del sistema. Estas funcionalidades serán implementadas mediante iteraciones Scrum, organizadas en épicas e historias de usuario, hasta obtener un producto mínimo viable que satisfaga las necesidades planteadas por Unión </w:t>
-      </w:r>
-      <w:proofErr w:type="spellStart"/>
-      <w:r>
-        <w:rPr>
-          <w:rFonts w:ascii="Times New Roman" w:hAnsi="Times New Roman" w:cs="Times New Roman"/>
-          <w:sz w:val="24"/>
-          <w:szCs w:val="24"/>
-        </w:rPr>
-        <w:t>Allied</w:t>
-      </w:r>
-      <w:proofErr w:type="spellEnd"/>
-      <w:r>
-        <w:rPr>
-          <w:rFonts w:ascii="Times New Roman" w:hAnsi="Times New Roman" w:cs="Times New Roman"/>
-          <w:sz w:val="24"/>
-          <w:szCs w:val="24"/>
-        </w:rPr>
-        <w:t>.</w:t>
+        <w:t>El alcance del proyecto comprende el desarrollo de las funcionalidades correspondientes al registro y gestión de usuarios, catálogo de materiales sobrantes, comunicación entre usuarios, sugerencia de precios para materiales, gestión de pagos y transacciones, generación de reportes de trazabilidad y la configuración de la arquitectura base del sistema. Estas funcionalidades serán implementadas mediante iteraciones Scrum, organizadas en épicas e historias de usuario, hasta obtener un producto mínimo viable que satisfaga las necesidades planteadas por Unión Allied.</w:t>
       </w:r>
     </w:p>
     <w:p>
@@ -32809,21 +31170,57 @@
             <w:pPr>
               <w:spacing w:line="276" w:lineRule="auto"/>
             </w:pPr>
-            <w:proofErr w:type="spellStart"/>
             <w:r>
               <w:rPr>
                 <w:b/>
                 <w:bCs/>
               </w:rPr>
-              <w:t>Product</w:t>
-            </w:r>
-            <w:proofErr w:type="spellEnd"/>
+              <w:t>Product Owner (PO)</w:t>
+            </w:r>
+          </w:p>
+        </w:tc>
+        <w:tc>
+          <w:tcPr>
+            <w:tcW w:w="3000" w:type="dxa"/>
+          </w:tcPr>
+          <w:p>
+            <w:pPr>
+              <w:spacing w:line="276" w:lineRule="auto"/>
+            </w:pPr>
+            <w:r>
+              <w:t>Javier Zumaeta Cabello</w:t>
+            </w:r>
+          </w:p>
+        </w:tc>
+        <w:tc>
+          <w:tcPr>
+            <w:tcW w:w="4460" w:type="dxa"/>
+          </w:tcPr>
+          <w:p>
+            <w:pPr>
+              <w:spacing w:line="276" w:lineRule="auto"/>
+            </w:pPr>
+            <w:r>
+              <w:t>Define y prioriza el backlog del producto, representa la voz del cliente (Unión Allied) y valida que los entregables cumplan con la visión y el alcance del proyecto.</w:t>
+            </w:r>
+          </w:p>
+        </w:tc>
+      </w:tr>
+      <w:tr>
+        <w:tc>
+          <w:tcPr>
+            <w:tcW w:w="1900" w:type="dxa"/>
+          </w:tcPr>
+          <w:p>
+            <w:pPr>
+              <w:spacing w:line="276" w:lineRule="auto"/>
+            </w:pPr>
             <w:r>
               <w:rPr>
                 <w:b/>
                 <w:bCs/>
               </w:rPr>
-              <w:t xml:space="preserve"> Owner (PO)</w:t>
+              <w:t>Scrum Master (SM)</w:t>
             </w:r>
           </w:p>
         </w:tc>
@@ -32836,7 +31233,7 @@
               <w:spacing w:line="276" w:lineRule="auto"/>
             </w:pPr>
             <w:r>
-              <w:t>Javier Zumaeta Cabello</w:t>
+              <w:t>Edwin Cruz Rivera</w:t>
             </w:r>
           </w:p>
         </w:tc>
@@ -32849,15 +31246,7 @@
               <w:spacing w:line="276" w:lineRule="auto"/>
             </w:pPr>
             <w:r>
-              <w:t xml:space="preserve">Define y prioriza el backlog del producto, representa la voz del cliente (Unión </w:t>
-            </w:r>
-            <w:proofErr w:type="spellStart"/>
-            <w:r>
-              <w:t>Allied</w:t>
-            </w:r>
-            <w:proofErr w:type="spellEnd"/>
-            <w:r>
-              <w:t>) y valida que los entregables cumplan con la visión y el alcance del proyecto.</w:t>
+              <w:t>Facilita el proceso Scrum, elimina impedimentos del equipo, asegura el cumplimiento de las ceremonias (planning, daily, review, retrospectiva) y protege al equipo de interrupciones externas.</w:t>
             </w:r>
           </w:p>
         </w:tc>
@@ -32876,7 +31265,7 @@
                 <w:b/>
                 <w:bCs/>
               </w:rPr>
-              <w:t>Scrum Master (SM)</w:t>
+              <w:t>Equipo de Desarrollo (ST)</w:t>
             </w:r>
           </w:p>
         </w:tc>
@@ -32889,7 +31278,7 @@
               <w:spacing w:line="276" w:lineRule="auto"/>
             </w:pPr>
             <w:r>
-              <w:t>Edwin Cruz Rivera</w:t>
+              <w:t>Edwin Cruz Rivera, Javier Zumaeta Cabello, Daniel Borja Castañeda</w:t>
             </w:r>
           </w:p>
         </w:tc>
@@ -32902,76 +31291,7 @@
               <w:spacing w:line="276" w:lineRule="auto"/>
             </w:pPr>
             <w:r>
-              <w:t>Facilita el proceso Scrum, elimina impedimentos del equipo, asegura el cumplimiento de las ceremonias (</w:t>
-            </w:r>
-            <w:proofErr w:type="spellStart"/>
-            <w:r>
-              <w:t>planning</w:t>
-            </w:r>
-            <w:proofErr w:type="spellEnd"/>
-            <w:r>
-              <w:t xml:space="preserve">, daily, </w:t>
-            </w:r>
-            <w:proofErr w:type="spellStart"/>
-            <w:r>
-              <w:t>review</w:t>
-            </w:r>
-            <w:proofErr w:type="spellEnd"/>
-            <w:r>
-              <w:t>, retrospectiva) y protege al equipo de interrupciones externas.</w:t>
-            </w:r>
-          </w:p>
-        </w:tc>
-      </w:tr>
-      <w:tr>
-        <w:tc>
-          <w:tcPr>
-            <w:tcW w:w="1900" w:type="dxa"/>
-          </w:tcPr>
-          <w:p>
-            <w:pPr>
-              <w:spacing w:line="276" w:lineRule="auto"/>
-            </w:pPr>
-            <w:r>
-              <w:rPr>
-                <w:b/>
-                <w:bCs/>
-              </w:rPr>
-              <w:t>Equipo de Desarrollo (ST)</w:t>
-            </w:r>
-          </w:p>
-        </w:tc>
-        <w:tc>
-          <w:tcPr>
-            <w:tcW w:w="3000" w:type="dxa"/>
-          </w:tcPr>
-          <w:p>
-            <w:pPr>
-              <w:spacing w:line="276" w:lineRule="auto"/>
-            </w:pPr>
-            <w:r>
-              <w:t>Edwin Cruz Rivera, Javier Zumaeta Cabello, Daniel Borja Castañeda</w:t>
-            </w:r>
-          </w:p>
-        </w:tc>
-        <w:tc>
-          <w:tcPr>
-            <w:tcW w:w="4460" w:type="dxa"/>
-          </w:tcPr>
-          <w:p>
-            <w:pPr>
-              <w:spacing w:line="276" w:lineRule="auto"/>
-            </w:pPr>
-            <w:r>
-              <w:t xml:space="preserve">Responsable del diseño, desarrollo, pruebas e implementación de los incrementos funcionales de la plataforma </w:t>
-            </w:r>
-            <w:proofErr w:type="spellStart"/>
-            <w:r>
-              <w:t>EcoWaste</w:t>
-            </w:r>
-            <w:proofErr w:type="spellEnd"/>
-            <w:r>
-              <w:t xml:space="preserve"> en cada sprint.</w:t>
+              <w:t>Responsable del diseño, desarrollo, pruebas e implementación de los incrementos funcionales de la plataforma EcoWaste en cada sprint.</w:t>
             </w:r>
           </w:p>
         </w:tc>
@@ -33239,15 +31559,7 @@
               <w:spacing w:line="276" w:lineRule="auto"/>
             </w:pPr>
             <w:r>
-              <w:t xml:space="preserve">Como Project Manager de Unión </w:t>
-            </w:r>
-            <w:proofErr w:type="spellStart"/>
-            <w:r>
-              <w:t>Allied</w:t>
-            </w:r>
-            <w:proofErr w:type="spellEnd"/>
-            <w:r>
-              <w:t>, quiero visualizar reportes del estado de ventas y residuos gestionados, para medir el impacto del proyecto frente a los objetivos de sostenibilidad.</w:t>
+              <w:t>Como Project Manager de Unión Allied, quiero visualizar reportes del estado de ventas y residuos gestionados, para medir el impacto del proyecto frente a los objetivos de sostenibilidad.</w:t>
             </w:r>
           </w:p>
         </w:tc>
@@ -33316,24 +31628,14 @@
         <w:t xml:space="preserve">Véase en </w:t>
       </w:r>
       <w:r>
+        <w:t>\ProyectoEcoWaste\01 Documentación\Scrum</w:t>
+      </w:r>
+      <w:r>
         <w:t>\</w:t>
       </w:r>
-      <w:proofErr w:type="spellStart"/>
-      <w:r>
-        <w:t>ProyectoEcoWaste</w:t>
-      </w:r>
-      <w:proofErr w:type="spellEnd"/>
-      <w:r>
-        <w:t>\01 Documentación\Scrum</w:t>
-      </w:r>
-      <w:r>
-        <w:t>\</w:t>
-      </w:r>
-      <w:proofErr w:type="spellStart"/>
       <w:r>
         <w:t>EcoWaste_Product_Backlog</w:t>
       </w:r>
-      <w:proofErr w:type="spellEnd"/>
     </w:p>
     <w:p>
       <w:pPr>
@@ -33369,15 +31671,7 @@
         <w:t xml:space="preserve">Véase en </w:t>
       </w:r>
       <w:r>
-        <w:t>\</w:t>
-      </w:r>
-      <w:proofErr w:type="spellStart"/>
-      <w:r>
-        <w:t>ProyectoEcoWaste</w:t>
-      </w:r>
-      <w:proofErr w:type="spellEnd"/>
-      <w:r>
-        <w:t>\01 Documentación\Scrum</w:t>
+        <w:t>\ProyectoEcoWaste\01 Documentación\Scrum</w:t>
       </w:r>
       <w:r>
         <w:t>\Cronograma</w:t>
@@ -33446,32 +31740,19 @@
         <w:t xml:space="preserve">Véase en </w:t>
       </w:r>
       <w:r>
+        <w:t>\ProyectoEcoWaste\01 Documentación\Scrum</w:t>
+      </w:r>
+      <w:r>
         <w:t>\</w:t>
       </w:r>
-      <w:proofErr w:type="spellStart"/>
-      <w:r>
-        <w:t>ProyectoEcoWaste</w:t>
-      </w:r>
-      <w:proofErr w:type="spellEnd"/>
-      <w:r>
-        <w:t>\01 Documentación\Scrum</w:t>
-      </w:r>
-      <w:r>
-        <w:t>\</w:t>
-      </w:r>
       <w:r>
         <w:t>Sprint I\</w:t>
       </w:r>
       <w:r>
         <w:t xml:space="preserve"> </w:t>
       </w:r>
-      <w:proofErr w:type="spellStart"/>
-      <w:r>
-        <w:t>EcoWaste_Historias</w:t>
-      </w:r>
-      <w:proofErr w:type="spellEnd"/>
-      <w:r>
-        <w:t xml:space="preserve"> de usuario Sprint I</w:t>
+      <w:r>
+        <w:t>EcoWaste_Historias de usuario Sprint I</w:t>
       </w:r>
     </w:p>
     <w:p/>
@@ -35209,27 +33490,17 @@
         <w:t xml:space="preserve">Véase en </w:t>
       </w:r>
       <w:r>
-        <w:t>\</w:t>
-      </w:r>
-      <w:proofErr w:type="spellStart"/>
-      <w:r>
-        <w:t>ProyectoEcoWaste</w:t>
-      </w:r>
-      <w:proofErr w:type="spellEnd"/>
-      <w:r>
-        <w:t>\01 Documentación\Scrum</w:t>
+        <w:t>\ProyectoEcoWaste\01 Documentación\Scrum</w:t>
       </w:r>
       <w:r>
         <w:t>\Sprint I\</w:t>
       </w:r>
-      <w:proofErr w:type="spellStart"/>
       <w:r>
         <w:t>EcoWaste_</w:t>
       </w:r>
       <w:r>
         <w:t>Acta_Retrospectiva_Sprint</w:t>
       </w:r>
-      <w:proofErr w:type="spellEnd"/>
       <w:r>
         <w:t xml:space="preserve"> </w:t>
       </w:r>
@@ -35266,9 +33537,8 @@
           <w:lang w:val="es-PE"/>
         </w:rPr>
         <w:lastRenderedPageBreak/>
-        <w:t xml:space="preserve">Actualización de </w:t>
-      </w:r>
-      <w:proofErr w:type="spellStart"/>
+        <w:t>Actualización de product backlog</w:t>
+      </w:r>
       <w:r>
         <w:rPr>
           <w:rFonts w:ascii="Times New Roman" w:eastAsia="Times New Roman" w:hAnsi="Times New Roman" w:cs="Times New Roman"/>
@@ -35279,31 +33549,6 @@
           <w:szCs w:val="24"/>
           <w:lang w:val="es-PE"/>
         </w:rPr>
-        <w:t>product</w:t>
-      </w:r>
-      <w:proofErr w:type="spellEnd"/>
-      <w:r>
-        <w:rPr>
-          <w:rFonts w:ascii="Times New Roman" w:eastAsia="Times New Roman" w:hAnsi="Times New Roman" w:cs="Times New Roman"/>
-          <w:b/>
-          <w:bCs/>
-          <w:color w:val="auto"/>
-          <w:sz w:val="24"/>
-          <w:szCs w:val="24"/>
-          <w:lang w:val="es-PE"/>
-        </w:rPr>
-        <w:t xml:space="preserve"> backlog</w:t>
-      </w:r>
-      <w:r>
-        <w:rPr>
-          <w:rFonts w:ascii="Times New Roman" w:eastAsia="Times New Roman" w:hAnsi="Times New Roman" w:cs="Times New Roman"/>
-          <w:b/>
-          <w:bCs/>
-          <w:color w:val="auto"/>
-          <w:sz w:val="24"/>
-          <w:szCs w:val="24"/>
-          <w:lang w:val="es-PE"/>
-        </w:rPr>
         <w:t xml:space="preserve"> </w:t>
       </w:r>
     </w:p>
@@ -35313,61 +33558,17 @@
           <w:lang w:val="en-US"/>
         </w:rPr>
       </w:pPr>
-      <w:proofErr w:type="spellStart"/>
       <w:r>
         <w:rPr>
           <w:lang w:val="en-US"/>
         </w:rPr>
-        <w:t>Véase</w:t>
-      </w:r>
-      <w:proofErr w:type="spellEnd"/>
+        <w:t>Véase en \ProyectoEcoWaste\01 Documentación\Scrum\Sprint I\</w:t>
+      </w:r>
       <w:r>
         <w:rPr>
           <w:lang w:val="en-US"/>
         </w:rPr>
-        <w:t xml:space="preserve"> en \</w:t>
-      </w:r>
-      <w:proofErr w:type="spellStart"/>
-      <w:r>
-        <w:rPr>
-          <w:lang w:val="en-US"/>
-        </w:rPr>
-        <w:t>ProyectoEcoWaste</w:t>
-      </w:r>
-      <w:proofErr w:type="spellEnd"/>
-      <w:r>
-        <w:rPr>
-          <w:lang w:val="en-US"/>
-        </w:rPr>
-        <w:t xml:space="preserve">\01 </w:t>
-      </w:r>
-      <w:proofErr w:type="spellStart"/>
-      <w:r>
-        <w:rPr>
-          <w:lang w:val="en-US"/>
-        </w:rPr>
-        <w:t>Documentación</w:t>
-      </w:r>
-      <w:proofErr w:type="spellEnd"/>
-      <w:r>
-        <w:rPr>
-          <w:lang w:val="en-US"/>
-        </w:rPr>
-        <w:t>\Scrum\Sprint I\</w:t>
-      </w:r>
-      <w:proofErr w:type="spellStart"/>
-      <w:r>
-        <w:rPr>
-          <w:lang w:val="en-US"/>
-        </w:rPr>
-        <w:t>EcoWaste_Product_Backlog</w:t>
-      </w:r>
-      <w:proofErr w:type="spellEnd"/>
-      <w:r>
-        <w:rPr>
-          <w:lang w:val="en-US"/>
-        </w:rPr>
-        <w:t xml:space="preserve"> Sprint I</w:t>
+        <w:t>EcoWaste_Product_Backlog Sprint I</w:t>
       </w:r>
     </w:p>
     <w:p>
@@ -35406,32 +33607,19 @@
         <w:t xml:space="preserve">Véase en </w:t>
       </w:r>
       <w:r>
+        <w:t>\ProyectoEcoWaste\01 Documentación\Scrum</w:t>
+      </w:r>
+      <w:r>
         <w:t>\</w:t>
       </w:r>
-      <w:proofErr w:type="spellStart"/>
-      <w:r>
-        <w:t>ProyectoEcoWaste</w:t>
-      </w:r>
-      <w:proofErr w:type="spellEnd"/>
-      <w:r>
-        <w:t>\01 Documentación\Scrum</w:t>
-      </w:r>
-      <w:r>
-        <w:t>\</w:t>
-      </w:r>
       <w:r>
         <w:t>Sprint I\</w:t>
       </w:r>
-      <w:proofErr w:type="spellStart"/>
       <w:r>
         <w:t>EcoWaste</w:t>
       </w:r>
       <w:r>
-        <w:t>_Casos</w:t>
-      </w:r>
-      <w:proofErr w:type="spellEnd"/>
-      <w:r>
-        <w:t xml:space="preserve"> de prueba</w:t>
+        <w:t>_Casos de prueba</w:t>
       </w:r>
     </w:p>
     <w:p>
@@ -35497,38 +33685,22 @@
         <w:t xml:space="preserve">Véase en </w:t>
       </w:r>
       <w:r>
+        <w:t>\ProyectoEcoWaste\01 Documentación\Scrum</w:t>
+      </w:r>
+      <w:r>
         <w:t>\</w:t>
       </w:r>
-      <w:proofErr w:type="spellStart"/>
-      <w:r>
-        <w:t>ProyectoEcoWaste</w:t>
-      </w:r>
-      <w:proofErr w:type="spellEnd"/>
-      <w:r>
-        <w:t>\01 Documentación\Scrum</w:t>
+      <w:r>
+        <w:t>Sprint I</w:t>
+      </w:r>
+      <w:r>
+        <w:t>I</w:t>
       </w:r>
       <w:r>
         <w:t>\</w:t>
       </w:r>
       <w:r>
-        <w:t>Sprint I</w:t>
-      </w:r>
-      <w:r>
-        <w:t>I</w:t>
-      </w:r>
-      <w:r>
-        <w:t>\</w:t>
-      </w:r>
-      <w:r>
-        <w:t xml:space="preserve"> </w:t>
-      </w:r>
-      <w:proofErr w:type="spellStart"/>
-      <w:r>
-        <w:t>EcoWaste_Historias</w:t>
-      </w:r>
-      <w:proofErr w:type="spellEnd"/>
-      <w:r>
-        <w:t xml:space="preserve"> de usuario Sprint I</w:t>
+        <w:t xml:space="preserve"> EcoWaste_Historias de usuario Sprint I</w:t>
       </w:r>
       <w:r>
         <w:t>I</w:t>
@@ -37057,27 +35229,17 @@
         <w:t xml:space="preserve">Véase en </w:t>
       </w:r>
       <w:r>
-        <w:t>\</w:t>
-      </w:r>
-      <w:proofErr w:type="spellStart"/>
-      <w:r>
-        <w:t>ProyectoEcoWaste</w:t>
-      </w:r>
-      <w:proofErr w:type="spellEnd"/>
-      <w:r>
-        <w:t>\01 Documentación\Scrum</w:t>
+        <w:t>\ProyectoEcoWaste\01 Documentación\Scrum</w:t>
       </w:r>
       <w:r>
         <w:t>\Sprint I\</w:t>
       </w:r>
-      <w:proofErr w:type="spellStart"/>
       <w:r>
         <w:t>EcoWaste_</w:t>
       </w:r>
       <w:r>
         <w:t>Acta_Retrospectiva_Sprint</w:t>
       </w:r>
-      <w:proofErr w:type="spellEnd"/>
       <w:r>
         <w:t xml:space="preserve"> </w:t>
       </w:r>
@@ -37116,66 +35278,30 @@
           <w:szCs w:val="24"/>
           <w:lang w:val="es-PE"/>
         </w:rPr>
-        <w:t xml:space="preserve">Actualización de </w:t>
-      </w:r>
-      <w:proofErr w:type="spellStart"/>
-      <w:r>
-        <w:rPr>
-          <w:rFonts w:ascii="Times New Roman" w:eastAsia="Times New Roman" w:hAnsi="Times New Roman" w:cs="Times New Roman"/>
-          <w:b/>
-          <w:bCs/>
-          <w:color w:val="auto"/>
-          <w:sz w:val="24"/>
-          <w:szCs w:val="24"/>
+        <w:t>Actualización de product backlog</w:t>
+      </w:r>
+    </w:p>
+    <w:p>
+      <w:pPr>
+        <w:rPr>
           <w:lang w:val="es-PE"/>
         </w:rPr>
-        <w:t>product</w:t>
-      </w:r>
-      <w:proofErr w:type="spellEnd"/>
-      <w:r>
-        <w:rPr>
-          <w:rFonts w:ascii="Times New Roman" w:eastAsia="Times New Roman" w:hAnsi="Times New Roman" w:cs="Times New Roman"/>
-          <w:b/>
-          <w:bCs/>
-          <w:color w:val="auto"/>
-          <w:sz w:val="24"/>
-          <w:szCs w:val="24"/>
-          <w:lang w:val="es-PE"/>
-        </w:rPr>
-        <w:t xml:space="preserve"> backlog</w:t>
-      </w:r>
-    </w:p>
-    <w:p>
-      <w:pPr>
-        <w:rPr>
-          <w:lang w:val="es-PE"/>
-        </w:rPr>
       </w:pPr>
       <w:r>
         <w:t xml:space="preserve">Véase en </w:t>
       </w:r>
       <w:r>
-        <w:t>\</w:t>
-      </w:r>
-      <w:proofErr w:type="spellStart"/>
-      <w:r>
-        <w:t>ProyectoEcoWaste</w:t>
-      </w:r>
-      <w:proofErr w:type="spellEnd"/>
-      <w:r>
-        <w:t>\01 Documentación\Scrum</w:t>
+        <w:t>\ProyectoEcoWaste\01 Documentación\Scrum</w:t>
       </w:r>
       <w:r>
         <w:t>\Sprint I\</w:t>
       </w:r>
-      <w:proofErr w:type="spellStart"/>
       <w:r>
         <w:t>EcoWaste</w:t>
       </w:r>
       <w:r>
         <w:t>_Product_Backlog_Sprint</w:t>
       </w:r>
-      <w:proofErr w:type="spellEnd"/>
       <w:r>
         <w:t xml:space="preserve"> </w:t>
       </w:r>
@@ -37220,29 +35346,16 @@
         <w:t xml:space="preserve">Véase en </w:t>
       </w:r>
       <w:r>
+        <w:t>\ProyectoEcoWaste\01 Documentación\Scrum</w:t>
+      </w:r>
+      <w:r>
         <w:t>\</w:t>
       </w:r>
-      <w:proofErr w:type="spellStart"/>
-      <w:r>
-        <w:t>ProyectoEcoWaste</w:t>
-      </w:r>
-      <w:proofErr w:type="spellEnd"/>
-      <w:r>
-        <w:t>\01 Documentación\Scrum</w:t>
-      </w:r>
-      <w:r>
-        <w:t>\</w:t>
-      </w:r>
-      <w:proofErr w:type="spellStart"/>
       <w:r>
         <w:t>EcoWaste</w:t>
       </w:r>
       <w:r>
-        <w:t>_Casos</w:t>
-      </w:r>
-      <w:proofErr w:type="spellEnd"/>
-      <w:r>
-        <w:t xml:space="preserve"> de prueba</w:t>
+        <w:t>_Casos de prueba</w:t>
       </w:r>
     </w:p>
     <w:p>
@@ -37316,30 +35429,14 @@
         <w:t xml:space="preserve">Véase en </w:t>
       </w:r>
       <w:r>
-        <w:t>\</w:t>
-      </w:r>
-      <w:proofErr w:type="spellStart"/>
-      <w:r>
-        <w:t>ProyectoEcoWaste</w:t>
-      </w:r>
-      <w:proofErr w:type="spellEnd"/>
-      <w:r>
-        <w:t>\01 Documentación\</w:t>
-      </w:r>
-      <w:r>
-        <w:t>01.06 Manuales</w:t>
-      </w:r>
-      <w:r>
-        <w:t>\</w:t>
-      </w:r>
-      <w:r>
-        <w:t xml:space="preserve"> </w:t>
-      </w:r>
-      <w:proofErr w:type="spellStart"/>
-      <w:r>
-        <w:t>EcoWaste_Manual_Implementacion</w:t>
-      </w:r>
-      <w:proofErr w:type="spellEnd"/>
+        <w:t>\ProyectoEcoWaste\01 Documentación\</w:t>
+      </w:r>
+      <w:r>
+        <w:t>01.06 Manuales\</w:t>
+      </w:r>
+      <w:r>
+        <w:t xml:space="preserve"> EcoWaste_Manual_Implementacion</w:t>
+      </w:r>
     </w:p>
     <w:p>
       <w:pPr>
@@ -37375,39 +35472,17 @@
         <w:t xml:space="preserve">Véase en </w:t>
       </w:r>
       <w:r>
-        <w:t>\</w:t>
-      </w:r>
-      <w:proofErr w:type="spellStart"/>
-      <w:r>
-        <w:t>ProyectoEcoWaste</w:t>
-      </w:r>
-      <w:proofErr w:type="spellEnd"/>
-      <w:r>
-        <w:t>\01 Documentación\</w:t>
-      </w:r>
-      <w:r>
-        <w:t>01.0</w:t>
-      </w:r>
-      <w:r>
-        <w:t>7</w:t>
+        <w:t>\ProyectoEcoWaste\01 Documentación\</w:t>
+      </w:r>
+      <w:r>
+        <w:t>01.07 Diagramas\</w:t>
       </w:r>
       <w:r>
         <w:t xml:space="preserve"> </w:t>
       </w:r>
       <w:r>
-        <w:t>Diagramas</w:t>
-      </w:r>
-      <w:r>
-        <w:t>\</w:t>
-      </w:r>
-      <w:r>
-        <w:t xml:space="preserve"> </w:t>
-      </w:r>
-      <w:proofErr w:type="spellStart"/>
-      <w:r>
         <w:t>DiagramaFisicoEcoWaste</w:t>
       </w:r>
-      <w:proofErr w:type="spellEnd"/>
     </w:p>
     <w:p>
       <w:pPr>
@@ -37443,30 +35518,11 @@
         <w:t xml:space="preserve">Véase en </w:t>
       </w:r>
       <w:r>
-        <w:t>\</w:t>
-      </w:r>
-      <w:proofErr w:type="spellStart"/>
-      <w:r>
-        <w:t>ProyectoEcoWaste</w:t>
-      </w:r>
-      <w:proofErr w:type="spellEnd"/>
-      <w:r>
-        <w:t>\01 Documentación\</w:t>
-      </w:r>
-      <w:r>
-        <w:t>01.0</w:t>
-      </w:r>
-      <w:r>
-        <w:t>7 Diagramas</w:t>
-      </w:r>
-      <w:r>
-        <w:t>\</w:t>
-      </w:r>
-      <w:proofErr w:type="spellStart"/>
-      <w:r>
-        <w:t>DiagramaDespliegue</w:t>
-      </w:r>
-      <w:proofErr w:type="spellEnd"/>
+        <w:t>\ProyectoEcoWaste\01 Documentación\</w:t>
+      </w:r>
+      <w:r>
+        <w:t>01.07 Diagramas\DiagramaDespliegue</w:t>
+      </w:r>
     </w:p>
     <w:p>
       <w:pPr>
@@ -37539,30 +35595,15 @@
         <w:pStyle w:val="EstiloParrafoAPA"/>
         <w:ind w:firstLine="0"/>
       </w:pPr>
-      <w:proofErr w:type="spellStart"/>
-      <w:r>
-        <w:t>Vease</w:t>
-      </w:r>
-      <w:proofErr w:type="spellEnd"/>
-      <w:r>
-        <w:t xml:space="preserve"> en</w:t>
-      </w:r>
-      <w:r>
-        <w:t xml:space="preserve"> \</w:t>
-      </w:r>
-      <w:proofErr w:type="spellStart"/>
-      <w:r>
-        <w:t>ProyectoEcoWaste</w:t>
-      </w:r>
-      <w:proofErr w:type="spellEnd"/>
-      <w:r>
-        <w:t>\01 Documentación\</w:t>
-      </w:r>
-      <w:proofErr w:type="spellStart"/>
+      <w:r>
+        <w:t>Vease en</w:t>
+      </w:r>
+      <w:r>
+        <w:t xml:space="preserve"> \ProyectoEcoWaste\01 Documentación\</w:t>
+      </w:r>
       <w:r>
         <w:t>LeccionesAprendidas</w:t>
       </w:r>
-      <w:proofErr w:type="spellEnd"/>
     </w:p>
     <w:sectPr>
       <w:pgSz w:w="11906" w:h="16838"/>
@@ -44358,10 +42399,6 @@
 </file>
 
 <file path=customXml/item1.xml><?xml version="1.0" encoding="utf-8"?>
-<b:Sources xmlns:b="http://schemas.openxmlformats.org/officeDocument/2006/bibliography" xmlns="http://schemas.openxmlformats.org/officeDocument/2006/bibliography" SelectedStyle="\APASixthEditionOfficeOnline.xsl" StyleName="APA" Version="6"/>
-</file>
-
-<file path=customXml/item2.xml><?xml version="1.0" encoding="utf-8"?>
 <p:properties xmlns:p="http://schemas.microsoft.com/office/2006/metadata/properties" xmlns:xsi="http://www.w3.org/2001/XMLSchema-instance" xmlns:pc="http://schemas.microsoft.com/office/infopath/2007/PartnerControls">
   <documentManagement>
     <_activity xmlns="8c6df0ed-681c-4f62-a826-119ee155975a" xsi:nil="true"/>
@@ -44369,7 +42406,20 @@
 </p:properties>
 </file>
 
+<file path=customXml/item2.xml><?xml version="1.0" encoding="utf-8"?>
+<b:Sources xmlns:b="http://schemas.openxmlformats.org/officeDocument/2006/bibliography" xmlns="http://schemas.openxmlformats.org/officeDocument/2006/bibliography" SelectedStyle="\APASixthEditionOfficeOnline.xsl" StyleName="APA" Version="6"/>
+</file>
+
 <file path=customXml/item3.xml><?xml version="1.0" encoding="utf-8"?>
+<?mso-contentType ?>
+<FormTemplates xmlns="http://schemas.microsoft.com/sharepoint/v3/contenttype/forms">
+  <Display>DocumentLibraryForm</Display>
+  <Edit>DocumentLibraryForm</Edit>
+  <New>DocumentLibraryForm</New>
+</FormTemplates>
+</file>
+
+<file path=customXml/item4.xml><?xml version="1.0" encoding="utf-8"?>
 <ct:contentTypeSchema xmlns:ct="http://schemas.microsoft.com/office/2006/metadata/contentType" xmlns:ma="http://schemas.microsoft.com/office/2006/metadata/properties/metaAttributes" ct:_="" ma:_="" ma:contentTypeName="Document" ma:contentTypeID="0x01010079753805ED45C64791FB28C91669FBB9" ma:contentTypeVersion="10" ma:contentTypeDescription="Create a new document." ma:contentTypeScope="" ma:versionID="6a3f8d16e218d4b89d45457aca26150c">
   <xsd:schema xmlns:xsd="http://www.w3.org/2001/XMLSchema" xmlns:xs="http://www.w3.org/2001/XMLSchema" xmlns:p="http://schemas.microsoft.com/office/2006/metadata/properties" xmlns:ns3="8c6df0ed-681c-4f62-a826-119ee155975a" targetNamespace="http://schemas.microsoft.com/office/2006/metadata/properties" ma:root="true" ma:fieldsID="a0edbfc2885bf35985cba44adc0a7586" ns3:_="">
     <xsd:import namespace="8c6df0ed-681c-4f62-a826-119ee155975a"/>
@@ -44549,24 +42599,7 @@
 </ct:contentTypeSchema>
 </file>
 
-<file path=customXml/item4.xml><?xml version="1.0" encoding="utf-8"?>
-<?mso-contentType ?>
-<FormTemplates xmlns="http://schemas.microsoft.com/sharepoint/v3/contenttype/forms">
-  <Display>DocumentLibraryForm</Display>
-  <Edit>DocumentLibraryForm</Edit>
-  <New>DocumentLibraryForm</New>
-</FormTemplates>
-</file>
-
 <file path=customXml/itemProps1.xml><?xml version="1.0" encoding="utf-8"?>
-<ds:datastoreItem xmlns:ds="http://schemas.openxmlformats.org/officeDocument/2006/customXml" ds:itemID="{224B8BB0-0B1D-411D-AC61-898CA6F78199}">
-  <ds:schemaRefs>
-    <ds:schemaRef ds:uri="http://schemas.openxmlformats.org/officeDocument/2006/bibliography"/>
-  </ds:schemaRefs>
-</ds:datastoreItem>
-</file>
-
-<file path=customXml/itemProps2.xml><?xml version="1.0" encoding="utf-8"?>
 <ds:datastoreItem xmlns:ds="http://schemas.openxmlformats.org/officeDocument/2006/customXml" ds:itemID="{C918C764-CB02-41D3-89A7-7E0496435E28}">
   <ds:schemaRefs>
     <ds:schemaRef ds:uri="http://schemas.microsoft.com/office/2006/metadata/properties"/>
@@ -44576,7 +42609,23 @@
 </ds:datastoreItem>
 </file>
 
+<file path=customXml/itemProps2.xml><?xml version="1.0" encoding="utf-8"?>
+<ds:datastoreItem xmlns:ds="http://schemas.openxmlformats.org/officeDocument/2006/customXml" ds:itemID="{224B8BB0-0B1D-411D-AC61-898CA6F78199}">
+  <ds:schemaRefs>
+    <ds:schemaRef ds:uri="http://schemas.openxmlformats.org/officeDocument/2006/bibliography"/>
+  </ds:schemaRefs>
+</ds:datastoreItem>
+</file>
+
 <file path=customXml/itemProps3.xml><?xml version="1.0" encoding="utf-8"?>
+<ds:datastoreItem xmlns:ds="http://schemas.openxmlformats.org/officeDocument/2006/customXml" ds:itemID="{F3FD5836-DD98-4975-B740-4789854CC8DB}">
+  <ds:schemaRefs>
+    <ds:schemaRef ds:uri="http://schemas.microsoft.com/sharepoint/v3/contenttype/forms"/>
+  </ds:schemaRefs>
+</ds:datastoreItem>
+</file>
+
+<file path=customXml/itemProps4.xml><?xml version="1.0" encoding="utf-8"?>
 <ds:datastoreItem xmlns:ds="http://schemas.openxmlformats.org/officeDocument/2006/customXml" ds:itemID="{2720BC83-72A8-495E-AF5A-893E45E21368}">
   <ds:schemaRefs>
     <ds:schemaRef ds:uri="http://schemas.microsoft.com/office/2006/metadata/contentType"/>
@@ -44592,12 +42641,4 @@
     <ds:schemaRef ds:uri="http://schemas.microsoft.com/internal/obd"/>
   </ds:schemaRefs>
 </ds:datastoreItem>
-</file>
-
-<file path=customXml/itemProps4.xml><?xml version="1.0" encoding="utf-8"?>
-<ds:datastoreItem xmlns:ds="http://schemas.openxmlformats.org/officeDocument/2006/customXml" ds:itemID="{F3FD5836-DD98-4975-B740-4789854CC8DB}">
-  <ds:schemaRefs>
-    <ds:schemaRef ds:uri="http://schemas.microsoft.com/sharepoint/v3/contenttype/forms"/>
-  </ds:schemaRefs>
-</ds:datastoreItem>
 </file>